--- a/2026B_solution/2026B_论文初稿.docx
+++ b/2026B_solution/2026B_论文初稿.docx
@@ -513,13 +513,114 @@
           <w:rFonts w:ascii="Times New Roman" w:hAnsi="Times New Roman" w:eastAsia="宋体"/>
           <w:sz w:val="24"/>
         </w:rPr>
-        <w:t xml:space="preserve"> m 六边形，确保任一源被 </w:t>
+        <w:t xml:space="preserve"> m 六边形）并给出</w:t>
+      </w:r>
+      <w:r>
+        <w:rPr>
+          <w:rFonts w:ascii="Times New Roman" w:hAnsi="Times New Roman" w:eastAsia="宋体"/>
+          <w:b/>
+          <w:sz w:val="24"/>
+        </w:rPr>
+        <w:t>覆盖证明</w:t>
+      </w:r>
+      <w:r>
+        <w:rPr>
+          <w:rFonts w:ascii="Times New Roman" w:hAnsi="Times New Roman" w:eastAsia="宋体"/>
+          <w:sz w:val="24"/>
+        </w:rPr>
+        <w:t>——</w:t>
       </w:r>
       <w:r>
         <w:rPr>
           <w:rFonts w:ascii="Cambria Math" w:hAnsi="Cambria Math" w:eastAsia="宋体"/>
           <w:sz w:val="24"/>
         </w:rPr>
+        <w:t>ρ≤1000</w:t>
+      </w:r>
+      <w:r>
+        <w:rPr>
+          <w:rFonts w:ascii="Times New Roman" w:hAnsi="Times New Roman" w:eastAsia="宋体"/>
+          <w:sz w:val="24"/>
+        </w:rPr>
+        <w:t xml:space="preserve"> m 的源由原点接收，</w:t>
+      </w:r>
+      <w:r>
+        <w:rPr>
+          <w:rFonts w:ascii="Cambria Math" w:hAnsi="Cambria Math" w:eastAsia="宋体"/>
+          <w:sz w:val="24"/>
+        </w:rPr>
+        <w:t>ρ∈[1000,1800]</w:t>
+      </w:r>
+      <w:r>
+        <w:rPr>
+          <w:rFonts w:ascii="Times New Roman" w:hAnsi="Times New Roman" w:eastAsia="宋体"/>
+          <w:sz w:val="24"/>
+        </w:rPr>
+        <w:t xml:space="preserve"> m 的源到最近环点距离经凸性端点论证 </w:t>
+      </w:r>
+      <w:r>
+        <w:rPr>
+          <w:rFonts w:ascii="Cambria Math" w:hAnsi="Cambria Math" w:eastAsia="宋体"/>
+          <w:sz w:val="24"/>
+        </w:rPr>
+        <w:t>≤968</w:t>
+      </w:r>
+      <w:r>
+        <w:rPr>
+          <w:rFonts w:ascii="Times New Roman" w:hAnsi="Times New Roman" w:eastAsia="宋体"/>
+          <w:sz w:val="24"/>
+        </w:rPr>
+        <w:t xml:space="preserve"> m </w:t>
+      </w:r>
+      <w:r>
+        <w:rPr>
+          <w:rFonts w:ascii="Cambria Math" w:hAnsi="Cambria Math" w:eastAsia="宋体"/>
+          <w:sz w:val="24"/>
+        </w:rPr>
+        <w:t>&lt;1000</w:t>
+      </w:r>
+      <w:r>
+        <w:rPr>
+          <w:rFonts w:ascii="Times New Roman" w:hAnsi="Times New Roman" w:eastAsia="宋体"/>
+          <w:sz w:val="24"/>
+        </w:rPr>
+        <w:t xml:space="preserve"> m，故</w:t>
+      </w:r>
+      <w:r>
+        <w:rPr>
+          <w:rFonts w:ascii="Times New Roman" w:hAnsi="Times New Roman" w:eastAsia="宋体"/>
+          <w:b/>
+          <w:sz w:val="24"/>
+        </w:rPr>
+        <w:t>任一源至少被一个骨架点接收</w:t>
+      </w:r>
+      <w:r>
+        <w:rPr>
+          <w:rFonts w:ascii="Times New Roman" w:hAnsi="Times New Roman" w:eastAsia="宋体"/>
+          <w:sz w:val="24"/>
+        </w:rPr>
+        <w:t>（注：接收半径下界恰为 1000 m，故</w:t>
+      </w:r>
+      <w:r>
+        <w:rPr>
+          <w:rFonts w:ascii="Times New Roman" w:hAnsi="Times New Roman" w:eastAsia="宋体"/>
+          <w:b/>
+          <w:sz w:val="24"/>
+        </w:rPr>
+        <w:t>存在只被单点接收的情形</w:t>
+      </w:r>
+      <w:r>
+        <w:rPr>
+          <w:rFonts w:ascii="Times New Roman" w:hAnsi="Times New Roman" w:eastAsia="宋体"/>
+          <w:sz w:val="24"/>
+        </w:rPr>
+        <w:t xml:space="preserve">，本文不声称"任一源被 </w:t>
+      </w:r>
+      <w:r>
+        <w:rPr>
+          <w:rFonts w:ascii="Cambria Math" w:hAnsi="Cambria Math" w:eastAsia="宋体"/>
+          <w:sz w:val="24"/>
+        </w:rPr>
         <w:t>≥2</w:t>
       </w:r>
       <w:r>
@@ -527,7 +628,7 @@
           <w:rFonts w:ascii="Times New Roman" w:hAnsi="Times New Roman" w:eastAsia="宋体"/>
           <w:sz w:val="24"/>
         </w:rPr>
-        <w:t xml:space="preserve"> 点接收）+ 蛇形频道扫描 + </w:t>
+        <w:t xml:space="preserve"> 点接收"）+ 蛇形频道扫描 + </w:t>
       </w:r>
       <w:r>
         <w:rPr>
@@ -555,7 +656,7 @@
           <w:rFonts w:ascii="Times New Roman" w:hAnsi="Times New Roman" w:eastAsia="宋体"/>
           <w:sz w:val="24"/>
         </w:rPr>
-        <w:t xml:space="preserve"> m 即判定可清除）+ 任务级最近邻/2-opt + </w:t>
+        <w:t xml:space="preserve"> m 即判定可清除）+ 任务级最近邻 2-opt + </w:t>
       </w:r>
       <w:r>
         <w:rPr>
@@ -585,7 +686,7 @@
           <w:rFonts w:ascii="Times New Roman" w:hAnsi="Times New Roman" w:eastAsia="宋体"/>
           <w:sz w:val="24"/>
         </w:rPr>
-        <w:t xml:space="preserve">。1000 例仿真清除率 </w:t>
+        <w:t xml:space="preserve">（预算耗尽且仍有未决频道时返回未完成状态）。1000 例仿真清除率 </w:t>
       </w:r>
       <w:r>
         <w:rPr>
@@ -600,7 +701,7 @@
           <w:rFonts w:ascii="Times New Roman" w:hAnsi="Times New Roman" w:eastAsia="宋体"/>
           <w:sz w:val="24"/>
         </w:rPr>
-        <w:t>，38 局实机全部全清、零未解决，总虚拟时间均值 4 447 s。</w:t>
+        <w:t>，66 局官方模拟器在环测试全部全清、零未解决。</w:t>
       </w:r>
     </w:p>
     <w:p>
@@ -2847,7 +2948,7 @@
           <w:b/>
           <w:sz w:val="26"/>
         </w:rPr>
-        <w:t>3.2 自适应二维网格与安全包络</w:t>
+        <w:t>3.1ter 直接回答：定位多边形的直径算法（题目第一问的直接要求）</w:t>
       </w:r>
     </w:p>
     <w:p>
@@ -2860,77 +2961,7 @@
           <w:rFonts w:ascii="Times New Roman" w:hAnsi="Times New Roman" w:eastAsia="宋体"/>
           <w:sz w:val="24"/>
         </w:rPr>
-        <w:t xml:space="preserve">初始 </w:t>
-      </w:r>
-      <w:r>
-        <w:rPr>
-          <w:rFonts w:ascii="Cambria Math" w:hAnsi="Cambria Math" w:eastAsia="宋体"/>
-          <w:sz w:val="24"/>
-        </w:rPr>
-        <w:t>[-R,R]²</w:t>
-      </w:r>
-      <w:r>
-        <w:rPr>
-          <w:rFonts w:ascii="Times New Roman" w:hAnsi="Times New Roman" w:eastAsia="宋体"/>
-          <w:sz w:val="24"/>
-        </w:rPr>
-        <w:t xml:space="preserve"> 分 </w:t>
-      </w:r>
-      <w:r>
-        <w:rPr>
-          <w:rFonts w:ascii="Cambria Math" w:hAnsi="Cambria Math" w:eastAsia="宋体"/>
-          <w:sz w:val="24"/>
-        </w:rPr>
-        <w:t>200×200</w:t>
-      </w:r>
-      <w:r>
-        <w:rPr>
-          <w:rFonts w:ascii="Times New Roman" w:hAnsi="Times New Roman" w:eastAsia="宋体"/>
-          <w:sz w:val="24"/>
-        </w:rPr>
-        <w:t xml:space="preserve"> 格（边长 18 m）。对格心 </w:t>
-      </w:r>
-      <w:r>
-        <w:rPr>
-          <w:rFonts w:ascii="Cambria Math" w:hAnsi="Cambria Math" w:eastAsia="宋体"/>
-          <w:sz w:val="24"/>
-        </w:rPr>
-        <w:t>c</w:t>
-      </w:r>
-      <w:r>
-        <w:rPr>
-          <w:rFonts w:ascii="Times New Roman" w:hAnsi="Times New Roman" w:eastAsia="宋体"/>
-          <w:sz w:val="24"/>
-        </w:rPr>
-        <w:t xml:space="preserve">、半边长 </w:t>
-      </w:r>
-      <w:r>
-        <w:rPr>
-          <w:rFonts w:ascii="Cambria Math" w:hAnsi="Cambria Math" w:eastAsia="宋体"/>
-          <w:sz w:val="24"/>
-        </w:rPr>
-        <w:t>h</w:t>
-      </w:r>
-      <w:r>
-        <w:rPr>
-          <w:rFonts w:ascii="Times New Roman" w:hAnsi="Times New Roman" w:eastAsia="宋体"/>
-          <w:sz w:val="24"/>
-        </w:rPr>
-        <w:t xml:space="preserve">，线性约束的范围为 </w:t>
-      </w:r>
-      <w:r>
-        <w:rPr>
-          <w:rFonts w:ascii="Cambria Math" w:hAnsi="Cambria Math" w:eastAsia="宋体"/>
-          <w:sz w:val="24"/>
-        </w:rPr>
-        <w:t>[a· c-b-h‖a‖₁, a· c-b+h‖a‖₁]</w:t>
-      </w:r>
-      <w:r>
-        <w:rPr>
-          <w:rFonts w:ascii="Times New Roman" w:hAnsi="Times New Roman" w:eastAsia="宋体"/>
-          <w:sz w:val="24"/>
-        </w:rPr>
-        <w:t>；圆盘用格到原点的最近/最远距离界定。规则：</w:t>
+        <w:t>题目第一问直接要求"</w:t>
       </w:r>
       <w:r>
         <w:rPr>
@@ -2938,34 +2969,35 @@
           <w:b/>
           <w:sz w:val="24"/>
         </w:rPr>
-        <w:t>最大值仍 &lt;0 则丢格；所有最小值非负且格全在圆内则确认；其余为边界格并四分裂</w:t>
-      </w:r>
-      <w:r>
-        <w:rPr>
-          <w:rFonts w:ascii="Times New Roman" w:hAnsi="Times New Roman" w:eastAsia="宋体"/>
-          <w:sz w:val="24"/>
-        </w:rPr>
-        <w:t xml:space="preserve">，直至达到配置精度（默认 0.03515625 m）。叶格格心与角点用原始 atan2 独立复核，仅用于形成 </w:t>
-      </w:r>
-      <w:r>
-        <w:rPr>
-          <w:rFonts w:ascii="Consolas" w:hAnsi="Consolas" w:eastAsia="Consolas"/>
-          <w:sz w:val="21"/>
-        </w:rPr>
-        <w:t>valid_points</w:t>
-      </w:r>
-      <w:r>
-        <w:rPr>
-          <w:rFonts w:ascii="Times New Roman" w:hAnsi="Times New Roman" w:eastAsia="宋体"/>
-          <w:sz w:val="24"/>
-        </w:rPr>
-        <w:t>。</w:t>
+        <w:t>设计算法计算多边形定位区域的直径</w:t>
+      </w:r>
+      <w:r>
+        <w:rPr>
+          <w:rFonts w:ascii="Times New Roman" w:hAnsi="Times New Roman" w:eastAsia="宋体"/>
+          <w:sz w:val="24"/>
+        </w:rPr>
+        <w:t>"。本文的主算法按以下步骤给出（自适应网格是</w:t>
+      </w:r>
+      <w:r>
+        <w:rPr>
+          <w:rFonts w:ascii="Times New Roman" w:hAnsi="Times New Roman" w:eastAsia="宋体"/>
+          <w:b/>
+          <w:sz w:val="24"/>
+        </w:rPr>
+        <w:t>补充</w:t>
+      </w:r>
+      <w:r>
+        <w:rPr>
+          <w:rFonts w:ascii="Times New Roman" w:hAnsi="Times New Roman" w:eastAsia="宋体"/>
+          <w:sz w:val="24"/>
+        </w:rPr>
+        <w:t>手段，用于圆盘截断后的曲边区域，而非替代本步）：</w:t>
       </w:r>
     </w:p>
     <w:p>
       <w:pPr>
-        <w:spacing w:line="360" w:lineRule="auto" w:after="40"/>
-        <w:ind w:firstLine="420"/>
+        <w:pStyle w:val="ListNumber"/>
+        <w:spacing w:before="0" w:after="0"/>
       </w:pPr>
       <w:r>
         <w:rPr>
@@ -2973,29 +3005,126 @@
           <w:b/>
           <w:sz w:val="24"/>
         </w:rPr>
-        <w:t>关键区别：有限点集不是连续区域本身。</w:t>
-      </w:r>
-      <w:r>
-        <w:rPr>
-          <w:rFonts w:ascii="Times New Roman" w:hAnsi="Times New Roman" w:eastAsia="宋体"/>
-          <w:sz w:val="24"/>
-        </w:rPr>
-        <w:t xml:space="preserve"> 格心不满足约束不代表整格无解，因此"丢格"只依半平面/圆盘的</w:t>
-      </w:r>
+        <w:t>化为半平面</w:t>
+      </w:r>
+      <w:r>
+        <w:rPr>
+          <w:rFonts w:ascii="Times New Roman" w:hAnsi="Times New Roman" w:eastAsia="宋体"/>
+          <w:sz w:val="24"/>
+        </w:rPr>
+        <w:t xml:space="preserve">：每次测向 </w:t>
+      </w:r>
+      <w:r>
+        <w:rPr>
+          <w:rFonts w:ascii="Cambria Math" w:hAnsi="Cambria Math" w:eastAsia="宋体"/>
+          <w:sz w:val="24"/>
+        </w:rPr>
+        <w:t>(Pᵢ,θᵢ)</w:t>
+      </w:r>
+      <w:r>
+        <w:rPr>
+          <w:rFonts w:ascii="Times New Roman" w:hAnsi="Times New Roman" w:eastAsia="宋体"/>
+          <w:sz w:val="24"/>
+        </w:rPr>
+        <w:t xml:space="preserve"> 给出两条边界半平面（误差 </w:t>
+      </w:r>
+      <w:r>
+        <w:rPr>
+          <w:rFonts w:ascii="Cambria Math" w:hAnsi="Cambria Math" w:eastAsia="宋体"/>
+          <w:sz w:val="24"/>
+        </w:rPr>
+        <w:t>±δ</w:t>
+      </w:r>
+      <w:r>
+        <w:rPr>
+          <w:rFonts w:ascii="Times New Roman" w:hAnsi="Times New Roman" w:eastAsia="宋体"/>
+          <w:sz w:val="24"/>
+        </w:rPr>
+        <w:t xml:space="preserve">）与一条正向半平面，即 </w:t>
+      </w:r>
+      <w:r>
+        <w:rPr>
+          <w:rFonts w:ascii="Cambria Math" w:hAnsi="Cambria Math" w:eastAsia="宋体"/>
+          <w:sz w:val="24"/>
+        </w:rPr>
+        <w:t>aₖ· X≤ bₖ</w:t>
+      </w:r>
+      <w:r>
+        <w:rPr>
+          <w:rFonts w:ascii="Times New Roman" w:hAnsi="Times New Roman" w:eastAsia="宋体"/>
+          <w:sz w:val="24"/>
+        </w:rPr>
+        <w:t>；</w:t>
+      </w:r>
+    </w:p>
+    <w:p>
+      <w:pPr>
+        <w:pStyle w:val="ListNumber"/>
+        <w:spacing w:before="0" w:after="0"/>
+      </w:pPr>
       <w:r>
         <w:rPr>
           <w:rFonts w:ascii="Times New Roman" w:hAnsi="Times New Roman" w:eastAsia="宋体"/>
           <w:b/>
           <w:sz w:val="24"/>
         </w:rPr>
-        <w:t>格级界</w:t>
-      </w:r>
-      <w:r>
-        <w:rPr>
-          <w:rFonts w:ascii="Times New Roman" w:hAnsi="Times New Roman" w:eastAsia="宋体"/>
-          <w:sz w:val="24"/>
-        </w:rPr>
-        <w:t>。由此得到</w:t>
+        <w:t>半平面求交</w:t>
+      </w:r>
+      <w:r>
+        <w:rPr>
+          <w:rFonts w:ascii="Times New Roman" w:hAnsi="Times New Roman" w:eastAsia="宋体"/>
+          <w:sz w:val="24"/>
+        </w:rPr>
+        <w:t xml:space="preserve">得凸定位多边形 </w:t>
+      </w:r>
+      <w:r>
+        <w:rPr>
+          <w:rFonts w:ascii="Cambria Math" w:hAnsi="Cambria Math" w:eastAsia="宋体"/>
+          <w:sz w:val="24"/>
+        </w:rPr>
+        <w:t>V₁,…,Vₘ</w:t>
+      </w:r>
+      <w:r>
+        <w:rPr>
+          <w:rFonts w:ascii="Times New Roman" w:hAnsi="Times New Roman" w:eastAsia="宋体"/>
+          <w:sz w:val="24"/>
+        </w:rPr>
+        <w:t>（增量式裁剪：以当前多边形逐个被半平面切分，</w:t>
+      </w:r>
+      <w:r>
+        <w:rPr>
+          <w:rFonts w:ascii="Cambria Math" w:hAnsi="Cambria Math" w:eastAsia="宋体"/>
+          <w:sz w:val="24"/>
+        </w:rPr>
+        <w:t>O(mn)</w:t>
+      </w:r>
+      <w:r>
+        <w:rPr>
+          <w:rFonts w:ascii="Times New Roman" w:hAnsi="Times New Roman" w:eastAsia="宋体"/>
+          <w:sz w:val="24"/>
+        </w:rPr>
+        <w:t>）；</w:t>
+      </w:r>
+    </w:p>
+    <w:p>
+      <w:pPr>
+        <w:pStyle w:val="ListNumber"/>
+        <w:spacing w:before="0" w:after="0"/>
+      </w:pPr>
+      <w:r>
+        <w:rPr>
+          <w:rFonts w:ascii="Times New Roman" w:hAnsi="Times New Roman" w:eastAsia="宋体"/>
+          <w:b/>
+          <w:sz w:val="24"/>
+        </w:rPr>
+        <w:t>求最远顶点对</w:t>
+      </w:r>
+      <w:r>
+        <w:rPr>
+          <w:rFonts w:ascii="Times New Roman" w:hAnsi="Times New Roman" w:eastAsia="宋体"/>
+          <w:sz w:val="24"/>
+        </w:rPr>
+        <w:t>：</w:t>
       </w:r>
     </w:p>
     <w:p>
@@ -3006,7 +3135,7 @@
       <w:r>
         <w:drawing>
           <wp:inline xmlns:a="http://schemas.openxmlformats.org/drawingml/2006/main" xmlns:pic="http://schemas.openxmlformats.org/drawingml/2006/picture">
-            <wp:extent cx="4150843" cy="360000"/>
+            <wp:extent cx="2487600" cy="288000"/>
             <wp:docPr id="5" name="Picture 5"/>
             <wp:cNvGraphicFramePr>
               <a:graphicFrameLocks noChangeAspect="1"/>
@@ -3015,11 +3144,733 @@
               <a:graphicData uri="http://schemas.openxmlformats.org/drawingml/2006/picture">
                 <pic:pic>
                   <pic:nvPicPr>
-                    <pic:cNvPr id="0" name="eq_05_03cdc1da7b.png"/>
+                    <pic:cNvPr id="0" name="eq_05_8abf0f6d3d.png"/>
                     <pic:cNvPicPr/>
                   </pic:nvPicPr>
                   <pic:blipFill>
                     <a:blip r:embed="rId14"/>
+                    <a:stretch>
+                      <a:fillRect/>
+                    </a:stretch>
+                  </pic:blipFill>
+                  <pic:spPr>
+                    <a:xfrm>
+                      <a:off x="0" y="0"/>
+                      <a:ext cx="2487600" cy="288000"/>
+                    </a:xfrm>
+                    <a:prstGeom prst="rect"/>
+                  </pic:spPr>
+                </pic:pic>
+              </a:graphicData>
+            </a:graphic>
+          </wp:inline>
+        </w:drawing>
+      </w:r>
+    </w:p>
+    <w:p>
+      <w:pPr>
+        <w:spacing w:line="360" w:lineRule="auto" w:after="40"/>
+        <w:ind w:firstLine="420"/>
+      </w:pPr>
+      <w:r>
+        <w:rPr>
+          <w:rFonts w:ascii="Times New Roman" w:hAnsi="Times New Roman" w:eastAsia="宋体"/>
+          <w:b/>
+          <w:sz w:val="24"/>
+        </w:rPr>
+        <w:t>枚举法</w:t>
+      </w:r>
+      <w:r>
+        <w:rPr>
+          <w:rFonts w:ascii="Times New Roman" w:hAnsi="Times New Roman" w:eastAsia="宋体"/>
+          <w:sz w:val="24"/>
+        </w:rPr>
+        <w:t xml:space="preserve"> </w:t>
+      </w:r>
+      <w:r>
+        <w:rPr>
+          <w:rFonts w:ascii="Cambria Math" w:hAnsi="Cambria Math" w:eastAsia="宋体"/>
+          <w:sz w:val="24"/>
+        </w:rPr>
+        <w:t>O(m²)</w:t>
+      </w:r>
+      <w:r>
+        <w:rPr>
+          <w:rFonts w:ascii="Times New Roman" w:hAnsi="Times New Roman" w:eastAsia="宋体"/>
+          <w:sz w:val="24"/>
+        </w:rPr>
+        <w:t xml:space="preserve"> 实现最简单、无退化风险；顶点较多时用</w:t>
+      </w:r>
+      <w:r>
+        <w:rPr>
+          <w:rFonts w:ascii="Times New Roman" w:hAnsi="Times New Roman" w:eastAsia="宋体"/>
+          <w:b/>
+          <w:sz w:val="24"/>
+        </w:rPr>
+        <w:t>旋转卡壳</w:t>
+      </w:r>
+      <w:r>
+        <w:rPr>
+          <w:rFonts w:ascii="Times New Roman" w:hAnsi="Times New Roman" w:eastAsia="宋体"/>
+          <w:sz w:val="24"/>
+        </w:rPr>
+        <w:t xml:space="preserve"> </w:t>
+      </w:r>
+      <w:r>
+        <w:rPr>
+          <w:rFonts w:ascii="Cambria Math" w:hAnsi="Cambria Math" w:eastAsia="宋体"/>
+          <w:sz w:val="24"/>
+        </w:rPr>
+        <w:t>O(m)</w:t>
+      </w:r>
+      <w:r>
+        <w:rPr>
+          <w:rFonts w:ascii="Times New Roman" w:hAnsi="Times New Roman" w:eastAsia="宋体"/>
+          <w:sz w:val="24"/>
+        </w:rPr>
+        <w:t xml:space="preserve">（凸性保证对踵点单调移动）。本文在 </w:t>
+      </w:r>
+      <w:r>
+        <w:rPr>
+          <w:rFonts w:ascii="Cambria Math" w:hAnsi="Cambria Math" w:eastAsia="宋体"/>
+          <w:sz w:val="24"/>
+        </w:rPr>
+        <w:t>m≤64</w:t>
+      </w:r>
+      <w:r>
+        <w:rPr>
+          <w:rFonts w:ascii="Times New Roman" w:hAnsi="Times New Roman" w:eastAsia="宋体"/>
+          <w:sz w:val="24"/>
+        </w:rPr>
+        <w:t xml:space="preserve"> 时用枚举、否则用旋转卡壳，并在单元测试中让两者交叉验证。</w:t>
+      </w:r>
+    </w:p>
+    <w:p>
+      <w:pPr>
+        <w:pStyle w:val="ListNumber"/>
+        <w:spacing w:before="0" w:after="0"/>
+      </w:pPr>
+      <w:r>
+        <w:rPr>
+          <w:rFonts w:ascii="Times New Roman" w:hAnsi="Times New Roman" w:eastAsia="宋体"/>
+          <w:b/>
+          <w:sz w:val="24"/>
+        </w:rPr>
+        <w:t>退化与截断情形的处理口径</w:t>
+      </w:r>
+      <w:r>
+        <w:rPr>
+          <w:rFonts w:ascii="Times New Roman" w:hAnsi="Times New Roman" w:eastAsia="宋体"/>
+          <w:sz w:val="24"/>
+        </w:rPr>
+        <w:t>（必须显式说明）：</w:t>
+      </w:r>
+    </w:p>
+    <w:p>
+      <w:pPr>
+        <w:pStyle w:val="ListBullet"/>
+        <w:spacing w:before="0" w:after="0"/>
+      </w:pPr>
+      <w:r>
+        <w:rPr>
+          <w:rFonts w:ascii="Times New Roman" w:hAnsi="Times New Roman" w:eastAsia="宋体"/>
+          <w:b/>
+          <w:sz w:val="24"/>
+        </w:rPr>
+        <w:t>无界交集</w:t>
+      </w:r>
+      <w:r>
+        <w:rPr>
+          <w:rFonts w:ascii="Times New Roman" w:hAnsi="Times New Roman" w:eastAsia="宋体"/>
+          <w:sz w:val="24"/>
+        </w:rPr>
+        <w:t>：若半平面交不封闭（例如只有一条测向或示向近似平行），则</w:t>
+      </w:r>
+      <w:r>
+        <w:rPr>
+          <w:rFonts w:ascii="Times New Roman" w:hAnsi="Times New Roman" w:eastAsia="宋体"/>
+          <w:b/>
+          <w:sz w:val="24"/>
+        </w:rPr>
+        <w:t>不直接求直径</w:t>
+      </w:r>
+      <w:r>
+        <w:rPr>
+          <w:rFonts w:ascii="Times New Roman" w:hAnsi="Times New Roman" w:eastAsia="宋体"/>
+          <w:sz w:val="24"/>
+        </w:rPr>
+        <w:t xml:space="preserve">，而是先与场地圆盘 </w:t>
+      </w:r>
+      <w:r>
+        <w:rPr>
+          <w:rFonts w:ascii="Cambria Math" w:hAnsi="Cambria Math" w:eastAsia="宋体"/>
+          <w:sz w:val="24"/>
+        </w:rPr>
+        <w:t>D</w:t>
+      </w:r>
+      <w:r>
+        <w:rPr>
+          <w:rFonts w:ascii="Times New Roman" w:hAnsi="Times New Roman" w:eastAsia="宋体"/>
+          <w:sz w:val="24"/>
+        </w:rPr>
+        <w:t xml:space="preserve"> 求交后再计算；</w:t>
+      </w:r>
+    </w:p>
+    <w:p>
+      <w:pPr>
+        <w:pStyle w:val="ListBullet"/>
+        <w:spacing w:before="0" w:after="0"/>
+      </w:pPr>
+      <w:r>
+        <w:rPr>
+          <w:rFonts w:ascii="Times New Roman" w:hAnsi="Times New Roman" w:eastAsia="宋体"/>
+          <w:b/>
+          <w:sz w:val="24"/>
+        </w:rPr>
+        <w:t>目标圆盘截断</w:t>
+      </w:r>
+      <w:r>
+        <w:rPr>
+          <w:rFonts w:ascii="Times New Roman" w:hAnsi="Times New Roman" w:eastAsia="宋体"/>
+          <w:sz w:val="24"/>
+        </w:rPr>
+        <w:t>：</w:t>
+      </w:r>
+      <w:r>
+        <w:rPr>
+          <w:rFonts w:ascii="Cambria Math" w:hAnsi="Cambria Math" w:eastAsia="宋体"/>
+          <w:sz w:val="24"/>
+        </w:rPr>
+        <w:t>D∩⋂ₖ Hₖ</w:t>
+      </w:r>
+      <w:r>
+        <w:rPr>
+          <w:rFonts w:ascii="Times New Roman" w:hAnsi="Times New Roman" w:eastAsia="宋体"/>
+          <w:sz w:val="24"/>
+        </w:rPr>
+        <w:t xml:space="preserve"> 的边界含</w:t>
+      </w:r>
+      <w:r>
+        <w:rPr>
+          <w:rFonts w:ascii="Times New Roman" w:hAnsi="Times New Roman" w:eastAsia="宋体"/>
+          <w:b/>
+          <w:sz w:val="24"/>
+        </w:rPr>
+        <w:t>圆弧</w:t>
+      </w:r>
+      <w:r>
+        <w:rPr>
+          <w:rFonts w:ascii="Times New Roman" w:hAnsi="Times New Roman" w:eastAsia="宋体"/>
+          <w:sz w:val="24"/>
+        </w:rPr>
+        <w:t xml:space="preserve">，一般不再是多边形。此时按 §3.2 的网格内外包给出直径的上下界 </w:t>
+      </w:r>
+      <w:r>
+        <w:rPr>
+          <w:rFonts w:ascii="Cambria Math" w:hAnsi="Cambria Math" w:eastAsia="宋体"/>
+          <w:sz w:val="24"/>
+        </w:rPr>
+        <w:t>Dᵢₙ≤ D(Ω)≤ Dₒᵤₜ</w:t>
+      </w:r>
+      <w:r>
+        <w:rPr>
+          <w:rFonts w:ascii="Times New Roman" w:hAnsi="Times New Roman" w:eastAsia="宋体"/>
+          <w:sz w:val="24"/>
+        </w:rPr>
+        <w:t>，并在收敛后取中点；</w:t>
+      </w:r>
+    </w:p>
+    <w:p>
+      <w:pPr>
+        <w:pStyle w:val="ListBullet"/>
+        <w:spacing w:before="0" w:after="0"/>
+      </w:pPr>
+      <w:r>
+        <w:rPr>
+          <w:rFonts w:ascii="Times New Roman" w:hAnsi="Times New Roman" w:eastAsia="宋体"/>
+          <w:b/>
+          <w:sz w:val="24"/>
+        </w:rPr>
+        <w:t>低维退化</w:t>
+      </w:r>
+      <w:r>
+        <w:rPr>
+          <w:rFonts w:ascii="Times New Roman" w:hAnsi="Times New Roman" w:eastAsia="宋体"/>
+          <w:sz w:val="24"/>
+        </w:rPr>
+        <w:t>：若可行域退化为</w:t>
+      </w:r>
+      <w:r>
+        <w:rPr>
+          <w:rFonts w:ascii="Times New Roman" w:hAnsi="Times New Roman" w:eastAsia="宋体"/>
+          <w:b/>
+          <w:sz w:val="24"/>
+        </w:rPr>
+        <w:t>线段或单点</w:t>
+      </w:r>
+      <w:r>
+        <w:rPr>
+          <w:rFonts w:ascii="Times New Roman" w:hAnsi="Times New Roman" w:eastAsia="宋体"/>
+          <w:sz w:val="24"/>
+        </w:rPr>
+        <w:t>（示向近共线、或多条边界近重合），面积与直径按实际维数计算（单点直径 0、线段直径为其长度），并给出"区域退化"标记而不是返回 0 面积却不作说明；</w:t>
+      </w:r>
+    </w:p>
+    <w:p>
+      <w:pPr>
+        <w:pStyle w:val="ListBullet"/>
+        <w:spacing w:before="0" w:after="0"/>
+      </w:pPr>
+      <w:r>
+        <w:rPr>
+          <w:rFonts w:ascii="Times New Roman" w:hAnsi="Times New Roman" w:eastAsia="宋体"/>
+          <w:b/>
+          <w:sz w:val="24"/>
+        </w:rPr>
+        <w:t>角度跨越 $0^\circ$</w:t>
+      </w:r>
+      <w:r>
+        <w:rPr>
+          <w:rFonts w:ascii="Times New Roman" w:hAnsi="Times New Roman" w:eastAsia="宋体"/>
+          <w:sz w:val="24"/>
+        </w:rPr>
+        <w:t xml:space="preserve">：方向角一律用 §3.1 的 atan2 与圆周角距 </w:t>
+      </w:r>
+      <w:r>
+        <w:rPr>
+          <w:rFonts w:ascii="Cambria Math" w:hAnsi="Cambria Math" w:eastAsia="宋体"/>
+          <w:sz w:val="24"/>
+        </w:rPr>
+        <w:t>d_mathbb S¹</w:t>
+      </w:r>
+      <w:r>
+        <w:rPr>
+          <w:rFonts w:ascii="Times New Roman" w:hAnsi="Times New Roman" w:eastAsia="宋体"/>
+          <w:sz w:val="24"/>
+        </w:rPr>
+        <w:t xml:space="preserve">，避免 </w:t>
+      </w:r>
+      <w:r>
+        <w:rPr>
+          <w:rFonts w:ascii="Cambria Math" w:hAnsi="Cambria Math" w:eastAsia="宋体"/>
+          <w:sz w:val="24"/>
+        </w:rPr>
+        <w:t>359^circ</w:t>
+      </w:r>
+      <w:r>
+        <w:rPr>
+          <w:rFonts w:ascii="Times New Roman" w:hAnsi="Times New Roman" w:eastAsia="宋体"/>
+          <w:sz w:val="24"/>
+        </w:rPr>
+        <w:t xml:space="preserve"> 与 </w:t>
+      </w:r>
+      <w:r>
+        <w:rPr>
+          <w:rFonts w:ascii="Cambria Math" w:hAnsi="Cambria Math" w:eastAsia="宋体"/>
+          <w:sz w:val="24"/>
+        </w:rPr>
+        <w:t>1^circ</w:t>
+      </w:r>
+      <w:r>
+        <w:rPr>
+          <w:rFonts w:ascii="Times New Roman" w:hAnsi="Times New Roman" w:eastAsia="宋体"/>
+          <w:sz w:val="24"/>
+        </w:rPr>
+        <w:t xml:space="preserve"> 被误判为相距 </w:t>
+      </w:r>
+      <w:r>
+        <w:rPr>
+          <w:rFonts w:ascii="Cambria Math" w:hAnsi="Cambria Math" w:eastAsia="宋体"/>
+          <w:sz w:val="24"/>
+        </w:rPr>
+        <w:t>358^circ</w:t>
+      </w:r>
+      <w:r>
+        <w:rPr>
+          <w:rFonts w:ascii="Times New Roman" w:hAnsi="Times New Roman" w:eastAsia="宋体"/>
+          <w:sz w:val="24"/>
+        </w:rPr>
+        <w:t>。</w:t>
+      </w:r>
+    </w:p>
+    <w:p>
+      <w:pPr>
+        <w:pStyle w:val="ListNumber"/>
+        <w:spacing w:before="0" w:after="0"/>
+      </w:pPr>
+      <w:r>
+        <w:rPr>
+          <w:rFonts w:ascii="Times New Roman" w:hAnsi="Times New Roman" w:eastAsia="宋体"/>
+          <w:b/>
+          <w:sz w:val="24"/>
+        </w:rPr>
+        <w:t>数值保护</w:t>
+      </w:r>
+      <w:r>
+        <w:rPr>
+          <w:rFonts w:ascii="Times New Roman" w:hAnsi="Times New Roman" w:eastAsia="宋体"/>
+          <w:sz w:val="24"/>
+        </w:rPr>
+        <w:t xml:space="preserve">：设测得角舍入到 </w:t>
+      </w:r>
+      <w:r>
+        <w:rPr>
+          <w:rFonts w:ascii="Cambria Math" w:hAnsi="Cambria Math" w:eastAsia="宋体"/>
+          <w:sz w:val="24"/>
+        </w:rPr>
+        <w:t>0.01^circ</w:t>
+      </w:r>
+      <w:r>
+        <w:rPr>
+          <w:rFonts w:ascii="Times New Roman" w:hAnsi="Times New Roman" w:eastAsia="宋体"/>
+          <w:sz w:val="24"/>
+        </w:rPr>
+        <w:t xml:space="preserve">，若 </w:t>
+      </w:r>
+      <w:r>
+        <w:rPr>
+          <w:rFonts w:ascii="Cambria Math" w:hAnsi="Cambria Math" w:eastAsia="宋体"/>
+          <w:sz w:val="24"/>
+        </w:rPr>
+        <w:t>±1^circ</w:t>
+      </w:r>
+      <w:r>
+        <w:rPr>
+          <w:rFonts w:ascii="Times New Roman" w:hAnsi="Times New Roman" w:eastAsia="宋体"/>
+          <w:sz w:val="24"/>
+        </w:rPr>
+        <w:t xml:space="preserve"> 约束的是</w:t>
+      </w:r>
+      <w:r>
+        <w:rPr>
+          <w:rFonts w:ascii="Times New Roman" w:hAnsi="Times New Roman" w:eastAsia="宋体"/>
+          <w:b/>
+          <w:sz w:val="24"/>
+        </w:rPr>
+        <w:t>舍入前</w:t>
+      </w:r>
+      <w:r>
+        <w:rPr>
+          <w:rFonts w:ascii="Times New Roman" w:hAnsi="Times New Roman" w:eastAsia="宋体"/>
+          <w:sz w:val="24"/>
+        </w:rPr>
+        <w:t xml:space="preserve">读数，则输出端最多再引入 </w:t>
+      </w:r>
+      <w:r>
+        <w:rPr>
+          <w:rFonts w:ascii="Cambria Math" w:hAnsi="Cambria Math" w:eastAsia="宋体"/>
+          <w:sz w:val="24"/>
+        </w:rPr>
+        <w:t>0.005^circ</w:t>
+      </w:r>
+      <w:r>
+        <w:rPr>
+          <w:rFonts w:ascii="Times New Roman" w:hAnsi="Times New Roman" w:eastAsia="宋体"/>
+          <w:sz w:val="24"/>
+        </w:rPr>
+        <w:t xml:space="preserve"> 误差，此时采用</w:t>
+      </w:r>
+    </w:p>
+    <w:p>
+      <w:pPr>
+        <w:spacing w:before="120" w:after="120"/>
+        <w:jc w:val="center"/>
+      </w:pPr>
+      <w:r>
+        <w:drawing>
+          <wp:inline xmlns:a="http://schemas.openxmlformats.org/drawingml/2006/main" xmlns:pic="http://schemas.openxmlformats.org/drawingml/2006/picture">
+            <wp:extent cx="5922738" cy="360000"/>
+            <wp:docPr id="6" name="Picture 6"/>
+            <wp:cNvGraphicFramePr>
+              <a:graphicFrameLocks noChangeAspect="1"/>
+            </wp:cNvGraphicFramePr>
+            <a:graphic>
+              <a:graphicData uri="http://schemas.openxmlformats.org/drawingml/2006/picture">
+                <pic:pic>
+                  <pic:nvPicPr>
+                    <pic:cNvPr id="0" name="eq_06_520801b26a.png"/>
+                    <pic:cNvPicPr/>
+                  </pic:nvPicPr>
+                  <pic:blipFill>
+                    <a:blip r:embed="rId15"/>
+                    <a:stretch>
+                      <a:fillRect/>
+                    </a:stretch>
+                  </pic:blipFill>
+                  <pic:spPr>
+                    <a:xfrm>
+                      <a:off x="0" y="0"/>
+                      <a:ext cx="5922738" cy="360000"/>
+                    </a:xfrm>
+                    <a:prstGeom prst="rect"/>
+                  </pic:spPr>
+                </pic:pic>
+              </a:graphicData>
+            </a:graphic>
+          </wp:inline>
+        </w:drawing>
+      </w:r>
+      <w:r>
+        <w:rPr>
+          <w:rFonts w:ascii="Times New Roman" w:hAnsi="Times New Roman" w:eastAsia="宋体"/>
+          <w:sz w:val="21"/>
+        </w:rPr>
+        <w:t xml:space="preserve">　（safe；num；num；rad）</w:t>
+      </w:r>
+    </w:p>
+    <w:p>
+      <w:pPr>
+        <w:spacing w:line="360" w:lineRule="auto" w:after="40"/>
+        <w:ind w:firstLine="420"/>
+      </w:pPr>
+      <w:r>
+        <w:rPr>
+          <w:rFonts w:ascii="Times New Roman" w:hAnsi="Times New Roman" w:eastAsia="宋体"/>
+          <w:sz w:val="24"/>
+        </w:rPr>
+        <w:t xml:space="preserve">并对半平面判定加 </w:t>
+      </w:r>
+      <w:r>
+        <w:rPr>
+          <w:rFonts w:ascii="Cambria Math" w:hAnsi="Cambria Math" w:eastAsia="宋体"/>
+          <w:sz w:val="24"/>
+        </w:rPr>
+        <w:t>10⁻⁹</w:t>
+      </w:r>
+      <w:r>
+        <w:rPr>
+          <w:rFonts w:ascii="Times New Roman" w:hAnsi="Times New Roman" w:eastAsia="宋体"/>
+          <w:sz w:val="24"/>
+        </w:rPr>
+        <w:t xml:space="preserve"> 级容差。</w:t>
+      </w:r>
+      <w:r>
+        <w:rPr>
+          <w:rFonts w:ascii="Times New Roman" w:hAnsi="Times New Roman" w:eastAsia="宋体"/>
+          <w:b/>
+          <w:sz w:val="24"/>
+        </w:rPr>
+        <w:t>本文采用保守口径 $\delta_{\text{safe}}$</w:t>
+      </w:r>
+      <w:r>
+        <w:rPr>
+          <w:rFonts w:ascii="Times New Roman" w:hAnsi="Times New Roman" w:eastAsia="宋体"/>
+          <w:sz w:val="24"/>
+        </w:rPr>
+        <w:t xml:space="preserve">（宁可外包略大，不可错杀真值）；若赛题确认 </w:t>
+      </w:r>
+      <w:r>
+        <w:rPr>
+          <w:rFonts w:ascii="Cambria Math" w:hAnsi="Cambria Math" w:eastAsia="宋体"/>
+          <w:sz w:val="24"/>
+        </w:rPr>
+        <w:t>±1^circ</w:t>
+      </w:r>
+      <w:r>
+        <w:rPr>
+          <w:rFonts w:ascii="Times New Roman" w:hAnsi="Times New Roman" w:eastAsia="宋体"/>
+          <w:sz w:val="24"/>
+        </w:rPr>
+        <w:t xml:space="preserve"> 已约束最终返回值，可退回 </w:t>
+      </w:r>
+      <w:r>
+        <w:rPr>
+          <w:rFonts w:ascii="Cambria Math" w:hAnsi="Cambria Math" w:eastAsia="宋体"/>
+          <w:sz w:val="24"/>
+        </w:rPr>
+        <w:t>δ=1^circ</w:t>
+      </w:r>
+      <w:r>
+        <w:rPr>
+          <w:rFonts w:ascii="Times New Roman" w:hAnsi="Times New Roman" w:eastAsia="宋体"/>
+          <w:sz w:val="24"/>
+        </w:rPr>
+        <w:t>。</w:t>
+      </w:r>
+    </w:p>
+    <w:p>
+      <w:pPr>
+        <w:spacing w:before="160" w:after="80"/>
+      </w:pPr>
+      <w:r>
+        <w:rPr>
+          <w:rFonts w:ascii="Times New Roman" w:hAnsi="Times New Roman" w:eastAsia="黑体"/>
+          <w:b/>
+          <w:sz w:val="26"/>
+        </w:rPr>
+        <w:t>3.2 自适应二维网格与安全包络</w:t>
+      </w:r>
+    </w:p>
+    <w:p>
+      <w:pPr>
+        <w:spacing w:line="360" w:lineRule="auto" w:after="40"/>
+        <w:ind w:firstLine="420"/>
+      </w:pPr>
+      <w:r>
+        <w:rPr>
+          <w:rFonts w:ascii="Times New Roman" w:hAnsi="Times New Roman" w:eastAsia="宋体"/>
+          <w:sz w:val="24"/>
+        </w:rPr>
+        <w:t xml:space="preserve">初始 </w:t>
+      </w:r>
+      <w:r>
+        <w:rPr>
+          <w:rFonts w:ascii="Cambria Math" w:hAnsi="Cambria Math" w:eastAsia="宋体"/>
+          <w:sz w:val="24"/>
+        </w:rPr>
+        <w:t>[-R,R]²</w:t>
+      </w:r>
+      <w:r>
+        <w:rPr>
+          <w:rFonts w:ascii="Times New Roman" w:hAnsi="Times New Roman" w:eastAsia="宋体"/>
+          <w:sz w:val="24"/>
+        </w:rPr>
+        <w:t xml:space="preserve"> 分 </w:t>
+      </w:r>
+      <w:r>
+        <w:rPr>
+          <w:rFonts w:ascii="Cambria Math" w:hAnsi="Cambria Math" w:eastAsia="宋体"/>
+          <w:sz w:val="24"/>
+        </w:rPr>
+        <w:t>200×200</w:t>
+      </w:r>
+      <w:r>
+        <w:rPr>
+          <w:rFonts w:ascii="Times New Roman" w:hAnsi="Times New Roman" w:eastAsia="宋体"/>
+          <w:sz w:val="24"/>
+        </w:rPr>
+        <w:t xml:space="preserve"> 格（边长 18 m）。对格心 </w:t>
+      </w:r>
+      <w:r>
+        <w:rPr>
+          <w:rFonts w:ascii="Cambria Math" w:hAnsi="Cambria Math" w:eastAsia="宋体"/>
+          <w:sz w:val="24"/>
+        </w:rPr>
+        <w:t>c</w:t>
+      </w:r>
+      <w:r>
+        <w:rPr>
+          <w:rFonts w:ascii="Times New Roman" w:hAnsi="Times New Roman" w:eastAsia="宋体"/>
+          <w:sz w:val="24"/>
+        </w:rPr>
+        <w:t xml:space="preserve">、半边长 </w:t>
+      </w:r>
+      <w:r>
+        <w:rPr>
+          <w:rFonts w:ascii="Cambria Math" w:hAnsi="Cambria Math" w:eastAsia="宋体"/>
+          <w:sz w:val="24"/>
+        </w:rPr>
+        <w:t>h</w:t>
+      </w:r>
+      <w:r>
+        <w:rPr>
+          <w:rFonts w:ascii="Times New Roman" w:hAnsi="Times New Roman" w:eastAsia="宋体"/>
+          <w:sz w:val="24"/>
+        </w:rPr>
+        <w:t xml:space="preserve">，线性约束的范围为 </w:t>
+      </w:r>
+      <w:r>
+        <w:rPr>
+          <w:rFonts w:ascii="Cambria Math" w:hAnsi="Cambria Math" w:eastAsia="宋体"/>
+          <w:sz w:val="24"/>
+        </w:rPr>
+        <w:t>[a· c-b-h‖a‖₁, a· c-b+h‖a‖₁]</w:t>
+      </w:r>
+      <w:r>
+        <w:rPr>
+          <w:rFonts w:ascii="Times New Roman" w:hAnsi="Times New Roman" w:eastAsia="宋体"/>
+          <w:sz w:val="24"/>
+        </w:rPr>
+        <w:t>；圆盘用格到原点的最近/最远距离界定。规则：</w:t>
+      </w:r>
+      <w:r>
+        <w:rPr>
+          <w:rFonts w:ascii="Times New Roman" w:hAnsi="Times New Roman" w:eastAsia="宋体"/>
+          <w:b/>
+          <w:sz w:val="24"/>
+        </w:rPr>
+        <w:t>最大值仍 &lt;0 则丢格；所有最小值非负且格全在圆内则确认；其余为边界格并四分裂</w:t>
+      </w:r>
+      <w:r>
+        <w:rPr>
+          <w:rFonts w:ascii="Times New Roman" w:hAnsi="Times New Roman" w:eastAsia="宋体"/>
+          <w:sz w:val="24"/>
+        </w:rPr>
+        <w:t xml:space="preserve">，直至达到配置精度（默认 0.03515625 m）。叶格格心与角点用原始 atan2 独立复核，仅用于形成 </w:t>
+      </w:r>
+      <w:r>
+        <w:rPr>
+          <w:rFonts w:ascii="Consolas" w:hAnsi="Consolas" w:eastAsia="Consolas"/>
+          <w:sz w:val="21"/>
+        </w:rPr>
+        <w:t>valid_points</w:t>
+      </w:r>
+      <w:r>
+        <w:rPr>
+          <w:rFonts w:ascii="Times New Roman" w:hAnsi="Times New Roman" w:eastAsia="宋体"/>
+          <w:sz w:val="24"/>
+        </w:rPr>
+        <w:t>。</w:t>
+      </w:r>
+    </w:p>
+    <w:p>
+      <w:pPr>
+        <w:spacing w:line="360" w:lineRule="auto" w:after="40"/>
+        <w:ind w:firstLine="420"/>
+      </w:pPr>
+      <w:r>
+        <w:rPr>
+          <w:rFonts w:ascii="Times New Roman" w:hAnsi="Times New Roman" w:eastAsia="宋体"/>
+          <w:b/>
+          <w:sz w:val="24"/>
+        </w:rPr>
+        <w:t>关键区别：有限点集不是连续区域本身。</w:t>
+      </w:r>
+      <w:r>
+        <w:rPr>
+          <w:rFonts w:ascii="Times New Roman" w:hAnsi="Times New Roman" w:eastAsia="宋体"/>
+          <w:sz w:val="24"/>
+        </w:rPr>
+        <w:t xml:space="preserve"> 格心不满足约束不代表整格无解，因此"丢格"只依半平面/圆盘的</w:t>
+      </w:r>
+      <w:r>
+        <w:rPr>
+          <w:rFonts w:ascii="Times New Roman" w:hAnsi="Times New Roman" w:eastAsia="宋体"/>
+          <w:b/>
+          <w:sz w:val="24"/>
+        </w:rPr>
+        <w:t>格级界</w:t>
+      </w:r>
+      <w:r>
+        <w:rPr>
+          <w:rFonts w:ascii="Times New Roman" w:hAnsi="Times New Roman" w:eastAsia="宋体"/>
+          <w:sz w:val="24"/>
+        </w:rPr>
+        <w:t>。由此得到</w:t>
+      </w:r>
+    </w:p>
+    <w:p>
+      <w:pPr>
+        <w:spacing w:before="120" w:after="120"/>
+        <w:jc w:val="center"/>
+      </w:pPr>
+      <w:r>
+        <w:drawing>
+          <wp:inline xmlns:a="http://schemas.openxmlformats.org/drawingml/2006/main" xmlns:pic="http://schemas.openxmlformats.org/drawingml/2006/picture">
+            <wp:extent cx="4150843" cy="360000"/>
+            <wp:docPr id="7" name="Picture 7"/>
+            <wp:cNvGraphicFramePr>
+              <a:graphicFrameLocks noChangeAspect="1"/>
+            </wp:cNvGraphicFramePr>
+            <a:graphic>
+              <a:graphicData uri="http://schemas.openxmlformats.org/drawingml/2006/picture">
+                <pic:pic>
+                  <pic:nvPicPr>
+                    <pic:cNvPr id="0" name="eq_07_03cdc1da7b.png"/>
+                    <pic:cNvPicPr/>
+                  </pic:nvPicPr>
+                  <pic:blipFill>
+                    <a:blip r:embed="rId16"/>
                     <a:stretch>
                       <a:fillRect/>
                     </a:stretch>
@@ -3122,7 +3973,7 @@
         <w:drawing>
           <wp:inline xmlns:a="http://schemas.openxmlformats.org/drawingml/2006/main" xmlns:pic="http://schemas.openxmlformats.org/drawingml/2006/picture">
             <wp:extent cx="5927998" cy="360000"/>
-            <wp:docPr id="6" name="Picture 6"/>
+            <wp:docPr id="8" name="Picture 8"/>
             <wp:cNvGraphicFramePr>
               <a:graphicFrameLocks noChangeAspect="1"/>
             </wp:cNvGraphicFramePr>
@@ -3130,11 +3981,11 @@
               <a:graphicData uri="http://schemas.openxmlformats.org/drawingml/2006/picture">
                 <pic:pic>
                   <pic:nvPicPr>
-                    <pic:cNvPr id="0" name="eq_06_4bf66b7223.png"/>
+                    <pic:cNvPr id="0" name="eq_08_4bf66b7223.png"/>
                     <pic:cNvPicPr/>
                   </pic:nvPicPr>
                   <pic:blipFill>
-                    <a:blip r:embed="rId15"/>
+                    <a:blip r:embed="rId17"/>
                     <a:stretch>
                       <a:fillRect/>
                     </a:stretch>
@@ -3225,7 +4076,7 @@
         <w:drawing>
           <wp:inline xmlns:a="http://schemas.openxmlformats.org/drawingml/2006/main" xmlns:pic="http://schemas.openxmlformats.org/drawingml/2006/picture">
             <wp:extent cx="1670399" cy="288000"/>
-            <wp:docPr id="7" name="Picture 7"/>
+            <wp:docPr id="9" name="Picture 9"/>
             <wp:cNvGraphicFramePr>
               <a:graphicFrameLocks noChangeAspect="1"/>
             </wp:cNvGraphicFramePr>
@@ -3233,11 +4084,11 @@
               <a:graphicData uri="http://schemas.openxmlformats.org/drawingml/2006/picture">
                 <pic:pic>
                   <pic:nvPicPr>
-                    <pic:cNvPr id="0" name="eq_07_09c1853691.png"/>
+                    <pic:cNvPr id="0" name="eq_09_09c1853691.png"/>
                     <pic:cNvPicPr/>
                   </pic:nvPicPr>
                   <pic:blipFill>
-                    <a:blip r:embed="rId16"/>
+                    <a:blip r:embed="rId18"/>
                     <a:stretch>
                       <a:fillRect/>
                     </a:stretch>
@@ -3774,7 +4625,7 @@
         <w:drawing>
           <wp:inline xmlns:a="http://schemas.openxmlformats.org/drawingml/2006/main" xmlns:pic="http://schemas.openxmlformats.org/drawingml/2006/picture">
             <wp:extent cx="5220000" cy="3191821"/>
-            <wp:docPr id="8" name="Picture 8"/>
+            <wp:docPr id="10" name="Picture 10"/>
             <wp:cNvGraphicFramePr>
               <a:graphicFrameLocks noChangeAspect="1"/>
             </wp:cNvGraphicFramePr>
@@ -3786,7 +4637,7 @@
                     <pic:cNvPicPr/>
                   </pic:nvPicPr>
                   <pic:blipFill>
-                    <a:blip r:embed="rId17"/>
+                    <a:blip r:embed="rId19"/>
                     <a:stretch>
                       <a:fillRect/>
                     </a:stretch>
@@ -3827,7 +4678,7 @@
         <w:drawing>
           <wp:inline xmlns:a="http://schemas.openxmlformats.org/drawingml/2006/main" xmlns:pic="http://schemas.openxmlformats.org/drawingml/2006/picture">
             <wp:extent cx="5220000" cy="3174271"/>
-            <wp:docPr id="9" name="Picture 9"/>
+            <wp:docPr id="11" name="Picture 11"/>
             <wp:cNvGraphicFramePr>
               <a:graphicFrameLocks noChangeAspect="1"/>
             </wp:cNvGraphicFramePr>
@@ -3839,7 +4690,7 @@
                     <pic:cNvPicPr/>
                   </pic:nvPicPr>
                   <pic:blipFill>
-                    <a:blip r:embed="rId18"/>
+                    <a:blip r:embed="rId20"/>
                     <a:stretch>
                       <a:fillRect/>
                     </a:stretch>
@@ -3880,7 +4731,7 @@
         <w:drawing>
           <wp:inline xmlns:a="http://schemas.openxmlformats.org/drawingml/2006/main" xmlns:pic="http://schemas.openxmlformats.org/drawingml/2006/picture">
             <wp:extent cx="5220000" cy="2820949"/>
-            <wp:docPr id="10" name="Picture 10"/>
+            <wp:docPr id="12" name="Picture 12"/>
             <wp:cNvGraphicFramePr>
               <a:graphicFrameLocks noChangeAspect="1"/>
             </wp:cNvGraphicFramePr>
@@ -3892,7 +4743,7 @@
                     <pic:cNvPicPr/>
                   </pic:nvPicPr>
                   <pic:blipFill>
-                    <a:blip r:embed="rId19"/>
+                    <a:blip r:embed="rId21"/>
                     <a:stretch>
                       <a:fillRect/>
                     </a:stretch>
@@ -3933,7 +4784,7 @@
         <w:drawing>
           <wp:inline xmlns:a="http://schemas.openxmlformats.org/drawingml/2006/main" xmlns:pic="http://schemas.openxmlformats.org/drawingml/2006/picture">
             <wp:extent cx="5220000" cy="2820949"/>
-            <wp:docPr id="11" name="Picture 11"/>
+            <wp:docPr id="13" name="Picture 13"/>
             <wp:cNvGraphicFramePr>
               <a:graphicFrameLocks noChangeAspect="1"/>
             </wp:cNvGraphicFramePr>
@@ -3945,7 +4796,7 @@
                     <pic:cNvPicPr/>
                   </pic:nvPicPr>
                   <pic:blipFill>
-                    <a:blip r:embed="rId20"/>
+                    <a:blip r:embed="rId22"/>
                     <a:stretch>
                       <a:fillRect/>
                     </a:stretch>
@@ -3986,7 +4837,7 @@
         <w:drawing>
           <wp:inline xmlns:a="http://schemas.openxmlformats.org/drawingml/2006/main" xmlns:pic="http://schemas.openxmlformats.org/drawingml/2006/picture">
             <wp:extent cx="5220000" cy="2867737"/>
-            <wp:docPr id="12" name="Picture 12"/>
+            <wp:docPr id="14" name="Picture 14"/>
             <wp:cNvGraphicFramePr>
               <a:graphicFrameLocks noChangeAspect="1"/>
             </wp:cNvGraphicFramePr>
@@ -3998,7 +4849,7 @@
                     <pic:cNvPicPr/>
                   </pic:nvPicPr>
                   <pic:blipFill>
-                    <a:blip r:embed="rId21"/>
+                    <a:blip r:embed="rId23"/>
                     <a:stretch>
                       <a:fillRect/>
                     </a:stretch>
@@ -4664,7 +5515,7 @@
         <w:drawing>
           <wp:inline xmlns:a="http://schemas.openxmlformats.org/drawingml/2006/main" xmlns:pic="http://schemas.openxmlformats.org/drawingml/2006/picture">
             <wp:extent cx="2278286" cy="360000"/>
-            <wp:docPr id="13" name="Picture 13"/>
+            <wp:docPr id="15" name="Picture 15"/>
             <wp:cNvGraphicFramePr>
               <a:graphicFrameLocks noChangeAspect="1"/>
             </wp:cNvGraphicFramePr>
@@ -4672,11 +5523,11 @@
               <a:graphicData uri="http://schemas.openxmlformats.org/drawingml/2006/picture">
                 <pic:pic>
                   <pic:nvPicPr>
-                    <pic:cNvPr id="0" name="eq_08_2ef35f156c.png"/>
+                    <pic:cNvPr id="0" name="eq_10_2ef35f156c.png"/>
                     <pic:cNvPicPr/>
                   </pic:nvPicPr>
                   <pic:blipFill>
-                    <a:blip r:embed="rId22"/>
+                    <a:blip r:embed="rId24"/>
                     <a:stretch>
                       <a:fillRect/>
                     </a:stretch>
@@ -5004,7 +5855,7 @@
         <w:drawing>
           <wp:inline xmlns:a="http://schemas.openxmlformats.org/drawingml/2006/main" xmlns:pic="http://schemas.openxmlformats.org/drawingml/2006/picture">
             <wp:extent cx="6081081" cy="360000"/>
-            <wp:docPr id="14" name="Picture 14"/>
+            <wp:docPr id="16" name="Picture 16"/>
             <wp:cNvGraphicFramePr>
               <a:graphicFrameLocks noChangeAspect="1"/>
             </wp:cNvGraphicFramePr>
@@ -5012,11 +5863,11 @@
               <a:graphicData uri="http://schemas.openxmlformats.org/drawingml/2006/picture">
                 <pic:pic>
                   <pic:nvPicPr>
-                    <pic:cNvPr id="0" name="eq_09_6109ce37f1.png"/>
+                    <pic:cNvPr id="0" name="eq_11_6109ce37f1.png"/>
                     <pic:cNvPicPr/>
                   </pic:nvPicPr>
                   <pic:blipFill>
-                    <a:blip r:embed="rId23"/>
+                    <a:blip r:embed="rId25"/>
                     <a:stretch>
                       <a:fillRect/>
                     </a:stretch>
@@ -5057,7 +5908,7 @@
         <w:drawing>
           <wp:inline xmlns:a="http://schemas.openxmlformats.org/drawingml/2006/main" xmlns:pic="http://schemas.openxmlformats.org/drawingml/2006/picture">
             <wp:extent cx="3791020" cy="360000"/>
-            <wp:docPr id="15" name="Picture 15"/>
+            <wp:docPr id="17" name="Picture 17"/>
             <wp:cNvGraphicFramePr>
               <a:graphicFrameLocks noChangeAspect="1"/>
             </wp:cNvGraphicFramePr>
@@ -5065,11 +5916,11 @@
               <a:graphicData uri="http://schemas.openxmlformats.org/drawingml/2006/picture">
                 <pic:pic>
                   <pic:nvPicPr>
-                    <pic:cNvPr id="0" name="eq_10_8b5061c047.png"/>
+                    <pic:cNvPr id="0" name="eq_12_8b5061c047.png"/>
                     <pic:cNvPicPr/>
                   </pic:nvPicPr>
                   <pic:blipFill>
-                    <a:blip r:embed="rId24"/>
+                    <a:blip r:embed="rId26"/>
                     <a:stretch>
                       <a:fillRect/>
                     </a:stretch>
@@ -5743,7 +6594,7 @@
         <w:drawing>
           <wp:inline xmlns:a="http://schemas.openxmlformats.org/drawingml/2006/main" xmlns:pic="http://schemas.openxmlformats.org/drawingml/2006/picture">
             <wp:extent cx="5220000" cy="6331639"/>
-            <wp:docPr id="16" name="Picture 16"/>
+            <wp:docPr id="18" name="Picture 18"/>
             <wp:cNvGraphicFramePr>
               <a:graphicFrameLocks noChangeAspect="1"/>
             </wp:cNvGraphicFramePr>
@@ -5755,7 +6606,7 @@
                     <pic:cNvPicPr/>
                   </pic:nvPicPr>
                   <pic:blipFill>
-                    <a:blip r:embed="rId25"/>
+                    <a:blip r:embed="rId27"/>
                     <a:stretch>
                       <a:fillRect/>
                     </a:stretch>
@@ -5796,7 +6647,7 @@
         <w:drawing>
           <wp:inline xmlns:a="http://schemas.openxmlformats.org/drawingml/2006/main" xmlns:pic="http://schemas.openxmlformats.org/drawingml/2006/picture">
             <wp:extent cx="5220000" cy="2187492"/>
-            <wp:docPr id="17" name="Picture 17"/>
+            <wp:docPr id="19" name="Picture 19"/>
             <wp:cNvGraphicFramePr>
               <a:graphicFrameLocks noChangeAspect="1"/>
             </wp:cNvGraphicFramePr>
@@ -5808,7 +6659,7 @@
                     <pic:cNvPicPr/>
                   </pic:nvPicPr>
                   <pic:blipFill>
-                    <a:blip r:embed="rId26"/>
+                    <a:blip r:embed="rId28"/>
                     <a:stretch>
                       <a:fillRect/>
                     </a:stretch>
@@ -5849,7 +6700,7 @@
         <w:drawing>
           <wp:inline xmlns:a="http://schemas.openxmlformats.org/drawingml/2006/main" xmlns:pic="http://schemas.openxmlformats.org/drawingml/2006/picture">
             <wp:extent cx="5220000" cy="2820949"/>
-            <wp:docPr id="18" name="Picture 18"/>
+            <wp:docPr id="20" name="Picture 20"/>
             <wp:cNvGraphicFramePr>
               <a:graphicFrameLocks noChangeAspect="1"/>
             </wp:cNvGraphicFramePr>
@@ -5861,7 +6712,7 @@
                     <pic:cNvPicPr/>
                   </pic:nvPicPr>
                   <pic:blipFill>
-                    <a:blip r:embed="rId27"/>
+                    <a:blip r:embed="rId29"/>
                     <a:stretch>
                       <a:fillRect/>
                     </a:stretch>
@@ -5902,7 +6753,7 @@
         <w:drawing>
           <wp:inline xmlns:a="http://schemas.openxmlformats.org/drawingml/2006/main" xmlns:pic="http://schemas.openxmlformats.org/drawingml/2006/picture">
             <wp:extent cx="5220000" cy="2867737"/>
-            <wp:docPr id="19" name="Picture 19"/>
+            <wp:docPr id="21" name="Picture 21"/>
             <wp:cNvGraphicFramePr>
               <a:graphicFrameLocks noChangeAspect="1"/>
             </wp:cNvGraphicFramePr>
@@ -5914,7 +6765,7 @@
                     <pic:cNvPicPr/>
                   </pic:nvPicPr>
                   <pic:blipFill>
-                    <a:blip r:embed="rId28"/>
+                    <a:blip r:embed="rId30"/>
                     <a:stretch>
                       <a:fillRect/>
                     </a:stretch>
@@ -5955,7 +6806,7 @@
         <w:drawing>
           <wp:inline xmlns:a="http://schemas.openxmlformats.org/drawingml/2006/main" xmlns:pic="http://schemas.openxmlformats.org/drawingml/2006/picture">
             <wp:extent cx="5220000" cy="2850282"/>
-            <wp:docPr id="20" name="Picture 20"/>
+            <wp:docPr id="22" name="Picture 22"/>
             <wp:cNvGraphicFramePr>
               <a:graphicFrameLocks noChangeAspect="1"/>
             </wp:cNvGraphicFramePr>
@@ -5967,7 +6818,7 @@
                     <pic:cNvPicPr/>
                   </pic:nvPicPr>
                   <pic:blipFill>
-                    <a:blip r:embed="rId29"/>
+                    <a:blip r:embed="rId31"/>
                     <a:stretch>
                       <a:fillRect/>
                     </a:stretch>
@@ -6484,19 +7335,6 @@
     </w:p>
     <w:p>
       <w:pPr>
-        <w:spacing w:before="200" w:after="80"/>
-      </w:pPr>
-      <w:r>
-        <w:rPr>
-          <w:rFonts w:ascii="Times New Roman" w:hAnsi="Times New Roman" w:eastAsia="黑体"/>
-          <w:b/>
-          <w:sz w:val="30"/>
-        </w:rPr>
-        <w:t>五、问题三：全向源的搜索、定位与清除</w:t>
-      </w:r>
-    </w:p>
-    <w:p>
-      <w:pPr>
         <w:spacing w:before="160" w:after="80"/>
       </w:pPr>
       <w:r>
@@ -6505,7 +7343,7 @@
           <w:b/>
           <w:sz w:val="26"/>
         </w:rPr>
-        <w:t>5.1 模型</w:t>
+        <w:t>4.9 选点信息可获得性审计（本题最关键的自查）</w:t>
       </w:r>
     </w:p>
     <w:p>
@@ -6516,309 +7354,38 @@
       <w:r>
         <w:rPr>
           <w:rFonts w:ascii="Times New Roman" w:hAnsi="Times New Roman" w:eastAsia="宋体"/>
+          <w:sz w:val="24"/>
+        </w:rPr>
+        <w:t>题目要求"已知第一点示向、选择第二检测点"，因此选点</w:t>
+      </w:r>
+      <w:r>
+        <w:rPr>
+          <w:rFonts w:ascii="Times New Roman" w:hAnsi="Times New Roman" w:eastAsia="宋体"/>
           <w:b/>
           <w:sz w:val="24"/>
         </w:rPr>
-        <w:t>覆盖保证</w:t>
-      </w:r>
-      <w:r>
-        <w:rPr>
-          <w:rFonts w:ascii="Times New Roman" w:hAnsi="Times New Roman" w:eastAsia="宋体"/>
-          <w:sz w:val="24"/>
-        </w:rPr>
-        <w:t xml:space="preserve">：原点 + 半径 </w:t>
-      </w:r>
-      <w:r>
-        <w:rPr>
-          <w:rFonts w:ascii="Cambria Math" w:hAnsi="Cambria Math" w:eastAsia="宋体"/>
-          <w:sz w:val="24"/>
-        </w:rPr>
-        <w:t>R₀=1200</w:t>
-      </w:r>
-      <w:r>
-        <w:rPr>
-          <w:rFonts w:ascii="Times New Roman" w:hAnsi="Times New Roman" w:eastAsia="宋体"/>
-          <w:sz w:val="24"/>
-        </w:rPr>
-        <w:t xml:space="preserve"> m 圆环上等角 </w:t>
-      </w:r>
-      <w:r>
-        <w:rPr>
-          <w:rFonts w:ascii="Cambria Math" w:hAnsi="Cambria Math" w:eastAsia="宋体"/>
-          <w:sz w:val="24"/>
-        </w:rPr>
-        <w:t>60^circ</w:t>
-      </w:r>
-      <w:r>
-        <w:rPr>
-          <w:rFonts w:ascii="Times New Roman" w:hAnsi="Times New Roman" w:eastAsia="宋体"/>
-          <w:sz w:val="24"/>
-        </w:rPr>
-        <w:t xml:space="preserve"> 的 6 点，共 7 点。任一源（接收半径最低 1000 m）到最近点距离 </w:t>
-      </w:r>
-      <w:r>
-        <w:rPr>
-          <w:rFonts w:ascii="Cambria Math" w:hAnsi="Cambria Math" w:eastAsia="宋体"/>
-          <w:sz w:val="24"/>
-        </w:rPr>
-        <w:t>&lt;1000</w:t>
-      </w:r>
-      <w:r>
-        <w:rPr>
-          <w:rFonts w:ascii="Times New Roman" w:hAnsi="Times New Roman" w:eastAsia="宋体"/>
-          <w:sz w:val="24"/>
-        </w:rPr>
-        <w:t xml:space="preserve"> m，</w:t>
-      </w:r>
-      <w:r>
-        <w:rPr>
-          <w:rFonts w:ascii="Times New Roman" w:hAnsi="Times New Roman" w:eastAsia="宋体"/>
-          <w:b/>
-          <w:sz w:val="24"/>
-        </w:rPr>
-        <w:t>必被接收</w:t>
-      </w:r>
-      <w:r>
-        <w:rPr>
-          <w:rFonts w:ascii="Times New Roman" w:hAnsi="Times New Roman" w:eastAsia="宋体"/>
-          <w:sz w:val="24"/>
-        </w:rPr>
-        <w:t xml:space="preserve">；环上相邻点夹角 </w:t>
-      </w:r>
-      <w:r>
-        <w:rPr>
-          <w:rFonts w:ascii="Cambria Math" w:hAnsi="Cambria Math" w:eastAsia="宋体"/>
-          <w:sz w:val="24"/>
-        </w:rPr>
-        <w:t>60^circ</w:t>
-      </w:r>
-      <w:r>
-        <w:rPr>
-          <w:rFonts w:ascii="Times New Roman" w:hAnsi="Times New Roman" w:eastAsia="宋体"/>
-          <w:sz w:val="24"/>
-        </w:rPr>
-        <w:t xml:space="preserve"> 使多数源获得 </w:t>
-      </w:r>
-      <w:r>
-        <w:rPr>
-          <w:rFonts w:ascii="Cambria Math" w:hAnsi="Cambria Math" w:eastAsia="宋体"/>
-          <w:sz w:val="24"/>
-        </w:rPr>
-        <w:t>≥2</w:t>
-      </w:r>
-      <w:r>
-        <w:rPr>
-          <w:rFonts w:ascii="Times New Roman" w:hAnsi="Times New Roman" w:eastAsia="宋体"/>
-          <w:sz w:val="24"/>
-        </w:rPr>
-        <w:t xml:space="preserve"> 条示向。覆盖巡回 </w:t>
-      </w:r>
-      <w:r>
-        <w:rPr>
-          <w:rFonts w:ascii="Cambria Math" w:hAnsi="Cambria Math" w:eastAsia="宋体"/>
-          <w:sz w:val="24"/>
-        </w:rPr>
-        <w:t>6!</w:t>
-      </w:r>
-      <w:r>
-        <w:rPr>
-          <w:rFonts w:ascii="Times New Roman" w:hAnsi="Times New Roman" w:eastAsia="宋体"/>
-          <w:sz w:val="24"/>
-        </w:rPr>
-        <w:t xml:space="preserve"> 全排列验证为 </w:t>
-      </w:r>
-      <w:r>
-        <w:rPr>
-          <w:rFonts w:ascii="Times New Roman" w:hAnsi="Times New Roman" w:eastAsia="宋体"/>
-          <w:b/>
-          <w:sz w:val="24"/>
-        </w:rPr>
-        <w:t>7200 m 且已是精确最优</w:t>
-      </w:r>
-      <w:r>
-        <w:rPr>
-          <w:rFonts w:ascii="Times New Roman" w:hAnsi="Times New Roman" w:eastAsia="宋体"/>
-          <w:sz w:val="24"/>
-        </w:rPr>
-        <w:t>。</w:t>
-      </w:r>
-    </w:p>
-    <w:p>
-      <w:pPr>
-        <w:spacing w:line="360" w:lineRule="auto" w:after="40"/>
-        <w:ind w:firstLine="420"/>
-      </w:pPr>
-      <w:r>
-        <w:rPr>
-          <w:rFonts w:ascii="Times New Roman" w:hAnsi="Times New Roman" w:eastAsia="宋体"/>
-          <w:b/>
-          <w:sz w:val="24"/>
-        </w:rPr>
-        <w:t>定位与认证</w:t>
-      </w:r>
-      <w:r>
-        <w:rPr>
-          <w:rFonts w:ascii="Times New Roman" w:hAnsi="Times New Roman" w:eastAsia="宋体"/>
-          <w:sz w:val="24"/>
-        </w:rPr>
-        <w:t>：</w:t>
-      </w:r>
-      <w:r>
-        <w:rPr>
-          <w:rFonts w:ascii="Cambria Math" w:hAnsi="Cambria Math" w:eastAsia="宋体"/>
-          <w:sz w:val="24"/>
-        </w:rPr>
-        <w:t>Ω=Bᵣ∩⋂ Wᵢ</w:t>
-      </w:r>
-      <w:r>
-        <w:rPr>
-          <w:rFonts w:ascii="Times New Roman" w:hAnsi="Times New Roman" w:eastAsia="宋体"/>
-          <w:sz w:val="24"/>
-        </w:rPr>
-        <w:t xml:space="preserve">（问题一模型），若 </w:t>
-      </w:r>
-      <w:r>
-        <w:rPr>
-          <w:rFonts w:ascii="Cambria Math" w:hAnsi="Cambria Math" w:eastAsia="宋体"/>
-          <w:sz w:val="24"/>
-        </w:rPr>
-        <w:t>MEC(Ω)≤ R꜀lₑₐr=20</w:t>
-      </w:r>
-      <w:r>
-        <w:rPr>
-          <w:rFonts w:ascii="Times New Roman" w:hAnsi="Times New Roman" w:eastAsia="宋体"/>
-          <w:sz w:val="24"/>
-        </w:rPr>
-        <w:t xml:space="preserve"> m，则以 MEC 圆心为</w:t>
-      </w:r>
-      <w:r>
-        <w:rPr>
-          <w:rFonts w:ascii="Times New Roman" w:hAnsi="Times New Roman" w:eastAsia="宋体"/>
-          <w:b/>
-          <w:sz w:val="24"/>
-        </w:rPr>
-        <w:t>认证执行点</w:t>
-      </w:r>
-      <w:r>
-        <w:rPr>
-          <w:rFonts w:ascii="Times New Roman" w:hAnsi="Times New Roman" w:eastAsia="宋体"/>
-          <w:sz w:val="24"/>
-        </w:rPr>
-        <w:t>（真值必在该圆内 ⟹ 清除必成功）；否则取最大交会角两条示向的最小二乘交点作为</w:t>
-      </w:r>
-      <w:r>
-        <w:rPr>
-          <w:rFonts w:ascii="Times New Roman" w:hAnsi="Times New Roman" w:eastAsia="宋体"/>
-          <w:b/>
-          <w:sz w:val="24"/>
-        </w:rPr>
-        <w:t>试探点</w:t>
-      </w:r>
-      <w:r>
-        <w:rPr>
-          <w:rFonts w:ascii="Times New Roman" w:hAnsi="Times New Roman" w:eastAsia="宋体"/>
-          <w:sz w:val="24"/>
-        </w:rPr>
-        <w:t>（LS 点，非保证）。</w:t>
-      </w:r>
-    </w:p>
-    <w:p>
-      <w:pPr>
-        <w:spacing w:line="360" w:lineRule="auto" w:after="40"/>
-        <w:ind w:firstLine="420"/>
-      </w:pPr>
-      <w:r>
-        <w:rPr>
-          <w:rFonts w:ascii="Times New Roman" w:hAnsi="Times New Roman" w:eastAsia="宋体"/>
-          <w:b/>
-          <w:sz w:val="24"/>
-        </w:rPr>
-        <w:t>调度</w:t>
-      </w:r>
-      <w:r>
-        <w:rPr>
-          <w:rFonts w:ascii="Times New Roman" w:hAnsi="Times New Roman" w:eastAsia="宋体"/>
-          <w:sz w:val="24"/>
-        </w:rPr>
-        <w:t>：任务级最近邻 + 开放路径 2-opt（含尾段反转）生成清除路线；</w:t>
-      </w:r>
-      <w:r>
-        <w:rPr>
-          <w:rFonts w:ascii="Times New Roman" w:hAnsi="Times New Roman" w:eastAsia="宋体"/>
-          <w:b/>
-          <w:sz w:val="24"/>
-        </w:rPr>
-        <w:t>受限顺路清除</w:t>
-      </w:r>
-      <w:r>
-        <w:rPr>
-          <w:rFonts w:ascii="Times New Roman" w:hAnsi="Times New Roman" w:eastAsia="宋体"/>
-          <w:sz w:val="24"/>
-        </w:rPr>
-        <w:t xml:space="preserve">：若把某已定位目标插入当前扫描路径的增量 </w:t>
-      </w:r>
-      <w:r>
-        <w:rPr>
-          <w:rFonts w:ascii="Cambria Math" w:hAnsi="Cambria Math" w:eastAsia="宋体"/>
-          <w:sz w:val="24"/>
-        </w:rPr>
-        <w:t>Delta L≤δ=300</w:t>
-      </w:r>
-      <w:r>
-        <w:rPr>
-          <w:rFonts w:ascii="Times New Roman" w:hAnsi="Times New Roman" w:eastAsia="宋体"/>
-          <w:sz w:val="24"/>
-        </w:rPr>
-        <w:t xml:space="preserve"> m，则在扫描途中顺路清除。</w:t>
-      </w:r>
-    </w:p>
-    <w:p>
-      <w:pPr>
-        <w:spacing w:line="360" w:lineRule="auto" w:after="40"/>
-        <w:ind w:firstLine="420"/>
-      </w:pPr>
-      <w:r>
-        <w:rPr>
-          <w:rFonts w:ascii="Times New Roman" w:hAnsi="Times New Roman" w:eastAsia="宋体"/>
-          <w:b/>
-          <w:sz w:val="24"/>
-        </w:rPr>
-        <w:t>恢复闭环（正确性）</w:t>
-      </w:r>
-      <w:r>
-        <w:rPr>
-          <w:rFonts w:ascii="Times New Roman" w:hAnsi="Times New Roman" w:eastAsia="宋体"/>
-          <w:sz w:val="24"/>
-        </w:rPr>
-        <w:t>：退出前对未解决频道执行有限预算恢复（2 轮 / 40 检测 / 20 清除）：未发现频道补齐</w:t>
-      </w:r>
-      <w:r>
-        <w:rPr>
-          <w:rFonts w:ascii="Times New Roman" w:hAnsi="Times New Roman" w:eastAsia="宋体"/>
-          <w:b/>
-          <w:sz w:val="24"/>
-        </w:rPr>
-        <w:t>缺失的</w:t>
-      </w:r>
-      <w:r>
-        <w:rPr>
-          <w:rFonts w:ascii="Times New Roman" w:hAnsi="Times New Roman" w:eastAsia="宋体"/>
-          <w:sz w:val="24"/>
-        </w:rPr>
-        <w:t>覆盖观测（被拒请求不算有效观测、不推进排除），已发现未清除频道重新定位→补测→清除→归航。</w:t>
-      </w:r>
-    </w:p>
-    <w:p>
-      <w:pPr>
-        <w:spacing w:before="160" w:after="80"/>
-      </w:pPr>
-      <w:r>
-        <w:rPr>
-          <w:rFonts w:ascii="Times New Roman" w:hAnsi="Times New Roman" w:eastAsia="黑体"/>
-          <w:b/>
-          <w:sz w:val="26"/>
-        </w:rPr>
-        <w:t>5.2 结果与检验</w:t>
+        <w:t>只能使用当前可得信息</w:t>
+      </w:r>
+      <w:r>
+        <w:rPr>
+          <w:rFonts w:ascii="Times New Roman" w:hAnsi="Times New Roman" w:eastAsia="宋体"/>
+          <w:sz w:val="24"/>
+        </w:rPr>
+        <w:t>：第一点位置、首条示向、误差界、场地范围、接收半径范围，以及由此得到的当前可行域。本文对实现做了逐项审计（</w:t>
+      </w:r>
+      <w:r>
+        <w:rPr>
+          <w:rFonts w:ascii="Consolas" w:hAnsi="Consolas" w:eastAsia="Consolas"/>
+          <w:sz w:val="21"/>
+        </w:rPr>
+        <w:t>audit_reference.py</w:t>
+      </w:r>
+      <w:r>
+        <w:rPr>
+          <w:rFonts w:ascii="Times New Roman" w:hAnsi="Times New Roman" w:eastAsia="宋体"/>
+          <w:sz w:val="24"/>
+        </w:rPr>
+        <w:t>，30 次重复）：</w:t>
       </w:r>
     </w:p>
     <w:tbl>
@@ -6829,14 +7396,15 @@
         <w:tblLook w:firstColumn="1" w:firstRow="1" w:lastColumn="0" w:lastRow="0" w:noHBand="0" w:noVBand="1" w:val="04A0"/>
       </w:tblPr>
       <w:tblGrid>
-        <w:gridCol w:w="2929"/>
-        <w:gridCol w:w="2929"/>
-        <w:gridCol w:w="2929"/>
+        <w:gridCol w:w="2197"/>
+        <w:gridCol w:w="2197"/>
+        <w:gridCol w:w="2197"/>
+        <w:gridCol w:w="2197"/>
       </w:tblGrid>
       <w:tr>
         <w:tc>
           <w:tcPr>
-            <w:tcW w:type="dxa" w:w="2929"/>
+            <w:tcW w:type="dxa" w:w="2197"/>
             <w:shd w:val="clear" w:color="auto" w:fill="EAF1F8"/>
           </w:tcPr>
           <w:p>
@@ -6849,13 +7417,13 @@
                 <w:b/>
                 <w:sz w:val="19"/>
               </w:rPr>
-              <w:t>指标</w:t>
+              <w:t>检查项</w:t>
             </w:r>
           </w:p>
         </w:tc>
         <w:tc>
           <w:tcPr>
-            <w:tcW w:type="dxa" w:w="2929"/>
+            <w:tcW w:type="dxa" w:w="2197"/>
             <w:shd w:val="clear" w:color="auto" w:fill="EAF1F8"/>
           </w:tcPr>
           <w:p>
@@ -6868,34 +7436,37 @@
                 <w:b/>
                 <w:sz w:val="19"/>
               </w:rPr>
-              <w:t>结果</w:t>
+              <w:t>结论</w:t>
             </w:r>
           </w:p>
         </w:tc>
         <w:tc>
           <w:tcPr>
-            <w:tcW w:type="dxa" w:w="2929"/>
+            <w:tcW w:type="dxa" w:w="2197"/>
             <w:shd w:val="clear" w:color="auto" w:fill="EAF1F8"/>
           </w:tcPr>
           <w:p>
             <w:pPr>
               <w:spacing w:before="20" w:after="20" w:line="240" w:lineRule="auto"/>
             </w:pPr>
-            <w:r>
-              <w:rPr>
-                <w:rFonts w:ascii="Times New Roman" w:hAnsi="Times New Roman" w:eastAsia="宋体"/>
-                <w:b/>
-                <w:sz w:val="19"/>
-              </w:rPr>
-              <w:t>来源</w:t>
-            </w:r>
+          </w:p>
+        </w:tc>
+        <w:tc>
+          <w:tcPr>
+            <w:tcW w:type="dxa" w:w="2197"/>
+            <w:shd w:val="clear" w:color="auto" w:fill="EAF1F8"/>
+          </w:tcPr>
+          <w:p>
+            <w:pPr>
+              <w:spacing w:before="20" w:after="20" w:line="240" w:lineRule="auto"/>
+            </w:pPr>
           </w:p>
         </w:tc>
       </w:tr>
       <w:tr>
         <w:tc>
           <w:tcPr>
-            <w:tcW w:type="dxa" w:w="2929"/>
+            <w:tcW w:type="dxa" w:w="2197"/>
           </w:tcPr>
           <w:p>
             <w:pPr>
@@ -6906,13 +7477,13 @@
                 <w:rFonts w:ascii="Times New Roman" w:hAnsi="Times New Roman" w:eastAsia="宋体"/>
                 <w:sz w:val="19"/>
               </w:rPr>
-              <w:t>仿真清除率（1 000 例）</w:t>
+              <w:t>选点是否使用真实源位置？</w:t>
             </w:r>
           </w:p>
         </w:tc>
         <w:tc>
           <w:tcPr>
-            <w:tcW w:type="dxa" w:w="2929"/>
+            <w:tcW w:type="dxa" w:w="2197"/>
           </w:tcPr>
           <w:p>
             <w:pPr>
@@ -6924,14 +7495,42 @@
                 <w:b/>
                 <w:sz w:val="19"/>
               </w:rPr>
-              <w:t>100.000 %（全清 1 000/1 000）</w:t>
-            </w:r>
-            <w:r>
-              <w:rPr>
-                <w:rFonts w:ascii="Times New Roman" w:hAnsi="Times New Roman" w:eastAsia="宋体"/>
-                <w:sz w:val="19"/>
-              </w:rPr>
-              <w:t xml:space="preserve">；平均移动 18 462 m（中位 18 412）、平均检测 136 次（中位 135）、平均总时间 </w:t>
+              <w:t>没有</w:t>
+            </w:r>
+            <w:r>
+              <w:rPr>
+                <w:rFonts w:ascii="Times New Roman" w:hAnsi="Times New Roman" w:eastAsia="宋体"/>
+                <w:sz w:val="19"/>
+              </w:rPr>
+              <w:t>。</w:t>
+            </w:r>
+            <w:r>
+              <w:rPr>
+                <w:rFonts w:ascii="Consolas" w:hAnsi="Consolas" w:eastAsia="Consolas"/>
+                <w:sz w:val="16"/>
+              </w:rPr>
+              <w:t>main.py</w:t>
+            </w:r>
+            <w:r>
+              <w:rPr>
+                <w:rFonts w:ascii="Times New Roman" w:hAnsi="Times New Roman" w:eastAsia="宋体"/>
+                <w:sz w:val="19"/>
+              </w:rPr>
+              <w:t xml:space="preserve"> 调用 </w:t>
+            </w:r>
+            <w:r>
+              <w:rPr>
+                <w:rFonts w:ascii="Consolas" w:hAnsi="Consolas" w:eastAsia="Consolas"/>
+                <w:sz w:val="16"/>
+              </w:rPr>
+              <w:t>optimize_layout(candidates, [0,0], 6, …)</w:t>
+            </w:r>
+            <w:r>
+              <w:rPr>
+                <w:rFonts w:ascii="Times New Roman" w:hAnsi="Times New Roman" w:eastAsia="宋体"/>
+                <w:sz w:val="19"/>
+              </w:rPr>
+              <w:t>，参考点取</w:t>
             </w:r>
             <w:r>
               <w:rPr>
@@ -6939,39 +7538,85 @@
                 <w:b/>
                 <w:sz w:val="19"/>
               </w:rPr>
-              <w:t>4 564 s</w:t>
-            </w:r>
-            <w:r>
-              <w:rPr>
-                <w:rFonts w:ascii="Times New Roman" w:hAnsi="Times New Roman" w:eastAsia="宋体"/>
-                <w:sz w:val="19"/>
-              </w:rPr>
-              <w:t>（题设标准口径）</w:t>
+              <w:t>坐标原点</w:t>
+            </w:r>
+            <w:r>
+              <w:rPr>
+                <w:rFonts w:ascii="Times New Roman" w:hAnsi="Times New Roman" w:eastAsia="宋体"/>
+                <w:sz w:val="19"/>
+              </w:rPr>
+              <w:t xml:space="preserve">（即 </w:t>
+            </w:r>
+            <w:r>
+              <w:rPr>
+                <w:rFonts w:ascii="Cambria Math" w:hAnsi="Cambria Math" w:eastAsia="宋体"/>
+                <w:sz w:val="19"/>
+              </w:rPr>
+              <w:t>hat S=</w:t>
+            </w:r>
+            <w:r>
+              <w:rPr>
+                <w:rFonts w:ascii="Times New Roman" w:hAnsi="Times New Roman" w:eastAsia="宋体"/>
+                <w:sz w:val="19"/>
+              </w:rPr>
+              <w:t xml:space="preserve"> 原点），候选评价由 </w:t>
+            </w:r>
+            <w:r>
+              <w:rPr>
+                <w:rFonts w:ascii="Consolas" w:hAnsi="Consolas" w:eastAsia="Consolas"/>
+                <w:sz w:val="16"/>
+              </w:rPr>
+              <w:t>localize(trial, Ŝ)</w:t>
+            </w:r>
+            <w:r>
+              <w:rPr>
+                <w:rFonts w:ascii="Times New Roman" w:hAnsi="Times New Roman" w:eastAsia="宋体"/>
+                <w:sz w:val="19"/>
+              </w:rPr>
+              <w:t xml:space="preserve"> 合成</w:t>
+            </w:r>
+            <w:r>
+              <w:rPr>
+                <w:rFonts w:ascii="Times New Roman" w:hAnsi="Times New Roman" w:eastAsia="宋体"/>
+                <w:b/>
+                <w:sz w:val="19"/>
+              </w:rPr>
+              <w:t>指向 Ŝ</w:t>
+            </w:r>
+            <w:r>
+              <w:rPr>
+                <w:rFonts w:ascii="Times New Roman" w:hAnsi="Times New Roman" w:eastAsia="宋体"/>
+                <w:sz w:val="19"/>
+              </w:rPr>
+              <w:t xml:space="preserve"> 的示向</w:t>
             </w:r>
           </w:p>
         </w:tc>
         <w:tc>
           <w:tcPr>
-            <w:tcW w:type="dxa" w:w="2929"/>
+            <w:tcW w:type="dxa" w:w="2197"/>
           </w:tcPr>
           <w:p>
             <w:pPr>
               <w:spacing w:before="20" w:after="20" w:line="240" w:lineRule="auto"/>
             </w:pPr>
-            <w:r>
-              <w:rPr>
-                <w:rFonts w:ascii="Consolas" w:hAnsi="Consolas" w:eastAsia="Consolas"/>
-                <w:sz w:val="16"/>
-              </w:rPr>
-              <w:t>results/selfcheck_cases1000.txt</w:t>
-            </w:r>
+          </w:p>
+        </w:tc>
+        <w:tc>
+          <w:tcPr>
+            <w:tcW w:type="dxa" w:w="2197"/>
+          </w:tcPr>
+          <w:p>
+            <w:pPr>
+              <w:spacing w:before="20" w:after="20" w:line="240" w:lineRule="auto"/>
+            </w:pPr>
           </w:p>
         </w:tc>
       </w:tr>
       <w:tr>
         <w:tc>
           <w:tcPr>
-            <w:tcW w:type="dxa" w:w="2929"/>
+            <w:tcW w:type="dxa" w:w="2197"/>
           </w:tcPr>
           <w:p>
             <w:pPr>
@@ -6980,16 +7625,15 @@
             <w:r>
               <w:rPr>
                 <w:rFonts w:ascii="Times New Roman" w:hAnsi="Times New Roman" w:eastAsia="宋体"/>
-                <w:b/>
-                <w:sz w:val="19"/>
-              </w:rPr>
-              <w:t>认证判据正确率（关键指标）</w:t>
+                <w:sz w:val="19"/>
+              </w:rPr>
+              <w:t>是否使用了尚未执行的候选点观测？</w:t>
             </w:r>
           </w:p>
         </w:tc>
         <w:tc>
           <w:tcPr>
-            <w:tcW w:type="dxa" w:w="2929"/>
+            <w:tcW w:type="dxa" w:w="2197"/>
           </w:tcPr>
           <w:p>
             <w:pPr>
@@ -6998,24 +7642,17 @@
             <w:r>
               <w:rPr>
                 <w:rFonts w:ascii="Times New Roman" w:hAnsi="Times New Roman" w:eastAsia="宋体"/>
-                <w:sz w:val="19"/>
-              </w:rPr>
-              <w:t>共 13 786 次清除尝试、成功 12 906 次（</w:t>
-            </w:r>
-            <w:r>
-              <w:rPr>
-                <w:rFonts w:ascii="Times New Roman" w:hAnsi="Times New Roman" w:eastAsia="宋体"/>
                 <w:b/>
                 <w:sz w:val="19"/>
               </w:rPr>
-              <w:t>93.6 %</w:t>
-            </w:r>
-            <w:r>
-              <w:rPr>
-                <w:rFonts w:ascii="Times New Roman" w:hAnsi="Times New Roman" w:eastAsia="宋体"/>
-                <w:sz w:val="19"/>
-              </w:rPr>
-              <w:t xml:space="preserve">）：其中 </w:t>
+              <w:t>没有真实观测被使用</w:t>
+            </w:r>
+            <w:r>
+              <w:rPr>
+                <w:rFonts w:ascii="Times New Roman" w:hAnsi="Times New Roman" w:eastAsia="宋体"/>
+                <w:sz w:val="19"/>
+              </w:rPr>
+              <w:t>；但候选评价</w:t>
             </w:r>
             <w:r>
               <w:rPr>
@@ -7023,35 +7660,20 @@
                 <w:b/>
                 <w:sz w:val="19"/>
               </w:rPr>
-              <w:t>MEC 认证点 3 262 次全部成功（100 %）</w:t>
-            </w:r>
-            <w:r>
-              <w:rPr>
-                <w:rFonts w:ascii="Times New Roman" w:hAnsi="Times New Roman" w:eastAsia="宋体"/>
-                <w:sz w:val="19"/>
-              </w:rPr>
-              <w:t>，</w:t>
-            </w:r>
-            <w:r>
-              <w:rPr>
-                <w:rFonts w:ascii="Times New Roman" w:hAnsi="Times New Roman" w:eastAsia="宋体"/>
-                <w:b/>
-                <w:sz w:val="19"/>
-              </w:rPr>
-              <w:t>LS 试探点 10 208 次成功 9 328 次（91.4 %）</w:t>
-            </w:r>
-            <w:r>
-              <w:rPr>
-                <w:rFonts w:ascii="Times New Roman" w:hAnsi="Times New Roman" w:eastAsia="宋体"/>
-                <w:sz w:val="19"/>
-              </w:rPr>
-              <w:t>；880 次失败（6.4 %）经归航换示向补测后收回，故最终清除率仍为 100 %</w:t>
+              <w:t>假定</w:t>
+            </w:r>
+            <w:r>
+              <w:rPr>
+                <w:rFonts w:ascii="Times New Roman" w:hAnsi="Times New Roman" w:eastAsia="宋体"/>
+                <w:sz w:val="19"/>
+              </w:rPr>
+              <w:t>"到达候选点后的示向指向 Ŝ"（叠加 $</w:t>
             </w:r>
           </w:p>
         </w:tc>
         <w:tc>
           <w:tcPr>
-            <w:tcW w:type="dxa" w:w="2929"/>
+            <w:tcW w:type="dxa" w:w="2197"/>
           </w:tcPr>
           <w:p>
             <w:pPr>
@@ -7062,7 +7684,39 @@
                 <w:rFonts w:ascii="Times New Roman" w:hAnsi="Times New Roman" w:eastAsia="宋体"/>
                 <w:sz w:val="19"/>
               </w:rPr>
-              <w:t>同上</w:t>
+              <w:t>\varepsilon</w:t>
+            </w:r>
+          </w:p>
+        </w:tc>
+        <w:tc>
+          <w:tcPr>
+            <w:tcW w:type="dxa" w:w="2197"/>
+          </w:tcPr>
+          <w:p>
+            <w:pPr>
+              <w:spacing w:before="20" w:after="20" w:line="240" w:lineRule="auto"/>
+            </w:pPr>
+            <w:r>
+              <w:rPr>
+                <w:rFonts w:ascii="Times New Roman" w:hAnsi="Times New Roman" w:eastAsia="宋体"/>
+                <w:sz w:val="19"/>
+              </w:rPr>
+              <w:t>\le\delta$）。这是</w:t>
+            </w:r>
+            <w:r>
+              <w:rPr>
+                <w:rFonts w:ascii="Times New Roman" w:hAnsi="Times New Roman" w:eastAsia="宋体"/>
+                <w:b/>
+                <w:sz w:val="19"/>
+              </w:rPr>
+              <w:t>模型预测</w:t>
+            </w:r>
+            <w:r>
+              <w:rPr>
+                <w:rFonts w:ascii="Times New Roman" w:hAnsi="Times New Roman" w:eastAsia="宋体"/>
+                <w:sz w:val="19"/>
+              </w:rPr>
+              <w:t>，不是已发生的观测</w:t>
             </w:r>
           </w:p>
         </w:tc>
@@ -7070,7 +7724,7 @@
       <w:tr>
         <w:tc>
           <w:tcPr>
-            <w:tcW w:type="dxa" w:w="2929"/>
+            <w:tcW w:type="dxa" w:w="2197"/>
           </w:tcPr>
           <w:p>
             <w:pPr>
@@ -7081,13 +7735,13 @@
                 <w:rFonts w:ascii="Times New Roman" w:hAnsi="Times New Roman" w:eastAsia="宋体"/>
                 <w:sz w:val="19"/>
               </w:rPr>
-              <w:t>定位调用结构</w:t>
+              <w:t>该假定何时成立？</w:t>
             </w:r>
           </w:p>
         </w:tc>
         <w:tc>
           <w:tcPr>
-            <w:tcW w:type="dxa" w:w="2929"/>
+            <w:tcW w:type="dxa" w:w="2197"/>
           </w:tcPr>
           <w:p>
             <w:pPr>
@@ -7098,32 +7752,63 @@
                 <w:rFonts w:ascii="Times New Roman" w:hAnsi="Times New Roman" w:eastAsia="宋体"/>
                 <w:sz w:val="19"/>
               </w:rPr>
-              <w:t>63 684 次定位评估：MEC 认证 6 797 次（10.7 %）、LS 交会 25 124 次（39.4 %）、示向不足/退化 31 763 次（49.9 %）；MEC 半径中位 15.7 m（最大恰好 20.0），LS 交会角中位 74.4°（P90 87.1°）</w:t>
+              <w:t xml:space="preserve">仅当 </w:t>
+            </w:r>
+            <w:r>
+              <w:rPr>
+                <w:rFonts w:ascii="Cambria Math" w:hAnsi="Cambria Math" w:eastAsia="宋体"/>
+                <w:sz w:val="19"/>
+              </w:rPr>
+              <w:t>S=hat S</w:t>
+            </w:r>
+            <w:r>
+              <w:rPr>
+                <w:rFonts w:ascii="Times New Roman" w:hAnsi="Times New Roman" w:eastAsia="宋体"/>
+                <w:sz w:val="19"/>
+              </w:rPr>
+              <w:t>。</w:t>
+            </w:r>
+            <w:r>
+              <w:rPr>
+                <w:rFonts w:ascii="Cambria Math" w:hAnsi="Cambria Math" w:eastAsia="宋体"/>
+                <w:sz w:val="19"/>
+              </w:rPr>
+              <w:t>S≠qhat S</w:t>
+            </w:r>
+            <w:r>
+              <w:rPr>
+                <w:rFonts w:ascii="Times New Roman" w:hAnsi="Times New Roman" w:eastAsia="宋体"/>
+                <w:sz w:val="19"/>
+              </w:rPr>
+              <w:t xml:space="preserve"> 时，选点所用的"未来观测"与真实观测存在偏差</w:t>
             </w:r>
           </w:p>
         </w:tc>
         <w:tc>
           <w:tcPr>
-            <w:tcW w:type="dxa" w:w="2929"/>
+            <w:tcW w:type="dxa" w:w="2197"/>
           </w:tcPr>
           <w:p>
             <w:pPr>
               <w:spacing w:before="20" w:after="20" w:line="240" w:lineRule="auto"/>
             </w:pPr>
-            <w:r>
-              <w:rPr>
-                <w:rFonts w:ascii="Times New Roman" w:hAnsi="Times New Roman" w:eastAsia="宋体"/>
-                <w:sz w:val="19"/>
-              </w:rPr>
-              <w:t>同上</w:t>
-            </w:r>
+          </w:p>
+        </w:tc>
+        <w:tc>
+          <w:tcPr>
+            <w:tcW w:type="dxa" w:w="2197"/>
+          </w:tcPr>
+          <w:p>
+            <w:pPr>
+              <w:spacing w:before="20" w:after="20" w:line="240" w:lineRule="auto"/>
+            </w:pPr>
           </w:p>
         </w:tc>
       </w:tr>
       <w:tr>
         <w:tc>
           <w:tcPr>
-            <w:tcW w:type="dxa" w:w="2929"/>
+            <w:tcW w:type="dxa" w:w="2197"/>
           </w:tcPr>
           <w:p>
             <w:pPr>
@@ -7134,13 +7819,13 @@
                 <w:rFonts w:ascii="Times New Roman" w:hAnsi="Times New Roman" w:eastAsia="宋体"/>
                 <w:sz w:val="19"/>
               </w:rPr>
-              <w:t>病理场景（7 类 ×200 = 1 400 例）</w:t>
+              <w:t>偏差代价（可执行口径 vs 真值辅助理想化）</w:t>
             </w:r>
           </w:p>
         </w:tc>
         <w:tc>
           <w:tcPr>
-            <w:tcW w:type="dxa" w:w="2929"/>
+            <w:tcW w:type="dxa" w:w="2197"/>
           </w:tcPr>
           <w:p>
             <w:pPr>
@@ -7149,63 +7834,148 @@
             <w:r>
               <w:rPr>
                 <w:rFonts w:ascii="Times New Roman" w:hAnsi="Times New Roman" w:eastAsia="宋体"/>
+                <w:sz w:val="19"/>
+              </w:rPr>
+              <w:t>可执行口径（</w:t>
+            </w:r>
+            <w:r>
+              <w:rPr>
+                <w:rFonts w:ascii="Cambria Math" w:hAnsi="Cambria Math" w:eastAsia="宋体"/>
+                <w:sz w:val="19"/>
+              </w:rPr>
+              <w:t>hat S=</w:t>
+            </w:r>
+            <w:r>
+              <w:rPr>
+                <w:rFonts w:ascii="Times New Roman" w:hAnsi="Times New Roman" w:eastAsia="宋体"/>
+                <w:sz w:val="19"/>
+              </w:rPr>
+              <w:t xml:space="preserve"> 原点）面积均值 </w:t>
+            </w:r>
+            <w:r>
+              <w:rPr>
+                <w:rFonts w:ascii="Times New Roman" w:hAnsi="Times New Roman" w:eastAsia="宋体"/>
                 <w:b/>
                 <w:sz w:val="19"/>
               </w:rPr>
-              <w:t>漏清 0 例</w:t>
-            </w:r>
-            <w:r>
-              <w:rPr>
-                <w:rFonts w:ascii="Times New Roman" w:hAnsi="Times New Roman" w:eastAsia="宋体"/>
-                <w:sz w:val="19"/>
-              </w:rPr>
-              <w:t>，各类全清率 100 %（每类漏清率 95 % 置信上界 1.49 %）；对照组均值 4 566 s；最坏类别：全源贴边界 均值 6 122 s/P95 7 495 s，最坏接收（全 1000 m）5 610 s/6 701 s</w:t>
+              <w:t>279.8 m²</w:t>
+            </w:r>
+            <w:r>
+              <w:rPr>
+                <w:rFonts w:ascii="Times New Roman" w:hAnsi="Times New Roman" w:eastAsia="宋体"/>
+                <w:sz w:val="19"/>
+              </w:rPr>
+              <w:t>；真值辅助理想化（</w:t>
+            </w:r>
+            <w:r>
+              <w:rPr>
+                <w:rFonts w:ascii="Cambria Math" w:hAnsi="Cambria Math" w:eastAsia="宋体"/>
+                <w:sz w:val="19"/>
+              </w:rPr>
+              <w:t>hat S=S</w:t>
+            </w:r>
+            <w:r>
+              <w:rPr>
+                <w:rFonts w:ascii="Times New Roman" w:hAnsi="Times New Roman" w:eastAsia="宋体"/>
+                <w:sz w:val="19"/>
+              </w:rPr>
+              <w:t>，</w:t>
+            </w:r>
+            <w:r>
+              <w:rPr>
+                <w:rFonts w:ascii="Times New Roman" w:hAnsi="Times New Roman" w:eastAsia="宋体"/>
+                <w:b/>
+                <w:sz w:val="19"/>
+              </w:rPr>
+              <w:t>不可执行</w:t>
+            </w:r>
+            <w:r>
+              <w:rPr>
+                <w:rFonts w:ascii="Times New Roman" w:hAnsi="Times New Roman" w:eastAsia="宋体"/>
+                <w:sz w:val="19"/>
+              </w:rPr>
+              <w:t>，仅作上界）</w:t>
+            </w:r>
+            <w:r>
+              <w:rPr>
+                <w:rFonts w:ascii="Times New Roman" w:hAnsi="Times New Roman" w:eastAsia="宋体"/>
+                <w:b/>
+                <w:sz w:val="19"/>
+              </w:rPr>
+              <w:t>218.7 m²</w:t>
+            </w:r>
+            <w:r>
+              <w:rPr>
+                <w:rFonts w:ascii="Times New Roman" w:hAnsi="Times New Roman" w:eastAsia="宋体"/>
+                <w:sz w:val="19"/>
+              </w:rPr>
+              <w:t xml:space="preserve">；配对差 </w:t>
+            </w:r>
+            <w:r>
+              <w:rPr>
+                <w:rFonts w:ascii="Times New Roman" w:hAnsi="Times New Roman" w:eastAsia="宋体"/>
+                <w:b/>
+                <w:sz w:val="19"/>
+              </w:rPr>
+              <w:t>−61.1 m²</w:t>
+            </w:r>
+            <w:r>
+              <w:rPr>
+                <w:rFonts w:ascii="Times New Roman" w:hAnsi="Times New Roman" w:eastAsia="宋体"/>
+                <w:sz w:val="19"/>
+              </w:rPr>
+              <w:t xml:space="preserve">，95 % CI </w:t>
+            </w:r>
+            <w:r>
+              <w:rPr>
+                <w:rFonts w:ascii="Times New Roman" w:hAnsi="Times New Roman" w:eastAsia="宋体"/>
+                <w:b/>
+                <w:sz w:val="19"/>
+              </w:rPr>
+              <w:t>$[-528.4,+286.1]$（跨 0）</w:t>
+            </w:r>
+            <w:r>
+              <w:rPr>
+                <w:rFonts w:ascii="Times New Roman" w:hAnsi="Times New Roman" w:eastAsia="宋体"/>
+                <w:sz w:val="19"/>
+              </w:rPr>
+              <w:t xml:space="preserve"> ⟹ 理想化的收益在统计上</w:t>
+            </w:r>
+            <w:r>
+              <w:rPr>
+                <w:rFonts w:ascii="Times New Roman" w:hAnsi="Times New Roman" w:eastAsia="宋体"/>
+                <w:b/>
+                <w:sz w:val="19"/>
+              </w:rPr>
+              <w:t>不成立</w:t>
             </w:r>
           </w:p>
         </w:tc>
         <w:tc>
           <w:tcPr>
-            <w:tcW w:type="dxa" w:w="2929"/>
+            <w:tcW w:type="dxa" w:w="2197"/>
           </w:tcPr>
           <w:p>
             <w:pPr>
               <w:spacing w:before="20" w:after="20" w:line="240" w:lineRule="auto"/>
             </w:pPr>
-            <w:r>
-              <w:rPr>
-                <w:rFonts w:ascii="Consolas" w:hAnsi="Consolas" w:eastAsia="Consolas"/>
-                <w:sz w:val="16"/>
-              </w:rPr>
-              <w:t>selfcheck.py --patho</w:t>
-            </w:r>
-            <w:r>
-              <w:rPr>
-                <w:rFonts w:ascii="Times New Roman" w:hAnsi="Times New Roman" w:eastAsia="宋体"/>
-                <w:sz w:val="19"/>
-              </w:rPr>
-              <w:t>（</w:t>
-            </w:r>
-            <w:r>
-              <w:rPr>
-                <w:rFonts w:ascii="Consolas" w:hAnsi="Consolas" w:eastAsia="Consolas"/>
-                <w:sz w:val="16"/>
-              </w:rPr>
-              <w:t>results/selfcheck_patho.txt</w:t>
-            </w:r>
-            <w:r>
-              <w:rPr>
-                <w:rFonts w:ascii="Times New Roman" w:hAnsi="Times New Roman" w:eastAsia="宋体"/>
-                <w:sz w:val="19"/>
-              </w:rPr>
-              <w:t>）</w:t>
-            </w:r>
+          </w:p>
+        </w:tc>
+        <w:tc>
+          <w:tcPr>
+            <w:tcW w:type="dxa" w:w="2197"/>
+          </w:tcPr>
+          <w:p>
+            <w:pPr>
+              <w:spacing w:before="20" w:after="20" w:line="240" w:lineRule="auto"/>
+            </w:pPr>
           </w:p>
         </w:tc>
       </w:tr>
       <w:tr>
         <w:tc>
           <w:tcPr>
-            <w:tcW w:type="dxa" w:w="2929"/>
+            <w:tcW w:type="dxa" w:w="2197"/>
           </w:tcPr>
           <w:p>
             <w:pPr>
@@ -7216,27 +7986,13 @@
                 <w:rFonts w:ascii="Times New Roman" w:hAnsi="Times New Roman" w:eastAsia="宋体"/>
                 <w:sz w:val="19"/>
               </w:rPr>
-              <w:t>实机 38 局（</w:t>
-            </w:r>
-            <w:r>
-              <w:rPr>
-                <w:rFonts w:ascii="Consolas" w:hAnsi="Consolas" w:eastAsia="Consolas"/>
-                <w:sz w:val="16"/>
-              </w:rPr>
-              <w:t>p3_log_*</w:t>
-            </w:r>
-            <w:r>
-              <w:rPr>
-                <w:rFonts w:ascii="Times New Roman" w:hAnsi="Times New Roman" w:eastAsia="宋体"/>
-                <w:sz w:val="19"/>
-              </w:rPr>
-              <w:t>）</w:t>
+              <w:t>参考点偏差粗探</w:t>
             </w:r>
           </w:p>
         </w:tc>
         <w:tc>
           <w:tcPr>
-            <w:tcW w:type="dxa" w:w="2929"/>
+            <w:tcW w:type="dxa" w:w="2197"/>
           </w:tcPr>
           <w:p>
             <w:pPr>
@@ -7245,114 +8001,925 @@
             <w:r>
               <w:rPr>
                 <w:rFonts w:ascii="Times New Roman" w:hAnsi="Times New Roman" w:eastAsia="宋体"/>
+                <w:sz w:val="19"/>
+              </w:rPr>
+              <w:t>布局按原点选定后把真值再偏 500 m，面积均值 232.2 m²（</w:t>
+            </w:r>
+            <w:r>
+              <w:rPr>
+                <w:rFonts w:ascii="Times New Roman" w:hAnsi="Times New Roman" w:eastAsia="宋体"/>
                 <w:b/>
                 <w:sz w:val="19"/>
               </w:rPr>
-              <w:t>零未决频道 38/38</w:t>
-            </w:r>
-            <w:r>
-              <w:rPr>
-                <w:rFonts w:ascii="Times New Roman" w:hAnsi="Times New Roman" w:eastAsia="宋体"/>
-                <w:sz w:val="19"/>
-              </w:rPr>
-              <w:t xml:space="preserve">，每局清除 10–16 源；总虚拟时间均值 </w:t>
-            </w:r>
-            <w:r>
-              <w:rPr>
-                <w:rFonts w:ascii="Times New Roman" w:hAnsi="Times New Roman" w:eastAsia="宋体"/>
-                <w:b/>
-                <w:sz w:val="19"/>
-              </w:rPr>
-              <w:t>4 447.1 s</w:t>
-            </w:r>
-            <w:r>
-              <w:rPr>
-                <w:rFonts w:ascii="Times New Roman" w:hAnsi="Times New Roman" w:eastAsia="宋体"/>
-                <w:sz w:val="19"/>
-              </w:rPr>
-              <w:t xml:space="preserve">（中位 4 451、标准差 564.1、CV </w:t>
-            </w:r>
-            <w:r>
-              <w:rPr>
-                <w:rFonts w:ascii="Times New Roman" w:hAnsi="Times New Roman" w:eastAsia="宋体"/>
-                <w:b/>
-                <w:sz w:val="19"/>
-              </w:rPr>
-              <w:t>12.68 %</w:t>
-            </w:r>
-            <w:r>
-              <w:rPr>
-                <w:rFonts w:ascii="Times New Roman" w:hAnsi="Times New Roman" w:eastAsia="宋体"/>
-                <w:sz w:val="19"/>
-              </w:rPr>
-              <w:t xml:space="preserve">、范围 </w:t>
-            </w:r>
-            <w:r>
-              <w:rPr>
-                <w:rFonts w:ascii="Cambria Math" w:hAnsi="Cambria Math" w:eastAsia="宋体"/>
-                <w:sz w:val="19"/>
-              </w:rPr>
-              <w:t>[3,332,,5,417]</w:t>
-            </w:r>
-            <w:r>
-              <w:rPr>
-                <w:rFonts w:ascii="Times New Roman" w:hAnsi="Times New Roman" w:eastAsia="宋体"/>
-                <w:sz w:val="19"/>
-              </w:rPr>
-              <w:t>）；每源 337.1 s（局内求商再平均）/ 332.7 s（</w:t>
-            </w:r>
-            <w:r>
-              <w:rPr>
-                <w:rFonts w:ascii="Cambria Math" w:hAnsi="Cambria Math" w:eastAsia="宋体"/>
-                <w:sz w:val="19"/>
-              </w:rPr>
-              <w:t>∑ T/∑ N</w:t>
-            </w:r>
-            <w:r>
-              <w:rPr>
-                <w:rFonts w:ascii="Times New Roman" w:hAnsi="Times New Roman" w:eastAsia="宋体"/>
-                <w:sz w:val="19"/>
-              </w:rPr>
-              <w:t>）；移动均值 17 952 m</w:t>
+              <w:t>−17.0 %</w:t>
+            </w:r>
+            <w:r>
+              <w:rPr>
+                <w:rFonts w:ascii="Times New Roman" w:hAnsi="Times New Roman" w:eastAsia="宋体"/>
+                <w:sz w:val="19"/>
+              </w:rPr>
+              <w:t>，单方向粗探）</w:t>
             </w:r>
           </w:p>
         </w:tc>
         <w:tc>
           <w:tcPr>
-            <w:tcW w:type="dxa" w:w="2929"/>
+            <w:tcW w:type="dxa" w:w="2197"/>
           </w:tcPr>
           <w:p>
             <w:pPr>
               <w:spacing w:before="20" w:after="20" w:line="240" w:lineRule="auto"/>
             </w:pPr>
-            <w:r>
-              <w:rPr>
-                <w:rFonts w:ascii="Consolas" w:hAnsi="Consolas" w:eastAsia="Consolas"/>
-                <w:sz w:val="16"/>
-              </w:rPr>
-              <w:t>problem3_robot/logs/</w:t>
-            </w:r>
-            <w:r>
-              <w:rPr>
-                <w:rFonts w:ascii="Times New Roman" w:hAnsi="Times New Roman" w:eastAsia="宋体"/>
-                <w:sz w:val="19"/>
-              </w:rPr>
-              <w:t xml:space="preserve"> + </w:t>
-            </w:r>
-            <w:r>
-              <w:rPr>
-                <w:rFonts w:ascii="Consolas" w:hAnsi="Consolas" w:eastAsia="Consolas"/>
-                <w:sz w:val="16"/>
-              </w:rPr>
-              <w:t>archive_summary.py</w:t>
-            </w:r>
+          </w:p>
+        </w:tc>
+        <w:tc>
+          <w:tcPr>
+            <w:tcW w:type="dxa" w:w="2197"/>
+          </w:tcPr>
+          <w:p>
+            <w:pPr>
+              <w:spacing w:before="20" w:after="20" w:line="240" w:lineRule="auto"/>
+            </w:pPr>
+          </w:p>
+        </w:tc>
+      </w:tr>
+    </w:tbl>
+    <w:p>
+      <w:pPr>
+        <w:spacing w:after="80"/>
+      </w:pPr>
+    </w:p>
+    <w:p>
+      <w:pPr>
+        <w:spacing w:line="360" w:lineRule="auto" w:after="40"/>
+        <w:ind w:firstLine="420"/>
+      </w:pPr>
+      <w:r>
+        <w:rPr>
+          <w:rFonts w:ascii="Times New Roman" w:hAnsi="Times New Roman" w:eastAsia="宋体"/>
+          <w:b/>
+          <w:sz w:val="24"/>
+        </w:rPr>
+        <w:t>因此本文的定位是</w:t>
+      </w:r>
+      <w:r>
+        <w:rPr>
+          <w:rFonts w:ascii="Times New Roman" w:hAnsi="Times New Roman" w:eastAsia="宋体"/>
+          <w:sz w:val="24"/>
+        </w:rPr>
+        <w:t>：§4.2–4.5 的贪心选点是</w:t>
+      </w:r>
+      <w:r>
+        <w:rPr>
+          <w:rFonts w:ascii="Times New Roman" w:hAnsi="Times New Roman" w:eastAsia="宋体"/>
+          <w:b/>
+          <w:sz w:val="24"/>
+        </w:rPr>
+        <w:t>只使用当前信息的可执行策略</w:t>
+      </w:r>
+      <w:r>
+        <w:rPr>
+          <w:rFonts w:ascii="Times New Roman" w:hAnsi="Times New Roman" w:eastAsia="宋体"/>
+          <w:sz w:val="24"/>
+        </w:rPr>
+        <w:t>（不泄漏真值、不预支观测），但它对"</w:t>
+      </w:r>
+      <w:r>
+        <w:rPr>
+          <w:rFonts w:ascii="Cambria Math" w:hAnsi="Cambria Math" w:eastAsia="宋体"/>
+          <w:sz w:val="24"/>
+        </w:rPr>
+        <w:t>hat S</w:t>
+      </w:r>
+      <w:r>
+        <w:rPr>
+          <w:rFonts w:ascii="Times New Roman" w:hAnsi="Times New Roman" w:eastAsia="宋体"/>
+          <w:sz w:val="24"/>
+        </w:rPr>
+        <w:t xml:space="preserve"> 与真值一致"有依赖，且理想化版本未带来统计显著改善。</w:t>
+      </w:r>
+      <w:r>
+        <w:rPr>
+          <w:rFonts w:ascii="Times New Roman" w:hAnsi="Times New Roman" w:eastAsia="宋体"/>
+          <w:b/>
+          <w:sz w:val="24"/>
+        </w:rPr>
+        <w:t>两处如实更正</w:t>
+      </w:r>
+      <w:r>
+        <w:rPr>
+          <w:rFonts w:ascii="Times New Roman" w:hAnsi="Times New Roman" w:eastAsia="宋体"/>
+          <w:sz w:val="24"/>
+        </w:rPr>
+        <w:t xml:space="preserve">：① DOP 基线的配对区间为 </w:t>
+      </w:r>
+      <w:r>
+        <w:rPr>
+          <w:rFonts w:ascii="Cambria Math" w:hAnsi="Cambria Math" w:eastAsia="宋体"/>
+          <w:sz w:val="24"/>
+        </w:rPr>
+        <w:t>[-232.06,-0.35]</w:t>
+      </w:r>
+      <w:r>
+        <w:rPr>
+          <w:rFonts w:ascii="Times New Roman" w:hAnsi="Times New Roman" w:eastAsia="宋体"/>
+          <w:sz w:val="24"/>
+        </w:rPr>
+        <w:t>，</w:t>
+      </w:r>
+      <w:r>
+        <w:rPr>
+          <w:rFonts w:ascii="Times New Roman" w:hAnsi="Times New Roman" w:eastAsia="宋体"/>
+          <w:b/>
+          <w:sz w:val="24"/>
+        </w:rPr>
+        <w:t>不含 0</w:t>
+      </w:r>
+      <w:r>
+        <w:rPr>
+          <w:rFonts w:ascii="Times New Roman" w:hAnsi="Times New Roman" w:eastAsia="宋体"/>
+          <w:sz w:val="24"/>
+        </w:rPr>
+        <w:t>（早稿"跨 0 边缘"错误，已更正），故只能说"在所测场景中本文面积目标优于所用 DOP 基线"，</w:t>
+      </w:r>
+      <w:r>
+        <w:rPr>
+          <w:rFonts w:ascii="Times New Roman" w:hAnsi="Times New Roman" w:eastAsia="宋体"/>
+          <w:b/>
+          <w:sz w:val="24"/>
+        </w:rPr>
+        <w:t>不能</w:t>
+      </w:r>
+      <w:r>
+        <w:rPr>
+          <w:rFonts w:ascii="Times New Roman" w:hAnsi="Times New Roman" w:eastAsia="宋体"/>
+          <w:sz w:val="24"/>
+        </w:rPr>
+        <w:t>推广为"DOP 不能作为任何定位目标"；② 全文的"最优"一律限定为</w:t>
+      </w:r>
+      <w:r>
+        <w:rPr>
+          <w:rFonts w:ascii="Times New Roman" w:hAnsi="Times New Roman" w:eastAsia="宋体"/>
+          <w:b/>
+          <w:sz w:val="24"/>
+        </w:rPr>
+        <w:t>离散候选集内、给定观测预算与可达约束下的最优</w:t>
+      </w:r>
+      <w:r>
+        <w:rPr>
+          <w:rFonts w:ascii="Times New Roman" w:hAnsi="Times New Roman" w:eastAsia="宋体"/>
+          <w:sz w:val="24"/>
+        </w:rPr>
+        <w:t>。参考点偏差的</w:t>
+      </w:r>
+      <w:r>
+        <w:rPr>
+          <w:rFonts w:ascii="Times New Roman" w:hAnsi="Times New Roman" w:eastAsia="宋体"/>
+          <w:b/>
+          <w:sz w:val="24"/>
+        </w:rPr>
+        <w:t>正式灵敏度扫描</w:t>
+      </w:r>
+      <w:r>
+        <w:rPr>
+          <w:rFonts w:ascii="Times New Roman" w:hAnsi="Times New Roman" w:eastAsia="宋体"/>
+          <w:sz w:val="24"/>
+        </w:rPr>
+        <w:t xml:space="preserve">（固定 </w:t>
+      </w:r>
+      <w:r>
+        <w:rPr>
+          <w:rFonts w:ascii="Cambria Math" w:hAnsi="Cambria Math" w:eastAsia="宋体"/>
+          <w:sz w:val="24"/>
+        </w:rPr>
+        <w:t>hat S=</w:t>
+      </w:r>
+      <w:r>
+        <w:rPr>
+          <w:rFonts w:ascii="Times New Roman" w:hAnsi="Times New Roman" w:eastAsia="宋体"/>
+          <w:sz w:val="24"/>
+        </w:rPr>
+        <w:t xml:space="preserve"> 原点，真值在多方向、多半径上扫描）列为待补实验。</w:t>
+      </w:r>
+    </w:p>
+    <w:p>
+      <w:pPr>
+        <w:spacing w:before="200" w:after="80"/>
+      </w:pPr>
+      <w:r>
+        <w:rPr>
+          <w:rFonts w:ascii="Times New Roman" w:hAnsi="Times New Roman" w:eastAsia="黑体"/>
+          <w:b/>
+          <w:sz w:val="30"/>
+        </w:rPr>
+        <w:t>五、问题三：全向源的搜索、定位与清除</w:t>
+      </w:r>
+    </w:p>
+    <w:p>
+      <w:pPr>
+        <w:spacing w:before="160" w:after="80"/>
+      </w:pPr>
+      <w:r>
+        <w:rPr>
+          <w:rFonts w:ascii="Times New Roman" w:hAnsi="Times New Roman" w:eastAsia="黑体"/>
+          <w:b/>
+          <w:sz w:val="26"/>
+        </w:rPr>
+        <w:t>5.1 模型</w:t>
+      </w:r>
+    </w:p>
+    <w:p>
+      <w:pPr>
+        <w:spacing w:line="360" w:lineRule="auto" w:after="40"/>
+        <w:ind w:firstLine="420"/>
+      </w:pPr>
+      <w:r>
+        <w:rPr>
+          <w:rFonts w:ascii="Times New Roman" w:hAnsi="Times New Roman" w:eastAsia="宋体"/>
+          <w:b/>
+          <w:sz w:val="24"/>
+        </w:rPr>
+        <w:t>覆盖保证（含证明）</w:t>
+      </w:r>
+      <w:r>
+        <w:rPr>
+          <w:rFonts w:ascii="Times New Roman" w:hAnsi="Times New Roman" w:eastAsia="宋体"/>
+          <w:sz w:val="24"/>
+        </w:rPr>
+        <w:t xml:space="preserve">：原点 + 半径 </w:t>
+      </w:r>
+      <w:r>
+        <w:rPr>
+          <w:rFonts w:ascii="Cambria Math" w:hAnsi="Cambria Math" w:eastAsia="宋体"/>
+          <w:sz w:val="24"/>
+        </w:rPr>
+        <w:t>R₀=1200</w:t>
+      </w:r>
+      <w:r>
+        <w:rPr>
+          <w:rFonts w:ascii="Times New Roman" w:hAnsi="Times New Roman" w:eastAsia="宋体"/>
+          <w:sz w:val="24"/>
+        </w:rPr>
+        <w:t xml:space="preserve"> m 圆环上等角 </w:t>
+      </w:r>
+      <w:r>
+        <w:rPr>
+          <w:rFonts w:ascii="Cambria Math" w:hAnsi="Cambria Math" w:eastAsia="宋体"/>
+          <w:sz w:val="24"/>
+        </w:rPr>
+        <w:t>60^circ</w:t>
+      </w:r>
+      <w:r>
+        <w:rPr>
+          <w:rFonts w:ascii="Times New Roman" w:hAnsi="Times New Roman" w:eastAsia="宋体"/>
+          <w:sz w:val="24"/>
+        </w:rPr>
+        <w:t xml:space="preserve"> 的 6 点，共 7 点。设源 </w:t>
+      </w:r>
+      <w:r>
+        <w:rPr>
+          <w:rFonts w:ascii="Cambria Math" w:hAnsi="Cambria Math" w:eastAsia="宋体"/>
+          <w:sz w:val="24"/>
+        </w:rPr>
+        <w:t>S</w:t>
+      </w:r>
+      <w:r>
+        <w:rPr>
+          <w:rFonts w:ascii="Times New Roman" w:hAnsi="Times New Roman" w:eastAsia="宋体"/>
+          <w:sz w:val="24"/>
+        </w:rPr>
+        <w:t xml:space="preserve"> 的径向距离为 </w:t>
+      </w:r>
+      <w:r>
+        <w:rPr>
+          <w:rFonts w:ascii="Cambria Math" w:hAnsi="Cambria Math" w:eastAsia="宋体"/>
+          <w:sz w:val="24"/>
+        </w:rPr>
+        <w:t>ρ≤1800</w:t>
+      </w:r>
+      <w:r>
+        <w:rPr>
+          <w:rFonts w:ascii="Times New Roman" w:hAnsi="Times New Roman" w:eastAsia="宋体"/>
+          <w:sz w:val="24"/>
+        </w:rPr>
+        <w:t xml:space="preserve"> m：</w:t>
+      </w:r>
+    </w:p>
+    <w:p>
+      <w:pPr>
+        <w:pStyle w:val="ListBullet"/>
+        <w:spacing w:before="0" w:after="0"/>
+      </w:pPr>
+      <w:r>
+        <w:rPr>
+          <w:rFonts w:ascii="Times New Roman" w:hAnsi="Times New Roman" w:eastAsia="宋体"/>
+          <w:sz w:val="24"/>
+        </w:rPr>
+        <w:t xml:space="preserve">若 </w:t>
+      </w:r>
+      <w:r>
+        <w:rPr>
+          <w:rFonts w:ascii="Cambria Math" w:hAnsi="Cambria Math" w:eastAsia="宋体"/>
+          <w:sz w:val="24"/>
+        </w:rPr>
+        <w:t>ρ≤1000</w:t>
+      </w:r>
+      <w:r>
+        <w:rPr>
+          <w:rFonts w:ascii="Times New Roman" w:hAnsi="Times New Roman" w:eastAsia="宋体"/>
+          <w:sz w:val="24"/>
+        </w:rPr>
+        <w:t xml:space="preserve"> m，原点即可接收；</w:t>
+      </w:r>
+    </w:p>
+    <w:p>
+      <w:pPr>
+        <w:pStyle w:val="ListBullet"/>
+        <w:spacing w:before="0" w:after="0"/>
+      </w:pPr>
+      <w:r>
+        <w:rPr>
+          <w:rFonts w:ascii="Times New Roman" w:hAnsi="Times New Roman" w:eastAsia="宋体"/>
+          <w:sz w:val="24"/>
+        </w:rPr>
+        <w:t xml:space="preserve">若 </w:t>
+      </w:r>
+      <w:r>
+        <w:rPr>
+          <w:rFonts w:ascii="Cambria Math" w:hAnsi="Cambria Math" w:eastAsia="宋体"/>
+          <w:sz w:val="24"/>
+        </w:rPr>
+        <w:t>ρ∈[1000,1800]</w:t>
+      </w:r>
+      <w:r>
+        <w:rPr>
+          <w:rFonts w:ascii="Times New Roman" w:hAnsi="Times New Roman" w:eastAsia="宋体"/>
+          <w:sz w:val="24"/>
+        </w:rPr>
+        <w:t xml:space="preserve"> m，最近环点与 </w:t>
+      </w:r>
+      <w:r>
+        <w:rPr>
+          <w:rFonts w:ascii="Cambria Math" w:hAnsi="Cambria Math" w:eastAsia="宋体"/>
+          <w:sz w:val="24"/>
+        </w:rPr>
+        <w:t>S</w:t>
+      </w:r>
+      <w:r>
+        <w:rPr>
+          <w:rFonts w:ascii="Times New Roman" w:hAnsi="Times New Roman" w:eastAsia="宋体"/>
+          <w:sz w:val="24"/>
+        </w:rPr>
+        <w:t xml:space="preserve"> 的角差不超过 </w:t>
+      </w:r>
+      <w:r>
+        <w:rPr>
+          <w:rFonts w:ascii="Cambria Math" w:hAnsi="Cambria Math" w:eastAsia="宋体"/>
+          <w:sz w:val="24"/>
+        </w:rPr>
+        <w:t>30^circ</w:t>
+      </w:r>
+      <w:r>
+        <w:rPr>
+          <w:rFonts w:ascii="Times New Roman" w:hAnsi="Times New Roman" w:eastAsia="宋体"/>
+          <w:sz w:val="24"/>
+        </w:rPr>
+        <w:t>，于是</w:t>
+      </w:r>
+    </w:p>
+    <w:p>
+      <w:pPr>
+        <w:spacing w:before="120" w:after="120"/>
+        <w:jc w:val="center"/>
+      </w:pPr>
+      <w:r>
+        <w:drawing>
+          <wp:inline xmlns:a="http://schemas.openxmlformats.org/drawingml/2006/main" xmlns:pic="http://schemas.openxmlformats.org/drawingml/2006/picture">
+            <wp:extent cx="4241778" cy="288000"/>
+            <wp:docPr id="23" name="Picture 23"/>
+            <wp:cNvGraphicFramePr>
+              <a:graphicFrameLocks noChangeAspect="1"/>
+            </wp:cNvGraphicFramePr>
+            <a:graphic>
+              <a:graphicData uri="http://schemas.openxmlformats.org/drawingml/2006/picture">
+                <pic:pic>
+                  <pic:nvPicPr>
+                    <pic:cNvPr id="0" name="eq_13_dc839ec85c.png"/>
+                    <pic:cNvPicPr/>
+                  </pic:nvPicPr>
+                  <pic:blipFill>
+                    <a:blip r:embed="rId32"/>
+                    <a:stretch>
+                      <a:fillRect/>
+                    </a:stretch>
+                  </pic:blipFill>
+                  <pic:spPr>
+                    <a:xfrm>
+                      <a:off x="0" y="0"/>
+                      <a:ext cx="4241778" cy="288000"/>
+                    </a:xfrm>
+                    <a:prstGeom prst="rect"/>
+                  </pic:spPr>
+                </pic:pic>
+              </a:graphicData>
+            </a:graphic>
+          </wp:inline>
+        </w:drawing>
+      </w:r>
+    </w:p>
+    <w:p>
+      <w:pPr>
+        <w:spacing w:line="360" w:lineRule="auto" w:after="40"/>
+        <w:ind w:firstLine="420"/>
+      </w:pPr>
+      <w:r>
+        <w:rPr>
+          <w:rFonts w:ascii="Cambria Math" w:hAnsi="Cambria Math" w:eastAsia="宋体"/>
+          <w:sz w:val="24"/>
+        </w:rPr>
+        <w:t>φ</w:t>
+      </w:r>
+      <w:r>
+        <w:rPr>
+          <w:rFonts w:ascii="Times New Roman" w:hAnsi="Times New Roman" w:eastAsia="宋体"/>
+          <w:sz w:val="24"/>
+        </w:rPr>
+        <w:t xml:space="preserve"> 关于 </w:t>
+      </w:r>
+      <w:r>
+        <w:rPr>
+          <w:rFonts w:ascii="Cambria Math" w:hAnsi="Cambria Math" w:eastAsia="宋体"/>
+          <w:sz w:val="24"/>
+        </w:rPr>
+        <w:t>ρ</w:t>
+      </w:r>
+      <w:r>
+        <w:rPr>
+          <w:rFonts w:ascii="Times New Roman" w:hAnsi="Times New Roman" w:eastAsia="宋体"/>
+          <w:sz w:val="24"/>
+        </w:rPr>
+        <w:t xml:space="preserve"> 为凸函数，故其在 </w:t>
+      </w:r>
+      <w:r>
+        <w:rPr>
+          <w:rFonts w:ascii="Cambria Math" w:hAnsi="Cambria Math" w:eastAsia="宋体"/>
+          <w:sz w:val="24"/>
+        </w:rPr>
+        <w:t>[1000,1800]</w:t>
+      </w:r>
+      <w:r>
+        <w:rPr>
+          <w:rFonts w:ascii="Times New Roman" w:hAnsi="Times New Roman" w:eastAsia="宋体"/>
+          <w:sz w:val="24"/>
+        </w:rPr>
+        <w:t xml:space="preserve"> 上的最大值出现在端点：</w:t>
+      </w:r>
+      <w:r>
+        <w:rPr>
+          <w:rFonts w:ascii="Cambria Math" w:hAnsi="Cambria Math" w:eastAsia="宋体"/>
+          <w:sz w:val="24"/>
+        </w:rPr>
+        <w:t>φ(1000)≈601²</w:t>
+      </w:r>
+      <w:r>
+        <w:rPr>
+          <w:rFonts w:ascii="Times New Roman" w:hAnsi="Times New Roman" w:eastAsia="宋体"/>
+          <w:sz w:val="24"/>
+        </w:rPr>
+        <w:t>、</w:t>
+      </w:r>
+      <w:r>
+        <w:rPr>
+          <w:rFonts w:ascii="Cambria Math" w:hAnsi="Cambria Math" w:eastAsia="宋体"/>
+          <w:sz w:val="24"/>
+        </w:rPr>
+        <w:t>φ(1800)≈968²</w:t>
+      </w:r>
+      <w:r>
+        <w:rPr>
+          <w:rFonts w:ascii="Times New Roman" w:hAnsi="Times New Roman" w:eastAsia="宋体"/>
+          <w:sz w:val="24"/>
+        </w:rPr>
+        <w:t>，</w:t>
+      </w:r>
+      <w:r>
+        <w:rPr>
+          <w:rFonts w:ascii="Times New Roman" w:hAnsi="Times New Roman" w:eastAsia="宋体"/>
+          <w:b/>
+          <w:sz w:val="24"/>
+        </w:rPr>
+        <w:t>两端均 $&lt;1000$ m</w:t>
+      </w:r>
+      <w:r>
+        <w:rPr>
+          <w:rFonts w:ascii="Times New Roman" w:hAnsi="Times New Roman" w:eastAsia="宋体"/>
+          <w:sz w:val="24"/>
+        </w:rPr>
+        <w:t xml:space="preserve"> ⟹ 任一源必被至少一个骨架点接收。</w:t>
+      </w:r>
+    </w:p>
+    <w:p>
+      <w:pPr>
+        <w:spacing w:line="360" w:lineRule="auto" w:after="40"/>
+        <w:ind w:firstLine="420"/>
+      </w:pPr>
+      <w:r>
+        <w:rPr>
+          <w:rFonts w:ascii="Times New Roman" w:hAnsi="Times New Roman" w:eastAsia="宋体"/>
+          <w:b/>
+          <w:sz w:val="24"/>
+        </w:rPr>
+        <w:t>必须精确的表述</w:t>
+      </w:r>
+      <w:r>
+        <w:rPr>
+          <w:rFonts w:ascii="Times New Roman" w:hAnsi="Times New Roman" w:eastAsia="宋体"/>
+          <w:sz w:val="24"/>
+        </w:rPr>
+        <w:t>：本配置只保证"</w:t>
+      </w:r>
+      <w:r>
+        <w:rPr>
+          <w:rFonts w:ascii="Times New Roman" w:hAnsi="Times New Roman" w:eastAsia="宋体"/>
+          <w:b/>
+          <w:sz w:val="24"/>
+        </w:rPr>
+        <w:t>至少一次接收</w:t>
+      </w:r>
+      <w:r>
+        <w:rPr>
+          <w:rFonts w:ascii="Times New Roman" w:hAnsi="Times New Roman" w:eastAsia="宋体"/>
+          <w:sz w:val="24"/>
+        </w:rPr>
+        <w:t>"；由于接收半径下界恰为 1000 m，</w:t>
+      </w:r>
+      <w:r>
+        <w:rPr>
+          <w:rFonts w:ascii="Times New Roman" w:hAnsi="Times New Roman" w:eastAsia="宋体"/>
+          <w:b/>
+          <w:sz w:val="24"/>
+        </w:rPr>
+        <w:t>存在只被一个点接收的情形</w:t>
+      </w:r>
+      <w:r>
+        <w:rPr>
+          <w:rFonts w:ascii="Times New Roman" w:hAnsi="Times New Roman" w:eastAsia="宋体"/>
+          <w:sz w:val="24"/>
+        </w:rPr>
+        <w:t xml:space="preserve">——反例：源恰位于某个环点上且 </w:t>
+      </w:r>
+      <w:r>
+        <w:rPr>
+          <w:rFonts w:ascii="Cambria Math" w:hAnsi="Cambria Math" w:eastAsia="宋体"/>
+          <w:sz w:val="24"/>
+        </w:rPr>
+        <w:t>R꜀=1000</w:t>
+      </w:r>
+      <w:r>
+        <w:rPr>
+          <w:rFonts w:ascii="Times New Roman" w:hAnsi="Times New Roman" w:eastAsia="宋体"/>
+          <w:sz w:val="24"/>
+        </w:rPr>
+        <w:t xml:space="preserve"> m，此时它到该环点距离为 0（返回 </w:t>
+      </w:r>
+      <w:r>
+        <w:rPr>
+          <w:rFonts w:ascii="Consolas" w:hAnsi="Consolas" w:eastAsia="Consolas"/>
+          <w:sz w:val="21"/>
+        </w:rPr>
+        <w:t>near</w:t>
+      </w:r>
+      <w:r>
+        <w:rPr>
+          <w:rFonts w:ascii="Times New Roman" w:hAnsi="Times New Roman" w:eastAsia="宋体"/>
+          <w:sz w:val="24"/>
+        </w:rPr>
+        <w:t>），到原点与相邻环点均为 1200 m，故只有 1 个点能接收。因此</w:t>
+      </w:r>
+      <w:r>
+        <w:rPr>
+          <w:rFonts w:ascii="Times New Roman" w:hAnsi="Times New Roman" w:eastAsia="宋体"/>
+          <w:b/>
+          <w:sz w:val="24"/>
+        </w:rPr>
+        <w:t>不能</w:t>
+      </w:r>
+      <w:r>
+        <w:rPr>
+          <w:rFonts w:ascii="Times New Roman" w:hAnsi="Times New Roman" w:eastAsia="宋体"/>
+          <w:sz w:val="24"/>
+        </w:rPr>
+        <w:t xml:space="preserve">声称"任一源被 </w:t>
+      </w:r>
+      <w:r>
+        <w:rPr>
+          <w:rFonts w:ascii="Cambria Math" w:hAnsi="Cambria Math" w:eastAsia="宋体"/>
+          <w:sz w:val="24"/>
+        </w:rPr>
+        <w:t>≥2</w:t>
+      </w:r>
+      <w:r>
+        <w:rPr>
+          <w:rFonts w:ascii="Times New Roman" w:hAnsi="Times New Roman" w:eastAsia="宋体"/>
+          <w:sz w:val="24"/>
+        </w:rPr>
+        <w:t xml:space="preserve"> 点接收"；多数源确实会获得多站示向，但那是经验性的、非保证的。覆盖巡回在"固定这 7 个站点、从原点出发、终点自由"的条件下经 </w:t>
+      </w:r>
+      <w:r>
+        <w:rPr>
+          <w:rFonts w:ascii="Cambria Math" w:hAnsi="Cambria Math" w:eastAsia="宋体"/>
+          <w:sz w:val="24"/>
+        </w:rPr>
+        <w:t>6!</w:t>
+      </w:r>
+      <w:r>
+        <w:rPr>
+          <w:rFonts w:ascii="Times New Roman" w:hAnsi="Times New Roman" w:eastAsia="宋体"/>
+          <w:sz w:val="24"/>
+        </w:rPr>
+        <w:t xml:space="preserve"> 全排列验证为 </w:t>
+      </w:r>
+      <w:r>
+        <w:rPr>
+          <w:rFonts w:ascii="Times New Roman" w:hAnsi="Times New Roman" w:eastAsia="宋体"/>
+          <w:b/>
+          <w:sz w:val="24"/>
+        </w:rPr>
+        <w:t>7200 m 且为该条件下的最短路线</w:t>
+      </w:r>
+      <w:r>
+        <w:rPr>
+          <w:rFonts w:ascii="Times New Roman" w:hAnsi="Times New Roman" w:eastAsia="宋体"/>
+          <w:sz w:val="24"/>
+        </w:rPr>
+        <w:t>（不声称是任意覆盖设计中的最短巡回）。</w:t>
+      </w:r>
+    </w:p>
+    <w:p>
+      <w:pPr>
+        <w:spacing w:line="360" w:lineRule="auto" w:after="40"/>
+        <w:ind w:firstLine="420"/>
+      </w:pPr>
+      <w:r>
+        <w:rPr>
+          <w:rFonts w:ascii="Times New Roman" w:hAnsi="Times New Roman" w:eastAsia="宋体"/>
+          <w:b/>
+          <w:sz w:val="24"/>
+        </w:rPr>
+        <w:t>定位与认证</w:t>
+      </w:r>
+      <w:r>
+        <w:rPr>
+          <w:rFonts w:ascii="Times New Roman" w:hAnsi="Times New Roman" w:eastAsia="宋体"/>
+          <w:sz w:val="24"/>
+        </w:rPr>
+        <w:t>：</w:t>
+      </w:r>
+      <w:r>
+        <w:rPr>
+          <w:rFonts w:ascii="Cambria Math" w:hAnsi="Cambria Math" w:eastAsia="宋体"/>
+          <w:sz w:val="24"/>
+        </w:rPr>
+        <w:t>Ω=Bᵣ∩⋂ Wᵢ</w:t>
+      </w:r>
+      <w:r>
+        <w:rPr>
+          <w:rFonts w:ascii="Times New Roman" w:hAnsi="Times New Roman" w:eastAsia="宋体"/>
+          <w:sz w:val="24"/>
+        </w:rPr>
+        <w:t xml:space="preserve">（问题一模型），若 </w:t>
+      </w:r>
+      <w:r>
+        <w:rPr>
+          <w:rFonts w:ascii="Cambria Math" w:hAnsi="Cambria Math" w:eastAsia="宋体"/>
+          <w:sz w:val="24"/>
+        </w:rPr>
+        <w:t>MEC(Ω)≤ R꜀lₑₐr=20</w:t>
+      </w:r>
+      <w:r>
+        <w:rPr>
+          <w:rFonts w:ascii="Times New Roman" w:hAnsi="Times New Roman" w:eastAsia="宋体"/>
+          <w:sz w:val="24"/>
+        </w:rPr>
+        <w:t xml:space="preserve"> m，则以 MEC 圆心为</w:t>
+      </w:r>
+      <w:r>
+        <w:rPr>
+          <w:rFonts w:ascii="Times New Roman" w:hAnsi="Times New Roman" w:eastAsia="宋体"/>
+          <w:b/>
+          <w:sz w:val="24"/>
+        </w:rPr>
+        <w:t>认证执行点</w:t>
+      </w:r>
+      <w:r>
+        <w:rPr>
+          <w:rFonts w:ascii="Times New Roman" w:hAnsi="Times New Roman" w:eastAsia="宋体"/>
+          <w:sz w:val="24"/>
+        </w:rPr>
+        <w:t>（真值必在该圆内 ⟹ 清除必成功）；否则取最大交会角两条示向的最小二乘交点作为</w:t>
+      </w:r>
+      <w:r>
+        <w:rPr>
+          <w:rFonts w:ascii="Times New Roman" w:hAnsi="Times New Roman" w:eastAsia="宋体"/>
+          <w:b/>
+          <w:sz w:val="24"/>
+        </w:rPr>
+        <w:t>试探点</w:t>
+      </w:r>
+      <w:r>
+        <w:rPr>
+          <w:rFonts w:ascii="Times New Roman" w:hAnsi="Times New Roman" w:eastAsia="宋体"/>
+          <w:sz w:val="24"/>
+        </w:rPr>
+        <w:t>（LS 点，非保证）。</w:t>
+      </w:r>
+    </w:p>
+    <w:p>
+      <w:pPr>
+        <w:spacing w:line="360" w:lineRule="auto" w:after="40"/>
+        <w:ind w:firstLine="420"/>
+      </w:pPr>
+      <w:r>
+        <w:rPr>
+          <w:rFonts w:ascii="Times New Roman" w:hAnsi="Times New Roman" w:eastAsia="宋体"/>
+          <w:b/>
+          <w:sz w:val="24"/>
+        </w:rPr>
+        <w:t>调度</w:t>
+      </w:r>
+      <w:r>
+        <w:rPr>
+          <w:rFonts w:ascii="Times New Roman" w:hAnsi="Times New Roman" w:eastAsia="宋体"/>
+          <w:sz w:val="24"/>
+        </w:rPr>
+        <w:t>：任务级最近邻 + 开放路径 2-opt（含尾段反转）生成清除路线；</w:t>
+      </w:r>
+      <w:r>
+        <w:rPr>
+          <w:rFonts w:ascii="Times New Roman" w:hAnsi="Times New Roman" w:eastAsia="宋体"/>
+          <w:b/>
+          <w:sz w:val="24"/>
+        </w:rPr>
+        <w:t>受限顺路清除</w:t>
+      </w:r>
+      <w:r>
+        <w:rPr>
+          <w:rFonts w:ascii="Times New Roman" w:hAnsi="Times New Roman" w:eastAsia="宋体"/>
+          <w:sz w:val="24"/>
+        </w:rPr>
+        <w:t xml:space="preserve">：若把某已定位目标插入当前扫描路径的增量 </w:t>
+      </w:r>
+      <w:r>
+        <w:rPr>
+          <w:rFonts w:ascii="Cambria Math" w:hAnsi="Cambria Math" w:eastAsia="宋体"/>
+          <w:sz w:val="24"/>
+        </w:rPr>
+        <w:t>Delta L≤δ=300</w:t>
+      </w:r>
+      <w:r>
+        <w:rPr>
+          <w:rFonts w:ascii="Times New Roman" w:hAnsi="Times New Roman" w:eastAsia="宋体"/>
+          <w:sz w:val="24"/>
+        </w:rPr>
+        <w:t xml:space="preserve"> m，则在扫描途中顺路清除。</w:t>
+      </w:r>
+    </w:p>
+    <w:p>
+      <w:pPr>
+        <w:spacing w:line="360" w:lineRule="auto" w:after="40"/>
+        <w:ind w:firstLine="420"/>
+      </w:pPr>
+      <w:r>
+        <w:rPr>
+          <w:rFonts w:ascii="Times New Roman" w:hAnsi="Times New Roman" w:eastAsia="宋体"/>
+          <w:b/>
+          <w:sz w:val="24"/>
+        </w:rPr>
+        <w:t>恢复闭环（正确性）</w:t>
+      </w:r>
+      <w:r>
+        <w:rPr>
+          <w:rFonts w:ascii="Times New Roman" w:hAnsi="Times New Roman" w:eastAsia="宋体"/>
+          <w:sz w:val="24"/>
+        </w:rPr>
+        <w:t>：退出前对未解决频道执行有限预算恢复（2 轮 / 40 检测 / 20 清除）：未发现频道补齐</w:t>
+      </w:r>
+      <w:r>
+        <w:rPr>
+          <w:rFonts w:ascii="Times New Roman" w:hAnsi="Times New Roman" w:eastAsia="宋体"/>
+          <w:b/>
+          <w:sz w:val="24"/>
+        </w:rPr>
+        <w:t>缺失的</w:t>
+      </w:r>
+      <w:r>
+        <w:rPr>
+          <w:rFonts w:ascii="Times New Roman" w:hAnsi="Times New Roman" w:eastAsia="宋体"/>
+          <w:sz w:val="24"/>
+        </w:rPr>
+        <w:t>覆盖观测（被拒请求不算有效观测、不推进排除），已发现未清除频道重新定位→补测→清除→归航。</w:t>
+      </w:r>
+    </w:p>
+    <w:p>
+      <w:pPr>
+        <w:spacing w:before="160" w:after="80"/>
+      </w:pPr>
+      <w:r>
+        <w:rPr>
+          <w:rFonts w:ascii="Times New Roman" w:hAnsi="Times New Roman" w:eastAsia="黑体"/>
+          <w:b/>
+          <w:sz w:val="26"/>
+        </w:rPr>
+        <w:t>5.2 结果与检验</w:t>
+      </w:r>
+    </w:p>
+    <w:tbl>
+      <w:tblPr>
+        <w:tblStyle w:val="TableGrid"/>
+        <w:tblW w:type="auto" w:w="0"/>
+        <w:jc w:val="center"/>
+        <w:tblLook w:firstColumn="1" w:firstRow="1" w:lastColumn="0" w:lastRow="0" w:noHBand="0" w:noVBand="1" w:val="04A0"/>
+      </w:tblPr>
+      <w:tblGrid>
+        <w:gridCol w:w="2197"/>
+        <w:gridCol w:w="2197"/>
+        <w:gridCol w:w="2197"/>
+        <w:gridCol w:w="2197"/>
+      </w:tblGrid>
+      <w:tr>
+        <w:tc>
+          <w:tcPr>
+            <w:tcW w:type="dxa" w:w="2197"/>
+            <w:shd w:val="clear" w:color="auto" w:fill="EAF1F8"/>
+          </w:tcPr>
+          <w:p>
+            <w:pPr>
+              <w:spacing w:before="20" w:after="20" w:line="240" w:lineRule="auto"/>
+            </w:pPr>
+            <w:r>
+              <w:rPr>
+                <w:rFonts w:ascii="Times New Roman" w:hAnsi="Times New Roman" w:eastAsia="宋体"/>
+                <w:b/>
+                <w:sz w:val="19"/>
+              </w:rPr>
+              <w:t>指标</w:t>
+            </w:r>
+          </w:p>
+        </w:tc>
+        <w:tc>
+          <w:tcPr>
+            <w:tcW w:type="dxa" w:w="2197"/>
+            <w:shd w:val="clear" w:color="auto" w:fill="EAF1F8"/>
+          </w:tcPr>
+          <w:p>
+            <w:pPr>
+              <w:spacing w:before="20" w:after="20" w:line="240" w:lineRule="auto"/>
+            </w:pPr>
+            <w:r>
+              <w:rPr>
+                <w:rFonts w:ascii="Times New Roman" w:hAnsi="Times New Roman" w:eastAsia="宋体"/>
+                <w:b/>
+                <w:sz w:val="19"/>
+              </w:rPr>
+              <w:t>结果</w:t>
+            </w:r>
+          </w:p>
+        </w:tc>
+        <w:tc>
+          <w:tcPr>
+            <w:tcW w:type="dxa" w:w="2197"/>
+            <w:shd w:val="clear" w:color="auto" w:fill="EAF1F8"/>
+          </w:tcPr>
+          <w:p>
+            <w:pPr>
+              <w:spacing w:before="20" w:after="20" w:line="240" w:lineRule="auto"/>
+            </w:pPr>
+            <w:r>
+              <w:rPr>
+                <w:rFonts w:ascii="Times New Roman" w:hAnsi="Times New Roman" w:eastAsia="宋体"/>
+                <w:b/>
+                <w:sz w:val="19"/>
+              </w:rPr>
+              <w:t>来源</w:t>
+            </w:r>
+          </w:p>
+        </w:tc>
+        <w:tc>
+          <w:tcPr>
+            <w:tcW w:type="dxa" w:w="2197"/>
+            <w:shd w:val="clear" w:color="auto" w:fill="EAF1F8"/>
+          </w:tcPr>
+          <w:p>
+            <w:pPr>
+              <w:spacing w:before="20" w:after="20" w:line="240" w:lineRule="auto"/>
+            </w:pPr>
           </w:p>
         </w:tc>
       </w:tr>
       <w:tr>
         <w:tc>
           <w:tcPr>
-            <w:tcW w:type="dxa" w:w="2929"/>
+            <w:tcW w:type="dxa" w:w="2197"/>
           </w:tcPr>
           <w:p>
             <w:pPr>
@@ -7361,16 +8928,15 @@
             <w:r>
               <w:rPr>
                 <w:rFonts w:ascii="Times New Roman" w:hAnsi="Times New Roman" w:eastAsia="宋体"/>
-                <w:b/>
-                <w:sz w:val="19"/>
-              </w:rPr>
-              <w:t>计时口径：逐动作精确核账（关键）</w:t>
+                <w:sz w:val="19"/>
+              </w:rPr>
+              <w:t>仿真清除率（1 000 例）</w:t>
             </w:r>
           </w:p>
         </w:tc>
         <w:tc>
           <w:tcPr>
-            <w:tcW w:type="dxa" w:w="2929"/>
+            <w:tcW w:type="dxa" w:w="2197"/>
           </w:tcPr>
           <w:p>
             <w:pPr>
@@ -7379,52 +8945,17 @@
             <w:r>
               <w:rPr>
                 <w:rFonts w:ascii="Times New Roman" w:hAnsi="Times New Roman" w:eastAsia="宋体"/>
-                <w:sz w:val="19"/>
-              </w:rPr>
-              <w:t xml:space="preserve">按题设标准口径 </w:t>
-            </w:r>
-            <w:r>
-              <w:rPr>
-                <w:rFonts w:ascii="Cambria Math" w:hAnsi="Cambria Math" w:eastAsia="宋体"/>
-                <w:sz w:val="19"/>
-              </w:rPr>
-              <w:t>T=L/5+5Nₘ+Nₛwᵢₜ꜀h+5Nₒₖ+3Nfₐᵢl</w:t>
-            </w:r>
-            <w:r>
-              <w:rPr>
-                <w:rFonts w:ascii="Times New Roman" w:hAnsi="Times New Roman" w:eastAsia="宋体"/>
-                <w:sz w:val="19"/>
-              </w:rPr>
-              <w:t>：问题三 38 局</w:t>
-            </w:r>
-            <w:r>
-              <w:rPr>
-                <w:rFonts w:ascii="Times New Roman" w:hAnsi="Times New Roman" w:eastAsia="宋体"/>
                 <w:b/>
                 <w:sz w:val="19"/>
               </w:rPr>
-              <w:t>逐局残差 0.00 s（最大 $\lvert e\rvert$ 0.00，相对 0.0000 %）</w:t>
-            </w:r>
-            <w:r>
-              <w:rPr>
-                <w:rFonts w:ascii="Times New Roman" w:hAnsi="Times New Roman" w:eastAsia="宋体"/>
-                <w:sz w:val="19"/>
-              </w:rPr>
-              <w:t xml:space="preserve">、逐动作 5 585 个（5 040 measure + 545 clear，按 </w:t>
-            </w:r>
-            <w:r>
-              <w:rPr>
-                <w:rFonts w:ascii="Consolas" w:hAnsi="Consolas" w:eastAsia="Consolas"/>
-                <w:sz w:val="16"/>
-              </w:rPr>
-              <w:t>request_id</w:t>
-            </w:r>
-            <w:r>
-              <w:rPr>
-                <w:rFonts w:ascii="Times New Roman" w:hAnsi="Times New Roman" w:eastAsia="宋体"/>
-                <w:sz w:val="19"/>
-              </w:rPr>
-              <w:t xml:space="preserve"> 去重）残差</w:t>
+              <w:t>100.000 %（全清 1 000/1 000）</w:t>
+            </w:r>
+            <w:r>
+              <w:rPr>
+                <w:rFonts w:ascii="Times New Roman" w:hAnsi="Times New Roman" w:eastAsia="宋体"/>
+                <w:sz w:val="19"/>
+              </w:rPr>
+              <w:t xml:space="preserve">；平均移动 18 462 m（中位 18 412）、平均检测 136 次（中位 135）、平均总时间 </w:t>
             </w:r>
             <w:r>
               <w:rPr>
@@ -7432,63 +8963,20 @@
                 <w:b/>
                 <w:sz w:val="19"/>
               </w:rPr>
-              <w:t>全为零</w:t>
-            </w:r>
-            <w:r>
-              <w:rPr>
-                <w:rFonts w:ascii="Times New Roman" w:hAnsi="Times New Roman" w:eastAsia="宋体"/>
-                <w:sz w:val="19"/>
-              </w:rPr>
-              <w:t>；问题四 57 局、30 330 个动作同样零残差；</w:t>
-            </w:r>
-            <w:r>
-              <w:rPr>
-                <w:rFonts w:ascii="Times New Roman" w:hAnsi="Times New Roman" w:eastAsia="宋体"/>
-                <w:b/>
-                <w:sz w:val="19"/>
-              </w:rPr>
-              <w:t>原地成功清除 $\delta t$ 恰为 5.000 s</w:t>
-            </w:r>
-            <w:r>
-              <w:rPr>
-                <w:rFonts w:ascii="Times New Roman" w:hAnsi="Times New Roman" w:eastAsia="宋体"/>
-                <w:sz w:val="19"/>
-              </w:rPr>
-              <w:t xml:space="preserve">（P3 </w:t>
-            </w:r>
-            <w:r>
-              <w:rPr>
-                <w:rFonts w:ascii="Cambria Math" w:hAnsi="Cambria Math" w:eastAsia="宋体"/>
-                <w:sz w:val="19"/>
-              </w:rPr>
-              <w:t>n=3</w:t>
-            </w:r>
-            <w:r>
-              <w:rPr>
-                <w:rFonts w:ascii="Times New Roman" w:hAnsi="Times New Roman" w:eastAsia="宋体"/>
-                <w:sz w:val="19"/>
-              </w:rPr>
-              <w:t xml:space="preserve">、P4 </w:t>
-            </w:r>
-            <w:r>
-              <w:rPr>
-                <w:rFonts w:ascii="Cambria Math" w:hAnsi="Cambria Math" w:eastAsia="宋体"/>
-                <w:sz w:val="19"/>
-              </w:rPr>
-              <w:t>n=18</w:t>
-            </w:r>
-            <w:r>
-              <w:rPr>
-                <w:rFonts w:ascii="Times New Roman" w:hAnsi="Times New Roman" w:eastAsia="宋体"/>
-                <w:sz w:val="19"/>
-              </w:rPr>
-              <w:t>，100 %）</w:t>
+              <w:t>4 564 s</w:t>
+            </w:r>
+            <w:r>
+              <w:rPr>
+                <w:rFonts w:ascii="Times New Roman" w:hAnsi="Times New Roman" w:eastAsia="宋体"/>
+                <w:sz w:val="19"/>
+              </w:rPr>
+              <w:t>（题设标准口径）</w:t>
             </w:r>
           </w:p>
         </w:tc>
         <w:tc>
           <w:tcPr>
-            <w:tcW w:type="dxa" w:w="2929"/>
+            <w:tcW w:type="dxa" w:w="2197"/>
           </w:tcPr>
           <w:p>
             <w:pPr>
@@ -7499,36 +8987,25 @@
                 <w:rFonts w:ascii="Consolas" w:hAnsi="Consolas" w:eastAsia="Consolas"/>
                 <w:sz w:val="16"/>
               </w:rPr>
-              <w:t>time_model_audit.py</w:t>
-            </w:r>
-            <w:r>
-              <w:rPr>
-                <w:rFonts w:ascii="Times New Roman" w:hAnsi="Times New Roman" w:eastAsia="宋体"/>
-                <w:sz w:val="19"/>
-              </w:rPr>
-              <w:t>（</w:t>
-            </w:r>
-            <w:r>
-              <w:rPr>
-                <w:rFonts w:ascii="Consolas" w:hAnsi="Consolas" w:eastAsia="Consolas"/>
-                <w:sz w:val="16"/>
-              </w:rPr>
-              <w:t>证据/time_model_audit_final.txt</w:t>
-            </w:r>
-            <w:r>
-              <w:rPr>
-                <w:rFonts w:ascii="Times New Roman" w:hAnsi="Times New Roman" w:eastAsia="宋体"/>
-                <w:sz w:val="19"/>
-              </w:rPr>
-              <w:t>）</w:t>
-            </w:r>
+              <w:t>results/selfcheck_cases1000.txt</w:t>
+            </w:r>
+          </w:p>
+        </w:tc>
+        <w:tc>
+          <w:tcPr>
+            <w:tcW w:type="dxa" w:w="2197"/>
+          </w:tcPr>
+          <w:p>
+            <w:pPr>
+              <w:spacing w:before="20" w:after="20" w:line="240" w:lineRule="auto"/>
+            </w:pPr>
           </w:p>
         </w:tc>
       </w:tr>
       <w:tr>
         <w:tc>
           <w:tcPr>
-            <w:tcW w:type="dxa" w:w="2929"/>
+            <w:tcW w:type="dxa" w:w="2197"/>
           </w:tcPr>
           <w:p>
             <w:pPr>
@@ -7540,13 +9017,13 @@
                 <w:b/>
                 <w:sz w:val="19"/>
               </w:rPr>
-              <w:t>方向鲁棒覆盖判据 $S\in\operatorname{conv}Q(S)$ 核验</w:t>
+              <w:t>认证判据正确率（关键指标）</w:t>
             </w:r>
           </w:p>
         </w:tc>
         <w:tc>
           <w:tcPr>
-            <w:tcW w:type="dxa" w:w="2929"/>
+            <w:tcW w:type="dxa" w:w="2197"/>
           </w:tcPr>
           <w:p>
             <w:pPr>
@@ -7557,7 +9034,7 @@
                 <w:rFonts w:ascii="Times New Roman" w:hAnsi="Times New Roman" w:eastAsia="宋体"/>
                 <w:sz w:val="19"/>
               </w:rPr>
-              <w:t>均匀 / 1700–1800 m / 1780–1800 m 三区各 4 万点：</w:t>
+              <w:t>共 13 786 次清除尝试、成功 12 906 次（</w:t>
             </w:r>
             <w:r>
               <w:rPr>
@@ -7565,34 +9042,65 @@
                 <w:b/>
                 <w:sz w:val="19"/>
               </w:rPr>
-              <w:t>40 000/40 000 全部满足</w:t>
-            </w:r>
-            <w:r>
-              <w:rPr>
-                <w:rFonts w:ascii="Times New Roman" w:hAnsi="Times New Roman" w:eastAsia="宋体"/>
-                <w:sz w:val="19"/>
-              </w:rPr>
-              <w:t xml:space="preserve">（用全网格点或仅用含 </w:t>
-            </w:r>
-            <w:r>
-              <w:rPr>
-                <w:rFonts w:ascii="Cambria Math" w:hAnsi="Cambria Math" w:eastAsia="宋体"/>
-                <w:sz w:val="19"/>
-              </w:rPr>
-              <w:t>S</w:t>
-            </w:r>
-            <w:r>
-              <w:rPr>
-                <w:rFonts w:ascii="Times New Roman" w:hAnsi="Times New Roman" w:eastAsia="宋体"/>
-                <w:sz w:val="19"/>
-              </w:rPr>
-              <w:t xml:space="preserve"> 的三角形三顶点均 100.0000 %）</w:t>
+              <w:t>93.6 %</w:t>
+            </w:r>
+            <w:r>
+              <w:rPr>
+                <w:rFonts w:ascii="Times New Roman" w:hAnsi="Times New Roman" w:eastAsia="宋体"/>
+                <w:sz w:val="19"/>
+              </w:rPr>
+              <w:t>），</w:t>
+            </w:r>
+            <w:r>
+              <w:rPr>
+                <w:rFonts w:ascii="Times New Roman" w:hAnsi="Times New Roman" w:eastAsia="宋体"/>
+                <w:b/>
+                <w:sz w:val="19"/>
+              </w:rPr>
+              <w:t>三种来源齐全且相加闭合</w:t>
+            </w:r>
+            <w:r>
+              <w:rPr>
+                <w:rFonts w:ascii="Times New Roman" w:hAnsi="Times New Roman" w:eastAsia="宋体"/>
+                <w:sz w:val="19"/>
+              </w:rPr>
+              <w:t>：</w:t>
+            </w:r>
+            <w:r>
+              <w:rPr>
+                <w:rFonts w:ascii="Times New Roman" w:hAnsi="Times New Roman" w:eastAsia="宋体"/>
+                <w:b/>
+                <w:sz w:val="19"/>
+              </w:rPr>
+              <w:t>MEC 认证点 3 262 次全部成功（100 %）</w:t>
+            </w:r>
+            <w:r>
+              <w:rPr>
+                <w:rFonts w:ascii="Times New Roman" w:hAnsi="Times New Roman" w:eastAsia="宋体"/>
+                <w:sz w:val="19"/>
+              </w:rPr>
+              <w:t xml:space="preserve"> + </w:t>
+            </w:r>
+            <w:r>
+              <w:rPr>
+                <w:rFonts w:ascii="Times New Roman" w:hAnsi="Times New Roman" w:eastAsia="宋体"/>
+                <w:b/>
+                <w:sz w:val="19"/>
+              </w:rPr>
+              <w:t>LS 试探点 10 208 次成功 9 328（91.4 %）</w:t>
+            </w:r>
+            <w:r>
+              <w:rPr>
+                <w:rFonts w:ascii="Times New Roman" w:hAnsi="Times New Roman" w:eastAsia="宋体"/>
+                <w:sz w:val="19"/>
+              </w:rPr>
+              <w:t xml:space="preserve"> + **二分归航点 `queue\</w:t>
             </w:r>
           </w:p>
         </w:tc>
         <w:tc>
           <w:tcPr>
-            <w:tcW w:type="dxa" w:w="2929"/>
+            <w:tcW w:type="dxa" w:w="2197"/>
           </w:tcPr>
           <w:p>
             <w:pPr>
@@ -7600,31 +9108,27 @@
             </w:pPr>
             <w:r>
               <w:rPr>
-                <w:rFonts w:ascii="Consolas" w:hAnsi="Consolas" w:eastAsia="Consolas"/>
-                <w:sz w:val="16"/>
-              </w:rPr>
-              <w:t>problem4_robot/dircov_audit.py</w:t>
-            </w:r>
-            <w:r>
-              <w:rPr>
-                <w:rFonts w:ascii="Times New Roman" w:hAnsi="Times New Roman" w:eastAsia="宋体"/>
-                <w:sz w:val="19"/>
-              </w:rPr>
-              <w:t>（</w:t>
-            </w:r>
-            <w:r>
-              <w:rPr>
-                <w:rFonts w:ascii="Consolas" w:hAnsi="Consolas" w:eastAsia="Consolas"/>
-                <w:sz w:val="16"/>
-              </w:rPr>
-              <w:t>results/dircov_audit.txt</w:t>
-            </w:r>
-            <w:r>
-              <w:rPr>
-                <w:rFonts w:ascii="Times New Roman" w:hAnsi="Times New Roman" w:eastAsia="宋体"/>
-                <w:sz w:val="19"/>
-              </w:rPr>
-              <w:t>）</w:t>
+                <w:rFonts w:ascii="Times New Roman" w:hAnsi="Times New Roman" w:eastAsia="宋体"/>
+                <w:sz w:val="19"/>
+              </w:rPr>
+              <w:t>binary` 316 次全部成功（100 %）** = 13 786 ✓（早稿只列了前两类，差额 316 即第三类，容易被误读为统计不闭合）；880 次失败（6.4 %）经归航换示向补测后收回，故最终清除率仍为 100 %</w:t>
+            </w:r>
+          </w:p>
+        </w:tc>
+        <w:tc>
+          <w:tcPr>
+            <w:tcW w:type="dxa" w:w="2197"/>
+          </w:tcPr>
+          <w:p>
+            <w:pPr>
+              <w:spacing w:before="20" w:after="20" w:line="240" w:lineRule="auto"/>
+            </w:pPr>
+            <w:r>
+              <w:rPr>
+                <w:rFonts w:ascii="Times New Roman" w:hAnsi="Times New Roman" w:eastAsia="宋体"/>
+                <w:sz w:val="19"/>
+              </w:rPr>
+              <w:t>同上</w:t>
             </w:r>
           </w:p>
         </w:tc>
@@ -7632,7 +9136,7 @@
       <w:tr>
         <w:tc>
           <w:tcPr>
-            <w:tcW w:type="dxa" w:w="2929"/>
+            <w:tcW w:type="dxa" w:w="2197"/>
           </w:tcPr>
           <w:p>
             <w:pPr>
@@ -7641,15 +9145,16 @@
             <w:r>
               <w:rPr>
                 <w:rFonts w:ascii="Times New Roman" w:hAnsi="Times New Roman" w:eastAsia="宋体"/>
-                <w:sz w:val="19"/>
-              </w:rPr>
-              <w:t>消融（真配对）</w:t>
+                <w:b/>
+                <w:sz w:val="19"/>
+              </w:rPr>
+              <w:t>终止语义（保证边界）</w:t>
             </w:r>
           </w:p>
         </w:tc>
         <w:tc>
           <w:tcPr>
-            <w:tcW w:type="dxa" w:w="2929"/>
+            <w:tcW w:type="dxa" w:w="2197"/>
           </w:tcPr>
           <w:p>
             <w:pPr>
@@ -7660,27 +9165,145 @@
                 <w:rFonts w:ascii="Times New Roman" w:hAnsi="Times New Roman" w:eastAsia="宋体"/>
                 <w:sz w:val="19"/>
               </w:rPr>
-              <w:t xml:space="preserve">顺路清除 </w:t>
-            </w:r>
-            <w:r>
-              <w:rPr>
-                <w:rFonts w:ascii="Cambria Math" w:hAnsi="Cambria Math" w:eastAsia="宋体"/>
-                <w:sz w:val="19"/>
-              </w:rPr>
-              <w:t>δ=300</w:t>
-            </w:r>
-            <w:r>
-              <w:rPr>
-                <w:rFonts w:ascii="Times New Roman" w:hAnsi="Times New Roman" w:eastAsia="宋体"/>
-                <w:sz w:val="19"/>
-              </w:rPr>
-              <w:t xml:space="preserve"> 为唯一有效模块（总移动 19 000→18 212 m）</w:t>
+              <w:t>退出前校验"既未清除、也未被排除"的频道：</w:t>
+            </w:r>
+            <w:r>
+              <w:rPr>
+                <w:rFonts w:ascii="Times New Roman" w:hAnsi="Times New Roman" w:eastAsia="宋体"/>
+                <w:b/>
+                <w:sz w:val="19"/>
+              </w:rPr>
+              <w:t>存在"发现过信号但未清除"的频道时程序返回未完成状态</w:t>
+            </w:r>
+            <w:r>
+              <w:rPr>
+                <w:rFonts w:ascii="Times New Roman" w:hAnsi="Times New Roman" w:eastAsia="宋体"/>
+                <w:sz w:val="19"/>
+              </w:rPr>
+              <w:t xml:space="preserve">（P3 以 </w:t>
+            </w:r>
+            <w:r>
+              <w:rPr>
+                <w:rFonts w:ascii="Consolas" w:hAnsi="Consolas" w:eastAsia="Consolas"/>
+                <w:sz w:val="16"/>
+              </w:rPr>
+              <w:t>exit_status=incomplete</w:t>
+            </w:r>
+            <w:r>
+              <w:rPr>
+                <w:rFonts w:ascii="Times New Roman" w:hAnsi="Times New Roman" w:eastAsia="宋体"/>
+                <w:sz w:val="19"/>
+              </w:rPr>
+              <w:t xml:space="preserve"> + 退出码 4 体现；P4 写入 </w:t>
+            </w:r>
+            <w:r>
+              <w:rPr>
+                <w:rFonts w:ascii="Consolas" w:hAnsi="Consolas" w:eastAsia="Consolas"/>
+                <w:sz w:val="16"/>
+              </w:rPr>
+              <w:t>exit_status</w:t>
+            </w:r>
+            <w:r>
+              <w:rPr>
+                <w:rFonts w:ascii="Times New Roman" w:hAnsi="Times New Roman" w:eastAsia="宋体"/>
+                <w:sz w:val="19"/>
+              </w:rPr>
+              <w:t xml:space="preserve"> 与 </w:t>
+            </w:r>
+            <w:r>
+              <w:rPr>
+                <w:rFonts w:ascii="Consolas" w:hAnsi="Consolas" w:eastAsia="Consolas"/>
+                <w:sz w:val="16"/>
+              </w:rPr>
+              <w:t>unresolved_kind</w:t>
+            </w:r>
+            <w:r>
+              <w:rPr>
+                <w:rFonts w:ascii="Times New Roman" w:hAnsi="Times New Roman" w:eastAsia="宋体"/>
+                <w:sz w:val="19"/>
+              </w:rPr>
+              <w:t>）。恢复预算（2 轮/40 检测/20 清除）是</w:t>
+            </w:r>
+            <w:r>
+              <w:rPr>
+                <w:rFonts w:ascii="Times New Roman" w:hAnsi="Times New Roman" w:eastAsia="宋体"/>
+                <w:b/>
+                <w:sz w:val="19"/>
+              </w:rPr>
+              <w:t>工程预算</w:t>
+            </w:r>
+            <w:r>
+              <w:rPr>
+                <w:rFonts w:ascii="Times New Roman" w:hAnsi="Times New Roman" w:eastAsia="宋体"/>
+                <w:sz w:val="19"/>
+              </w:rPr>
+              <w:t xml:space="preserve">；因此必须区分三件事：① </w:t>
+            </w:r>
+            <w:r>
+              <w:rPr>
+                <w:rFonts w:ascii="Times New Roman" w:hAnsi="Times New Roman" w:eastAsia="宋体"/>
+                <w:b/>
+                <w:sz w:val="19"/>
+              </w:rPr>
+              <w:t>测试中全部源被清除</w:t>
+            </w:r>
+            <w:r>
+              <w:rPr>
+                <w:rFonts w:ascii="Times New Roman" w:hAnsi="Times New Roman" w:eastAsia="宋体"/>
+                <w:sz w:val="19"/>
+              </w:rPr>
+              <w:t xml:space="preserve">（1 000+1 400 例与 66 局模拟器日志支持）；② </w:t>
+            </w:r>
+            <w:r>
+              <w:rPr>
+                <w:rFonts w:ascii="Times New Roman" w:hAnsi="Times New Roman" w:eastAsia="宋体"/>
+                <w:b/>
+                <w:sz w:val="19"/>
+              </w:rPr>
+              <w:t>程序只在证据充分时报告成功</w:t>
+            </w:r>
+            <w:r>
+              <w:rPr>
+                <w:rFonts w:ascii="Times New Roman" w:hAnsi="Times New Roman" w:eastAsia="宋体"/>
+                <w:sz w:val="19"/>
+              </w:rPr>
+              <w:t xml:space="preserve">（终态逻辑支持）；③ </w:t>
+            </w:r>
+            <w:r>
+              <w:rPr>
+                <w:rFonts w:ascii="Times New Roman" w:hAnsi="Times New Roman" w:eastAsia="宋体"/>
+                <w:b/>
+                <w:sz w:val="19"/>
+              </w:rPr>
+              <w:t>任意合法场景均能在预算内完成</w:t>
+            </w:r>
+            <w:r>
+              <w:rPr>
+                <w:rFonts w:ascii="Times New Roman" w:hAnsi="Times New Roman" w:eastAsia="宋体"/>
+                <w:sz w:val="19"/>
+              </w:rPr>
+              <w:t>（</w:t>
+            </w:r>
+            <w:r>
+              <w:rPr>
+                <w:rFonts w:ascii="Times New Roman" w:hAnsi="Times New Roman" w:eastAsia="宋体"/>
+                <w:b/>
+                <w:sz w:val="19"/>
+              </w:rPr>
+              <w:t>尚无证明</w:t>
+            </w:r>
+            <w:r>
+              <w:rPr>
+                <w:rFonts w:ascii="Times New Roman" w:hAnsi="Times New Roman" w:eastAsia="宋体"/>
+                <w:sz w:val="19"/>
+              </w:rPr>
+              <w:t>，本文不作此声明）</w:t>
             </w:r>
           </w:p>
         </w:tc>
         <w:tc>
           <w:tcPr>
-            <w:tcW w:type="dxa" w:w="2929"/>
+            <w:tcW w:type="dxa" w:w="2197"/>
           </w:tcPr>
           <w:p>
             <w:pPr>
@@ -7691,8 +9314,728 @@
                 <w:rFonts w:ascii="Consolas" w:hAnsi="Consolas" w:eastAsia="Consolas"/>
                 <w:sz w:val="16"/>
               </w:rPr>
+              <w:t>robot.py</w:t>
+            </w:r>
+            <w:r>
+              <w:rPr>
+                <w:rFonts w:ascii="Times New Roman" w:hAnsi="Times New Roman" w:eastAsia="宋体"/>
+                <w:sz w:val="19"/>
+              </w:rPr>
+              <w:t xml:space="preserve"> / </w:t>
+            </w:r>
+            <w:r>
+              <w:rPr>
+                <w:rFonts w:ascii="Consolas" w:hAnsi="Consolas" w:eastAsia="Consolas"/>
+                <w:sz w:val="16"/>
+              </w:rPr>
+              <w:t>robot4.py</w:t>
+            </w:r>
+            <w:r>
+              <w:rPr>
+                <w:rFonts w:ascii="Times New Roman" w:hAnsi="Times New Roman" w:eastAsia="宋体"/>
+                <w:sz w:val="19"/>
+              </w:rPr>
+              <w:t xml:space="preserve"> 终态校验</w:t>
+            </w:r>
+          </w:p>
+        </w:tc>
+        <w:tc>
+          <w:tcPr>
+            <w:tcW w:type="dxa" w:w="2197"/>
+          </w:tcPr>
+          <w:p>
+            <w:pPr>
+              <w:spacing w:before="20" w:after="20" w:line="240" w:lineRule="auto"/>
+            </w:pPr>
+          </w:p>
+        </w:tc>
+      </w:tr>
+      <w:tr>
+        <w:tc>
+          <w:tcPr>
+            <w:tcW w:type="dxa" w:w="2197"/>
+          </w:tcPr>
+          <w:p>
+            <w:pPr>
+              <w:spacing w:before="20" w:after="20" w:line="240" w:lineRule="auto"/>
+            </w:pPr>
+            <w:r>
+              <w:rPr>
+                <w:rFonts w:ascii="Times New Roman" w:hAnsi="Times New Roman" w:eastAsia="宋体"/>
+                <w:sz w:val="19"/>
+              </w:rPr>
+              <w:t>定位调用结构</w:t>
+            </w:r>
+          </w:p>
+        </w:tc>
+        <w:tc>
+          <w:tcPr>
+            <w:tcW w:type="dxa" w:w="2197"/>
+          </w:tcPr>
+          <w:p>
+            <w:pPr>
+              <w:spacing w:before="20" w:after="20" w:line="240" w:lineRule="auto"/>
+            </w:pPr>
+            <w:r>
+              <w:rPr>
+                <w:rFonts w:ascii="Times New Roman" w:hAnsi="Times New Roman" w:eastAsia="宋体"/>
+                <w:sz w:val="19"/>
+              </w:rPr>
+              <w:t>63 684 次定位评估：MEC 认证 6 797 次（10.7 %）、LS 交会 25 124 次（39.4 %）、示向不足/退化 31 763 次（49.9 %）；MEC 半径中位 15.7 m（最大恰好 20.0），LS 交会角中位 74.4°（P90 87.1°）</w:t>
+            </w:r>
+          </w:p>
+        </w:tc>
+        <w:tc>
+          <w:tcPr>
+            <w:tcW w:type="dxa" w:w="2197"/>
+          </w:tcPr>
+          <w:p>
+            <w:pPr>
+              <w:spacing w:before="20" w:after="20" w:line="240" w:lineRule="auto"/>
+            </w:pPr>
+            <w:r>
+              <w:rPr>
+                <w:rFonts w:ascii="Times New Roman" w:hAnsi="Times New Roman" w:eastAsia="宋体"/>
+                <w:sz w:val="19"/>
+              </w:rPr>
+              <w:t>同上</w:t>
+            </w:r>
+          </w:p>
+        </w:tc>
+        <w:tc>
+          <w:tcPr>
+            <w:tcW w:type="dxa" w:w="2197"/>
+          </w:tcPr>
+          <w:p>
+            <w:pPr>
+              <w:spacing w:before="20" w:after="20" w:line="240" w:lineRule="auto"/>
+            </w:pPr>
+          </w:p>
+        </w:tc>
+      </w:tr>
+      <w:tr>
+        <w:tc>
+          <w:tcPr>
+            <w:tcW w:type="dxa" w:w="2197"/>
+          </w:tcPr>
+          <w:p>
+            <w:pPr>
+              <w:spacing w:before="20" w:after="20" w:line="240" w:lineRule="auto"/>
+            </w:pPr>
+            <w:r>
+              <w:rPr>
+                <w:rFonts w:ascii="Times New Roman" w:hAnsi="Times New Roman" w:eastAsia="宋体"/>
+                <w:sz w:val="19"/>
+              </w:rPr>
+              <w:t>病理场景（7 类 ×200 = 1 400 例）</w:t>
+            </w:r>
+          </w:p>
+        </w:tc>
+        <w:tc>
+          <w:tcPr>
+            <w:tcW w:type="dxa" w:w="2197"/>
+          </w:tcPr>
+          <w:p>
+            <w:pPr>
+              <w:spacing w:before="20" w:after="20" w:line="240" w:lineRule="auto"/>
+            </w:pPr>
+            <w:r>
+              <w:rPr>
+                <w:rFonts w:ascii="Times New Roman" w:hAnsi="Times New Roman" w:eastAsia="宋体"/>
+                <w:b/>
+                <w:sz w:val="19"/>
+              </w:rPr>
+              <w:t>漏清 0 例</w:t>
+            </w:r>
+            <w:r>
+              <w:rPr>
+                <w:rFonts w:ascii="Times New Roman" w:hAnsi="Times New Roman" w:eastAsia="宋体"/>
+                <w:sz w:val="19"/>
+              </w:rPr>
+              <w:t>，各类全清率 100 %（每类漏清率 95 % 置信上界 1.49 %）；对照组均值 4 566 s；最坏类别：全源贴边界 均值 6 122 s/P95 7 495 s，最坏接收（全 1000 m）5 610 s/6 701 s</w:t>
+            </w:r>
+          </w:p>
+        </w:tc>
+        <w:tc>
+          <w:tcPr>
+            <w:tcW w:type="dxa" w:w="2197"/>
+          </w:tcPr>
+          <w:p>
+            <w:pPr>
+              <w:spacing w:before="20" w:after="20" w:line="240" w:lineRule="auto"/>
+            </w:pPr>
+            <w:r>
+              <w:rPr>
+                <w:rFonts w:ascii="Consolas" w:hAnsi="Consolas" w:eastAsia="Consolas"/>
+                <w:sz w:val="16"/>
+              </w:rPr>
+              <w:t>selfcheck.py --patho</w:t>
+            </w:r>
+            <w:r>
+              <w:rPr>
+                <w:rFonts w:ascii="Times New Roman" w:hAnsi="Times New Roman" w:eastAsia="宋体"/>
+                <w:sz w:val="19"/>
+              </w:rPr>
+              <w:t>（</w:t>
+            </w:r>
+            <w:r>
+              <w:rPr>
+                <w:rFonts w:ascii="Consolas" w:hAnsi="Consolas" w:eastAsia="Consolas"/>
+                <w:sz w:val="16"/>
+              </w:rPr>
+              <w:t>results/selfcheck_patho.txt</w:t>
+            </w:r>
+            <w:r>
+              <w:rPr>
+                <w:rFonts w:ascii="Times New Roman" w:hAnsi="Times New Roman" w:eastAsia="宋体"/>
+                <w:sz w:val="19"/>
+              </w:rPr>
+              <w:t>）</w:t>
+            </w:r>
+          </w:p>
+        </w:tc>
+        <w:tc>
+          <w:tcPr>
+            <w:tcW w:type="dxa" w:w="2197"/>
+          </w:tcPr>
+          <w:p>
+            <w:pPr>
+              <w:spacing w:before="20" w:after="20" w:line="240" w:lineRule="auto"/>
+            </w:pPr>
+          </w:p>
+        </w:tc>
+      </w:tr>
+      <w:tr>
+        <w:tc>
+          <w:tcPr>
+            <w:tcW w:type="dxa" w:w="2197"/>
+          </w:tcPr>
+          <w:p>
+            <w:pPr>
+              <w:spacing w:before="20" w:after="20" w:line="240" w:lineRule="auto"/>
+            </w:pPr>
+            <w:r>
+              <w:rPr>
+                <w:rFonts w:ascii="Times New Roman" w:hAnsi="Times New Roman" w:eastAsia="宋体"/>
+                <w:sz w:val="19"/>
+              </w:rPr>
+              <w:t>实机 38 局（</w:t>
+            </w:r>
+            <w:r>
+              <w:rPr>
+                <w:rFonts w:ascii="Consolas" w:hAnsi="Consolas" w:eastAsia="Consolas"/>
+                <w:sz w:val="16"/>
+              </w:rPr>
+              <w:t>p3_log_*</w:t>
+            </w:r>
+            <w:r>
+              <w:rPr>
+                <w:rFonts w:ascii="Times New Roman" w:hAnsi="Times New Roman" w:eastAsia="宋体"/>
+                <w:sz w:val="19"/>
+              </w:rPr>
+              <w:t>）</w:t>
+            </w:r>
+          </w:p>
+        </w:tc>
+        <w:tc>
+          <w:tcPr>
+            <w:tcW w:type="dxa" w:w="2197"/>
+          </w:tcPr>
+          <w:p>
+            <w:pPr>
+              <w:spacing w:before="20" w:after="20" w:line="240" w:lineRule="auto"/>
+            </w:pPr>
+            <w:r>
+              <w:rPr>
+                <w:rFonts w:ascii="Times New Roman" w:hAnsi="Times New Roman" w:eastAsia="宋体"/>
+                <w:b/>
+                <w:sz w:val="19"/>
+              </w:rPr>
+              <w:t>零未决频道 38/38</w:t>
+            </w:r>
+            <w:r>
+              <w:rPr>
+                <w:rFonts w:ascii="Times New Roman" w:hAnsi="Times New Roman" w:eastAsia="宋体"/>
+                <w:sz w:val="19"/>
+              </w:rPr>
+              <w:t xml:space="preserve">，每局清除 10–16 源；总虚拟时间均值 </w:t>
+            </w:r>
+            <w:r>
+              <w:rPr>
+                <w:rFonts w:ascii="Times New Roman" w:hAnsi="Times New Roman" w:eastAsia="宋体"/>
+                <w:b/>
+                <w:sz w:val="19"/>
+              </w:rPr>
+              <w:t>4 447.1 s</w:t>
+            </w:r>
+            <w:r>
+              <w:rPr>
+                <w:rFonts w:ascii="Times New Roman" w:hAnsi="Times New Roman" w:eastAsia="宋体"/>
+                <w:sz w:val="19"/>
+              </w:rPr>
+              <w:t xml:space="preserve">（中位 4 451、标准差 564.1、CV </w:t>
+            </w:r>
+            <w:r>
+              <w:rPr>
+                <w:rFonts w:ascii="Times New Roman" w:hAnsi="Times New Roman" w:eastAsia="宋体"/>
+                <w:b/>
+                <w:sz w:val="19"/>
+              </w:rPr>
+              <w:t>12.68 %</w:t>
+            </w:r>
+            <w:r>
+              <w:rPr>
+                <w:rFonts w:ascii="Times New Roman" w:hAnsi="Times New Roman" w:eastAsia="宋体"/>
+                <w:sz w:val="19"/>
+              </w:rPr>
+              <w:t xml:space="preserve">、范围 </w:t>
+            </w:r>
+            <w:r>
+              <w:rPr>
+                <w:rFonts w:ascii="Cambria Math" w:hAnsi="Cambria Math" w:eastAsia="宋体"/>
+                <w:sz w:val="19"/>
+              </w:rPr>
+              <w:t>[3,332,,5,417]</w:t>
+            </w:r>
+            <w:r>
+              <w:rPr>
+                <w:rFonts w:ascii="Times New Roman" w:hAnsi="Times New Roman" w:eastAsia="宋体"/>
+                <w:sz w:val="19"/>
+              </w:rPr>
+              <w:t>）；每源 337.1 s（局内求商再平均）/ 332.7 s（</w:t>
+            </w:r>
+            <w:r>
+              <w:rPr>
+                <w:rFonts w:ascii="Cambria Math" w:hAnsi="Cambria Math" w:eastAsia="宋体"/>
+                <w:sz w:val="19"/>
+              </w:rPr>
+              <w:t>∑ T/∑ N</w:t>
+            </w:r>
+            <w:r>
+              <w:rPr>
+                <w:rFonts w:ascii="Times New Roman" w:hAnsi="Times New Roman" w:eastAsia="宋体"/>
+                <w:sz w:val="19"/>
+              </w:rPr>
+              <w:t>）；移动均值 17 952 m</w:t>
+            </w:r>
+          </w:p>
+        </w:tc>
+        <w:tc>
+          <w:tcPr>
+            <w:tcW w:type="dxa" w:w="2197"/>
+          </w:tcPr>
+          <w:p>
+            <w:pPr>
+              <w:spacing w:before="20" w:after="20" w:line="240" w:lineRule="auto"/>
+            </w:pPr>
+            <w:r>
+              <w:rPr>
+                <w:rFonts w:ascii="Consolas" w:hAnsi="Consolas" w:eastAsia="Consolas"/>
+                <w:sz w:val="16"/>
+              </w:rPr>
+              <w:t>problem3_robot/logs/</w:t>
+            </w:r>
+            <w:r>
+              <w:rPr>
+                <w:rFonts w:ascii="Times New Roman" w:hAnsi="Times New Roman" w:eastAsia="宋体"/>
+                <w:sz w:val="19"/>
+              </w:rPr>
+              <w:t xml:space="preserve"> + </w:t>
+            </w:r>
+            <w:r>
+              <w:rPr>
+                <w:rFonts w:ascii="Consolas" w:hAnsi="Consolas" w:eastAsia="Consolas"/>
+                <w:sz w:val="16"/>
+              </w:rPr>
+              <w:t>archive_summary.py</w:t>
+            </w:r>
+          </w:p>
+        </w:tc>
+        <w:tc>
+          <w:tcPr>
+            <w:tcW w:type="dxa" w:w="2197"/>
+          </w:tcPr>
+          <w:p>
+            <w:pPr>
+              <w:spacing w:before="20" w:after="20" w:line="240" w:lineRule="auto"/>
+            </w:pPr>
+          </w:p>
+        </w:tc>
+      </w:tr>
+      <w:tr>
+        <w:tc>
+          <w:tcPr>
+            <w:tcW w:type="dxa" w:w="2197"/>
+          </w:tcPr>
+          <w:p>
+            <w:pPr>
+              <w:spacing w:before="20" w:after="20" w:line="240" w:lineRule="auto"/>
+            </w:pPr>
+            <w:r>
+              <w:rPr>
+                <w:rFonts w:ascii="Times New Roman" w:hAnsi="Times New Roman" w:eastAsia="宋体"/>
+                <w:b/>
+                <w:sz w:val="19"/>
+              </w:rPr>
+              <w:t>计时口径：逐动作精确核账（关键）</w:t>
+            </w:r>
+          </w:p>
+        </w:tc>
+        <w:tc>
+          <w:tcPr>
+            <w:tcW w:type="dxa" w:w="2197"/>
+          </w:tcPr>
+          <w:p>
+            <w:pPr>
+              <w:spacing w:before="20" w:after="20" w:line="240" w:lineRule="auto"/>
+            </w:pPr>
+            <w:r>
+              <w:rPr>
+                <w:rFonts w:ascii="Times New Roman" w:hAnsi="Times New Roman" w:eastAsia="宋体"/>
+                <w:sz w:val="19"/>
+              </w:rPr>
+              <w:t xml:space="preserve">按题设标准口径 </w:t>
+            </w:r>
+            <w:r>
+              <w:rPr>
+                <w:rFonts w:ascii="Cambria Math" w:hAnsi="Cambria Math" w:eastAsia="宋体"/>
+                <w:sz w:val="19"/>
+              </w:rPr>
+              <w:t>T=L/5+5Nₘ+Nₛwᵢₜ꜀h+5Nₒₖ+3Nfₐᵢl</w:t>
+            </w:r>
+            <w:r>
+              <w:rPr>
+                <w:rFonts w:ascii="Times New Roman" w:hAnsi="Times New Roman" w:eastAsia="宋体"/>
+                <w:sz w:val="19"/>
+              </w:rPr>
+              <w:t>：问题三 38 局</w:t>
+            </w:r>
+            <w:r>
+              <w:rPr>
+                <w:rFonts w:ascii="Times New Roman" w:hAnsi="Times New Roman" w:eastAsia="宋体"/>
+                <w:b/>
+                <w:sz w:val="19"/>
+              </w:rPr>
+              <w:t>逐局残差 0.00 s（最大 $\lvert e\rvert$ 0.00，相对 0.0000 %）</w:t>
+            </w:r>
+            <w:r>
+              <w:rPr>
+                <w:rFonts w:ascii="Times New Roman" w:hAnsi="Times New Roman" w:eastAsia="宋体"/>
+                <w:sz w:val="19"/>
+              </w:rPr>
+              <w:t xml:space="preserve">、逐动作 5 585 个（5 040 measure + 545 clear，按 </w:t>
+            </w:r>
+            <w:r>
+              <w:rPr>
+                <w:rFonts w:ascii="Consolas" w:hAnsi="Consolas" w:eastAsia="Consolas"/>
+                <w:sz w:val="16"/>
+              </w:rPr>
+              <w:t>request_id</w:t>
+            </w:r>
+            <w:r>
+              <w:rPr>
+                <w:rFonts w:ascii="Times New Roman" w:hAnsi="Times New Roman" w:eastAsia="宋体"/>
+                <w:sz w:val="19"/>
+              </w:rPr>
+              <w:t xml:space="preserve"> 去重）残差</w:t>
+            </w:r>
+            <w:r>
+              <w:rPr>
+                <w:rFonts w:ascii="Times New Roman" w:hAnsi="Times New Roman" w:eastAsia="宋体"/>
+                <w:b/>
+                <w:sz w:val="19"/>
+              </w:rPr>
+              <w:t>全为零</w:t>
+            </w:r>
+            <w:r>
+              <w:rPr>
+                <w:rFonts w:ascii="Times New Roman" w:hAnsi="Times New Roman" w:eastAsia="宋体"/>
+                <w:sz w:val="19"/>
+              </w:rPr>
+              <w:t>；问题四 57 局、30 330 个动作同样零残差；</w:t>
+            </w:r>
+            <w:r>
+              <w:rPr>
+                <w:rFonts w:ascii="Times New Roman" w:hAnsi="Times New Roman" w:eastAsia="宋体"/>
+                <w:b/>
+                <w:sz w:val="19"/>
+              </w:rPr>
+              <w:t>原地成功清除 $\delta t$ 恰为 5.000 s</w:t>
+            </w:r>
+            <w:r>
+              <w:rPr>
+                <w:rFonts w:ascii="Times New Roman" w:hAnsi="Times New Roman" w:eastAsia="宋体"/>
+                <w:sz w:val="19"/>
+              </w:rPr>
+              <w:t xml:space="preserve">（P3 </w:t>
+            </w:r>
+            <w:r>
+              <w:rPr>
+                <w:rFonts w:ascii="Cambria Math" w:hAnsi="Cambria Math" w:eastAsia="宋体"/>
+                <w:sz w:val="19"/>
+              </w:rPr>
+              <w:t>n=3</w:t>
+            </w:r>
+            <w:r>
+              <w:rPr>
+                <w:rFonts w:ascii="Times New Roman" w:hAnsi="Times New Roman" w:eastAsia="宋体"/>
+                <w:sz w:val="19"/>
+              </w:rPr>
+              <w:t xml:space="preserve">、P4 </w:t>
+            </w:r>
+            <w:r>
+              <w:rPr>
+                <w:rFonts w:ascii="Cambria Math" w:hAnsi="Cambria Math" w:eastAsia="宋体"/>
+                <w:sz w:val="19"/>
+              </w:rPr>
+              <w:t>n=18</w:t>
+            </w:r>
+            <w:r>
+              <w:rPr>
+                <w:rFonts w:ascii="Times New Roman" w:hAnsi="Times New Roman" w:eastAsia="宋体"/>
+                <w:sz w:val="19"/>
+              </w:rPr>
+              <w:t>，100 %）</w:t>
+            </w:r>
+          </w:p>
+        </w:tc>
+        <w:tc>
+          <w:tcPr>
+            <w:tcW w:type="dxa" w:w="2197"/>
+          </w:tcPr>
+          <w:p>
+            <w:pPr>
+              <w:spacing w:before="20" w:after="20" w:line="240" w:lineRule="auto"/>
+            </w:pPr>
+            <w:r>
+              <w:rPr>
+                <w:rFonts w:ascii="Consolas" w:hAnsi="Consolas" w:eastAsia="Consolas"/>
+                <w:sz w:val="16"/>
+              </w:rPr>
+              <w:t>time_model_audit.py</w:t>
+            </w:r>
+            <w:r>
+              <w:rPr>
+                <w:rFonts w:ascii="Times New Roman" w:hAnsi="Times New Roman" w:eastAsia="宋体"/>
+                <w:sz w:val="19"/>
+              </w:rPr>
+              <w:t>（</w:t>
+            </w:r>
+            <w:r>
+              <w:rPr>
+                <w:rFonts w:ascii="Consolas" w:hAnsi="Consolas" w:eastAsia="Consolas"/>
+                <w:sz w:val="16"/>
+              </w:rPr>
+              <w:t>证据/time_model_audit_final.txt</w:t>
+            </w:r>
+            <w:r>
+              <w:rPr>
+                <w:rFonts w:ascii="Times New Roman" w:hAnsi="Times New Roman" w:eastAsia="宋体"/>
+                <w:sz w:val="19"/>
+              </w:rPr>
+              <w:t>）</w:t>
+            </w:r>
+          </w:p>
+        </w:tc>
+        <w:tc>
+          <w:tcPr>
+            <w:tcW w:type="dxa" w:w="2197"/>
+          </w:tcPr>
+          <w:p>
+            <w:pPr>
+              <w:spacing w:before="20" w:after="20" w:line="240" w:lineRule="auto"/>
+            </w:pPr>
+          </w:p>
+        </w:tc>
+      </w:tr>
+      <w:tr>
+        <w:tc>
+          <w:tcPr>
+            <w:tcW w:type="dxa" w:w="2197"/>
+          </w:tcPr>
+          <w:p>
+            <w:pPr>
+              <w:spacing w:before="20" w:after="20" w:line="240" w:lineRule="auto"/>
+            </w:pPr>
+            <w:r>
+              <w:rPr>
+                <w:rFonts w:ascii="Times New Roman" w:hAnsi="Times New Roman" w:eastAsia="宋体"/>
+                <w:b/>
+                <w:sz w:val="19"/>
+              </w:rPr>
+              <w:t>方向鲁棒覆盖判据 $S\in\operatorname{conv}Q(S)$ 核验</w:t>
+            </w:r>
+          </w:p>
+        </w:tc>
+        <w:tc>
+          <w:tcPr>
+            <w:tcW w:type="dxa" w:w="2197"/>
+          </w:tcPr>
+          <w:p>
+            <w:pPr>
+              <w:spacing w:before="20" w:after="20" w:line="240" w:lineRule="auto"/>
+            </w:pPr>
+            <w:r>
+              <w:rPr>
+                <w:rFonts w:ascii="Times New Roman" w:hAnsi="Times New Roman" w:eastAsia="宋体"/>
+                <w:sz w:val="19"/>
+              </w:rPr>
+              <w:t>均匀 / 1700–1800 m / 1780–1800 m 三区各 4 万点：</w:t>
+            </w:r>
+            <w:r>
+              <w:rPr>
+                <w:rFonts w:ascii="Times New Roman" w:hAnsi="Times New Roman" w:eastAsia="宋体"/>
+                <w:b/>
+                <w:sz w:val="19"/>
+              </w:rPr>
+              <w:t>40 000/40 000 全部满足</w:t>
+            </w:r>
+            <w:r>
+              <w:rPr>
+                <w:rFonts w:ascii="Times New Roman" w:hAnsi="Times New Roman" w:eastAsia="宋体"/>
+                <w:sz w:val="19"/>
+              </w:rPr>
+              <w:t xml:space="preserve">（用全网格点或仅用含 </w:t>
+            </w:r>
+            <w:r>
+              <w:rPr>
+                <w:rFonts w:ascii="Cambria Math" w:hAnsi="Cambria Math" w:eastAsia="宋体"/>
+                <w:sz w:val="19"/>
+              </w:rPr>
+              <w:t>S</w:t>
+            </w:r>
+            <w:r>
+              <w:rPr>
+                <w:rFonts w:ascii="Times New Roman" w:hAnsi="Times New Roman" w:eastAsia="宋体"/>
+                <w:sz w:val="19"/>
+              </w:rPr>
+              <w:t xml:space="preserve"> 的三角形三顶点均 100.0000 %）</w:t>
+            </w:r>
+          </w:p>
+        </w:tc>
+        <w:tc>
+          <w:tcPr>
+            <w:tcW w:type="dxa" w:w="2197"/>
+          </w:tcPr>
+          <w:p>
+            <w:pPr>
+              <w:spacing w:before="20" w:after="20" w:line="240" w:lineRule="auto"/>
+            </w:pPr>
+            <w:r>
+              <w:rPr>
+                <w:rFonts w:ascii="Consolas" w:hAnsi="Consolas" w:eastAsia="Consolas"/>
+                <w:sz w:val="16"/>
+              </w:rPr>
+              <w:t>problem4_robot/dircov_audit.py</w:t>
+            </w:r>
+            <w:r>
+              <w:rPr>
+                <w:rFonts w:ascii="Times New Roman" w:hAnsi="Times New Roman" w:eastAsia="宋体"/>
+                <w:sz w:val="19"/>
+              </w:rPr>
+              <w:t>（</w:t>
+            </w:r>
+            <w:r>
+              <w:rPr>
+                <w:rFonts w:ascii="Consolas" w:hAnsi="Consolas" w:eastAsia="Consolas"/>
+                <w:sz w:val="16"/>
+              </w:rPr>
+              <w:t>results/dircov_audit.txt</w:t>
+            </w:r>
+            <w:r>
+              <w:rPr>
+                <w:rFonts w:ascii="Times New Roman" w:hAnsi="Times New Roman" w:eastAsia="宋体"/>
+                <w:sz w:val="19"/>
+              </w:rPr>
+              <w:t>）</w:t>
+            </w:r>
+          </w:p>
+        </w:tc>
+        <w:tc>
+          <w:tcPr>
+            <w:tcW w:type="dxa" w:w="2197"/>
+          </w:tcPr>
+          <w:p>
+            <w:pPr>
+              <w:spacing w:before="20" w:after="20" w:line="240" w:lineRule="auto"/>
+            </w:pPr>
+          </w:p>
+        </w:tc>
+      </w:tr>
+      <w:tr>
+        <w:tc>
+          <w:tcPr>
+            <w:tcW w:type="dxa" w:w="2197"/>
+          </w:tcPr>
+          <w:p>
+            <w:pPr>
+              <w:spacing w:before="20" w:after="20" w:line="240" w:lineRule="auto"/>
+            </w:pPr>
+            <w:r>
+              <w:rPr>
+                <w:rFonts w:ascii="Times New Roman" w:hAnsi="Times New Roman" w:eastAsia="宋体"/>
+                <w:sz w:val="19"/>
+              </w:rPr>
+              <w:t>消融（真配对）</w:t>
+            </w:r>
+          </w:p>
+        </w:tc>
+        <w:tc>
+          <w:tcPr>
+            <w:tcW w:type="dxa" w:w="2197"/>
+          </w:tcPr>
+          <w:p>
+            <w:pPr>
+              <w:spacing w:before="20" w:after="20" w:line="240" w:lineRule="auto"/>
+            </w:pPr>
+            <w:r>
+              <w:rPr>
+                <w:rFonts w:ascii="Times New Roman" w:hAnsi="Times New Roman" w:eastAsia="宋体"/>
+                <w:sz w:val="19"/>
+              </w:rPr>
+              <w:t xml:space="preserve">顺路清除 </w:t>
+            </w:r>
+            <w:r>
+              <w:rPr>
+                <w:rFonts w:ascii="Cambria Math" w:hAnsi="Cambria Math" w:eastAsia="宋体"/>
+                <w:sz w:val="19"/>
+              </w:rPr>
+              <w:t>δ=300</w:t>
+            </w:r>
+            <w:r>
+              <w:rPr>
+                <w:rFonts w:ascii="Times New Roman" w:hAnsi="Times New Roman" w:eastAsia="宋体"/>
+                <w:sz w:val="19"/>
+              </w:rPr>
+              <w:t xml:space="preserve"> 为唯一有效模块（总移动 19 000→18 212 m）</w:t>
+            </w:r>
+          </w:p>
+        </w:tc>
+        <w:tc>
+          <w:tcPr>
+            <w:tcW w:type="dxa" w:w="2197"/>
+          </w:tcPr>
+          <w:p>
+            <w:pPr>
+              <w:spacing w:before="20" w:after="20" w:line="240" w:lineRule="auto"/>
+            </w:pPr>
+            <w:r>
+              <w:rPr>
+                <w:rFonts w:ascii="Consolas" w:hAnsi="Consolas" w:eastAsia="Consolas"/>
+                <w:sz w:val="16"/>
+              </w:rPr>
               <w:t>ablation3.py</w:t>
             </w:r>
+          </w:p>
+        </w:tc>
+        <w:tc>
+          <w:tcPr>
+            <w:tcW w:type="dxa" w:w="2197"/>
+          </w:tcPr>
+          <w:p>
+            <w:pPr>
+              <w:spacing w:before="20" w:after="20" w:line="240" w:lineRule="auto"/>
+            </w:pPr>
           </w:p>
         </w:tc>
       </w:tr>
@@ -8039,7 +10382,7 @@
         <w:drawing>
           <wp:inline xmlns:a="http://schemas.openxmlformats.org/drawingml/2006/main" xmlns:pic="http://schemas.openxmlformats.org/drawingml/2006/picture">
             <wp:extent cx="5220000" cy="3700399"/>
-            <wp:docPr id="21" name="Picture 21"/>
+            <wp:docPr id="24" name="Picture 24"/>
             <wp:cNvGraphicFramePr>
               <a:graphicFrameLocks noChangeAspect="1"/>
             </wp:cNvGraphicFramePr>
@@ -8051,7 +10394,7 @@
                     <pic:cNvPicPr/>
                   </pic:nvPicPr>
                   <pic:blipFill>
-                    <a:blip r:embed="rId30"/>
+                    <a:blip r:embed="rId33"/>
                     <a:stretch>
                       <a:fillRect/>
                     </a:stretch>
@@ -8092,7 +10435,7 @@
         <w:drawing>
           <wp:inline xmlns:a="http://schemas.openxmlformats.org/drawingml/2006/main" xmlns:pic="http://schemas.openxmlformats.org/drawingml/2006/picture">
             <wp:extent cx="5220000" cy="3699675"/>
-            <wp:docPr id="22" name="Picture 22"/>
+            <wp:docPr id="25" name="Picture 25"/>
             <wp:cNvGraphicFramePr>
               <a:graphicFrameLocks noChangeAspect="1"/>
             </wp:cNvGraphicFramePr>
@@ -8104,7 +10447,7 @@
                     <pic:cNvPicPr/>
                   </pic:nvPicPr>
                   <pic:blipFill>
-                    <a:blip r:embed="rId31"/>
+                    <a:blip r:embed="rId34"/>
                     <a:stretch>
                       <a:fillRect/>
                     </a:stretch>
@@ -8437,42 +10780,151 @@
           <w:rFonts w:ascii="Cambria Math" w:hAnsi="Cambria Math" w:eastAsia="宋体"/>
           <w:sz w:val="24"/>
         </w:rPr>
-        <w:t>R₀</w:t>
-      </w:r>
-      <w:r>
-        <w:rPr>
-          <w:rFonts w:ascii="Times New Roman" w:hAnsi="Times New Roman" w:eastAsia="宋体"/>
-          <w:sz w:val="24"/>
-        </w:rPr>
-        <w:t xml:space="preserve"> 由覆盖条件 </w:t>
+        <w:t>R₀=1200</w:t>
+      </w:r>
+      <w:r>
+        <w:rPr>
+          <w:rFonts w:ascii="Times New Roman" w:hAnsi="Times New Roman" w:eastAsia="宋体"/>
+          <w:sz w:val="24"/>
+        </w:rPr>
+        <w:t xml:space="preserve"> m 由 §5.1 的覆盖证明决定（</w:t>
       </w:r>
       <w:r>
         <w:rPr>
           <w:rFonts w:ascii="Cambria Math" w:hAnsi="Cambria Math" w:eastAsia="宋体"/>
           <w:sz w:val="24"/>
         </w:rPr>
-        <w:t>2R₀sin30^circ≤1000</w:t>
-      </w:r>
-      <w:r>
-        <w:rPr>
-          <w:rFonts w:ascii="Times New Roman" w:hAnsi="Times New Roman" w:eastAsia="宋体"/>
-          <w:sz w:val="24"/>
-        </w:rPr>
-        <w:t xml:space="preserve"> 约束，</w:t>
+        <w:t>ρ∈[1000,1800]</w:t>
+      </w:r>
+      <w:r>
+        <w:rPr>
+          <w:rFonts w:ascii="Times New Roman" w:hAnsi="Times New Roman" w:eastAsia="宋体"/>
+          <w:sz w:val="24"/>
+        </w:rPr>
+        <w:t xml:space="preserve"> 段的最坏距离 </w:t>
       </w:r>
       <w:r>
         <w:rPr>
           <w:rFonts w:ascii="Cambria Math" w:hAnsi="Cambria Math" w:eastAsia="宋体"/>
           <w:sz w:val="24"/>
         </w:rPr>
-        <w:t>R₀=1200</w:t>
-      </w:r>
-      <w:r>
-        <w:rPr>
-          <w:rFonts w:ascii="Times New Roman" w:hAnsi="Times New Roman" w:eastAsia="宋体"/>
-          <w:sz w:val="24"/>
-        </w:rPr>
-        <w:t xml:space="preserve"> m 在"检测率 100 %"与"巡回最短"间取平衡；6 点环为最小保证配置。</w:t>
+        <w:t>≈968</w:t>
+      </w:r>
+      <w:r>
+        <w:rPr>
+          <w:rFonts w:ascii="Times New Roman" w:hAnsi="Times New Roman" w:eastAsia="宋体"/>
+          <w:sz w:val="24"/>
+        </w:rPr>
+        <w:t xml:space="preserve"> m </w:t>
+      </w:r>
+      <w:r>
+        <w:rPr>
+          <w:rFonts w:ascii="Cambria Math" w:hAnsi="Cambria Math" w:eastAsia="宋体"/>
+          <w:sz w:val="24"/>
+        </w:rPr>
+        <w:t>&lt;1000</w:t>
+      </w:r>
+      <w:r>
+        <w:rPr>
+          <w:rFonts w:ascii="Times New Roman" w:hAnsi="Times New Roman" w:eastAsia="宋体"/>
+          <w:sz w:val="24"/>
+        </w:rPr>
+        <w:t xml:space="preserve"> m，余量约 32 m）。</w:t>
+      </w:r>
+      <w:r>
+        <w:rPr>
+          <w:rFonts w:ascii="Times New Roman" w:hAnsi="Times New Roman" w:eastAsia="宋体"/>
+          <w:b/>
+          <w:sz w:val="24"/>
+        </w:rPr>
+        <w:t>注意</w:t>
+      </w:r>
+      <w:r>
+        <w:rPr>
+          <w:rFonts w:ascii="Times New Roman" w:hAnsi="Times New Roman" w:eastAsia="宋体"/>
+          <w:sz w:val="24"/>
+        </w:rPr>
+        <w:t xml:space="preserve">：相邻环点间距为 </w:t>
+      </w:r>
+      <w:r>
+        <w:rPr>
+          <w:rFonts w:ascii="Cambria Math" w:hAnsi="Cambria Math" w:eastAsia="宋体"/>
+          <w:sz w:val="24"/>
+        </w:rPr>
+        <w:t>2R₀sin30^circ=1200</w:t>
+      </w:r>
+      <w:r>
+        <w:rPr>
+          <w:rFonts w:ascii="Times New Roman" w:hAnsi="Times New Roman" w:eastAsia="宋体"/>
+          <w:sz w:val="24"/>
+        </w:rPr>
+        <w:t xml:space="preserve"> m，该式只约束"环上相邻点可互相补充接收"，</w:t>
+      </w:r>
+      <w:r>
+        <w:rPr>
+          <w:rFonts w:ascii="Times New Roman" w:hAnsi="Times New Roman" w:eastAsia="宋体"/>
+          <w:b/>
+          <w:sz w:val="24"/>
+        </w:rPr>
+        <w:t>并不是</w:t>
+      </w:r>
+      <w:r>
+        <w:rPr>
+          <w:rFonts w:ascii="Times New Roman" w:hAnsi="Times New Roman" w:eastAsia="宋体"/>
+          <w:sz w:val="24"/>
+        </w:rPr>
+        <w:t>圆盘覆盖条件本身（早稿曾误用之）；本配置的完备性依据是上面的凸性端点论证，且</w:t>
+      </w:r>
+      <w:r>
+        <w:rPr>
+          <w:rFonts w:ascii="Times New Roman" w:hAnsi="Times New Roman" w:eastAsia="宋体"/>
+          <w:b/>
+          <w:sz w:val="24"/>
+        </w:rPr>
+        <w:t>未证明</w:t>
+      </w:r>
+      <w:r>
+        <w:rPr>
+          <w:rFonts w:ascii="Times New Roman" w:hAnsi="Times New Roman" w:eastAsia="宋体"/>
+          <w:sz w:val="24"/>
+        </w:rPr>
+        <w:t>"6 点环在全部覆盖设计中点数最小"——只能说"在本文考察的点数–巡回权衡中，6 点环是满足覆盖保证的最小点数配置"。</w:t>
+      </w:r>
+    </w:p>
+    <w:p>
+      <w:pPr>
+        <w:pStyle w:val="ListBullet"/>
+        <w:spacing w:before="0" w:after="0"/>
+      </w:pPr>
+      <w:r>
+        <w:rPr>
+          <w:rFonts w:ascii="Times New Roman" w:hAnsi="Times New Roman" w:eastAsia="宋体"/>
+          <w:b/>
+          <w:sz w:val="24"/>
+        </w:rPr>
+        <w:t>阈值最优性口径</w:t>
+      </w:r>
+      <w:r>
+        <w:rPr>
+          <w:rFonts w:ascii="Times New Roman" w:hAnsi="Times New Roman" w:eastAsia="宋体"/>
+          <w:sz w:val="24"/>
+        </w:rPr>
+        <w:t>：本节所有"最优/最小"均为</w:t>
+      </w:r>
+      <w:r>
+        <w:rPr>
+          <w:rFonts w:ascii="Times New Roman" w:hAnsi="Times New Roman" w:eastAsia="宋体"/>
+          <w:b/>
+          <w:sz w:val="24"/>
+        </w:rPr>
+        <w:t>离散候选集内的最优</w:t>
+      </w:r>
+      <w:r>
+        <w:rPr>
+          <w:rFonts w:ascii="Times New Roman" w:hAnsi="Times New Roman" w:eastAsia="宋体"/>
+          <w:sz w:val="24"/>
+        </w:rPr>
+        <w:t>（配对实验在给定候选上比较），不构成连续参数空间的全局最优性证明。</w:t>
       </w:r>
     </w:p>
     <w:p>
@@ -9000,7 +11452,7 @@
         <w:drawing>
           <wp:inline xmlns:a="http://schemas.openxmlformats.org/drawingml/2006/main" xmlns:pic="http://schemas.openxmlformats.org/drawingml/2006/picture">
             <wp:extent cx="3179520" cy="288000"/>
-            <wp:docPr id="23" name="Picture 23"/>
+            <wp:docPr id="26" name="Picture 26"/>
             <wp:cNvGraphicFramePr>
               <a:graphicFrameLocks noChangeAspect="1"/>
             </wp:cNvGraphicFramePr>
@@ -9008,11 +11460,11 @@
               <a:graphicData uri="http://schemas.openxmlformats.org/drawingml/2006/picture">
                 <pic:pic>
                   <pic:nvPicPr>
-                    <pic:cNvPr id="0" name="eq_11_8e5f558c06.png"/>
+                    <pic:cNvPr id="0" name="eq_14_8e5f558c06.png"/>
                     <pic:cNvPicPr/>
                   </pic:nvPicPr>
                   <pic:blipFill>
-                    <a:blip r:embed="rId32"/>
+                    <a:blip r:embed="rId35"/>
                     <a:stretch>
                       <a:fillRect/>
                     </a:stretch>
@@ -9528,31 +11980,38 @@
       <w:r>
         <w:rPr>
           <w:rFonts w:ascii="Times New Roman" w:hAnsi="Times New Roman" w:eastAsia="宋体"/>
+          <w:sz w:val="24"/>
+        </w:rPr>
+        <w:t>结论：</w:t>
+      </w:r>
+      <w:r>
+        <w:rPr>
+          <w:rFonts w:ascii="Times New Roman" w:hAnsi="Times New Roman" w:eastAsia="宋体"/>
           <w:b/>
           <w:sz w:val="24"/>
         </w:rPr>
-        <w:t>结论与严格边界（措辞收紧）</w:t>
-      </w:r>
-      <w:r>
-        <w:rPr>
-          <w:rFonts w:ascii="Times New Roman" w:hAnsi="Times New Roman" w:eastAsia="宋体"/>
-          <w:sz w:val="24"/>
-        </w:rPr>
-        <w:t xml:space="preserve">：只要 </w:t>
+        <w:t>只要 $S$ 落在某个三角形内，其三个顶点必在 $1000$ m 内且 $S\in\operatorname{conv}(\text{三顶点})$，方向鲁棒覆盖条件自动成立</w:t>
+      </w:r>
+      <w:r>
+        <w:rPr>
+          <w:rFonts w:ascii="Times New Roman" w:hAnsi="Times New Roman" w:eastAsia="宋体"/>
+          <w:sz w:val="24"/>
+        </w:rPr>
+        <w:t xml:space="preserve">——即本文"三角形证书 + 最大边 </w:t>
       </w:r>
       <w:r>
         <w:rPr>
           <w:rFonts w:ascii="Cambria Math" w:hAnsi="Cambria Math" w:eastAsia="宋体"/>
           <w:sz w:val="24"/>
         </w:rPr>
-        <w:t>S</w:t>
-      </w:r>
-      <w:r>
-        <w:rPr>
-          <w:rFonts w:ascii="Times New Roman" w:hAnsi="Times New Roman" w:eastAsia="宋体"/>
-          <w:sz w:val="24"/>
-        </w:rPr>
-        <w:t xml:space="preserve"> 落在</w:t>
+        <w:t>≤920</w:t>
+      </w:r>
+      <w:r>
+        <w:rPr>
+          <w:rFonts w:ascii="Times New Roman" w:hAnsi="Times New Roman" w:eastAsia="宋体"/>
+          <w:sz w:val="24"/>
+        </w:rPr>
+        <w:t xml:space="preserve"> m"是上述判据的一个</w:t>
       </w:r>
       <w:r>
         <w:rPr>
@@ -9560,56 +12019,14 @@
           <w:b/>
           <w:sz w:val="24"/>
         </w:rPr>
-        <w:t>我们构造的某个三角形内</w:t>
-      </w:r>
-      <w:r>
-        <w:rPr>
-          <w:rFonts w:ascii="Times New Roman" w:hAnsi="Times New Roman" w:eastAsia="宋体"/>
-          <w:sz w:val="24"/>
-        </w:rPr>
-        <w:t xml:space="preserve">，则该三角形三顶点必在 </w:t>
-      </w:r>
-      <w:r>
-        <w:rPr>
-          <w:rFonts w:ascii="Cambria Math" w:hAnsi="Cambria Math" w:eastAsia="宋体"/>
-          <w:sz w:val="24"/>
-        </w:rPr>
-        <w:t>920≤1000</w:t>
-      </w:r>
-      <w:r>
-        <w:rPr>
-          <w:rFonts w:ascii="Times New Roman" w:hAnsi="Times New Roman" w:eastAsia="宋体"/>
-          <w:sz w:val="24"/>
-        </w:rPr>
-        <w:t xml:space="preserve"> m 内、且 </w:t>
-      </w:r>
-      <w:r>
-        <w:rPr>
-          <w:rFonts w:ascii="Cambria Math" w:hAnsi="Cambria Math" w:eastAsia="宋体"/>
-          <w:sz w:val="24"/>
-        </w:rPr>
-        <w:t>S∈conv(三顶点)</w:t>
-      </w:r>
-      <w:r>
-        <w:rPr>
-          <w:rFonts w:ascii="Times New Roman" w:hAnsi="Times New Roman" w:eastAsia="宋体"/>
-          <w:sz w:val="24"/>
-        </w:rPr>
-        <w:t xml:space="preserve">，故凸包判据成立、方向覆盖证书可签发。因此"三角形证书 + 最大边 </w:t>
-      </w:r>
-      <w:r>
-        <w:rPr>
-          <w:rFonts w:ascii="Cambria Math" w:hAnsi="Cambria Math" w:eastAsia="宋体"/>
-          <w:sz w:val="24"/>
-        </w:rPr>
-        <w:t>≤920</w:t>
-      </w:r>
-      <w:r>
-        <w:rPr>
-          <w:rFonts w:ascii="Times New Roman" w:hAnsi="Times New Roman" w:eastAsia="宋体"/>
-          <w:sz w:val="24"/>
-        </w:rPr>
-        <w:t xml:space="preserve"> m"是凸包判据的一个</w:t>
+        <w:t>充分实现（充分不必要）</w:t>
+      </w:r>
+      <w:r>
+        <w:rPr>
+          <w:rFonts w:ascii="Times New Roman" w:hAnsi="Times New Roman" w:eastAsia="宋体"/>
+          <w:sz w:val="24"/>
+        </w:rPr>
+        <w:t>，本文</w:t>
       </w:r>
       <w:r>
         <w:rPr>
@@ -9617,14 +12034,14 @@
           <w:b/>
           <w:sz w:val="24"/>
         </w:rPr>
-        <w:t>充分实现（充分不必要）</w:t>
-      </w:r>
-      <w:r>
-        <w:rPr>
-          <w:rFonts w:ascii="Times New Roman" w:hAnsi="Times New Roman" w:eastAsia="宋体"/>
-          <w:sz w:val="24"/>
-        </w:rPr>
-        <w:t>，本文</w:t>
+        <w:t>不称二者等价</w:t>
+      </w:r>
+      <w:r>
+        <w:rPr>
+          <w:rFonts w:ascii="Times New Roman" w:hAnsi="Times New Roman" w:eastAsia="宋体"/>
+          <w:sz w:val="24"/>
+        </w:rPr>
+        <w:t>。而"落在三角形内"这一前提由下面的</w:t>
       </w:r>
       <w:r>
         <w:rPr>
@@ -9632,20 +12049,20 @@
           <w:b/>
           <w:sz w:val="24"/>
         </w:rPr>
-        <w:t>不称二者等价</w:t>
-      </w:r>
-      <w:r>
-        <w:rPr>
-          <w:rFonts w:ascii="Times New Roman" w:hAnsi="Times New Roman" w:eastAsia="宋体"/>
-          <w:sz w:val="24"/>
-        </w:rPr>
-        <w:t>：</w:t>
+        <w:t>连续覆盖证明</w:t>
+      </w:r>
+      <w:r>
+        <w:rPr>
+          <w:rFonts w:ascii="Times New Roman" w:hAnsi="Times New Roman" w:eastAsia="宋体"/>
+          <w:sz w:val="24"/>
+        </w:rPr>
+        <w:t>保证（不再依赖采样）：</w:t>
       </w:r>
     </w:p>
     <w:p>
       <w:pPr>
-        <w:pStyle w:val="ListBullet"/>
-        <w:spacing w:before="0" w:after="0"/>
+        <w:spacing w:line="360" w:lineRule="auto" w:after="40"/>
+        <w:ind w:firstLine="420"/>
       </w:pPr>
       <w:r>
         <w:rPr>
@@ -9653,35 +12070,608 @@
           <w:b/>
           <w:sz w:val="24"/>
         </w:rPr>
-        <w:t>"没有三角形覆盖 $S$" ⟹ "我们这一版无法签发证书"</w:t>
-      </w:r>
-      <w:r>
-        <w:rPr>
-          <w:rFonts w:ascii="Times New Roman" w:hAnsi="Times New Roman" w:eastAsia="宋体"/>
-          <w:sz w:val="24"/>
-        </w:rPr>
-        <w:t>——这一步直接成立，是构造性质；</w:t>
-      </w:r>
+        <w:t>连续覆盖证明（对实际承担认证的 37 个三角形，`hull_proof.py`，纯几何核验、零采样）</w:t>
+      </w:r>
+      <w:r>
+        <w:rPr>
+          <w:rFonts w:ascii="Times New Roman" w:hAnsi="Times New Roman" w:eastAsia="宋体"/>
+          <w:sz w:val="24"/>
+        </w:rPr>
+        <w:t>：</w:t>
+      </w:r>
+    </w:p>
+    <w:tbl>
+      <w:tblPr>
+        <w:tblStyle w:val="TableGrid"/>
+        <w:tblW w:type="auto" w:w="0"/>
+        <w:jc w:val="center"/>
+        <w:tblLook w:firstColumn="1" w:firstRow="1" w:lastColumn="0" w:lastRow="0" w:noHBand="0" w:noVBand="1" w:val="04A0"/>
+      </w:tblPr>
+      <w:tblGrid>
+        <w:gridCol w:w="2197"/>
+        <w:gridCol w:w="2197"/>
+        <w:gridCol w:w="2197"/>
+        <w:gridCol w:w="2197"/>
+      </w:tblGrid>
+      <w:tr>
+        <w:tc>
+          <w:tcPr>
+            <w:tcW w:type="dxa" w:w="2197"/>
+            <w:shd w:val="clear" w:color="auto" w:fill="EAF1F8"/>
+          </w:tcPr>
+          <w:p>
+            <w:pPr>
+              <w:spacing w:before="20" w:after="20" w:line="240" w:lineRule="auto"/>
+            </w:pPr>
+            <w:r>
+              <w:rPr>
+                <w:rFonts w:ascii="Times New Roman" w:hAnsi="Times New Roman" w:eastAsia="宋体"/>
+                <w:b/>
+                <w:sz w:val="19"/>
+              </w:rPr>
+              <w:t>步骤</w:t>
+            </w:r>
+          </w:p>
+        </w:tc>
+        <w:tc>
+          <w:tcPr>
+            <w:tcW w:type="dxa" w:w="2197"/>
+            <w:shd w:val="clear" w:color="auto" w:fill="EAF1F8"/>
+          </w:tcPr>
+          <w:p>
+            <w:pPr>
+              <w:spacing w:before="20" w:after="20" w:line="240" w:lineRule="auto"/>
+            </w:pPr>
+            <w:r>
+              <w:rPr>
+                <w:rFonts w:ascii="Times New Roman" w:hAnsi="Times New Roman" w:eastAsia="宋体"/>
+                <w:b/>
+                <w:sz w:val="19"/>
+              </w:rPr>
+              <w:t>需证明</w:t>
+            </w:r>
+          </w:p>
+        </w:tc>
+        <w:tc>
+          <w:tcPr>
+            <w:tcW w:type="dxa" w:w="2197"/>
+            <w:shd w:val="clear" w:color="auto" w:fill="EAF1F8"/>
+          </w:tcPr>
+          <w:p>
+            <w:pPr>
+              <w:spacing w:before="20" w:after="20" w:line="240" w:lineRule="auto"/>
+            </w:pPr>
+            <w:r>
+              <w:rPr>
+                <w:rFonts w:ascii="Times New Roman" w:hAnsi="Times New Roman" w:eastAsia="宋体"/>
+                <w:b/>
+                <w:sz w:val="19"/>
+              </w:rPr>
+              <w:t>实测</w:t>
+            </w:r>
+          </w:p>
+        </w:tc>
+        <w:tc>
+          <w:tcPr>
+            <w:tcW w:type="dxa" w:w="2197"/>
+            <w:shd w:val="clear" w:color="auto" w:fill="EAF1F8"/>
+          </w:tcPr>
+          <w:p>
+            <w:pPr>
+              <w:spacing w:before="20" w:after="20" w:line="240" w:lineRule="auto"/>
+            </w:pPr>
+            <w:r>
+              <w:rPr>
+                <w:rFonts w:ascii="Times New Roman" w:hAnsi="Times New Roman" w:eastAsia="宋体"/>
+                <w:b/>
+                <w:sz w:val="19"/>
+              </w:rPr>
+              <w:t>判定</w:t>
+            </w:r>
+          </w:p>
+        </w:tc>
+      </w:tr>
+      <w:tr>
+        <w:tc>
+          <w:tcPr>
+            <w:tcW w:type="dxa" w:w="2197"/>
+          </w:tcPr>
+          <w:p>
+            <w:pPr>
+              <w:spacing w:before="20" w:after="20" w:line="240" w:lineRule="auto"/>
+            </w:pPr>
+            <w:r>
+              <w:rPr>
+                <w:rFonts w:ascii="Times New Roman" w:hAnsi="Times New Roman" w:eastAsia="宋体"/>
+                <w:sz w:val="19"/>
+              </w:rPr>
+              <w:t>① 边长前提</w:t>
+            </w:r>
+          </w:p>
+        </w:tc>
+        <w:tc>
+          <w:tcPr>
+            <w:tcW w:type="dxa" w:w="2197"/>
+          </w:tcPr>
+          <w:p>
+            <w:pPr>
+              <w:spacing w:before="20" w:after="20" w:line="240" w:lineRule="auto"/>
+            </w:pPr>
+            <w:r>
+              <w:rPr>
+                <w:rFonts w:ascii="Times New Roman" w:hAnsi="Times New Roman" w:eastAsia="宋体"/>
+                <w:sz w:val="19"/>
+              </w:rPr>
+              <w:t xml:space="preserve">每个证书三角形三边 </w:t>
+            </w:r>
+            <w:r>
+              <w:rPr>
+                <w:rFonts w:ascii="Cambria Math" w:hAnsi="Cambria Math" w:eastAsia="宋体"/>
+                <w:sz w:val="19"/>
+              </w:rPr>
+              <w:t>≤1000</w:t>
+            </w:r>
+            <w:r>
+              <w:rPr>
+                <w:rFonts w:ascii="Times New Roman" w:hAnsi="Times New Roman" w:eastAsia="宋体"/>
+                <w:sz w:val="19"/>
+              </w:rPr>
+              <w:t xml:space="preserve"> m</w:t>
+            </w:r>
+          </w:p>
+        </w:tc>
+        <w:tc>
+          <w:tcPr>
+            <w:tcW w:type="dxa" w:w="2197"/>
+          </w:tcPr>
+          <w:p>
+            <w:pPr>
+              <w:spacing w:before="20" w:after="20" w:line="240" w:lineRule="auto"/>
+            </w:pPr>
+            <w:r>
+              <w:rPr>
+                <w:rFonts w:ascii="Times New Roman" w:hAnsi="Times New Roman" w:eastAsia="宋体"/>
+                <w:sz w:val="19"/>
+              </w:rPr>
+              <w:t xml:space="preserve">最大边 </w:t>
+            </w:r>
+            <w:r>
+              <w:rPr>
+                <w:rFonts w:ascii="Times New Roman" w:hAnsi="Times New Roman" w:eastAsia="宋体"/>
+                <w:b/>
+                <w:sz w:val="19"/>
+              </w:rPr>
+              <w:t>910.000 m</w:t>
+            </w:r>
+            <w:r>
+              <w:rPr>
+                <w:rFonts w:ascii="Times New Roman" w:hAnsi="Times New Roman" w:eastAsia="宋体"/>
+                <w:sz w:val="19"/>
+              </w:rPr>
+              <w:t>（余量 90 m）</w:t>
+            </w:r>
+          </w:p>
+        </w:tc>
+        <w:tc>
+          <w:tcPr>
+            <w:tcW w:type="dxa" w:w="2197"/>
+          </w:tcPr>
+          <w:p>
+            <w:pPr>
+              <w:spacing w:before="20" w:after="20" w:line="240" w:lineRule="auto"/>
+            </w:pPr>
+            <w:r>
+              <w:rPr>
+                <w:rFonts w:ascii="Times New Roman" w:hAnsi="Times New Roman" w:eastAsia="宋体"/>
+                <w:sz w:val="19"/>
+              </w:rPr>
+              <w:t>PASS</w:t>
+            </w:r>
+          </w:p>
+        </w:tc>
+      </w:tr>
+      <w:tr>
+        <w:tc>
+          <w:tcPr>
+            <w:tcW w:type="dxa" w:w="2197"/>
+          </w:tcPr>
+          <w:p>
+            <w:pPr>
+              <w:spacing w:before="20" w:after="20" w:line="240" w:lineRule="auto"/>
+            </w:pPr>
+            <w:r>
+              <w:rPr>
+                <w:rFonts w:ascii="Times New Roman" w:hAnsi="Times New Roman" w:eastAsia="宋体"/>
+                <w:sz w:val="19"/>
+              </w:rPr>
+              <w:t>② 无孔</w:t>
+            </w:r>
+          </w:p>
+        </w:tc>
+        <w:tc>
+          <w:tcPr>
+            <w:tcW w:type="dxa" w:w="2197"/>
+          </w:tcPr>
+          <w:p>
+            <w:pPr>
+              <w:spacing w:before="20" w:after="20" w:line="240" w:lineRule="auto"/>
+            </w:pPr>
+            <w:r>
+              <w:rPr>
+                <w:rFonts w:ascii="Times New Roman" w:hAnsi="Times New Roman" w:eastAsia="宋体"/>
+                <w:sz w:val="19"/>
+              </w:rPr>
+              <w:t>三角形面积和 = 凸包面积</w:t>
+            </w:r>
+          </w:p>
+        </w:tc>
+        <w:tc>
+          <w:tcPr>
+            <w:tcW w:type="dxa" w:w="2197"/>
+          </w:tcPr>
+          <w:p>
+            <w:pPr>
+              <w:spacing w:before="20" w:after="20" w:line="240" w:lineRule="auto"/>
+            </w:pPr>
+            <w:r>
+              <w:rPr>
+                <w:rFonts w:ascii="Times New Roman" w:hAnsi="Times New Roman" w:eastAsia="宋体"/>
+                <w:sz w:val="19"/>
+              </w:rPr>
+              <w:t>13 267 377.305 vs 13 267 377.305 m²，</w:t>
+            </w:r>
+            <w:r>
+              <w:rPr>
+                <w:rFonts w:ascii="Times New Roman" w:hAnsi="Times New Roman" w:eastAsia="宋体"/>
+                <w:b/>
+                <w:sz w:val="19"/>
+              </w:rPr>
+              <w:t>差 $+5.6\times10^{-9}$</w:t>
+            </w:r>
+          </w:p>
+        </w:tc>
+        <w:tc>
+          <w:tcPr>
+            <w:tcW w:type="dxa" w:w="2197"/>
+          </w:tcPr>
+          <w:p>
+            <w:pPr>
+              <w:spacing w:before="20" w:after="20" w:line="240" w:lineRule="auto"/>
+            </w:pPr>
+            <w:r>
+              <w:rPr>
+                <w:rFonts w:ascii="Times New Roman" w:hAnsi="Times New Roman" w:eastAsia="宋体"/>
+                <w:sz w:val="19"/>
+              </w:rPr>
+              <w:t>PASS</w:t>
+            </w:r>
+          </w:p>
+        </w:tc>
+      </w:tr>
+      <w:tr>
+        <w:tc>
+          <w:tcPr>
+            <w:tcW w:type="dxa" w:w="2197"/>
+          </w:tcPr>
+          <w:p>
+            <w:pPr>
+              <w:spacing w:before="20" w:after="20" w:line="240" w:lineRule="auto"/>
+            </w:pPr>
+            <w:r>
+              <w:rPr>
+                <w:rFonts w:ascii="Times New Roman" w:hAnsi="Times New Roman" w:eastAsia="宋体"/>
+                <w:sz w:val="19"/>
+              </w:rPr>
+              <w:t>③ 不重叠</w:t>
+            </w:r>
+          </w:p>
+        </w:tc>
+        <w:tc>
+          <w:tcPr>
+            <w:tcW w:type="dxa" w:w="2197"/>
+          </w:tcPr>
+          <w:p>
+            <w:pPr>
+              <w:spacing w:before="20" w:after="20" w:line="240" w:lineRule="auto"/>
+            </w:pPr>
+            <w:r>
+              <w:rPr>
+                <w:rFonts w:ascii="Times New Roman" w:hAnsi="Times New Roman" w:eastAsia="宋体"/>
+                <w:sz w:val="19"/>
+              </w:rPr>
+              <w:t>两两内部交集面积为 0</w:t>
+            </w:r>
+          </w:p>
+        </w:tc>
+        <w:tc>
+          <w:tcPr>
+            <w:tcW w:type="dxa" w:w="2197"/>
+          </w:tcPr>
+          <w:p>
+            <w:pPr>
+              <w:spacing w:before="20" w:after="20" w:line="240" w:lineRule="auto"/>
+            </w:pPr>
+            <w:r>
+              <w:rPr>
+                <w:rFonts w:ascii="Times New Roman" w:hAnsi="Times New Roman" w:eastAsia="宋体"/>
+                <w:sz w:val="19"/>
+              </w:rPr>
+              <w:t xml:space="preserve">最大重叠 </w:t>
+            </w:r>
+            <w:r>
+              <w:rPr>
+                <w:rFonts w:ascii="Times New Roman" w:hAnsi="Times New Roman" w:eastAsia="宋体"/>
+                <w:b/>
+                <w:sz w:val="19"/>
+              </w:rPr>
+              <w:t>$5.8\times10^{-11}$ m²</w:t>
+            </w:r>
+          </w:p>
+        </w:tc>
+        <w:tc>
+          <w:tcPr>
+            <w:tcW w:type="dxa" w:w="2197"/>
+          </w:tcPr>
+          <w:p>
+            <w:pPr>
+              <w:spacing w:before="20" w:after="20" w:line="240" w:lineRule="auto"/>
+            </w:pPr>
+            <w:r>
+              <w:rPr>
+                <w:rFonts w:ascii="Times New Roman" w:hAnsi="Times New Roman" w:eastAsia="宋体"/>
+                <w:sz w:val="19"/>
+              </w:rPr>
+              <w:t>PASS</w:t>
+            </w:r>
+          </w:p>
+        </w:tc>
+      </w:tr>
+      <w:tr>
+        <w:tc>
+          <w:tcPr>
+            <w:tcW w:type="dxa" w:w="2197"/>
+          </w:tcPr>
+          <w:p>
+            <w:pPr>
+              <w:spacing w:before="20" w:after="20" w:line="240" w:lineRule="auto"/>
+            </w:pPr>
+            <w:r>
+              <w:rPr>
+                <w:rFonts w:ascii="Times New Roman" w:hAnsi="Times New Roman" w:eastAsia="宋体"/>
+                <w:sz w:val="19"/>
+              </w:rPr>
+              <w:t>④ 凸包含圆盘</w:t>
+            </w:r>
+          </w:p>
+        </w:tc>
+        <w:tc>
+          <w:tcPr>
+            <w:tcW w:type="dxa" w:w="2197"/>
+          </w:tcPr>
+          <w:p>
+            <w:pPr>
+              <w:spacing w:before="20" w:after="20" w:line="240" w:lineRule="auto"/>
+            </w:pPr>
+            <w:r>
+              <w:rPr>
+                <w:rFonts w:ascii="Times New Roman" w:hAnsi="Times New Roman" w:eastAsia="宋体"/>
+                <w:sz w:val="19"/>
+              </w:rPr>
+              <w:t xml:space="preserve">原点在凸包内且每条支撑边到原点距离 </w:t>
+            </w:r>
+            <w:r>
+              <w:rPr>
+                <w:rFonts w:ascii="Cambria Math" w:hAnsi="Cambria Math" w:eastAsia="宋体"/>
+                <w:sz w:val="19"/>
+              </w:rPr>
+              <w:t>≥ R</w:t>
+            </w:r>
+          </w:p>
+        </w:tc>
+        <w:tc>
+          <w:tcPr>
+            <w:tcW w:type="dxa" w:w="2197"/>
+          </w:tcPr>
+          <w:p>
+            <w:pPr>
+              <w:spacing w:before="20" w:after="20" w:line="240" w:lineRule="auto"/>
+            </w:pPr>
+            <w:r>
+              <w:rPr>
+                <w:rFonts w:ascii="Times New Roman" w:hAnsi="Times New Roman" w:eastAsia="宋体"/>
+                <w:sz w:val="19"/>
+              </w:rPr>
+              <w:t xml:space="preserve">8 顶点凸包，最近支撑边 </w:t>
+            </w:r>
+            <w:r>
+              <w:rPr>
+                <w:rFonts w:ascii="Times New Roman" w:hAnsi="Times New Roman" w:eastAsia="宋体"/>
+                <w:b/>
+                <w:sz w:val="19"/>
+              </w:rPr>
+              <w:t>1806.166 m $\ge$ 1800 m</w:t>
+            </w:r>
+            <w:r>
+              <w:rPr>
+                <w:rFonts w:ascii="Times New Roman" w:hAnsi="Times New Roman" w:eastAsia="宋体"/>
+                <w:sz w:val="19"/>
+              </w:rPr>
+              <w:t>（余量 6.17 m）</w:t>
+            </w:r>
+          </w:p>
+        </w:tc>
+        <w:tc>
+          <w:tcPr>
+            <w:tcW w:type="dxa" w:w="2197"/>
+          </w:tcPr>
+          <w:p>
+            <w:pPr>
+              <w:spacing w:before="20" w:after="20" w:line="240" w:lineRule="auto"/>
+            </w:pPr>
+            <w:r>
+              <w:rPr>
+                <w:rFonts w:ascii="Times New Roman" w:hAnsi="Times New Roman" w:eastAsia="宋体"/>
+                <w:sz w:val="19"/>
+              </w:rPr>
+              <w:t>PASS</w:t>
+            </w:r>
+          </w:p>
+        </w:tc>
+      </w:tr>
+      <w:tr>
+        <w:tc>
+          <w:tcPr>
+            <w:tcW w:type="dxa" w:w="2197"/>
+          </w:tcPr>
+          <w:p>
+            <w:pPr>
+              <w:spacing w:before="20" w:after="20" w:line="240" w:lineRule="auto"/>
+            </w:pPr>
+            <w:r>
+              <w:rPr>
+                <w:rFonts w:ascii="Times New Roman" w:hAnsi="Times New Roman" w:eastAsia="宋体"/>
+                <w:b/>
+                <w:sz w:val="19"/>
+              </w:rPr>
+              <w:t>推论</w:t>
+            </w:r>
+          </w:p>
+        </w:tc>
+        <w:tc>
+          <w:tcPr>
+            <w:tcW w:type="dxa" w:w="2197"/>
+          </w:tcPr>
+          <w:p>
+            <w:pPr>
+              <w:spacing w:before="20" w:after="20" w:line="240" w:lineRule="auto"/>
+            </w:pPr>
+            <w:r>
+              <w:rPr>
+                <w:rFonts w:ascii="Times New Roman" w:hAnsi="Times New Roman" w:eastAsia="宋体"/>
+                <w:sz w:val="19"/>
+              </w:rPr>
+              <w:t xml:space="preserve">①+②+③ ⟹ 并集 = 凸包（闭集、两两内部不交、面积可加、并集 </w:t>
+            </w:r>
+            <w:r>
+              <w:rPr>
+                <w:rFonts w:ascii="Cambria Math" w:hAnsi="Cambria Math" w:eastAsia="宋体"/>
+                <w:sz w:val="19"/>
+              </w:rPr>
+              <w:t>⊆</w:t>
+            </w:r>
+            <w:r>
+              <w:rPr>
+                <w:rFonts w:ascii="Times New Roman" w:hAnsi="Times New Roman" w:eastAsia="宋体"/>
+                <w:sz w:val="19"/>
+              </w:rPr>
+              <w:t xml:space="preserve"> 凸包）；④ ⟹ 凸包 </w:t>
+            </w:r>
+            <w:r>
+              <w:rPr>
+                <w:rFonts w:ascii="Cambria Math" w:hAnsi="Cambria Math" w:eastAsia="宋体"/>
+                <w:sz w:val="19"/>
+              </w:rPr>
+              <w:t>supseteq</w:t>
+            </w:r>
+            <w:r>
+              <w:rPr>
+                <w:rFonts w:ascii="Times New Roman" w:hAnsi="Times New Roman" w:eastAsia="宋体"/>
+                <w:sz w:val="19"/>
+              </w:rPr>
+              <w:t xml:space="preserve"> 圆盘；故</w:t>
+            </w:r>
+            <w:r>
+              <w:rPr>
+                <w:rFonts w:ascii="Times New Roman" w:hAnsi="Times New Roman" w:eastAsia="宋体"/>
+                <w:b/>
+                <w:sz w:val="19"/>
+              </w:rPr>
+              <w:t>并集 $\supseteq$ 圆盘</w:t>
+            </w:r>
+          </w:p>
+        </w:tc>
+        <w:tc>
+          <w:tcPr>
+            <w:tcW w:type="dxa" w:w="2197"/>
+          </w:tcPr>
+          <w:p>
+            <w:pPr>
+              <w:spacing w:before="20" w:after="20" w:line="240" w:lineRule="auto"/>
+            </w:pPr>
+            <w:r>
+              <w:rPr>
+                <w:rFonts w:ascii="Times New Roman" w:hAnsi="Times New Roman" w:eastAsia="宋体"/>
+                <w:sz w:val="19"/>
+              </w:rPr>
+              <w:t>—</w:t>
+            </w:r>
+          </w:p>
+        </w:tc>
+        <w:tc>
+          <w:tcPr>
+            <w:tcW w:type="dxa" w:w="2197"/>
+          </w:tcPr>
+          <w:p>
+            <w:pPr>
+              <w:spacing w:before="20" w:after="20" w:line="240" w:lineRule="auto"/>
+            </w:pPr>
+            <w:r>
+              <w:rPr>
+                <w:rFonts w:ascii="Times New Roman" w:hAnsi="Times New Roman" w:eastAsia="宋体"/>
+                <w:b/>
+                <w:sz w:val="19"/>
+              </w:rPr>
+              <w:t>PASS</w:t>
+            </w:r>
+          </w:p>
+        </w:tc>
+      </w:tr>
+    </w:tbl>
+    <w:p>
+      <w:pPr>
+        <w:spacing w:after="80"/>
+      </w:pPr>
     </w:p>
     <w:p>
       <w:pPr>
-        <w:pStyle w:val="ListBullet"/>
-        <w:spacing w:before="0" w:after="0"/>
+        <w:spacing w:line="360" w:lineRule="auto" w:after="40"/>
+        <w:ind w:firstLine="420"/>
       </w:pPr>
       <w:r>
         <w:rPr>
           <w:rFonts w:ascii="Times New Roman" w:hAnsi="Times New Roman" w:eastAsia="宋体"/>
+          <w:sz w:val="24"/>
+        </w:rPr>
+        <w:t xml:space="preserve">因此"实际证书三角形构成无孔剖分、其并集等于凸包、凸包严格包含目标圆盘、全部边长 </w:t>
+      </w:r>
+      <w:r>
+        <w:rPr>
+          <w:rFonts w:ascii="Cambria Math" w:hAnsi="Cambria Math" w:eastAsia="宋体"/>
+          <w:sz w:val="24"/>
+        </w:rPr>
+        <w:t>≤1000</w:t>
+      </w:r>
+      <w:r>
+        <w:rPr>
+          <w:rFonts w:ascii="Times New Roman" w:hAnsi="Times New Roman" w:eastAsia="宋体"/>
+          <w:sz w:val="24"/>
+        </w:rPr>
+        <w:t xml:space="preserve"> m"是</w:t>
+      </w:r>
+      <w:r>
+        <w:rPr>
+          <w:rFonts w:ascii="Times New Roman" w:hAnsi="Times New Roman" w:eastAsia="宋体"/>
           <w:b/>
           <w:sz w:val="24"/>
         </w:rPr>
-        <w:t>但它不自动推出"该处的真实方向覆盖也必然失效"</w:t>
-      </w:r>
-      <w:r>
-        <w:rPr>
-          <w:rFonts w:ascii="Times New Roman" w:hAnsi="Times New Roman" w:eastAsia="宋体"/>
-          <w:sz w:val="24"/>
-        </w:rPr>
-        <w:t>：某点不被我们构造的三角形覆盖，并不意味着周围网格点的凸包也无法覆盖它。本文对此</w:t>
+        <w:t>连续域上的几何结论</w:t>
+      </w:r>
+      <w:r>
+        <w:rPr>
+          <w:rFonts w:ascii="Times New Roman" w:hAnsi="Times New Roman" w:eastAsia="宋体"/>
+          <w:sz w:val="24"/>
+        </w:rPr>
+        <w:t>；§6.2 的 12 万点采样仅作为</w:t>
       </w:r>
       <w:r>
         <w:rPr>
@@ -9689,87 +12679,28 @@
           <w:b/>
           <w:sz w:val="24"/>
         </w:rPr>
-        <w:t>不作断言</w:t>
-      </w:r>
-      <w:r>
-        <w:rPr>
-          <w:rFonts w:ascii="Times New Roman" w:hAnsi="Times New Roman" w:eastAsia="宋体"/>
-          <w:sz w:val="24"/>
-        </w:rPr>
-        <w:t>；</w:t>
-      </w:r>
-    </w:p>
-    <w:p>
-      <w:pPr>
-        <w:pStyle w:val="ListBullet"/>
-        <w:spacing w:before="0" w:after="0"/>
-      </w:pPr>
-      <w:r>
-        <w:rPr>
-          <w:rFonts w:ascii="Times New Roman" w:hAnsi="Times New Roman" w:eastAsia="宋体"/>
-          <w:sz w:val="24"/>
-        </w:rPr>
-        <w:t>上表 120 000 采样点 100 % 通过属</w:t>
-      </w:r>
-      <w:r>
-        <w:rPr>
-          <w:rFonts w:ascii="Times New Roman" w:hAnsi="Times New Roman" w:eastAsia="宋体"/>
-          <w:b/>
-          <w:sz w:val="24"/>
-        </w:rPr>
-        <w:t>回归证据</w:t>
-      </w:r>
-      <w:r>
-        <w:rPr>
-          <w:rFonts w:ascii="Times New Roman" w:hAnsi="Times New Roman" w:eastAsia="宋体"/>
-          <w:sz w:val="24"/>
-        </w:rPr>
-        <w:t>，</w:t>
-      </w:r>
-      <w:r>
-        <w:rPr>
-          <w:rFonts w:ascii="Times New Roman" w:hAnsi="Times New Roman" w:eastAsia="宋体"/>
-          <w:b/>
-          <w:sz w:val="24"/>
-        </w:rPr>
-        <w:t>不能替代连续域上的几何证明</w:t>
-      </w:r>
-      <w:r>
-        <w:rPr>
-          <w:rFonts w:ascii="Times New Roman" w:hAnsi="Times New Roman" w:eastAsia="宋体"/>
-          <w:sz w:val="24"/>
-        </w:rPr>
-        <w:t>。连续全域覆盖应由几何论证承担（如"三角剖分覆盖凸包 + 圆盘 ⊂ 凸包 + 边长界"），本稿尚未给出该完整证明，列为</w:t>
-      </w:r>
-      <w:r>
-        <w:rPr>
-          <w:rFonts w:ascii="Times New Roman" w:hAnsi="Times New Roman" w:eastAsia="宋体"/>
-          <w:b/>
-          <w:sz w:val="24"/>
-        </w:rPr>
-        <w:t>已知局限性</w:t>
-      </w:r>
-      <w:r>
-        <w:rPr>
-          <w:rFonts w:ascii="Times New Roman" w:hAnsi="Times New Roman" w:eastAsia="宋体"/>
-          <w:sz w:val="24"/>
-        </w:rPr>
-        <w:t>；因此本文的表述是"</w:t>
-      </w:r>
-      <w:r>
-        <w:rPr>
-          <w:rFonts w:ascii="Times New Roman" w:hAnsi="Times New Roman" w:eastAsia="宋体"/>
-          <w:b/>
-          <w:sz w:val="24"/>
-        </w:rPr>
-        <w:t>经密集采样核验</w:t>
-      </w:r>
-      <w:r>
-        <w:rPr>
-          <w:rFonts w:ascii="Times New Roman" w:hAnsi="Times New Roman" w:eastAsia="宋体"/>
-          <w:sz w:val="24"/>
-        </w:rPr>
-        <w:t>"，而非"已证明"。</w:t>
+        <w:t>一致性回归</w:t>
+      </w:r>
+      <w:r>
+        <w:rPr>
+          <w:rFonts w:ascii="Times New Roman" w:hAnsi="Times New Roman" w:eastAsia="宋体"/>
+          <w:sz w:val="24"/>
+        </w:rPr>
+        <w:t xml:space="preserve">，不承担证明责任。（说明：三角形顶点编号经 </w:t>
+      </w:r>
+      <w:r>
+        <w:rPr>
+          <w:rFonts w:ascii="Consolas" w:hAnsi="Consolas" w:eastAsia="Consolas"/>
+          <w:sz w:val="21"/>
+        </w:rPr>
+        <w:t>sorted</w:t>
+      </w:r>
+      <w:r>
+        <w:rPr>
+          <w:rFonts w:ascii="Times New Roman" w:hAnsi="Times New Roman" w:eastAsia="宋体"/>
+          <w:sz w:val="24"/>
+        </w:rPr>
+        <w:t xml:space="preserve"> 排序，故朝向不统一属正常，不影响覆盖；格点共线形成的 T 型接点同样不影响覆盖。）</w:t>
       </w:r>
     </w:p>
     <w:p>
@@ -10409,23 +13340,10 @@
             <w:r>
               <w:rPr>
                 <w:rFonts w:ascii="Times New Roman" w:hAnsi="Times New Roman" w:eastAsia="宋体"/>
-                <w:sz w:val="19"/>
-              </w:rPr>
-              <w:t>离线配对（</w:t>
-            </w:r>
-            <w:r>
-              <w:rPr>
-                <w:rFonts w:ascii="Cambria Math" w:hAnsi="Cambria Math" w:eastAsia="宋体"/>
-                <w:sz w:val="19"/>
-              </w:rPr>
-              <w:t>n=400</w:t>
-            </w:r>
-            <w:r>
-              <w:rPr>
-                <w:rFonts w:ascii="Times New Roman" w:hAnsi="Times New Roman" w:eastAsia="宋体"/>
-                <w:sz w:val="19"/>
-              </w:rPr>
-              <w:t>，50 % / 100 % 定向）</w:t>
+                <w:b/>
+                <w:sz w:val="19"/>
+              </w:rPr>
+              <w:t>离线配对（C 最终设计 vs A 旧默认；同场景逐例配对，$n=400$）</w:t>
             </w:r>
           </w:p>
         </w:tc>
@@ -10442,7 +13360,109 @@
                 <w:rFonts w:ascii="Times New Roman" w:hAnsi="Times New Roman" w:eastAsia="宋体"/>
                 <w:sz w:val="19"/>
               </w:rPr>
-              <w:t>—</w:t>
+              <w:t xml:space="preserve">50 % 定向 </w:t>
+            </w:r>
+            <w:r>
+              <w:rPr>
+                <w:rFonts w:ascii="Times New Roman" w:hAnsi="Times New Roman" w:eastAsia="宋体"/>
+                <w:b/>
+                <w:sz w:val="19"/>
+              </w:rPr>
+              <w:t>−1 083.5 s（−10.5 %）</w:t>
+            </w:r>
+            <w:r>
+              <w:rPr>
+                <w:rFonts w:ascii="Times New Roman" w:hAnsi="Times New Roman" w:eastAsia="宋体"/>
+                <w:sz w:val="19"/>
+              </w:rPr>
+              <w:t xml:space="preserve">，CI </w:t>
+            </w:r>
+            <w:r>
+              <w:rPr>
+                <w:rFonts w:ascii="Cambria Math" w:hAnsi="Cambria Math" w:eastAsia="宋体"/>
+                <w:sz w:val="19"/>
+              </w:rPr>
+              <w:t>[-1140,-1027]</w:t>
+            </w:r>
+            <w:r>
+              <w:rPr>
+                <w:rFonts w:ascii="Times New Roman" w:hAnsi="Times New Roman" w:eastAsia="宋体"/>
+                <w:sz w:val="19"/>
+              </w:rPr>
+              <w:t>，</w:t>
+            </w:r>
+            <w:r>
+              <w:rPr>
+                <w:rFonts w:ascii="Times New Roman" w:hAnsi="Times New Roman" w:eastAsia="宋体"/>
+                <w:b/>
+                <w:sz w:val="19"/>
+              </w:rPr>
+              <w:t>387/400 例更快</w:t>
+            </w:r>
+            <w:r>
+              <w:rPr>
+                <w:rFonts w:ascii="Times New Roman" w:hAnsi="Times New Roman" w:eastAsia="宋体"/>
+                <w:sz w:val="19"/>
+              </w:rPr>
+              <w:t xml:space="preserve">（中位 −1 080 s）；100 % 定向 </w:t>
+            </w:r>
+            <w:r>
+              <w:rPr>
+                <w:rFonts w:ascii="Times New Roman" w:hAnsi="Times New Roman" w:eastAsia="宋体"/>
+                <w:b/>
+                <w:sz w:val="19"/>
+              </w:rPr>
+              <w:t>−1 052.5 s（−9.9 %）</w:t>
+            </w:r>
+            <w:r>
+              <w:rPr>
+                <w:rFonts w:ascii="Times New Roman" w:hAnsi="Times New Roman" w:eastAsia="宋体"/>
+                <w:sz w:val="19"/>
+              </w:rPr>
+              <w:t xml:space="preserve">，CI </w:t>
+            </w:r>
+            <w:r>
+              <w:rPr>
+                <w:rFonts w:ascii="Cambria Math" w:hAnsi="Cambria Math" w:eastAsia="宋体"/>
+                <w:sz w:val="19"/>
+              </w:rPr>
+              <w:t>[-1118,-987]</w:t>
+            </w:r>
+            <w:r>
+              <w:rPr>
+                <w:rFonts w:ascii="Times New Roman" w:hAnsi="Times New Roman" w:eastAsia="宋体"/>
+                <w:sz w:val="19"/>
+              </w:rPr>
+              <w:t>，</w:t>
+            </w:r>
+            <w:r>
+              <w:rPr>
+                <w:rFonts w:ascii="Times New Roman" w:hAnsi="Times New Roman" w:eastAsia="宋体"/>
+                <w:b/>
+                <w:sz w:val="19"/>
+              </w:rPr>
+              <w:t>378/400 例更快</w:t>
+            </w:r>
+            <w:r>
+              <w:rPr>
+                <w:rFonts w:ascii="Times New Roman" w:hAnsi="Times New Roman" w:eastAsia="宋体"/>
+                <w:sz w:val="19"/>
+              </w:rPr>
+              <w:t>（中位 −1 088 s）；两臂全清 100 %、零漏清、零空洞；检测 520.9→456.9 / 553.0→483.2 次·例</w:t>
+            </w:r>
+            <w:r>
+              <w:rPr>
+                <w:rFonts w:ascii="Cambria Math" w:hAnsi="Cambria Math" w:eastAsia="宋体"/>
+                <w:sz w:val="19"/>
+              </w:rPr>
+              <w:t>⁻¹</w:t>
+            </w:r>
+            <w:r>
+              <w:rPr>
+                <w:rFonts w:ascii="Times New Roman" w:hAnsi="Times New Roman" w:eastAsia="宋体"/>
+                <w:sz w:val="19"/>
+              </w:rPr>
+              <w:t>，移动 35 703→32 187 / 36 628→33 444 m</w:t>
             </w:r>
           </w:p>
         </w:tc>
@@ -10456,46 +13476,114 @@
             </w:pPr>
             <w:r>
               <w:rPr>
+                <w:rFonts w:ascii="Consolas" w:hAnsi="Consolas" w:eastAsia="Consolas"/>
+                <w:sz w:val="16"/>
+              </w:rPr>
+              <w:t>ablation4.py --mesh-paired 400</w:t>
+            </w:r>
+            <w:r>
+              <w:rPr>
+                <w:rFonts w:ascii="Times New Roman" w:hAnsi="Times New Roman" w:eastAsia="宋体"/>
+                <w:sz w:val="19"/>
+              </w:rPr>
+              <w:t>（</w:t>
+            </w:r>
+            <w:r>
+              <w:rPr>
+                <w:rFonts w:ascii="Consolas" w:hAnsi="Consolas" w:eastAsia="Consolas"/>
+                <w:sz w:val="16"/>
+              </w:rPr>
+              <w:t>results/ablation4_CvsA.txt</w:t>
+            </w:r>
+            <w:r>
+              <w:rPr>
+                <w:rFonts w:ascii="Times New Roman" w:hAnsi="Times New Roman" w:eastAsia="宋体"/>
+                <w:sz w:val="19"/>
+              </w:rPr>
+              <w:t>）</w:t>
+            </w:r>
+          </w:p>
+        </w:tc>
+      </w:tr>
+      <w:tr>
+        <w:tc>
+          <w:tcPr>
+            <w:tcW w:type="dxa" w:w="2929"/>
+          </w:tcPr>
+          <w:p>
+            <w:pPr>
+              <w:spacing w:before="20" w:after="20" w:line="240" w:lineRule="auto"/>
+            </w:pPr>
+            <w:r>
+              <w:rPr>
+                <w:rFonts w:ascii="Times New Roman" w:hAnsi="Times New Roman" w:eastAsia="宋体"/>
+                <w:sz w:val="19"/>
+              </w:rPr>
+              <w:t>历史版本链条（</w:t>
+            </w:r>
+            <w:r>
+              <w:rPr>
                 <w:rFonts w:ascii="Times New Roman" w:hAnsi="Times New Roman" w:eastAsia="宋体"/>
                 <w:b/>
                 <w:sz w:val="19"/>
               </w:rPr>
-              <w:t>−5.2 % / −4.6 %</w:t>
-            </w:r>
-            <w:r>
-              <w:rPr>
-                <w:rFonts w:ascii="Times New Roman" w:hAnsi="Times New Roman" w:eastAsia="宋体"/>
-                <w:sz w:val="19"/>
-              </w:rPr>
-              <w:t xml:space="preserve">，CI </w:t>
-            </w:r>
-            <w:r>
-              <w:rPr>
-                <w:rFonts w:ascii="Cambria Math" w:hAnsi="Cambria Math" w:eastAsia="宋体"/>
-                <w:sz w:val="19"/>
-              </w:rPr>
-              <w:t>[-565,-448]</w:t>
-            </w:r>
-            <w:r>
-              <w:rPr>
-                <w:rFonts w:ascii="Times New Roman" w:hAnsi="Times New Roman" w:eastAsia="宋体"/>
-                <w:sz w:val="19"/>
-              </w:rPr>
-              <w:t xml:space="preserve"> / </w:t>
-            </w:r>
-            <w:r>
-              <w:rPr>
-                <w:rFonts w:ascii="Cambria Math" w:hAnsi="Cambria Math" w:eastAsia="宋体"/>
-                <w:sz w:val="19"/>
-              </w:rPr>
-              <w:t>[-532,-400]</w:t>
-            </w:r>
-            <w:r>
-              <w:rPr>
-                <w:rFonts w:ascii="Times New Roman" w:hAnsi="Times New Roman" w:eastAsia="宋体"/>
-                <w:sz w:val="19"/>
-              </w:rPr>
-              <w:t>，330 / 315 of 400 更快</w:t>
+              <w:t>不作结论，仅供追溯</w:t>
+            </w:r>
+            <w:r>
+              <w:rPr>
+                <w:rFonts w:ascii="Times New Roman" w:hAnsi="Times New Roman" w:eastAsia="宋体"/>
+                <w:sz w:val="19"/>
+              </w:rPr>
+              <w:t>）</w:t>
+            </w:r>
+          </w:p>
+        </w:tc>
+        <w:tc>
+          <w:tcPr>
+            <w:tcW w:type="dxa" w:w="2929"/>
+          </w:tcPr>
+          <w:p>
+            <w:pPr>
+              <w:spacing w:before="20" w:after="20" w:line="240" w:lineRule="auto"/>
+            </w:pPr>
+            <w:r>
+              <w:rPr>
+                <w:rFonts w:ascii="Times New Roman" w:hAnsi="Times New Roman" w:eastAsia="宋体"/>
+                <w:sz w:val="19"/>
+              </w:rPr>
+              <w:t>A(31 点 900/800/θ0) → B(稀疏外环+4 补齐 31 点)：离线 −5.6 % / −5.5 %；B → C：−5.2 % / −4.6 %；A → C（上表，唯一可直接引用的 A/B 对比）：−10.5 % / −9.9 %。</w:t>
+            </w:r>
+            <w:r>
+              <w:rPr>
+                <w:rFonts w:ascii="Times New Roman" w:hAnsi="Times New Roman" w:eastAsia="宋体"/>
+                <w:b/>
+                <w:sz w:val="19"/>
+              </w:rPr>
+              <w:t>三个比值口径不同、不可连乘</w:t>
+            </w:r>
+          </w:p>
+        </w:tc>
+        <w:tc>
+          <w:tcPr>
+            <w:tcW w:type="dxa" w:w="2929"/>
+          </w:tcPr>
+          <w:p>
+            <w:pPr>
+              <w:spacing w:before="20" w:after="20" w:line="240" w:lineRule="auto"/>
+            </w:pPr>
+            <w:r>
+              <w:rPr>
+                <w:rFonts w:ascii="Consolas" w:hAnsi="Consolas" w:eastAsia="Consolas"/>
+                <w:sz w:val="16"/>
+              </w:rPr>
+              <w:t>results/ablation4_mesh_paired.txt</w:t>
+            </w:r>
+            <w:r>
+              <w:rPr>
+                <w:rFonts w:ascii="Times New Roman" w:hAnsi="Times New Roman" w:eastAsia="宋体"/>
+                <w:sz w:val="19"/>
+              </w:rPr>
+              <w:t>（B/C 两臂）</w:t>
             </w:r>
           </w:p>
         </w:tc>
@@ -11172,7 +14260,7 @@
         <w:drawing>
           <wp:inline xmlns:a="http://schemas.openxmlformats.org/drawingml/2006/main" xmlns:pic="http://schemas.openxmlformats.org/drawingml/2006/picture">
             <wp:extent cx="5023019" cy="360000"/>
-            <wp:docPr id="24" name="Picture 24"/>
+            <wp:docPr id="27" name="Picture 27"/>
             <wp:cNvGraphicFramePr>
               <a:graphicFrameLocks noChangeAspect="1"/>
             </wp:cNvGraphicFramePr>
@@ -11180,11 +14268,11 @@
               <a:graphicData uri="http://schemas.openxmlformats.org/drawingml/2006/picture">
                 <pic:pic>
                   <pic:nvPicPr>
-                    <pic:cNvPr id="0" name="eq_12_962d641185.png"/>
+                    <pic:cNvPr id="0" name="eq_15_962d641185.png"/>
                     <pic:cNvPicPr/>
                   </pic:nvPicPr>
                   <pic:blipFill>
-                    <a:blip r:embed="rId33"/>
+                    <a:blip r:embed="rId36"/>
                     <a:stretch>
                       <a:fillRect/>
                     </a:stretch>
@@ -12553,7 +15641,7 @@
                 <w:b/>
                 <w:sz w:val="19"/>
               </w:rPr>
-              <w:t>离线配对（最终 31 点含 4 补齐点 vs 旧 31 点；同场景逐例配对，$n=400$）</w:t>
+              <w:t>离线配对（C 最终 vs A 旧默认；逐例真配对 $n=400$）</w:t>
             </w:r>
           </w:p>
         </w:tc>
@@ -12578,28 +15666,28 @@
                 <w:b/>
                 <w:sz w:val="19"/>
               </w:rPr>
-              <w:t>−576.9 s（−5.6 %）</w:t>
-            </w:r>
-            <w:r>
-              <w:rPr>
-                <w:rFonts w:ascii="Times New Roman" w:hAnsi="Times New Roman" w:eastAsia="宋体"/>
-                <w:sz w:val="19"/>
-              </w:rPr>
-              <w:t xml:space="preserve">，95 % CI </w:t>
+              <w:t>−1 083.5 s（−10.5 %）</w:t>
+            </w:r>
+            <w:r>
+              <w:rPr>
+                <w:rFonts w:ascii="Times New Roman" w:hAnsi="Times New Roman" w:eastAsia="宋体"/>
+                <w:sz w:val="19"/>
+              </w:rPr>
+              <w:t xml:space="preserve">，CI </w:t>
             </w:r>
             <w:r>
               <w:rPr>
                 <w:rFonts w:ascii="Cambria Math" w:hAnsi="Cambria Math" w:eastAsia="宋体"/>
                 <w:sz w:val="19"/>
               </w:rPr>
-              <w:t>[-632,-522]</w:t>
-            </w:r>
-            <w:r>
-              <w:rPr>
-                <w:rFonts w:ascii="Times New Roman" w:hAnsi="Times New Roman" w:eastAsia="宋体"/>
-                <w:sz w:val="19"/>
-              </w:rPr>
-              <w:t>，</w:t>
+              <w:t>[-1140,-1027]</w:t>
+            </w:r>
+            <w:r>
+              <w:rPr>
+                <w:rFonts w:ascii="Times New Roman" w:hAnsi="Times New Roman" w:eastAsia="宋体"/>
+                <w:sz w:val="19"/>
+              </w:rPr>
+              <w:t xml:space="preserve">，387/400 例更快；100 % 定向 </w:t>
             </w:r>
             <w:r>
               <w:rPr>
@@ -12607,22 +15695,7 @@
                 <w:b/>
                 <w:sz w:val="19"/>
               </w:rPr>
-              <w:t>354/400 例更快</w:t>
-            </w:r>
-            <w:r>
-              <w:rPr>
-                <w:rFonts w:ascii="Times New Roman" w:hAnsi="Times New Roman" w:eastAsia="宋体"/>
-                <w:sz w:val="19"/>
-              </w:rPr>
-              <w:t xml:space="preserve">（中位 −620 s）；100 % 定向 </w:t>
-            </w:r>
-            <w:r>
-              <w:rPr>
-                <w:rFonts w:ascii="Times New Roman" w:hAnsi="Times New Roman" w:eastAsia="宋体"/>
-                <w:b/>
-                <w:sz w:val="19"/>
-              </w:rPr>
-              <w:t>−586.5 s（−5.5 %）</w:t>
+              <w:t>−1 052.5 s（−9.9 %）</w:t>
             </w:r>
             <w:r>
               <w:rPr>
@@ -12636,58 +15709,14 @@
                 <w:rFonts w:ascii="Cambria Math" w:hAnsi="Cambria Math" w:eastAsia="宋体"/>
                 <w:sz w:val="19"/>
               </w:rPr>
-              <w:t>[-644,-529]</w:t>
-            </w:r>
-            <w:r>
-              <w:rPr>
-                <w:rFonts w:ascii="Times New Roman" w:hAnsi="Times New Roman" w:eastAsia="宋体"/>
-                <w:sz w:val="19"/>
-              </w:rPr>
-              <w:t>，</w:t>
-            </w:r>
-            <w:r>
-              <w:rPr>
-                <w:rFonts w:ascii="Times New Roman" w:hAnsi="Times New Roman" w:eastAsia="宋体"/>
-                <w:b/>
-                <w:sz w:val="19"/>
-              </w:rPr>
-              <w:t>350/400 例更快</w:t>
-            </w:r>
-            <w:r>
-              <w:rPr>
-                <w:rFonts w:ascii="Times New Roman" w:hAnsi="Times New Roman" w:eastAsia="宋体"/>
-                <w:sz w:val="19"/>
-              </w:rPr>
-              <w:t>（中位 −595 s）；两臂</w:t>
-            </w:r>
-            <w:r>
-              <w:rPr>
-                <w:rFonts w:ascii="Times New Roman" w:hAnsi="Times New Roman" w:eastAsia="宋体"/>
-                <w:b/>
-                <w:sz w:val="19"/>
-              </w:rPr>
-              <w:t>全清率 100 %、零漏清、均无覆盖空洞</w:t>
-            </w:r>
-            <w:r>
-              <w:rPr>
-                <w:rFonts w:ascii="Times New Roman" w:hAnsi="Times New Roman" w:eastAsia="宋体"/>
-                <w:sz w:val="19"/>
-              </w:rPr>
-              <w:t>；检测 520.9→524.6 / 553.0→554.3 次·例</w:t>
-            </w:r>
-            <w:r>
-              <w:rPr>
-                <w:rFonts w:ascii="Cambria Math" w:hAnsi="Cambria Math" w:eastAsia="宋体"/>
-                <w:sz w:val="19"/>
-              </w:rPr>
-              <w:t>⁻¹</w:t>
-            </w:r>
-            <w:r>
-              <w:rPr>
-                <w:rFonts w:ascii="Times New Roman" w:hAnsi="Times New Roman" w:eastAsia="宋体"/>
-                <w:sz w:val="19"/>
-              </w:rPr>
-              <w:t>，移动 35 703→32 710 / 36 628→33 663 m</w:t>
+              <w:t>[-1118,-987]</w:t>
+            </w:r>
+            <w:r>
+              <w:rPr>
+                <w:rFonts w:ascii="Times New Roman" w:hAnsi="Times New Roman" w:eastAsia="宋体"/>
+                <w:sz w:val="19"/>
+              </w:rPr>
+              <w:t>，378/400 例更快；两臂零漏清、零空洞</w:t>
             </w:r>
           </w:p>
         </w:tc>
@@ -12704,28 +15733,7 @@
                 <w:rFonts w:ascii="Consolas" w:hAnsi="Consolas" w:eastAsia="Consolas"/>
                 <w:sz w:val="16"/>
               </w:rPr>
-              <w:t>ablation4.py --mesh-paired 400</w:t>
-            </w:r>
-            <w:r>
-              <w:rPr>
-                <w:rFonts w:ascii="Times New Roman" w:hAnsi="Times New Roman" w:eastAsia="宋体"/>
-                <w:sz w:val="19"/>
-              </w:rPr>
-              <w:t>（</w:t>
-            </w:r>
-            <w:r>
-              <w:rPr>
-                <w:rFonts w:ascii="Consolas" w:hAnsi="Consolas" w:eastAsia="Consolas"/>
-                <w:sz w:val="16"/>
-              </w:rPr>
-              <w:t>results/ablation4_mesh_paired.txt</w:t>
-            </w:r>
-            <w:r>
-              <w:rPr>
-                <w:rFonts w:ascii="Times New Roman" w:hAnsi="Times New Roman" w:eastAsia="宋体"/>
-                <w:sz w:val="19"/>
-              </w:rPr>
-              <w:t>）</w:t>
+              <w:t>results/ablation4_CvsA.txt</w:t>
             </w:r>
           </w:p>
         </w:tc>
@@ -14017,7 +17025,7 @@
         <w:drawing>
           <wp:inline xmlns:a="http://schemas.openxmlformats.org/drawingml/2006/main" xmlns:pic="http://schemas.openxmlformats.org/drawingml/2006/picture">
             <wp:extent cx="5220000" cy="3700399"/>
-            <wp:docPr id="25" name="Picture 25"/>
+            <wp:docPr id="28" name="Picture 28"/>
             <wp:cNvGraphicFramePr>
               <a:graphicFrameLocks noChangeAspect="1"/>
             </wp:cNvGraphicFramePr>
@@ -14029,7 +17037,7 @@
                     <pic:cNvPicPr/>
                   </pic:nvPicPr>
                   <pic:blipFill>
-                    <a:blip r:embed="rId34"/>
+                    <a:blip r:embed="rId37"/>
                     <a:stretch>
                       <a:fillRect/>
                     </a:stretch>
@@ -14070,7 +17078,7 @@
         <w:drawing>
           <wp:inline xmlns:a="http://schemas.openxmlformats.org/drawingml/2006/main" xmlns:pic="http://schemas.openxmlformats.org/drawingml/2006/picture">
             <wp:extent cx="5220000" cy="3699675"/>
-            <wp:docPr id="26" name="Picture 26"/>
+            <wp:docPr id="29" name="Picture 29"/>
             <wp:cNvGraphicFramePr>
               <a:graphicFrameLocks noChangeAspect="1"/>
             </wp:cNvGraphicFramePr>
@@ -14082,7 +17090,7 @@
                     <pic:cNvPicPr/>
                   </pic:nvPicPr>
                   <pic:blipFill>
-                    <a:blip r:embed="rId35"/>
+                    <a:blip r:embed="rId38"/>
                     <a:stretch>
                       <a:fillRect/>
                     </a:stretch>

--- a/2026B_solution/2026B_论文初稿.docx
+++ b/2026B_solution/2026B_论文初稿.docx
@@ -10925,6 +10925,348 @@
           <w:sz w:val="24"/>
         </w:rPr>
         <w:t>（配对实验在给定候选上比较），不构成连续参数空间的全局最优性证明。</w:t>
+      </w:r>
+    </w:p>
+    <w:p>
+      <w:pPr>
+        <w:pStyle w:val="ListBullet"/>
+        <w:spacing w:before="0" w:after="0"/>
+      </w:pPr>
+      <w:r>
+        <w:rPr>
+          <w:rFonts w:ascii="Times New Roman" w:hAnsi="Times New Roman" w:eastAsia="宋体"/>
+          <w:b/>
+          <w:sz w:val="24"/>
+        </w:rPr>
+        <w:t>两个对"覆盖—清除结构"的改进尝试（均经配对实验否决）</w:t>
+      </w:r>
+      <w:r>
+        <w:rPr>
+          <w:rFonts w:ascii="Times New Roman" w:hAnsi="Times New Roman" w:eastAsia="宋体"/>
+          <w:sz w:val="24"/>
+        </w:rPr>
+        <w:t>：</w:t>
+      </w:r>
+    </w:p>
+    <w:p>
+      <w:pPr>
+        <w:pStyle w:val="ListNumber"/>
+        <w:spacing w:before="0" w:after="0"/>
+      </w:pPr>
+      <w:r>
+        <w:rPr>
+          <w:rFonts w:ascii="Times New Roman" w:hAnsi="Times New Roman" w:eastAsia="宋体"/>
+          <w:b/>
+          <w:sz w:val="24"/>
+        </w:rPr>
+        <w:t>在线开放路径联合调度</w:t>
+      </w:r>
+      <w:r>
+        <w:rPr>
+          <w:rFonts w:ascii="Times New Roman" w:hAnsi="Times New Roman" w:eastAsia="宋体"/>
+          <w:sz w:val="24"/>
+        </w:rPr>
+        <w:t xml:space="preserve">：把调度写成 </w:t>
+      </w:r>
+      <w:r>
+        <w:rPr>
+          <w:rFonts w:ascii="Cambria Math" w:hAnsi="Cambria Math" w:eastAsia="宋体"/>
+          <w:sz w:val="24"/>
+        </w:rPr>
+        <w:t>min_π L(当前位置,π)</w:t>
+      </w:r>
+      <w:r>
+        <w:rPr>
+          <w:rFonts w:ascii="Times New Roman" w:hAnsi="Times New Roman" w:eastAsia="宋体"/>
+          <w:sz w:val="24"/>
+        </w:rPr>
+        <w:t>，</w:t>
+      </w:r>
+      <w:r>
+        <w:rPr>
+          <w:rFonts w:ascii="Cambria Math" w:hAnsi="Cambria Math" w:eastAsia="宋体"/>
+          <w:sz w:val="24"/>
+        </w:rPr>
+        <w:t>π</w:t>
+      </w:r>
+      <w:r>
+        <w:rPr>
+          <w:rFonts w:ascii="Times New Roman" w:hAnsi="Times New Roman" w:eastAsia="宋体"/>
+          <w:sz w:val="24"/>
+        </w:rPr>
+        <w:t xml:space="preserve"> 覆盖全部剩余保证点与已就绪清除任务，每产生一个任务即重规划。实现后实测</w:t>
+      </w:r>
+      <w:r>
+        <w:rPr>
+          <w:rFonts w:ascii="Times New Roman" w:hAnsi="Times New Roman" w:eastAsia="宋体"/>
+          <w:b/>
+          <w:sz w:val="24"/>
+        </w:rPr>
+        <w:t>平均时间 4 653 → 13 900 s、移动 18.9 → 63.9 km（3 倍恶化）</w:t>
+      </w:r>
+      <w:r>
+        <w:rPr>
+          <w:rFonts w:ascii="Times New Roman" w:hAnsi="Times New Roman" w:eastAsia="宋体"/>
+          <w:sz w:val="24"/>
+        </w:rPr>
+        <w:t>，插入预算 300/800/1500 m 无差别；逐动作追踪显示</w:t>
+      </w:r>
+      <w:r>
+        <w:rPr>
+          <w:rFonts w:ascii="Times New Roman" w:hAnsi="Times New Roman" w:eastAsia="宋体"/>
+          <w:b/>
+          <w:sz w:val="24"/>
+        </w:rPr>
+        <w:t>每个任务都变成一次"出环—清除—回环"往返</w:t>
+      </w:r>
+      <w:r>
+        <w:rPr>
+          <w:rFonts w:ascii="Times New Roman" w:hAnsi="Times New Roman" w:eastAsia="宋体"/>
+          <w:sz w:val="24"/>
+        </w:rPr>
+        <w:t>。</w:t>
+      </w:r>
+    </w:p>
+    <w:p>
+      <w:pPr>
+        <w:pStyle w:val="ListNumber"/>
+        <w:spacing w:before="0" w:after="0"/>
+      </w:pPr>
+      <w:r>
+        <w:rPr>
+          <w:rFonts w:ascii="Times New Roman" w:hAnsi="Times New Roman" w:eastAsia="宋体"/>
+          <w:b/>
+          <w:sz w:val="24"/>
+        </w:rPr>
+        <w:t>混合门控</w:t>
+      </w:r>
+      <w:r>
+        <w:rPr>
+          <w:rFonts w:ascii="Times New Roman" w:hAnsi="Times New Roman" w:eastAsia="宋体"/>
+          <w:sz w:val="24"/>
+        </w:rPr>
+        <w:t>：仅当任务贴近覆盖环走廊（</w:t>
+      </w:r>
+      <w:r>
+        <w:rPr>
+          <w:rFonts w:ascii="Cambria Math" w:hAnsi="Cambria Math" w:eastAsia="宋体"/>
+          <w:sz w:val="24"/>
+        </w:rPr>
+        <w:t>|,‖ T‖-R₀,|≤ g</w:t>
+      </w:r>
+      <w:r>
+        <w:rPr>
+          <w:rFonts w:ascii="Times New Roman" w:hAnsi="Times New Roman" w:eastAsia="宋体"/>
+          <w:sz w:val="24"/>
+        </w:rPr>
+        <w:t>）时才允许顺路清除，其余留待末端巡回。5 档配对实验（</w:t>
+      </w:r>
+      <w:r>
+        <w:rPr>
+          <w:rFonts w:ascii="Cambria Math" w:hAnsi="Cambria Math" w:eastAsia="宋体"/>
+          <w:sz w:val="24"/>
+        </w:rPr>
+        <w:t>g∈200,400</w:t>
+      </w:r>
+      <w:r>
+        <w:rPr>
+          <w:rFonts w:ascii="Times New Roman" w:hAnsi="Times New Roman" w:eastAsia="宋体"/>
+          <w:sz w:val="24"/>
+        </w:rPr>
+        <w:t xml:space="preserve"> × </w:t>
+      </w:r>
+      <w:r>
+        <w:rPr>
+          <w:rFonts w:ascii="Cambria Math" w:hAnsi="Cambria Math" w:eastAsia="宋体"/>
+          <w:sz w:val="24"/>
+        </w:rPr>
+        <w:t>δ∈300,800</w:t>
+      </w:r>
+      <w:r>
+        <w:rPr>
+          <w:rFonts w:ascii="Times New Roman" w:hAnsi="Times New Roman" w:eastAsia="宋体"/>
+          <w:sz w:val="24"/>
+        </w:rPr>
+        <w:t>，</w:t>
+      </w:r>
+      <w:r>
+        <w:rPr>
+          <w:rFonts w:ascii="Cambria Math" w:hAnsi="Cambria Math" w:eastAsia="宋体"/>
+          <w:sz w:val="24"/>
+        </w:rPr>
+        <w:t>n=400</w:t>
+      </w:r>
+      <w:r>
+        <w:rPr>
+          <w:rFonts w:ascii="Times New Roman" w:hAnsi="Times New Roman" w:eastAsia="宋体"/>
+          <w:sz w:val="24"/>
+        </w:rPr>
+        <w:t>）</w:t>
+      </w:r>
+      <w:r>
+        <w:rPr>
+          <w:rFonts w:ascii="Times New Roman" w:hAnsi="Times New Roman" w:eastAsia="宋体"/>
+          <w:b/>
+          <w:sz w:val="24"/>
+        </w:rPr>
+        <w:t>全部劣于正式版</w:t>
+      </w:r>
+      <w:r>
+        <w:rPr>
+          <w:rFonts w:ascii="Times New Roman" w:hAnsi="Times New Roman" w:eastAsia="宋体"/>
+          <w:sz w:val="24"/>
+        </w:rPr>
+        <w:t>：</w:t>
+      </w:r>
+      <w:r>
+        <w:rPr>
+          <w:rFonts w:ascii="Cambria Math" w:hAnsi="Cambria Math" w:eastAsia="宋体"/>
+          <w:sz w:val="24"/>
+        </w:rPr>
+        <w:t>+23.1</w:t>
+      </w:r>
+      <w:r>
+        <w:rPr>
+          <w:rFonts w:ascii="Times New Roman" w:hAnsi="Times New Roman" w:eastAsia="宋体"/>
+          <w:sz w:val="24"/>
+        </w:rPr>
+        <w:t xml:space="preserve"> 至 </w:t>
+      </w:r>
+      <w:r>
+        <w:rPr>
+          <w:rFonts w:ascii="Cambria Math" w:hAnsi="Cambria Math" w:eastAsia="宋体"/>
+          <w:sz w:val="24"/>
+        </w:rPr>
+        <w:t>+100.4</w:t>
+      </w:r>
+      <w:r>
+        <w:rPr>
+          <w:rFonts w:ascii="Times New Roman" w:hAnsi="Times New Roman" w:eastAsia="宋体"/>
+          <w:sz w:val="24"/>
+        </w:rPr>
+        <w:t xml:space="preserve"> s，95 % CI 均不含 0，变快比例仅 15–24 %，移动量反而略增。</w:t>
+      </w:r>
+    </w:p>
+    <w:p>
+      <w:pPr>
+        <w:spacing w:line="360" w:lineRule="auto" w:after="40"/>
+        <w:ind w:firstLine="420"/>
+      </w:pPr>
+      <w:r>
+        <w:rPr>
+          <w:rFonts w:ascii="Times New Roman" w:hAnsi="Times New Roman" w:eastAsia="宋体"/>
+          <w:b/>
+          <w:sz w:val="24"/>
+        </w:rPr>
+        <w:t>两项实验共同说明</w:t>
+      </w:r>
+      <w:r>
+        <w:rPr>
+          <w:rFonts w:ascii="Times New Roman" w:hAnsi="Times New Roman" w:eastAsia="宋体"/>
+          <w:sz w:val="24"/>
+        </w:rPr>
+        <w:t>：</w:t>
+      </w:r>
+      <w:r>
+        <w:rPr>
+          <w:rFonts w:ascii="Cambria Math" w:hAnsi="Cambria Math" w:eastAsia="宋体"/>
+          <w:sz w:val="24"/>
+        </w:rPr>
+        <w:t>δ=300</w:t>
+      </w:r>
+      <w:r>
+        <w:rPr>
+          <w:rFonts w:ascii="Times New Roman" w:hAnsi="Times New Roman" w:eastAsia="宋体"/>
+          <w:sz w:val="24"/>
+        </w:rPr>
+        <w:t xml:space="preserve"> 的"插入增量"判据</w:t>
+      </w:r>
+      <w:r>
+        <w:rPr>
+          <w:rFonts w:ascii="Times New Roman" w:hAnsi="Times New Roman" w:eastAsia="宋体"/>
+          <w:b/>
+          <w:sz w:val="24"/>
+        </w:rPr>
+        <w:t>已经只接受划算的顺路清除</w:t>
+      </w:r>
+      <w:r>
+        <w:rPr>
+          <w:rFonts w:ascii="Times New Roman" w:hAnsi="Times New Roman" w:eastAsia="宋体"/>
+          <w:sz w:val="24"/>
+        </w:rPr>
+        <w:t>（人为取消其中的一部分只会把工作推给末端队列，使队列阶段由 1 617 s 升到 1 655–1 729 s）；而覆盖环（</w:t>
+      </w:r>
+      <w:r>
+        <w:rPr>
+          <w:rFonts w:ascii="Cambria Math" w:hAnsi="Cambria Math" w:eastAsia="宋体"/>
+          <w:sz w:val="24"/>
+        </w:rPr>
+        <w:t>r=1200</w:t>
+      </w:r>
+      <w:r>
+        <w:rPr>
+          <w:rFonts w:ascii="Times New Roman" w:hAnsi="Times New Roman" w:eastAsia="宋体"/>
+          <w:sz w:val="24"/>
+        </w:rPr>
+        <w:t xml:space="preserve"> m）与源所在内域在</w:t>
+      </w:r>
+      <w:r>
+        <w:rPr>
+          <w:rFonts w:ascii="Times New Roman" w:hAnsi="Times New Roman" w:eastAsia="宋体"/>
+          <w:b/>
+          <w:sz w:val="24"/>
+        </w:rPr>
+        <w:t>半径方向分离</w:t>
+      </w:r>
+      <w:r>
+        <w:rPr>
+          <w:rFonts w:ascii="Times New Roman" w:hAnsi="Times New Roman" w:eastAsia="宋体"/>
+          <w:sz w:val="24"/>
+        </w:rPr>
+        <w:t>，任何"发现即穿插"的在线策略都会付出往返代价。因此"</w:t>
+      </w:r>
+      <w:r>
+        <w:rPr>
+          <w:rFonts w:ascii="Times New Roman" w:hAnsi="Times New Roman" w:eastAsia="宋体"/>
+          <w:b/>
+          <w:sz w:val="24"/>
+        </w:rPr>
+        <w:t>先覆盖、后成巡回清除</w:t>
+      </w:r>
+      <w:r>
+        <w:rPr>
+          <w:rFonts w:ascii="Times New Roman" w:hAnsi="Times New Roman" w:eastAsia="宋体"/>
+          <w:sz w:val="24"/>
+        </w:rPr>
+        <w:t>"不是权宜之计，而是该几何下的正确结构。相关开关（</w:t>
+      </w:r>
+      <w:r>
+        <w:rPr>
+          <w:rFonts w:ascii="Consolas" w:hAnsi="Consolas" w:eastAsia="Consolas"/>
+          <w:sz w:val="21"/>
+        </w:rPr>
+        <w:t>JOINT_SCHED</w:t>
+      </w:r>
+      <w:r>
+        <w:rPr>
+          <w:rFonts w:ascii="Times New Roman" w:hAnsi="Times New Roman" w:eastAsia="宋体"/>
+          <w:sz w:val="24"/>
+        </w:rPr>
+        <w:t>、</w:t>
+      </w:r>
+      <w:r>
+        <w:rPr>
+          <w:rFonts w:ascii="Consolas" w:hAnsi="Consolas" w:eastAsia="Consolas"/>
+          <w:sz w:val="21"/>
+        </w:rPr>
+        <w:t>ONWAY_RING_GATE</w:t>
+      </w:r>
+      <w:r>
+        <w:rPr>
+          <w:rFonts w:ascii="Times New Roman" w:hAnsi="Times New Roman" w:eastAsia="宋体"/>
+          <w:sz w:val="24"/>
+        </w:rPr>
+        <w:t>）默认关闭并保留供审计。</w:t>
       </w:r>
     </w:p>
     <w:p>

--- a/2026B_solution/2026B_论文初稿.docx
+++ b/2026B_solution/2026B_论文初稿.docx
@@ -11238,35 +11238,37 @@
           <w:rFonts w:ascii="Times New Roman" w:hAnsi="Times New Roman" w:eastAsia="宋体"/>
           <w:sz w:val="24"/>
         </w:rPr>
-        <w:t>"不是权宜之计，而是该几何下的正确结构。相关开关（</w:t>
-      </w:r>
-      <w:r>
-        <w:rPr>
-          <w:rFonts w:ascii="Consolas" w:hAnsi="Consolas" w:eastAsia="Consolas"/>
-          <w:sz w:val="21"/>
-        </w:rPr>
-        <w:t>JOINT_SCHED</w:t>
-      </w:r>
-      <w:r>
-        <w:rPr>
-          <w:rFonts w:ascii="Times New Roman" w:hAnsi="Times New Roman" w:eastAsia="宋体"/>
-          <w:sz w:val="24"/>
-        </w:rPr>
-        <w:t>、</w:t>
-      </w:r>
-      <w:r>
-        <w:rPr>
-          <w:rFonts w:ascii="Consolas" w:hAnsi="Consolas" w:eastAsia="Consolas"/>
-          <w:sz w:val="21"/>
-        </w:rPr>
-        <w:t>ONWAY_RING_GATE</w:t>
-      </w:r>
-      <w:r>
-        <w:rPr>
-          <w:rFonts w:ascii="Times New Roman" w:hAnsi="Times New Roman" w:eastAsia="宋体"/>
-          <w:sz w:val="24"/>
-        </w:rPr>
-        <w:t>）默认关闭并保留供审计。</w:t>
+        <w:t>"不是权宜之计，而是该几何下的正确结构。</w:t>
+      </w:r>
+      <w:r>
+        <w:rPr>
+          <w:rFonts w:ascii="Times New Roman" w:hAnsi="Times New Roman" w:eastAsia="宋体"/>
+          <w:b/>
+          <w:sz w:val="24"/>
+        </w:rPr>
+        <w:t>两段实验代码已从正式版整段删除</w:t>
+      </w:r>
+      <w:r>
+        <w:rPr>
+          <w:rFonts w:ascii="Times New Roman" w:hAnsi="Times New Roman" w:eastAsia="宋体"/>
+          <w:sz w:val="24"/>
+        </w:rPr>
+        <w:t>（仅本论文与证据文件保留否决记录）；删除后 1 000 例自检与 1 400 例病理自检</w:t>
+      </w:r>
+      <w:r>
+        <w:rPr>
+          <w:rFonts w:ascii="Times New Roman" w:hAnsi="Times New Roman" w:eastAsia="宋体"/>
+          <w:b/>
+          <w:sz w:val="24"/>
+        </w:rPr>
+        <w:t>逐项与删除前完全一致（零差异）</w:t>
+      </w:r>
+      <w:r>
+        <w:rPr>
+          <w:rFonts w:ascii="Times New Roman" w:hAnsi="Times New Roman" w:eastAsia="宋体"/>
+          <w:sz w:val="24"/>
+        </w:rPr>
+        <w:t>，即正式版行为未受影响。</w:t>
       </w:r>
     </w:p>
     <w:p>

--- a/2026B_solution/2026B_论文初稿.docx
+++ b/2026B_solution/2026B_论文初稿.docx
@@ -730,7 +730,7 @@
           <w:b/>
           <w:sz w:val="24"/>
         </w:rPr>
-        <w:t>最小覆盖顶点集 + 逐频道三角形证书</w:t>
+        <w:t>最小覆盖顶点集 + 逐频道三角形证书 + MEC 就绪冻结</w:t>
       </w:r>
       <w:r>
         <w:rPr>
@@ -808,7 +808,7 @@
           <w:rFonts w:ascii="Times New Roman" w:hAnsi="Times New Roman" w:eastAsia="宋体"/>
           <w:sz w:val="24"/>
         </w:rPr>
-        <w:t>，27 点/37 三角形），其剖分并集 = 凸包 ⊇ 圆盘，故</w:t>
+        <w:t>，27 点/37 三角形），并以</w:t>
       </w:r>
       <w:r>
         <w:rPr>
@@ -816,28 +816,86 @@
           <w:b/>
           <w:sz w:val="24"/>
         </w:rPr>
-        <w:t>构造上无覆盖空洞</w:t>
-      </w:r>
-      <w:r>
-        <w:rPr>
-          <w:rFonts w:ascii="Times New Roman" w:hAnsi="Times New Roman" w:eastAsia="宋体"/>
-          <w:sz w:val="24"/>
-        </w:rPr>
-        <w:t xml:space="preserve">；源落在三角形内时三顶点均在其 1000 m 接收圈内且至少一个位于其 </w:t>
+        <w:t>连续几何证明</w:t>
+      </w:r>
+      <w:r>
+        <w:rPr>
+          <w:rFonts w:ascii="Times New Roman" w:hAnsi="Times New Roman" w:eastAsia="宋体"/>
+          <w:sz w:val="24"/>
+        </w:rPr>
+        <w:t>确认其三角剖分</w:t>
+      </w:r>
+      <w:r>
+        <w:rPr>
+          <w:rFonts w:ascii="Times New Roman" w:hAnsi="Times New Roman" w:eastAsia="宋体"/>
+          <w:b/>
+          <w:sz w:val="24"/>
+        </w:rPr>
+        <w:t>无孔、两两不重叠、并集等于凸包、凸包严格包含目标圆盘</w:t>
+      </w:r>
+      <w:r>
+        <w:rPr>
+          <w:rFonts w:ascii="Times New Roman" w:hAnsi="Times New Roman" w:eastAsia="宋体"/>
+          <w:sz w:val="24"/>
+        </w:rPr>
+        <w:t>（支撑边余量 6.17 m），故"三顶点均无信号 ⟹ 三角形内无源"成立，</w:t>
+      </w:r>
+      <w:r>
+        <w:rPr>
+          <w:rFonts w:ascii="Times New Roman" w:hAnsi="Times New Roman" w:eastAsia="宋体"/>
+          <w:b/>
+          <w:sz w:val="24"/>
+        </w:rPr>
+        <w:t>方向鲁棒覆盖判据 $S\in\operatorname{conv}Q(S)$ 经 12 万采样点 100 % 核验</w:t>
+      </w:r>
+      <w:r>
+        <w:rPr>
+          <w:rFonts w:ascii="Times New Roman" w:hAnsi="Times New Roman" w:eastAsia="宋体"/>
+          <w:sz w:val="24"/>
+        </w:rPr>
+        <w:t xml:space="preserve">。在此之上，一旦某频道的 </w:t>
       </w:r>
       <w:r>
         <w:rPr>
           <w:rFonts w:ascii="Cambria Math" w:hAnsi="Cambria Math" w:eastAsia="宋体"/>
           <w:sz w:val="24"/>
         </w:rPr>
-        <w:t>180^circ</w:t>
-      </w:r>
-      <w:r>
-        <w:rPr>
-          <w:rFonts w:ascii="Times New Roman" w:hAnsi="Times New Roman" w:eastAsia="宋体"/>
-          <w:sz w:val="24"/>
-        </w:rPr>
-        <w:t xml:space="preserve"> 发射半平面内，故"三顶点均无信号 ⟹ 三角形内无源"成立，</w:t>
+        <w:t>Ω</w:t>
+      </w:r>
+      <w:r>
+        <w:rPr>
+          <w:rFonts w:ascii="Times New Roman" w:hAnsi="Times New Roman" w:eastAsia="宋体"/>
+          <w:sz w:val="24"/>
+        </w:rPr>
+        <w:t xml:space="preserve"> 最小覆盖圆半径 </w:t>
+      </w:r>
+      <w:r>
+        <w:rPr>
+          <w:rFonts w:ascii="Cambria Math" w:hAnsi="Cambria Math" w:eastAsia="宋体"/>
+          <w:sz w:val="24"/>
+        </w:rPr>
+        <w:t>≤20</w:t>
+      </w:r>
+      <w:r>
+        <w:rPr>
+          <w:rFonts w:ascii="Times New Roman" w:hAnsi="Times New Roman" w:eastAsia="宋体"/>
+          <w:sz w:val="24"/>
+        </w:rPr>
+        <w:t xml:space="preserve"> m 即转入 </w:t>
+      </w:r>
+      <w:r>
+        <w:rPr>
+          <w:rFonts w:ascii="Consolas" w:hAnsi="Consolas" w:eastAsia="Consolas"/>
+          <w:sz w:val="21"/>
+        </w:rPr>
+        <w:t>ready_to_clear</w:t>
+      </w:r>
+      <w:r>
+        <w:rPr>
+          <w:rFonts w:ascii="Times New Roman" w:hAnsi="Times New Roman" w:eastAsia="宋体"/>
+          <w:sz w:val="24"/>
+        </w:rPr>
+        <w:t>、</w:t>
       </w:r>
       <w:r>
         <w:rPr>
@@ -845,14 +903,28 @@
           <w:b/>
           <w:sz w:val="24"/>
         </w:rPr>
-        <w:t>方向鲁棒覆盖判据 $S\in\operatorname{conv}Q(S)$ 经 12 万采样点 100 % 核验</w:t>
-      </w:r>
-      <w:r>
-        <w:rPr>
-          <w:rFonts w:ascii="Times New Roman" w:hAnsi="Times New Roman" w:eastAsia="宋体"/>
-          <w:sz w:val="24"/>
-        </w:rPr>
-        <w:t>。实机</w:t>
+        <w:t>不再重复测量</w:t>
+      </w:r>
+      <w:r>
+        <w:rPr>
+          <w:rFonts w:ascii="Times New Roman" w:hAnsi="Times New Roman" w:eastAsia="宋体"/>
+          <w:sz w:val="24"/>
+        </w:rPr>
+        <w:t>（清除点已被确定性认证，继续测量无信息增益）。固定误差场配对实验（</w:t>
+      </w:r>
+      <w:r>
+        <w:rPr>
+          <w:rFonts w:ascii="Cambria Math" w:hAnsi="Cambria Math" w:eastAsia="宋体"/>
+          <w:sz w:val="24"/>
+        </w:rPr>
+        <w:t>n=400</w:t>
+      </w:r>
+      <w:r>
+        <w:rPr>
+          <w:rFonts w:ascii="Times New Roman" w:hAnsi="Times New Roman" w:eastAsia="宋体"/>
+          <w:sz w:val="24"/>
+        </w:rPr>
+        <w:t xml:space="preserve">）显示总时间 </w:t>
       </w:r>
       <w:r>
         <w:rPr>
@@ -860,14 +932,14 @@
           <w:b/>
           <w:sz w:val="24"/>
         </w:rPr>
-        <w:t>同会话交错 A/B</w:t>
-      </w:r>
-      <w:r>
-        <w:rPr>
-          <w:rFonts w:ascii="Times New Roman" w:hAnsi="Times New Roman" w:eastAsia="宋体"/>
-          <w:sz w:val="24"/>
-        </w:rPr>
-        <w:t xml:space="preserve"> 与离线配对均显示显著收益（离线配对 vs 上一版 </w:t>
+        <w:t>−6.4 % / −5.2 %</w:t>
+      </w:r>
+      <w:r>
+        <w:rPr>
+          <w:rFonts w:ascii="Times New Roman" w:hAnsi="Times New Roman" w:eastAsia="宋体"/>
+          <w:sz w:val="24"/>
+        </w:rPr>
+        <w:t>（CI 不含 0，</w:t>
       </w:r>
       <w:r>
         <w:rPr>
@@ -875,29 +947,14 @@
           <w:b/>
           <w:sz w:val="24"/>
         </w:rPr>
-        <w:t>−5.2 %/−4.6 %</w:t>
-      </w:r>
-      <w:r>
-        <w:rPr>
-          <w:rFonts w:ascii="Times New Roman" w:hAnsi="Times New Roman" w:eastAsia="宋体"/>
-          <w:sz w:val="24"/>
-        </w:rPr>
-        <w:t>，CI 不含 0），全部场景零漏清、证书索引全真。另有</w:t>
-      </w:r>
-      <w:r>
-        <w:rPr>
-          <w:rFonts w:ascii="Times New Roman" w:hAnsi="Times New Roman" w:eastAsia="宋体"/>
-          <w:b/>
-          <w:sz w:val="24"/>
-        </w:rPr>
-        <w:t>两个算法候选（证书核提前停止、Or-opt 巡回升级）在最终设计上实测无效而被否决</w:t>
-      </w:r>
-      <w:r>
-        <w:rPr>
-          <w:rFonts w:ascii="Times New Roman" w:hAnsi="Times New Roman" w:eastAsia="宋体"/>
-          <w:sz w:val="24"/>
-        </w:rPr>
-        <w:t>（±0.2 %，低于门槛），已如实记录。</w:t>
+        <w:t>100 % 案例变快</w:t>
+      </w:r>
+      <w:r>
+        <w:rPr>
+          <w:rFonts w:ascii="Times New Roman" w:hAnsi="Times New Roman" w:eastAsia="宋体"/>
+          <w:sz w:val="24"/>
+        </w:rPr>
+        <w:t>），且移动量与清除失败次数不变、病理集 2 000 例 0 漏清。</w:t>
       </w:r>
     </w:p>
     <w:p>
@@ -15884,6 +15941,1167 @@
           <w:sz w:val="24"/>
         </w:rPr>
         <w:t>），可随时复核。</w:t>
+      </w:r>
+    </w:p>
+    <w:p>
+      <w:pPr>
+        <w:spacing w:before="160" w:after="80"/>
+      </w:pPr>
+      <w:r>
+        <w:rPr>
+          <w:rFonts w:ascii="Times New Roman" w:hAnsi="Times New Roman" w:eastAsia="黑体"/>
+          <w:b/>
+          <w:sz w:val="26"/>
+        </w:rPr>
+        <w:t>6.2ter MEC 就绪冻结（本次唯一采纳的算法改进）</w:t>
+      </w:r>
+    </w:p>
+    <w:p>
+      <w:pPr>
+        <w:spacing w:line="360" w:lineRule="auto" w:after="40"/>
+        <w:ind w:firstLine="420"/>
+      </w:pPr>
+      <w:r>
+        <w:rPr>
+          <w:rFonts w:ascii="Times New Roman" w:hAnsi="Times New Roman" w:eastAsia="宋体"/>
+          <w:b/>
+          <w:sz w:val="24"/>
+        </w:rPr>
+        <w:t>观察</w:t>
+      </w:r>
+      <w:r>
+        <w:rPr>
+          <w:rFonts w:ascii="Times New Roman" w:hAnsi="Times New Roman" w:eastAsia="宋体"/>
+          <w:sz w:val="24"/>
+        </w:rPr>
+        <w:t xml:space="preserve">：程序中一个频道即使已满足 </w:t>
+      </w:r>
+      <w:r>
+        <w:rPr>
+          <w:rFonts w:ascii="Cambria Math" w:hAnsi="Cambria Math" w:eastAsia="宋体"/>
+          <w:sz w:val="24"/>
+        </w:rPr>
+        <w:t>rMEC(Ω꜀)≤20</w:t>
+      </w:r>
+      <w:r>
+        <w:rPr>
+          <w:rFonts w:ascii="Times New Roman" w:hAnsi="Times New Roman" w:eastAsia="宋体"/>
+          <w:sz w:val="24"/>
+        </w:rPr>
+        <w:t xml:space="preserve"> m，仍保持 </w:t>
+      </w:r>
+      <w:r>
+        <w:rPr>
+          <w:rFonts w:ascii="Consolas" w:hAnsi="Consolas" w:eastAsia="Consolas"/>
+          <w:sz w:val="21"/>
+        </w:rPr>
+        <w:t>found</w:t>
+      </w:r>
+      <w:r>
+        <w:rPr>
+          <w:rFonts w:ascii="Times New Roman" w:hAnsi="Times New Roman" w:eastAsia="宋体"/>
+          <w:sz w:val="24"/>
+        </w:rPr>
+        <w:t xml:space="preserve"> 状态，只要后续网格点能改善交会角就</w:t>
+      </w:r>
+      <w:r>
+        <w:rPr>
+          <w:rFonts w:ascii="Times New Roman" w:hAnsi="Times New Roman" w:eastAsia="宋体"/>
+          <w:b/>
+          <w:sz w:val="24"/>
+        </w:rPr>
+        <w:t>仍会被再次测量</w:t>
+      </w:r>
+      <w:r>
+        <w:rPr>
+          <w:rFonts w:ascii="Times New Roman" w:hAnsi="Times New Roman" w:eastAsia="宋体"/>
+          <w:sz w:val="24"/>
+        </w:rPr>
+        <w:t>，直到顺路清除或扫描结束。</w:t>
+      </w:r>
+    </w:p>
+    <w:p>
+      <w:pPr>
+        <w:spacing w:line="360" w:lineRule="auto" w:after="40"/>
+        <w:ind w:firstLine="420"/>
+      </w:pPr>
+      <w:r>
+        <w:rPr>
+          <w:rFonts w:ascii="Times New Roman" w:hAnsi="Times New Roman" w:eastAsia="宋体"/>
+          <w:b/>
+          <w:sz w:val="24"/>
+        </w:rPr>
+        <w:t>这在数学上是不必要的</w:t>
+      </w:r>
+      <w:r>
+        <w:rPr>
+          <w:rFonts w:ascii="Times New Roman" w:hAnsi="Times New Roman" w:eastAsia="宋体"/>
+          <w:sz w:val="24"/>
+        </w:rPr>
+        <w:t xml:space="preserve">：真实源 </w:t>
+      </w:r>
+      <w:r>
+        <w:rPr>
+          <w:rFonts w:ascii="Cambria Math" w:hAnsi="Cambria Math" w:eastAsia="宋体"/>
+          <w:sz w:val="24"/>
+        </w:rPr>
+        <w:t>G꜀∈Ω꜀</w:t>
+      </w:r>
+      <w:r>
+        <w:rPr>
+          <w:rFonts w:ascii="Times New Roman" w:hAnsi="Times New Roman" w:eastAsia="宋体"/>
+          <w:sz w:val="24"/>
+        </w:rPr>
+        <w:t xml:space="preserve">，若 </w:t>
+      </w:r>
+      <w:r>
+        <w:rPr>
+          <w:rFonts w:ascii="Cambria Math" w:hAnsi="Cambria Math" w:eastAsia="宋体"/>
+          <w:sz w:val="24"/>
+        </w:rPr>
+        <w:t>Ω꜀</w:t>
+      </w:r>
+      <w:r>
+        <w:rPr>
+          <w:rFonts w:ascii="Times New Roman" w:hAnsi="Times New Roman" w:eastAsia="宋体"/>
+          <w:sz w:val="24"/>
+        </w:rPr>
+        <w:t xml:space="preserve"> 的最小覆盖圆为 </w:t>
+      </w:r>
+      <w:r>
+        <w:rPr>
+          <w:rFonts w:ascii="Cambria Math" w:hAnsi="Cambria Math" w:eastAsia="宋体"/>
+          <w:sz w:val="24"/>
+        </w:rPr>
+        <w:t>B(z꜀,r꜀)</w:t>
+      </w:r>
+      <w:r>
+        <w:rPr>
+          <w:rFonts w:ascii="Times New Roman" w:hAnsi="Times New Roman" w:eastAsia="宋体"/>
+          <w:sz w:val="24"/>
+        </w:rPr>
+        <w:t xml:space="preserve"> 且 </w:t>
+      </w:r>
+      <w:r>
+        <w:rPr>
+          <w:rFonts w:ascii="Cambria Math" w:hAnsi="Cambria Math" w:eastAsia="宋体"/>
+          <w:sz w:val="24"/>
+        </w:rPr>
+        <w:t>r꜀≤20</w:t>
+      </w:r>
+      <w:r>
+        <w:rPr>
+          <w:rFonts w:ascii="Times New Roman" w:hAnsi="Times New Roman" w:eastAsia="宋体"/>
+          <w:sz w:val="24"/>
+        </w:rPr>
+        <w:t xml:space="preserve"> m，则 </w:t>
+      </w:r>
+      <w:r>
+        <w:rPr>
+          <w:rFonts w:ascii="Cambria Math" w:hAnsi="Cambria Math" w:eastAsia="宋体"/>
+          <w:sz w:val="24"/>
+        </w:rPr>
+        <w:t>‖ G꜀-z꜀‖≤20</w:t>
+      </w:r>
+      <w:r>
+        <w:rPr>
+          <w:rFonts w:ascii="Times New Roman" w:hAnsi="Times New Roman" w:eastAsia="宋体"/>
+          <w:sz w:val="24"/>
+        </w:rPr>
+        <w:t xml:space="preserve"> m——清除点已被</w:t>
+      </w:r>
+      <w:r>
+        <w:rPr>
+          <w:rFonts w:ascii="Times New Roman" w:hAnsi="Times New Roman" w:eastAsia="宋体"/>
+          <w:b/>
+          <w:sz w:val="24"/>
+        </w:rPr>
+        <w:t>确定性认证</w:t>
+      </w:r>
+      <w:r>
+        <w:rPr>
+          <w:rFonts w:ascii="Times New Roman" w:hAnsi="Times New Roman" w:eastAsia="宋体"/>
+          <w:sz w:val="24"/>
+        </w:rPr>
+        <w:t>。此后即使获得更多示向，最多只是进一步缩小区域，</w:t>
+      </w:r>
+      <w:r>
+        <w:rPr>
+          <w:rFonts w:ascii="Times New Roman" w:hAnsi="Times New Roman" w:eastAsia="宋体"/>
+          <w:b/>
+          <w:sz w:val="24"/>
+        </w:rPr>
+        <w:t>不会改变"该点可保证清除"的结论</w:t>
+      </w:r>
+      <w:r>
+        <w:rPr>
+          <w:rFonts w:ascii="Times New Roman" w:hAnsi="Times New Roman" w:eastAsia="宋体"/>
+          <w:sz w:val="24"/>
+        </w:rPr>
+        <w:t>。</w:t>
+      </w:r>
+    </w:p>
+    <w:p>
+      <w:pPr>
+        <w:spacing w:line="360" w:lineRule="auto" w:after="40"/>
+        <w:ind w:firstLine="420"/>
+      </w:pPr>
+      <w:r>
+        <w:rPr>
+          <w:rFonts w:ascii="Times New Roman" w:hAnsi="Times New Roman" w:eastAsia="宋体"/>
+          <w:b/>
+          <w:sz w:val="24"/>
+        </w:rPr>
+        <w:t>实现</w:t>
+      </w:r>
+      <w:r>
+        <w:rPr>
+          <w:rFonts w:ascii="Times New Roman" w:hAnsi="Times New Roman" w:eastAsia="宋体"/>
+          <w:sz w:val="24"/>
+        </w:rPr>
+        <w:t>（不引入新定位算法，只加一个状态）：</w:t>
+      </w:r>
+      <w:r>
+        <w:rPr>
+          <w:rFonts w:ascii="Consolas" w:hAnsi="Consolas" w:eastAsia="Consolas"/>
+          <w:sz w:val="21"/>
+        </w:rPr>
+        <w:t>found → ready_to_clear</w:t>
+      </w:r>
+      <w:r>
+        <w:rPr>
+          <w:rFonts w:ascii="Times New Roman" w:hAnsi="Times New Roman" w:eastAsia="宋体"/>
+          <w:sz w:val="24"/>
+        </w:rPr>
+        <w:t>：① 保存首次通过认证的 MEC 圆心；② 后续网格点</w:t>
+      </w:r>
+      <w:r>
+        <w:rPr>
+          <w:rFonts w:ascii="Times New Roman" w:hAnsi="Times New Roman" w:eastAsia="宋体"/>
+          <w:b/>
+          <w:sz w:val="24"/>
+        </w:rPr>
+        <w:t>不再测量该频道</w:t>
+      </w:r>
+      <w:r>
+        <w:rPr>
+          <w:rFonts w:ascii="Times New Roman" w:hAnsi="Times New Roman" w:eastAsia="宋体"/>
+          <w:sz w:val="24"/>
+        </w:rPr>
+        <w:t xml:space="preserve">；③ </w:t>
+      </w:r>
+      <w:r>
+        <w:rPr>
+          <w:rFonts w:ascii="Times New Roman" w:hAnsi="Times New Roman" w:eastAsia="宋体"/>
+          <w:b/>
+          <w:sz w:val="24"/>
+        </w:rPr>
+        <w:t>不强制绕路</w:t>
+      </w:r>
+      <w:r>
+        <w:rPr>
+          <w:rFonts w:ascii="Times New Roman" w:hAnsi="Times New Roman" w:eastAsia="宋体"/>
+          <w:sz w:val="24"/>
+        </w:rPr>
+        <w:t xml:space="preserve">——仍按原 </w:t>
+      </w:r>
+      <w:r>
+        <w:rPr>
+          <w:rFonts w:ascii="Cambria Math" w:hAnsi="Cambria Math" w:eastAsia="宋体"/>
+          <w:sz w:val="24"/>
+        </w:rPr>
+        <w:t>δ=300</w:t>
+      </w:r>
+      <w:r>
+        <w:rPr>
+          <w:rFonts w:ascii="Times New Roman" w:hAnsi="Times New Roman" w:eastAsia="宋体"/>
+          <w:sz w:val="24"/>
+        </w:rPr>
+        <w:t xml:space="preserve"> 顺路规则，否则并入扫描后的 2-opt 清除队列；④ 清除失败仍由现有归航与恢复闭环兜底。</w:t>
+      </w:r>
+    </w:p>
+    <w:p>
+      <w:pPr>
+        <w:spacing w:line="360" w:lineRule="auto" w:after="40"/>
+        <w:ind w:firstLine="420"/>
+      </w:pPr>
+      <w:r>
+        <w:rPr>
+          <w:rFonts w:ascii="Times New Roman" w:hAnsi="Times New Roman" w:eastAsia="宋体"/>
+          <w:b/>
+          <w:sz w:val="24"/>
+        </w:rPr>
+        <w:t>固定误差场配对实验</w:t>
+      </w:r>
+      <w:r>
+        <w:rPr>
+          <w:rFonts w:ascii="Times New Roman" w:hAnsi="Times New Roman" w:eastAsia="宋体"/>
+          <w:sz w:val="24"/>
+        </w:rPr>
+        <w:t>（</w:t>
+      </w:r>
+      <w:r>
+        <w:rPr>
+          <w:rFonts w:ascii="Consolas" w:hAnsi="Consolas" w:eastAsia="Consolas"/>
+          <w:sz w:val="21"/>
+        </w:rPr>
+        <w:t>ablation4_mecfreeze.py</w:t>
+      </w:r>
+      <w:r>
+        <w:rPr>
+          <w:rFonts w:ascii="Times New Roman" w:hAnsi="Times New Roman" w:eastAsia="宋体"/>
+          <w:sz w:val="24"/>
+        </w:rPr>
+        <w:t>，</w:t>
+      </w:r>
+      <w:r>
+        <w:rPr>
+          <w:rFonts w:ascii="Cambria Math" w:hAnsi="Cambria Math" w:eastAsia="宋体"/>
+          <w:sz w:val="24"/>
+        </w:rPr>
+        <w:t>n=400</w:t>
+      </w:r>
+      <w:r>
+        <w:rPr>
+          <w:rFonts w:ascii="Times New Roman" w:hAnsi="Times New Roman" w:eastAsia="宋体"/>
+          <w:sz w:val="24"/>
+        </w:rPr>
+        <w:t xml:space="preserve">/档；误差改为确定性函数 </w:t>
+      </w:r>
+      <w:r>
+        <w:rPr>
+          <w:rFonts w:ascii="Cambria Math" w:hAnsi="Cambria Math" w:eastAsia="宋体"/>
+          <w:sz w:val="24"/>
+        </w:rPr>
+        <w:t>err(scene,c,x,y)</w:t>
+      </w:r>
+      <w:r>
+        <w:rPr>
+          <w:rFonts w:ascii="Times New Roman" w:hAnsi="Times New Roman" w:eastAsia="宋体"/>
+          <w:sz w:val="24"/>
+        </w:rPr>
+        <w:t>，与动作顺序无关，故两臂面对</w:t>
+      </w:r>
+      <w:r>
+        <w:rPr>
+          <w:rFonts w:ascii="Times New Roman" w:hAnsi="Times New Roman" w:eastAsia="宋体"/>
+          <w:b/>
+          <w:sz w:val="24"/>
+        </w:rPr>
+        <w:t>同一误差场</w:t>
+      </w:r>
+      <w:r>
+        <w:rPr>
+          <w:rFonts w:ascii="Times New Roman" w:hAnsi="Times New Roman" w:eastAsia="宋体"/>
+          <w:sz w:val="24"/>
+        </w:rPr>
+        <w:t>）：</w:t>
+      </w:r>
+    </w:p>
+    <w:tbl>
+      <w:tblPr>
+        <w:tblStyle w:val="TableGrid"/>
+        <w:tblW w:type="auto" w:w="0"/>
+        <w:jc w:val="center"/>
+        <w:tblLook w:firstColumn="1" w:firstRow="1" w:lastColumn="0" w:lastRow="0" w:noHBand="0" w:noVBand="1" w:val="04A0"/>
+      </w:tblPr>
+      <w:tblGrid>
+        <w:gridCol w:w="879"/>
+        <w:gridCol w:w="879"/>
+        <w:gridCol w:w="879"/>
+        <w:gridCol w:w="879"/>
+        <w:gridCol w:w="879"/>
+        <w:gridCol w:w="879"/>
+        <w:gridCol w:w="879"/>
+        <w:gridCol w:w="879"/>
+        <w:gridCol w:w="879"/>
+        <w:gridCol w:w="879"/>
+      </w:tblGrid>
+      <w:tr>
+        <w:tc>
+          <w:tcPr>
+            <w:tcW w:type="dxa" w:w="879"/>
+            <w:shd w:val="clear" w:color="auto" w:fill="EAF1F8"/>
+          </w:tcPr>
+          <w:p>
+            <w:pPr>
+              <w:spacing w:before="20" w:after="20" w:line="240" w:lineRule="auto"/>
+            </w:pPr>
+            <w:r>
+              <w:rPr>
+                <w:rFonts w:ascii="Times New Roman" w:hAnsi="Times New Roman" w:eastAsia="宋体"/>
+                <w:b/>
+                <w:sz w:val="19"/>
+              </w:rPr>
+              <w:t>定向比例</w:t>
+            </w:r>
+          </w:p>
+        </w:tc>
+        <w:tc>
+          <w:tcPr>
+            <w:tcW w:type="dxa" w:w="879"/>
+            <w:shd w:val="clear" w:color="auto" w:fill="EAF1F8"/>
+          </w:tcPr>
+          <w:p>
+            <w:pPr>
+              <w:spacing w:before="20" w:after="20" w:line="240" w:lineRule="auto"/>
+            </w:pPr>
+            <w:r>
+              <w:rPr>
+                <w:rFonts w:ascii="Times New Roman" w:hAnsi="Times New Roman" w:eastAsia="宋体"/>
+                <w:b/>
+                <w:sz w:val="19"/>
+              </w:rPr>
+              <w:t>冻结前</w:t>
+            </w:r>
+          </w:p>
+        </w:tc>
+        <w:tc>
+          <w:tcPr>
+            <w:tcW w:type="dxa" w:w="879"/>
+            <w:shd w:val="clear" w:color="auto" w:fill="EAF1F8"/>
+          </w:tcPr>
+          <w:p>
+            <w:pPr>
+              <w:spacing w:before="20" w:after="20" w:line="240" w:lineRule="auto"/>
+            </w:pPr>
+            <w:r>
+              <w:rPr>
+                <w:rFonts w:ascii="Times New Roman" w:hAnsi="Times New Roman" w:eastAsia="宋体"/>
+                <w:b/>
+                <w:sz w:val="19"/>
+              </w:rPr>
+              <w:t>MEC 冻结</w:t>
+            </w:r>
+          </w:p>
+        </w:tc>
+        <w:tc>
+          <w:tcPr>
+            <w:tcW w:type="dxa" w:w="879"/>
+            <w:shd w:val="clear" w:color="auto" w:fill="EAF1F8"/>
+          </w:tcPr>
+          <w:p>
+            <w:pPr>
+              <w:spacing w:before="20" w:after="20" w:line="240" w:lineRule="auto"/>
+            </w:pPr>
+            <w:r>
+              <w:rPr>
+                <w:rFonts w:ascii="Times New Roman" w:hAnsi="Times New Roman" w:eastAsia="宋体"/>
+                <w:b/>
+                <w:sz w:val="19"/>
+              </w:rPr>
+              <w:t>Δ</w:t>
+            </w:r>
+          </w:p>
+        </w:tc>
+        <w:tc>
+          <w:tcPr>
+            <w:tcW w:type="dxa" w:w="879"/>
+            <w:shd w:val="clear" w:color="auto" w:fill="EAF1F8"/>
+          </w:tcPr>
+          <w:p>
+            <w:pPr>
+              <w:spacing w:before="20" w:after="20" w:line="240" w:lineRule="auto"/>
+            </w:pPr>
+            <w:r>
+              <w:rPr>
+                <w:rFonts w:ascii="Times New Roman" w:hAnsi="Times New Roman" w:eastAsia="宋体"/>
+                <w:b/>
+                <w:sz w:val="19"/>
+              </w:rPr>
+              <w:t>95 % CI</w:t>
+            </w:r>
+          </w:p>
+        </w:tc>
+        <w:tc>
+          <w:tcPr>
+            <w:tcW w:type="dxa" w:w="879"/>
+            <w:shd w:val="clear" w:color="auto" w:fill="EAF1F8"/>
+          </w:tcPr>
+          <w:p>
+            <w:pPr>
+              <w:spacing w:before="20" w:after="20" w:line="240" w:lineRule="auto"/>
+            </w:pPr>
+            <w:r>
+              <w:rPr>
+                <w:rFonts w:ascii="Times New Roman" w:hAnsi="Times New Roman" w:eastAsia="宋体"/>
+                <w:b/>
+                <w:sz w:val="19"/>
+              </w:rPr>
+              <w:t>逐例胜率</w:t>
+            </w:r>
+          </w:p>
+        </w:tc>
+        <w:tc>
+          <w:tcPr>
+            <w:tcW w:type="dxa" w:w="879"/>
+            <w:shd w:val="clear" w:color="auto" w:fill="EAF1F8"/>
+          </w:tcPr>
+          <w:p>
+            <w:pPr>
+              <w:spacing w:before="20" w:after="20" w:line="240" w:lineRule="auto"/>
+            </w:pPr>
+            <w:r>
+              <w:rPr>
+                <w:rFonts w:ascii="Times New Roman" w:hAnsi="Times New Roman" w:eastAsia="宋体"/>
+                <w:b/>
+                <w:sz w:val="19"/>
+              </w:rPr>
+              <w:t>网格检测/例</w:t>
+            </w:r>
+          </w:p>
+        </w:tc>
+        <w:tc>
+          <w:tcPr>
+            <w:tcW w:type="dxa" w:w="879"/>
+            <w:shd w:val="clear" w:color="auto" w:fill="EAF1F8"/>
+          </w:tcPr>
+          <w:p>
+            <w:pPr>
+              <w:spacing w:before="20" w:after="20" w:line="240" w:lineRule="auto"/>
+            </w:pPr>
+            <w:r>
+              <w:rPr>
+                <w:rFonts w:ascii="Times New Roman" w:hAnsi="Times New Roman" w:eastAsia="宋体"/>
+                <w:b/>
+                <w:sz w:val="19"/>
+              </w:rPr>
+              <w:t>移动</w:t>
+            </w:r>
+          </w:p>
+        </w:tc>
+        <w:tc>
+          <w:tcPr>
+            <w:tcW w:type="dxa" w:w="879"/>
+            <w:shd w:val="clear" w:color="auto" w:fill="EAF1F8"/>
+          </w:tcPr>
+          <w:p>
+            <w:pPr>
+              <w:spacing w:before="20" w:after="20" w:line="240" w:lineRule="auto"/>
+            </w:pPr>
+            <w:r>
+              <w:rPr>
+                <w:rFonts w:ascii="Times New Roman" w:hAnsi="Times New Roman" w:eastAsia="宋体"/>
+                <w:b/>
+                <w:sz w:val="19"/>
+              </w:rPr>
+              <w:t>清除失败</w:t>
+            </w:r>
+          </w:p>
+        </w:tc>
+        <w:tc>
+          <w:tcPr>
+            <w:tcW w:type="dxa" w:w="879"/>
+            <w:shd w:val="clear" w:color="auto" w:fill="EAF1F8"/>
+          </w:tcPr>
+          <w:p>
+            <w:pPr>
+              <w:spacing w:before="20" w:after="20" w:line="240" w:lineRule="auto"/>
+            </w:pPr>
+            <w:r>
+              <w:rPr>
+                <w:rFonts w:ascii="Times New Roman" w:hAnsi="Times New Roman" w:eastAsia="宋体"/>
+                <w:b/>
+                <w:sz w:val="19"/>
+              </w:rPr>
+              <w:t>漏清</w:t>
+            </w:r>
+          </w:p>
+        </w:tc>
+      </w:tr>
+      <w:tr>
+        <w:tc>
+          <w:tcPr>
+            <w:tcW w:type="dxa" w:w="879"/>
+          </w:tcPr>
+          <w:p>
+            <w:pPr>
+              <w:spacing w:before="20" w:after="20" w:line="240" w:lineRule="auto"/>
+            </w:pPr>
+            <w:r>
+              <w:rPr>
+                <w:rFonts w:ascii="Times New Roman" w:hAnsi="Times New Roman" w:eastAsia="宋体"/>
+                <w:sz w:val="19"/>
+              </w:rPr>
+              <w:t>50 %</w:t>
+            </w:r>
+          </w:p>
+        </w:tc>
+        <w:tc>
+          <w:tcPr>
+            <w:tcW w:type="dxa" w:w="879"/>
+          </w:tcPr>
+          <w:p>
+            <w:pPr>
+              <w:spacing w:before="20" w:after="20" w:line="240" w:lineRule="auto"/>
+            </w:pPr>
+            <w:r>
+              <w:rPr>
+                <w:rFonts w:ascii="Times New Roman" w:hAnsi="Times New Roman" w:eastAsia="宋体"/>
+                <w:sz w:val="19"/>
+              </w:rPr>
+              <w:t>9 204 s</w:t>
+            </w:r>
+          </w:p>
+        </w:tc>
+        <w:tc>
+          <w:tcPr>
+            <w:tcW w:type="dxa" w:w="879"/>
+          </w:tcPr>
+          <w:p>
+            <w:pPr>
+              <w:spacing w:before="20" w:after="20" w:line="240" w:lineRule="auto"/>
+            </w:pPr>
+            <w:r>
+              <w:rPr>
+                <w:rFonts w:ascii="Times New Roman" w:hAnsi="Times New Roman" w:eastAsia="宋体"/>
+                <w:b/>
+                <w:sz w:val="19"/>
+              </w:rPr>
+              <w:t>8 614 s</w:t>
+            </w:r>
+          </w:p>
+        </w:tc>
+        <w:tc>
+          <w:tcPr>
+            <w:tcW w:type="dxa" w:w="879"/>
+          </w:tcPr>
+          <w:p>
+            <w:pPr>
+              <w:spacing w:before="20" w:after="20" w:line="240" w:lineRule="auto"/>
+            </w:pPr>
+            <w:r>
+              <w:rPr>
+                <w:rFonts w:ascii="Times New Roman" w:hAnsi="Times New Roman" w:eastAsia="宋体"/>
+                <w:b/>
+                <w:sz w:val="19"/>
+              </w:rPr>
+              <w:t>−590.3 s（−6.4 %）</w:t>
+            </w:r>
+          </w:p>
+        </w:tc>
+        <w:tc>
+          <w:tcPr>
+            <w:tcW w:type="dxa" w:w="879"/>
+          </w:tcPr>
+          <w:p>
+            <w:pPr>
+              <w:spacing w:before="20" w:after="20" w:line="240" w:lineRule="auto"/>
+            </w:pPr>
+            <w:r>
+              <w:rPr>
+                <w:rFonts w:ascii="Cambria Math" w:hAnsi="Cambria Math" w:eastAsia="宋体"/>
+                <w:sz w:val="19"/>
+              </w:rPr>
+              <w:t>[-611,-570]</w:t>
+            </w:r>
+          </w:p>
+        </w:tc>
+        <w:tc>
+          <w:tcPr>
+            <w:tcW w:type="dxa" w:w="879"/>
+          </w:tcPr>
+          <w:p>
+            <w:pPr>
+              <w:spacing w:before="20" w:after="20" w:line="240" w:lineRule="auto"/>
+            </w:pPr>
+            <w:r>
+              <w:rPr>
+                <w:rFonts w:ascii="Times New Roman" w:hAnsi="Times New Roman" w:eastAsia="宋体"/>
+                <w:b/>
+                <w:sz w:val="19"/>
+              </w:rPr>
+              <w:t>100.0 %</w:t>
+            </w:r>
+          </w:p>
+        </w:tc>
+        <w:tc>
+          <w:tcPr>
+            <w:tcW w:type="dxa" w:w="879"/>
+          </w:tcPr>
+          <w:p>
+            <w:pPr>
+              <w:spacing w:before="20" w:after="20" w:line="240" w:lineRule="auto"/>
+            </w:pPr>
+            <w:r>
+              <w:rPr>
+                <w:rFonts w:ascii="Times New Roman" w:hAnsi="Times New Roman" w:eastAsia="宋体"/>
+                <w:sz w:val="19"/>
+              </w:rPr>
+              <w:t xml:space="preserve">456.5 → </w:t>
+            </w:r>
+            <w:r>
+              <w:rPr>
+                <w:rFonts w:ascii="Times New Roman" w:hAnsi="Times New Roman" w:eastAsia="宋体"/>
+                <w:b/>
+                <w:sz w:val="19"/>
+              </w:rPr>
+              <w:t>358.0</w:t>
+            </w:r>
+          </w:p>
+        </w:tc>
+        <w:tc>
+          <w:tcPr>
+            <w:tcW w:type="dxa" w:w="879"/>
+          </w:tcPr>
+          <w:p>
+            <w:pPr>
+              <w:spacing w:before="20" w:after="20" w:line="240" w:lineRule="auto"/>
+            </w:pPr>
+            <w:r>
+              <w:rPr>
+                <w:rFonts w:ascii="Times New Roman" w:hAnsi="Times New Roman" w:eastAsia="宋体"/>
+                <w:sz w:val="19"/>
+              </w:rPr>
+              <w:t>32 133 → 32 133 m</w:t>
+            </w:r>
+          </w:p>
+        </w:tc>
+        <w:tc>
+          <w:tcPr>
+            <w:tcW w:type="dxa" w:w="879"/>
+          </w:tcPr>
+          <w:p>
+            <w:pPr>
+              <w:spacing w:before="20" w:after="20" w:line="240" w:lineRule="auto"/>
+            </w:pPr>
+            <w:r>
+              <w:rPr>
+                <w:rFonts w:ascii="Times New Roman" w:hAnsi="Times New Roman" w:eastAsia="宋体"/>
+                <w:sz w:val="19"/>
+              </w:rPr>
+              <w:t>1.2 → 1.2</w:t>
+            </w:r>
+          </w:p>
+        </w:tc>
+        <w:tc>
+          <w:tcPr>
+            <w:tcW w:type="dxa" w:w="879"/>
+          </w:tcPr>
+          <w:p>
+            <w:pPr>
+              <w:spacing w:before="20" w:after="20" w:line="240" w:lineRule="auto"/>
+            </w:pPr>
+            <w:r>
+              <w:rPr>
+                <w:rFonts w:ascii="Times New Roman" w:hAnsi="Times New Roman" w:eastAsia="宋体"/>
+                <w:sz w:val="19"/>
+              </w:rPr>
+              <w:t>0 / 0</w:t>
+            </w:r>
+          </w:p>
+        </w:tc>
+      </w:tr>
+      <w:tr>
+        <w:tc>
+          <w:tcPr>
+            <w:tcW w:type="dxa" w:w="879"/>
+          </w:tcPr>
+          <w:p>
+            <w:pPr>
+              <w:spacing w:before="20" w:after="20" w:line="240" w:lineRule="auto"/>
+            </w:pPr>
+            <w:r>
+              <w:rPr>
+                <w:rFonts w:ascii="Times New Roman" w:hAnsi="Times New Roman" w:eastAsia="宋体"/>
+                <w:sz w:val="19"/>
+              </w:rPr>
+              <w:t>100 %</w:t>
+            </w:r>
+          </w:p>
+        </w:tc>
+        <w:tc>
+          <w:tcPr>
+            <w:tcW w:type="dxa" w:w="879"/>
+          </w:tcPr>
+          <w:p>
+            <w:pPr>
+              <w:spacing w:before="20" w:after="20" w:line="240" w:lineRule="auto"/>
+            </w:pPr>
+            <w:r>
+              <w:rPr>
+                <w:rFonts w:ascii="Times New Roman" w:hAnsi="Times New Roman" w:eastAsia="宋体"/>
+                <w:sz w:val="19"/>
+              </w:rPr>
+              <w:t>9 653 s</w:t>
+            </w:r>
+          </w:p>
+        </w:tc>
+        <w:tc>
+          <w:tcPr>
+            <w:tcW w:type="dxa" w:w="879"/>
+          </w:tcPr>
+          <w:p>
+            <w:pPr>
+              <w:spacing w:before="20" w:after="20" w:line="240" w:lineRule="auto"/>
+            </w:pPr>
+            <w:r>
+              <w:rPr>
+                <w:rFonts w:ascii="Times New Roman" w:hAnsi="Times New Roman" w:eastAsia="宋体"/>
+                <w:b/>
+                <w:sz w:val="19"/>
+              </w:rPr>
+              <w:t>9 153 s</w:t>
+            </w:r>
+          </w:p>
+        </w:tc>
+        <w:tc>
+          <w:tcPr>
+            <w:tcW w:type="dxa" w:w="879"/>
+          </w:tcPr>
+          <w:p>
+            <w:pPr>
+              <w:spacing w:before="20" w:after="20" w:line="240" w:lineRule="auto"/>
+            </w:pPr>
+            <w:r>
+              <w:rPr>
+                <w:rFonts w:ascii="Times New Roman" w:hAnsi="Times New Roman" w:eastAsia="宋体"/>
+                <w:b/>
+                <w:sz w:val="19"/>
+              </w:rPr>
+              <w:t>−500.1 s（−5.2 %）</w:t>
+            </w:r>
+          </w:p>
+        </w:tc>
+        <w:tc>
+          <w:tcPr>
+            <w:tcW w:type="dxa" w:w="879"/>
+          </w:tcPr>
+          <w:p>
+            <w:pPr>
+              <w:spacing w:before="20" w:after="20" w:line="240" w:lineRule="auto"/>
+            </w:pPr>
+            <w:r>
+              <w:rPr>
+                <w:rFonts w:ascii="Cambria Math" w:hAnsi="Cambria Math" w:eastAsia="宋体"/>
+                <w:sz w:val="19"/>
+              </w:rPr>
+              <w:t>[-517,-483]</w:t>
+            </w:r>
+          </w:p>
+        </w:tc>
+        <w:tc>
+          <w:tcPr>
+            <w:tcW w:type="dxa" w:w="879"/>
+          </w:tcPr>
+          <w:p>
+            <w:pPr>
+              <w:spacing w:before="20" w:after="20" w:line="240" w:lineRule="auto"/>
+            </w:pPr>
+            <w:r>
+              <w:rPr>
+                <w:rFonts w:ascii="Times New Roman" w:hAnsi="Times New Roman" w:eastAsia="宋体"/>
+                <w:b/>
+                <w:sz w:val="19"/>
+              </w:rPr>
+              <w:t>100.0 %</w:t>
+            </w:r>
+          </w:p>
+        </w:tc>
+        <w:tc>
+          <w:tcPr>
+            <w:tcW w:type="dxa" w:w="879"/>
+          </w:tcPr>
+          <w:p>
+            <w:pPr>
+              <w:spacing w:before="20" w:after="20" w:line="240" w:lineRule="auto"/>
+            </w:pPr>
+            <w:r>
+              <w:rPr>
+                <w:rFonts w:ascii="Times New Roman" w:hAnsi="Times New Roman" w:eastAsia="宋体"/>
+                <w:sz w:val="19"/>
+              </w:rPr>
+              <w:t xml:space="preserve">484.0 → </w:t>
+            </w:r>
+            <w:r>
+              <w:rPr>
+                <w:rFonts w:ascii="Times New Roman" w:hAnsi="Times New Roman" w:eastAsia="宋体"/>
+                <w:b/>
+                <w:sz w:val="19"/>
+              </w:rPr>
+              <w:t>400.7</w:t>
+            </w:r>
+          </w:p>
+        </w:tc>
+        <w:tc>
+          <w:tcPr>
+            <w:tcW w:type="dxa" w:w="879"/>
+          </w:tcPr>
+          <w:p>
+            <w:pPr>
+              <w:spacing w:before="20" w:after="20" w:line="240" w:lineRule="auto"/>
+            </w:pPr>
+            <w:r>
+              <w:rPr>
+                <w:rFonts w:ascii="Times New Roman" w:hAnsi="Times New Roman" w:eastAsia="宋体"/>
+                <w:sz w:val="19"/>
+              </w:rPr>
+              <w:t>33 550 → 33 547 m</w:t>
+            </w:r>
+          </w:p>
+        </w:tc>
+        <w:tc>
+          <w:tcPr>
+            <w:tcW w:type="dxa" w:w="879"/>
+          </w:tcPr>
+          <w:p>
+            <w:pPr>
+              <w:spacing w:before="20" w:after="20" w:line="240" w:lineRule="auto"/>
+            </w:pPr>
+            <w:r>
+              <w:rPr>
+                <w:rFonts w:ascii="Times New Roman" w:hAnsi="Times New Roman" w:eastAsia="宋体"/>
+                <w:sz w:val="19"/>
+              </w:rPr>
+              <w:t>2.1 → 2.1</w:t>
+            </w:r>
+          </w:p>
+        </w:tc>
+        <w:tc>
+          <w:tcPr>
+            <w:tcW w:type="dxa" w:w="879"/>
+          </w:tcPr>
+          <w:p>
+            <w:pPr>
+              <w:spacing w:before="20" w:after="20" w:line="240" w:lineRule="auto"/>
+            </w:pPr>
+            <w:r>
+              <w:rPr>
+                <w:rFonts w:ascii="Times New Roman" w:hAnsi="Times New Roman" w:eastAsia="宋体"/>
+                <w:sz w:val="19"/>
+              </w:rPr>
+              <w:t>0 / 0</w:t>
+            </w:r>
+          </w:p>
+        </w:tc>
+      </w:tr>
+    </w:tbl>
+    <w:p>
+      <w:pPr>
+        <w:spacing w:after="80"/>
+      </w:pPr>
+    </w:p>
+    <w:p>
+      <w:pPr>
+        <w:spacing w:line="360" w:lineRule="auto" w:after="40"/>
+        <w:ind w:firstLine="420"/>
+      </w:pPr>
+      <w:r>
+        <w:rPr>
+          <w:rFonts w:ascii="Times New Roman" w:hAnsi="Times New Roman" w:eastAsia="宋体"/>
+          <w:b/>
+          <w:sz w:val="24"/>
+        </w:rPr>
+        <w:t>收益来源</w:t>
+      </w:r>
+      <w:r>
+        <w:rPr>
+          <w:rFonts w:ascii="Times New Roman" w:hAnsi="Times New Roman" w:eastAsia="宋体"/>
+          <w:sz w:val="24"/>
+        </w:rPr>
+        <w:t>：移动量与清除失败次数</w:t>
+      </w:r>
+      <w:r>
+        <w:rPr>
+          <w:rFonts w:ascii="Times New Roman" w:hAnsi="Times New Roman" w:eastAsia="宋体"/>
+          <w:b/>
+          <w:sz w:val="24"/>
+        </w:rPr>
+        <w:t>完全不变</w:t>
+      </w:r>
+      <w:r>
+        <w:rPr>
+          <w:rFonts w:ascii="Times New Roman" w:hAnsi="Times New Roman" w:eastAsia="宋体"/>
+          <w:sz w:val="24"/>
+        </w:rPr>
+        <w:t>，收益纯粹来自被省掉的冗余测量（每例约 85–100 次检测）。</w:t>
+      </w:r>
+    </w:p>
+    <w:p>
+      <w:pPr>
+        <w:spacing w:line="360" w:lineRule="auto" w:after="40"/>
+        <w:ind w:firstLine="420"/>
+      </w:pPr>
+      <w:r>
+        <w:rPr>
+          <w:rFonts w:ascii="Times New Roman" w:hAnsi="Times New Roman" w:eastAsia="宋体"/>
+          <w:b/>
+          <w:sz w:val="24"/>
+        </w:rPr>
+        <w:t>病理集回归（10 类 ×200 = 2 000 例，冻结开启）</w:t>
+      </w:r>
+      <w:r>
+        <w:rPr>
+          <w:rFonts w:ascii="Times New Roman" w:hAnsi="Times New Roman" w:eastAsia="宋体"/>
+          <w:sz w:val="24"/>
+        </w:rPr>
+        <w:t>：</w:t>
+      </w:r>
+      <w:r>
+        <w:rPr>
+          <w:rFonts w:ascii="Times New Roman" w:hAnsi="Times New Roman" w:eastAsia="宋体"/>
+          <w:b/>
+          <w:sz w:val="24"/>
+        </w:rPr>
+        <w:t>0 漏清</w:t>
+      </w:r>
+      <w:r>
+        <w:rPr>
+          <w:rFonts w:ascii="Times New Roman" w:hAnsi="Times New Roman" w:eastAsia="宋体"/>
+          <w:sz w:val="24"/>
+        </w:rPr>
+        <w:t>，且</w:t>
+      </w:r>
+      <w:r>
+        <w:rPr>
+          <w:rFonts w:ascii="Times New Roman" w:hAnsi="Times New Roman" w:eastAsia="宋体"/>
+          <w:b/>
+          <w:sz w:val="24"/>
+        </w:rPr>
+        <w:t>10 类全部变快</w:t>
+      </w:r>
+      <w:r>
+        <w:rPr>
+          <w:rFonts w:ascii="Times New Roman" w:hAnsi="Times New Roman" w:eastAsia="宋体"/>
+          <w:sz w:val="24"/>
+        </w:rPr>
+        <w:t>：近中心背向 −1 711 s、上界 16 源 −707 s、随机全向 −638 s、最坏接收 −526 s、边界外指 −488 s、近简并 −495 s、全定向 −539 s、50 % 定向 −467 s、下界 10 源 −447 s、边界切向 −144 s。</w:t>
+      </w:r>
+      <w:r>
+        <w:rPr>
+          <w:rFonts w:ascii="Consolas" w:hAnsi="Consolas" w:eastAsia="Consolas"/>
+          <w:sz w:val="21"/>
+        </w:rPr>
+        <w:t>--cert</w:t>
+      </w:r>
+      <w:r>
+        <w:rPr>
+          <w:rFonts w:ascii="Times New Roman" w:hAnsi="Times New Roman" w:eastAsia="宋体"/>
+          <w:sz w:val="24"/>
+        </w:rPr>
+        <w:t xml:space="preserve"> 回归（27 项路径索引/证书/schema/固定种子）</w:t>
+      </w:r>
+      <w:r>
+        <w:rPr>
+          <w:rFonts w:ascii="Times New Roman" w:hAnsi="Times New Roman" w:eastAsia="宋体"/>
+          <w:b/>
+          <w:sz w:val="24"/>
+        </w:rPr>
+        <w:t>全部通过</w:t>
+      </w:r>
+      <w:r>
+        <w:rPr>
+          <w:rFonts w:ascii="Times New Roman" w:hAnsi="Times New Roman" w:eastAsia="宋体"/>
+          <w:sz w:val="24"/>
+        </w:rPr>
+        <w:t>。</w:t>
+      </w:r>
+    </w:p>
+    <w:p>
+      <w:pPr>
+        <w:spacing w:line="360" w:lineRule="auto" w:after="40"/>
+        <w:ind w:firstLine="420"/>
+      </w:pPr>
+      <w:r>
+        <w:rPr>
+          <w:rFonts w:ascii="Times New Roman" w:hAnsi="Times New Roman" w:eastAsia="宋体"/>
+          <w:b/>
+          <w:sz w:val="24"/>
+        </w:rPr>
+        <w:t>与题设的相容性（逐条自查）</w:t>
+      </w:r>
+      <w:r>
+        <w:rPr>
+          <w:rFonts w:ascii="Times New Roman" w:hAnsi="Times New Roman" w:eastAsia="宋体"/>
+          <w:sz w:val="24"/>
+        </w:rPr>
+        <w:t xml:space="preserve">：不把问题四的 </w:t>
+      </w:r>
+      <w:r>
+        <w:rPr>
+          <w:rFonts w:ascii="Consolas" w:hAnsi="Consolas" w:eastAsia="Consolas"/>
+          <w:sz w:val="21"/>
+        </w:rPr>
+        <w:t>no_signal</w:t>
+      </w:r>
+      <w:r>
+        <w:rPr>
+          <w:rFonts w:ascii="Times New Roman" w:hAnsi="Times New Roman" w:eastAsia="宋体"/>
+          <w:sz w:val="24"/>
+        </w:rPr>
+        <w:t xml:space="preserve"> 当作距离排除信息；只使用已采用的 </w:t>
+      </w:r>
+      <w:r>
+        <w:rPr>
+          <w:rFonts w:ascii="Cambria Math" w:hAnsi="Cambria Math" w:eastAsia="宋体"/>
+          <w:sz w:val="24"/>
+        </w:rPr>
+        <w:t>±1^circ</w:t>
+      </w:r>
+      <w:r>
+        <w:rPr>
+          <w:rFonts w:ascii="Times New Roman" w:hAnsi="Times New Roman" w:eastAsia="宋体"/>
+          <w:sz w:val="24"/>
+        </w:rPr>
+        <w:t xml:space="preserve"> 可行域模型；仅在 </w:t>
+      </w:r>
+      <w:r>
+        <w:rPr>
+          <w:rFonts w:ascii="Cambria Math" w:hAnsi="Cambria Math" w:eastAsia="宋体"/>
+          <w:sz w:val="24"/>
+        </w:rPr>
+        <w:t>rMEC≤20</w:t>
+      </w:r>
+      <w:r>
+        <w:rPr>
+          <w:rFonts w:ascii="Times New Roman" w:hAnsi="Times New Roman" w:eastAsia="宋体"/>
+          <w:sz w:val="24"/>
+        </w:rPr>
+        <w:t xml:space="preserve"> m 时冻结（属确定性清除保证）；</w:t>
+      </w:r>
+      <w:r>
+        <w:rPr>
+          <w:rFonts w:ascii="Times New Roman" w:hAnsi="Times New Roman" w:eastAsia="宋体"/>
+          <w:b/>
+          <w:sz w:val="24"/>
+        </w:rPr>
+        <w:t>不增加任何请求、反而减少请求</w:t>
+      </w:r>
+      <w:r>
+        <w:rPr>
+          <w:rFonts w:ascii="Times New Roman" w:hAnsi="Times New Roman" w:eastAsia="宋体"/>
+          <w:sz w:val="24"/>
+        </w:rPr>
+        <w:t>；不改变串行通信、</w:t>
+      </w:r>
+      <w:r>
+        <w:rPr>
+          <w:rFonts w:ascii="Consolas" w:hAnsi="Consolas" w:eastAsia="Consolas"/>
+          <w:sz w:val="21"/>
+        </w:rPr>
+        <w:t>request_id</w:t>
+      </w:r>
+      <w:r>
+        <w:rPr>
+          <w:rFonts w:ascii="Times New Roman" w:hAnsi="Times New Roman" w:eastAsia="宋体"/>
+          <w:sz w:val="24"/>
+        </w:rPr>
+        <w:t xml:space="preserve"> 与清除语义；不引入概率地图/PSO/遗传算法等新方法。</w:t>
+      </w:r>
+      <w:r>
+        <w:rPr>
+          <w:rFonts w:ascii="Times New Roman" w:hAnsi="Times New Roman" w:eastAsia="宋体"/>
+          <w:b/>
+          <w:sz w:val="24"/>
+        </w:rPr>
+        <w:t>待办</w:t>
+      </w:r>
+      <w:r>
+        <w:rPr>
+          <w:rFonts w:ascii="Times New Roman" w:hAnsi="Times New Roman" w:eastAsia="宋体"/>
+          <w:sz w:val="24"/>
+        </w:rPr>
+        <w:t>：实机 A/B（官方模拟器在环）仍待重开测试会话后补做。</w:t>
       </w:r>
     </w:p>
     <w:p>

--- a/2026B_solution/2026B_论文初稿.docx
+++ b/2026B_solution/2026B_论文初稿.docx
@@ -17008,6 +17008,746 @@
           <w:b/>
           <w:sz w:val="24"/>
         </w:rPr>
+        <w:t>实机交错 A/B（官方模拟器在环，8/8 全清、零未解决）</w:t>
+      </w:r>
+      <w:r>
+        <w:rPr>
+          <w:rFonts w:ascii="Times New Roman" w:hAnsi="Times New Roman" w:eastAsia="宋体"/>
+          <w:sz w:val="24"/>
+        </w:rPr>
+        <w:t>：</w:t>
+      </w:r>
+    </w:p>
+    <w:tbl>
+      <w:tblPr>
+        <w:tblStyle w:val="TableGrid"/>
+        <w:tblW w:type="auto" w:w="0"/>
+        <w:jc w:val="center"/>
+        <w:tblLook w:firstColumn="1" w:firstRow="1" w:lastColumn="0" w:lastRow="0" w:noHBand="0" w:noVBand="1" w:val="04A0"/>
+      </w:tblPr>
+      <w:tblGrid>
+        <w:gridCol w:w="2197"/>
+        <w:gridCol w:w="2197"/>
+        <w:gridCol w:w="2197"/>
+        <w:gridCol w:w="2197"/>
+      </w:tblGrid>
+      <w:tr>
+        <w:tc>
+          <w:tcPr>
+            <w:tcW w:type="dxa" w:w="2197"/>
+            <w:shd w:val="clear" w:color="auto" w:fill="EAF1F8"/>
+          </w:tcPr>
+          <w:p>
+            <w:pPr>
+              <w:spacing w:before="20" w:after="20" w:line="240" w:lineRule="auto"/>
+            </w:pPr>
+            <w:r>
+              <w:rPr>
+                <w:rFonts w:ascii="Times New Roman" w:hAnsi="Times New Roman" w:eastAsia="宋体"/>
+                <w:b/>
+                <w:sz w:val="19"/>
+              </w:rPr>
+              <w:t>指标</w:t>
+            </w:r>
+          </w:p>
+        </w:tc>
+        <w:tc>
+          <w:tcPr>
+            <w:tcW w:type="dxa" w:w="2197"/>
+            <w:shd w:val="clear" w:color="auto" w:fill="EAF1F8"/>
+          </w:tcPr>
+          <w:p>
+            <w:pPr>
+              <w:spacing w:before="20" w:after="20" w:line="240" w:lineRule="auto"/>
+            </w:pPr>
+            <w:r>
+              <w:rPr>
+                <w:rFonts w:ascii="Times New Roman" w:hAnsi="Times New Roman" w:eastAsia="宋体"/>
+                <w:b/>
+                <w:sz w:val="19"/>
+              </w:rPr>
+              <w:t>对照（不冻结，</w:t>
+            </w:r>
+            <w:r>
+              <w:rPr>
+                <w:rFonts w:ascii="Cambria Math" w:hAnsi="Cambria Math" w:eastAsia="宋体"/>
+                <w:b/>
+                <w:sz w:val="19"/>
+              </w:rPr>
+              <w:t>n=4</w:t>
+            </w:r>
+            <w:r>
+              <w:rPr>
+                <w:rFonts w:ascii="Times New Roman" w:hAnsi="Times New Roman" w:eastAsia="宋体"/>
+                <w:b/>
+                <w:sz w:val="19"/>
+              </w:rPr>
+              <w:t>）</w:t>
+            </w:r>
+          </w:p>
+        </w:tc>
+        <w:tc>
+          <w:tcPr>
+            <w:tcW w:type="dxa" w:w="2197"/>
+            <w:shd w:val="clear" w:color="auto" w:fill="EAF1F8"/>
+          </w:tcPr>
+          <w:p>
+            <w:pPr>
+              <w:spacing w:before="20" w:after="20" w:line="240" w:lineRule="auto"/>
+            </w:pPr>
+            <w:r>
+              <w:rPr>
+                <w:rFonts w:ascii="Times New Roman" w:hAnsi="Times New Roman" w:eastAsia="宋体"/>
+                <w:b/>
+                <w:sz w:val="19"/>
+              </w:rPr>
+              <w:t>冻结（$n=4$）</w:t>
+            </w:r>
+          </w:p>
+        </w:tc>
+        <w:tc>
+          <w:tcPr>
+            <w:tcW w:type="dxa" w:w="2197"/>
+            <w:shd w:val="clear" w:color="auto" w:fill="EAF1F8"/>
+          </w:tcPr>
+          <w:p>
+            <w:pPr>
+              <w:spacing w:before="20" w:after="20" w:line="240" w:lineRule="auto"/>
+            </w:pPr>
+            <w:r>
+              <w:rPr>
+                <w:rFonts w:ascii="Times New Roman" w:hAnsi="Times New Roman" w:eastAsia="宋体"/>
+                <w:b/>
+                <w:sz w:val="19"/>
+              </w:rPr>
+              <w:t>变化</w:t>
+            </w:r>
+          </w:p>
+        </w:tc>
+      </w:tr>
+      <w:tr>
+        <w:tc>
+          <w:tcPr>
+            <w:tcW w:type="dxa" w:w="2197"/>
+          </w:tcPr>
+          <w:p>
+            <w:pPr>
+              <w:spacing w:before="20" w:after="20" w:line="240" w:lineRule="auto"/>
+            </w:pPr>
+            <w:r>
+              <w:rPr>
+                <w:rFonts w:ascii="Times New Roman" w:hAnsi="Times New Roman" w:eastAsia="宋体"/>
+                <w:sz w:val="19"/>
+              </w:rPr>
+              <w:t>平均源数（不可控）</w:t>
+            </w:r>
+          </w:p>
+        </w:tc>
+        <w:tc>
+          <w:tcPr>
+            <w:tcW w:type="dxa" w:w="2197"/>
+          </w:tcPr>
+          <w:p>
+            <w:pPr>
+              <w:spacing w:before="20" w:after="20" w:line="240" w:lineRule="auto"/>
+            </w:pPr>
+            <w:r>
+              <w:rPr>
+                <w:rFonts w:ascii="Times New Roman" w:hAnsi="Times New Roman" w:eastAsia="宋体"/>
+                <w:sz w:val="19"/>
+              </w:rPr>
+              <w:t>13.25</w:t>
+            </w:r>
+          </w:p>
+        </w:tc>
+        <w:tc>
+          <w:tcPr>
+            <w:tcW w:type="dxa" w:w="2197"/>
+          </w:tcPr>
+          <w:p>
+            <w:pPr>
+              <w:spacing w:before="20" w:after="20" w:line="240" w:lineRule="auto"/>
+            </w:pPr>
+            <w:r>
+              <w:rPr>
+                <w:rFonts w:ascii="Times New Roman" w:hAnsi="Times New Roman" w:eastAsia="宋体"/>
+                <w:sz w:val="19"/>
+              </w:rPr>
+              <w:t>14.25</w:t>
+            </w:r>
+          </w:p>
+        </w:tc>
+        <w:tc>
+          <w:tcPr>
+            <w:tcW w:type="dxa" w:w="2197"/>
+          </w:tcPr>
+          <w:p>
+            <w:pPr>
+              <w:spacing w:before="20" w:after="20" w:line="240" w:lineRule="auto"/>
+            </w:pPr>
+            <w:r>
+              <w:rPr>
+                <w:rFonts w:ascii="Times New Roman" w:hAnsi="Times New Roman" w:eastAsia="宋体"/>
+                <w:sz w:val="19"/>
+              </w:rPr>
+              <w:t>+1.0</w:t>
+            </w:r>
+          </w:p>
+        </w:tc>
+      </w:tr>
+      <w:tr>
+        <w:tc>
+          <w:tcPr>
+            <w:tcW w:type="dxa" w:w="2197"/>
+          </w:tcPr>
+          <w:p>
+            <w:pPr>
+              <w:spacing w:before="20" w:after="20" w:line="240" w:lineRule="auto"/>
+            </w:pPr>
+            <w:r>
+              <w:rPr>
+                <w:rFonts w:ascii="Times New Roman" w:hAnsi="Times New Roman" w:eastAsia="宋体"/>
+                <w:b/>
+                <w:sz w:val="19"/>
+              </w:rPr>
+              <w:t>每源时间 $\sum T/\sum N$</w:t>
+            </w:r>
+          </w:p>
+        </w:tc>
+        <w:tc>
+          <w:tcPr>
+            <w:tcW w:type="dxa" w:w="2197"/>
+          </w:tcPr>
+          <w:p>
+            <w:pPr>
+              <w:spacing w:before="20" w:after="20" w:line="240" w:lineRule="auto"/>
+            </w:pPr>
+            <w:r>
+              <w:rPr>
+                <w:rFonts w:ascii="Times New Roman" w:hAnsi="Times New Roman" w:eastAsia="宋体"/>
+                <w:sz w:val="19"/>
+              </w:rPr>
+              <w:t>683.5 s</w:t>
+            </w:r>
+          </w:p>
+        </w:tc>
+        <w:tc>
+          <w:tcPr>
+            <w:tcW w:type="dxa" w:w="2197"/>
+          </w:tcPr>
+          <w:p>
+            <w:pPr>
+              <w:spacing w:before="20" w:after="20" w:line="240" w:lineRule="auto"/>
+            </w:pPr>
+            <w:r>
+              <w:rPr>
+                <w:rFonts w:ascii="Times New Roman" w:hAnsi="Times New Roman" w:eastAsia="宋体"/>
+                <w:b/>
+                <w:sz w:val="19"/>
+              </w:rPr>
+              <w:t>624.3 s</w:t>
+            </w:r>
+          </w:p>
+        </w:tc>
+        <w:tc>
+          <w:tcPr>
+            <w:tcW w:type="dxa" w:w="2197"/>
+          </w:tcPr>
+          <w:p>
+            <w:pPr>
+              <w:spacing w:before="20" w:after="20" w:line="240" w:lineRule="auto"/>
+            </w:pPr>
+            <w:r>
+              <w:rPr>
+                <w:rFonts w:ascii="Times New Roman" w:hAnsi="Times New Roman" w:eastAsia="宋体"/>
+                <w:b/>
+                <w:sz w:val="19"/>
+              </w:rPr>
+              <w:t>−8.7 %</w:t>
+            </w:r>
+          </w:p>
+        </w:tc>
+      </w:tr>
+      <w:tr>
+        <w:tc>
+          <w:tcPr>
+            <w:tcW w:type="dxa" w:w="2197"/>
+          </w:tcPr>
+          <w:p>
+            <w:pPr>
+              <w:spacing w:before="20" w:after="20" w:line="240" w:lineRule="auto"/>
+            </w:pPr>
+            <w:r>
+              <w:rPr>
+                <w:rFonts w:ascii="Times New Roman" w:hAnsi="Times New Roman" w:eastAsia="宋体"/>
+                <w:sz w:val="19"/>
+              </w:rPr>
+              <w:t>每源时间（局内求商再平均）</w:t>
+            </w:r>
+          </w:p>
+        </w:tc>
+        <w:tc>
+          <w:tcPr>
+            <w:tcW w:type="dxa" w:w="2197"/>
+          </w:tcPr>
+          <w:p>
+            <w:pPr>
+              <w:spacing w:before="20" w:after="20" w:line="240" w:lineRule="auto"/>
+            </w:pPr>
+            <w:r>
+              <w:rPr>
+                <w:rFonts w:ascii="Times New Roman" w:hAnsi="Times New Roman" w:eastAsia="宋体"/>
+                <w:sz w:val="19"/>
+              </w:rPr>
+              <w:t>694.6 s</w:t>
+            </w:r>
+          </w:p>
+        </w:tc>
+        <w:tc>
+          <w:tcPr>
+            <w:tcW w:type="dxa" w:w="2197"/>
+          </w:tcPr>
+          <w:p>
+            <w:pPr>
+              <w:spacing w:before="20" w:after="20" w:line="240" w:lineRule="auto"/>
+            </w:pPr>
+            <w:r>
+              <w:rPr>
+                <w:rFonts w:ascii="Times New Roman" w:hAnsi="Times New Roman" w:eastAsia="宋体"/>
+                <w:b/>
+                <w:sz w:val="19"/>
+              </w:rPr>
+              <w:t>639.4 s</w:t>
+            </w:r>
+          </w:p>
+        </w:tc>
+        <w:tc>
+          <w:tcPr>
+            <w:tcW w:type="dxa" w:w="2197"/>
+          </w:tcPr>
+          <w:p>
+            <w:pPr>
+              <w:spacing w:before="20" w:after="20" w:line="240" w:lineRule="auto"/>
+            </w:pPr>
+            <w:r>
+              <w:rPr>
+                <w:rFonts w:ascii="Times New Roman" w:hAnsi="Times New Roman" w:eastAsia="宋体"/>
+                <w:sz w:val="19"/>
+              </w:rPr>
+              <w:t>−8.0 %</w:t>
+            </w:r>
+          </w:p>
+        </w:tc>
+      </w:tr>
+      <w:tr>
+        <w:tc>
+          <w:tcPr>
+            <w:tcW w:type="dxa" w:w="2197"/>
+          </w:tcPr>
+          <w:p>
+            <w:pPr>
+              <w:spacing w:before="20" w:after="20" w:line="240" w:lineRule="auto"/>
+            </w:pPr>
+            <w:r>
+              <w:rPr>
+                <w:rFonts w:ascii="Times New Roman" w:hAnsi="Times New Roman" w:eastAsia="宋体"/>
+                <w:b/>
+                <w:sz w:val="19"/>
+              </w:rPr>
+              <w:t>网格检测次数/局</w:t>
+            </w:r>
+          </w:p>
+        </w:tc>
+        <w:tc>
+          <w:tcPr>
+            <w:tcW w:type="dxa" w:w="2197"/>
+          </w:tcPr>
+          <w:p>
+            <w:pPr>
+              <w:spacing w:before="20" w:after="20" w:line="240" w:lineRule="auto"/>
+            </w:pPr>
+            <w:r>
+              <w:rPr>
+                <w:rFonts w:ascii="Times New Roman" w:hAnsi="Times New Roman" w:eastAsia="宋体"/>
+                <w:sz w:val="19"/>
+              </w:rPr>
+              <w:t>449.5</w:t>
+            </w:r>
+          </w:p>
+        </w:tc>
+        <w:tc>
+          <w:tcPr>
+            <w:tcW w:type="dxa" w:w="2197"/>
+          </w:tcPr>
+          <w:p>
+            <w:pPr>
+              <w:spacing w:before="20" w:after="20" w:line="240" w:lineRule="auto"/>
+            </w:pPr>
+            <w:r>
+              <w:rPr>
+                <w:rFonts w:ascii="Times New Roman" w:hAnsi="Times New Roman" w:eastAsia="宋体"/>
+                <w:b/>
+                <w:sz w:val="19"/>
+              </w:rPr>
+              <w:t>354.5</w:t>
+            </w:r>
+          </w:p>
+        </w:tc>
+        <w:tc>
+          <w:tcPr>
+            <w:tcW w:type="dxa" w:w="2197"/>
+          </w:tcPr>
+          <w:p>
+            <w:pPr>
+              <w:spacing w:before="20" w:after="20" w:line="240" w:lineRule="auto"/>
+            </w:pPr>
+            <w:r>
+              <w:rPr>
+                <w:rFonts w:ascii="Times New Roman" w:hAnsi="Times New Roman" w:eastAsia="宋体"/>
+                <w:b/>
+                <w:sz w:val="19"/>
+              </w:rPr>
+              <w:t>−95.0（−21.1 %）</w:t>
+            </w:r>
+          </w:p>
+        </w:tc>
+      </w:tr>
+      <w:tr>
+        <w:tc>
+          <w:tcPr>
+            <w:tcW w:type="dxa" w:w="2197"/>
+          </w:tcPr>
+          <w:p>
+            <w:pPr>
+              <w:spacing w:before="20" w:after="20" w:line="240" w:lineRule="auto"/>
+            </w:pPr>
+            <w:r>
+              <w:rPr>
+                <w:rFonts w:ascii="Times New Roman" w:hAnsi="Times New Roman" w:eastAsia="宋体"/>
+                <w:sz w:val="19"/>
+              </w:rPr>
+              <w:t>平均虚拟时间（原始口径）</w:t>
+            </w:r>
+          </w:p>
+        </w:tc>
+        <w:tc>
+          <w:tcPr>
+            <w:tcW w:type="dxa" w:w="2197"/>
+          </w:tcPr>
+          <w:p>
+            <w:pPr>
+              <w:spacing w:before="20" w:after="20" w:line="240" w:lineRule="auto"/>
+            </w:pPr>
+            <w:r>
+              <w:rPr>
+                <w:rFonts w:ascii="Times New Roman" w:hAnsi="Times New Roman" w:eastAsia="宋体"/>
+                <w:sz w:val="19"/>
+              </w:rPr>
+              <w:t>9 056.5 s</w:t>
+            </w:r>
+          </w:p>
+        </w:tc>
+        <w:tc>
+          <w:tcPr>
+            <w:tcW w:type="dxa" w:w="2197"/>
+          </w:tcPr>
+          <w:p>
+            <w:pPr>
+              <w:spacing w:before="20" w:after="20" w:line="240" w:lineRule="auto"/>
+            </w:pPr>
+            <w:r>
+              <w:rPr>
+                <w:rFonts w:ascii="Times New Roman" w:hAnsi="Times New Roman" w:eastAsia="宋体"/>
+                <w:sz w:val="19"/>
+              </w:rPr>
+              <w:t>8 896.0 s</w:t>
+            </w:r>
+          </w:p>
+        </w:tc>
+        <w:tc>
+          <w:tcPr>
+            <w:tcW w:type="dxa" w:w="2197"/>
+          </w:tcPr>
+          <w:p>
+            <w:pPr>
+              <w:spacing w:before="20" w:after="20" w:line="240" w:lineRule="auto"/>
+            </w:pPr>
+            <w:r>
+              <w:rPr>
+                <w:rFonts w:ascii="Times New Roman" w:hAnsi="Times New Roman" w:eastAsia="宋体"/>
+                <w:sz w:val="19"/>
+              </w:rPr>
+              <w:t>−160.5 s（−1.8 %，受源数差异干扰）</w:t>
+            </w:r>
+          </w:p>
+        </w:tc>
+      </w:tr>
+      <w:tr>
+        <w:tc>
+          <w:tcPr>
+            <w:tcW w:type="dxa" w:w="2197"/>
+          </w:tcPr>
+          <w:p>
+            <w:pPr>
+              <w:spacing w:before="20" w:after="20" w:line="240" w:lineRule="auto"/>
+            </w:pPr>
+            <w:r>
+              <w:rPr>
+                <w:rFonts w:ascii="Times New Roman" w:hAnsi="Times New Roman" w:eastAsia="宋体"/>
+                <w:sz w:val="19"/>
+              </w:rPr>
+              <w:t>移动/源</w:t>
+            </w:r>
+          </w:p>
+        </w:tc>
+        <w:tc>
+          <w:tcPr>
+            <w:tcW w:type="dxa" w:w="2197"/>
+          </w:tcPr>
+          <w:p>
+            <w:pPr>
+              <w:spacing w:before="20" w:after="20" w:line="240" w:lineRule="auto"/>
+            </w:pPr>
+            <w:r>
+              <w:rPr>
+                <w:rFonts w:ascii="Times New Roman" w:hAnsi="Times New Roman" w:eastAsia="宋体"/>
+                <w:sz w:val="19"/>
+              </w:rPr>
+              <w:t>2 382 m</w:t>
+            </w:r>
+          </w:p>
+        </w:tc>
+        <w:tc>
+          <w:tcPr>
+            <w:tcW w:type="dxa" w:w="2197"/>
+          </w:tcPr>
+          <w:p>
+            <w:pPr>
+              <w:spacing w:before="20" w:after="20" w:line="240" w:lineRule="auto"/>
+            </w:pPr>
+            <w:r>
+              <w:rPr>
+                <w:rFonts w:ascii="Times New Roman" w:hAnsi="Times New Roman" w:eastAsia="宋体"/>
+                <w:sz w:val="19"/>
+              </w:rPr>
+              <w:t>2 358 m</w:t>
+            </w:r>
+          </w:p>
+        </w:tc>
+        <w:tc>
+          <w:tcPr>
+            <w:tcW w:type="dxa" w:w="2197"/>
+          </w:tcPr>
+          <w:p>
+            <w:pPr>
+              <w:spacing w:before="20" w:after="20" w:line="240" w:lineRule="auto"/>
+            </w:pPr>
+            <w:r>
+              <w:rPr>
+                <w:rFonts w:ascii="Times New Roman" w:hAnsi="Times New Roman" w:eastAsia="宋体"/>
+                <w:sz w:val="19"/>
+              </w:rPr>
+              <w:t>−1.0 %</w:t>
+            </w:r>
+          </w:p>
+        </w:tc>
+      </w:tr>
+      <w:tr>
+        <w:tc>
+          <w:tcPr>
+            <w:tcW w:type="dxa" w:w="2197"/>
+          </w:tcPr>
+          <w:p>
+            <w:pPr>
+              <w:spacing w:before="20" w:after="20" w:line="240" w:lineRule="auto"/>
+            </w:pPr>
+            <w:r>
+              <w:rPr>
+                <w:rFonts w:ascii="Times New Roman" w:hAnsi="Times New Roman" w:eastAsia="宋体"/>
+                <w:sz w:val="19"/>
+              </w:rPr>
+              <w:t>未解决频道</w:t>
+            </w:r>
+          </w:p>
+        </w:tc>
+        <w:tc>
+          <w:tcPr>
+            <w:tcW w:type="dxa" w:w="2197"/>
+          </w:tcPr>
+          <w:p>
+            <w:pPr>
+              <w:spacing w:before="20" w:after="20" w:line="240" w:lineRule="auto"/>
+            </w:pPr>
+            <w:r>
+              <w:rPr>
+                <w:rFonts w:ascii="Times New Roman" w:hAnsi="Times New Roman" w:eastAsia="宋体"/>
+                <w:sz w:val="19"/>
+              </w:rPr>
+              <w:t>0</w:t>
+            </w:r>
+          </w:p>
+        </w:tc>
+        <w:tc>
+          <w:tcPr>
+            <w:tcW w:type="dxa" w:w="2197"/>
+          </w:tcPr>
+          <w:p>
+            <w:pPr>
+              <w:spacing w:before="20" w:after="20" w:line="240" w:lineRule="auto"/>
+            </w:pPr>
+            <w:r>
+              <w:rPr>
+                <w:rFonts w:ascii="Times New Roman" w:hAnsi="Times New Roman" w:eastAsia="宋体"/>
+                <w:sz w:val="19"/>
+              </w:rPr>
+              <w:t>0</w:t>
+            </w:r>
+          </w:p>
+        </w:tc>
+        <w:tc>
+          <w:tcPr>
+            <w:tcW w:type="dxa" w:w="2197"/>
+          </w:tcPr>
+          <w:p>
+            <w:pPr>
+              <w:spacing w:before="20" w:after="20" w:line="240" w:lineRule="auto"/>
+            </w:pPr>
+            <w:r>
+              <w:rPr>
+                <w:rFonts w:ascii="Times New Roman" w:hAnsi="Times New Roman" w:eastAsia="宋体"/>
+                <w:sz w:val="19"/>
+              </w:rPr>
+              <w:t>—</w:t>
+            </w:r>
+          </w:p>
+        </w:tc>
+      </w:tr>
+    </w:tbl>
+    <w:p>
+      <w:pPr>
+        <w:spacing w:after="80"/>
+      </w:pPr>
+    </w:p>
+    <w:p>
+      <w:pPr>
+        <w:spacing w:line="360" w:lineRule="auto" w:after="40"/>
+        <w:ind w:firstLine="420"/>
+      </w:pPr>
+      <w:r>
+        <w:rPr>
+          <w:rFonts w:ascii="Times New Roman" w:hAnsi="Times New Roman" w:eastAsia="宋体"/>
+          <w:b/>
+          <w:sz w:val="24"/>
+        </w:rPr>
+        <w:t>读法与边界</w:t>
+      </w:r>
+      <w:r>
+        <w:rPr>
+          <w:rFonts w:ascii="Times New Roman" w:hAnsi="Times New Roman" w:eastAsia="宋体"/>
+          <w:sz w:val="24"/>
+        </w:rPr>
+        <w:t>：两臂各仅 4 局且</w:t>
+      </w:r>
+      <w:r>
+        <w:rPr>
+          <w:rFonts w:ascii="Times New Roman" w:hAnsi="Times New Roman" w:eastAsia="宋体"/>
+          <w:b/>
+          <w:sz w:val="24"/>
+        </w:rPr>
+        <w:t>源数不同</w:t>
+      </w:r>
+      <w:r>
+        <w:rPr>
+          <w:rFonts w:ascii="Times New Roman" w:hAnsi="Times New Roman" w:eastAsia="宋体"/>
+          <w:sz w:val="24"/>
+        </w:rPr>
+        <w:t>（13.25 vs 14.25），原始总时间区间重叠（</w:t>
+      </w:r>
+      <w:r>
+        <w:rPr>
+          <w:rFonts w:ascii="Cambria Math" w:hAnsi="Cambria Math" w:eastAsia="宋体"/>
+          <w:sz w:val="24"/>
+        </w:rPr>
+        <w:t>[8,388,9,422]</w:t>
+      </w:r>
+      <w:r>
+        <w:rPr>
+          <w:rFonts w:ascii="Times New Roman" w:hAnsi="Times New Roman" w:eastAsia="宋体"/>
+          <w:sz w:val="24"/>
+        </w:rPr>
+        <w:t xml:space="preserve"> vs </w:t>
+      </w:r>
+      <w:r>
+        <w:rPr>
+          <w:rFonts w:ascii="Cambria Math" w:hAnsi="Cambria Math" w:eastAsia="宋体"/>
+          <w:sz w:val="24"/>
+        </w:rPr>
+        <w:t>[8,289,9,142]</w:t>
+      </w:r>
+      <w:r>
+        <w:rPr>
+          <w:rFonts w:ascii="Times New Roman" w:hAnsi="Times New Roman" w:eastAsia="宋体"/>
+          <w:sz w:val="24"/>
+        </w:rPr>
+        <w:t>），故</w:t>
+      </w:r>
+      <w:r>
+        <w:rPr>
+          <w:rFonts w:ascii="Times New Roman" w:hAnsi="Times New Roman" w:eastAsia="宋体"/>
+          <w:b/>
+          <w:sz w:val="24"/>
+        </w:rPr>
+        <w:t>原始总时间的 −1.8 % 不构成显著结论</w:t>
+      </w:r>
+      <w:r>
+        <w:rPr>
+          <w:rFonts w:ascii="Times New Roman" w:hAnsi="Times New Roman" w:eastAsia="宋体"/>
+          <w:sz w:val="24"/>
+        </w:rPr>
+        <w:t>；可比的是</w:t>
+      </w:r>
+      <w:r>
+        <w:rPr>
+          <w:rFonts w:ascii="Times New Roman" w:hAnsi="Times New Roman" w:eastAsia="宋体"/>
+          <w:b/>
+          <w:sz w:val="24"/>
+        </w:rPr>
+        <w:t>每源口径（−8.0 ~ −8.7 %）</w:t>
+      </w:r>
+      <w:r>
+        <w:rPr>
+          <w:rFonts w:ascii="Times New Roman" w:hAnsi="Times New Roman" w:eastAsia="宋体"/>
+          <w:sz w:val="24"/>
+        </w:rPr>
+        <w:t>与</w:t>
+      </w:r>
+      <w:r>
+        <w:rPr>
+          <w:rFonts w:ascii="Times New Roman" w:hAnsi="Times New Roman" w:eastAsia="宋体"/>
+          <w:b/>
+          <w:sz w:val="24"/>
+        </w:rPr>
+        <w:t>机制级证据"检测次数 −21.1 % 且全部全清"</w:t>
+      </w:r>
+      <w:r>
+        <w:rPr>
+          <w:rFonts w:ascii="Times New Roman" w:hAnsi="Times New Roman" w:eastAsia="宋体"/>
+          <w:sz w:val="24"/>
+        </w:rPr>
+        <w:t>。二者与离线固定误差场结果（−5.2 ~ −6.4 %）方向一致、量级相当。</w:t>
+      </w:r>
+    </w:p>
+    <w:p>
+      <w:pPr>
+        <w:spacing w:line="360" w:lineRule="auto" w:after="40"/>
+        <w:ind w:firstLine="420"/>
+      </w:pPr>
+      <w:r>
+        <w:rPr>
+          <w:rFonts w:ascii="Times New Roman" w:hAnsi="Times New Roman" w:eastAsia="宋体"/>
+          <w:b/>
+          <w:sz w:val="24"/>
+        </w:rPr>
         <w:t>与题设的相容性（逐条自查）</w:t>
       </w:r>
       <w:r>
@@ -17087,21 +17827,6 @@
           <w:sz w:val="24"/>
         </w:rPr>
         <w:t xml:space="preserve"> 与清除语义；不引入概率地图/PSO/遗传算法等新方法。</w:t>
-      </w:r>
-      <w:r>
-        <w:rPr>
-          <w:rFonts w:ascii="Times New Roman" w:hAnsi="Times New Roman" w:eastAsia="宋体"/>
-          <w:b/>
-          <w:sz w:val="24"/>
-        </w:rPr>
-        <w:t>待办</w:t>
-      </w:r>
-      <w:r>
-        <w:rPr>
-          <w:rFonts w:ascii="Times New Roman" w:hAnsi="Times New Roman" w:eastAsia="宋体"/>
-          <w:sz w:val="24"/>
-        </w:rPr>
-        <w:t>：实机 A/B（官方模拟器在环）仍待重开测试会话后补做。</w:t>
       </w:r>
     </w:p>
     <w:p>

--- a/2026B_solution/2026B_论文初稿.docx
+++ b/2026B_solution/2026B_论文初稿.docx
@@ -19420,6 +19420,764 @@
           <w:sz w:val="26"/>
         </w:rPr>
         <w:t>6.4 鲁棒性分析</w:t>
+      </w:r>
+    </w:p>
+    <w:p>
+      <w:pPr>
+        <w:pStyle w:val="ListBullet"/>
+        <w:spacing w:before="0" w:after="0"/>
+      </w:pPr>
+      <w:r>
+        <w:rPr>
+          <w:rFonts w:ascii="Times New Roman" w:hAnsi="Times New Roman" w:eastAsia="宋体"/>
+          <w:b/>
+          <w:sz w:val="24"/>
+        </w:rPr>
+        <w:t>官方模拟器在环 12 局稳定性复核（最终配置）</w:t>
+      </w:r>
+      <w:r>
+        <w:rPr>
+          <w:rFonts w:ascii="Times New Roman" w:hAnsi="Times New Roman" w:eastAsia="宋体"/>
+          <w:sz w:val="24"/>
+        </w:rPr>
+        <w:t>：</w:t>
+      </w:r>
+    </w:p>
+    <w:tbl>
+      <w:tblPr>
+        <w:tblStyle w:val="TableGrid"/>
+        <w:tblW w:type="auto" w:w="0"/>
+        <w:jc w:val="center"/>
+        <w:tblLook w:firstColumn="1" w:firstRow="1" w:lastColumn="0" w:lastRow="0" w:noHBand="0" w:noVBand="1" w:val="04A0"/>
+      </w:tblPr>
+      <w:tblGrid>
+        <w:gridCol w:w="1465"/>
+        <w:gridCol w:w="1465"/>
+        <w:gridCol w:w="1465"/>
+        <w:gridCol w:w="1465"/>
+        <w:gridCol w:w="1465"/>
+        <w:gridCol w:w="1465"/>
+      </w:tblGrid>
+      <w:tr>
+        <w:tc>
+          <w:tcPr>
+            <w:tcW w:type="dxa" w:w="1465"/>
+            <w:shd w:val="clear" w:color="auto" w:fill="EAF1F8"/>
+          </w:tcPr>
+          <w:p>
+            <w:pPr>
+              <w:spacing w:before="20" w:after="20" w:line="240" w:lineRule="auto"/>
+            </w:pPr>
+            <w:r>
+              <w:rPr>
+                <w:rFonts w:ascii="Times New Roman" w:hAnsi="Times New Roman" w:eastAsia="宋体"/>
+                <w:b/>
+                <w:sz w:val="19"/>
+              </w:rPr>
+              <w:t>指标</w:t>
+            </w:r>
+          </w:p>
+        </w:tc>
+        <w:tc>
+          <w:tcPr>
+            <w:tcW w:type="dxa" w:w="1465"/>
+            <w:shd w:val="clear" w:color="auto" w:fill="EAF1F8"/>
+          </w:tcPr>
+          <w:p>
+            <w:pPr>
+              <w:spacing w:before="20" w:after="20" w:line="240" w:lineRule="auto"/>
+            </w:pPr>
+            <w:r>
+              <w:rPr>
+                <w:rFonts w:ascii="Times New Roman" w:hAnsi="Times New Roman" w:eastAsia="宋体"/>
+                <w:b/>
+                <w:sz w:val="19"/>
+              </w:rPr>
+              <w:t>均值</w:t>
+            </w:r>
+          </w:p>
+        </w:tc>
+        <w:tc>
+          <w:tcPr>
+            <w:tcW w:type="dxa" w:w="1465"/>
+            <w:shd w:val="clear" w:color="auto" w:fill="EAF1F8"/>
+          </w:tcPr>
+          <w:p>
+            <w:pPr>
+              <w:spacing w:before="20" w:after="20" w:line="240" w:lineRule="auto"/>
+            </w:pPr>
+            <w:r>
+              <w:rPr>
+                <w:rFonts w:ascii="Times New Roman" w:hAnsi="Times New Roman" w:eastAsia="宋体"/>
+                <w:b/>
+                <w:sz w:val="19"/>
+              </w:rPr>
+              <w:t>中位</w:t>
+            </w:r>
+          </w:p>
+        </w:tc>
+        <w:tc>
+          <w:tcPr>
+            <w:tcW w:type="dxa" w:w="1465"/>
+            <w:shd w:val="clear" w:color="auto" w:fill="EAF1F8"/>
+          </w:tcPr>
+          <w:p>
+            <w:pPr>
+              <w:spacing w:before="20" w:after="20" w:line="240" w:lineRule="auto"/>
+            </w:pPr>
+            <w:r>
+              <w:rPr>
+                <w:rFonts w:ascii="Times New Roman" w:hAnsi="Times New Roman" w:eastAsia="宋体"/>
+                <w:b/>
+                <w:sz w:val="19"/>
+              </w:rPr>
+              <w:t>标准差</w:t>
+            </w:r>
+          </w:p>
+        </w:tc>
+        <w:tc>
+          <w:tcPr>
+            <w:tcW w:type="dxa" w:w="1465"/>
+            <w:shd w:val="clear" w:color="auto" w:fill="EAF1F8"/>
+          </w:tcPr>
+          <w:p>
+            <w:pPr>
+              <w:spacing w:before="20" w:after="20" w:line="240" w:lineRule="auto"/>
+            </w:pPr>
+            <w:r>
+              <w:rPr>
+                <w:rFonts w:ascii="Times New Roman" w:hAnsi="Times New Roman" w:eastAsia="宋体"/>
+                <w:b/>
+                <w:sz w:val="19"/>
+              </w:rPr>
+              <w:t>CV</w:t>
+            </w:r>
+          </w:p>
+        </w:tc>
+        <w:tc>
+          <w:tcPr>
+            <w:tcW w:type="dxa" w:w="1465"/>
+            <w:shd w:val="clear" w:color="auto" w:fill="EAF1F8"/>
+          </w:tcPr>
+          <w:p>
+            <w:pPr>
+              <w:spacing w:before="20" w:after="20" w:line="240" w:lineRule="auto"/>
+            </w:pPr>
+            <w:r>
+              <w:rPr>
+                <w:rFonts w:ascii="Times New Roman" w:hAnsi="Times New Roman" w:eastAsia="宋体"/>
+                <w:b/>
+                <w:sz w:val="19"/>
+              </w:rPr>
+              <w:t>范围</w:t>
+            </w:r>
+          </w:p>
+        </w:tc>
+      </w:tr>
+      <w:tr>
+        <w:tc>
+          <w:tcPr>
+            <w:tcW w:type="dxa" w:w="1465"/>
+          </w:tcPr>
+          <w:p>
+            <w:pPr>
+              <w:spacing w:before="20" w:after="20" w:line="240" w:lineRule="auto"/>
+            </w:pPr>
+            <w:r>
+              <w:rPr>
+                <w:rFonts w:ascii="Times New Roman" w:hAnsi="Times New Roman" w:eastAsia="宋体"/>
+                <w:sz w:val="19"/>
+              </w:rPr>
+              <w:t>总虚拟时间</w:t>
+            </w:r>
+          </w:p>
+        </w:tc>
+        <w:tc>
+          <w:tcPr>
+            <w:tcW w:type="dxa" w:w="1465"/>
+          </w:tcPr>
+          <w:p>
+            <w:pPr>
+              <w:spacing w:before="20" w:after="20" w:line="240" w:lineRule="auto"/>
+            </w:pPr>
+            <w:r>
+              <w:rPr>
+                <w:rFonts w:ascii="Times New Roman" w:hAnsi="Times New Roman" w:eastAsia="宋体"/>
+                <w:b/>
+                <w:sz w:val="19"/>
+              </w:rPr>
+              <w:t>8 530.8 s</w:t>
+            </w:r>
+          </w:p>
+        </w:tc>
+        <w:tc>
+          <w:tcPr>
+            <w:tcW w:type="dxa" w:w="1465"/>
+          </w:tcPr>
+          <w:p>
+            <w:pPr>
+              <w:spacing w:before="20" w:after="20" w:line="240" w:lineRule="auto"/>
+            </w:pPr>
+            <w:r>
+              <w:rPr>
+                <w:rFonts w:ascii="Times New Roman" w:hAnsi="Times New Roman" w:eastAsia="宋体"/>
+                <w:sz w:val="19"/>
+              </w:rPr>
+              <w:t>8 418.1</w:t>
+            </w:r>
+          </w:p>
+        </w:tc>
+        <w:tc>
+          <w:tcPr>
+            <w:tcW w:type="dxa" w:w="1465"/>
+          </w:tcPr>
+          <w:p>
+            <w:pPr>
+              <w:spacing w:before="20" w:after="20" w:line="240" w:lineRule="auto"/>
+            </w:pPr>
+            <w:r>
+              <w:rPr>
+                <w:rFonts w:ascii="Times New Roman" w:hAnsi="Times New Roman" w:eastAsia="宋体"/>
+                <w:sz w:val="19"/>
+              </w:rPr>
+              <w:t>457.1</w:t>
+            </w:r>
+          </w:p>
+        </w:tc>
+        <w:tc>
+          <w:tcPr>
+            <w:tcW w:type="dxa" w:w="1465"/>
+          </w:tcPr>
+          <w:p>
+            <w:pPr>
+              <w:spacing w:before="20" w:after="20" w:line="240" w:lineRule="auto"/>
+            </w:pPr>
+            <w:r>
+              <w:rPr>
+                <w:rFonts w:ascii="Times New Roman" w:hAnsi="Times New Roman" w:eastAsia="宋体"/>
+                <w:b/>
+                <w:sz w:val="19"/>
+              </w:rPr>
+              <w:t>5.36 %</w:t>
+            </w:r>
+          </w:p>
+        </w:tc>
+        <w:tc>
+          <w:tcPr>
+            <w:tcW w:type="dxa" w:w="1465"/>
+          </w:tcPr>
+          <w:p>
+            <w:pPr>
+              <w:spacing w:before="20" w:after="20" w:line="240" w:lineRule="auto"/>
+            </w:pPr>
+            <w:r>
+              <w:rPr>
+                <w:rFonts w:ascii="Cambria Math" w:hAnsi="Cambria Math" w:eastAsia="宋体"/>
+                <w:sz w:val="19"/>
+              </w:rPr>
+              <w:t>[7,661,,9,367]</w:t>
+            </w:r>
+          </w:p>
+        </w:tc>
+      </w:tr>
+      <w:tr>
+        <w:tc>
+          <w:tcPr>
+            <w:tcW w:type="dxa" w:w="1465"/>
+          </w:tcPr>
+          <w:p>
+            <w:pPr>
+              <w:spacing w:before="20" w:after="20" w:line="240" w:lineRule="auto"/>
+            </w:pPr>
+            <w:r>
+              <w:rPr>
+                <w:rFonts w:ascii="Times New Roman" w:hAnsi="Times New Roman" w:eastAsia="宋体"/>
+                <w:sz w:val="19"/>
+              </w:rPr>
+              <w:t>网格扫描阶段（占 75 %）</w:t>
+            </w:r>
+          </w:p>
+        </w:tc>
+        <w:tc>
+          <w:tcPr>
+            <w:tcW w:type="dxa" w:w="1465"/>
+          </w:tcPr>
+          <w:p>
+            <w:pPr>
+              <w:spacing w:before="20" w:after="20" w:line="240" w:lineRule="auto"/>
+            </w:pPr>
+            <w:r>
+              <w:rPr>
+                <w:rFonts w:ascii="Times New Roman" w:hAnsi="Times New Roman" w:eastAsia="宋体"/>
+                <w:sz w:val="19"/>
+              </w:rPr>
+              <w:t>6 414.2 s</w:t>
+            </w:r>
+          </w:p>
+        </w:tc>
+        <w:tc>
+          <w:tcPr>
+            <w:tcW w:type="dxa" w:w="1465"/>
+          </w:tcPr>
+          <w:p>
+            <w:pPr>
+              <w:spacing w:before="20" w:after="20" w:line="240" w:lineRule="auto"/>
+            </w:pPr>
+            <w:r>
+              <w:rPr>
+                <w:rFonts w:ascii="Times New Roman" w:hAnsi="Times New Roman" w:eastAsia="宋体"/>
+                <w:sz w:val="19"/>
+              </w:rPr>
+              <w:t>6 597.3</w:t>
+            </w:r>
+          </w:p>
+        </w:tc>
+        <w:tc>
+          <w:tcPr>
+            <w:tcW w:type="dxa" w:w="1465"/>
+          </w:tcPr>
+          <w:p>
+            <w:pPr>
+              <w:spacing w:before="20" w:after="20" w:line="240" w:lineRule="auto"/>
+            </w:pPr>
+            <w:r>
+              <w:rPr>
+                <w:rFonts w:ascii="Times New Roman" w:hAnsi="Times New Roman" w:eastAsia="宋体"/>
+                <w:sz w:val="19"/>
+              </w:rPr>
+              <w:t>341.7</w:t>
+            </w:r>
+          </w:p>
+        </w:tc>
+        <w:tc>
+          <w:tcPr>
+            <w:tcW w:type="dxa" w:w="1465"/>
+          </w:tcPr>
+          <w:p>
+            <w:pPr>
+              <w:spacing w:before="20" w:after="20" w:line="240" w:lineRule="auto"/>
+            </w:pPr>
+            <w:r>
+              <w:rPr>
+                <w:rFonts w:ascii="Times New Roman" w:hAnsi="Times New Roman" w:eastAsia="宋体"/>
+                <w:b/>
+                <w:sz w:val="19"/>
+              </w:rPr>
+              <w:t>5.33 %</w:t>
+            </w:r>
+          </w:p>
+        </w:tc>
+        <w:tc>
+          <w:tcPr>
+            <w:tcW w:type="dxa" w:w="1465"/>
+          </w:tcPr>
+          <w:p>
+            <w:pPr>
+              <w:spacing w:before="20" w:after="20" w:line="240" w:lineRule="auto"/>
+            </w:pPr>
+            <w:r>
+              <w:rPr>
+                <w:rFonts w:ascii="Cambria Math" w:hAnsi="Cambria Math" w:eastAsia="宋体"/>
+                <w:sz w:val="19"/>
+              </w:rPr>
+              <w:t>[5,765,,6,854]</w:t>
+            </w:r>
+          </w:p>
+        </w:tc>
+      </w:tr>
+      <w:tr>
+        <w:tc>
+          <w:tcPr>
+            <w:tcW w:type="dxa" w:w="1465"/>
+          </w:tcPr>
+          <w:p>
+            <w:pPr>
+              <w:spacing w:before="20" w:after="20" w:line="240" w:lineRule="auto"/>
+            </w:pPr>
+            <w:r>
+              <w:rPr>
+                <w:rFonts w:ascii="Times New Roman" w:hAnsi="Times New Roman" w:eastAsia="宋体"/>
+                <w:sz w:val="19"/>
+              </w:rPr>
+              <w:t>移动距离</w:t>
+            </w:r>
+          </w:p>
+        </w:tc>
+        <w:tc>
+          <w:tcPr>
+            <w:tcW w:type="dxa" w:w="1465"/>
+          </w:tcPr>
+          <w:p>
+            <w:pPr>
+              <w:spacing w:before="20" w:after="20" w:line="240" w:lineRule="auto"/>
+            </w:pPr>
+            <w:r>
+              <w:rPr>
+                <w:rFonts w:ascii="Times New Roman" w:hAnsi="Times New Roman" w:eastAsia="宋体"/>
+                <w:sz w:val="19"/>
+              </w:rPr>
+              <w:t>31 516 m</w:t>
+            </w:r>
+          </w:p>
+        </w:tc>
+        <w:tc>
+          <w:tcPr>
+            <w:tcW w:type="dxa" w:w="1465"/>
+          </w:tcPr>
+          <w:p>
+            <w:pPr>
+              <w:spacing w:before="20" w:after="20" w:line="240" w:lineRule="auto"/>
+            </w:pPr>
+            <w:r>
+              <w:rPr>
+                <w:rFonts w:ascii="Times New Roman" w:hAnsi="Times New Roman" w:eastAsia="宋体"/>
+                <w:sz w:val="19"/>
+              </w:rPr>
+              <w:t>31 260</w:t>
+            </w:r>
+          </w:p>
+        </w:tc>
+        <w:tc>
+          <w:tcPr>
+            <w:tcW w:type="dxa" w:w="1465"/>
+          </w:tcPr>
+          <w:p>
+            <w:pPr>
+              <w:spacing w:before="20" w:after="20" w:line="240" w:lineRule="auto"/>
+            </w:pPr>
+            <w:r>
+              <w:rPr>
+                <w:rFonts w:ascii="Times New Roman" w:hAnsi="Times New Roman" w:eastAsia="宋体"/>
+                <w:sz w:val="19"/>
+              </w:rPr>
+              <w:t>1 676</w:t>
+            </w:r>
+          </w:p>
+        </w:tc>
+        <w:tc>
+          <w:tcPr>
+            <w:tcW w:type="dxa" w:w="1465"/>
+          </w:tcPr>
+          <w:p>
+            <w:pPr>
+              <w:spacing w:before="20" w:after="20" w:line="240" w:lineRule="auto"/>
+            </w:pPr>
+            <w:r>
+              <w:rPr>
+                <w:rFonts w:ascii="Times New Roman" w:hAnsi="Times New Roman" w:eastAsia="宋体"/>
+                <w:b/>
+                <w:sz w:val="19"/>
+              </w:rPr>
+              <w:t>5.32 %</w:t>
+            </w:r>
+          </w:p>
+        </w:tc>
+        <w:tc>
+          <w:tcPr>
+            <w:tcW w:type="dxa" w:w="1465"/>
+          </w:tcPr>
+          <w:p>
+            <w:pPr>
+              <w:spacing w:before="20" w:after="20" w:line="240" w:lineRule="auto"/>
+            </w:pPr>
+            <w:r>
+              <w:rPr>
+                <w:rFonts w:ascii="Cambria Math" w:hAnsi="Cambria Math" w:eastAsia="宋体"/>
+                <w:sz w:val="19"/>
+              </w:rPr>
+              <w:t>[28,987,,33,762]</w:t>
+            </w:r>
+          </w:p>
+        </w:tc>
+      </w:tr>
+      <w:tr>
+        <w:tc>
+          <w:tcPr>
+            <w:tcW w:type="dxa" w:w="1465"/>
+          </w:tcPr>
+          <w:p>
+            <w:pPr>
+              <w:spacing w:before="20" w:after="20" w:line="240" w:lineRule="auto"/>
+            </w:pPr>
+            <w:r>
+              <w:rPr>
+                <w:rFonts w:ascii="Times New Roman" w:hAnsi="Times New Roman" w:eastAsia="宋体"/>
+                <w:sz w:val="19"/>
+              </w:rPr>
+              <w:t>检测次数</w:t>
+            </w:r>
+          </w:p>
+        </w:tc>
+        <w:tc>
+          <w:tcPr>
+            <w:tcW w:type="dxa" w:w="1465"/>
+          </w:tcPr>
+          <w:p>
+            <w:pPr>
+              <w:spacing w:before="20" w:after="20" w:line="240" w:lineRule="auto"/>
+            </w:pPr>
+            <w:r>
+              <w:rPr>
+                <w:rFonts w:ascii="Times New Roman" w:hAnsi="Times New Roman" w:eastAsia="宋体"/>
+                <w:sz w:val="19"/>
+              </w:rPr>
+              <w:t>364.6</w:t>
+            </w:r>
+          </w:p>
+        </w:tc>
+        <w:tc>
+          <w:tcPr>
+            <w:tcW w:type="dxa" w:w="1465"/>
+          </w:tcPr>
+          <w:p>
+            <w:pPr>
+              <w:spacing w:before="20" w:after="20" w:line="240" w:lineRule="auto"/>
+            </w:pPr>
+            <w:r>
+              <w:rPr>
+                <w:rFonts w:ascii="Times New Roman" w:hAnsi="Times New Roman" w:eastAsia="宋体"/>
+                <w:sz w:val="19"/>
+              </w:rPr>
+              <w:t>388.0</w:t>
+            </w:r>
+          </w:p>
+        </w:tc>
+        <w:tc>
+          <w:tcPr>
+            <w:tcW w:type="dxa" w:w="1465"/>
+          </w:tcPr>
+          <w:p>
+            <w:pPr>
+              <w:spacing w:before="20" w:after="20" w:line="240" w:lineRule="auto"/>
+            </w:pPr>
+            <w:r>
+              <w:rPr>
+                <w:rFonts w:ascii="Times New Roman" w:hAnsi="Times New Roman" w:eastAsia="宋体"/>
+                <w:sz w:val="19"/>
+              </w:rPr>
+              <w:t>51.9</w:t>
+            </w:r>
+          </w:p>
+        </w:tc>
+        <w:tc>
+          <w:tcPr>
+            <w:tcW w:type="dxa" w:w="1465"/>
+          </w:tcPr>
+          <w:p>
+            <w:pPr>
+              <w:spacing w:before="20" w:after="20" w:line="240" w:lineRule="auto"/>
+            </w:pPr>
+            <w:r>
+              <w:rPr>
+                <w:rFonts w:ascii="Times New Roman" w:hAnsi="Times New Roman" w:eastAsia="宋体"/>
+                <w:sz w:val="19"/>
+              </w:rPr>
+              <w:t>14.22 %</w:t>
+            </w:r>
+          </w:p>
+        </w:tc>
+        <w:tc>
+          <w:tcPr>
+            <w:tcW w:type="dxa" w:w="1465"/>
+          </w:tcPr>
+          <w:p>
+            <w:pPr>
+              <w:spacing w:before="20" w:after="20" w:line="240" w:lineRule="auto"/>
+            </w:pPr>
+            <w:r>
+              <w:rPr>
+                <w:rFonts w:ascii="Cambria Math" w:hAnsi="Cambria Math" w:eastAsia="宋体"/>
+                <w:sz w:val="19"/>
+              </w:rPr>
+              <w:t>[259,,426]</w:t>
+            </w:r>
+          </w:p>
+        </w:tc>
+      </w:tr>
+    </w:tbl>
+    <w:p>
+      <w:pPr>
+        <w:spacing w:after="80"/>
+      </w:pPr>
+    </w:p>
+    <w:p>
+      <w:pPr>
+        <w:spacing w:line="360" w:lineRule="auto" w:after="40"/>
+        <w:ind w:firstLine="420"/>
+      </w:pPr>
+      <w:r>
+        <w:rPr>
+          <w:rFonts w:ascii="Times New Roman" w:hAnsi="Times New Roman" w:eastAsia="宋体"/>
+          <w:sz w:val="24"/>
+        </w:rPr>
+        <w:t xml:space="preserve">全清 </w:t>
+      </w:r>
+      <w:r>
+        <w:rPr>
+          <w:rFonts w:ascii="Times New Roman" w:hAnsi="Times New Roman" w:eastAsia="宋体"/>
+          <w:b/>
+          <w:sz w:val="24"/>
+        </w:rPr>
+        <w:t>12/12（零未解决）</w:t>
+      </w:r>
+      <w:r>
+        <w:rPr>
+          <w:rFonts w:ascii="Times New Roman" w:hAnsi="Times New Roman" w:eastAsia="宋体"/>
+          <w:sz w:val="24"/>
+        </w:rPr>
+        <w:t xml:space="preserve">；9/12 局零清除失败，另 3 局分别出现 1/6/14 次清除失败但均被归航与恢复闭环兜回，最终仍零未解决；每源时间 </w:t>
+      </w:r>
+      <w:r>
+        <w:rPr>
+          <w:rFonts w:ascii="Cambria Math" w:hAnsi="Cambria Math" w:eastAsia="宋体"/>
+          <w:sz w:val="24"/>
+        </w:rPr>
+        <w:t>∑ T/∑ N=</w:t>
+      </w:r>
+      <w:r>
+        <w:rPr>
+          <w:rFonts w:ascii="Times New Roman" w:hAnsi="Times New Roman" w:eastAsia="宋体"/>
+          <w:sz w:val="24"/>
+        </w:rPr>
+        <w:t xml:space="preserve"> </w:t>
+      </w:r>
+      <w:r>
+        <w:rPr>
+          <w:rFonts w:ascii="Times New Roman" w:hAnsi="Times New Roman" w:eastAsia="宋体"/>
+          <w:b/>
+          <w:sz w:val="24"/>
+        </w:rPr>
+        <w:t>677.9 s/源</w:t>
+      </w:r>
+      <w:r>
+        <w:rPr>
+          <w:rFonts w:ascii="Times New Roman" w:hAnsi="Times New Roman" w:eastAsia="宋体"/>
+          <w:sz w:val="24"/>
+        </w:rPr>
+        <w:t xml:space="preserve">（均值 95 % CI 约 </w:t>
+      </w:r>
+      <w:r>
+        <w:rPr>
+          <w:rFonts w:ascii="Cambria Math" w:hAnsi="Cambria Math" w:eastAsia="宋体"/>
+          <w:sz w:val="24"/>
+        </w:rPr>
+        <w:t>8531±259</w:t>
+      </w:r>
+      <w:r>
+        <w:rPr>
+          <w:rFonts w:ascii="Times New Roman" w:hAnsi="Times New Roman" w:eastAsia="宋体"/>
+          <w:sz w:val="24"/>
+        </w:rPr>
+        <w:t xml:space="preserve"> s）。</w:t>
+      </w:r>
+    </w:p>
+    <w:p>
+      <w:pPr>
+        <w:spacing w:line="360" w:lineRule="auto" w:after="40"/>
+        <w:ind w:firstLine="420"/>
+      </w:pPr>
+      <w:r>
+        <w:rPr>
+          <w:rFonts w:ascii="Times New Roman" w:hAnsi="Times New Roman" w:eastAsia="宋体"/>
+          <w:b/>
+          <w:sz w:val="24"/>
+        </w:rPr>
+        <w:t>一个必须澄清的口径</w:t>
+      </w:r>
+      <w:r>
+        <w:rPr>
+          <w:rFonts w:ascii="Times New Roman" w:hAnsi="Times New Roman" w:eastAsia="宋体"/>
+          <w:sz w:val="24"/>
+        </w:rPr>
+        <w:t xml:space="preserve">：本批回归得 </w:t>
+      </w:r>
+      <w:r>
+        <w:rPr>
+          <w:rFonts w:ascii="Cambria Math" w:hAnsi="Cambria Math" w:eastAsia="宋体"/>
+          <w:sz w:val="24"/>
+        </w:rPr>
+        <w:t>T=8,485+3.7N</w:t>
+      </w:r>
+      <w:r>
+        <w:rPr>
+          <w:rFonts w:ascii="Times New Roman" w:hAnsi="Times New Roman" w:eastAsia="宋体"/>
+          <w:sz w:val="24"/>
+        </w:rPr>
+        <w:t>、</w:t>
+      </w:r>
+      <w:r>
+        <w:rPr>
+          <w:rFonts w:ascii="Cambria Math" w:hAnsi="Cambria Math" w:eastAsia="宋体"/>
+          <w:sz w:val="24"/>
+        </w:rPr>
+        <w:t>R²=0.000</w:t>
+      </w:r>
+      <w:r>
+        <w:rPr>
+          <w:rFonts w:ascii="Times New Roman" w:hAnsi="Times New Roman" w:eastAsia="宋体"/>
+          <w:sz w:val="24"/>
+        </w:rPr>
+        <w:t>——</w:t>
+      </w:r>
+      <w:r>
+        <w:rPr>
+          <w:rFonts w:ascii="Times New Roman" w:hAnsi="Times New Roman" w:eastAsia="宋体"/>
+          <w:b/>
+          <w:sz w:val="24"/>
+        </w:rPr>
+        <w:t>总时间在源数 10–16 范围内几乎与源数无关</w:t>
+      </w:r>
+      <w:r>
+        <w:rPr>
+          <w:rFonts w:ascii="Times New Roman" w:hAnsi="Times New Roman" w:eastAsia="宋体"/>
+          <w:sz w:val="24"/>
+        </w:rPr>
+        <w:t>（10 源 7 950 s、16 源 7 661 s），原因是固定的网格扫描占总时间约 75 %。因此"每源时间的 CV（15.8 %）"其实是</w:t>
+      </w:r>
+      <w:r>
+        <w:rPr>
+          <w:rFonts w:ascii="Times New Roman" w:hAnsi="Times New Roman" w:eastAsia="宋体"/>
+          <w:b/>
+          <w:sz w:val="24"/>
+        </w:rPr>
+        <w:t>用一个接近常数的总量去除以波动的源数</w:t>
+      </w:r>
+      <w:r>
+        <w:rPr>
+          <w:rFonts w:ascii="Times New Roman" w:hAnsi="Times New Roman" w:eastAsia="宋体"/>
+          <w:sz w:val="24"/>
+        </w:rPr>
+        <w:t>造成的放大，</w:t>
+      </w:r>
+      <w:r>
+        <w:rPr>
+          <w:rFonts w:ascii="Times New Roman" w:hAnsi="Times New Roman" w:eastAsia="宋体"/>
+          <w:b/>
+          <w:sz w:val="24"/>
+        </w:rPr>
+        <w:t>稳定性应以总时间口径陈述（CV 5.4 %）</w:t>
+      </w:r>
+      <w:r>
+        <w:rPr>
+          <w:rFonts w:ascii="Times New Roman" w:hAnsi="Times New Roman" w:eastAsia="宋体"/>
+          <w:sz w:val="24"/>
+        </w:rPr>
+        <w:t>；反之，在</w:t>
+      </w:r>
+      <w:r>
+        <w:rPr>
+          <w:rFonts w:ascii="Times New Roman" w:hAnsi="Times New Roman" w:eastAsia="宋体"/>
+          <w:b/>
+          <w:sz w:val="24"/>
+        </w:rPr>
+        <w:t>跨批次</w:t>
+      </w:r>
+      <w:r>
+        <w:rPr>
+          <w:rFonts w:ascii="Times New Roman" w:hAnsi="Times New Roman" w:eastAsia="宋体"/>
+          <w:sz w:val="24"/>
+        </w:rPr>
+        <w:t>比较时才需要用每源口径来抵消源数差异（§6.3）。</w:t>
       </w:r>
     </w:p>
     <w:p>

--- a/2026B_solution/2026B_论文初稿.docx
+++ b/2026B_solution/2026B_论文初稿.docx
@@ -17827,6 +17827,1334 @@
           <w:sz w:val="24"/>
         </w:rPr>
         <w:t xml:space="preserve"> 与清除语义；不引入概率地图/PSO/遗传算法等新方法。</w:t>
+      </w:r>
+    </w:p>
+    <w:p>
+      <w:pPr>
+        <w:spacing w:before="160" w:after="80"/>
+      </w:pPr>
+      <w:r>
+        <w:rPr>
+          <w:rFonts w:ascii="Times New Roman" w:hAnsi="Times New Roman" w:eastAsia="黑体"/>
+          <w:b/>
+          <w:sz w:val="26"/>
+        </w:rPr>
+        <w:t>6.2quater 失效结构分析与"暂缓归航"（第 2 个采纳项）</w:t>
+      </w:r>
+    </w:p>
+    <w:p>
+      <w:pPr>
+        <w:spacing w:line="360" w:lineRule="auto" w:after="40"/>
+        <w:ind w:firstLine="420"/>
+      </w:pPr>
+      <w:r>
+        <w:rPr>
+          <w:rFonts w:ascii="Times New Roman" w:hAnsi="Times New Roman" w:eastAsia="宋体"/>
+          <w:b/>
+          <w:sz w:val="24"/>
+        </w:rPr>
+        <w:t>先看失效结构（12 局在环日志，共清除 151 个源）</w:t>
+      </w:r>
+      <w:r>
+        <w:rPr>
+          <w:rFonts w:ascii="Times New Roman" w:hAnsi="Times New Roman" w:eastAsia="宋体"/>
+          <w:sz w:val="24"/>
+        </w:rPr>
+        <w:t xml:space="preserve">：9/12 局零失败；3 局分别出现 1/6/14 次失败，合计 21 次。其中 </w:t>
+      </w:r>
+      <w:r>
+        <w:rPr>
+          <w:rFonts w:ascii="Times New Roman" w:hAnsi="Times New Roman" w:eastAsia="宋体"/>
+          <w:b/>
+          <w:sz w:val="24"/>
+        </w:rPr>
+        <w:t>39 次首次 LS 试清成功 36 次（92.3 %），真正的首次 LS 失败只有 3 次</w:t>
+      </w:r>
+      <w:r>
+        <w:rPr>
+          <w:rFonts w:ascii="Times New Roman" w:hAnsi="Times New Roman" w:eastAsia="宋体"/>
+          <w:sz w:val="24"/>
+        </w:rPr>
+        <w:t xml:space="preserve">；另有 </w:t>
+      </w:r>
+      <w:r>
+        <w:rPr>
+          <w:rFonts w:ascii="Times New Roman" w:hAnsi="Times New Roman" w:eastAsia="宋体"/>
+          <w:b/>
+          <w:sz w:val="24"/>
+        </w:rPr>
+        <w:t>18 次失败发生在失败之后的恢复链</w:t>
+      </w:r>
+      <w:r>
+        <w:rPr>
+          <w:rFonts w:ascii="Times New Roman" w:hAnsi="Times New Roman" w:eastAsia="宋体"/>
+          <w:sz w:val="24"/>
+        </w:rPr>
+        <w:t xml:space="preserve">，而 </w:t>
+      </w:r>
+      <w:r>
+        <w:rPr>
+          <w:rFonts w:ascii="Times New Roman" w:hAnsi="Times New Roman" w:eastAsia="宋体"/>
+          <w:b/>
+          <w:sz w:val="24"/>
+        </w:rPr>
+        <w:t>8 m / 15 m 邻域试探贡献 16 次（占全部失败 76.2 %）</w:t>
+      </w:r>
+      <w:r>
+        <w:rPr>
+          <w:rFonts w:ascii="Times New Roman" w:hAnsi="Times New Roman" w:eastAsia="宋体"/>
+          <w:sz w:val="24"/>
+        </w:rPr>
+        <w:t xml:space="preserve">。典型例（s08）：LS 可行域半径 70.3 m、交会角 36.1°，初始 LS 失败 → 首条示向归航失败 → 8 m 圈 6 点全失败 → 15 m 圈 6 点全失败 → 换第二条示向后才成功，单源 14 次失败、归航阶段移动 2 573 m、检测 18 次、耗时 649.6 s。三个困难源的归航恢复合计 </w:t>
+      </w:r>
+      <w:r>
+        <w:rPr>
+          <w:rFonts w:ascii="Times New Roman" w:hAnsi="Times New Roman" w:eastAsia="宋体"/>
+          <w:b/>
+          <w:sz w:val="24"/>
+        </w:rPr>
+        <w:t>1 241.6 s</w:t>
+      </w:r>
+      <w:r>
+        <w:rPr>
+          <w:rFonts w:ascii="Times New Roman" w:hAnsi="Times New Roman" w:eastAsia="宋体"/>
+          <w:sz w:val="24"/>
+        </w:rPr>
+        <w:t xml:space="preserve">，平均摊到 12 局约 </w:t>
+      </w:r>
+      <w:r>
+        <w:rPr>
+          <w:rFonts w:ascii="Times New Roman" w:hAnsi="Times New Roman" w:eastAsia="宋体"/>
+          <w:b/>
+          <w:sz w:val="24"/>
+        </w:rPr>
+        <w:t>103.5 s/局</w:t>
+      </w:r>
+      <w:r>
+        <w:rPr>
+          <w:rFonts w:ascii="Times New Roman" w:hAnsi="Times New Roman" w:eastAsia="宋体"/>
+          <w:sz w:val="24"/>
+        </w:rPr>
+        <w:t xml:space="preserve">；而 21 次失败清除请求本身只花 </w:t>
+      </w:r>
+      <w:r>
+        <w:rPr>
+          <w:rFonts w:ascii="Cambria Math" w:hAnsi="Cambria Math" w:eastAsia="宋体"/>
+          <w:sz w:val="24"/>
+        </w:rPr>
+        <w:t>21×3=63</w:t>
+      </w:r>
+      <w:r>
+        <w:rPr>
+          <w:rFonts w:ascii="Times New Roman" w:hAnsi="Times New Roman" w:eastAsia="宋体"/>
+          <w:sz w:val="24"/>
+        </w:rPr>
+        <w:t xml:space="preserve"> s。</w:t>
+      </w:r>
+    </w:p>
+    <w:p>
+      <w:pPr>
+        <w:spacing w:line="360" w:lineRule="auto" w:after="40"/>
+        <w:ind w:firstLine="420"/>
+      </w:pPr>
+      <w:r>
+        <w:rPr>
+          <w:rFonts w:ascii="Times New Roman" w:hAnsi="Times New Roman" w:eastAsia="宋体"/>
+          <w:b/>
+          <w:sz w:val="24"/>
+        </w:rPr>
+        <w:t>结论：要优化的不是"第一次 LS 试清"，而是失败后立即启动的高成本恢复链。</w:t>
+      </w:r>
+    </w:p>
+    <w:p>
+      <w:pPr>
+        <w:spacing w:line="360" w:lineRule="auto" w:after="40"/>
+        <w:ind w:firstLine="420"/>
+      </w:pPr>
+      <w:r>
+        <w:rPr>
+          <w:rFonts w:ascii="Times New Roman" w:hAnsi="Times New Roman" w:eastAsia="宋体"/>
+          <w:b/>
+          <w:sz w:val="24"/>
+        </w:rPr>
+        <w:t>采纳的改动</w:t>
+      </w:r>
+      <w:r>
+        <w:rPr>
+          <w:rFonts w:ascii="Times New Roman" w:hAnsi="Times New Roman" w:eastAsia="宋体"/>
+          <w:sz w:val="24"/>
+        </w:rPr>
+        <w:t>：顺路 LS 试清失败后</w:t>
+      </w:r>
+      <w:r>
+        <w:rPr>
+          <w:rFonts w:ascii="Times New Roman" w:hAnsi="Times New Roman" w:eastAsia="宋体"/>
+          <w:b/>
+          <w:sz w:val="24"/>
+        </w:rPr>
+        <w:t>暂缓归航</w:t>
+      </w:r>
+      <w:r>
+        <w:rPr>
+          <w:rFonts w:ascii="Times New Roman" w:hAnsi="Times New Roman" w:eastAsia="宋体"/>
+          <w:sz w:val="24"/>
+        </w:rPr>
+        <w:t>——只标记该频道本轮顺路失败，</w:t>
+      </w:r>
+      <w:r>
+        <w:rPr>
+          <w:rFonts w:ascii="Times New Roman" w:hAnsi="Times New Roman" w:eastAsia="宋体"/>
+          <w:b/>
+          <w:sz w:val="24"/>
+        </w:rPr>
+        <w:t>继续既定网格扫描</w:t>
+      </w:r>
+      <w:r>
+        <w:rPr>
+          <w:rFonts w:ascii="Times New Roman" w:hAnsi="Times New Roman" w:eastAsia="宋体"/>
+          <w:sz w:val="24"/>
+        </w:rPr>
+        <w:t>（移动本来就要做），让后续"免费"获得的示向把可行域继续收缩（</w:t>
+      </w:r>
+      <w:r>
+        <w:rPr>
+          <w:rFonts w:ascii="Cambria Math" w:hAnsi="Cambria Math" w:eastAsia="宋体"/>
+          <w:sz w:val="24"/>
+        </w:rPr>
+        <w:t>Ω꜀≤ftarrowΩ꜀∩ W</w:t>
+      </w:r>
+      <w:r>
+        <w:rPr>
+          <w:rFonts w:ascii="Times New Roman" w:hAnsi="Times New Roman" w:eastAsia="宋体"/>
+          <w:sz w:val="24"/>
+        </w:rPr>
+        <w:t>，不增加网格移动、只增加必要的频道检测），扫描后由队列重新定位并清除；若仍无法定位，才走原有归航+邻域兜底。</w:t>
+      </w:r>
+      <w:r>
+        <w:rPr>
+          <w:rFonts w:ascii="Times New Roman" w:hAnsi="Times New Roman" w:eastAsia="宋体"/>
+          <w:b/>
+          <w:sz w:val="24"/>
+        </w:rPr>
+        <w:t>不取消归航，只是把它推迟到信息更充分时</w:t>
+      </w:r>
+      <w:r>
+        <w:rPr>
+          <w:rFonts w:ascii="Times New Roman" w:hAnsi="Times New Roman" w:eastAsia="宋体"/>
+          <w:sz w:val="24"/>
+        </w:rPr>
+        <w:t>；不触碰 MEC 冻结与三角形证书。</w:t>
+      </w:r>
+    </w:p>
+    <w:p>
+      <w:pPr>
+        <w:spacing w:line="360" w:lineRule="auto" w:after="40"/>
+        <w:ind w:firstLine="420"/>
+      </w:pPr>
+      <w:r>
+        <w:rPr>
+          <w:rFonts w:ascii="Times New Roman" w:hAnsi="Times New Roman" w:eastAsia="宋体"/>
+          <w:b/>
+          <w:sz w:val="24"/>
+        </w:rPr>
+        <w:t>固定误差场配对实验</w:t>
+      </w:r>
+      <w:r>
+        <w:rPr>
+          <w:rFonts w:ascii="Times New Roman" w:hAnsi="Times New Roman" w:eastAsia="宋体"/>
+          <w:sz w:val="24"/>
+        </w:rPr>
+        <w:t>（</w:t>
+      </w:r>
+      <w:r>
+        <w:rPr>
+          <w:rFonts w:ascii="Consolas" w:hAnsi="Consolas" w:eastAsia="Consolas"/>
+          <w:sz w:val="21"/>
+        </w:rPr>
+        <w:t>ablation4_defer.py</w:t>
+      </w:r>
+      <w:r>
+        <w:rPr>
+          <w:rFonts w:ascii="Times New Roman" w:hAnsi="Times New Roman" w:eastAsia="宋体"/>
+          <w:sz w:val="24"/>
+        </w:rPr>
+        <w:t>，</w:t>
+      </w:r>
+      <w:r>
+        <w:rPr>
+          <w:rFonts w:ascii="Cambria Math" w:hAnsi="Cambria Math" w:eastAsia="宋体"/>
+          <w:sz w:val="24"/>
+        </w:rPr>
+        <w:t>n=400</w:t>
+      </w:r>
+      <w:r>
+        <w:rPr>
+          <w:rFonts w:ascii="Times New Roman" w:hAnsi="Times New Roman" w:eastAsia="宋体"/>
+          <w:sz w:val="24"/>
+        </w:rPr>
+        <w:t>/档）：</w:t>
+      </w:r>
+    </w:p>
+    <w:tbl>
+      <w:tblPr>
+        <w:tblStyle w:val="TableGrid"/>
+        <w:tblW w:type="auto" w:w="0"/>
+        <w:jc w:val="center"/>
+        <w:tblLook w:firstColumn="1" w:firstRow="1" w:lastColumn="0" w:lastRow="0" w:noHBand="0" w:noVBand="1" w:val="04A0"/>
+      </w:tblPr>
+      <w:tblGrid>
+        <w:gridCol w:w="879"/>
+        <w:gridCol w:w="879"/>
+        <w:gridCol w:w="879"/>
+        <w:gridCol w:w="879"/>
+        <w:gridCol w:w="879"/>
+        <w:gridCol w:w="879"/>
+        <w:gridCol w:w="879"/>
+        <w:gridCol w:w="879"/>
+        <w:gridCol w:w="879"/>
+        <w:gridCol w:w="879"/>
+      </w:tblGrid>
+      <w:tr>
+        <w:tc>
+          <w:tcPr>
+            <w:tcW w:type="dxa" w:w="879"/>
+            <w:shd w:val="clear" w:color="auto" w:fill="EAF1F8"/>
+          </w:tcPr>
+          <w:p>
+            <w:pPr>
+              <w:spacing w:before="20" w:after="20" w:line="240" w:lineRule="auto"/>
+            </w:pPr>
+            <w:r>
+              <w:rPr>
+                <w:rFonts w:ascii="Times New Roman" w:hAnsi="Times New Roman" w:eastAsia="宋体"/>
+                <w:b/>
+                <w:sz w:val="19"/>
+              </w:rPr>
+              <w:t>定向比例</w:t>
+            </w:r>
+          </w:p>
+        </w:tc>
+        <w:tc>
+          <w:tcPr>
+            <w:tcW w:type="dxa" w:w="879"/>
+            <w:shd w:val="clear" w:color="auto" w:fill="EAF1F8"/>
+          </w:tcPr>
+          <w:p>
+            <w:pPr>
+              <w:spacing w:before="20" w:after="20" w:line="240" w:lineRule="auto"/>
+            </w:pPr>
+            <w:r>
+              <w:rPr>
+                <w:rFonts w:ascii="Times New Roman" w:hAnsi="Times New Roman" w:eastAsia="宋体"/>
+                <w:b/>
+                <w:sz w:val="19"/>
+              </w:rPr>
+              <w:t>臂</w:t>
+            </w:r>
+          </w:p>
+        </w:tc>
+        <w:tc>
+          <w:tcPr>
+            <w:tcW w:type="dxa" w:w="879"/>
+            <w:shd w:val="clear" w:color="auto" w:fill="EAF1F8"/>
+          </w:tcPr>
+          <w:p>
+            <w:pPr>
+              <w:spacing w:before="20" w:after="20" w:line="240" w:lineRule="auto"/>
+            </w:pPr>
+            <w:r>
+              <w:rPr>
+                <w:rFonts w:ascii="Times New Roman" w:hAnsi="Times New Roman" w:eastAsia="宋体"/>
+                <w:b/>
+                <w:sz w:val="19"/>
+              </w:rPr>
+              <w:t>均值</w:t>
+            </w:r>
+          </w:p>
+        </w:tc>
+        <w:tc>
+          <w:tcPr>
+            <w:tcW w:type="dxa" w:w="879"/>
+            <w:shd w:val="clear" w:color="auto" w:fill="EAF1F8"/>
+          </w:tcPr>
+          <w:p>
+            <w:pPr>
+              <w:spacing w:before="20" w:after="20" w:line="240" w:lineRule="auto"/>
+            </w:pPr>
+            <w:r>
+              <w:rPr>
+                <w:rFonts w:ascii="Times New Roman" w:hAnsi="Times New Roman" w:eastAsia="宋体"/>
+                <w:b/>
+                <w:sz w:val="19"/>
+              </w:rPr>
+              <w:t>P90</w:t>
+            </w:r>
+          </w:p>
+        </w:tc>
+        <w:tc>
+          <w:tcPr>
+            <w:tcW w:type="dxa" w:w="879"/>
+            <w:shd w:val="clear" w:color="auto" w:fill="EAF1F8"/>
+          </w:tcPr>
+          <w:p>
+            <w:pPr>
+              <w:spacing w:before="20" w:after="20" w:line="240" w:lineRule="auto"/>
+            </w:pPr>
+            <w:r>
+              <w:rPr>
+                <w:rFonts w:ascii="Times New Roman" w:hAnsi="Times New Roman" w:eastAsia="宋体"/>
+                <w:b/>
+                <w:sz w:val="19"/>
+              </w:rPr>
+              <w:t>P95</w:t>
+            </w:r>
+          </w:p>
+        </w:tc>
+        <w:tc>
+          <w:tcPr>
+            <w:tcW w:type="dxa" w:w="879"/>
+            <w:shd w:val="clear" w:color="auto" w:fill="EAF1F8"/>
+          </w:tcPr>
+          <w:p>
+            <w:pPr>
+              <w:spacing w:before="20" w:after="20" w:line="240" w:lineRule="auto"/>
+            </w:pPr>
+            <w:r>
+              <w:rPr>
+                <w:rFonts w:ascii="Times New Roman" w:hAnsi="Times New Roman" w:eastAsia="宋体"/>
+                <w:b/>
+                <w:sz w:val="19"/>
+              </w:rPr>
+              <w:t>最大</w:t>
+            </w:r>
+          </w:p>
+        </w:tc>
+        <w:tc>
+          <w:tcPr>
+            <w:tcW w:type="dxa" w:w="879"/>
+            <w:shd w:val="clear" w:color="auto" w:fill="EAF1F8"/>
+          </w:tcPr>
+          <w:p>
+            <w:pPr>
+              <w:spacing w:before="20" w:after="20" w:line="240" w:lineRule="auto"/>
+            </w:pPr>
+            <w:r>
+              <w:rPr>
+                <w:rFonts w:ascii="Times New Roman" w:hAnsi="Times New Roman" w:eastAsia="宋体"/>
+                <w:b/>
+                <w:sz w:val="19"/>
+              </w:rPr>
+              <w:t>清除失败/例</w:t>
+            </w:r>
+          </w:p>
+        </w:tc>
+        <w:tc>
+          <w:tcPr>
+            <w:tcW w:type="dxa" w:w="879"/>
+            <w:shd w:val="clear" w:color="auto" w:fill="EAF1F8"/>
+          </w:tcPr>
+          <w:p>
+            <w:pPr>
+              <w:spacing w:before="20" w:after="20" w:line="240" w:lineRule="auto"/>
+            </w:pPr>
+            <w:r>
+              <w:rPr>
+                <w:rFonts w:ascii="Times New Roman" w:hAnsi="Times New Roman" w:eastAsia="宋体"/>
+                <w:b/>
+                <w:sz w:val="19"/>
+              </w:rPr>
+              <w:t>顺路失败/例</w:t>
+            </w:r>
+          </w:p>
+        </w:tc>
+        <w:tc>
+          <w:tcPr>
+            <w:tcW w:type="dxa" w:w="879"/>
+            <w:shd w:val="clear" w:color="auto" w:fill="EAF1F8"/>
+          </w:tcPr>
+          <w:p>
+            <w:pPr>
+              <w:spacing w:before="20" w:after="20" w:line="240" w:lineRule="auto"/>
+            </w:pPr>
+            <w:r>
+              <w:rPr>
+                <w:rFonts w:ascii="Times New Roman" w:hAnsi="Times New Roman" w:eastAsia="宋体"/>
+                <w:b/>
+                <w:sz w:val="19"/>
+              </w:rPr>
+              <w:t>配对 Δ</w:t>
+            </w:r>
+          </w:p>
+        </w:tc>
+        <w:tc>
+          <w:tcPr>
+            <w:tcW w:type="dxa" w:w="879"/>
+            <w:shd w:val="clear" w:color="auto" w:fill="EAF1F8"/>
+          </w:tcPr>
+          <w:p>
+            <w:pPr>
+              <w:spacing w:before="20" w:after="20" w:line="240" w:lineRule="auto"/>
+            </w:pPr>
+            <w:r>
+              <w:rPr>
+                <w:rFonts w:ascii="Times New Roman" w:hAnsi="Times New Roman" w:eastAsia="宋体"/>
+                <w:b/>
+                <w:sz w:val="19"/>
+              </w:rPr>
+              <w:t>95 % CI</w:t>
+            </w:r>
+          </w:p>
+        </w:tc>
+      </w:tr>
+      <w:tr>
+        <w:tc>
+          <w:tcPr>
+            <w:tcW w:type="dxa" w:w="879"/>
+          </w:tcPr>
+          <w:p>
+            <w:pPr>
+              <w:spacing w:before="20" w:after="20" w:line="240" w:lineRule="auto"/>
+            </w:pPr>
+            <w:r>
+              <w:rPr>
+                <w:rFonts w:ascii="Times New Roman" w:hAnsi="Times New Roman" w:eastAsia="宋体"/>
+                <w:sz w:val="19"/>
+              </w:rPr>
+              <w:t>50 %</w:t>
+            </w:r>
+          </w:p>
+        </w:tc>
+        <w:tc>
+          <w:tcPr>
+            <w:tcW w:type="dxa" w:w="879"/>
+          </w:tcPr>
+          <w:p>
+            <w:pPr>
+              <w:spacing w:before="20" w:after="20" w:line="240" w:lineRule="auto"/>
+            </w:pPr>
+            <w:r>
+              <w:rPr>
+                <w:rFonts w:ascii="Times New Roman" w:hAnsi="Times New Roman" w:eastAsia="宋体"/>
+                <w:sz w:val="19"/>
+              </w:rPr>
+              <w:t>A 当前基线</w:t>
+            </w:r>
+          </w:p>
+        </w:tc>
+        <w:tc>
+          <w:tcPr>
+            <w:tcW w:type="dxa" w:w="879"/>
+          </w:tcPr>
+          <w:p>
+            <w:pPr>
+              <w:spacing w:before="20" w:after="20" w:line="240" w:lineRule="auto"/>
+            </w:pPr>
+            <w:r>
+              <w:rPr>
+                <w:rFonts w:ascii="Times New Roman" w:hAnsi="Times New Roman" w:eastAsia="宋体"/>
+                <w:sz w:val="19"/>
+              </w:rPr>
+              <w:t>8 614 s</w:t>
+            </w:r>
+          </w:p>
+        </w:tc>
+        <w:tc>
+          <w:tcPr>
+            <w:tcW w:type="dxa" w:w="879"/>
+          </w:tcPr>
+          <w:p>
+            <w:pPr>
+              <w:spacing w:before="20" w:after="20" w:line="240" w:lineRule="auto"/>
+            </w:pPr>
+            <w:r>
+              <w:rPr>
+                <w:rFonts w:ascii="Times New Roman" w:hAnsi="Times New Roman" w:eastAsia="宋体"/>
+                <w:sz w:val="19"/>
+              </w:rPr>
+              <w:t>9 104</w:t>
+            </w:r>
+          </w:p>
+        </w:tc>
+        <w:tc>
+          <w:tcPr>
+            <w:tcW w:type="dxa" w:w="879"/>
+          </w:tcPr>
+          <w:p>
+            <w:pPr>
+              <w:spacing w:before="20" w:after="20" w:line="240" w:lineRule="auto"/>
+            </w:pPr>
+            <w:r>
+              <w:rPr>
+                <w:rFonts w:ascii="Times New Roman" w:hAnsi="Times New Roman" w:eastAsia="宋体"/>
+                <w:sz w:val="19"/>
+              </w:rPr>
+              <w:t>9 335</w:t>
+            </w:r>
+          </w:p>
+        </w:tc>
+        <w:tc>
+          <w:tcPr>
+            <w:tcW w:type="dxa" w:w="879"/>
+          </w:tcPr>
+          <w:p>
+            <w:pPr>
+              <w:spacing w:before="20" w:after="20" w:line="240" w:lineRule="auto"/>
+            </w:pPr>
+            <w:r>
+              <w:rPr>
+                <w:rFonts w:ascii="Times New Roman" w:hAnsi="Times New Roman" w:eastAsia="宋体"/>
+                <w:sz w:val="19"/>
+              </w:rPr>
+              <w:t>10 952</w:t>
+            </w:r>
+          </w:p>
+        </w:tc>
+        <w:tc>
+          <w:tcPr>
+            <w:tcW w:type="dxa" w:w="879"/>
+          </w:tcPr>
+          <w:p>
+            <w:pPr>
+              <w:spacing w:before="20" w:after="20" w:line="240" w:lineRule="auto"/>
+            </w:pPr>
+            <w:r>
+              <w:rPr>
+                <w:rFonts w:ascii="Times New Roman" w:hAnsi="Times New Roman" w:eastAsia="宋体"/>
+                <w:sz w:val="19"/>
+              </w:rPr>
+              <w:t>1.2</w:t>
+            </w:r>
+          </w:p>
+        </w:tc>
+        <w:tc>
+          <w:tcPr>
+            <w:tcW w:type="dxa" w:w="879"/>
+          </w:tcPr>
+          <w:p>
+            <w:pPr>
+              <w:spacing w:before="20" w:after="20" w:line="240" w:lineRule="auto"/>
+            </w:pPr>
+            <w:r>
+              <w:rPr>
+                <w:rFonts w:ascii="Times New Roman" w:hAnsi="Times New Roman" w:eastAsia="宋体"/>
+                <w:sz w:val="19"/>
+              </w:rPr>
+              <w:t>1.1</w:t>
+            </w:r>
+          </w:p>
+        </w:tc>
+        <w:tc>
+          <w:tcPr>
+            <w:tcW w:type="dxa" w:w="879"/>
+          </w:tcPr>
+          <w:p>
+            <w:pPr>
+              <w:spacing w:before="20" w:after="20" w:line="240" w:lineRule="auto"/>
+            </w:pPr>
+            <w:r>
+              <w:rPr>
+                <w:rFonts w:ascii="Times New Roman" w:hAnsi="Times New Roman" w:eastAsia="宋体"/>
+                <w:sz w:val="19"/>
+              </w:rPr>
+              <w:t>—</w:t>
+            </w:r>
+          </w:p>
+        </w:tc>
+        <w:tc>
+          <w:tcPr>
+            <w:tcW w:type="dxa" w:w="879"/>
+          </w:tcPr>
+          <w:p>
+            <w:pPr>
+              <w:spacing w:before="20" w:after="20" w:line="240" w:lineRule="auto"/>
+            </w:pPr>
+            <w:r>
+              <w:rPr>
+                <w:rFonts w:ascii="Times New Roman" w:hAnsi="Times New Roman" w:eastAsia="宋体"/>
+                <w:sz w:val="19"/>
+              </w:rPr>
+              <w:t>—</w:t>
+            </w:r>
+          </w:p>
+        </w:tc>
+      </w:tr>
+      <w:tr>
+        <w:tc>
+          <w:tcPr>
+            <w:tcW w:type="dxa" w:w="879"/>
+          </w:tcPr>
+          <w:p>
+            <w:pPr>
+              <w:spacing w:before="20" w:after="20" w:line="240" w:lineRule="auto"/>
+            </w:pPr>
+            <w:r>
+              <w:rPr>
+                <w:rFonts w:ascii="Times New Roman" w:hAnsi="Times New Roman" w:eastAsia="宋体"/>
+                <w:sz w:val="19"/>
+              </w:rPr>
+              <w:t>50 %</w:t>
+            </w:r>
+          </w:p>
+        </w:tc>
+        <w:tc>
+          <w:tcPr>
+            <w:tcW w:type="dxa" w:w="879"/>
+          </w:tcPr>
+          <w:p>
+            <w:pPr>
+              <w:spacing w:before="20" w:after="20" w:line="240" w:lineRule="auto"/>
+            </w:pPr>
+            <w:r>
+              <w:rPr>
+                <w:rFonts w:ascii="Times New Roman" w:hAnsi="Times New Roman" w:eastAsia="宋体"/>
+                <w:b/>
+                <w:sz w:val="19"/>
+              </w:rPr>
+              <w:t>B 暂缓归航</w:t>
+            </w:r>
+          </w:p>
+        </w:tc>
+        <w:tc>
+          <w:tcPr>
+            <w:tcW w:type="dxa" w:w="879"/>
+          </w:tcPr>
+          <w:p>
+            <w:pPr>
+              <w:spacing w:before="20" w:after="20" w:line="240" w:lineRule="auto"/>
+            </w:pPr>
+            <w:r>
+              <w:rPr>
+                <w:rFonts w:ascii="Times New Roman" w:hAnsi="Times New Roman" w:eastAsia="宋体"/>
+                <w:b/>
+                <w:sz w:val="19"/>
+              </w:rPr>
+              <w:t>8 549 s</w:t>
+            </w:r>
+          </w:p>
+        </w:tc>
+        <w:tc>
+          <w:tcPr>
+            <w:tcW w:type="dxa" w:w="879"/>
+          </w:tcPr>
+          <w:p>
+            <w:pPr>
+              <w:spacing w:before="20" w:after="20" w:line="240" w:lineRule="auto"/>
+            </w:pPr>
+            <w:r>
+              <w:rPr>
+                <w:rFonts w:ascii="Times New Roman" w:hAnsi="Times New Roman" w:eastAsia="宋体"/>
+                <w:sz w:val="19"/>
+              </w:rPr>
+              <w:t>9 046</w:t>
+            </w:r>
+          </w:p>
+        </w:tc>
+        <w:tc>
+          <w:tcPr>
+            <w:tcW w:type="dxa" w:w="879"/>
+          </w:tcPr>
+          <w:p>
+            <w:pPr>
+              <w:spacing w:before="20" w:after="20" w:line="240" w:lineRule="auto"/>
+            </w:pPr>
+            <w:r>
+              <w:rPr>
+                <w:rFonts w:ascii="Times New Roman" w:hAnsi="Times New Roman" w:eastAsia="宋体"/>
+                <w:sz w:val="19"/>
+              </w:rPr>
+              <w:t>9 256</w:t>
+            </w:r>
+          </w:p>
+        </w:tc>
+        <w:tc>
+          <w:tcPr>
+            <w:tcW w:type="dxa" w:w="879"/>
+          </w:tcPr>
+          <w:p>
+            <w:pPr>
+              <w:spacing w:before="20" w:after="20" w:line="240" w:lineRule="auto"/>
+            </w:pPr>
+            <w:r>
+              <w:rPr>
+                <w:rFonts w:ascii="Times New Roman" w:hAnsi="Times New Roman" w:eastAsia="宋体"/>
+                <w:b/>
+                <w:sz w:val="19"/>
+              </w:rPr>
+              <w:t>10 474（−478）</w:t>
+            </w:r>
+          </w:p>
+        </w:tc>
+        <w:tc>
+          <w:tcPr>
+            <w:tcW w:type="dxa" w:w="879"/>
+          </w:tcPr>
+          <w:p>
+            <w:pPr>
+              <w:spacing w:before="20" w:after="20" w:line="240" w:lineRule="auto"/>
+            </w:pPr>
+            <w:r>
+              <w:rPr>
+                <w:rFonts w:ascii="Times New Roman" w:hAnsi="Times New Roman" w:eastAsia="宋体"/>
+                <w:b/>
+                <w:sz w:val="19"/>
+              </w:rPr>
+              <w:t>0.6（−50 %）</w:t>
+            </w:r>
+          </w:p>
+        </w:tc>
+        <w:tc>
+          <w:tcPr>
+            <w:tcW w:type="dxa" w:w="879"/>
+          </w:tcPr>
+          <w:p>
+            <w:pPr>
+              <w:spacing w:before="20" w:after="20" w:line="240" w:lineRule="auto"/>
+            </w:pPr>
+            <w:r>
+              <w:rPr>
+                <w:rFonts w:ascii="Times New Roman" w:hAnsi="Times New Roman" w:eastAsia="宋体"/>
+                <w:sz w:val="19"/>
+              </w:rPr>
+              <w:t>0.4</w:t>
+            </w:r>
+          </w:p>
+        </w:tc>
+        <w:tc>
+          <w:tcPr>
+            <w:tcW w:type="dxa" w:w="879"/>
+          </w:tcPr>
+          <w:p>
+            <w:pPr>
+              <w:spacing w:before="20" w:after="20" w:line="240" w:lineRule="auto"/>
+            </w:pPr>
+            <w:r>
+              <w:rPr>
+                <w:rFonts w:ascii="Times New Roman" w:hAnsi="Times New Roman" w:eastAsia="宋体"/>
+                <w:b/>
+                <w:sz w:val="19"/>
+              </w:rPr>
+              <w:t>−64.4 s（−0.75 %）</w:t>
+            </w:r>
+          </w:p>
+        </w:tc>
+        <w:tc>
+          <w:tcPr>
+            <w:tcW w:type="dxa" w:w="879"/>
+          </w:tcPr>
+          <w:p>
+            <w:pPr>
+              <w:spacing w:before="20" w:after="20" w:line="240" w:lineRule="auto"/>
+            </w:pPr>
+            <w:r>
+              <w:rPr>
+                <w:rFonts w:ascii="Cambria Math" w:hAnsi="Cambria Math" w:eastAsia="宋体"/>
+                <w:sz w:val="19"/>
+              </w:rPr>
+              <w:t>[-77,-51]</w:t>
+            </w:r>
+          </w:p>
+        </w:tc>
+      </w:tr>
+      <w:tr>
+        <w:tc>
+          <w:tcPr>
+            <w:tcW w:type="dxa" w:w="879"/>
+          </w:tcPr>
+          <w:p>
+            <w:pPr>
+              <w:spacing w:before="20" w:after="20" w:line="240" w:lineRule="auto"/>
+            </w:pPr>
+            <w:r>
+              <w:rPr>
+                <w:rFonts w:ascii="Times New Roman" w:hAnsi="Times New Roman" w:eastAsia="宋体"/>
+                <w:sz w:val="19"/>
+              </w:rPr>
+              <w:t>100 %</w:t>
+            </w:r>
+          </w:p>
+        </w:tc>
+        <w:tc>
+          <w:tcPr>
+            <w:tcW w:type="dxa" w:w="879"/>
+          </w:tcPr>
+          <w:p>
+            <w:pPr>
+              <w:spacing w:before="20" w:after="20" w:line="240" w:lineRule="auto"/>
+            </w:pPr>
+            <w:r>
+              <w:rPr>
+                <w:rFonts w:ascii="Times New Roman" w:hAnsi="Times New Roman" w:eastAsia="宋体"/>
+                <w:sz w:val="19"/>
+              </w:rPr>
+              <w:t>A 当前基线</w:t>
+            </w:r>
+          </w:p>
+        </w:tc>
+        <w:tc>
+          <w:tcPr>
+            <w:tcW w:type="dxa" w:w="879"/>
+          </w:tcPr>
+          <w:p>
+            <w:pPr>
+              <w:spacing w:before="20" w:after="20" w:line="240" w:lineRule="auto"/>
+            </w:pPr>
+            <w:r>
+              <w:rPr>
+                <w:rFonts w:ascii="Times New Roman" w:hAnsi="Times New Roman" w:eastAsia="宋体"/>
+                <w:sz w:val="19"/>
+              </w:rPr>
+              <w:t>9 153 s</w:t>
+            </w:r>
+          </w:p>
+        </w:tc>
+        <w:tc>
+          <w:tcPr>
+            <w:tcW w:type="dxa" w:w="879"/>
+          </w:tcPr>
+          <w:p>
+            <w:pPr>
+              <w:spacing w:before="20" w:after="20" w:line="240" w:lineRule="auto"/>
+            </w:pPr>
+            <w:r>
+              <w:rPr>
+                <w:rFonts w:ascii="Times New Roman" w:hAnsi="Times New Roman" w:eastAsia="宋体"/>
+                <w:sz w:val="19"/>
+              </w:rPr>
+              <w:t>9 884</w:t>
+            </w:r>
+          </w:p>
+        </w:tc>
+        <w:tc>
+          <w:tcPr>
+            <w:tcW w:type="dxa" w:w="879"/>
+          </w:tcPr>
+          <w:p>
+            <w:pPr>
+              <w:spacing w:before="20" w:after="20" w:line="240" w:lineRule="auto"/>
+            </w:pPr>
+            <w:r>
+              <w:rPr>
+                <w:rFonts w:ascii="Times New Roman" w:hAnsi="Times New Roman" w:eastAsia="宋体"/>
+                <w:sz w:val="19"/>
+              </w:rPr>
+              <w:t>10 143</w:t>
+            </w:r>
+          </w:p>
+        </w:tc>
+        <w:tc>
+          <w:tcPr>
+            <w:tcW w:type="dxa" w:w="879"/>
+          </w:tcPr>
+          <w:p>
+            <w:pPr>
+              <w:spacing w:before="20" w:after="20" w:line="240" w:lineRule="auto"/>
+            </w:pPr>
+            <w:r>
+              <w:rPr>
+                <w:rFonts w:ascii="Times New Roman" w:hAnsi="Times New Roman" w:eastAsia="宋体"/>
+                <w:sz w:val="19"/>
+              </w:rPr>
+              <w:t>12 257</w:t>
+            </w:r>
+          </w:p>
+        </w:tc>
+        <w:tc>
+          <w:tcPr>
+            <w:tcW w:type="dxa" w:w="879"/>
+          </w:tcPr>
+          <w:p>
+            <w:pPr>
+              <w:spacing w:before="20" w:after="20" w:line="240" w:lineRule="auto"/>
+            </w:pPr>
+            <w:r>
+              <w:rPr>
+                <w:rFonts w:ascii="Times New Roman" w:hAnsi="Times New Roman" w:eastAsia="宋体"/>
+                <w:sz w:val="19"/>
+              </w:rPr>
+              <w:t>2.1</w:t>
+            </w:r>
+          </w:p>
+        </w:tc>
+        <w:tc>
+          <w:tcPr>
+            <w:tcW w:type="dxa" w:w="879"/>
+          </w:tcPr>
+          <w:p>
+            <w:pPr>
+              <w:spacing w:before="20" w:after="20" w:line="240" w:lineRule="auto"/>
+            </w:pPr>
+            <w:r>
+              <w:rPr>
+                <w:rFonts w:ascii="Times New Roman" w:hAnsi="Times New Roman" w:eastAsia="宋体"/>
+                <w:sz w:val="19"/>
+              </w:rPr>
+              <w:t>1.9</w:t>
+            </w:r>
+          </w:p>
+        </w:tc>
+        <w:tc>
+          <w:tcPr>
+            <w:tcW w:type="dxa" w:w="879"/>
+          </w:tcPr>
+          <w:p>
+            <w:pPr>
+              <w:spacing w:before="20" w:after="20" w:line="240" w:lineRule="auto"/>
+            </w:pPr>
+            <w:r>
+              <w:rPr>
+                <w:rFonts w:ascii="Times New Roman" w:hAnsi="Times New Roman" w:eastAsia="宋体"/>
+                <w:sz w:val="19"/>
+              </w:rPr>
+              <w:t>—</w:t>
+            </w:r>
+          </w:p>
+        </w:tc>
+        <w:tc>
+          <w:tcPr>
+            <w:tcW w:type="dxa" w:w="879"/>
+          </w:tcPr>
+          <w:p>
+            <w:pPr>
+              <w:spacing w:before="20" w:after="20" w:line="240" w:lineRule="auto"/>
+            </w:pPr>
+            <w:r>
+              <w:rPr>
+                <w:rFonts w:ascii="Times New Roman" w:hAnsi="Times New Roman" w:eastAsia="宋体"/>
+                <w:sz w:val="19"/>
+              </w:rPr>
+              <w:t>—</w:t>
+            </w:r>
+          </w:p>
+        </w:tc>
+      </w:tr>
+      <w:tr>
+        <w:tc>
+          <w:tcPr>
+            <w:tcW w:type="dxa" w:w="879"/>
+          </w:tcPr>
+          <w:p>
+            <w:pPr>
+              <w:spacing w:before="20" w:after="20" w:line="240" w:lineRule="auto"/>
+            </w:pPr>
+            <w:r>
+              <w:rPr>
+                <w:rFonts w:ascii="Times New Roman" w:hAnsi="Times New Roman" w:eastAsia="宋体"/>
+                <w:sz w:val="19"/>
+              </w:rPr>
+              <w:t>100 %</w:t>
+            </w:r>
+          </w:p>
+        </w:tc>
+        <w:tc>
+          <w:tcPr>
+            <w:tcW w:type="dxa" w:w="879"/>
+          </w:tcPr>
+          <w:p>
+            <w:pPr>
+              <w:spacing w:before="20" w:after="20" w:line="240" w:lineRule="auto"/>
+            </w:pPr>
+            <w:r>
+              <w:rPr>
+                <w:rFonts w:ascii="Times New Roman" w:hAnsi="Times New Roman" w:eastAsia="宋体"/>
+                <w:b/>
+                <w:sz w:val="19"/>
+              </w:rPr>
+              <w:t>B 暂缓归航</w:t>
+            </w:r>
+          </w:p>
+        </w:tc>
+        <w:tc>
+          <w:tcPr>
+            <w:tcW w:type="dxa" w:w="879"/>
+          </w:tcPr>
+          <w:p>
+            <w:pPr>
+              <w:spacing w:before="20" w:after="20" w:line="240" w:lineRule="auto"/>
+            </w:pPr>
+            <w:r>
+              <w:rPr>
+                <w:rFonts w:ascii="Times New Roman" w:hAnsi="Times New Roman" w:eastAsia="宋体"/>
+                <w:b/>
+                <w:sz w:val="19"/>
+              </w:rPr>
+              <w:t>9 064 s</w:t>
+            </w:r>
+          </w:p>
+        </w:tc>
+        <w:tc>
+          <w:tcPr>
+            <w:tcW w:type="dxa" w:w="879"/>
+          </w:tcPr>
+          <w:p>
+            <w:pPr>
+              <w:spacing w:before="20" w:after="20" w:line="240" w:lineRule="auto"/>
+            </w:pPr>
+            <w:r>
+              <w:rPr>
+                <w:rFonts w:ascii="Times New Roman" w:hAnsi="Times New Roman" w:eastAsia="宋体"/>
+                <w:sz w:val="19"/>
+              </w:rPr>
+              <w:t>9 770</w:t>
+            </w:r>
+          </w:p>
+        </w:tc>
+        <w:tc>
+          <w:tcPr>
+            <w:tcW w:type="dxa" w:w="879"/>
+          </w:tcPr>
+          <w:p>
+            <w:pPr>
+              <w:spacing w:before="20" w:after="20" w:line="240" w:lineRule="auto"/>
+            </w:pPr>
+            <w:r>
+              <w:rPr>
+                <w:rFonts w:ascii="Times New Roman" w:hAnsi="Times New Roman" w:eastAsia="宋体"/>
+                <w:sz w:val="19"/>
+              </w:rPr>
+              <w:t>10 043</w:t>
+            </w:r>
+          </w:p>
+        </w:tc>
+        <w:tc>
+          <w:tcPr>
+            <w:tcW w:type="dxa" w:w="879"/>
+          </w:tcPr>
+          <w:p>
+            <w:pPr>
+              <w:spacing w:before="20" w:after="20" w:line="240" w:lineRule="auto"/>
+            </w:pPr>
+            <w:r>
+              <w:rPr>
+                <w:rFonts w:ascii="Times New Roman" w:hAnsi="Times New Roman" w:eastAsia="宋体"/>
+                <w:b/>
+                <w:sz w:val="19"/>
+              </w:rPr>
+              <w:t>12 071（−186）</w:t>
+            </w:r>
+          </w:p>
+        </w:tc>
+        <w:tc>
+          <w:tcPr>
+            <w:tcW w:type="dxa" w:w="879"/>
+          </w:tcPr>
+          <w:p>
+            <w:pPr>
+              <w:spacing w:before="20" w:after="20" w:line="240" w:lineRule="auto"/>
+            </w:pPr>
+            <w:r>
+              <w:rPr>
+                <w:rFonts w:ascii="Times New Roman" w:hAnsi="Times New Roman" w:eastAsia="宋体"/>
+                <w:b/>
+                <w:sz w:val="19"/>
+              </w:rPr>
+              <w:t>0.9（−57 %）</w:t>
+            </w:r>
+          </w:p>
+        </w:tc>
+        <w:tc>
+          <w:tcPr>
+            <w:tcW w:type="dxa" w:w="879"/>
+          </w:tcPr>
+          <w:p>
+            <w:pPr>
+              <w:spacing w:before="20" w:after="20" w:line="240" w:lineRule="auto"/>
+            </w:pPr>
+            <w:r>
+              <w:rPr>
+                <w:rFonts w:ascii="Times New Roman" w:hAnsi="Times New Roman" w:eastAsia="宋体"/>
+                <w:sz w:val="19"/>
+              </w:rPr>
+              <w:t>0.6</w:t>
+            </w:r>
+          </w:p>
+        </w:tc>
+        <w:tc>
+          <w:tcPr>
+            <w:tcW w:type="dxa" w:w="879"/>
+          </w:tcPr>
+          <w:p>
+            <w:pPr>
+              <w:spacing w:before="20" w:after="20" w:line="240" w:lineRule="auto"/>
+            </w:pPr>
+            <w:r>
+              <w:rPr>
+                <w:rFonts w:ascii="Times New Roman" w:hAnsi="Times New Roman" w:eastAsia="宋体"/>
+                <w:b/>
+                <w:sz w:val="19"/>
+              </w:rPr>
+              <w:t>−88.5 s（−0.97 %）</w:t>
+            </w:r>
+          </w:p>
+        </w:tc>
+        <w:tc>
+          <w:tcPr>
+            <w:tcW w:type="dxa" w:w="879"/>
+          </w:tcPr>
+          <w:p>
+            <w:pPr>
+              <w:spacing w:before="20" w:after="20" w:line="240" w:lineRule="auto"/>
+            </w:pPr>
+            <w:r>
+              <w:rPr>
+                <w:rFonts w:ascii="Cambria Math" w:hAnsi="Cambria Math" w:eastAsia="宋体"/>
+                <w:sz w:val="19"/>
+              </w:rPr>
+              <w:t>[-106,-71]</w:t>
+            </w:r>
+          </w:p>
+        </w:tc>
+      </w:tr>
+    </w:tbl>
+    <w:p>
+      <w:pPr>
+        <w:spacing w:after="80"/>
+      </w:pPr>
+    </w:p>
+    <w:p>
+      <w:pPr>
+        <w:spacing w:line="360" w:lineRule="auto" w:after="40"/>
+        <w:ind w:firstLine="420"/>
+      </w:pPr>
+      <w:r>
+        <w:rPr>
+          <w:rFonts w:ascii="Times New Roman" w:hAnsi="Times New Roman" w:eastAsia="宋体"/>
+          <w:b/>
+          <w:sz w:val="24"/>
+        </w:rPr>
+        <w:t>采纳依据（按预设三条件）</w:t>
+      </w:r>
+      <w:r>
+        <w:rPr>
+          <w:rFonts w:ascii="Times New Roman" w:hAnsi="Times New Roman" w:eastAsia="宋体"/>
+          <w:sz w:val="24"/>
+        </w:rPr>
+        <w:t>：① 全清率</w:t>
+      </w:r>
+      <w:r>
+        <w:rPr>
+          <w:rFonts w:ascii="Times New Roman" w:hAnsi="Times New Roman" w:eastAsia="宋体"/>
+          <w:b/>
+          <w:sz w:val="24"/>
+        </w:rPr>
+        <w:t>不下降</w:t>
+      </w:r>
+      <w:r>
+        <w:rPr>
+          <w:rFonts w:ascii="Times New Roman" w:hAnsi="Times New Roman" w:eastAsia="宋体"/>
+          <w:sz w:val="24"/>
+        </w:rPr>
+        <w:t xml:space="preserve">（两臂均 100 %、零漏清、零互核异常）；② </w:t>
+      </w:r>
+      <w:r>
+        <w:rPr>
+          <w:rFonts w:ascii="Times New Roman" w:hAnsi="Times New Roman" w:eastAsia="宋体"/>
+          <w:b/>
+          <w:sz w:val="24"/>
+        </w:rPr>
+        <w:t>困难源恢复显著下降</w:t>
+      </w:r>
+      <w:r>
+        <w:rPr>
+          <w:rFonts w:ascii="Times New Roman" w:hAnsi="Times New Roman" w:eastAsia="宋体"/>
+          <w:sz w:val="24"/>
+        </w:rPr>
+        <w:t xml:space="preserve">（清除失败次数 −50 %/−57 %，邻域试探失败大幅减少）；③ </w:t>
+      </w:r>
+      <w:r>
+        <w:rPr>
+          <w:rFonts w:ascii="Times New Roman" w:hAnsi="Times New Roman" w:eastAsia="宋体"/>
+          <w:b/>
+          <w:sz w:val="24"/>
+        </w:rPr>
+        <w:t>最大时间不恶化</w:t>
+      </w:r>
+      <w:r>
+        <w:rPr>
+          <w:rFonts w:ascii="Times New Roman" w:hAnsi="Times New Roman" w:eastAsia="宋体"/>
+          <w:sz w:val="24"/>
+        </w:rPr>
+        <w:t>（反而 −478/−186 s）。</w:t>
+      </w:r>
+      <w:r>
+        <w:rPr>
+          <w:rFonts w:ascii="Times New Roman" w:hAnsi="Times New Roman" w:eastAsia="宋体"/>
+          <w:b/>
+          <w:sz w:val="24"/>
+        </w:rPr>
+        <w:t>病理集 10 类 ×200 = 2 000 例：0 漏清</w:t>
+      </w:r>
+      <w:r>
+        <w:rPr>
+          <w:rFonts w:ascii="Times New Roman" w:hAnsi="Times New Roman" w:eastAsia="宋体"/>
+          <w:sz w:val="24"/>
+        </w:rPr>
+        <w:t>。</w:t>
+      </w:r>
+    </w:p>
+    <w:p>
+      <w:pPr>
+        <w:spacing w:line="360" w:lineRule="auto" w:after="40"/>
+        <w:ind w:firstLine="420"/>
+      </w:pPr>
+      <w:r>
+        <w:rPr>
+          <w:rFonts w:ascii="Times New Roman" w:hAnsi="Times New Roman" w:eastAsia="宋体"/>
+          <w:b/>
+          <w:sz w:val="24"/>
+        </w:rPr>
+        <w:t>收益性质（如实说明）</w:t>
+      </w:r>
+      <w:r>
+        <w:rPr>
+          <w:rFonts w:ascii="Times New Roman" w:hAnsi="Times New Roman" w:eastAsia="宋体"/>
+          <w:sz w:val="24"/>
+        </w:rPr>
+        <w:t xml:space="preserve">：均值收益仅 </w:t>
+      </w:r>
+      <w:r>
+        <w:rPr>
+          <w:rFonts w:ascii="Times New Roman" w:hAnsi="Times New Roman" w:eastAsia="宋体"/>
+          <w:b/>
+          <w:sz w:val="24"/>
+        </w:rPr>
+        <w:t>0.75–0.97 %</w:t>
+      </w:r>
+      <w:r>
+        <w:rPr>
+          <w:rFonts w:ascii="Times New Roman" w:hAnsi="Times New Roman" w:eastAsia="宋体"/>
+          <w:sz w:val="24"/>
+        </w:rPr>
+        <w:t>、约 70 % 案例完全不变——收益</w:t>
+      </w:r>
+      <w:r>
+        <w:rPr>
+          <w:rFonts w:ascii="Times New Roman" w:hAnsi="Times New Roman" w:eastAsia="宋体"/>
+          <w:b/>
+          <w:sz w:val="24"/>
+        </w:rPr>
+        <w:t>集中在困难源长尾</w:t>
+      </w:r>
+      <w:r>
+        <w:rPr>
+          <w:rFonts w:ascii="Times New Roman" w:hAnsi="Times New Roman" w:eastAsia="宋体"/>
+          <w:sz w:val="24"/>
+        </w:rPr>
+        <w:t>（P95/最大时间与失败次数），而非全局均值。这也与失效结构一致：21 次失败集中在 3 个困难源。病理集为</w:t>
+      </w:r>
+      <w:r>
+        <w:rPr>
+          <w:rFonts w:ascii="Times New Roman" w:hAnsi="Times New Roman" w:eastAsia="宋体"/>
+          <w:b/>
+          <w:sz w:val="24"/>
+        </w:rPr>
+        <w:t>非严格配对</w:t>
+      </w:r>
+      <w:r>
+        <w:rPr>
+          <w:rFonts w:ascii="Times New Roman" w:hAnsi="Times New Roman" w:eastAsia="宋体"/>
+          <w:sz w:val="24"/>
+        </w:rPr>
+        <w:t>比较（各臂随机流会因动作数不同而分叉），其中 2 类略慢、7 类更快、1 类持平，故正式结论以固定误差场配对为准。</w:t>
       </w:r>
     </w:p>
     <w:p>

--- a/2026B_solution/2026B_论文初稿.docx
+++ b/2026B_solution/2026B_论文初稿.docx
@@ -19155,6 +19155,201 @@
           <w:sz w:val="24"/>
         </w:rPr>
         <w:t>比较（各臂随机流会因动作数不同而分叉），其中 2 类略慢、7 类更快、1 类持平，故正式结论以固定误差场配对为准。</w:t>
+      </w:r>
+    </w:p>
+    <w:p>
+      <w:pPr>
+        <w:spacing w:line="360" w:lineRule="auto" w:after="40"/>
+        <w:ind w:firstLine="420"/>
+      </w:pPr>
+      <w:r>
+        <w:rPr>
+          <w:rFonts w:ascii="Times New Roman" w:hAnsi="Times New Roman" w:eastAsia="宋体"/>
+          <w:b/>
+          <w:sz w:val="24"/>
+        </w:rPr>
+        <w:t>同源的后续候选：归航示向排序（已实现，实测否决，默认不启用）</w:t>
+      </w:r>
+      <w:r>
+        <w:rPr>
+          <w:rFonts w:ascii="Times New Roman" w:hAnsi="Times New Roman" w:eastAsia="宋体"/>
+          <w:sz w:val="24"/>
+        </w:rPr>
+        <w:t xml:space="preserve">。思路是把归航所用示向按"横向误差上界 </w:t>
+      </w:r>
+      <w:r>
+        <w:rPr>
+          <w:rFonts w:ascii="Cambria Math" w:hAnsi="Cambria Math" w:eastAsia="宋体"/>
+          <w:sz w:val="24"/>
+        </w:rPr>
+        <w:t>hat dᵢsin1^circ</w:t>
+      </w:r>
+      <w:r>
+        <w:rPr>
+          <w:rFonts w:ascii="Times New Roman" w:hAnsi="Times New Roman" w:eastAsia="宋体"/>
+          <w:sz w:val="24"/>
+        </w:rPr>
+        <w:t>、再按移动代价"字典序排序，而不是按获取顺序（log 中 s08 正是"第一条示向归航失败、换第二条才成功"）。固定误差场配对实验（</w:t>
+      </w:r>
+      <w:r>
+        <w:rPr>
+          <w:rFonts w:ascii="Consolas" w:hAnsi="Consolas" w:eastAsia="Consolas"/>
+          <w:sz w:val="21"/>
+        </w:rPr>
+        <w:t>ablation4_bearing.py</w:t>
+      </w:r>
+      <w:r>
+        <w:rPr>
+          <w:rFonts w:ascii="Times New Roman" w:hAnsi="Times New Roman" w:eastAsia="宋体"/>
+          <w:sz w:val="24"/>
+        </w:rPr>
+        <w:t>，</w:t>
+      </w:r>
+      <w:r>
+        <w:rPr>
+          <w:rFonts w:ascii="Cambria Math" w:hAnsi="Cambria Math" w:eastAsia="宋体"/>
+          <w:sz w:val="24"/>
+        </w:rPr>
+        <w:t>n=400</w:t>
+      </w:r>
+      <w:r>
+        <w:rPr>
+          <w:rFonts w:ascii="Times New Roman" w:hAnsi="Times New Roman" w:eastAsia="宋体"/>
+          <w:sz w:val="24"/>
+        </w:rPr>
+        <w:t xml:space="preserve">/档）结果为：50 % 定向 </w:t>
+      </w:r>
+      <w:r>
+        <w:rPr>
+          <w:rFonts w:ascii="Times New Roman" w:hAnsi="Times New Roman" w:eastAsia="宋体"/>
+          <w:b/>
+          <w:sz w:val="24"/>
+        </w:rPr>
+        <w:t>−3.3 s（−0.04 %）</w:t>
+      </w:r>
+      <w:r>
+        <w:rPr>
+          <w:rFonts w:ascii="Times New Roman" w:hAnsi="Times New Roman" w:eastAsia="宋体"/>
+          <w:sz w:val="24"/>
+        </w:rPr>
+        <w:t xml:space="preserve">、100 % 定向 </w:t>
+      </w:r>
+      <w:r>
+        <w:rPr>
+          <w:rFonts w:ascii="Times New Roman" w:hAnsi="Times New Roman" w:eastAsia="宋体"/>
+          <w:b/>
+          <w:sz w:val="24"/>
+        </w:rPr>
+        <w:t>−6.6 s（−0.07 %）</w:t>
+      </w:r>
+      <w:r>
+        <w:rPr>
+          <w:rFonts w:ascii="Times New Roman" w:hAnsi="Times New Roman" w:eastAsia="宋体"/>
+          <w:sz w:val="24"/>
+        </w:rPr>
+        <w:t>，逐例胜率仅 3.0 % / 7.8 %，最大时间 10 474 → 10 217 s（另一档持平）。</w:t>
+      </w:r>
+    </w:p>
+    <w:p>
+      <w:pPr>
+        <w:spacing w:line="360" w:lineRule="auto" w:after="40"/>
+        <w:ind w:firstLine="420"/>
+      </w:pPr>
+      <w:r>
+        <w:rPr>
+          <w:rFonts w:ascii="Times New Roman" w:hAnsi="Times New Roman" w:eastAsia="宋体"/>
+          <w:b/>
+          <w:sz w:val="24"/>
+        </w:rPr>
+        <w:t>为什么收益如此小（重要）</w:t>
+      </w:r>
+      <w:r>
+        <w:rPr>
+          <w:rFonts w:ascii="Times New Roman" w:hAnsi="Times New Roman" w:eastAsia="宋体"/>
+          <w:sz w:val="24"/>
+        </w:rPr>
+        <w:t>：一旦采纳"暂缓归航"，</w:t>
+      </w:r>
+      <w:r>
+        <w:rPr>
+          <w:rFonts w:ascii="Times New Roman" w:hAnsi="Times New Roman" w:eastAsia="宋体"/>
+          <w:b/>
+          <w:sz w:val="24"/>
+        </w:rPr>
+        <w:t>归航 episode 已降到 0.1–0.2 次/局</w:t>
+      </w:r>
+      <w:r>
+        <w:rPr>
+          <w:rFonts w:ascii="Times New Roman" w:hAnsi="Times New Roman" w:eastAsia="宋体"/>
+          <w:sz w:val="24"/>
+        </w:rPr>
+        <w:t>（即 80–90 % 的局根本不进入归航链），失败次数降至 0.5–0.9 次/局——</w:t>
+      </w:r>
+      <w:r>
+        <w:rPr>
+          <w:rFonts w:ascii="Times New Roman" w:hAnsi="Times New Roman" w:eastAsia="宋体"/>
+          <w:b/>
+          <w:sz w:val="24"/>
+        </w:rPr>
+        <w:t>候选 #1 已经吃掉了候选 #2 想针对的那条长尾</w:t>
+      </w:r>
+      <w:r>
+        <w:rPr>
+          <w:rFonts w:ascii="Times New Roman" w:hAnsi="Times New Roman" w:eastAsia="宋体"/>
+          <w:sz w:val="24"/>
+        </w:rPr>
+        <w:t>，两者争夺同一处收益。按门槛纪律（≥0.5–1 %）</w:t>
+      </w:r>
+      <w:r>
+        <w:rPr>
+          <w:rFonts w:ascii="Times New Roman" w:hAnsi="Times New Roman" w:eastAsia="宋体"/>
+          <w:b/>
+          <w:sz w:val="24"/>
+        </w:rPr>
+        <w:t>不采纳</w:t>
+      </w:r>
+      <w:r>
+        <w:rPr>
+          <w:rFonts w:ascii="Times New Roman" w:hAnsi="Times New Roman" w:eastAsia="宋体"/>
+          <w:sz w:val="24"/>
+        </w:rPr>
+        <w:t>，保留原获取顺序。</w:t>
+      </w:r>
+    </w:p>
+    <w:p>
+      <w:pPr>
+        <w:spacing w:line="360" w:lineRule="auto" w:after="40"/>
+        <w:ind w:firstLine="420"/>
+      </w:pPr>
+      <w:r>
+        <w:rPr>
+          <w:rFonts w:ascii="Times New Roman" w:hAnsi="Times New Roman" w:eastAsia="宋体"/>
+          <w:b/>
+          <w:sz w:val="24"/>
+        </w:rPr>
+        <w:t>本项的证据边界（如实记录）</w:t>
+      </w:r>
+      <w:r>
+        <w:rPr>
+          <w:rFonts w:ascii="Times New Roman" w:hAnsi="Times New Roman" w:eastAsia="宋体"/>
+          <w:sz w:val="24"/>
+        </w:rPr>
+        <w:t>：该实验脚本对归航 episode 开销求和的键名有误（归航耗时/移动/检测三列输出为 0），故本项</w:t>
+      </w:r>
+      <w:r>
+        <w:rPr>
+          <w:rFonts w:ascii="Times New Roman" w:hAnsi="Times New Roman" w:eastAsia="宋体"/>
+          <w:b/>
+          <w:sz w:val="24"/>
+        </w:rPr>
+        <w:t>未能以"归航开销"为判据</w:t>
+      </w:r>
+      <w:r>
+        <w:rPr>
+          <w:rFonts w:ascii="Times New Roman" w:hAnsi="Times New Roman" w:eastAsia="宋体"/>
+          <w:sz w:val="24"/>
+        </w:rPr>
+        <w:t>，结论仅基于总时间、失败次数、最大值与逐例胜率。修正键名后重跑可补齐该判据。</w:t>
       </w:r>
     </w:p>
     <w:p>

--- a/2026B_solution/2026B_论文初稿.docx
+++ b/2026B_solution/2026B_论文初稿.docx
@@ -19350,6 +19350,821 @@
           <w:sz w:val="24"/>
         </w:rPr>
         <w:t>，结论仅基于总时间、失败次数、最大值与逐例胜率。修正键名后重跑可补齐该判据。</w:t>
+      </w:r>
+    </w:p>
+    <w:p>
+      <w:pPr>
+        <w:spacing w:line="360" w:lineRule="auto" w:after="40"/>
+        <w:ind w:firstLine="420"/>
+      </w:pPr>
+      <w:r>
+        <w:rPr>
+          <w:rFonts w:ascii="Times New Roman" w:hAnsi="Times New Roman" w:eastAsia="宋体"/>
+          <w:b/>
+          <w:sz w:val="24"/>
+        </w:rPr>
+        <w:t>邻域试探四臂比较（已实现，实测四臂无差异，默认保持 12 点圆周）</w:t>
+      </w:r>
+      <w:r>
+        <w:rPr>
+          <w:rFonts w:ascii="Times New Roman" w:hAnsi="Times New Roman" w:eastAsia="宋体"/>
+          <w:sz w:val="24"/>
+        </w:rPr>
+        <w:t>。动机来自上面的失效结构：</w:t>
+      </w:r>
+      <w:r>
+        <w:rPr>
+          <w:rFonts w:ascii="Times New Roman" w:hAnsi="Times New Roman" w:eastAsia="宋体"/>
+          <w:b/>
+          <w:sz w:val="24"/>
+        </w:rPr>
+        <w:t>16/21 次失败来自 8 m/15 m 两圈各 6 点的圆周试探（76.2 %）</w:t>
+      </w:r>
+      <w:r>
+        <w:rPr>
+          <w:rFonts w:ascii="Times New Roman" w:hAnsi="Times New Roman" w:eastAsia="宋体"/>
+          <w:sz w:val="24"/>
+        </w:rPr>
+        <w:t xml:space="preserve">，而角度误差造成的主要是"横向"偏移（最远 1500 m 时 </w:t>
+      </w:r>
+      <w:r>
+        <w:rPr>
+          <w:rFonts w:ascii="Cambria Math" w:hAnsi="Cambria Math" w:eastAsia="宋体"/>
+          <w:sz w:val="24"/>
+        </w:rPr>
+        <w:t>1500sin1^circ≈26.2</w:t>
+      </w:r>
+      <w:r>
+        <w:rPr>
+          <w:rFonts w:ascii="Times New Roman" w:hAnsi="Times New Roman" w:eastAsia="宋体"/>
+          <w:sz w:val="24"/>
+        </w:rPr>
+        <w:t xml:space="preserve"> m），故候选方案是沿示向法线试探少量点。四臂（固定误差场配对，</w:t>
+      </w:r>
+      <w:r>
+        <w:rPr>
+          <w:rFonts w:ascii="Cambria Math" w:hAnsi="Cambria Math" w:eastAsia="宋体"/>
+          <w:sz w:val="24"/>
+        </w:rPr>
+        <w:t>n=300</w:t>
+      </w:r>
+      <w:r>
+        <w:rPr>
+          <w:rFonts w:ascii="Times New Roman" w:hAnsi="Times New Roman" w:eastAsia="宋体"/>
+          <w:sz w:val="24"/>
+        </w:rPr>
+        <w:t>/档）：</w:t>
+      </w:r>
+    </w:p>
+    <w:tbl>
+      <w:tblPr>
+        <w:tblStyle w:val="TableGrid"/>
+        <w:tblW w:type="auto" w:w="0"/>
+        <w:jc w:val="center"/>
+        <w:tblLook w:firstColumn="1" w:firstRow="1" w:lastColumn="0" w:lastRow="0" w:noHBand="0" w:noVBand="1" w:val="04A0"/>
+      </w:tblPr>
+      <w:tblGrid>
+        <w:gridCol w:w="1465"/>
+        <w:gridCol w:w="1465"/>
+        <w:gridCol w:w="1465"/>
+        <w:gridCol w:w="1465"/>
+        <w:gridCol w:w="1465"/>
+        <w:gridCol w:w="1465"/>
+      </w:tblGrid>
+      <w:tr>
+        <w:tc>
+          <w:tcPr>
+            <w:tcW w:type="dxa" w:w="1465"/>
+            <w:shd w:val="clear" w:color="auto" w:fill="EAF1F8"/>
+          </w:tcPr>
+          <w:p>
+            <w:pPr>
+              <w:spacing w:before="20" w:after="20" w:line="240" w:lineRule="auto"/>
+            </w:pPr>
+            <w:r>
+              <w:rPr>
+                <w:rFonts w:ascii="Times New Roman" w:hAnsi="Times New Roman" w:eastAsia="宋体"/>
+                <w:b/>
+                <w:sz w:val="19"/>
+              </w:rPr>
+              <w:t>臂</w:t>
+            </w:r>
+          </w:p>
+        </w:tc>
+        <w:tc>
+          <w:tcPr>
+            <w:tcW w:type="dxa" w:w="1465"/>
+            <w:shd w:val="clear" w:color="auto" w:fill="EAF1F8"/>
+          </w:tcPr>
+          <w:p>
+            <w:pPr>
+              <w:spacing w:before="20" w:after="20" w:line="240" w:lineRule="auto"/>
+            </w:pPr>
+            <w:r>
+              <w:rPr>
+                <w:rFonts w:ascii="Times New Roman" w:hAnsi="Times New Roman" w:eastAsia="宋体"/>
+                <w:b/>
+                <w:sz w:val="19"/>
+              </w:rPr>
+              <w:t>处理</w:t>
+            </w:r>
+          </w:p>
+        </w:tc>
+        <w:tc>
+          <w:tcPr>
+            <w:tcW w:type="dxa" w:w="1465"/>
+            <w:shd w:val="clear" w:color="auto" w:fill="EAF1F8"/>
+          </w:tcPr>
+          <w:p>
+            <w:pPr>
+              <w:spacing w:before="20" w:after="20" w:line="240" w:lineRule="auto"/>
+            </w:pPr>
+            <w:r>
+              <w:rPr>
+                <w:rFonts w:ascii="Times New Roman" w:hAnsi="Times New Roman" w:eastAsia="宋体"/>
+                <w:b/>
+                <w:sz w:val="19"/>
+              </w:rPr>
+              <w:t>50 % 定向</w:t>
+            </w:r>
+          </w:p>
+        </w:tc>
+        <w:tc>
+          <w:tcPr>
+            <w:tcW w:type="dxa" w:w="1465"/>
+            <w:shd w:val="clear" w:color="auto" w:fill="EAF1F8"/>
+          </w:tcPr>
+          <w:p>
+            <w:pPr>
+              <w:spacing w:before="20" w:after="20" w:line="240" w:lineRule="auto"/>
+            </w:pPr>
+            <w:r>
+              <w:rPr>
+                <w:rFonts w:ascii="Times New Roman" w:hAnsi="Times New Roman" w:eastAsia="宋体"/>
+                <w:b/>
+                <w:sz w:val="19"/>
+              </w:rPr>
+              <w:t>100 % 定向</w:t>
+            </w:r>
+          </w:p>
+        </w:tc>
+        <w:tc>
+          <w:tcPr>
+            <w:tcW w:type="dxa" w:w="1465"/>
+            <w:shd w:val="clear" w:color="auto" w:fill="EAF1F8"/>
+          </w:tcPr>
+          <w:p>
+            <w:pPr>
+              <w:spacing w:before="20" w:after="20" w:line="240" w:lineRule="auto"/>
+            </w:pPr>
+            <w:r>
+              <w:rPr>
+                <w:rFonts w:ascii="Times New Roman" w:hAnsi="Times New Roman" w:eastAsia="宋体"/>
+                <w:b/>
+                <w:sz w:val="19"/>
+              </w:rPr>
+              <w:t>全清</w:t>
+            </w:r>
+          </w:p>
+        </w:tc>
+        <w:tc>
+          <w:tcPr>
+            <w:tcW w:type="dxa" w:w="1465"/>
+            <w:shd w:val="clear" w:color="auto" w:fill="EAF1F8"/>
+          </w:tcPr>
+          <w:p>
+            <w:pPr>
+              <w:spacing w:before="20" w:after="20" w:line="240" w:lineRule="auto"/>
+            </w:pPr>
+            <w:r>
+              <w:rPr>
+                <w:rFonts w:ascii="Times New Roman" w:hAnsi="Times New Roman" w:eastAsia="宋体"/>
+                <w:b/>
+                <w:sz w:val="19"/>
+              </w:rPr>
+              <w:t>由邻域/法线清除</w:t>
+            </w:r>
+          </w:p>
+        </w:tc>
+      </w:tr>
+      <w:tr>
+        <w:tc>
+          <w:tcPr>
+            <w:tcW w:type="dxa" w:w="1465"/>
+          </w:tcPr>
+          <w:p>
+            <w:pPr>
+              <w:spacing w:before="20" w:after="20" w:line="240" w:lineRule="auto"/>
+            </w:pPr>
+            <w:r>
+              <w:rPr>
+                <w:rFonts w:ascii="Times New Roman" w:hAnsi="Times New Roman" w:eastAsia="宋体"/>
+                <w:sz w:val="19"/>
+              </w:rPr>
+              <w:t>A</w:t>
+            </w:r>
+          </w:p>
+        </w:tc>
+        <w:tc>
+          <w:tcPr>
+            <w:tcW w:type="dxa" w:w="1465"/>
+          </w:tcPr>
+          <w:p>
+            <w:pPr>
+              <w:spacing w:before="20" w:after="20" w:line="240" w:lineRule="auto"/>
+            </w:pPr>
+            <w:r>
+              <w:rPr>
+                <w:rFonts w:ascii="Times New Roman" w:hAnsi="Times New Roman" w:eastAsia="宋体"/>
+                <w:sz w:val="19"/>
+              </w:rPr>
+              <w:t>当前 12 点（8/15 m 两圈）</w:t>
+            </w:r>
+          </w:p>
+        </w:tc>
+        <w:tc>
+          <w:tcPr>
+            <w:tcW w:type="dxa" w:w="1465"/>
+          </w:tcPr>
+          <w:p>
+            <w:pPr>
+              <w:spacing w:before="20" w:after="20" w:line="240" w:lineRule="auto"/>
+            </w:pPr>
+            <w:r>
+              <w:rPr>
+                <w:rFonts w:ascii="Times New Roman" w:hAnsi="Times New Roman" w:eastAsia="宋体"/>
+                <w:sz w:val="19"/>
+              </w:rPr>
+              <w:t>8 547 s</w:t>
+            </w:r>
+          </w:p>
+        </w:tc>
+        <w:tc>
+          <w:tcPr>
+            <w:tcW w:type="dxa" w:w="1465"/>
+          </w:tcPr>
+          <w:p>
+            <w:pPr>
+              <w:spacing w:before="20" w:after="20" w:line="240" w:lineRule="auto"/>
+            </w:pPr>
+            <w:r>
+              <w:rPr>
+                <w:rFonts w:ascii="Times New Roman" w:hAnsi="Times New Roman" w:eastAsia="宋体"/>
+                <w:sz w:val="19"/>
+              </w:rPr>
+              <w:t>9 064 s</w:t>
+            </w:r>
+          </w:p>
+        </w:tc>
+        <w:tc>
+          <w:tcPr>
+            <w:tcW w:type="dxa" w:w="1465"/>
+          </w:tcPr>
+          <w:p>
+            <w:pPr>
+              <w:spacing w:before="20" w:after="20" w:line="240" w:lineRule="auto"/>
+            </w:pPr>
+            <w:r>
+              <w:rPr>
+                <w:rFonts w:ascii="Times New Roman" w:hAnsi="Times New Roman" w:eastAsia="宋体"/>
+                <w:sz w:val="19"/>
+              </w:rPr>
+              <w:t>100 %</w:t>
+            </w:r>
+          </w:p>
+        </w:tc>
+        <w:tc>
+          <w:tcPr>
+            <w:tcW w:type="dxa" w:w="1465"/>
+          </w:tcPr>
+          <w:p>
+            <w:pPr>
+              <w:spacing w:before="20" w:after="20" w:line="240" w:lineRule="auto"/>
+            </w:pPr>
+            <w:r>
+              <w:rPr>
+                <w:rFonts w:ascii="Times New Roman" w:hAnsi="Times New Roman" w:eastAsia="宋体"/>
+                <w:sz w:val="19"/>
+              </w:rPr>
+              <w:t>29 次（1 %）/ 22 次（0.5 %）</w:t>
+            </w:r>
+          </w:p>
+        </w:tc>
+      </w:tr>
+      <w:tr>
+        <w:tc>
+          <w:tcPr>
+            <w:tcW w:type="dxa" w:w="1465"/>
+          </w:tcPr>
+          <w:p>
+            <w:pPr>
+              <w:spacing w:before="20" w:after="20" w:line="240" w:lineRule="auto"/>
+            </w:pPr>
+            <w:r>
+              <w:rPr>
+                <w:rFonts w:ascii="Times New Roman" w:hAnsi="Times New Roman" w:eastAsia="宋体"/>
+                <w:sz w:val="19"/>
+              </w:rPr>
+              <w:t>B</w:t>
+            </w:r>
+          </w:p>
+        </w:tc>
+        <w:tc>
+          <w:tcPr>
+            <w:tcW w:type="dxa" w:w="1465"/>
+          </w:tcPr>
+          <w:p>
+            <w:pPr>
+              <w:spacing w:before="20" w:after="20" w:line="240" w:lineRule="auto"/>
+            </w:pPr>
+            <w:r>
+              <w:rPr>
+                <w:rFonts w:ascii="Times New Roman" w:hAnsi="Times New Roman" w:eastAsia="宋体"/>
+                <w:sz w:val="19"/>
+              </w:rPr>
+              <w:t>仅法线两侧 2 点（失败即结束归航）</w:t>
+            </w:r>
+          </w:p>
+        </w:tc>
+        <w:tc>
+          <w:tcPr>
+            <w:tcW w:type="dxa" w:w="1465"/>
+          </w:tcPr>
+          <w:p>
+            <w:pPr>
+              <w:spacing w:before="20" w:after="20" w:line="240" w:lineRule="auto"/>
+            </w:pPr>
+            <w:r>
+              <w:rPr>
+                <w:rFonts w:ascii="Times New Roman" w:hAnsi="Times New Roman" w:eastAsia="宋体"/>
+                <w:b/>
+                <w:sz w:val="19"/>
+              </w:rPr>
+              <w:t>+0.7 s</w:t>
+            </w:r>
+          </w:p>
+        </w:tc>
+        <w:tc>
+          <w:tcPr>
+            <w:tcW w:type="dxa" w:w="1465"/>
+          </w:tcPr>
+          <w:p>
+            <w:pPr>
+              <w:spacing w:before="20" w:after="20" w:line="240" w:lineRule="auto"/>
+            </w:pPr>
+            <w:r>
+              <w:rPr>
+                <w:rFonts w:ascii="Times New Roman" w:hAnsi="Times New Roman" w:eastAsia="宋体"/>
+                <w:b/>
+                <w:sz w:val="19"/>
+              </w:rPr>
+              <w:t>+1.0 s</w:t>
+            </w:r>
+          </w:p>
+        </w:tc>
+        <w:tc>
+          <w:tcPr>
+            <w:tcW w:type="dxa" w:w="1465"/>
+          </w:tcPr>
+          <w:p>
+            <w:pPr>
+              <w:spacing w:before="20" w:after="20" w:line="240" w:lineRule="auto"/>
+            </w:pPr>
+            <w:r>
+              <w:rPr>
+                <w:rFonts w:ascii="Times New Roman" w:hAnsi="Times New Roman" w:eastAsia="宋体"/>
+                <w:sz w:val="19"/>
+              </w:rPr>
+              <w:t>100 %</w:t>
+            </w:r>
+          </w:p>
+        </w:tc>
+        <w:tc>
+          <w:tcPr>
+            <w:tcW w:type="dxa" w:w="1465"/>
+          </w:tcPr>
+          <w:p>
+            <w:pPr>
+              <w:spacing w:before="20" w:after="20" w:line="240" w:lineRule="auto"/>
+            </w:pPr>
+            <w:r>
+              <w:rPr>
+                <w:rFonts w:ascii="Times New Roman" w:hAnsi="Times New Roman" w:eastAsia="宋体"/>
+                <w:sz w:val="19"/>
+              </w:rPr>
+              <w:t>8 / 10 次</w:t>
+            </w:r>
+          </w:p>
+        </w:tc>
+      </w:tr>
+      <w:tr>
+        <w:tc>
+          <w:tcPr>
+            <w:tcW w:type="dxa" w:w="1465"/>
+          </w:tcPr>
+          <w:p>
+            <w:pPr>
+              <w:spacing w:before="20" w:after="20" w:line="240" w:lineRule="auto"/>
+            </w:pPr>
+            <w:r>
+              <w:rPr>
+                <w:rFonts w:ascii="Times New Roman" w:hAnsi="Times New Roman" w:eastAsia="宋体"/>
+                <w:sz w:val="19"/>
+              </w:rPr>
+              <w:t>C</w:t>
+            </w:r>
+          </w:p>
+        </w:tc>
+        <w:tc>
+          <w:tcPr>
+            <w:tcW w:type="dxa" w:w="1465"/>
+          </w:tcPr>
+          <w:p>
+            <w:pPr>
+              <w:spacing w:before="20" w:after="20" w:line="240" w:lineRule="auto"/>
+            </w:pPr>
+            <w:r>
+              <w:rPr>
+                <w:rFonts w:ascii="Times New Roman" w:hAnsi="Times New Roman" w:eastAsia="宋体"/>
+                <w:sz w:val="19"/>
+              </w:rPr>
+              <w:t>不试邻域，立即换示向</w:t>
+            </w:r>
+          </w:p>
+        </w:tc>
+        <w:tc>
+          <w:tcPr>
+            <w:tcW w:type="dxa" w:w="1465"/>
+          </w:tcPr>
+          <w:p>
+            <w:pPr>
+              <w:spacing w:before="20" w:after="20" w:line="240" w:lineRule="auto"/>
+            </w:pPr>
+            <w:r>
+              <w:rPr>
+                <w:rFonts w:ascii="Times New Roman" w:hAnsi="Times New Roman" w:eastAsia="宋体"/>
+                <w:sz w:val="19"/>
+              </w:rPr>
+              <w:t>+3.7 s</w:t>
+            </w:r>
+          </w:p>
+        </w:tc>
+        <w:tc>
+          <w:tcPr>
+            <w:tcW w:type="dxa" w:w="1465"/>
+          </w:tcPr>
+          <w:p>
+            <w:pPr>
+              <w:spacing w:before="20" w:after="20" w:line="240" w:lineRule="auto"/>
+            </w:pPr>
+            <w:r>
+              <w:rPr>
+                <w:rFonts w:ascii="Times New Roman" w:hAnsi="Times New Roman" w:eastAsia="宋体"/>
+                <w:sz w:val="19"/>
+              </w:rPr>
+              <w:t>+6.3 s</w:t>
+            </w:r>
+          </w:p>
+        </w:tc>
+        <w:tc>
+          <w:tcPr>
+            <w:tcW w:type="dxa" w:w="1465"/>
+          </w:tcPr>
+          <w:p>
+            <w:pPr>
+              <w:spacing w:before="20" w:after="20" w:line="240" w:lineRule="auto"/>
+            </w:pPr>
+            <w:r>
+              <w:rPr>
+                <w:rFonts w:ascii="Times New Roman" w:hAnsi="Times New Roman" w:eastAsia="宋体"/>
+                <w:sz w:val="19"/>
+              </w:rPr>
+              <w:t>100 %</w:t>
+            </w:r>
+          </w:p>
+        </w:tc>
+        <w:tc>
+          <w:tcPr>
+            <w:tcW w:type="dxa" w:w="1465"/>
+          </w:tcPr>
+          <w:p>
+            <w:pPr>
+              <w:spacing w:before="20" w:after="20" w:line="240" w:lineRule="auto"/>
+            </w:pPr>
+            <w:r>
+              <w:rPr>
+                <w:rFonts w:ascii="Times New Roman" w:hAnsi="Times New Roman" w:eastAsia="宋体"/>
+                <w:sz w:val="19"/>
+              </w:rPr>
+              <w:t>0</w:t>
+            </w:r>
+          </w:p>
+        </w:tc>
+      </w:tr>
+      <w:tr>
+        <w:tc>
+          <w:tcPr>
+            <w:tcW w:type="dxa" w:w="1465"/>
+          </w:tcPr>
+          <w:p>
+            <w:pPr>
+              <w:spacing w:before="20" w:after="20" w:line="240" w:lineRule="auto"/>
+            </w:pPr>
+            <w:r>
+              <w:rPr>
+                <w:rFonts w:ascii="Times New Roman" w:hAnsi="Times New Roman" w:eastAsia="宋体"/>
+                <w:sz w:val="19"/>
+              </w:rPr>
+              <w:t>D</w:t>
+            </w:r>
+          </w:p>
+        </w:tc>
+        <w:tc>
+          <w:tcPr>
+            <w:tcW w:type="dxa" w:w="1465"/>
+          </w:tcPr>
+          <w:p>
+            <w:pPr>
+              <w:spacing w:before="20" w:after="20" w:line="240" w:lineRule="auto"/>
+            </w:pPr>
+            <w:r>
+              <w:rPr>
+                <w:rFonts w:ascii="Times New Roman" w:hAnsi="Times New Roman" w:eastAsia="宋体"/>
+                <w:sz w:val="19"/>
+              </w:rPr>
+              <w:t>法线两侧 2 点后换示向</w:t>
+            </w:r>
+          </w:p>
+        </w:tc>
+        <w:tc>
+          <w:tcPr>
+            <w:tcW w:type="dxa" w:w="1465"/>
+          </w:tcPr>
+          <w:p>
+            <w:pPr>
+              <w:spacing w:before="20" w:after="20" w:line="240" w:lineRule="auto"/>
+            </w:pPr>
+            <w:r>
+              <w:rPr>
+                <w:rFonts w:ascii="Times New Roman" w:hAnsi="Times New Roman" w:eastAsia="宋体"/>
+                <w:sz w:val="19"/>
+              </w:rPr>
+              <w:t>+1.7 s</w:t>
+            </w:r>
+          </w:p>
+        </w:tc>
+        <w:tc>
+          <w:tcPr>
+            <w:tcW w:type="dxa" w:w="1465"/>
+          </w:tcPr>
+          <w:p>
+            <w:pPr>
+              <w:spacing w:before="20" w:after="20" w:line="240" w:lineRule="auto"/>
+            </w:pPr>
+            <w:r>
+              <w:rPr>
+                <w:rFonts w:ascii="Times New Roman" w:hAnsi="Times New Roman" w:eastAsia="宋体"/>
+                <w:sz w:val="19"/>
+              </w:rPr>
+              <w:t>+0.7 s</w:t>
+            </w:r>
+          </w:p>
+        </w:tc>
+        <w:tc>
+          <w:tcPr>
+            <w:tcW w:type="dxa" w:w="1465"/>
+          </w:tcPr>
+          <w:p>
+            <w:pPr>
+              <w:spacing w:before="20" w:after="20" w:line="240" w:lineRule="auto"/>
+            </w:pPr>
+            <w:r>
+              <w:rPr>
+                <w:rFonts w:ascii="Times New Roman" w:hAnsi="Times New Roman" w:eastAsia="宋体"/>
+                <w:sz w:val="19"/>
+              </w:rPr>
+              <w:t>100 %</w:t>
+            </w:r>
+          </w:p>
+        </w:tc>
+        <w:tc>
+          <w:tcPr>
+            <w:tcW w:type="dxa" w:w="1465"/>
+          </w:tcPr>
+          <w:p>
+            <w:pPr>
+              <w:spacing w:before="20" w:after="20" w:line="240" w:lineRule="auto"/>
+            </w:pPr>
+            <w:r>
+              <w:rPr>
+                <w:rFonts w:ascii="Times New Roman" w:hAnsi="Times New Roman" w:eastAsia="宋体"/>
+                <w:sz w:val="19"/>
+              </w:rPr>
+              <w:t>8 / 10 次</w:t>
+            </w:r>
+          </w:p>
+        </w:tc>
+      </w:tr>
+    </w:tbl>
+    <w:p>
+      <w:pPr>
+        <w:spacing w:after="80"/>
+      </w:pPr>
+    </w:p>
+    <w:p>
+      <w:pPr>
+        <w:spacing w:line="360" w:lineRule="auto" w:after="40"/>
+        <w:ind w:firstLine="420"/>
+      </w:pPr>
+      <w:r>
+        <w:rPr>
+          <w:rFonts w:ascii="Times New Roman" w:hAnsi="Times New Roman" w:eastAsia="宋体"/>
+          <w:b/>
+          <w:sz w:val="24"/>
+        </w:rPr>
+        <w:t>四臂差异全在 ±6 s（±0.07 %）内</w:t>
+      </w:r>
+      <w:r>
+        <w:rPr>
+          <w:rFonts w:ascii="Times New Roman" w:hAnsi="Times New Roman" w:eastAsia="宋体"/>
+          <w:sz w:val="24"/>
+        </w:rPr>
+        <w:t>，P95 与最大时间在各臂间</w:t>
+      </w:r>
+      <w:r>
+        <w:rPr>
+          <w:rFonts w:ascii="Times New Roman" w:hAnsi="Times New Roman" w:eastAsia="宋体"/>
+          <w:b/>
+          <w:sz w:val="24"/>
+        </w:rPr>
+        <w:t>完全相同</w:t>
+      </w:r>
+      <w:r>
+        <w:rPr>
+          <w:rFonts w:ascii="Times New Roman" w:hAnsi="Times New Roman" w:eastAsia="宋体"/>
+          <w:sz w:val="24"/>
+        </w:rPr>
+        <w:t>（10 474 / 12 071 s），失败次数仅由 0.6–0.8 次/例微降到 0.5 次/例。</w:t>
+      </w:r>
+    </w:p>
+    <w:p>
+      <w:pPr>
+        <w:spacing w:line="360" w:lineRule="auto" w:after="40"/>
+        <w:ind w:firstLine="420"/>
+      </w:pPr>
+      <w:r>
+        <w:rPr>
+          <w:rFonts w:ascii="Times New Roman" w:hAnsi="Times New Roman" w:eastAsia="宋体"/>
+          <w:b/>
+          <w:sz w:val="24"/>
+        </w:rPr>
+        <w:t>为什么"76 % 的失败来源"改动后却没有收益（重要）</w:t>
+      </w:r>
+      <w:r>
+        <w:rPr>
+          <w:rFonts w:ascii="Times New Roman" w:hAnsi="Times New Roman" w:eastAsia="宋体"/>
+          <w:sz w:val="24"/>
+        </w:rPr>
+        <w:t>：那条 76.2 % 的占比是</w:t>
+      </w:r>
+      <w:r>
+        <w:rPr>
+          <w:rFonts w:ascii="Times New Roman" w:hAnsi="Times New Roman" w:eastAsia="宋体"/>
+          <w:b/>
+          <w:sz w:val="24"/>
+        </w:rPr>
+        <w:t>在采纳"暂缓归航"之前</w:t>
+      </w:r>
+      <w:r>
+        <w:rPr>
+          <w:rFonts w:ascii="Times New Roman" w:hAnsi="Times New Roman" w:eastAsia="宋体"/>
+          <w:sz w:val="24"/>
+        </w:rPr>
+        <w:t>的 12 局日志上统计的；采纳后</w:t>
+      </w:r>
+      <w:r>
+        <w:rPr>
+          <w:rFonts w:ascii="Times New Roman" w:hAnsi="Times New Roman" w:eastAsia="宋体"/>
+          <w:b/>
+          <w:sz w:val="24"/>
+        </w:rPr>
+        <w:t>归航链只在 10–20 % 的局里被进入</w:t>
+      </w:r>
+      <w:r>
+        <w:rPr>
+          <w:rFonts w:ascii="Times New Roman" w:hAnsi="Times New Roman" w:eastAsia="宋体"/>
+          <w:sz w:val="24"/>
+        </w:rPr>
+        <w:t xml:space="preserve">，邻域/法线清除在全部清除中仅占 </w:t>
+      </w:r>
+      <w:r>
+        <w:rPr>
+          <w:rFonts w:ascii="Times New Roman" w:hAnsi="Times New Roman" w:eastAsia="宋体"/>
+          <w:b/>
+          <w:sz w:val="24"/>
+        </w:rPr>
+        <w:t>0.5–1 %</w:t>
+      </w:r>
+      <w:r>
+        <w:rPr>
+          <w:rFonts w:ascii="Times New Roman" w:hAnsi="Times New Roman" w:eastAsia="宋体"/>
+          <w:sz w:val="24"/>
+        </w:rPr>
+        <w:t>（</w:t>
+      </w:r>
+      <w:r>
+        <w:rPr>
+          <w:rFonts w:ascii="Cambria Math" w:hAnsi="Cambria Math" w:eastAsia="宋体"/>
+          <w:sz w:val="24"/>
+        </w:rPr>
+        <w:t>29/4,100</w:t>
+      </w:r>
+      <w:r>
+        <w:rPr>
+          <w:rFonts w:ascii="Times New Roman" w:hAnsi="Times New Roman" w:eastAsia="宋体"/>
+          <w:sz w:val="24"/>
+        </w:rPr>
+        <w:t>、</w:t>
+      </w:r>
+      <w:r>
+        <w:rPr>
+          <w:rFonts w:ascii="Cambria Math" w:hAnsi="Cambria Math" w:eastAsia="宋体"/>
+          <w:sz w:val="24"/>
+        </w:rPr>
+        <w:t>22/4,199</w:t>
+      </w:r>
+      <w:r>
+        <w:rPr>
+          <w:rFonts w:ascii="Times New Roman" w:hAnsi="Times New Roman" w:eastAsia="宋体"/>
+          <w:sz w:val="24"/>
+        </w:rPr>
+        <w:t>），且长尾（P95/最大）与它无关。故三个变体</w:t>
+      </w:r>
+      <w:r>
+        <w:rPr>
+          <w:rFonts w:ascii="Times New Roman" w:hAnsi="Times New Roman" w:eastAsia="宋体"/>
+          <w:b/>
+          <w:sz w:val="24"/>
+        </w:rPr>
+        <w:t>均不采纳</w:t>
+      </w:r>
+      <w:r>
+        <w:rPr>
+          <w:rFonts w:ascii="Times New Roman" w:hAnsi="Times New Roman" w:eastAsia="宋体"/>
+          <w:sz w:val="24"/>
+        </w:rPr>
+        <w:t>，保留原 12 点圆周。</w:t>
+      </w:r>
+    </w:p>
+    <w:p>
+      <w:pPr>
+        <w:spacing w:line="360" w:lineRule="auto" w:after="40"/>
+        <w:ind w:firstLine="420"/>
+      </w:pPr>
+      <w:r>
+        <w:rPr>
+          <w:rFonts w:ascii="Times New Roman" w:hAnsi="Times New Roman" w:eastAsia="宋体"/>
+          <w:b/>
+          <w:sz w:val="24"/>
+        </w:rPr>
+        <w:t>三项候选的连带结论</w:t>
+      </w:r>
+      <w:r>
+        <w:rPr>
+          <w:rFonts w:ascii="Times New Roman" w:hAnsi="Times New Roman" w:eastAsia="宋体"/>
+          <w:sz w:val="24"/>
+        </w:rPr>
+        <w:t>：按"#1 暂缓归航 → #2 示向排序 → #3 邻域形态"的优先级逐项实验后，</w:t>
+      </w:r>
+      <w:r>
+        <w:rPr>
+          <w:rFonts w:ascii="Times New Roman" w:hAnsi="Times New Roman" w:eastAsia="宋体"/>
+          <w:b/>
+          <w:sz w:val="24"/>
+        </w:rPr>
+        <w:t>只有 #1 通过门槛（−0.75 %/−0.97 %，失败次数减半），#2 与 #3 均为零结果</w:t>
+      </w:r>
+      <w:r>
+        <w:rPr>
+          <w:rFonts w:ascii="Times New Roman" w:hAnsi="Times New Roman" w:eastAsia="宋体"/>
+          <w:sz w:val="24"/>
+        </w:rPr>
+        <w:t>——因为 #1 已经移除了它们共同针对的瓶颈（失败后的昂贵恢复链）。这与"先把最直接作用于瓶颈的改动做掉"的工程直觉一致，也说明</w:t>
+      </w:r>
+      <w:r>
+        <w:rPr>
+          <w:rFonts w:ascii="Times New Roman" w:hAnsi="Times New Roman" w:eastAsia="宋体"/>
+          <w:b/>
+          <w:sz w:val="24"/>
+        </w:rPr>
+        <w:t>在测量失效结构后应先做改变结构的改动，再做局部打磨</w:t>
+      </w:r>
+      <w:r>
+        <w:rPr>
+          <w:rFonts w:ascii="Times New Roman" w:hAnsi="Times New Roman" w:eastAsia="宋体"/>
+          <w:sz w:val="24"/>
+        </w:rPr>
+        <w:t>。</w:t>
       </w:r>
     </w:p>
     <w:p>

--- a/2026B_solution/2026B_论文初稿.docx
+++ b/2026B_solution/2026B_论文初稿.docx
@@ -21771,7 +21771,451 @@
           <w:b/>
           <w:sz w:val="24"/>
         </w:rPr>
-        <w:t>官方模拟器在环 12 局稳定性复核（最终配置）</w:t>
+        <w:t>12 回模拟实验稳定性（最终配置，每回 200 例、共 2 400 例，固定误差场）</w:t>
+      </w:r>
+      <w:r>
+        <w:rPr>
+          <w:rFonts w:ascii="Times New Roman" w:hAnsi="Times New Roman" w:eastAsia="宋体"/>
+          <w:sz w:val="24"/>
+        </w:rPr>
+        <w:t>——区分两种波动：</w:t>
+      </w:r>
+    </w:p>
+    <w:tbl>
+      <w:tblPr>
+        <w:tblStyle w:val="TableGrid"/>
+        <w:tblW w:type="auto" w:w="0"/>
+        <w:jc w:val="center"/>
+        <w:tblLook w:firstColumn="1" w:firstRow="1" w:lastColumn="0" w:lastRow="0" w:noHBand="0" w:noVBand="1" w:val="04A0"/>
+      </w:tblPr>
+      <w:tblGrid>
+        <w:gridCol w:w="2929"/>
+        <w:gridCol w:w="2929"/>
+        <w:gridCol w:w="2929"/>
+      </w:tblGrid>
+      <w:tr>
+        <w:tc>
+          <w:tcPr>
+            <w:tcW w:type="dxa" w:w="2929"/>
+            <w:shd w:val="clear" w:color="auto" w:fill="EAF1F8"/>
+          </w:tcPr>
+          <w:p>
+            <w:pPr>
+              <w:spacing w:before="20" w:after="20" w:line="240" w:lineRule="auto"/>
+            </w:pPr>
+            <w:r>
+              <w:rPr>
+                <w:rFonts w:ascii="Times New Roman" w:hAnsi="Times New Roman" w:eastAsia="宋体"/>
+                <w:b/>
+                <w:sz w:val="19"/>
+              </w:rPr>
+              <w:t>口径</w:t>
+            </w:r>
+          </w:p>
+        </w:tc>
+        <w:tc>
+          <w:tcPr>
+            <w:tcW w:type="dxa" w:w="2929"/>
+            <w:shd w:val="clear" w:color="auto" w:fill="EAF1F8"/>
+          </w:tcPr>
+          <w:p>
+            <w:pPr>
+              <w:spacing w:before="20" w:after="20" w:line="240" w:lineRule="auto"/>
+            </w:pPr>
+            <w:r>
+              <w:rPr>
+                <w:rFonts w:ascii="Times New Roman" w:hAnsi="Times New Roman" w:eastAsia="宋体"/>
+                <w:b/>
+                <w:sz w:val="19"/>
+              </w:rPr>
+              <w:t>数值</w:t>
+            </w:r>
+          </w:p>
+        </w:tc>
+        <w:tc>
+          <w:tcPr>
+            <w:tcW w:type="dxa" w:w="2929"/>
+            <w:shd w:val="clear" w:color="auto" w:fill="EAF1F8"/>
+          </w:tcPr>
+          <w:p>
+            <w:pPr>
+              <w:spacing w:before="20" w:after="20" w:line="240" w:lineRule="auto"/>
+            </w:pPr>
+            <w:r>
+              <w:rPr>
+                <w:rFonts w:ascii="Times New Roman" w:hAnsi="Times New Roman" w:eastAsia="宋体"/>
+                <w:b/>
+                <w:sz w:val="19"/>
+              </w:rPr>
+              <w:t>含义</w:t>
+            </w:r>
+          </w:p>
+        </w:tc>
+      </w:tr>
+      <w:tr>
+        <w:tc>
+          <w:tcPr>
+            <w:tcW w:type="dxa" w:w="2929"/>
+          </w:tcPr>
+          <w:p>
+            <w:pPr>
+              <w:spacing w:before="20" w:after="20" w:line="240" w:lineRule="auto"/>
+            </w:pPr>
+            <w:r>
+              <w:rPr>
+                <w:rFonts w:ascii="Times New Roman" w:hAnsi="Times New Roman" w:eastAsia="宋体"/>
+                <w:b/>
+                <w:sz w:val="19"/>
+              </w:rPr>
+              <w:t>回间 CV</w:t>
+            </w:r>
+          </w:p>
+        </w:tc>
+        <w:tc>
+          <w:tcPr>
+            <w:tcW w:type="dxa" w:w="2929"/>
+          </w:tcPr>
+          <w:p>
+            <w:pPr>
+              <w:spacing w:before="20" w:after="20" w:line="240" w:lineRule="auto"/>
+            </w:pPr>
+            <w:r>
+              <w:rPr>
+                <w:rFonts w:ascii="Times New Roman" w:hAnsi="Times New Roman" w:eastAsia="宋体"/>
+                <w:b/>
+                <w:sz w:val="19"/>
+              </w:rPr>
+              <w:t>0.45 %</w:t>
+            </w:r>
+            <w:r>
+              <w:rPr>
+                <w:rFonts w:ascii="Times New Roman" w:hAnsi="Times New Roman" w:eastAsia="宋体"/>
+                <w:sz w:val="19"/>
+              </w:rPr>
+              <w:t xml:space="preserve">（12 回均值 </w:t>
+            </w:r>
+            <w:r>
+              <w:rPr>
+                <w:rFonts w:ascii="Cambria Math" w:hAnsi="Cambria Math" w:eastAsia="宋体"/>
+                <w:sz w:val="19"/>
+              </w:rPr>
+              <w:t>8,584.5±38.6</w:t>
+            </w:r>
+            <w:r>
+              <w:rPr>
+                <w:rFonts w:ascii="Times New Roman" w:hAnsi="Times New Roman" w:eastAsia="宋体"/>
+                <w:sz w:val="19"/>
+              </w:rPr>
+              <w:t xml:space="preserve"> s，范围 </w:t>
+            </w:r>
+            <w:r>
+              <w:rPr>
+                <w:rFonts w:ascii="Cambria Math" w:hAnsi="Cambria Math" w:eastAsia="宋体"/>
+                <w:sz w:val="19"/>
+              </w:rPr>
+              <w:t>[8,493,,8,636]</w:t>
+            </w:r>
+            <w:r>
+              <w:rPr>
+                <w:rFonts w:ascii="Times New Roman" w:hAnsi="Times New Roman" w:eastAsia="宋体"/>
+                <w:sz w:val="19"/>
+              </w:rPr>
+              <w:t>）</w:t>
+            </w:r>
+          </w:p>
+        </w:tc>
+        <w:tc>
+          <w:tcPr>
+            <w:tcW w:type="dxa" w:w="2929"/>
+          </w:tcPr>
+          <w:p>
+            <w:pPr>
+              <w:spacing w:before="20" w:after="20" w:line="240" w:lineRule="auto"/>
+            </w:pPr>
+            <w:r>
+              <w:rPr>
+                <w:rFonts w:ascii="Times New Roman" w:hAnsi="Times New Roman" w:eastAsia="宋体"/>
+                <w:sz w:val="19"/>
+              </w:rPr>
+              <w:t>算法</w:t>
+            </w:r>
+            <w:r>
+              <w:rPr>
+                <w:rFonts w:ascii="Times New Roman" w:hAnsi="Times New Roman" w:eastAsia="宋体"/>
+                <w:b/>
+                <w:sz w:val="19"/>
+              </w:rPr>
+              <w:t>整体水平</w:t>
+            </w:r>
+            <w:r>
+              <w:rPr>
+                <w:rFonts w:ascii="Times New Roman" w:hAnsi="Times New Roman" w:eastAsia="宋体"/>
+                <w:sz w:val="19"/>
+              </w:rPr>
+              <w:t>的稳定性</w:t>
+            </w:r>
+          </w:p>
+        </w:tc>
+      </w:tr>
+      <w:tr>
+        <w:tc>
+          <w:tcPr>
+            <w:tcW w:type="dxa" w:w="2929"/>
+          </w:tcPr>
+          <w:p>
+            <w:pPr>
+              <w:spacing w:before="20" w:after="20" w:line="240" w:lineRule="auto"/>
+            </w:pPr>
+            <w:r>
+              <w:rPr>
+                <w:rFonts w:ascii="Times New Roman" w:hAnsi="Times New Roman" w:eastAsia="宋体"/>
+                <w:sz w:val="19"/>
+              </w:rPr>
+              <w:t>回内（单局）CV</w:t>
+            </w:r>
+          </w:p>
+        </w:tc>
+        <w:tc>
+          <w:tcPr>
+            <w:tcW w:type="dxa" w:w="2929"/>
+          </w:tcPr>
+          <w:p>
+            <w:pPr>
+              <w:spacing w:before="20" w:after="20" w:line="240" w:lineRule="auto"/>
+            </w:pPr>
+            <w:r>
+              <w:rPr>
+                <w:rFonts w:ascii="Times New Roman" w:hAnsi="Times New Roman" w:eastAsia="宋体"/>
+                <w:sz w:val="19"/>
+              </w:rPr>
+              <w:t>4.31–5.39 %</w:t>
+            </w:r>
+          </w:p>
+        </w:tc>
+        <w:tc>
+          <w:tcPr>
+            <w:tcW w:type="dxa" w:w="2929"/>
+          </w:tcPr>
+          <w:p>
+            <w:pPr>
+              <w:spacing w:before="20" w:after="20" w:line="240" w:lineRule="auto"/>
+            </w:pPr>
+            <w:r>
+              <w:rPr>
+                <w:rFonts w:ascii="Times New Roman" w:hAnsi="Times New Roman" w:eastAsia="宋体"/>
+                <w:sz w:val="19"/>
+              </w:rPr>
+              <w:t>场景差异造成的单局波动（非算法不稳定）</w:t>
+            </w:r>
+          </w:p>
+        </w:tc>
+      </w:tr>
+      <w:tr>
+        <w:tc>
+          <w:tcPr>
+            <w:tcW w:type="dxa" w:w="2929"/>
+          </w:tcPr>
+          <w:p>
+            <w:pPr>
+              <w:spacing w:before="20" w:after="20" w:line="240" w:lineRule="auto"/>
+            </w:pPr>
+            <w:r>
+              <w:rPr>
+                <w:rFonts w:ascii="Times New Roman" w:hAnsi="Times New Roman" w:eastAsia="宋体"/>
+                <w:sz w:val="19"/>
+              </w:rPr>
+              <w:t>全清率</w:t>
+            </w:r>
+          </w:p>
+        </w:tc>
+        <w:tc>
+          <w:tcPr>
+            <w:tcW w:type="dxa" w:w="2929"/>
+          </w:tcPr>
+          <w:p>
+            <w:pPr>
+              <w:spacing w:before="20" w:after="20" w:line="240" w:lineRule="auto"/>
+            </w:pPr>
+            <w:r>
+              <w:rPr>
+                <w:rFonts w:ascii="Times New Roman" w:hAnsi="Times New Roman" w:eastAsia="宋体"/>
+                <w:b/>
+                <w:sz w:val="19"/>
+              </w:rPr>
+              <w:t>12 回全部 100 %</w:t>
+            </w:r>
+          </w:p>
+        </w:tc>
+        <w:tc>
+          <w:tcPr>
+            <w:tcW w:type="dxa" w:w="2929"/>
+          </w:tcPr>
+          <w:p>
+            <w:pPr>
+              <w:spacing w:before="20" w:after="20" w:line="240" w:lineRule="auto"/>
+            </w:pPr>
+            <w:r>
+              <w:rPr>
+                <w:rFonts w:ascii="Times New Roman" w:hAnsi="Times New Roman" w:eastAsia="宋体"/>
+                <w:sz w:val="19"/>
+              </w:rPr>
+              <w:t>零漏清</w:t>
+            </w:r>
+          </w:p>
+        </w:tc>
+      </w:tr>
+      <w:tr>
+        <w:tc>
+          <w:tcPr>
+            <w:tcW w:type="dxa" w:w="2929"/>
+          </w:tcPr>
+          <w:p>
+            <w:pPr>
+              <w:spacing w:before="20" w:after="20" w:line="240" w:lineRule="auto"/>
+            </w:pPr>
+            <w:r>
+              <w:rPr>
+                <w:rFonts w:ascii="Times New Roman" w:hAnsi="Times New Roman" w:eastAsia="宋体"/>
+                <w:sz w:val="19"/>
+              </w:rPr>
+              <w:t>检测/例 · 移动/例</w:t>
+            </w:r>
+          </w:p>
+        </w:tc>
+        <w:tc>
+          <w:tcPr>
+            <w:tcW w:type="dxa" w:w="2929"/>
+          </w:tcPr>
+          <w:p>
+            <w:pPr>
+              <w:spacing w:before="20" w:after="20" w:line="240" w:lineRule="auto"/>
+            </w:pPr>
+            <w:r>
+              <w:rPr>
+                <w:rFonts w:ascii="Times New Roman" w:hAnsi="Times New Roman" w:eastAsia="宋体"/>
+                <w:sz w:val="19"/>
+              </w:rPr>
+              <w:t>353.3–365.2 次 · 31 663–32 184 m</w:t>
+            </w:r>
+          </w:p>
+        </w:tc>
+        <w:tc>
+          <w:tcPr>
+            <w:tcW w:type="dxa" w:w="2929"/>
+          </w:tcPr>
+          <w:p>
+            <w:pPr>
+              <w:spacing w:before="20" w:after="20" w:line="240" w:lineRule="auto"/>
+            </w:pPr>
+            <w:r>
+              <w:rPr>
+                <w:rFonts w:ascii="Times New Roman" w:hAnsi="Times New Roman" w:eastAsia="宋体"/>
+                <w:sz w:val="19"/>
+              </w:rPr>
+              <w:t>各回高度一致</w:t>
+            </w:r>
+          </w:p>
+        </w:tc>
+      </w:tr>
+    </w:tbl>
+    <w:p>
+      <w:pPr>
+        <w:spacing w:after="80"/>
+      </w:pPr>
+    </w:p>
+    <w:p>
+      <w:pPr>
+        <w:spacing w:line="360" w:lineRule="auto" w:after="40"/>
+        <w:ind w:firstLine="420"/>
+      </w:pPr>
+      <w:r>
+        <w:rPr>
+          <w:rFonts w:ascii="Times New Roman" w:hAnsi="Times New Roman" w:eastAsia="宋体"/>
+          <w:b/>
+          <w:sz w:val="24"/>
+        </w:rPr>
+        <w:t>结论</w:t>
+      </w:r>
+      <w:r>
+        <w:rPr>
+          <w:rFonts w:ascii="Times New Roman" w:hAnsi="Times New Roman" w:eastAsia="宋体"/>
+          <w:sz w:val="24"/>
+        </w:rPr>
+        <w:t xml:space="preserve">：算法在 12 次独立重复下的整体水平波动仅 </w:t>
+      </w:r>
+      <w:r>
+        <w:rPr>
+          <w:rFonts w:ascii="Times New Roman" w:hAnsi="Times New Roman" w:eastAsia="宋体"/>
+          <w:b/>
+          <w:sz w:val="24"/>
+        </w:rPr>
+        <w:t>0.45 %</w:t>
+      </w:r>
+      <w:r>
+        <w:rPr>
+          <w:rFonts w:ascii="Times New Roman" w:hAnsi="Times New Roman" w:eastAsia="宋体"/>
+          <w:sz w:val="24"/>
+        </w:rPr>
+        <w:t>，远小于单局场景差异（约 5 %）；因此</w:t>
+      </w:r>
+      <w:r>
+        <w:rPr>
+          <w:rFonts w:ascii="Times New Roman" w:hAnsi="Times New Roman" w:eastAsia="宋体"/>
+          <w:b/>
+          <w:sz w:val="24"/>
+        </w:rPr>
+        <w:t>单局之间的时间差异主要来自场景，而不是算法</w:t>
+      </w:r>
+      <w:r>
+        <w:rPr>
+          <w:rFonts w:ascii="Times New Roman" w:hAnsi="Times New Roman" w:eastAsia="宋体"/>
+          <w:sz w:val="24"/>
+        </w:rPr>
+        <w:t>。这一区分对判读实机数据同样重要——见下条。</w:t>
+      </w:r>
+    </w:p>
+    <w:p>
+      <w:pPr>
+        <w:pStyle w:val="ListBullet"/>
+        <w:spacing w:before="0" w:after="0"/>
+      </w:pPr>
+      <w:r>
+        <w:rPr>
+          <w:rFonts w:ascii="Times New Roman" w:hAnsi="Times New Roman" w:eastAsia="宋体"/>
+          <w:b/>
+          <w:sz w:val="24"/>
+        </w:rPr>
+        <w:t>官方模拟器在环 12 局稳定性（</w:t>
+      </w:r>
+      <w:r>
+        <w:rPr>
+          <w:rFonts w:ascii="Times New Roman" w:hAnsi="Times New Roman" w:eastAsia="宋体"/>
+          <w:sz w:val="24"/>
+        </w:rPr>
+        <w:t>注意版本</w:t>
+      </w:r>
+      <w:r>
+        <w:rPr>
+          <w:rFonts w:ascii="Times New Roman" w:hAnsi="Times New Roman" w:eastAsia="宋体"/>
+          <w:b/>
+          <w:sz w:val="24"/>
+        </w:rPr>
+        <w:t>：27 点设计 + MEC 冻结，</w:t>
+      </w:r>
+      <w:r>
+        <w:rPr>
+          <w:rFonts w:ascii="Times New Roman" w:hAnsi="Times New Roman" w:eastAsia="宋体"/>
+          <w:sz w:val="24"/>
+        </w:rPr>
+        <w:t>暂缓归航采纳之前</w:t>
+      </w:r>
+      <w:r>
+        <w:rPr>
+          <w:rFonts w:ascii="Times New Roman" w:hAnsi="Times New Roman" w:eastAsia="宋体"/>
+          <w:b/>
+          <w:sz w:val="24"/>
+        </w:rPr>
+        <w:t>的批次）</w:t>
       </w:r>
       <w:r>
         <w:rPr>
@@ -22407,6 +22851,36 @@
           <w:sz w:val="24"/>
         </w:rPr>
         <w:t xml:space="preserve"> s）。</w:t>
+      </w:r>
+      <w:r>
+        <w:rPr>
+          <w:rFonts w:ascii="Times New Roman" w:hAnsi="Times New Roman" w:eastAsia="宋体"/>
+          <w:b/>
+          <w:sz w:val="24"/>
+        </w:rPr>
+        <w:t>该批为"暂缓归航采纳前"的版本</w:t>
+      </w:r>
+      <w:r>
+        <w:rPr>
+          <w:rFonts w:ascii="Times New Roman" w:hAnsi="Times New Roman" w:eastAsia="宋体"/>
+          <w:sz w:val="24"/>
+        </w:rPr>
+        <w:t>；最终配置（+暂缓归航）的在环复核需重开模拟器测试会话后补做，届时应</w:t>
+      </w:r>
+      <w:r>
+        <w:rPr>
+          <w:rFonts w:ascii="Times New Roman" w:hAnsi="Times New Roman" w:eastAsia="宋体"/>
+          <w:b/>
+          <w:sz w:val="24"/>
+        </w:rPr>
+        <w:t>另列一节</w:t>
+      </w:r>
+      <w:r>
+        <w:rPr>
+          <w:rFonts w:ascii="Times New Roman" w:hAnsi="Times New Roman" w:eastAsia="宋体"/>
+          <w:sz w:val="24"/>
+        </w:rPr>
+        <w:t>，不覆盖本行。</w:t>
       </w:r>
     </w:p>
     <w:p>

--- a/2026B_solution/2026B_论文初稿.docx
+++ b/2026B_solution/2026B_论文初稿.docx
@@ -23133,6 +23133,3761 @@
           <w:sz w:val="24"/>
         </w:rPr>
         <w:t xml:space="preserve"> 实测最优（取消则 +9~+14 s）、补测距离上限各档 ±10 s 内（无收益）、多方向复核 +11.9 km（无收益）→ 全部维持冻结值。</w:t>
+      </w:r>
+    </w:p>
+    <w:p>
+      <w:pPr>
+        <w:spacing w:before="160" w:after="80"/>
+      </w:pPr>
+      <w:r>
+        <w:rPr>
+          <w:rFonts w:ascii="Times New Roman" w:hAnsi="Times New Roman" w:eastAsia="黑体"/>
+          <w:b/>
+          <w:sz w:val="26"/>
+        </w:rPr>
+        <w:t>6.4bis 官方模拟器在环复核（最终配置，12 局）与三次正式测试记录</w:t>
+      </w:r>
+    </w:p>
+    <w:p>
+      <w:pPr>
+        <w:spacing w:line="360" w:lineRule="auto" w:after="40"/>
+        <w:ind w:firstLine="420"/>
+      </w:pPr>
+      <w:r>
+        <w:rPr>
+          <w:rFonts w:ascii="Times New Roman" w:hAnsi="Times New Roman" w:eastAsia="宋体"/>
+          <w:b/>
+          <w:sz w:val="24"/>
+        </w:rPr>
+        <w:t>最终配置</w:t>
+      </w:r>
+      <w:r>
+        <w:rPr>
+          <w:rFonts w:ascii="Times New Roman" w:hAnsi="Times New Roman" w:eastAsia="宋体"/>
+          <w:sz w:val="24"/>
+        </w:rPr>
+        <w:t>（27 点最小覆盖设计 + MEC 就绪冻结 + 顺路 LS 失败后暂缓归航；</w:t>
+      </w:r>
+      <w:r>
+        <w:rPr>
+          <w:rFonts w:ascii="Consolas" w:hAnsi="Consolas" w:eastAsia="Consolas"/>
+          <w:sz w:val="21"/>
+        </w:rPr>
+        <w:t>BEARING_ORDER=acq</w:t>
+      </w:r>
+      <w:r>
+        <w:rPr>
+          <w:rFonts w:ascii="Times New Roman" w:hAnsi="Times New Roman" w:eastAsia="宋体"/>
+          <w:sz w:val="24"/>
+        </w:rPr>
+        <w:t>、</w:t>
+      </w:r>
+      <w:r>
+        <w:rPr>
+          <w:rFonts w:ascii="Consolas" w:hAnsi="Consolas" w:eastAsia="Consolas"/>
+          <w:sz w:val="21"/>
+        </w:rPr>
+        <w:t>NEIGHBOR_MODE=rings</w:t>
+      </w:r>
+      <w:r>
+        <w:rPr>
+          <w:rFonts w:ascii="Times New Roman" w:hAnsi="Times New Roman" w:eastAsia="宋体"/>
+          <w:sz w:val="24"/>
+        </w:rPr>
+        <w:t xml:space="preserve"> 为实测维持的原行为）在官方模拟器上重跑 </w:t>
+      </w:r>
+      <w:r>
+        <w:rPr>
+          <w:rFonts w:ascii="Times New Roman" w:hAnsi="Times New Roman" w:eastAsia="宋体"/>
+          <w:b/>
+          <w:sz w:val="24"/>
+        </w:rPr>
+        <w:t>12 局</w:t>
+      </w:r>
+      <w:r>
+        <w:rPr>
+          <w:rFonts w:ascii="Times New Roman" w:hAnsi="Times New Roman" w:eastAsia="宋体"/>
+          <w:sz w:val="24"/>
+        </w:rPr>
+        <w:t>：</w:t>
+      </w:r>
+    </w:p>
+    <w:tbl>
+      <w:tblPr>
+        <w:tblStyle w:val="TableGrid"/>
+        <w:tblW w:type="auto" w:w="0"/>
+        <w:jc w:val="center"/>
+        <w:tblLook w:firstColumn="1" w:firstRow="1" w:lastColumn="0" w:lastRow="0" w:noHBand="0" w:noVBand="1" w:val="04A0"/>
+      </w:tblPr>
+      <w:tblGrid>
+        <w:gridCol w:w="879"/>
+        <w:gridCol w:w="879"/>
+        <w:gridCol w:w="879"/>
+        <w:gridCol w:w="879"/>
+        <w:gridCol w:w="879"/>
+        <w:gridCol w:w="879"/>
+        <w:gridCol w:w="879"/>
+        <w:gridCol w:w="879"/>
+        <w:gridCol w:w="879"/>
+        <w:gridCol w:w="879"/>
+      </w:tblGrid>
+      <w:tr>
+        <w:tc>
+          <w:tcPr>
+            <w:tcW w:type="dxa" w:w="879"/>
+            <w:shd w:val="clear" w:color="auto" w:fill="EAF1F8"/>
+          </w:tcPr>
+          <w:p>
+            <w:pPr>
+              <w:spacing w:before="20" w:after="20" w:line="240" w:lineRule="auto"/>
+            </w:pPr>
+            <w:r>
+              <w:rPr>
+                <w:rFonts w:ascii="Times New Roman" w:hAnsi="Times New Roman" w:eastAsia="宋体"/>
+                <w:b/>
+                <w:sz w:val="19"/>
+              </w:rPr>
+              <w:t>局</w:t>
+            </w:r>
+          </w:p>
+        </w:tc>
+        <w:tc>
+          <w:tcPr>
+            <w:tcW w:type="dxa" w:w="879"/>
+            <w:shd w:val="clear" w:color="auto" w:fill="EAF1F8"/>
+          </w:tcPr>
+          <w:p>
+            <w:pPr>
+              <w:spacing w:before="20" w:after="20" w:line="240" w:lineRule="auto"/>
+            </w:pPr>
+            <w:r>
+              <w:rPr>
+                <w:rFonts w:ascii="Times New Roman" w:hAnsi="Times New Roman" w:eastAsia="宋体"/>
+                <w:b/>
+                <w:sz w:val="19"/>
+              </w:rPr>
+              <w:t>源</w:t>
+            </w:r>
+          </w:p>
+        </w:tc>
+        <w:tc>
+          <w:tcPr>
+            <w:tcW w:type="dxa" w:w="879"/>
+            <w:shd w:val="clear" w:color="auto" w:fill="EAF1F8"/>
+          </w:tcPr>
+          <w:p>
+            <w:pPr>
+              <w:spacing w:before="20" w:after="20" w:line="240" w:lineRule="auto"/>
+            </w:pPr>
+            <w:r>
+              <w:rPr>
+                <w:rFonts w:ascii="Times New Roman" w:hAnsi="Times New Roman" w:eastAsia="宋体"/>
+                <w:b/>
+                <w:sz w:val="19"/>
+              </w:rPr>
+              <w:t>清除</w:t>
+            </w:r>
+          </w:p>
+        </w:tc>
+        <w:tc>
+          <w:tcPr>
+            <w:tcW w:type="dxa" w:w="879"/>
+            <w:shd w:val="clear" w:color="auto" w:fill="EAF1F8"/>
+          </w:tcPr>
+          <w:p>
+            <w:pPr>
+              <w:spacing w:before="20" w:after="20" w:line="240" w:lineRule="auto"/>
+            </w:pPr>
+            <w:r>
+              <w:rPr>
+                <w:rFonts w:ascii="Times New Roman" w:hAnsi="Times New Roman" w:eastAsia="宋体"/>
+                <w:b/>
+                <w:sz w:val="19"/>
+              </w:rPr>
+              <w:t>虚拟时间</w:t>
+            </w:r>
+          </w:p>
+        </w:tc>
+        <w:tc>
+          <w:tcPr>
+            <w:tcW w:type="dxa" w:w="879"/>
+            <w:shd w:val="clear" w:color="auto" w:fill="EAF1F8"/>
+          </w:tcPr>
+          <w:p>
+            <w:pPr>
+              <w:spacing w:before="20" w:after="20" w:line="240" w:lineRule="auto"/>
+            </w:pPr>
+            <w:r>
+              <w:rPr>
+                <w:rFonts w:ascii="Times New Roman" w:hAnsi="Times New Roman" w:eastAsia="宋体"/>
+                <w:b/>
+                <w:sz w:val="19"/>
+              </w:rPr>
+              <w:t>检测</w:t>
+            </w:r>
+          </w:p>
+        </w:tc>
+        <w:tc>
+          <w:tcPr>
+            <w:tcW w:type="dxa" w:w="879"/>
+            <w:shd w:val="clear" w:color="auto" w:fill="EAF1F8"/>
+          </w:tcPr>
+          <w:p>
+            <w:pPr>
+              <w:spacing w:before="20" w:after="20" w:line="240" w:lineRule="auto"/>
+            </w:pPr>
+            <w:r>
+              <w:rPr>
+                <w:rFonts w:ascii="Times New Roman" w:hAnsi="Times New Roman" w:eastAsia="宋体"/>
+                <w:b/>
+                <w:sz w:val="19"/>
+              </w:rPr>
+              <w:t>移动</w:t>
+            </w:r>
+          </w:p>
+        </w:tc>
+        <w:tc>
+          <w:tcPr>
+            <w:tcW w:type="dxa" w:w="879"/>
+            <w:shd w:val="clear" w:color="auto" w:fill="EAF1F8"/>
+          </w:tcPr>
+          <w:p>
+            <w:pPr>
+              <w:spacing w:before="20" w:after="20" w:line="240" w:lineRule="auto"/>
+            </w:pPr>
+            <w:r>
+              <w:rPr>
+                <w:rFonts w:ascii="Times New Roman" w:hAnsi="Times New Roman" w:eastAsia="宋体"/>
+                <w:b/>
+                <w:sz w:val="19"/>
+              </w:rPr>
+              <w:t>网格阶段</w:t>
+            </w:r>
+          </w:p>
+        </w:tc>
+        <w:tc>
+          <w:tcPr>
+            <w:tcW w:type="dxa" w:w="879"/>
+            <w:shd w:val="clear" w:color="auto" w:fill="EAF1F8"/>
+          </w:tcPr>
+          <w:p>
+            <w:pPr>
+              <w:spacing w:before="20" w:after="20" w:line="240" w:lineRule="auto"/>
+            </w:pPr>
+            <w:r>
+              <w:rPr>
+                <w:rFonts w:ascii="Times New Roman" w:hAnsi="Times New Roman" w:eastAsia="宋体"/>
+                <w:b/>
+                <w:sz w:val="19"/>
+              </w:rPr>
+              <w:t>清除失败</w:t>
+            </w:r>
+          </w:p>
+        </w:tc>
+        <w:tc>
+          <w:tcPr>
+            <w:tcW w:type="dxa" w:w="879"/>
+            <w:shd w:val="clear" w:color="auto" w:fill="EAF1F8"/>
+          </w:tcPr>
+          <w:p>
+            <w:pPr>
+              <w:spacing w:before="20" w:after="20" w:line="240" w:lineRule="auto"/>
+            </w:pPr>
+            <w:r>
+              <w:rPr>
+                <w:rFonts w:ascii="Times New Roman" w:hAnsi="Times New Roman" w:eastAsia="宋体"/>
+                <w:b/>
+                <w:sz w:val="19"/>
+              </w:rPr>
+              <w:t>未解决</w:t>
+            </w:r>
+          </w:p>
+        </w:tc>
+        <w:tc>
+          <w:tcPr>
+            <w:tcW w:type="dxa" w:w="879"/>
+            <w:shd w:val="clear" w:color="auto" w:fill="EAF1F8"/>
+          </w:tcPr>
+          <w:p>
+            <w:pPr>
+              <w:spacing w:before="20" w:after="20" w:line="240" w:lineRule="auto"/>
+            </w:pPr>
+            <w:r>
+              <w:rPr>
+                <w:rFonts w:ascii="Times New Roman" w:hAnsi="Times New Roman" w:eastAsia="宋体"/>
+                <w:b/>
+                <w:sz w:val="19"/>
+              </w:rPr>
+              <w:t>证书索引</w:t>
+            </w:r>
+          </w:p>
+        </w:tc>
+      </w:tr>
+      <w:tr>
+        <w:tc>
+          <w:tcPr>
+            <w:tcW w:type="dxa" w:w="879"/>
+          </w:tcPr>
+          <w:p>
+            <w:pPr>
+              <w:spacing w:before="20" w:after="20" w:line="240" w:lineRule="auto"/>
+            </w:pPr>
+            <w:r>
+              <w:rPr>
+                <w:rFonts w:ascii="Times New Roman" w:hAnsi="Times New Roman" w:eastAsia="宋体"/>
+                <w:sz w:val="19"/>
+              </w:rPr>
+              <w:t>u01</w:t>
+            </w:r>
+          </w:p>
+        </w:tc>
+        <w:tc>
+          <w:tcPr>
+            <w:tcW w:type="dxa" w:w="879"/>
+          </w:tcPr>
+          <w:p>
+            <w:pPr>
+              <w:spacing w:before="20" w:after="20" w:line="240" w:lineRule="auto"/>
+            </w:pPr>
+            <w:r>
+              <w:rPr>
+                <w:rFonts w:ascii="Times New Roman" w:hAnsi="Times New Roman" w:eastAsia="宋体"/>
+                <w:sz w:val="19"/>
+              </w:rPr>
+              <w:t>16</w:t>
+            </w:r>
+          </w:p>
+        </w:tc>
+        <w:tc>
+          <w:tcPr>
+            <w:tcW w:type="dxa" w:w="879"/>
+          </w:tcPr>
+          <w:p>
+            <w:pPr>
+              <w:spacing w:before="20" w:after="20" w:line="240" w:lineRule="auto"/>
+            </w:pPr>
+            <w:r>
+              <w:rPr>
+                <w:rFonts w:ascii="Times New Roman" w:hAnsi="Times New Roman" w:eastAsia="宋体"/>
+                <w:sz w:val="19"/>
+              </w:rPr>
+              <w:t>16/16</w:t>
+            </w:r>
+          </w:p>
+        </w:tc>
+        <w:tc>
+          <w:tcPr>
+            <w:tcW w:type="dxa" w:w="879"/>
+          </w:tcPr>
+          <w:p>
+            <w:pPr>
+              <w:spacing w:before="20" w:after="20" w:line="240" w:lineRule="auto"/>
+            </w:pPr>
+            <w:r>
+              <w:rPr>
+                <w:rFonts w:ascii="Times New Roman" w:hAnsi="Times New Roman" w:eastAsia="宋体"/>
+                <w:sz w:val="19"/>
+              </w:rPr>
+              <w:t>8 026.6 s</w:t>
+            </w:r>
+          </w:p>
+        </w:tc>
+        <w:tc>
+          <w:tcPr>
+            <w:tcW w:type="dxa" w:w="879"/>
+          </w:tcPr>
+          <w:p>
+            <w:pPr>
+              <w:spacing w:before="20" w:after="20" w:line="240" w:lineRule="auto"/>
+            </w:pPr>
+            <w:r>
+              <w:rPr>
+                <w:rFonts w:ascii="Times New Roman" w:hAnsi="Times New Roman" w:eastAsia="宋体"/>
+                <w:sz w:val="19"/>
+              </w:rPr>
+              <w:t>257</w:t>
+            </w:r>
+          </w:p>
+        </w:tc>
+        <w:tc>
+          <w:tcPr>
+            <w:tcW w:type="dxa" w:w="879"/>
+          </w:tcPr>
+          <w:p>
+            <w:pPr>
+              <w:spacing w:before="20" w:after="20" w:line="240" w:lineRule="auto"/>
+            </w:pPr>
+            <w:r>
+              <w:rPr>
+                <w:rFonts w:ascii="Times New Roman" w:hAnsi="Times New Roman" w:eastAsia="宋体"/>
+                <w:sz w:val="19"/>
+              </w:rPr>
+              <w:t>32 158 m</w:t>
+            </w:r>
+          </w:p>
+        </w:tc>
+        <w:tc>
+          <w:tcPr>
+            <w:tcW w:type="dxa" w:w="879"/>
+          </w:tcPr>
+          <w:p>
+            <w:pPr>
+              <w:spacing w:before="20" w:after="20" w:line="240" w:lineRule="auto"/>
+            </w:pPr>
+            <w:r>
+              <w:rPr>
+                <w:rFonts w:ascii="Times New Roman" w:hAnsi="Times New Roman" w:eastAsia="宋体"/>
+                <w:sz w:val="19"/>
+              </w:rPr>
+              <w:t>5 486 s</w:t>
+            </w:r>
+          </w:p>
+        </w:tc>
+        <w:tc>
+          <w:tcPr>
+            <w:tcW w:type="dxa" w:w="879"/>
+          </w:tcPr>
+          <w:p>
+            <w:pPr>
+              <w:spacing w:before="20" w:after="20" w:line="240" w:lineRule="auto"/>
+            </w:pPr>
+            <w:r>
+              <w:rPr>
+                <w:rFonts w:ascii="Times New Roman" w:hAnsi="Times New Roman" w:eastAsia="宋体"/>
+                <w:sz w:val="19"/>
+              </w:rPr>
+              <w:t>0</w:t>
+            </w:r>
+          </w:p>
+        </w:tc>
+        <w:tc>
+          <w:tcPr>
+            <w:tcW w:type="dxa" w:w="879"/>
+          </w:tcPr>
+          <w:p>
+            <w:pPr>
+              <w:spacing w:before="20" w:after="20" w:line="240" w:lineRule="auto"/>
+            </w:pPr>
+            <w:r>
+              <w:rPr>
+                <w:rFonts w:ascii="Times New Roman" w:hAnsi="Times New Roman" w:eastAsia="宋体"/>
+                <w:sz w:val="19"/>
+              </w:rPr>
+              <w:t>0</w:t>
+            </w:r>
+          </w:p>
+        </w:tc>
+        <w:tc>
+          <w:tcPr>
+            <w:tcW w:type="dxa" w:w="879"/>
+          </w:tcPr>
+          <w:p>
+            <w:pPr>
+              <w:spacing w:before="20" w:after="20" w:line="240" w:lineRule="auto"/>
+            </w:pPr>
+            <w:r>
+              <w:rPr>
+                <w:rFonts w:ascii="Times New Roman" w:hAnsi="Times New Roman" w:eastAsia="宋体"/>
+                <w:sz w:val="19"/>
+              </w:rPr>
+              <w:t>True</w:t>
+            </w:r>
+          </w:p>
+        </w:tc>
+      </w:tr>
+      <w:tr>
+        <w:tc>
+          <w:tcPr>
+            <w:tcW w:type="dxa" w:w="879"/>
+          </w:tcPr>
+          <w:p>
+            <w:pPr>
+              <w:spacing w:before="20" w:after="20" w:line="240" w:lineRule="auto"/>
+            </w:pPr>
+            <w:r>
+              <w:rPr>
+                <w:rFonts w:ascii="Times New Roman" w:hAnsi="Times New Roman" w:eastAsia="宋体"/>
+                <w:sz w:val="19"/>
+              </w:rPr>
+              <w:t>u02</w:t>
+            </w:r>
+          </w:p>
+        </w:tc>
+        <w:tc>
+          <w:tcPr>
+            <w:tcW w:type="dxa" w:w="879"/>
+          </w:tcPr>
+          <w:p>
+            <w:pPr>
+              <w:spacing w:before="20" w:after="20" w:line="240" w:lineRule="auto"/>
+            </w:pPr>
+            <w:r>
+              <w:rPr>
+                <w:rFonts w:ascii="Times New Roman" w:hAnsi="Times New Roman" w:eastAsia="宋体"/>
+                <w:sz w:val="19"/>
+              </w:rPr>
+              <w:t>16</w:t>
+            </w:r>
+          </w:p>
+        </w:tc>
+        <w:tc>
+          <w:tcPr>
+            <w:tcW w:type="dxa" w:w="879"/>
+          </w:tcPr>
+          <w:p>
+            <w:pPr>
+              <w:spacing w:before="20" w:after="20" w:line="240" w:lineRule="auto"/>
+            </w:pPr>
+            <w:r>
+              <w:rPr>
+                <w:rFonts w:ascii="Times New Roman" w:hAnsi="Times New Roman" w:eastAsia="宋体"/>
+                <w:sz w:val="19"/>
+              </w:rPr>
+              <w:t>16/16</w:t>
+            </w:r>
+          </w:p>
+        </w:tc>
+        <w:tc>
+          <w:tcPr>
+            <w:tcW w:type="dxa" w:w="879"/>
+          </w:tcPr>
+          <w:p>
+            <w:pPr>
+              <w:spacing w:before="20" w:after="20" w:line="240" w:lineRule="auto"/>
+            </w:pPr>
+            <w:r>
+              <w:rPr>
+                <w:rFonts w:ascii="Times New Roman" w:hAnsi="Times New Roman" w:eastAsia="宋体"/>
+                <w:sz w:val="19"/>
+              </w:rPr>
+              <w:t>8 525.6 s</w:t>
+            </w:r>
+          </w:p>
+        </w:tc>
+        <w:tc>
+          <w:tcPr>
+            <w:tcW w:type="dxa" w:w="879"/>
+          </w:tcPr>
+          <w:p>
+            <w:pPr>
+              <w:spacing w:before="20" w:after="20" w:line="240" w:lineRule="auto"/>
+            </w:pPr>
+            <w:r>
+              <w:rPr>
+                <w:rFonts w:ascii="Times New Roman" w:hAnsi="Times New Roman" w:eastAsia="宋体"/>
+                <w:sz w:val="19"/>
+              </w:rPr>
+              <w:t>343</w:t>
+            </w:r>
+          </w:p>
+        </w:tc>
+        <w:tc>
+          <w:tcPr>
+            <w:tcW w:type="dxa" w:w="879"/>
+          </w:tcPr>
+          <w:p>
+            <w:pPr>
+              <w:spacing w:before="20" w:after="20" w:line="240" w:lineRule="auto"/>
+            </w:pPr>
+            <w:r>
+              <w:rPr>
+                <w:rFonts w:ascii="Times New Roman" w:hAnsi="Times New Roman" w:eastAsia="宋体"/>
+                <w:sz w:val="19"/>
+              </w:rPr>
+              <w:t>32 058 m</w:t>
+            </w:r>
+          </w:p>
+        </w:tc>
+        <w:tc>
+          <w:tcPr>
+            <w:tcW w:type="dxa" w:w="879"/>
+          </w:tcPr>
+          <w:p>
+            <w:pPr>
+              <w:spacing w:before="20" w:after="20" w:line="240" w:lineRule="auto"/>
+            </w:pPr>
+            <w:r>
+              <w:rPr>
+                <w:rFonts w:ascii="Times New Roman" w:hAnsi="Times New Roman" w:eastAsia="宋体"/>
+                <w:sz w:val="19"/>
+              </w:rPr>
+              <w:t>6 311 s</w:t>
+            </w:r>
+          </w:p>
+        </w:tc>
+        <w:tc>
+          <w:tcPr>
+            <w:tcW w:type="dxa" w:w="879"/>
+          </w:tcPr>
+          <w:p>
+            <w:pPr>
+              <w:spacing w:before="20" w:after="20" w:line="240" w:lineRule="auto"/>
+            </w:pPr>
+            <w:r>
+              <w:rPr>
+                <w:rFonts w:ascii="Times New Roman" w:hAnsi="Times New Roman" w:eastAsia="宋体"/>
+                <w:sz w:val="19"/>
+              </w:rPr>
+              <w:t>0</w:t>
+            </w:r>
+          </w:p>
+        </w:tc>
+        <w:tc>
+          <w:tcPr>
+            <w:tcW w:type="dxa" w:w="879"/>
+          </w:tcPr>
+          <w:p>
+            <w:pPr>
+              <w:spacing w:before="20" w:after="20" w:line="240" w:lineRule="auto"/>
+            </w:pPr>
+            <w:r>
+              <w:rPr>
+                <w:rFonts w:ascii="Times New Roman" w:hAnsi="Times New Roman" w:eastAsia="宋体"/>
+                <w:sz w:val="19"/>
+              </w:rPr>
+              <w:t>0</w:t>
+            </w:r>
+          </w:p>
+        </w:tc>
+        <w:tc>
+          <w:tcPr>
+            <w:tcW w:type="dxa" w:w="879"/>
+          </w:tcPr>
+          <w:p>
+            <w:pPr>
+              <w:spacing w:before="20" w:after="20" w:line="240" w:lineRule="auto"/>
+            </w:pPr>
+            <w:r>
+              <w:rPr>
+                <w:rFonts w:ascii="Times New Roman" w:hAnsi="Times New Roman" w:eastAsia="宋体"/>
+                <w:sz w:val="19"/>
+              </w:rPr>
+              <w:t>True</w:t>
+            </w:r>
+          </w:p>
+        </w:tc>
+      </w:tr>
+      <w:tr>
+        <w:tc>
+          <w:tcPr>
+            <w:tcW w:type="dxa" w:w="879"/>
+          </w:tcPr>
+          <w:p>
+            <w:pPr>
+              <w:spacing w:before="20" w:after="20" w:line="240" w:lineRule="auto"/>
+            </w:pPr>
+            <w:r>
+              <w:rPr>
+                <w:rFonts w:ascii="Times New Roman" w:hAnsi="Times New Roman" w:eastAsia="宋体"/>
+                <w:sz w:val="19"/>
+              </w:rPr>
+              <w:t>u03</w:t>
+            </w:r>
+          </w:p>
+        </w:tc>
+        <w:tc>
+          <w:tcPr>
+            <w:tcW w:type="dxa" w:w="879"/>
+          </w:tcPr>
+          <w:p>
+            <w:pPr>
+              <w:spacing w:before="20" w:after="20" w:line="240" w:lineRule="auto"/>
+            </w:pPr>
+            <w:r>
+              <w:rPr>
+                <w:rFonts w:ascii="Times New Roman" w:hAnsi="Times New Roman" w:eastAsia="宋体"/>
+                <w:sz w:val="19"/>
+              </w:rPr>
+              <w:t>10</w:t>
+            </w:r>
+          </w:p>
+        </w:tc>
+        <w:tc>
+          <w:tcPr>
+            <w:tcW w:type="dxa" w:w="879"/>
+          </w:tcPr>
+          <w:p>
+            <w:pPr>
+              <w:spacing w:before="20" w:after="20" w:line="240" w:lineRule="auto"/>
+            </w:pPr>
+            <w:r>
+              <w:rPr>
+                <w:rFonts w:ascii="Times New Roman" w:hAnsi="Times New Roman" w:eastAsia="宋体"/>
+                <w:sz w:val="19"/>
+              </w:rPr>
+              <w:t>10/10</w:t>
+            </w:r>
+          </w:p>
+        </w:tc>
+        <w:tc>
+          <w:tcPr>
+            <w:tcW w:type="dxa" w:w="879"/>
+          </w:tcPr>
+          <w:p>
+            <w:pPr>
+              <w:spacing w:before="20" w:after="20" w:line="240" w:lineRule="auto"/>
+            </w:pPr>
+            <w:r>
+              <w:rPr>
+                <w:rFonts w:ascii="Times New Roman" w:hAnsi="Times New Roman" w:eastAsia="宋体"/>
+                <w:sz w:val="19"/>
+              </w:rPr>
+              <w:t>8 701.2 s</w:t>
+            </w:r>
+          </w:p>
+        </w:tc>
+        <w:tc>
+          <w:tcPr>
+            <w:tcW w:type="dxa" w:w="879"/>
+          </w:tcPr>
+          <w:p>
+            <w:pPr>
+              <w:spacing w:before="20" w:after="20" w:line="240" w:lineRule="auto"/>
+            </w:pPr>
+            <w:r>
+              <w:rPr>
+                <w:rFonts w:ascii="Times New Roman" w:hAnsi="Times New Roman" w:eastAsia="宋体"/>
+                <w:sz w:val="19"/>
+              </w:rPr>
+              <w:t>412</w:t>
+            </w:r>
+          </w:p>
+        </w:tc>
+        <w:tc>
+          <w:tcPr>
+            <w:tcW w:type="dxa" w:w="879"/>
+          </w:tcPr>
+          <w:p>
+            <w:pPr>
+              <w:spacing w:before="20" w:after="20" w:line="240" w:lineRule="auto"/>
+            </w:pPr>
+            <w:r>
+              <w:rPr>
+                <w:rFonts w:ascii="Times New Roman" w:hAnsi="Times New Roman" w:eastAsia="宋体"/>
+                <w:sz w:val="19"/>
+              </w:rPr>
+              <w:t>31 026 m</w:t>
+            </w:r>
+          </w:p>
+        </w:tc>
+        <w:tc>
+          <w:tcPr>
+            <w:tcW w:type="dxa" w:w="879"/>
+          </w:tcPr>
+          <w:p>
+            <w:pPr>
+              <w:spacing w:before="20" w:after="20" w:line="240" w:lineRule="auto"/>
+            </w:pPr>
+            <w:r>
+              <w:rPr>
+                <w:rFonts w:ascii="Times New Roman" w:hAnsi="Times New Roman" w:eastAsia="宋体"/>
+                <w:sz w:val="19"/>
+              </w:rPr>
+              <w:t>6 982 s</w:t>
+            </w:r>
+          </w:p>
+        </w:tc>
+        <w:tc>
+          <w:tcPr>
+            <w:tcW w:type="dxa" w:w="879"/>
+          </w:tcPr>
+          <w:p>
+            <w:pPr>
+              <w:spacing w:before="20" w:after="20" w:line="240" w:lineRule="auto"/>
+            </w:pPr>
+            <w:r>
+              <w:rPr>
+                <w:rFonts w:ascii="Times New Roman" w:hAnsi="Times New Roman" w:eastAsia="宋体"/>
+                <w:sz w:val="19"/>
+              </w:rPr>
+              <w:t>0</w:t>
+            </w:r>
+          </w:p>
+        </w:tc>
+        <w:tc>
+          <w:tcPr>
+            <w:tcW w:type="dxa" w:w="879"/>
+          </w:tcPr>
+          <w:p>
+            <w:pPr>
+              <w:spacing w:before="20" w:after="20" w:line="240" w:lineRule="auto"/>
+            </w:pPr>
+            <w:r>
+              <w:rPr>
+                <w:rFonts w:ascii="Times New Roman" w:hAnsi="Times New Roman" w:eastAsia="宋体"/>
+                <w:sz w:val="19"/>
+              </w:rPr>
+              <w:t>0</w:t>
+            </w:r>
+          </w:p>
+        </w:tc>
+        <w:tc>
+          <w:tcPr>
+            <w:tcW w:type="dxa" w:w="879"/>
+          </w:tcPr>
+          <w:p>
+            <w:pPr>
+              <w:spacing w:before="20" w:after="20" w:line="240" w:lineRule="auto"/>
+            </w:pPr>
+            <w:r>
+              <w:rPr>
+                <w:rFonts w:ascii="Times New Roman" w:hAnsi="Times New Roman" w:eastAsia="宋体"/>
+                <w:sz w:val="19"/>
+              </w:rPr>
+              <w:t>True</w:t>
+            </w:r>
+          </w:p>
+        </w:tc>
+      </w:tr>
+      <w:tr>
+        <w:tc>
+          <w:tcPr>
+            <w:tcW w:type="dxa" w:w="879"/>
+          </w:tcPr>
+          <w:p>
+            <w:pPr>
+              <w:spacing w:before="20" w:after="20" w:line="240" w:lineRule="auto"/>
+            </w:pPr>
+            <w:r>
+              <w:rPr>
+                <w:rFonts w:ascii="Times New Roman" w:hAnsi="Times New Roman" w:eastAsia="宋体"/>
+                <w:sz w:val="19"/>
+              </w:rPr>
+              <w:t>u04</w:t>
+            </w:r>
+          </w:p>
+        </w:tc>
+        <w:tc>
+          <w:tcPr>
+            <w:tcW w:type="dxa" w:w="879"/>
+          </w:tcPr>
+          <w:p>
+            <w:pPr>
+              <w:spacing w:before="20" w:after="20" w:line="240" w:lineRule="auto"/>
+            </w:pPr>
+            <w:r>
+              <w:rPr>
+                <w:rFonts w:ascii="Times New Roman" w:hAnsi="Times New Roman" w:eastAsia="宋体"/>
+                <w:sz w:val="19"/>
+              </w:rPr>
+              <w:t>14</w:t>
+            </w:r>
+          </w:p>
+        </w:tc>
+        <w:tc>
+          <w:tcPr>
+            <w:tcW w:type="dxa" w:w="879"/>
+          </w:tcPr>
+          <w:p>
+            <w:pPr>
+              <w:spacing w:before="20" w:after="20" w:line="240" w:lineRule="auto"/>
+            </w:pPr>
+            <w:r>
+              <w:rPr>
+                <w:rFonts w:ascii="Times New Roman" w:hAnsi="Times New Roman" w:eastAsia="宋体"/>
+                <w:sz w:val="19"/>
+              </w:rPr>
+              <w:t>14/14</w:t>
+            </w:r>
+          </w:p>
+        </w:tc>
+        <w:tc>
+          <w:tcPr>
+            <w:tcW w:type="dxa" w:w="879"/>
+          </w:tcPr>
+          <w:p>
+            <w:pPr>
+              <w:spacing w:before="20" w:after="20" w:line="240" w:lineRule="auto"/>
+            </w:pPr>
+            <w:r>
+              <w:rPr>
+                <w:rFonts w:ascii="Times New Roman" w:hAnsi="Times New Roman" w:eastAsia="宋体"/>
+                <w:sz w:val="19"/>
+              </w:rPr>
+              <w:t>9 088.8 s</w:t>
+            </w:r>
+          </w:p>
+        </w:tc>
+        <w:tc>
+          <w:tcPr>
+            <w:tcW w:type="dxa" w:w="879"/>
+          </w:tcPr>
+          <w:p>
+            <w:pPr>
+              <w:spacing w:before="20" w:after="20" w:line="240" w:lineRule="auto"/>
+            </w:pPr>
+            <w:r>
+              <w:rPr>
+                <w:rFonts w:ascii="Times New Roman" w:hAnsi="Times New Roman" w:eastAsia="宋体"/>
+                <w:sz w:val="19"/>
+              </w:rPr>
+              <w:t>377</w:t>
+            </w:r>
+          </w:p>
+        </w:tc>
+        <w:tc>
+          <w:tcPr>
+            <w:tcW w:type="dxa" w:w="879"/>
+          </w:tcPr>
+          <w:p>
+            <w:pPr>
+              <w:spacing w:before="20" w:after="20" w:line="240" w:lineRule="auto"/>
+            </w:pPr>
+            <w:r>
+              <w:rPr>
+                <w:rFonts w:ascii="Times New Roman" w:hAnsi="Times New Roman" w:eastAsia="宋体"/>
+                <w:sz w:val="19"/>
+              </w:rPr>
+              <w:t>33 914 m</w:t>
+            </w:r>
+          </w:p>
+        </w:tc>
+        <w:tc>
+          <w:tcPr>
+            <w:tcW w:type="dxa" w:w="879"/>
+          </w:tcPr>
+          <w:p>
+            <w:pPr>
+              <w:spacing w:before="20" w:after="20" w:line="240" w:lineRule="auto"/>
+            </w:pPr>
+            <w:r>
+              <w:rPr>
+                <w:rFonts w:ascii="Times New Roman" w:hAnsi="Times New Roman" w:eastAsia="宋体"/>
+                <w:sz w:val="19"/>
+              </w:rPr>
+              <w:t>6 474 s</w:t>
+            </w:r>
+          </w:p>
+        </w:tc>
+        <w:tc>
+          <w:tcPr>
+            <w:tcW w:type="dxa" w:w="879"/>
+          </w:tcPr>
+          <w:p>
+            <w:pPr>
+              <w:spacing w:before="20" w:after="20" w:line="240" w:lineRule="auto"/>
+            </w:pPr>
+            <w:r>
+              <w:rPr>
+                <w:rFonts w:ascii="Times New Roman" w:hAnsi="Times New Roman" w:eastAsia="宋体"/>
+                <w:sz w:val="19"/>
+              </w:rPr>
+              <w:t>0</w:t>
+            </w:r>
+          </w:p>
+        </w:tc>
+        <w:tc>
+          <w:tcPr>
+            <w:tcW w:type="dxa" w:w="879"/>
+          </w:tcPr>
+          <w:p>
+            <w:pPr>
+              <w:spacing w:before="20" w:after="20" w:line="240" w:lineRule="auto"/>
+            </w:pPr>
+            <w:r>
+              <w:rPr>
+                <w:rFonts w:ascii="Times New Roman" w:hAnsi="Times New Roman" w:eastAsia="宋体"/>
+                <w:sz w:val="19"/>
+              </w:rPr>
+              <w:t>0</w:t>
+            </w:r>
+          </w:p>
+        </w:tc>
+        <w:tc>
+          <w:tcPr>
+            <w:tcW w:type="dxa" w:w="879"/>
+          </w:tcPr>
+          <w:p>
+            <w:pPr>
+              <w:spacing w:before="20" w:after="20" w:line="240" w:lineRule="auto"/>
+            </w:pPr>
+            <w:r>
+              <w:rPr>
+                <w:rFonts w:ascii="Times New Roman" w:hAnsi="Times New Roman" w:eastAsia="宋体"/>
+                <w:sz w:val="19"/>
+              </w:rPr>
+              <w:t>True</w:t>
+            </w:r>
+          </w:p>
+        </w:tc>
+      </w:tr>
+      <w:tr>
+        <w:tc>
+          <w:tcPr>
+            <w:tcW w:type="dxa" w:w="879"/>
+          </w:tcPr>
+          <w:p>
+            <w:pPr>
+              <w:spacing w:before="20" w:after="20" w:line="240" w:lineRule="auto"/>
+            </w:pPr>
+            <w:r>
+              <w:rPr>
+                <w:rFonts w:ascii="Times New Roman" w:hAnsi="Times New Roman" w:eastAsia="宋体"/>
+                <w:sz w:val="19"/>
+              </w:rPr>
+              <w:t>u05</w:t>
+            </w:r>
+          </w:p>
+        </w:tc>
+        <w:tc>
+          <w:tcPr>
+            <w:tcW w:type="dxa" w:w="879"/>
+          </w:tcPr>
+          <w:p>
+            <w:pPr>
+              <w:spacing w:before="20" w:after="20" w:line="240" w:lineRule="auto"/>
+            </w:pPr>
+            <w:r>
+              <w:rPr>
+                <w:rFonts w:ascii="Times New Roman" w:hAnsi="Times New Roman" w:eastAsia="宋体"/>
+                <w:sz w:val="19"/>
+              </w:rPr>
+              <w:t>10</w:t>
+            </w:r>
+          </w:p>
+        </w:tc>
+        <w:tc>
+          <w:tcPr>
+            <w:tcW w:type="dxa" w:w="879"/>
+          </w:tcPr>
+          <w:p>
+            <w:pPr>
+              <w:spacing w:before="20" w:after="20" w:line="240" w:lineRule="auto"/>
+            </w:pPr>
+            <w:r>
+              <w:rPr>
+                <w:rFonts w:ascii="Times New Roman" w:hAnsi="Times New Roman" w:eastAsia="宋体"/>
+                <w:sz w:val="19"/>
+              </w:rPr>
+              <w:t>10/10</w:t>
+            </w:r>
+          </w:p>
+        </w:tc>
+        <w:tc>
+          <w:tcPr>
+            <w:tcW w:type="dxa" w:w="879"/>
+          </w:tcPr>
+          <w:p>
+            <w:pPr>
+              <w:spacing w:before="20" w:after="20" w:line="240" w:lineRule="auto"/>
+            </w:pPr>
+            <w:r>
+              <w:rPr>
+                <w:rFonts w:ascii="Times New Roman" w:hAnsi="Times New Roman" w:eastAsia="宋体"/>
+                <w:sz w:val="19"/>
+              </w:rPr>
+              <w:t>8 224.8 s</w:t>
+            </w:r>
+          </w:p>
+        </w:tc>
+        <w:tc>
+          <w:tcPr>
+            <w:tcW w:type="dxa" w:w="879"/>
+          </w:tcPr>
+          <w:p>
+            <w:pPr>
+              <w:spacing w:before="20" w:after="20" w:line="240" w:lineRule="auto"/>
+            </w:pPr>
+            <w:r>
+              <w:rPr>
+                <w:rFonts w:ascii="Times New Roman" w:hAnsi="Times New Roman" w:eastAsia="宋体"/>
+                <w:sz w:val="19"/>
+              </w:rPr>
+              <w:t>395</w:t>
+            </w:r>
+          </w:p>
+        </w:tc>
+        <w:tc>
+          <w:tcPr>
+            <w:tcW w:type="dxa" w:w="879"/>
+          </w:tcPr>
+          <w:p>
+            <w:pPr>
+              <w:spacing w:before="20" w:after="20" w:line="240" w:lineRule="auto"/>
+            </w:pPr>
+            <w:r>
+              <w:rPr>
+                <w:rFonts w:ascii="Times New Roman" w:hAnsi="Times New Roman" w:eastAsia="宋体"/>
+                <w:sz w:val="19"/>
+              </w:rPr>
+              <w:t>29 159 m</w:t>
+            </w:r>
+          </w:p>
+        </w:tc>
+        <w:tc>
+          <w:tcPr>
+            <w:tcW w:type="dxa" w:w="879"/>
+          </w:tcPr>
+          <w:p>
+            <w:pPr>
+              <w:spacing w:before="20" w:after="20" w:line="240" w:lineRule="auto"/>
+            </w:pPr>
+            <w:r>
+              <w:rPr>
+                <w:rFonts w:ascii="Times New Roman" w:hAnsi="Times New Roman" w:eastAsia="宋体"/>
+                <w:sz w:val="19"/>
+              </w:rPr>
+              <w:t>6 799 s</w:t>
+            </w:r>
+          </w:p>
+        </w:tc>
+        <w:tc>
+          <w:tcPr>
+            <w:tcW w:type="dxa" w:w="879"/>
+          </w:tcPr>
+          <w:p>
+            <w:pPr>
+              <w:spacing w:before="20" w:after="20" w:line="240" w:lineRule="auto"/>
+            </w:pPr>
+            <w:r>
+              <w:rPr>
+                <w:rFonts w:ascii="Times New Roman" w:hAnsi="Times New Roman" w:eastAsia="宋体"/>
+                <w:sz w:val="19"/>
+              </w:rPr>
+              <w:t>0</w:t>
+            </w:r>
+          </w:p>
+        </w:tc>
+        <w:tc>
+          <w:tcPr>
+            <w:tcW w:type="dxa" w:w="879"/>
+          </w:tcPr>
+          <w:p>
+            <w:pPr>
+              <w:spacing w:before="20" w:after="20" w:line="240" w:lineRule="auto"/>
+            </w:pPr>
+            <w:r>
+              <w:rPr>
+                <w:rFonts w:ascii="Times New Roman" w:hAnsi="Times New Roman" w:eastAsia="宋体"/>
+                <w:sz w:val="19"/>
+              </w:rPr>
+              <w:t>0</w:t>
+            </w:r>
+          </w:p>
+        </w:tc>
+        <w:tc>
+          <w:tcPr>
+            <w:tcW w:type="dxa" w:w="879"/>
+          </w:tcPr>
+          <w:p>
+            <w:pPr>
+              <w:spacing w:before="20" w:after="20" w:line="240" w:lineRule="auto"/>
+            </w:pPr>
+            <w:r>
+              <w:rPr>
+                <w:rFonts w:ascii="Times New Roman" w:hAnsi="Times New Roman" w:eastAsia="宋体"/>
+                <w:sz w:val="19"/>
+              </w:rPr>
+              <w:t>True</w:t>
+            </w:r>
+          </w:p>
+        </w:tc>
+      </w:tr>
+      <w:tr>
+        <w:tc>
+          <w:tcPr>
+            <w:tcW w:type="dxa" w:w="879"/>
+          </w:tcPr>
+          <w:p>
+            <w:pPr>
+              <w:spacing w:before="20" w:after="20" w:line="240" w:lineRule="auto"/>
+            </w:pPr>
+            <w:r>
+              <w:rPr>
+                <w:rFonts w:ascii="Times New Roman" w:hAnsi="Times New Roman" w:eastAsia="宋体"/>
+                <w:sz w:val="19"/>
+              </w:rPr>
+              <w:t>u06</w:t>
+            </w:r>
+          </w:p>
+        </w:tc>
+        <w:tc>
+          <w:tcPr>
+            <w:tcW w:type="dxa" w:w="879"/>
+          </w:tcPr>
+          <w:p>
+            <w:pPr>
+              <w:spacing w:before="20" w:after="20" w:line="240" w:lineRule="auto"/>
+            </w:pPr>
+            <w:r>
+              <w:rPr>
+                <w:rFonts w:ascii="Times New Roman" w:hAnsi="Times New Roman" w:eastAsia="宋体"/>
+                <w:sz w:val="19"/>
+              </w:rPr>
+              <w:t>13</w:t>
+            </w:r>
+          </w:p>
+        </w:tc>
+        <w:tc>
+          <w:tcPr>
+            <w:tcW w:type="dxa" w:w="879"/>
+          </w:tcPr>
+          <w:p>
+            <w:pPr>
+              <w:spacing w:before="20" w:after="20" w:line="240" w:lineRule="auto"/>
+            </w:pPr>
+            <w:r>
+              <w:rPr>
+                <w:rFonts w:ascii="Times New Roman" w:hAnsi="Times New Roman" w:eastAsia="宋体"/>
+                <w:sz w:val="19"/>
+              </w:rPr>
+              <w:t>13/14</w:t>
+            </w:r>
+          </w:p>
+        </w:tc>
+        <w:tc>
+          <w:tcPr>
+            <w:tcW w:type="dxa" w:w="879"/>
+          </w:tcPr>
+          <w:p>
+            <w:pPr>
+              <w:spacing w:before="20" w:after="20" w:line="240" w:lineRule="auto"/>
+            </w:pPr>
+            <w:r>
+              <w:rPr>
+                <w:rFonts w:ascii="Times New Roman" w:hAnsi="Times New Roman" w:eastAsia="宋体"/>
+                <w:sz w:val="19"/>
+              </w:rPr>
+              <w:t>8 526.0 s</w:t>
+            </w:r>
+          </w:p>
+        </w:tc>
+        <w:tc>
+          <w:tcPr>
+            <w:tcW w:type="dxa" w:w="879"/>
+          </w:tcPr>
+          <w:p>
+            <w:pPr>
+              <w:spacing w:before="20" w:after="20" w:line="240" w:lineRule="auto"/>
+            </w:pPr>
+            <w:r>
+              <w:rPr>
+                <w:rFonts w:ascii="Times New Roman" w:hAnsi="Times New Roman" w:eastAsia="宋体"/>
+                <w:sz w:val="19"/>
+              </w:rPr>
+              <w:t>363</w:t>
+            </w:r>
+          </w:p>
+        </w:tc>
+        <w:tc>
+          <w:tcPr>
+            <w:tcW w:type="dxa" w:w="879"/>
+          </w:tcPr>
+          <w:p>
+            <w:pPr>
+              <w:spacing w:before="20" w:after="20" w:line="240" w:lineRule="auto"/>
+            </w:pPr>
+            <w:r>
+              <w:rPr>
+                <w:rFonts w:ascii="Times New Roman" w:hAnsi="Times New Roman" w:eastAsia="宋体"/>
+                <w:sz w:val="19"/>
+              </w:rPr>
+              <w:t>31 535 m</w:t>
+            </w:r>
+          </w:p>
+        </w:tc>
+        <w:tc>
+          <w:tcPr>
+            <w:tcW w:type="dxa" w:w="879"/>
+          </w:tcPr>
+          <w:p>
+            <w:pPr>
+              <w:spacing w:before="20" w:after="20" w:line="240" w:lineRule="auto"/>
+            </w:pPr>
+            <w:r>
+              <w:rPr>
+                <w:rFonts w:ascii="Times New Roman" w:hAnsi="Times New Roman" w:eastAsia="宋体"/>
+                <w:sz w:val="19"/>
+              </w:rPr>
+              <w:t>6 294 s</w:t>
+            </w:r>
+          </w:p>
+        </w:tc>
+        <w:tc>
+          <w:tcPr>
+            <w:tcW w:type="dxa" w:w="879"/>
+          </w:tcPr>
+          <w:p>
+            <w:pPr>
+              <w:spacing w:before="20" w:after="20" w:line="240" w:lineRule="auto"/>
+            </w:pPr>
+            <w:r>
+              <w:rPr>
+                <w:rFonts w:ascii="Times New Roman" w:hAnsi="Times New Roman" w:eastAsia="宋体"/>
+                <w:sz w:val="19"/>
+              </w:rPr>
+              <w:t>1</w:t>
+            </w:r>
+          </w:p>
+        </w:tc>
+        <w:tc>
+          <w:tcPr>
+            <w:tcW w:type="dxa" w:w="879"/>
+          </w:tcPr>
+          <w:p>
+            <w:pPr>
+              <w:spacing w:before="20" w:after="20" w:line="240" w:lineRule="auto"/>
+            </w:pPr>
+            <w:r>
+              <w:rPr>
+                <w:rFonts w:ascii="Times New Roman" w:hAnsi="Times New Roman" w:eastAsia="宋体"/>
+                <w:sz w:val="19"/>
+              </w:rPr>
+              <w:t>0</w:t>
+            </w:r>
+          </w:p>
+        </w:tc>
+        <w:tc>
+          <w:tcPr>
+            <w:tcW w:type="dxa" w:w="879"/>
+          </w:tcPr>
+          <w:p>
+            <w:pPr>
+              <w:spacing w:before="20" w:after="20" w:line="240" w:lineRule="auto"/>
+            </w:pPr>
+            <w:r>
+              <w:rPr>
+                <w:rFonts w:ascii="Times New Roman" w:hAnsi="Times New Roman" w:eastAsia="宋体"/>
+                <w:sz w:val="19"/>
+              </w:rPr>
+              <w:t>True</w:t>
+            </w:r>
+          </w:p>
+        </w:tc>
+      </w:tr>
+      <w:tr>
+        <w:tc>
+          <w:tcPr>
+            <w:tcW w:type="dxa" w:w="879"/>
+          </w:tcPr>
+          <w:p>
+            <w:pPr>
+              <w:spacing w:before="20" w:after="20" w:line="240" w:lineRule="auto"/>
+            </w:pPr>
+            <w:r>
+              <w:rPr>
+                <w:rFonts w:ascii="Times New Roman" w:hAnsi="Times New Roman" w:eastAsia="宋体"/>
+                <w:sz w:val="19"/>
+              </w:rPr>
+              <w:t>u07</w:t>
+            </w:r>
+          </w:p>
+        </w:tc>
+        <w:tc>
+          <w:tcPr>
+            <w:tcW w:type="dxa" w:w="879"/>
+          </w:tcPr>
+          <w:p>
+            <w:pPr>
+              <w:spacing w:before="20" w:after="20" w:line="240" w:lineRule="auto"/>
+            </w:pPr>
+            <w:r>
+              <w:rPr>
+                <w:rFonts w:ascii="Times New Roman" w:hAnsi="Times New Roman" w:eastAsia="宋体"/>
+                <w:sz w:val="19"/>
+              </w:rPr>
+              <w:t>11</w:t>
+            </w:r>
+          </w:p>
+        </w:tc>
+        <w:tc>
+          <w:tcPr>
+            <w:tcW w:type="dxa" w:w="879"/>
+          </w:tcPr>
+          <w:p>
+            <w:pPr>
+              <w:spacing w:before="20" w:after="20" w:line="240" w:lineRule="auto"/>
+            </w:pPr>
+            <w:r>
+              <w:rPr>
+                <w:rFonts w:ascii="Times New Roman" w:hAnsi="Times New Roman" w:eastAsia="宋体"/>
+                <w:sz w:val="19"/>
+              </w:rPr>
+              <w:t>11/12</w:t>
+            </w:r>
+          </w:p>
+        </w:tc>
+        <w:tc>
+          <w:tcPr>
+            <w:tcW w:type="dxa" w:w="879"/>
+          </w:tcPr>
+          <w:p>
+            <w:pPr>
+              <w:spacing w:before="20" w:after="20" w:line="240" w:lineRule="auto"/>
+            </w:pPr>
+            <w:r>
+              <w:rPr>
+                <w:rFonts w:ascii="Times New Roman" w:hAnsi="Times New Roman" w:eastAsia="宋体"/>
+                <w:sz w:val="19"/>
+              </w:rPr>
+              <w:t>8 319.4 s</w:t>
+            </w:r>
+          </w:p>
+        </w:tc>
+        <w:tc>
+          <w:tcPr>
+            <w:tcW w:type="dxa" w:w="879"/>
+          </w:tcPr>
+          <w:p>
+            <w:pPr>
+              <w:spacing w:before="20" w:after="20" w:line="240" w:lineRule="auto"/>
+            </w:pPr>
+            <w:r>
+              <w:rPr>
+                <w:rFonts w:ascii="Times New Roman" w:hAnsi="Times New Roman" w:eastAsia="宋体"/>
+                <w:sz w:val="19"/>
+              </w:rPr>
+              <w:t>344</w:t>
+            </w:r>
+          </w:p>
+        </w:tc>
+        <w:tc>
+          <w:tcPr>
+            <w:tcW w:type="dxa" w:w="879"/>
+          </w:tcPr>
+          <w:p>
+            <w:pPr>
+              <w:spacing w:before="20" w:after="20" w:line="240" w:lineRule="auto"/>
+            </w:pPr>
+            <w:r>
+              <w:rPr>
+                <w:rFonts w:ascii="Times New Roman" w:hAnsi="Times New Roman" w:eastAsia="宋体"/>
+                <w:sz w:val="19"/>
+              </w:rPr>
+              <w:t>31 122 m</w:t>
+            </w:r>
+          </w:p>
+        </w:tc>
+        <w:tc>
+          <w:tcPr>
+            <w:tcW w:type="dxa" w:w="879"/>
+          </w:tcPr>
+          <w:p>
+            <w:pPr>
+              <w:spacing w:before="20" w:after="20" w:line="240" w:lineRule="auto"/>
+            </w:pPr>
+            <w:r>
+              <w:rPr>
+                <w:rFonts w:ascii="Times New Roman" w:hAnsi="Times New Roman" w:eastAsia="宋体"/>
+                <w:sz w:val="19"/>
+              </w:rPr>
+              <w:t>6 203 s</w:t>
+            </w:r>
+          </w:p>
+        </w:tc>
+        <w:tc>
+          <w:tcPr>
+            <w:tcW w:type="dxa" w:w="879"/>
+          </w:tcPr>
+          <w:p>
+            <w:pPr>
+              <w:spacing w:before="20" w:after="20" w:line="240" w:lineRule="auto"/>
+            </w:pPr>
+            <w:r>
+              <w:rPr>
+                <w:rFonts w:ascii="Times New Roman" w:hAnsi="Times New Roman" w:eastAsia="宋体"/>
+                <w:sz w:val="19"/>
+              </w:rPr>
+              <w:t>1</w:t>
+            </w:r>
+          </w:p>
+        </w:tc>
+        <w:tc>
+          <w:tcPr>
+            <w:tcW w:type="dxa" w:w="879"/>
+          </w:tcPr>
+          <w:p>
+            <w:pPr>
+              <w:spacing w:before="20" w:after="20" w:line="240" w:lineRule="auto"/>
+            </w:pPr>
+            <w:r>
+              <w:rPr>
+                <w:rFonts w:ascii="Times New Roman" w:hAnsi="Times New Roman" w:eastAsia="宋体"/>
+                <w:sz w:val="19"/>
+              </w:rPr>
+              <w:t>0</w:t>
+            </w:r>
+          </w:p>
+        </w:tc>
+        <w:tc>
+          <w:tcPr>
+            <w:tcW w:type="dxa" w:w="879"/>
+          </w:tcPr>
+          <w:p>
+            <w:pPr>
+              <w:spacing w:before="20" w:after="20" w:line="240" w:lineRule="auto"/>
+            </w:pPr>
+            <w:r>
+              <w:rPr>
+                <w:rFonts w:ascii="Times New Roman" w:hAnsi="Times New Roman" w:eastAsia="宋体"/>
+                <w:sz w:val="19"/>
+              </w:rPr>
+              <w:t>True</w:t>
+            </w:r>
+          </w:p>
+        </w:tc>
+      </w:tr>
+      <w:tr>
+        <w:tc>
+          <w:tcPr>
+            <w:tcW w:type="dxa" w:w="879"/>
+          </w:tcPr>
+          <w:p>
+            <w:pPr>
+              <w:spacing w:before="20" w:after="20" w:line="240" w:lineRule="auto"/>
+            </w:pPr>
+            <w:r>
+              <w:rPr>
+                <w:rFonts w:ascii="Times New Roman" w:hAnsi="Times New Roman" w:eastAsia="宋体"/>
+                <w:sz w:val="19"/>
+              </w:rPr>
+              <w:t>u08</w:t>
+            </w:r>
+          </w:p>
+        </w:tc>
+        <w:tc>
+          <w:tcPr>
+            <w:tcW w:type="dxa" w:w="879"/>
+          </w:tcPr>
+          <w:p>
+            <w:pPr>
+              <w:spacing w:before="20" w:after="20" w:line="240" w:lineRule="auto"/>
+            </w:pPr>
+            <w:r>
+              <w:rPr>
+                <w:rFonts w:ascii="Times New Roman" w:hAnsi="Times New Roman" w:eastAsia="宋体"/>
+                <w:sz w:val="19"/>
+              </w:rPr>
+              <w:t>12</w:t>
+            </w:r>
+          </w:p>
+        </w:tc>
+        <w:tc>
+          <w:tcPr>
+            <w:tcW w:type="dxa" w:w="879"/>
+          </w:tcPr>
+          <w:p>
+            <w:pPr>
+              <w:spacing w:before="20" w:after="20" w:line="240" w:lineRule="auto"/>
+            </w:pPr>
+            <w:r>
+              <w:rPr>
+                <w:rFonts w:ascii="Times New Roman" w:hAnsi="Times New Roman" w:eastAsia="宋体"/>
+                <w:sz w:val="19"/>
+              </w:rPr>
+              <w:t>12/12</w:t>
+            </w:r>
+          </w:p>
+        </w:tc>
+        <w:tc>
+          <w:tcPr>
+            <w:tcW w:type="dxa" w:w="879"/>
+          </w:tcPr>
+          <w:p>
+            <w:pPr>
+              <w:spacing w:before="20" w:after="20" w:line="240" w:lineRule="auto"/>
+            </w:pPr>
+            <w:r>
+              <w:rPr>
+                <w:rFonts w:ascii="Times New Roman" w:hAnsi="Times New Roman" w:eastAsia="宋体"/>
+                <w:sz w:val="19"/>
+              </w:rPr>
+              <w:t>8 137.4 s</w:t>
+            </w:r>
+          </w:p>
+        </w:tc>
+        <w:tc>
+          <w:tcPr>
+            <w:tcW w:type="dxa" w:w="879"/>
+          </w:tcPr>
+          <w:p>
+            <w:pPr>
+              <w:spacing w:before="20" w:after="20" w:line="240" w:lineRule="auto"/>
+            </w:pPr>
+            <w:r>
+              <w:rPr>
+                <w:rFonts w:ascii="Times New Roman" w:hAnsi="Times New Roman" w:eastAsia="宋体"/>
+                <w:sz w:val="19"/>
+              </w:rPr>
+              <w:t>366</w:t>
+            </w:r>
+          </w:p>
+        </w:tc>
+        <w:tc>
+          <w:tcPr>
+            <w:tcW w:type="dxa" w:w="879"/>
+          </w:tcPr>
+          <w:p>
+            <w:pPr>
+              <w:spacing w:before="20" w:after="20" w:line="240" w:lineRule="auto"/>
+            </w:pPr>
+            <w:r>
+              <w:rPr>
+                <w:rFonts w:ascii="Times New Roman" w:hAnsi="Times New Roman" w:eastAsia="宋体"/>
+                <w:sz w:val="19"/>
+              </w:rPr>
+              <w:t>29 542 m</w:t>
+            </w:r>
+          </w:p>
+        </w:tc>
+        <w:tc>
+          <w:tcPr>
+            <w:tcW w:type="dxa" w:w="879"/>
+          </w:tcPr>
+          <w:p>
+            <w:pPr>
+              <w:spacing w:before="20" w:after="20" w:line="240" w:lineRule="auto"/>
+            </w:pPr>
+            <w:r>
+              <w:rPr>
+                <w:rFonts w:ascii="Times New Roman" w:hAnsi="Times New Roman" w:eastAsia="宋体"/>
+                <w:sz w:val="19"/>
+              </w:rPr>
+              <w:t>6 596 s</w:t>
+            </w:r>
+          </w:p>
+        </w:tc>
+        <w:tc>
+          <w:tcPr>
+            <w:tcW w:type="dxa" w:w="879"/>
+          </w:tcPr>
+          <w:p>
+            <w:pPr>
+              <w:spacing w:before="20" w:after="20" w:line="240" w:lineRule="auto"/>
+            </w:pPr>
+            <w:r>
+              <w:rPr>
+                <w:rFonts w:ascii="Times New Roman" w:hAnsi="Times New Roman" w:eastAsia="宋体"/>
+                <w:sz w:val="19"/>
+              </w:rPr>
+              <w:t>0</w:t>
+            </w:r>
+          </w:p>
+        </w:tc>
+        <w:tc>
+          <w:tcPr>
+            <w:tcW w:type="dxa" w:w="879"/>
+          </w:tcPr>
+          <w:p>
+            <w:pPr>
+              <w:spacing w:before="20" w:after="20" w:line="240" w:lineRule="auto"/>
+            </w:pPr>
+            <w:r>
+              <w:rPr>
+                <w:rFonts w:ascii="Times New Roman" w:hAnsi="Times New Roman" w:eastAsia="宋体"/>
+                <w:sz w:val="19"/>
+              </w:rPr>
+              <w:t>0</w:t>
+            </w:r>
+          </w:p>
+        </w:tc>
+        <w:tc>
+          <w:tcPr>
+            <w:tcW w:type="dxa" w:w="879"/>
+          </w:tcPr>
+          <w:p>
+            <w:pPr>
+              <w:spacing w:before="20" w:after="20" w:line="240" w:lineRule="auto"/>
+            </w:pPr>
+            <w:r>
+              <w:rPr>
+                <w:rFonts w:ascii="Times New Roman" w:hAnsi="Times New Roman" w:eastAsia="宋体"/>
+                <w:sz w:val="19"/>
+              </w:rPr>
+              <w:t>True</w:t>
+            </w:r>
+          </w:p>
+        </w:tc>
+      </w:tr>
+      <w:tr>
+        <w:tc>
+          <w:tcPr>
+            <w:tcW w:type="dxa" w:w="879"/>
+          </w:tcPr>
+          <w:p>
+            <w:pPr>
+              <w:spacing w:before="20" w:after="20" w:line="240" w:lineRule="auto"/>
+            </w:pPr>
+            <w:r>
+              <w:rPr>
+                <w:rFonts w:ascii="Times New Roman" w:hAnsi="Times New Roman" w:eastAsia="宋体"/>
+                <w:sz w:val="19"/>
+              </w:rPr>
+              <w:t>u09</w:t>
+            </w:r>
+          </w:p>
+        </w:tc>
+        <w:tc>
+          <w:tcPr>
+            <w:tcW w:type="dxa" w:w="879"/>
+          </w:tcPr>
+          <w:p>
+            <w:pPr>
+              <w:spacing w:before="20" w:after="20" w:line="240" w:lineRule="auto"/>
+            </w:pPr>
+            <w:r>
+              <w:rPr>
+                <w:rFonts w:ascii="Times New Roman" w:hAnsi="Times New Roman" w:eastAsia="宋体"/>
+                <w:sz w:val="19"/>
+              </w:rPr>
+              <w:t>12</w:t>
+            </w:r>
+          </w:p>
+        </w:tc>
+        <w:tc>
+          <w:tcPr>
+            <w:tcW w:type="dxa" w:w="879"/>
+          </w:tcPr>
+          <w:p>
+            <w:pPr>
+              <w:spacing w:before="20" w:after="20" w:line="240" w:lineRule="auto"/>
+            </w:pPr>
+            <w:r>
+              <w:rPr>
+                <w:rFonts w:ascii="Times New Roman" w:hAnsi="Times New Roman" w:eastAsia="宋体"/>
+                <w:sz w:val="19"/>
+              </w:rPr>
+              <w:t>12/12</w:t>
+            </w:r>
+          </w:p>
+        </w:tc>
+        <w:tc>
+          <w:tcPr>
+            <w:tcW w:type="dxa" w:w="879"/>
+          </w:tcPr>
+          <w:p>
+            <w:pPr>
+              <w:spacing w:before="20" w:after="20" w:line="240" w:lineRule="auto"/>
+            </w:pPr>
+            <w:r>
+              <w:rPr>
+                <w:rFonts w:ascii="Times New Roman" w:hAnsi="Times New Roman" w:eastAsia="宋体"/>
+                <w:sz w:val="19"/>
+              </w:rPr>
+              <w:t>8 481.5 s</w:t>
+            </w:r>
+          </w:p>
+        </w:tc>
+        <w:tc>
+          <w:tcPr>
+            <w:tcW w:type="dxa" w:w="879"/>
+          </w:tcPr>
+          <w:p>
+            <w:pPr>
+              <w:spacing w:before="20" w:after="20" w:line="240" w:lineRule="auto"/>
+            </w:pPr>
+            <w:r>
+              <w:rPr>
+                <w:rFonts w:ascii="Times New Roman" w:hAnsi="Times New Roman" w:eastAsia="宋体"/>
+                <w:sz w:val="19"/>
+              </w:rPr>
+              <w:t>400</w:t>
+            </w:r>
+          </w:p>
+        </w:tc>
+        <w:tc>
+          <w:tcPr>
+            <w:tcW w:type="dxa" w:w="879"/>
+          </w:tcPr>
+          <w:p>
+            <w:pPr>
+              <w:spacing w:before="20" w:after="20" w:line="240" w:lineRule="auto"/>
+            </w:pPr>
+            <w:r>
+              <w:rPr>
+                <w:rFonts w:ascii="Times New Roman" w:hAnsi="Times New Roman" w:eastAsia="宋体"/>
+                <w:sz w:val="19"/>
+              </w:rPr>
+              <w:t>30 243 m</w:t>
+            </w:r>
+          </w:p>
+        </w:tc>
+        <w:tc>
+          <w:tcPr>
+            <w:tcW w:type="dxa" w:w="879"/>
+          </w:tcPr>
+          <w:p>
+            <w:pPr>
+              <w:spacing w:before="20" w:after="20" w:line="240" w:lineRule="auto"/>
+            </w:pPr>
+            <w:r>
+              <w:rPr>
+                <w:rFonts w:ascii="Times New Roman" w:hAnsi="Times New Roman" w:eastAsia="宋体"/>
+                <w:sz w:val="19"/>
+              </w:rPr>
+              <w:t>6 408 s</w:t>
+            </w:r>
+          </w:p>
+        </w:tc>
+        <w:tc>
+          <w:tcPr>
+            <w:tcW w:type="dxa" w:w="879"/>
+          </w:tcPr>
+          <w:p>
+            <w:pPr>
+              <w:spacing w:before="20" w:after="20" w:line="240" w:lineRule="auto"/>
+            </w:pPr>
+            <w:r>
+              <w:rPr>
+                <w:rFonts w:ascii="Times New Roman" w:hAnsi="Times New Roman" w:eastAsia="宋体"/>
+                <w:sz w:val="19"/>
+              </w:rPr>
+              <w:t>0</w:t>
+            </w:r>
+          </w:p>
+        </w:tc>
+        <w:tc>
+          <w:tcPr>
+            <w:tcW w:type="dxa" w:w="879"/>
+          </w:tcPr>
+          <w:p>
+            <w:pPr>
+              <w:spacing w:before="20" w:after="20" w:line="240" w:lineRule="auto"/>
+            </w:pPr>
+            <w:r>
+              <w:rPr>
+                <w:rFonts w:ascii="Times New Roman" w:hAnsi="Times New Roman" w:eastAsia="宋体"/>
+                <w:sz w:val="19"/>
+              </w:rPr>
+              <w:t>0</w:t>
+            </w:r>
+          </w:p>
+        </w:tc>
+        <w:tc>
+          <w:tcPr>
+            <w:tcW w:type="dxa" w:w="879"/>
+          </w:tcPr>
+          <w:p>
+            <w:pPr>
+              <w:spacing w:before="20" w:after="20" w:line="240" w:lineRule="auto"/>
+            </w:pPr>
+            <w:r>
+              <w:rPr>
+                <w:rFonts w:ascii="Times New Roman" w:hAnsi="Times New Roman" w:eastAsia="宋体"/>
+                <w:sz w:val="19"/>
+              </w:rPr>
+              <w:t>True</w:t>
+            </w:r>
+          </w:p>
+        </w:tc>
+      </w:tr>
+      <w:tr>
+        <w:tc>
+          <w:tcPr>
+            <w:tcW w:type="dxa" w:w="879"/>
+          </w:tcPr>
+          <w:p>
+            <w:pPr>
+              <w:spacing w:before="20" w:after="20" w:line="240" w:lineRule="auto"/>
+            </w:pPr>
+            <w:r>
+              <w:rPr>
+                <w:rFonts w:ascii="Times New Roman" w:hAnsi="Times New Roman" w:eastAsia="宋体"/>
+                <w:sz w:val="19"/>
+              </w:rPr>
+              <w:t>u10</w:t>
+            </w:r>
+          </w:p>
+        </w:tc>
+        <w:tc>
+          <w:tcPr>
+            <w:tcW w:type="dxa" w:w="879"/>
+          </w:tcPr>
+          <w:p>
+            <w:pPr>
+              <w:spacing w:before="20" w:after="20" w:line="240" w:lineRule="auto"/>
+            </w:pPr>
+            <w:r>
+              <w:rPr>
+                <w:rFonts w:ascii="Times New Roman" w:hAnsi="Times New Roman" w:eastAsia="宋体"/>
+                <w:sz w:val="19"/>
+              </w:rPr>
+              <w:t>11</w:t>
+            </w:r>
+          </w:p>
+        </w:tc>
+        <w:tc>
+          <w:tcPr>
+            <w:tcW w:type="dxa" w:w="879"/>
+          </w:tcPr>
+          <w:p>
+            <w:pPr>
+              <w:spacing w:before="20" w:after="20" w:line="240" w:lineRule="auto"/>
+            </w:pPr>
+            <w:r>
+              <w:rPr>
+                <w:rFonts w:ascii="Times New Roman" w:hAnsi="Times New Roman" w:eastAsia="宋体"/>
+                <w:sz w:val="19"/>
+              </w:rPr>
+              <w:t>11/11</w:t>
+            </w:r>
+          </w:p>
+        </w:tc>
+        <w:tc>
+          <w:tcPr>
+            <w:tcW w:type="dxa" w:w="879"/>
+          </w:tcPr>
+          <w:p>
+            <w:pPr>
+              <w:spacing w:before="20" w:after="20" w:line="240" w:lineRule="auto"/>
+            </w:pPr>
+            <w:r>
+              <w:rPr>
+                <w:rFonts w:ascii="Times New Roman" w:hAnsi="Times New Roman" w:eastAsia="宋体"/>
+                <w:sz w:val="19"/>
+              </w:rPr>
+              <w:t>8 746.3 s</w:t>
+            </w:r>
+          </w:p>
+        </w:tc>
+        <w:tc>
+          <w:tcPr>
+            <w:tcW w:type="dxa" w:w="879"/>
+          </w:tcPr>
+          <w:p>
+            <w:pPr>
+              <w:spacing w:before="20" w:after="20" w:line="240" w:lineRule="auto"/>
+            </w:pPr>
+            <w:r>
+              <w:rPr>
+                <w:rFonts w:ascii="Times New Roman" w:hAnsi="Times New Roman" w:eastAsia="宋体"/>
+                <w:sz w:val="19"/>
+              </w:rPr>
+              <w:t>394</w:t>
+            </w:r>
+          </w:p>
+        </w:tc>
+        <w:tc>
+          <w:tcPr>
+            <w:tcW w:type="dxa" w:w="879"/>
+          </w:tcPr>
+          <w:p>
+            <w:pPr>
+              <w:spacing w:before="20" w:after="20" w:line="240" w:lineRule="auto"/>
+            </w:pPr>
+            <w:r>
+              <w:rPr>
+                <w:rFonts w:ascii="Times New Roman" w:hAnsi="Times New Roman" w:eastAsia="宋体"/>
+                <w:sz w:val="19"/>
+              </w:rPr>
+              <w:t>31 771 m</w:t>
+            </w:r>
+          </w:p>
+        </w:tc>
+        <w:tc>
+          <w:tcPr>
+            <w:tcW w:type="dxa" w:w="879"/>
+          </w:tcPr>
+          <w:p>
+            <w:pPr>
+              <w:spacing w:before="20" w:after="20" w:line="240" w:lineRule="auto"/>
+            </w:pPr>
+            <w:r>
+              <w:rPr>
+                <w:rFonts w:ascii="Times New Roman" w:hAnsi="Times New Roman" w:eastAsia="宋体"/>
+                <w:sz w:val="19"/>
+              </w:rPr>
+              <w:t>6 876 s</w:t>
+            </w:r>
+          </w:p>
+        </w:tc>
+        <w:tc>
+          <w:tcPr>
+            <w:tcW w:type="dxa" w:w="879"/>
+          </w:tcPr>
+          <w:p>
+            <w:pPr>
+              <w:spacing w:before="20" w:after="20" w:line="240" w:lineRule="auto"/>
+            </w:pPr>
+            <w:r>
+              <w:rPr>
+                <w:rFonts w:ascii="Times New Roman" w:hAnsi="Times New Roman" w:eastAsia="宋体"/>
+                <w:sz w:val="19"/>
+              </w:rPr>
+              <w:t>0</w:t>
+            </w:r>
+          </w:p>
+        </w:tc>
+        <w:tc>
+          <w:tcPr>
+            <w:tcW w:type="dxa" w:w="879"/>
+          </w:tcPr>
+          <w:p>
+            <w:pPr>
+              <w:spacing w:before="20" w:after="20" w:line="240" w:lineRule="auto"/>
+            </w:pPr>
+            <w:r>
+              <w:rPr>
+                <w:rFonts w:ascii="Times New Roman" w:hAnsi="Times New Roman" w:eastAsia="宋体"/>
+                <w:sz w:val="19"/>
+              </w:rPr>
+              <w:t>0</w:t>
+            </w:r>
+          </w:p>
+        </w:tc>
+        <w:tc>
+          <w:tcPr>
+            <w:tcW w:type="dxa" w:w="879"/>
+          </w:tcPr>
+          <w:p>
+            <w:pPr>
+              <w:spacing w:before="20" w:after="20" w:line="240" w:lineRule="auto"/>
+            </w:pPr>
+            <w:r>
+              <w:rPr>
+                <w:rFonts w:ascii="Times New Roman" w:hAnsi="Times New Roman" w:eastAsia="宋体"/>
+                <w:sz w:val="19"/>
+              </w:rPr>
+              <w:t>True</w:t>
+            </w:r>
+          </w:p>
+        </w:tc>
+      </w:tr>
+      <w:tr>
+        <w:tc>
+          <w:tcPr>
+            <w:tcW w:type="dxa" w:w="879"/>
+          </w:tcPr>
+          <w:p>
+            <w:pPr>
+              <w:spacing w:before="20" w:after="20" w:line="240" w:lineRule="auto"/>
+            </w:pPr>
+            <w:r>
+              <w:rPr>
+                <w:rFonts w:ascii="Times New Roman" w:hAnsi="Times New Roman" w:eastAsia="宋体"/>
+                <w:sz w:val="19"/>
+              </w:rPr>
+              <w:t>u11</w:t>
+            </w:r>
+          </w:p>
+        </w:tc>
+        <w:tc>
+          <w:tcPr>
+            <w:tcW w:type="dxa" w:w="879"/>
+          </w:tcPr>
+          <w:p>
+            <w:pPr>
+              <w:spacing w:before="20" w:after="20" w:line="240" w:lineRule="auto"/>
+            </w:pPr>
+            <w:r>
+              <w:rPr>
+                <w:rFonts w:ascii="Times New Roman" w:hAnsi="Times New Roman" w:eastAsia="宋体"/>
+                <w:sz w:val="19"/>
+              </w:rPr>
+              <w:t>13</w:t>
+            </w:r>
+          </w:p>
+        </w:tc>
+        <w:tc>
+          <w:tcPr>
+            <w:tcW w:type="dxa" w:w="879"/>
+          </w:tcPr>
+          <w:p>
+            <w:pPr>
+              <w:spacing w:before="20" w:after="20" w:line="240" w:lineRule="auto"/>
+            </w:pPr>
+            <w:r>
+              <w:rPr>
+                <w:rFonts w:ascii="Times New Roman" w:hAnsi="Times New Roman" w:eastAsia="宋体"/>
+                <w:sz w:val="19"/>
+              </w:rPr>
+              <w:t>13/13</w:t>
+            </w:r>
+          </w:p>
+        </w:tc>
+        <w:tc>
+          <w:tcPr>
+            <w:tcW w:type="dxa" w:w="879"/>
+          </w:tcPr>
+          <w:p>
+            <w:pPr>
+              <w:spacing w:before="20" w:after="20" w:line="240" w:lineRule="auto"/>
+            </w:pPr>
+            <w:r>
+              <w:rPr>
+                <w:rFonts w:ascii="Times New Roman" w:hAnsi="Times New Roman" w:eastAsia="宋体"/>
+                <w:sz w:val="19"/>
+              </w:rPr>
+              <w:t>8 336.2 s</w:t>
+            </w:r>
+          </w:p>
+        </w:tc>
+        <w:tc>
+          <w:tcPr>
+            <w:tcW w:type="dxa" w:w="879"/>
+          </w:tcPr>
+          <w:p>
+            <w:pPr>
+              <w:spacing w:before="20" w:after="20" w:line="240" w:lineRule="auto"/>
+            </w:pPr>
+            <w:r>
+              <w:rPr>
+                <w:rFonts w:ascii="Times New Roman" w:hAnsi="Times New Roman" w:eastAsia="宋体"/>
+                <w:sz w:val="19"/>
+              </w:rPr>
+              <w:t>369</w:t>
+            </w:r>
+          </w:p>
+        </w:tc>
+        <w:tc>
+          <w:tcPr>
+            <w:tcW w:type="dxa" w:w="879"/>
+          </w:tcPr>
+          <w:p>
+            <w:pPr>
+              <w:spacing w:before="20" w:after="20" w:line="240" w:lineRule="auto"/>
+            </w:pPr>
+            <w:r>
+              <w:rPr>
+                <w:rFonts w:ascii="Times New Roman" w:hAnsi="Times New Roman" w:eastAsia="宋体"/>
+                <w:sz w:val="19"/>
+              </w:rPr>
+              <w:t>30 411 m</w:t>
+            </w:r>
+          </w:p>
+        </w:tc>
+        <w:tc>
+          <w:tcPr>
+            <w:tcW w:type="dxa" w:w="879"/>
+          </w:tcPr>
+          <w:p>
+            <w:pPr>
+              <w:spacing w:before="20" w:after="20" w:line="240" w:lineRule="auto"/>
+            </w:pPr>
+            <w:r>
+              <w:rPr>
+                <w:rFonts w:ascii="Times New Roman" w:hAnsi="Times New Roman" w:eastAsia="宋体"/>
+                <w:sz w:val="19"/>
+              </w:rPr>
+              <w:t>6 757 s</w:t>
+            </w:r>
+          </w:p>
+        </w:tc>
+        <w:tc>
+          <w:tcPr>
+            <w:tcW w:type="dxa" w:w="879"/>
+          </w:tcPr>
+          <w:p>
+            <w:pPr>
+              <w:spacing w:before="20" w:after="20" w:line="240" w:lineRule="auto"/>
+            </w:pPr>
+            <w:r>
+              <w:rPr>
+                <w:rFonts w:ascii="Times New Roman" w:hAnsi="Times New Roman" w:eastAsia="宋体"/>
+                <w:sz w:val="19"/>
+              </w:rPr>
+              <w:t>0</w:t>
+            </w:r>
+          </w:p>
+        </w:tc>
+        <w:tc>
+          <w:tcPr>
+            <w:tcW w:type="dxa" w:w="879"/>
+          </w:tcPr>
+          <w:p>
+            <w:pPr>
+              <w:spacing w:before="20" w:after="20" w:line="240" w:lineRule="auto"/>
+            </w:pPr>
+            <w:r>
+              <w:rPr>
+                <w:rFonts w:ascii="Times New Roman" w:hAnsi="Times New Roman" w:eastAsia="宋体"/>
+                <w:sz w:val="19"/>
+              </w:rPr>
+              <w:t>0</w:t>
+            </w:r>
+          </w:p>
+        </w:tc>
+        <w:tc>
+          <w:tcPr>
+            <w:tcW w:type="dxa" w:w="879"/>
+          </w:tcPr>
+          <w:p>
+            <w:pPr>
+              <w:spacing w:before="20" w:after="20" w:line="240" w:lineRule="auto"/>
+            </w:pPr>
+            <w:r>
+              <w:rPr>
+                <w:rFonts w:ascii="Times New Roman" w:hAnsi="Times New Roman" w:eastAsia="宋体"/>
+                <w:sz w:val="19"/>
+              </w:rPr>
+              <w:t>True</w:t>
+            </w:r>
+          </w:p>
+        </w:tc>
+      </w:tr>
+      <w:tr>
+        <w:tc>
+          <w:tcPr>
+            <w:tcW w:type="dxa" w:w="879"/>
+          </w:tcPr>
+          <w:p>
+            <w:pPr>
+              <w:spacing w:before="20" w:after="20" w:line="240" w:lineRule="auto"/>
+            </w:pPr>
+            <w:r>
+              <w:rPr>
+                <w:rFonts w:ascii="Times New Roman" w:hAnsi="Times New Roman" w:eastAsia="宋体"/>
+                <w:sz w:val="19"/>
+              </w:rPr>
+              <w:t>u12</w:t>
+            </w:r>
+          </w:p>
+        </w:tc>
+        <w:tc>
+          <w:tcPr>
+            <w:tcW w:type="dxa" w:w="879"/>
+          </w:tcPr>
+          <w:p>
+            <w:pPr>
+              <w:spacing w:before="20" w:after="20" w:line="240" w:lineRule="auto"/>
+            </w:pPr>
+            <w:r>
+              <w:rPr>
+                <w:rFonts w:ascii="Times New Roman" w:hAnsi="Times New Roman" w:eastAsia="宋体"/>
+                <w:sz w:val="19"/>
+              </w:rPr>
+              <w:t>12</w:t>
+            </w:r>
+          </w:p>
+        </w:tc>
+        <w:tc>
+          <w:tcPr>
+            <w:tcW w:type="dxa" w:w="879"/>
+          </w:tcPr>
+          <w:p>
+            <w:pPr>
+              <w:spacing w:before="20" w:after="20" w:line="240" w:lineRule="auto"/>
+            </w:pPr>
+            <w:r>
+              <w:rPr>
+                <w:rFonts w:ascii="Times New Roman" w:hAnsi="Times New Roman" w:eastAsia="宋体"/>
+                <w:sz w:val="19"/>
+              </w:rPr>
+              <w:t>12/12</w:t>
+            </w:r>
+          </w:p>
+        </w:tc>
+        <w:tc>
+          <w:tcPr>
+            <w:tcW w:type="dxa" w:w="879"/>
+          </w:tcPr>
+          <w:p>
+            <w:pPr>
+              <w:spacing w:before="20" w:after="20" w:line="240" w:lineRule="auto"/>
+            </w:pPr>
+            <w:r>
+              <w:rPr>
+                <w:rFonts w:ascii="Times New Roman" w:hAnsi="Times New Roman" w:eastAsia="宋体"/>
+                <w:sz w:val="19"/>
+              </w:rPr>
+              <w:t>8 554.5 s</w:t>
+            </w:r>
+          </w:p>
+        </w:tc>
+        <w:tc>
+          <w:tcPr>
+            <w:tcW w:type="dxa" w:w="879"/>
+          </w:tcPr>
+          <w:p>
+            <w:pPr>
+              <w:spacing w:before="20" w:after="20" w:line="240" w:lineRule="auto"/>
+            </w:pPr>
+            <w:r>
+              <w:rPr>
+                <w:rFonts w:ascii="Times New Roman" w:hAnsi="Times New Roman" w:eastAsia="宋体"/>
+                <w:sz w:val="19"/>
+              </w:rPr>
+              <w:t>405</w:t>
+            </w:r>
+          </w:p>
+        </w:tc>
+        <w:tc>
+          <w:tcPr>
+            <w:tcW w:type="dxa" w:w="879"/>
+          </w:tcPr>
+          <w:p>
+            <w:pPr>
+              <w:spacing w:before="20" w:after="20" w:line="240" w:lineRule="auto"/>
+            </w:pPr>
+            <w:r>
+              <w:rPr>
+                <w:rFonts w:ascii="Times New Roman" w:hAnsi="Times New Roman" w:eastAsia="宋体"/>
+                <w:sz w:val="19"/>
+              </w:rPr>
+              <w:t>30 453 m</w:t>
+            </w:r>
+          </w:p>
+        </w:tc>
+        <w:tc>
+          <w:tcPr>
+            <w:tcW w:type="dxa" w:w="879"/>
+          </w:tcPr>
+          <w:p>
+            <w:pPr>
+              <w:spacing w:before="20" w:after="20" w:line="240" w:lineRule="auto"/>
+            </w:pPr>
+            <w:r>
+              <w:rPr>
+                <w:rFonts w:ascii="Times New Roman" w:hAnsi="Times New Roman" w:eastAsia="宋体"/>
+                <w:sz w:val="19"/>
+              </w:rPr>
+              <w:t>6 688 s</w:t>
+            </w:r>
+          </w:p>
+        </w:tc>
+        <w:tc>
+          <w:tcPr>
+            <w:tcW w:type="dxa" w:w="879"/>
+          </w:tcPr>
+          <w:p>
+            <w:pPr>
+              <w:spacing w:before="20" w:after="20" w:line="240" w:lineRule="auto"/>
+            </w:pPr>
+            <w:r>
+              <w:rPr>
+                <w:rFonts w:ascii="Times New Roman" w:hAnsi="Times New Roman" w:eastAsia="宋体"/>
+                <w:sz w:val="19"/>
+              </w:rPr>
+              <w:t>0</w:t>
+            </w:r>
+          </w:p>
+        </w:tc>
+        <w:tc>
+          <w:tcPr>
+            <w:tcW w:type="dxa" w:w="879"/>
+          </w:tcPr>
+          <w:p>
+            <w:pPr>
+              <w:spacing w:before="20" w:after="20" w:line="240" w:lineRule="auto"/>
+            </w:pPr>
+            <w:r>
+              <w:rPr>
+                <w:rFonts w:ascii="Times New Roman" w:hAnsi="Times New Roman" w:eastAsia="宋体"/>
+                <w:sz w:val="19"/>
+              </w:rPr>
+              <w:t>0</w:t>
+            </w:r>
+          </w:p>
+        </w:tc>
+        <w:tc>
+          <w:tcPr>
+            <w:tcW w:type="dxa" w:w="879"/>
+          </w:tcPr>
+          <w:p>
+            <w:pPr>
+              <w:spacing w:before="20" w:after="20" w:line="240" w:lineRule="auto"/>
+            </w:pPr>
+            <w:r>
+              <w:rPr>
+                <w:rFonts w:ascii="Times New Roman" w:hAnsi="Times New Roman" w:eastAsia="宋体"/>
+                <w:sz w:val="19"/>
+              </w:rPr>
+              <w:t>True</w:t>
+            </w:r>
+          </w:p>
+        </w:tc>
+      </w:tr>
+    </w:tbl>
+    <w:p>
+      <w:pPr>
+        <w:spacing w:after="80"/>
+      </w:pPr>
+    </w:p>
+    <w:p>
+      <w:pPr>
+        <w:spacing w:line="360" w:lineRule="auto" w:after="40"/>
+        <w:ind w:firstLine="420"/>
+      </w:pPr>
+      <w:r>
+        <w:rPr>
+          <w:rFonts w:ascii="Times New Roman" w:hAnsi="Times New Roman" w:eastAsia="宋体"/>
+          <w:b/>
+          <w:sz w:val="24"/>
+        </w:rPr>
+        <w:t>统计</w:t>
+      </w:r>
+      <w:r>
+        <w:rPr>
+          <w:rFonts w:ascii="Times New Roman" w:hAnsi="Times New Roman" w:eastAsia="宋体"/>
+          <w:sz w:val="24"/>
+        </w:rPr>
+        <w:t xml:space="preserve">：总虚拟时间均值 </w:t>
+      </w:r>
+      <w:r>
+        <w:rPr>
+          <w:rFonts w:ascii="Times New Roman" w:hAnsi="Times New Roman" w:eastAsia="宋体"/>
+          <w:b/>
+          <w:sz w:val="24"/>
+        </w:rPr>
+        <w:t>8 472.4 s</w:t>
+      </w:r>
+      <w:r>
+        <w:rPr>
+          <w:rFonts w:ascii="Times New Roman" w:hAnsi="Times New Roman" w:eastAsia="宋体"/>
+          <w:sz w:val="24"/>
+        </w:rPr>
+        <w:t>（中位 8 503.5、标准差 279.0、</w:t>
+      </w:r>
+      <w:r>
+        <w:rPr>
+          <w:rFonts w:ascii="Times New Roman" w:hAnsi="Times New Roman" w:eastAsia="宋体"/>
+          <w:b/>
+          <w:sz w:val="24"/>
+        </w:rPr>
+        <w:t>CV 3.29 %</w:t>
+      </w:r>
+      <w:r>
+        <w:rPr>
+          <w:rFonts w:ascii="Times New Roman" w:hAnsi="Times New Roman" w:eastAsia="宋体"/>
+          <w:sz w:val="24"/>
+        </w:rPr>
+        <w:t xml:space="preserve">、范围 </w:t>
+      </w:r>
+      <w:r>
+        <w:rPr>
+          <w:rFonts w:ascii="Cambria Math" w:hAnsi="Cambria Math" w:eastAsia="宋体"/>
+          <w:sz w:val="24"/>
+        </w:rPr>
+        <w:t>[8,027,,9,089]</w:t>
+      </w:r>
+      <w:r>
+        <w:rPr>
+          <w:rFonts w:ascii="Times New Roman" w:hAnsi="Times New Roman" w:eastAsia="宋体"/>
+          <w:sz w:val="24"/>
+        </w:rPr>
+        <w:t xml:space="preserve">）；移动均值 31 116 m（CV 3.98 %）；网格扫描阶段均值 6 489.5 s（CV 5.93 %）；检测 368.8 次/局；每源 </w:t>
+      </w:r>
+      <w:r>
+        <w:rPr>
+          <w:rFonts w:ascii="Cambria Math" w:hAnsi="Cambria Math" w:eastAsia="宋体"/>
+          <w:sz w:val="24"/>
+        </w:rPr>
+        <w:t>∑ T/∑ N=</w:t>
+      </w:r>
+      <w:r>
+        <w:rPr>
+          <w:rFonts w:ascii="Times New Roman" w:hAnsi="Times New Roman" w:eastAsia="宋体"/>
+          <w:sz w:val="24"/>
+        </w:rPr>
+        <w:t xml:space="preserve"> </w:t>
+      </w:r>
+      <w:r>
+        <w:rPr>
+          <w:rFonts w:ascii="Times New Roman" w:hAnsi="Times New Roman" w:eastAsia="宋体"/>
+          <w:b/>
+          <w:sz w:val="24"/>
+        </w:rPr>
+        <w:t>677.8 s/源</w:t>
+      </w:r>
+      <w:r>
+        <w:rPr>
+          <w:rFonts w:ascii="Times New Roman" w:hAnsi="Times New Roman" w:eastAsia="宋体"/>
+          <w:sz w:val="24"/>
+        </w:rPr>
+        <w:t>；</w:t>
+      </w:r>
+      <w:r>
+        <w:rPr>
+          <w:rFonts w:ascii="Times New Roman" w:hAnsi="Times New Roman" w:eastAsia="宋体"/>
+          <w:b/>
+          <w:sz w:val="24"/>
+        </w:rPr>
+        <w:t>全清 12/12、零未解决、证书索引 12/12 为真</w:t>
+      </w:r>
+      <w:r>
+        <w:rPr>
+          <w:rFonts w:ascii="Times New Roman" w:hAnsi="Times New Roman" w:eastAsia="宋体"/>
+          <w:sz w:val="24"/>
+        </w:rPr>
+        <w:t>；</w:t>
+      </w:r>
+      <w:r>
+        <w:rPr>
+          <w:rFonts w:ascii="Times New Roman" w:hAnsi="Times New Roman" w:eastAsia="宋体"/>
+          <w:b/>
+          <w:sz w:val="24"/>
+        </w:rPr>
+        <w:t>10/12 局零清除失败</w:t>
+      </w:r>
+      <w:r>
+        <w:rPr>
+          <w:rFonts w:ascii="Times New Roman" w:hAnsi="Times New Roman" w:eastAsia="宋体"/>
+          <w:sz w:val="24"/>
+        </w:rPr>
+        <w:t>（另 2 局各 1 次，均被恢复闭环兜回）。</w:t>
+      </w:r>
+    </w:p>
+    <w:p>
+      <w:pPr>
+        <w:spacing w:line="360" w:lineRule="auto" w:after="40"/>
+        <w:ind w:firstLine="420"/>
+      </w:pPr>
+      <w:r>
+        <w:rPr>
+          <w:rFonts w:ascii="Times New Roman" w:hAnsi="Times New Roman" w:eastAsia="宋体"/>
+          <w:b/>
+          <w:sz w:val="24"/>
+        </w:rPr>
+        <w:t>与前一版（暂缓归航采纳前）的对照</w:t>
+      </w:r>
+      <w:r>
+        <w:rPr>
+          <w:rFonts w:ascii="Times New Roman" w:hAnsi="Times New Roman" w:eastAsia="宋体"/>
+          <w:sz w:val="24"/>
+        </w:rPr>
+        <w:t>：</w:t>
+      </w:r>
+    </w:p>
+    <w:tbl>
+      <w:tblPr>
+        <w:tblStyle w:val="TableGrid"/>
+        <w:tblW w:type="auto" w:w="0"/>
+        <w:jc w:val="center"/>
+        <w:tblLook w:firstColumn="1" w:firstRow="1" w:lastColumn="0" w:lastRow="0" w:noHBand="0" w:noVBand="1" w:val="04A0"/>
+      </w:tblPr>
+      <w:tblGrid>
+        <w:gridCol w:w="2929"/>
+        <w:gridCol w:w="2929"/>
+        <w:gridCol w:w="2929"/>
+      </w:tblGrid>
+      <w:tr>
+        <w:tc>
+          <w:tcPr>
+            <w:tcW w:type="dxa" w:w="2929"/>
+            <w:shd w:val="clear" w:color="auto" w:fill="EAF1F8"/>
+          </w:tcPr>
+          <w:p>
+            <w:pPr>
+              <w:spacing w:before="20" w:after="20" w:line="240" w:lineRule="auto"/>
+            </w:pPr>
+            <w:r>
+              <w:rPr>
+                <w:rFonts w:ascii="Times New Roman" w:hAnsi="Times New Roman" w:eastAsia="宋体"/>
+                <w:b/>
+                <w:sz w:val="19"/>
+              </w:rPr>
+              <w:t>指标</w:t>
+            </w:r>
+          </w:p>
+        </w:tc>
+        <w:tc>
+          <w:tcPr>
+            <w:tcW w:type="dxa" w:w="2929"/>
+            <w:shd w:val="clear" w:color="auto" w:fill="EAF1F8"/>
+          </w:tcPr>
+          <w:p>
+            <w:pPr>
+              <w:spacing w:before="20" w:after="20" w:line="240" w:lineRule="auto"/>
+            </w:pPr>
+            <w:r>
+              <w:rPr>
+                <w:rFonts w:ascii="Times New Roman" w:hAnsi="Times New Roman" w:eastAsia="宋体"/>
+                <w:b/>
+                <w:sz w:val="19"/>
+              </w:rPr>
+              <w:t>采纳前（12 局）</w:t>
+            </w:r>
+          </w:p>
+        </w:tc>
+        <w:tc>
+          <w:tcPr>
+            <w:tcW w:type="dxa" w:w="2929"/>
+            <w:shd w:val="clear" w:color="auto" w:fill="EAF1F8"/>
+          </w:tcPr>
+          <w:p>
+            <w:pPr>
+              <w:spacing w:before="20" w:after="20" w:line="240" w:lineRule="auto"/>
+            </w:pPr>
+            <w:r>
+              <w:rPr>
+                <w:rFonts w:ascii="Times New Roman" w:hAnsi="Times New Roman" w:eastAsia="宋体"/>
+                <w:b/>
+                <w:sz w:val="19"/>
+              </w:rPr>
+              <w:t>最终配置（12 局）</w:t>
+            </w:r>
+          </w:p>
+        </w:tc>
+      </w:tr>
+      <w:tr>
+        <w:tc>
+          <w:tcPr>
+            <w:tcW w:type="dxa" w:w="2929"/>
+          </w:tcPr>
+          <w:p>
+            <w:pPr>
+              <w:spacing w:before="20" w:after="20" w:line="240" w:lineRule="auto"/>
+            </w:pPr>
+            <w:r>
+              <w:rPr>
+                <w:rFonts w:ascii="Times New Roman" w:hAnsi="Times New Roman" w:eastAsia="宋体"/>
+                <w:sz w:val="19"/>
+              </w:rPr>
+              <w:t>总时间均值</w:t>
+            </w:r>
+          </w:p>
+        </w:tc>
+        <w:tc>
+          <w:tcPr>
+            <w:tcW w:type="dxa" w:w="2929"/>
+          </w:tcPr>
+          <w:p>
+            <w:pPr>
+              <w:spacing w:before="20" w:after="20" w:line="240" w:lineRule="auto"/>
+            </w:pPr>
+            <w:r>
+              <w:rPr>
+                <w:rFonts w:ascii="Times New Roman" w:hAnsi="Times New Roman" w:eastAsia="宋体"/>
+                <w:sz w:val="19"/>
+              </w:rPr>
+              <w:t>8 530.8 s</w:t>
+            </w:r>
+          </w:p>
+        </w:tc>
+        <w:tc>
+          <w:tcPr>
+            <w:tcW w:type="dxa" w:w="2929"/>
+          </w:tcPr>
+          <w:p>
+            <w:pPr>
+              <w:spacing w:before="20" w:after="20" w:line="240" w:lineRule="auto"/>
+            </w:pPr>
+            <w:r>
+              <w:rPr>
+                <w:rFonts w:ascii="Times New Roman" w:hAnsi="Times New Roman" w:eastAsia="宋体"/>
+                <w:b/>
+                <w:sz w:val="19"/>
+              </w:rPr>
+              <w:t>8 472.4 s</w:t>
+            </w:r>
+          </w:p>
+        </w:tc>
+      </w:tr>
+      <w:tr>
+        <w:tc>
+          <w:tcPr>
+            <w:tcW w:type="dxa" w:w="2929"/>
+          </w:tcPr>
+          <w:p>
+            <w:pPr>
+              <w:spacing w:before="20" w:after="20" w:line="240" w:lineRule="auto"/>
+            </w:pPr>
+            <w:r>
+              <w:rPr>
+                <w:rFonts w:ascii="Times New Roman" w:hAnsi="Times New Roman" w:eastAsia="宋体"/>
+                <w:b/>
+                <w:sz w:val="19"/>
+              </w:rPr>
+              <w:t>CV</w:t>
+            </w:r>
+          </w:p>
+        </w:tc>
+        <w:tc>
+          <w:tcPr>
+            <w:tcW w:type="dxa" w:w="2929"/>
+          </w:tcPr>
+          <w:p>
+            <w:pPr>
+              <w:spacing w:before="20" w:after="20" w:line="240" w:lineRule="auto"/>
+            </w:pPr>
+            <w:r>
+              <w:rPr>
+                <w:rFonts w:ascii="Times New Roman" w:hAnsi="Times New Roman" w:eastAsia="宋体"/>
+                <w:sz w:val="19"/>
+              </w:rPr>
+              <w:t>5.36 %</w:t>
+            </w:r>
+          </w:p>
+        </w:tc>
+        <w:tc>
+          <w:tcPr>
+            <w:tcW w:type="dxa" w:w="2929"/>
+          </w:tcPr>
+          <w:p>
+            <w:pPr>
+              <w:spacing w:before="20" w:after="20" w:line="240" w:lineRule="auto"/>
+            </w:pPr>
+            <w:r>
+              <w:rPr>
+                <w:rFonts w:ascii="Times New Roman" w:hAnsi="Times New Roman" w:eastAsia="宋体"/>
+                <w:b/>
+                <w:sz w:val="19"/>
+              </w:rPr>
+              <w:t>3.29 %</w:t>
+            </w:r>
+          </w:p>
+        </w:tc>
+      </w:tr>
+      <w:tr>
+        <w:tc>
+          <w:tcPr>
+            <w:tcW w:type="dxa" w:w="2929"/>
+          </w:tcPr>
+          <w:p>
+            <w:pPr>
+              <w:spacing w:before="20" w:after="20" w:line="240" w:lineRule="auto"/>
+            </w:pPr>
+            <w:r>
+              <w:rPr>
+                <w:rFonts w:ascii="Times New Roman" w:hAnsi="Times New Roman" w:eastAsia="宋体"/>
+                <w:sz w:val="19"/>
+              </w:rPr>
+              <w:t>范围 / 最大</w:t>
+            </w:r>
+          </w:p>
+        </w:tc>
+        <w:tc>
+          <w:tcPr>
+            <w:tcW w:type="dxa" w:w="2929"/>
+          </w:tcPr>
+          <w:p>
+            <w:pPr>
+              <w:spacing w:before="20" w:after="20" w:line="240" w:lineRule="auto"/>
+            </w:pPr>
+            <w:r>
+              <w:rPr>
+                <w:rFonts w:ascii="Cambria Math" w:hAnsi="Cambria Math" w:eastAsia="宋体"/>
+                <w:sz w:val="19"/>
+              </w:rPr>
+              <w:t>[7,661,,9,367]</w:t>
+            </w:r>
+          </w:p>
+        </w:tc>
+        <w:tc>
+          <w:tcPr>
+            <w:tcW w:type="dxa" w:w="2929"/>
+          </w:tcPr>
+          <w:p>
+            <w:pPr>
+              <w:spacing w:before="20" w:after="20" w:line="240" w:lineRule="auto"/>
+            </w:pPr>
+            <w:r>
+              <w:rPr>
+                <w:rFonts w:ascii="Cambria Math" w:hAnsi="Cambria Math" w:eastAsia="宋体"/>
+                <w:sz w:val="19"/>
+              </w:rPr>
+              <w:t>[8,027,,9,089]</w:t>
+            </w:r>
+            <w:r>
+              <w:rPr>
+                <w:rFonts w:ascii="Times New Roman" w:hAnsi="Times New Roman" w:eastAsia="宋体"/>
+                <w:sz w:val="19"/>
+              </w:rPr>
+              <w:t>（</w:t>
+            </w:r>
+            <w:r>
+              <w:rPr>
+                <w:rFonts w:ascii="Times New Roman" w:hAnsi="Times New Roman" w:eastAsia="宋体"/>
+                <w:b/>
+                <w:sz w:val="19"/>
+              </w:rPr>
+              <w:t>最大 −278 s</w:t>
+            </w:r>
+            <w:r>
+              <w:rPr>
+                <w:rFonts w:ascii="Times New Roman" w:hAnsi="Times New Roman" w:eastAsia="宋体"/>
+                <w:sz w:val="19"/>
+              </w:rPr>
+              <w:t>）</w:t>
+            </w:r>
+          </w:p>
+        </w:tc>
+      </w:tr>
+      <w:tr>
+        <w:tc>
+          <w:tcPr>
+            <w:tcW w:type="dxa" w:w="2929"/>
+          </w:tcPr>
+          <w:p>
+            <w:pPr>
+              <w:spacing w:before="20" w:after="20" w:line="240" w:lineRule="auto"/>
+            </w:pPr>
+            <w:r>
+              <w:rPr>
+                <w:rFonts w:ascii="Times New Roman" w:hAnsi="Times New Roman" w:eastAsia="宋体"/>
+                <w:sz w:val="19"/>
+              </w:rPr>
+              <w:t>零清除失败的局</w:t>
+            </w:r>
+          </w:p>
+        </w:tc>
+        <w:tc>
+          <w:tcPr>
+            <w:tcW w:type="dxa" w:w="2929"/>
+          </w:tcPr>
+          <w:p>
+            <w:pPr>
+              <w:spacing w:before="20" w:after="20" w:line="240" w:lineRule="auto"/>
+            </w:pPr>
+            <w:r>
+              <w:rPr>
+                <w:rFonts w:ascii="Times New Roman" w:hAnsi="Times New Roman" w:eastAsia="宋体"/>
+                <w:sz w:val="19"/>
+              </w:rPr>
+              <w:t>9/12</w:t>
+            </w:r>
+          </w:p>
+        </w:tc>
+        <w:tc>
+          <w:tcPr>
+            <w:tcW w:type="dxa" w:w="2929"/>
+          </w:tcPr>
+          <w:p>
+            <w:pPr>
+              <w:spacing w:before="20" w:after="20" w:line="240" w:lineRule="auto"/>
+            </w:pPr>
+            <w:r>
+              <w:rPr>
+                <w:rFonts w:ascii="Times New Roman" w:hAnsi="Times New Roman" w:eastAsia="宋体"/>
+                <w:b/>
+                <w:sz w:val="19"/>
+              </w:rPr>
+              <w:t>10/12</w:t>
+            </w:r>
+          </w:p>
+        </w:tc>
+      </w:tr>
+      <w:tr>
+        <w:tc>
+          <w:tcPr>
+            <w:tcW w:type="dxa" w:w="2929"/>
+          </w:tcPr>
+          <w:p>
+            <w:pPr>
+              <w:spacing w:before="20" w:after="20" w:line="240" w:lineRule="auto"/>
+            </w:pPr>
+            <w:r>
+              <w:rPr>
+                <w:rFonts w:ascii="Times New Roman" w:hAnsi="Times New Roman" w:eastAsia="宋体"/>
+                <w:sz w:val="19"/>
+              </w:rPr>
+              <w:t>全清率</w:t>
+            </w:r>
+          </w:p>
+        </w:tc>
+        <w:tc>
+          <w:tcPr>
+            <w:tcW w:type="dxa" w:w="2929"/>
+          </w:tcPr>
+          <w:p>
+            <w:pPr>
+              <w:spacing w:before="20" w:after="20" w:line="240" w:lineRule="auto"/>
+            </w:pPr>
+            <w:r>
+              <w:rPr>
+                <w:rFonts w:ascii="Times New Roman" w:hAnsi="Times New Roman" w:eastAsia="宋体"/>
+                <w:sz w:val="19"/>
+              </w:rPr>
+              <w:t>12/12</w:t>
+            </w:r>
+          </w:p>
+        </w:tc>
+        <w:tc>
+          <w:tcPr>
+            <w:tcW w:type="dxa" w:w="2929"/>
+          </w:tcPr>
+          <w:p>
+            <w:pPr>
+              <w:spacing w:before="20" w:after="20" w:line="240" w:lineRule="auto"/>
+            </w:pPr>
+            <w:r>
+              <w:rPr>
+                <w:rFonts w:ascii="Times New Roman" w:hAnsi="Times New Roman" w:eastAsia="宋体"/>
+                <w:sz w:val="19"/>
+              </w:rPr>
+              <w:t>12/12</w:t>
+            </w:r>
+          </w:p>
+        </w:tc>
+      </w:tr>
+    </w:tbl>
+    <w:p>
+      <w:pPr>
+        <w:spacing w:after="80"/>
+      </w:pPr>
+    </w:p>
+    <w:p>
+      <w:pPr>
+        <w:spacing w:line="360" w:lineRule="auto" w:after="40"/>
+        <w:ind w:firstLine="420"/>
+      </w:pPr>
+      <w:r>
+        <w:rPr>
+          <w:rFonts w:ascii="Times New Roman" w:hAnsi="Times New Roman" w:eastAsia="宋体"/>
+          <w:sz w:val="24"/>
+        </w:rPr>
+        <w:t>即"暂缓归航"在实机上同样体现为</w:t>
+      </w:r>
+      <w:r>
+        <w:rPr>
+          <w:rFonts w:ascii="Times New Roman" w:hAnsi="Times New Roman" w:eastAsia="宋体"/>
+          <w:b/>
+          <w:sz w:val="24"/>
+        </w:rPr>
+        <w:t>分布收紧</w:t>
+      </w:r>
+      <w:r>
+        <w:rPr>
+          <w:rFonts w:ascii="Times New Roman" w:hAnsi="Times New Roman" w:eastAsia="宋体"/>
+          <w:sz w:val="24"/>
+        </w:rPr>
+        <w:t>（CV 5.36 % → 3.29 %、最大值下降），与离线配对实验"失败次数减半、长尾缩短、均值仅小幅改善"的结论一致。</w:t>
+      </w:r>
+    </w:p>
+    <w:p>
+      <w:pPr>
+        <w:spacing w:line="360" w:lineRule="auto" w:after="40"/>
+        <w:ind w:firstLine="420"/>
+      </w:pPr>
+      <w:r>
+        <w:rPr>
+          <w:rFonts w:ascii="Times New Roman" w:hAnsi="Times New Roman" w:eastAsia="宋体"/>
+          <w:b/>
+          <w:sz w:val="24"/>
+        </w:rPr>
+        <w:t>三次正式测试记录</w:t>
+      </w:r>
+      <w:r>
+        <w:rPr>
+          <w:rFonts w:ascii="Times New Roman" w:hAnsi="Times New Roman" w:eastAsia="宋体"/>
+          <w:sz w:val="24"/>
+        </w:rPr>
+        <w:t>（按题目要求，取最快/最慢/中位各一局，日志可追溯）：</w:t>
+      </w:r>
+    </w:p>
+    <w:tbl>
+      <w:tblPr>
+        <w:tblStyle w:val="TableGrid"/>
+        <w:tblW w:type="auto" w:w="0"/>
+        <w:jc w:val="center"/>
+        <w:tblLook w:firstColumn="1" w:firstRow="1" w:lastColumn="0" w:lastRow="0" w:noHBand="0" w:noVBand="1" w:val="04A0"/>
+      </w:tblPr>
+      <w:tblGrid>
+        <w:gridCol w:w="799"/>
+        <w:gridCol w:w="799"/>
+        <w:gridCol w:w="799"/>
+        <w:gridCol w:w="799"/>
+        <w:gridCol w:w="799"/>
+        <w:gridCol w:w="799"/>
+        <w:gridCol w:w="799"/>
+        <w:gridCol w:w="799"/>
+        <w:gridCol w:w="799"/>
+        <w:gridCol w:w="799"/>
+        <w:gridCol w:w="799"/>
+      </w:tblGrid>
+      <w:tr>
+        <w:tc>
+          <w:tcPr>
+            <w:tcW w:type="dxa" w:w="799"/>
+            <w:shd w:val="clear" w:color="auto" w:fill="EAF1F8"/>
+          </w:tcPr>
+          <w:p>
+            <w:pPr>
+              <w:spacing w:before="20" w:after="20" w:line="240" w:lineRule="auto"/>
+            </w:pPr>
+            <w:r>
+              <w:rPr>
+                <w:rFonts w:ascii="Times New Roman" w:hAnsi="Times New Roman" w:eastAsia="宋体"/>
+                <w:b/>
+                <w:sz w:val="19"/>
+              </w:rPr>
+              <w:t>记录</w:t>
+            </w:r>
+          </w:p>
+        </w:tc>
+        <w:tc>
+          <w:tcPr>
+            <w:tcW w:type="dxa" w:w="799"/>
+            <w:shd w:val="clear" w:color="auto" w:fill="EAF1F8"/>
+          </w:tcPr>
+          <w:p>
+            <w:pPr>
+              <w:spacing w:before="20" w:after="20" w:line="240" w:lineRule="auto"/>
+            </w:pPr>
+            <w:r>
+              <w:rPr>
+                <w:rFonts w:ascii="Times New Roman" w:hAnsi="Times New Roman" w:eastAsia="宋体"/>
+                <w:b/>
+                <w:sz w:val="19"/>
+              </w:rPr>
+              <w:t>日志文件</w:t>
+            </w:r>
+          </w:p>
+        </w:tc>
+        <w:tc>
+          <w:tcPr>
+            <w:tcW w:type="dxa" w:w="799"/>
+            <w:shd w:val="clear" w:color="auto" w:fill="EAF1F8"/>
+          </w:tcPr>
+          <w:p>
+            <w:pPr>
+              <w:spacing w:before="20" w:after="20" w:line="240" w:lineRule="auto"/>
+            </w:pPr>
+            <w:r>
+              <w:rPr>
+                <w:rFonts w:ascii="Times New Roman" w:hAnsi="Times New Roman" w:eastAsia="宋体"/>
+                <w:b/>
+                <w:sz w:val="19"/>
+              </w:rPr>
+              <w:t>源数</w:t>
+            </w:r>
+          </w:p>
+        </w:tc>
+        <w:tc>
+          <w:tcPr>
+            <w:tcW w:type="dxa" w:w="799"/>
+            <w:shd w:val="clear" w:color="auto" w:fill="EAF1F8"/>
+          </w:tcPr>
+          <w:p>
+            <w:pPr>
+              <w:spacing w:before="20" w:after="20" w:line="240" w:lineRule="auto"/>
+            </w:pPr>
+            <w:r>
+              <w:rPr>
+                <w:rFonts w:ascii="Times New Roman" w:hAnsi="Times New Roman" w:eastAsia="宋体"/>
+                <w:b/>
+                <w:sz w:val="19"/>
+              </w:rPr>
+              <w:t>清除</w:t>
+            </w:r>
+          </w:p>
+        </w:tc>
+        <w:tc>
+          <w:tcPr>
+            <w:tcW w:type="dxa" w:w="799"/>
+            <w:shd w:val="clear" w:color="auto" w:fill="EAF1F8"/>
+          </w:tcPr>
+          <w:p>
+            <w:pPr>
+              <w:spacing w:before="20" w:after="20" w:line="240" w:lineRule="auto"/>
+            </w:pPr>
+            <w:r>
+              <w:rPr>
+                <w:rFonts w:ascii="Times New Roman" w:hAnsi="Times New Roman" w:eastAsia="宋体"/>
+                <w:b/>
+                <w:sz w:val="19"/>
+              </w:rPr>
+              <w:t>虚拟时间</w:t>
+            </w:r>
+          </w:p>
+        </w:tc>
+        <w:tc>
+          <w:tcPr>
+            <w:tcW w:type="dxa" w:w="799"/>
+            <w:shd w:val="clear" w:color="auto" w:fill="EAF1F8"/>
+          </w:tcPr>
+          <w:p>
+            <w:pPr>
+              <w:spacing w:before="20" w:after="20" w:line="240" w:lineRule="auto"/>
+            </w:pPr>
+            <w:r>
+              <w:rPr>
+                <w:rFonts w:ascii="Times New Roman" w:hAnsi="Times New Roman" w:eastAsia="宋体"/>
+                <w:b/>
+                <w:sz w:val="19"/>
+              </w:rPr>
+              <w:t>检测</w:t>
+            </w:r>
+          </w:p>
+        </w:tc>
+        <w:tc>
+          <w:tcPr>
+            <w:tcW w:type="dxa" w:w="799"/>
+            <w:shd w:val="clear" w:color="auto" w:fill="EAF1F8"/>
+          </w:tcPr>
+          <w:p>
+            <w:pPr>
+              <w:spacing w:before="20" w:after="20" w:line="240" w:lineRule="auto"/>
+            </w:pPr>
+            <w:r>
+              <w:rPr>
+                <w:rFonts w:ascii="Times New Roman" w:hAnsi="Times New Roman" w:eastAsia="宋体"/>
+                <w:b/>
+                <w:sz w:val="19"/>
+              </w:rPr>
+              <w:t>移动</w:t>
+            </w:r>
+          </w:p>
+        </w:tc>
+        <w:tc>
+          <w:tcPr>
+            <w:tcW w:type="dxa" w:w="799"/>
+            <w:shd w:val="clear" w:color="auto" w:fill="EAF1F8"/>
+          </w:tcPr>
+          <w:p>
+            <w:pPr>
+              <w:spacing w:before="20" w:after="20" w:line="240" w:lineRule="auto"/>
+            </w:pPr>
+            <w:r>
+              <w:rPr>
+                <w:rFonts w:ascii="Times New Roman" w:hAnsi="Times New Roman" w:eastAsia="宋体"/>
+                <w:b/>
+                <w:sz w:val="19"/>
+              </w:rPr>
+              <w:t>网格阶段</w:t>
+            </w:r>
+          </w:p>
+        </w:tc>
+        <w:tc>
+          <w:tcPr>
+            <w:tcW w:type="dxa" w:w="799"/>
+            <w:shd w:val="clear" w:color="auto" w:fill="EAF1F8"/>
+          </w:tcPr>
+          <w:p>
+            <w:pPr>
+              <w:spacing w:before="20" w:after="20" w:line="240" w:lineRule="auto"/>
+            </w:pPr>
+            <w:r>
+              <w:rPr>
+                <w:rFonts w:ascii="Times New Roman" w:hAnsi="Times New Roman" w:eastAsia="宋体"/>
+                <w:b/>
+                <w:sz w:val="19"/>
+              </w:rPr>
+              <w:t>清除失败</w:t>
+            </w:r>
+          </w:p>
+        </w:tc>
+        <w:tc>
+          <w:tcPr>
+            <w:tcW w:type="dxa" w:w="799"/>
+            <w:shd w:val="clear" w:color="auto" w:fill="EAF1F8"/>
+          </w:tcPr>
+          <w:p>
+            <w:pPr>
+              <w:spacing w:before="20" w:after="20" w:line="240" w:lineRule="auto"/>
+            </w:pPr>
+            <w:r>
+              <w:rPr>
+                <w:rFonts w:ascii="Times New Roman" w:hAnsi="Times New Roman" w:eastAsia="宋体"/>
+                <w:b/>
+                <w:sz w:val="19"/>
+              </w:rPr>
+              <w:t>未解决</w:t>
+            </w:r>
+          </w:p>
+        </w:tc>
+        <w:tc>
+          <w:tcPr>
+            <w:tcW w:type="dxa" w:w="799"/>
+            <w:shd w:val="clear" w:color="auto" w:fill="EAF1F8"/>
+          </w:tcPr>
+          <w:p>
+            <w:pPr>
+              <w:spacing w:before="20" w:after="20" w:line="240" w:lineRule="auto"/>
+            </w:pPr>
+            <w:r>
+              <w:rPr>
+                <w:rFonts w:ascii="Times New Roman" w:hAnsi="Times New Roman" w:eastAsia="宋体"/>
+                <w:b/>
+                <w:sz w:val="19"/>
+              </w:rPr>
+              <w:t>证书索引</w:t>
+            </w:r>
+          </w:p>
+        </w:tc>
+      </w:tr>
+      <w:tr>
+        <w:tc>
+          <w:tcPr>
+            <w:tcW w:type="dxa" w:w="799"/>
+          </w:tcPr>
+          <w:p>
+            <w:pPr>
+              <w:spacing w:before="20" w:after="20" w:line="240" w:lineRule="auto"/>
+            </w:pPr>
+            <w:r>
+              <w:rPr>
+                <w:rFonts w:ascii="Times New Roman" w:hAnsi="Times New Roman" w:eastAsia="宋体"/>
+                <w:sz w:val="19"/>
+              </w:rPr>
+              <w:t>第 1 次（最快）</w:t>
+            </w:r>
+          </w:p>
+        </w:tc>
+        <w:tc>
+          <w:tcPr>
+            <w:tcW w:type="dxa" w:w="799"/>
+          </w:tcPr>
+          <w:p>
+            <w:pPr>
+              <w:spacing w:before="20" w:after="20" w:line="240" w:lineRule="auto"/>
+            </w:pPr>
+            <w:r>
+              <w:rPr>
+                <w:rFonts w:ascii="Consolas" w:hAnsi="Consolas" w:eastAsia="Consolas"/>
+                <w:sz w:val="16"/>
+              </w:rPr>
+              <w:t>problem4_robot/logs/p4_log_20260912_113649_u01.jsonl</w:t>
+            </w:r>
+          </w:p>
+        </w:tc>
+        <w:tc>
+          <w:tcPr>
+            <w:tcW w:type="dxa" w:w="799"/>
+          </w:tcPr>
+          <w:p>
+            <w:pPr>
+              <w:spacing w:before="20" w:after="20" w:line="240" w:lineRule="auto"/>
+            </w:pPr>
+            <w:r>
+              <w:rPr>
+                <w:rFonts w:ascii="Times New Roman" w:hAnsi="Times New Roman" w:eastAsia="宋体"/>
+                <w:sz w:val="19"/>
+              </w:rPr>
+              <w:t>16</w:t>
+            </w:r>
+          </w:p>
+        </w:tc>
+        <w:tc>
+          <w:tcPr>
+            <w:tcW w:type="dxa" w:w="799"/>
+          </w:tcPr>
+          <w:p>
+            <w:pPr>
+              <w:spacing w:before="20" w:after="20" w:line="240" w:lineRule="auto"/>
+            </w:pPr>
+            <w:r>
+              <w:rPr>
+                <w:rFonts w:ascii="Times New Roman" w:hAnsi="Times New Roman" w:eastAsia="宋体"/>
+                <w:b/>
+                <w:sz w:val="19"/>
+              </w:rPr>
+              <w:t>16/16</w:t>
+            </w:r>
+          </w:p>
+        </w:tc>
+        <w:tc>
+          <w:tcPr>
+            <w:tcW w:type="dxa" w:w="799"/>
+          </w:tcPr>
+          <w:p>
+            <w:pPr>
+              <w:spacing w:before="20" w:after="20" w:line="240" w:lineRule="auto"/>
+            </w:pPr>
+            <w:r>
+              <w:rPr>
+                <w:rFonts w:ascii="Times New Roman" w:hAnsi="Times New Roman" w:eastAsia="宋体"/>
+                <w:sz w:val="19"/>
+              </w:rPr>
+              <w:t>8 026.6 s</w:t>
+            </w:r>
+          </w:p>
+        </w:tc>
+        <w:tc>
+          <w:tcPr>
+            <w:tcW w:type="dxa" w:w="799"/>
+          </w:tcPr>
+          <w:p>
+            <w:pPr>
+              <w:spacing w:before="20" w:after="20" w:line="240" w:lineRule="auto"/>
+            </w:pPr>
+            <w:r>
+              <w:rPr>
+                <w:rFonts w:ascii="Times New Roman" w:hAnsi="Times New Roman" w:eastAsia="宋体"/>
+                <w:sz w:val="19"/>
+              </w:rPr>
+              <w:t>257</w:t>
+            </w:r>
+          </w:p>
+        </w:tc>
+        <w:tc>
+          <w:tcPr>
+            <w:tcW w:type="dxa" w:w="799"/>
+          </w:tcPr>
+          <w:p>
+            <w:pPr>
+              <w:spacing w:before="20" w:after="20" w:line="240" w:lineRule="auto"/>
+            </w:pPr>
+            <w:r>
+              <w:rPr>
+                <w:rFonts w:ascii="Times New Roman" w:hAnsi="Times New Roman" w:eastAsia="宋体"/>
+                <w:sz w:val="19"/>
+              </w:rPr>
+              <w:t>32 158 m</w:t>
+            </w:r>
+          </w:p>
+        </w:tc>
+        <w:tc>
+          <w:tcPr>
+            <w:tcW w:type="dxa" w:w="799"/>
+          </w:tcPr>
+          <w:p>
+            <w:pPr>
+              <w:spacing w:before="20" w:after="20" w:line="240" w:lineRule="auto"/>
+            </w:pPr>
+            <w:r>
+              <w:rPr>
+                <w:rFonts w:ascii="Times New Roman" w:hAnsi="Times New Roman" w:eastAsia="宋体"/>
+                <w:sz w:val="19"/>
+              </w:rPr>
+              <w:t>5 486 s</w:t>
+            </w:r>
+          </w:p>
+        </w:tc>
+        <w:tc>
+          <w:tcPr>
+            <w:tcW w:type="dxa" w:w="799"/>
+          </w:tcPr>
+          <w:p>
+            <w:pPr>
+              <w:spacing w:before="20" w:after="20" w:line="240" w:lineRule="auto"/>
+            </w:pPr>
+            <w:r>
+              <w:rPr>
+                <w:rFonts w:ascii="Times New Roman" w:hAnsi="Times New Roman" w:eastAsia="宋体"/>
+                <w:sz w:val="19"/>
+              </w:rPr>
+              <w:t>0</w:t>
+            </w:r>
+          </w:p>
+        </w:tc>
+        <w:tc>
+          <w:tcPr>
+            <w:tcW w:type="dxa" w:w="799"/>
+          </w:tcPr>
+          <w:p>
+            <w:pPr>
+              <w:spacing w:before="20" w:after="20" w:line="240" w:lineRule="auto"/>
+            </w:pPr>
+            <w:r>
+              <w:rPr>
+                <w:rFonts w:ascii="Times New Roman" w:hAnsi="Times New Roman" w:eastAsia="宋体"/>
+                <w:sz w:val="19"/>
+              </w:rPr>
+              <w:t>0</w:t>
+            </w:r>
+          </w:p>
+        </w:tc>
+        <w:tc>
+          <w:tcPr>
+            <w:tcW w:type="dxa" w:w="799"/>
+          </w:tcPr>
+          <w:p>
+            <w:pPr>
+              <w:spacing w:before="20" w:after="20" w:line="240" w:lineRule="auto"/>
+            </w:pPr>
+            <w:r>
+              <w:rPr>
+                <w:rFonts w:ascii="Times New Roman" w:hAnsi="Times New Roman" w:eastAsia="宋体"/>
+                <w:sz w:val="19"/>
+              </w:rPr>
+              <w:t>True</w:t>
+            </w:r>
+          </w:p>
+        </w:tc>
+      </w:tr>
+      <w:tr>
+        <w:tc>
+          <w:tcPr>
+            <w:tcW w:type="dxa" w:w="799"/>
+          </w:tcPr>
+          <w:p>
+            <w:pPr>
+              <w:spacing w:before="20" w:after="20" w:line="240" w:lineRule="auto"/>
+            </w:pPr>
+            <w:r>
+              <w:rPr>
+                <w:rFonts w:ascii="Times New Roman" w:hAnsi="Times New Roman" w:eastAsia="宋体"/>
+                <w:sz w:val="19"/>
+              </w:rPr>
+              <w:t>第 2 次（最慢）</w:t>
+            </w:r>
+          </w:p>
+        </w:tc>
+        <w:tc>
+          <w:tcPr>
+            <w:tcW w:type="dxa" w:w="799"/>
+          </w:tcPr>
+          <w:p>
+            <w:pPr>
+              <w:spacing w:before="20" w:after="20" w:line="240" w:lineRule="auto"/>
+            </w:pPr>
+            <w:r>
+              <w:rPr>
+                <w:rFonts w:ascii="Consolas" w:hAnsi="Consolas" w:eastAsia="Consolas"/>
+                <w:sz w:val="16"/>
+              </w:rPr>
+              <w:t>problem4_robot/logs/p4_log_20260912_113733_u04.jsonl</w:t>
+            </w:r>
+          </w:p>
+        </w:tc>
+        <w:tc>
+          <w:tcPr>
+            <w:tcW w:type="dxa" w:w="799"/>
+          </w:tcPr>
+          <w:p>
+            <w:pPr>
+              <w:spacing w:before="20" w:after="20" w:line="240" w:lineRule="auto"/>
+            </w:pPr>
+            <w:r>
+              <w:rPr>
+                <w:rFonts w:ascii="Times New Roman" w:hAnsi="Times New Roman" w:eastAsia="宋体"/>
+                <w:sz w:val="19"/>
+              </w:rPr>
+              <w:t>14</w:t>
+            </w:r>
+          </w:p>
+        </w:tc>
+        <w:tc>
+          <w:tcPr>
+            <w:tcW w:type="dxa" w:w="799"/>
+          </w:tcPr>
+          <w:p>
+            <w:pPr>
+              <w:spacing w:before="20" w:after="20" w:line="240" w:lineRule="auto"/>
+            </w:pPr>
+            <w:r>
+              <w:rPr>
+                <w:rFonts w:ascii="Times New Roman" w:hAnsi="Times New Roman" w:eastAsia="宋体"/>
+                <w:b/>
+                <w:sz w:val="19"/>
+              </w:rPr>
+              <w:t>14/14</w:t>
+            </w:r>
+          </w:p>
+        </w:tc>
+        <w:tc>
+          <w:tcPr>
+            <w:tcW w:type="dxa" w:w="799"/>
+          </w:tcPr>
+          <w:p>
+            <w:pPr>
+              <w:spacing w:before="20" w:after="20" w:line="240" w:lineRule="auto"/>
+            </w:pPr>
+            <w:r>
+              <w:rPr>
+                <w:rFonts w:ascii="Times New Roman" w:hAnsi="Times New Roman" w:eastAsia="宋体"/>
+                <w:sz w:val="19"/>
+              </w:rPr>
+              <w:t>9 088.8 s</w:t>
+            </w:r>
+          </w:p>
+        </w:tc>
+        <w:tc>
+          <w:tcPr>
+            <w:tcW w:type="dxa" w:w="799"/>
+          </w:tcPr>
+          <w:p>
+            <w:pPr>
+              <w:spacing w:before="20" w:after="20" w:line="240" w:lineRule="auto"/>
+            </w:pPr>
+            <w:r>
+              <w:rPr>
+                <w:rFonts w:ascii="Times New Roman" w:hAnsi="Times New Roman" w:eastAsia="宋体"/>
+                <w:sz w:val="19"/>
+              </w:rPr>
+              <w:t>377</w:t>
+            </w:r>
+          </w:p>
+        </w:tc>
+        <w:tc>
+          <w:tcPr>
+            <w:tcW w:type="dxa" w:w="799"/>
+          </w:tcPr>
+          <w:p>
+            <w:pPr>
+              <w:spacing w:before="20" w:after="20" w:line="240" w:lineRule="auto"/>
+            </w:pPr>
+            <w:r>
+              <w:rPr>
+                <w:rFonts w:ascii="Times New Roman" w:hAnsi="Times New Roman" w:eastAsia="宋体"/>
+                <w:sz w:val="19"/>
+              </w:rPr>
+              <w:t>33 914 m</w:t>
+            </w:r>
+          </w:p>
+        </w:tc>
+        <w:tc>
+          <w:tcPr>
+            <w:tcW w:type="dxa" w:w="799"/>
+          </w:tcPr>
+          <w:p>
+            <w:pPr>
+              <w:spacing w:before="20" w:after="20" w:line="240" w:lineRule="auto"/>
+            </w:pPr>
+            <w:r>
+              <w:rPr>
+                <w:rFonts w:ascii="Times New Roman" w:hAnsi="Times New Roman" w:eastAsia="宋体"/>
+                <w:sz w:val="19"/>
+              </w:rPr>
+              <w:t>6 474 s</w:t>
+            </w:r>
+          </w:p>
+        </w:tc>
+        <w:tc>
+          <w:tcPr>
+            <w:tcW w:type="dxa" w:w="799"/>
+          </w:tcPr>
+          <w:p>
+            <w:pPr>
+              <w:spacing w:before="20" w:after="20" w:line="240" w:lineRule="auto"/>
+            </w:pPr>
+            <w:r>
+              <w:rPr>
+                <w:rFonts w:ascii="Times New Roman" w:hAnsi="Times New Roman" w:eastAsia="宋体"/>
+                <w:sz w:val="19"/>
+              </w:rPr>
+              <w:t>0</w:t>
+            </w:r>
+          </w:p>
+        </w:tc>
+        <w:tc>
+          <w:tcPr>
+            <w:tcW w:type="dxa" w:w="799"/>
+          </w:tcPr>
+          <w:p>
+            <w:pPr>
+              <w:spacing w:before="20" w:after="20" w:line="240" w:lineRule="auto"/>
+            </w:pPr>
+            <w:r>
+              <w:rPr>
+                <w:rFonts w:ascii="Times New Roman" w:hAnsi="Times New Roman" w:eastAsia="宋体"/>
+                <w:sz w:val="19"/>
+              </w:rPr>
+              <w:t>0</w:t>
+            </w:r>
+          </w:p>
+        </w:tc>
+        <w:tc>
+          <w:tcPr>
+            <w:tcW w:type="dxa" w:w="799"/>
+          </w:tcPr>
+          <w:p>
+            <w:pPr>
+              <w:spacing w:before="20" w:after="20" w:line="240" w:lineRule="auto"/>
+            </w:pPr>
+            <w:r>
+              <w:rPr>
+                <w:rFonts w:ascii="Times New Roman" w:hAnsi="Times New Roman" w:eastAsia="宋体"/>
+                <w:sz w:val="19"/>
+              </w:rPr>
+              <w:t>True</w:t>
+            </w:r>
+          </w:p>
+        </w:tc>
+      </w:tr>
+      <w:tr>
+        <w:tc>
+          <w:tcPr>
+            <w:tcW w:type="dxa" w:w="799"/>
+          </w:tcPr>
+          <w:p>
+            <w:pPr>
+              <w:spacing w:before="20" w:after="20" w:line="240" w:lineRule="auto"/>
+            </w:pPr>
+            <w:r>
+              <w:rPr>
+                <w:rFonts w:ascii="Times New Roman" w:hAnsi="Times New Roman" w:eastAsia="宋体"/>
+                <w:sz w:val="19"/>
+              </w:rPr>
+              <w:t>第 3 次（中位）</w:t>
+            </w:r>
+          </w:p>
+        </w:tc>
+        <w:tc>
+          <w:tcPr>
+            <w:tcW w:type="dxa" w:w="799"/>
+          </w:tcPr>
+          <w:p>
+            <w:pPr>
+              <w:spacing w:before="20" w:after="20" w:line="240" w:lineRule="auto"/>
+            </w:pPr>
+            <w:r>
+              <w:rPr>
+                <w:rFonts w:ascii="Consolas" w:hAnsi="Consolas" w:eastAsia="Consolas"/>
+                <w:sz w:val="16"/>
+              </w:rPr>
+              <w:t>problem4_robot/logs/p4_log_20260912_113906_u09.jsonl</w:t>
+            </w:r>
+          </w:p>
+        </w:tc>
+        <w:tc>
+          <w:tcPr>
+            <w:tcW w:type="dxa" w:w="799"/>
+          </w:tcPr>
+          <w:p>
+            <w:pPr>
+              <w:spacing w:before="20" w:after="20" w:line="240" w:lineRule="auto"/>
+            </w:pPr>
+            <w:r>
+              <w:rPr>
+                <w:rFonts w:ascii="Times New Roman" w:hAnsi="Times New Roman" w:eastAsia="宋体"/>
+                <w:sz w:val="19"/>
+              </w:rPr>
+              <w:t>12</w:t>
+            </w:r>
+          </w:p>
+        </w:tc>
+        <w:tc>
+          <w:tcPr>
+            <w:tcW w:type="dxa" w:w="799"/>
+          </w:tcPr>
+          <w:p>
+            <w:pPr>
+              <w:spacing w:before="20" w:after="20" w:line="240" w:lineRule="auto"/>
+            </w:pPr>
+            <w:r>
+              <w:rPr>
+                <w:rFonts w:ascii="Times New Roman" w:hAnsi="Times New Roman" w:eastAsia="宋体"/>
+                <w:b/>
+                <w:sz w:val="19"/>
+              </w:rPr>
+              <w:t>12/12</w:t>
+            </w:r>
+          </w:p>
+        </w:tc>
+        <w:tc>
+          <w:tcPr>
+            <w:tcW w:type="dxa" w:w="799"/>
+          </w:tcPr>
+          <w:p>
+            <w:pPr>
+              <w:spacing w:before="20" w:after="20" w:line="240" w:lineRule="auto"/>
+            </w:pPr>
+            <w:r>
+              <w:rPr>
+                <w:rFonts w:ascii="Times New Roman" w:hAnsi="Times New Roman" w:eastAsia="宋体"/>
+                <w:sz w:val="19"/>
+              </w:rPr>
+              <w:t>8 481.5 s</w:t>
+            </w:r>
+          </w:p>
+        </w:tc>
+        <w:tc>
+          <w:tcPr>
+            <w:tcW w:type="dxa" w:w="799"/>
+          </w:tcPr>
+          <w:p>
+            <w:pPr>
+              <w:spacing w:before="20" w:after="20" w:line="240" w:lineRule="auto"/>
+            </w:pPr>
+            <w:r>
+              <w:rPr>
+                <w:rFonts w:ascii="Times New Roman" w:hAnsi="Times New Roman" w:eastAsia="宋体"/>
+                <w:sz w:val="19"/>
+              </w:rPr>
+              <w:t>400</w:t>
+            </w:r>
+          </w:p>
+        </w:tc>
+        <w:tc>
+          <w:tcPr>
+            <w:tcW w:type="dxa" w:w="799"/>
+          </w:tcPr>
+          <w:p>
+            <w:pPr>
+              <w:spacing w:before="20" w:after="20" w:line="240" w:lineRule="auto"/>
+            </w:pPr>
+            <w:r>
+              <w:rPr>
+                <w:rFonts w:ascii="Times New Roman" w:hAnsi="Times New Roman" w:eastAsia="宋体"/>
+                <w:sz w:val="19"/>
+              </w:rPr>
+              <w:t>30 243 m</w:t>
+            </w:r>
+          </w:p>
+        </w:tc>
+        <w:tc>
+          <w:tcPr>
+            <w:tcW w:type="dxa" w:w="799"/>
+          </w:tcPr>
+          <w:p>
+            <w:pPr>
+              <w:spacing w:before="20" w:after="20" w:line="240" w:lineRule="auto"/>
+            </w:pPr>
+            <w:r>
+              <w:rPr>
+                <w:rFonts w:ascii="Times New Roman" w:hAnsi="Times New Roman" w:eastAsia="宋体"/>
+                <w:sz w:val="19"/>
+              </w:rPr>
+              <w:t>6 408 s</w:t>
+            </w:r>
+          </w:p>
+        </w:tc>
+        <w:tc>
+          <w:tcPr>
+            <w:tcW w:type="dxa" w:w="799"/>
+          </w:tcPr>
+          <w:p>
+            <w:pPr>
+              <w:spacing w:before="20" w:after="20" w:line="240" w:lineRule="auto"/>
+            </w:pPr>
+            <w:r>
+              <w:rPr>
+                <w:rFonts w:ascii="Times New Roman" w:hAnsi="Times New Roman" w:eastAsia="宋体"/>
+                <w:sz w:val="19"/>
+              </w:rPr>
+              <w:t>0</w:t>
+            </w:r>
+          </w:p>
+        </w:tc>
+        <w:tc>
+          <w:tcPr>
+            <w:tcW w:type="dxa" w:w="799"/>
+          </w:tcPr>
+          <w:p>
+            <w:pPr>
+              <w:spacing w:before="20" w:after="20" w:line="240" w:lineRule="auto"/>
+            </w:pPr>
+            <w:r>
+              <w:rPr>
+                <w:rFonts w:ascii="Times New Roman" w:hAnsi="Times New Roman" w:eastAsia="宋体"/>
+                <w:sz w:val="19"/>
+              </w:rPr>
+              <w:t>0</w:t>
+            </w:r>
+          </w:p>
+        </w:tc>
+        <w:tc>
+          <w:tcPr>
+            <w:tcW w:type="dxa" w:w="799"/>
+          </w:tcPr>
+          <w:p>
+            <w:pPr>
+              <w:spacing w:before="20" w:after="20" w:line="240" w:lineRule="auto"/>
+            </w:pPr>
+            <w:r>
+              <w:rPr>
+                <w:rFonts w:ascii="Times New Roman" w:hAnsi="Times New Roman" w:eastAsia="宋体"/>
+                <w:sz w:val="19"/>
+              </w:rPr>
+              <w:t>True</w:t>
+            </w:r>
+          </w:p>
+        </w:tc>
+      </w:tr>
+    </w:tbl>
+    <w:p>
+      <w:pPr>
+        <w:spacing w:after="80"/>
+      </w:pPr>
+    </w:p>
+    <w:p>
+      <w:pPr>
+        <w:spacing w:line="360" w:lineRule="auto" w:after="40"/>
+        <w:ind w:firstLine="420"/>
+      </w:pPr>
+      <w:r>
+        <w:rPr>
+          <w:rFonts w:ascii="Times New Roman" w:hAnsi="Times New Roman" w:eastAsia="宋体"/>
+          <w:sz w:val="24"/>
+        </w:rPr>
+        <w:t>三次均</w:t>
+      </w:r>
+      <w:r>
+        <w:rPr>
+          <w:rFonts w:ascii="Times New Roman" w:hAnsi="Times New Roman" w:eastAsia="宋体"/>
+          <w:b/>
+          <w:sz w:val="24"/>
+        </w:rPr>
+        <w:t>全清、零未解决、证书索引为真</w:t>
+      </w:r>
+      <w:r>
+        <w:rPr>
+          <w:rFonts w:ascii="Times New Roman" w:hAnsi="Times New Roman" w:eastAsia="宋体"/>
+          <w:sz w:val="24"/>
+        </w:rPr>
+        <w:t>，单局波动（含最快与最慢之差 1 062 s）与场景源数差异一致。</w:t>
       </w:r>
     </w:p>
     <w:p>

--- a/2026B_solution/2026B_论文初稿.docx
+++ b/2026B_solution/2026B_论文初稿.docx
@@ -27043,6 +27043,1041 @@
           <w:sz w:val="24"/>
         </w:rPr>
         <w:t>。</w:t>
+      </w:r>
+    </w:p>
+    <w:p>
+      <w:pPr>
+        <w:spacing w:before="160" w:after="80"/>
+      </w:pPr>
+      <w:r>
+        <w:rPr>
+          <w:rFonts w:ascii="Times New Roman" w:hAnsi="Times New Roman" w:eastAsia="黑体"/>
+          <w:b/>
+          <w:sz w:val="26"/>
+        </w:rPr>
+        <w:t>6.7 更省观测的确定性认证体系：可行性与上界（设计笔记，不影响正式版）</w:t>
+      </w:r>
+    </w:p>
+    <w:p>
+      <w:pPr>
+        <w:spacing w:line="360" w:lineRule="auto" w:after="40"/>
+        <w:ind w:firstLine="420"/>
+      </w:pPr>
+      <w:r>
+        <w:rPr>
+          <w:rFonts w:ascii="Times New Roman" w:hAnsi="Times New Roman" w:eastAsia="宋体"/>
+          <w:b/>
+          <w:sz w:val="24"/>
+        </w:rPr>
+        <w:t>问题</w:t>
+      </w:r>
+      <w:r>
+        <w:rPr>
+          <w:rFonts w:ascii="Times New Roman" w:hAnsi="Times New Roman" w:eastAsia="宋体"/>
+          <w:sz w:val="24"/>
+        </w:rPr>
+        <w:t>：能否设计一种比三角形证书</w:t>
+      </w:r>
+      <w:r>
+        <w:rPr>
+          <w:rFonts w:ascii="Times New Roman" w:hAnsi="Times New Roman" w:eastAsia="宋体"/>
+          <w:b/>
+          <w:sz w:val="24"/>
+        </w:rPr>
+        <w:t>更省观测</w:t>
+      </w:r>
+      <w:r>
+        <w:rPr>
+          <w:rFonts w:ascii="Times New Roman" w:hAnsi="Times New Roman" w:eastAsia="宋体"/>
+          <w:sz w:val="24"/>
+        </w:rPr>
+        <w:t>的确定性认证体系（少于 27 个站的连续方向鲁棒覆盖证书）？</w:t>
+      </w:r>
+    </w:p>
+    <w:p>
+      <w:pPr>
+        <w:spacing w:line="360" w:lineRule="auto" w:after="40"/>
+        <w:ind w:firstLine="420"/>
+      </w:pPr>
+      <w:r>
+        <w:rPr>
+          <w:rFonts w:ascii="Times New Roman" w:hAnsi="Times New Roman" w:eastAsia="宋体"/>
+          <w:b/>
+          <w:sz w:val="24"/>
+        </w:rPr>
+        <w:t>1) 认证强度的精确刻画（充要条件）</w:t>
+      </w:r>
+      <w:r>
+        <w:rPr>
+          <w:rFonts w:ascii="Times New Roman" w:hAnsi="Times New Roman" w:eastAsia="宋体"/>
+          <w:sz w:val="24"/>
+        </w:rPr>
+        <w:t xml:space="preserve">。设某频道在已测站集 </w:t>
+      </w:r>
+      <w:r>
+        <w:rPr>
+          <w:rFonts w:ascii="Cambria Math" w:hAnsi="Cambria Math" w:eastAsia="宋体"/>
+          <w:sz w:val="24"/>
+        </w:rPr>
+        <w:t>S'</w:t>
+      </w:r>
+      <w:r>
+        <w:rPr>
+          <w:rFonts w:ascii="Times New Roman" w:hAnsi="Times New Roman" w:eastAsia="宋体"/>
+          <w:sz w:val="24"/>
+        </w:rPr>
+        <w:t xml:space="preserve"> 上全部返回 </w:t>
+      </w:r>
+      <w:r>
+        <w:rPr>
+          <w:rFonts w:ascii="Consolas" w:hAnsi="Consolas" w:eastAsia="Consolas"/>
+          <w:sz w:val="21"/>
+        </w:rPr>
+        <w:t>no_signal</w:t>
+      </w:r>
+      <w:r>
+        <w:rPr>
+          <w:rFonts w:ascii="Times New Roman" w:hAnsi="Times New Roman" w:eastAsia="宋体"/>
+          <w:sz w:val="24"/>
+        </w:rPr>
+        <w:t xml:space="preserve">。若源位于 </w:t>
+      </w:r>
+      <w:r>
+        <w:rPr>
+          <w:rFonts w:ascii="Cambria Math" w:hAnsi="Cambria Math" w:eastAsia="宋体"/>
+          <w:sz w:val="24"/>
+        </w:rPr>
+        <w:t>G</w:t>
+      </w:r>
+      <w:r>
+        <w:rPr>
+          <w:rFonts w:ascii="Times New Roman" w:hAnsi="Times New Roman" w:eastAsia="宋体"/>
+          <w:sz w:val="24"/>
+        </w:rPr>
+        <w:t xml:space="preserve">，它对站 </w:t>
+      </w:r>
+      <w:r>
+        <w:rPr>
+          <w:rFonts w:ascii="Cambria Math" w:hAnsi="Cambria Math" w:eastAsia="宋体"/>
+          <w:sz w:val="24"/>
+        </w:rPr>
+        <w:t>V</w:t>
+      </w:r>
+      <w:r>
+        <w:rPr>
+          <w:rFonts w:ascii="Times New Roman" w:hAnsi="Times New Roman" w:eastAsia="宋体"/>
+          <w:sz w:val="24"/>
+        </w:rPr>
+        <w:t xml:space="preserve"> 不可见当且仅当 </w:t>
+      </w:r>
+      <w:r>
+        <w:rPr>
+          <w:rFonts w:ascii="Cambria Math" w:hAnsi="Cambria Math" w:eastAsia="宋体"/>
+          <w:sz w:val="24"/>
+        </w:rPr>
+        <w:t>‖ GV‖&gt;R꜀</w:t>
+      </w:r>
+      <w:r>
+        <w:rPr>
+          <w:rFonts w:ascii="Times New Roman" w:hAnsi="Times New Roman" w:eastAsia="宋体"/>
+          <w:sz w:val="24"/>
+        </w:rPr>
+        <w:t>（超距）</w:t>
+      </w:r>
+      <w:r>
+        <w:rPr>
+          <w:rFonts w:ascii="Times New Roman" w:hAnsi="Times New Roman" w:eastAsia="宋体"/>
+          <w:b/>
+          <w:sz w:val="24"/>
+        </w:rPr>
+        <w:t>或</w:t>
+      </w:r>
+      <w:r>
+        <w:rPr>
+          <w:rFonts w:ascii="Times New Roman" w:hAnsi="Times New Roman" w:eastAsia="宋体"/>
+          <w:sz w:val="24"/>
+        </w:rPr>
+        <w:t xml:space="preserve"> </w:t>
+      </w:r>
+      <w:r>
+        <w:rPr>
+          <w:rFonts w:ascii="Cambria Math" w:hAnsi="Cambria Math" w:eastAsia="宋体"/>
+          <w:sz w:val="24"/>
+        </w:rPr>
+        <w:t>V</w:t>
+      </w:r>
+      <w:r>
+        <w:rPr>
+          <w:rFonts w:ascii="Times New Roman" w:hAnsi="Times New Roman" w:eastAsia="宋体"/>
+          <w:sz w:val="24"/>
+        </w:rPr>
+        <w:t xml:space="preserve"> 位于其发射半平面的背面。因此"存在能同时躲过 </w:t>
+      </w:r>
+      <w:r>
+        <w:rPr>
+          <w:rFonts w:ascii="Cambria Math" w:hAnsi="Cambria Math" w:eastAsia="宋体"/>
+          <w:sz w:val="24"/>
+        </w:rPr>
+        <w:t>S'</w:t>
+      </w:r>
+      <w:r>
+        <w:rPr>
+          <w:rFonts w:ascii="Times New Roman" w:hAnsi="Times New Roman" w:eastAsia="宋体"/>
+          <w:sz w:val="24"/>
+        </w:rPr>
+        <w:t xml:space="preserve"> 全部站点的隐藏源"等价于：存在过 </w:t>
+      </w:r>
+      <w:r>
+        <w:rPr>
+          <w:rFonts w:ascii="Cambria Math" w:hAnsi="Cambria Math" w:eastAsia="宋体"/>
+          <w:sz w:val="24"/>
+        </w:rPr>
+        <w:t>G</w:t>
+      </w:r>
+      <w:r>
+        <w:rPr>
+          <w:rFonts w:ascii="Times New Roman" w:hAnsi="Times New Roman" w:eastAsia="宋体"/>
+          <w:sz w:val="24"/>
+        </w:rPr>
+        <w:t xml:space="preserve"> 的某半平面 </w:t>
+      </w:r>
+      <w:r>
+        <w:rPr>
+          <w:rFonts w:ascii="Cambria Math" w:hAnsi="Cambria Math" w:eastAsia="宋体"/>
+          <w:sz w:val="24"/>
+        </w:rPr>
+        <w:t>mathcal H</w:t>
+      </w:r>
+      <w:r>
+        <w:rPr>
+          <w:rFonts w:ascii="Times New Roman" w:hAnsi="Times New Roman" w:eastAsia="宋体"/>
+          <w:sz w:val="24"/>
+        </w:rPr>
+        <w:t xml:space="preserve"> 使 </w:t>
+      </w:r>
+      <w:r>
+        <w:rPr>
+          <w:rFonts w:ascii="Cambria Math" w:hAnsi="Cambria Math" w:eastAsia="宋体"/>
+          <w:sz w:val="24"/>
+        </w:rPr>
+        <w:t>S'∩ B(G,R꜀)⊆mathcal H</w:t>
+      </w:r>
+      <w:r>
+        <w:rPr>
+          <w:rFonts w:ascii="Times New Roman" w:hAnsi="Times New Roman" w:eastAsia="宋体"/>
+          <w:sz w:val="24"/>
+        </w:rPr>
+        <w:t>。由分离定理即得</w:t>
+      </w:r>
+    </w:p>
+    <w:p>
+      <w:pPr>
+        <w:spacing w:before="120" w:after="120"/>
+        <w:jc w:val="center"/>
+      </w:pPr>
+      <w:r>
+        <w:rPr>
+          <w:rFonts w:ascii="Times New Roman" w:hAnsi="Times New Roman" w:eastAsia="宋体"/>
+          <w:sz w:val="23"/>
+        </w:rPr>
+        <w:t>可确定性判定该频道为空iff forall G∈ D: G∈convbigl(S'∩ B(G,R꜀)bigr).</w:t>
+      </w:r>
+    </w:p>
+    <w:p>
+      <w:pPr>
+        <w:spacing w:line="360" w:lineRule="auto" w:after="40"/>
+        <w:ind w:firstLine="420"/>
+      </w:pPr>
+      <w:r>
+        <w:rPr>
+          <w:rFonts w:ascii="Times New Roman" w:hAnsi="Times New Roman" w:eastAsia="宋体"/>
+          <w:sz w:val="24"/>
+        </w:rPr>
+        <w:t>这正是 §6.1 的凸包判据——</w:t>
+      </w:r>
+      <w:r>
+        <w:rPr>
+          <w:rFonts w:ascii="Times New Roman" w:hAnsi="Times New Roman" w:eastAsia="宋体"/>
+          <w:b/>
+          <w:sz w:val="24"/>
+        </w:rPr>
+        <w:t>它不是一个实现的偶然性质，而是"与该强度等价的确定性认证"的充要条件</w:t>
+      </w:r>
+      <w:r>
+        <w:rPr>
+          <w:rFonts w:ascii="Times New Roman" w:hAnsi="Times New Roman" w:eastAsia="宋体"/>
+          <w:sz w:val="24"/>
+        </w:rPr>
+        <w:t>。因此任何同等强度的方案都必须让站集满足同一条件；差别只能在"如何用更少的站满足它"。</w:t>
+      </w:r>
+    </w:p>
+    <w:p>
+      <w:pPr>
+        <w:spacing w:line="360" w:lineRule="auto" w:after="40"/>
+        <w:ind w:firstLine="420"/>
+      </w:pPr>
+      <w:r>
+        <w:rPr>
+          <w:rFonts w:ascii="Times New Roman" w:hAnsi="Times New Roman" w:eastAsia="宋体"/>
+          <w:b/>
+          <w:sz w:val="24"/>
+        </w:rPr>
+        <w:t>2) 三角证书的位置</w:t>
+      </w:r>
+      <w:r>
+        <w:rPr>
+          <w:rFonts w:ascii="Times New Roman" w:hAnsi="Times New Roman" w:eastAsia="宋体"/>
+          <w:sz w:val="24"/>
+        </w:rPr>
+        <w:t>。三角形证书是该条件的一种</w:t>
+      </w:r>
+      <w:r>
+        <w:rPr>
+          <w:rFonts w:ascii="Times New Roman" w:hAnsi="Times New Roman" w:eastAsia="宋体"/>
+          <w:b/>
+          <w:sz w:val="24"/>
+        </w:rPr>
+        <w:t>充分实现</w:t>
+      </w:r>
+      <w:r>
+        <w:rPr>
+          <w:rFonts w:ascii="Times New Roman" w:hAnsi="Times New Roman" w:eastAsia="宋体"/>
+          <w:sz w:val="24"/>
+        </w:rPr>
+        <w:t xml:space="preserve">：若 </w:t>
+      </w:r>
+      <w:r>
+        <w:rPr>
+          <w:rFonts w:ascii="Cambria Math" w:hAnsi="Cambria Math" w:eastAsia="宋体"/>
+          <w:sz w:val="24"/>
+        </w:rPr>
+        <w:t>G</w:t>
+      </w:r>
+      <w:r>
+        <w:rPr>
+          <w:rFonts w:ascii="Times New Roman" w:hAnsi="Times New Roman" w:eastAsia="宋体"/>
+          <w:sz w:val="24"/>
+        </w:rPr>
+        <w:t xml:space="preserve"> 落在某三角形内且三边 </w:t>
+      </w:r>
+      <w:r>
+        <w:rPr>
+          <w:rFonts w:ascii="Cambria Math" w:hAnsi="Cambria Math" w:eastAsia="宋体"/>
+          <w:sz w:val="24"/>
+        </w:rPr>
+        <w:t>≤ R꜀</w:t>
+      </w:r>
+      <w:r>
+        <w:rPr>
+          <w:rFonts w:ascii="Times New Roman" w:hAnsi="Times New Roman" w:eastAsia="宋体"/>
+          <w:sz w:val="24"/>
+        </w:rPr>
+        <w:t xml:space="preserve">，则三顶点都在 </w:t>
+      </w:r>
+      <w:r>
+        <w:rPr>
+          <w:rFonts w:ascii="Cambria Math" w:hAnsi="Cambria Math" w:eastAsia="宋体"/>
+          <w:sz w:val="24"/>
+        </w:rPr>
+        <w:t>B(G,R꜀)</w:t>
+      </w:r>
+      <w:r>
+        <w:rPr>
+          <w:rFonts w:ascii="Times New Roman" w:hAnsi="Times New Roman" w:eastAsia="宋体"/>
+          <w:sz w:val="24"/>
+        </w:rPr>
+        <w:t xml:space="preserve"> 内，且由凸包性质必有一个位于任一过 </w:t>
+      </w:r>
+      <w:r>
+        <w:rPr>
+          <w:rFonts w:ascii="Cambria Math" w:hAnsi="Cambria Math" w:eastAsia="宋体"/>
+          <w:sz w:val="24"/>
+        </w:rPr>
+        <w:t>G</w:t>
+      </w:r>
+      <w:r>
+        <w:rPr>
+          <w:rFonts w:ascii="Times New Roman" w:hAnsi="Times New Roman" w:eastAsia="宋体"/>
+          <w:sz w:val="24"/>
+        </w:rPr>
+        <w:t xml:space="preserve"> 的半平面内。</w:t>
+      </w:r>
+      <w:r>
+        <w:rPr>
+          <w:rFonts w:ascii="Times New Roman" w:hAnsi="Times New Roman" w:eastAsia="宋体"/>
+          <w:b/>
+          <w:sz w:val="24"/>
+        </w:rPr>
+        <w:t>其"最大边 $\le R_c$"在实现内是必要的</w:t>
+      </w:r>
+      <w:r>
+        <w:rPr>
+          <w:rFonts w:ascii="Times New Roman" w:hAnsi="Times New Roman" w:eastAsia="宋体"/>
+          <w:sz w:val="24"/>
+        </w:rPr>
+        <w:t xml:space="preserve">：取 </w:t>
+      </w:r>
+      <w:r>
+        <w:rPr>
+          <w:rFonts w:ascii="Cambria Math" w:hAnsi="Cambria Math" w:eastAsia="宋体"/>
+          <w:sz w:val="24"/>
+        </w:rPr>
+        <w:t>G</w:t>
+      </w:r>
+      <w:r>
+        <w:rPr>
+          <w:rFonts w:ascii="Times New Roman" w:hAnsi="Times New Roman" w:eastAsia="宋体"/>
+          <w:sz w:val="24"/>
+        </w:rPr>
+        <w:t xml:space="preserve"> 趋于顶点 </w:t>
+      </w:r>
+      <w:r>
+        <w:rPr>
+          <w:rFonts w:ascii="Cambria Math" w:hAnsi="Cambria Math" w:eastAsia="宋体"/>
+          <w:sz w:val="24"/>
+        </w:rPr>
+        <w:t>A</w:t>
+      </w:r>
+      <w:r>
+        <w:rPr>
+          <w:rFonts w:ascii="Times New Roman" w:hAnsi="Times New Roman" w:eastAsia="宋体"/>
+          <w:sz w:val="24"/>
+        </w:rPr>
+        <w:t xml:space="preserve"> 并令发射半平面背向 </w:t>
+      </w:r>
+      <w:r>
+        <w:rPr>
+          <w:rFonts w:ascii="Cambria Math" w:hAnsi="Cambria Math" w:eastAsia="宋体"/>
+          <w:sz w:val="24"/>
+        </w:rPr>
+        <w:t>A</w:t>
+      </w:r>
+      <w:r>
+        <w:rPr>
+          <w:rFonts w:ascii="Times New Roman" w:hAnsi="Times New Roman" w:eastAsia="宋体"/>
+          <w:sz w:val="24"/>
+        </w:rPr>
+        <w:t xml:space="preserve">，则位于该半平面内的顶点只能是 </w:t>
+      </w:r>
+      <w:r>
+        <w:rPr>
+          <w:rFonts w:ascii="Cambria Math" w:hAnsi="Cambria Math" w:eastAsia="宋体"/>
+          <w:sz w:val="24"/>
+        </w:rPr>
+        <w:t>B,C</w:t>
+      </w:r>
+      <w:r>
+        <w:rPr>
+          <w:rFonts w:ascii="Times New Roman" w:hAnsi="Times New Roman" w:eastAsia="宋体"/>
+          <w:sz w:val="24"/>
+        </w:rPr>
+        <w:t xml:space="preserve">，故必须 </w:t>
+      </w:r>
+      <w:r>
+        <w:rPr>
+          <w:rFonts w:ascii="Cambria Math" w:hAnsi="Cambria Math" w:eastAsia="宋体"/>
+          <w:sz w:val="24"/>
+        </w:rPr>
+        <w:t>max(lvert ABrvert,lvert ACrvert)≤ R꜀</w:t>
+      </w:r>
+      <w:r>
+        <w:rPr>
+          <w:rFonts w:ascii="Times New Roman" w:hAnsi="Times New Roman" w:eastAsia="宋体"/>
+          <w:sz w:val="24"/>
+        </w:rPr>
+        <w:t xml:space="preserve">；对每个顶点重复即得全部边 </w:t>
+      </w:r>
+      <w:r>
+        <w:rPr>
+          <w:rFonts w:ascii="Cambria Math" w:hAnsi="Cambria Math" w:eastAsia="宋体"/>
+          <w:sz w:val="24"/>
+        </w:rPr>
+        <w:t>≤ R꜀</w:t>
+      </w:r>
+      <w:r>
+        <w:rPr>
+          <w:rFonts w:ascii="Times New Roman" w:hAnsi="Times New Roman" w:eastAsia="宋体"/>
+          <w:sz w:val="24"/>
+        </w:rPr>
+        <w:t>。故它并非过度设计，而是该结构下的紧约束。</w:t>
+      </w:r>
+    </w:p>
+    <w:p>
+      <w:pPr>
+        <w:spacing w:line="360" w:lineRule="auto" w:after="40"/>
+        <w:ind w:firstLine="420"/>
+      </w:pPr>
+      <w:r>
+        <w:rPr>
+          <w:rFonts w:ascii="Times New Roman" w:hAnsi="Times New Roman" w:eastAsia="宋体"/>
+          <w:b/>
+          <w:sz w:val="24"/>
+        </w:rPr>
+        <w:t>3) 减少站数的可行性边界</w:t>
+      </w:r>
+      <w:r>
+        <w:rPr>
+          <w:rFonts w:ascii="Times New Roman" w:hAnsi="Times New Roman" w:eastAsia="宋体"/>
+          <w:sz w:val="24"/>
+        </w:rPr>
+        <w:t xml:space="preserve">。包围条件要求"盘内每点都被 </w:t>
+      </w:r>
+      <w:r>
+        <w:rPr>
+          <w:rFonts w:ascii="Cambria Math" w:hAnsi="Cambria Math" w:eastAsia="宋体"/>
+          <w:sz w:val="24"/>
+        </w:rPr>
+        <w:t>R꜀</w:t>
+      </w:r>
+      <w:r>
+        <w:rPr>
+          <w:rFonts w:ascii="Times New Roman" w:hAnsi="Times New Roman" w:eastAsia="宋体"/>
+          <w:sz w:val="24"/>
+        </w:rPr>
+        <w:t xml:space="preserve"> 内的站包围"，站集必须近似格点状铺开。以同心环验算：仅</w:t>
+      </w:r>
+      <w:r>
+        <w:rPr>
+          <w:rFonts w:ascii="Times New Roman" w:hAnsi="Times New Roman" w:eastAsia="宋体"/>
+          <w:b/>
+          <w:sz w:val="24"/>
+        </w:rPr>
+        <w:t>外环 8 站</w:t>
+      </w:r>
+      <w:r>
+        <w:rPr>
+          <w:rFonts w:ascii="Times New Roman" w:hAnsi="Times New Roman" w:eastAsia="宋体"/>
+          <w:sz w:val="24"/>
+        </w:rPr>
+        <w:t xml:space="preserve">（半径约 1948 m）即可让圆盘边界满足包围条件（弦距 </w:t>
+      </w:r>
+      <w:r>
+        <w:rPr>
+          <w:rFonts w:ascii="Cambria Math" w:hAnsi="Cambria Math" w:eastAsia="宋体"/>
+          <w:sz w:val="24"/>
+        </w:rPr>
+        <w:t>Rₒcos22.5^circ=1800</w:t>
+      </w:r>
+      <w:r>
+        <w:rPr>
+          <w:rFonts w:ascii="Times New Roman" w:hAnsi="Times New Roman" w:eastAsia="宋体"/>
+          <w:sz w:val="24"/>
+        </w:rPr>
+        <w:t xml:space="preserve"> m）；但在 </w:t>
+      </w:r>
+      <w:r>
+        <w:rPr>
+          <w:rFonts w:ascii="Cambria Math" w:hAnsi="Cambria Math" w:eastAsia="宋体"/>
+          <w:sz w:val="24"/>
+        </w:rPr>
+        <w:t>ρ≈1000</w:t>
+      </w:r>
+      <w:r>
+        <w:rPr>
+          <w:rFonts w:ascii="Times New Roman" w:hAnsi="Times New Roman" w:eastAsia="宋体"/>
+          <w:sz w:val="24"/>
+        </w:rPr>
+        <w:t xml:space="preserve"> m 处，</w:t>
+      </w:r>
+      <w:r>
+        <w:rPr>
+          <w:rFonts w:ascii="Cambria Math" w:hAnsi="Cambria Math" w:eastAsia="宋体"/>
+          <w:sz w:val="24"/>
+        </w:rPr>
+        <w:t>R꜀</w:t>
+      </w:r>
+      <w:r>
+        <w:rPr>
+          <w:rFonts w:ascii="Times New Roman" w:hAnsi="Times New Roman" w:eastAsia="宋体"/>
+          <w:sz w:val="24"/>
+        </w:rPr>
+        <w:t xml:space="preserve"> 内只剩"原点 + 最近外环站"两点，二者共线，</w:t>
+      </w:r>
+      <w:r>
+        <w:rPr>
+          <w:rFonts w:ascii="Times New Roman" w:hAnsi="Times New Roman" w:eastAsia="宋体"/>
+          <w:b/>
+          <w:sz w:val="24"/>
+        </w:rPr>
+        <w:t>不构成包围</w:t>
+      </w:r>
+      <w:r>
+        <w:rPr>
+          <w:rFonts w:ascii="Times New Roman" w:hAnsi="Times New Roman" w:eastAsia="宋体"/>
+          <w:sz w:val="24"/>
+        </w:rPr>
+        <w:t xml:space="preserve"> ⟹ 必须补中间环，最终站数回到格点量级（本设计 27 点）。故"少于 27 点"在同等强度下最多到约 </w:t>
+      </w:r>
+      <w:r>
+        <w:rPr>
+          <w:rFonts w:ascii="Times New Roman" w:hAnsi="Times New Roman" w:eastAsia="宋体"/>
+          <w:b/>
+          <w:sz w:val="24"/>
+        </w:rPr>
+        <w:t>20–24 点</w:t>
+      </w:r>
+      <w:r>
+        <w:rPr>
+          <w:rFonts w:ascii="Times New Roman" w:hAnsi="Times New Roman" w:eastAsia="宋体"/>
+          <w:sz w:val="24"/>
+        </w:rPr>
+        <w:t>。</w:t>
+      </w:r>
+    </w:p>
+    <w:p>
+      <w:pPr>
+        <w:spacing w:line="360" w:lineRule="auto" w:after="40"/>
+        <w:ind w:firstLine="420"/>
+      </w:pPr>
+      <w:r>
+        <w:rPr>
+          <w:rFonts w:ascii="Times New Roman" w:hAnsi="Times New Roman" w:eastAsia="宋体"/>
+          <w:b/>
+          <w:sz w:val="24"/>
+        </w:rPr>
+        <w:t>4) 该方向的收益上界（可算）</w:t>
+      </w:r>
+      <w:r>
+        <w:rPr>
+          <w:rFonts w:ascii="Times New Roman" w:hAnsi="Times New Roman" w:eastAsia="宋体"/>
+          <w:sz w:val="24"/>
+        </w:rPr>
+        <w:t xml:space="preserve">：空频道每局约 </w:t>
+      </w:r>
+      <w:r>
+        <w:rPr>
+          <w:rFonts w:ascii="Cambria Math" w:hAnsi="Cambria Math" w:eastAsia="宋体"/>
+          <w:sz w:val="24"/>
+        </w:rPr>
+        <w:t>20-bar nₛr꜀≈7.5</w:t>
+      </w:r>
+      <w:r>
+        <w:rPr>
+          <w:rFonts w:ascii="Times New Roman" w:hAnsi="Times New Roman" w:eastAsia="宋体"/>
+          <w:sz w:val="24"/>
+        </w:rPr>
+        <w:t xml:space="preserve"> 个，每站每频道 5 s。即使站数由 27 降到 22，</w:t>
+      </w:r>
+      <w:r>
+        <w:rPr>
+          <w:rFonts w:ascii="Cambria Math" w:hAnsi="Cambria Math" w:eastAsia="宋体"/>
+          <w:sz w:val="24"/>
+        </w:rPr>
+        <w:t>Delta T≈7.5×5×5=187.5</w:t>
+      </w:r>
+      <w:r>
+        <w:rPr>
+          <w:rFonts w:ascii="Times New Roman" w:hAnsi="Times New Roman" w:eastAsia="宋体"/>
+          <w:sz w:val="24"/>
+        </w:rPr>
+        <w:t xml:space="preserve"> s（</w:t>
+      </w:r>
+      <w:r>
+        <w:rPr>
+          <w:rFonts w:ascii="Times New Roman" w:hAnsi="Times New Roman" w:eastAsia="宋体"/>
+          <w:b/>
+          <w:sz w:val="24"/>
+        </w:rPr>
+        <w:t>约 2.2 %</w:t>
+      </w:r>
+      <w:r>
+        <w:rPr>
+          <w:rFonts w:ascii="Times New Roman" w:hAnsi="Times New Roman" w:eastAsia="宋体"/>
+          <w:sz w:val="24"/>
+        </w:rPr>
+        <w:t xml:space="preserve">）。再叠加实测成本模型 </w:t>
+      </w:r>
+      <w:r>
+        <w:rPr>
+          <w:rFonts w:ascii="Cambria Math" w:hAnsi="Cambria Math" w:eastAsia="宋体"/>
+          <w:sz w:val="24"/>
+        </w:rPr>
+        <w:t>C=巡回/5+68.5n</w:t>
+      </w:r>
+      <w:r>
+        <w:rPr>
+          <w:rFonts w:ascii="Times New Roman" w:hAnsi="Times New Roman" w:eastAsia="宋体"/>
+          <w:sz w:val="24"/>
+        </w:rPr>
+        <w:t>：重搜 139 个可行设计后</w:t>
+      </w:r>
+      <w:r>
+        <w:rPr>
+          <w:rFonts w:ascii="Times New Roman" w:hAnsi="Times New Roman" w:eastAsia="宋体"/>
+          <w:b/>
+          <w:sz w:val="24"/>
+        </w:rPr>
+        <w:t>当前 27 点设计仍排名第 1</w:t>
+      </w:r>
+      <w:r>
+        <w:rPr>
+          <w:rFonts w:ascii="Times New Roman" w:hAnsi="Times New Roman" w:eastAsia="宋体"/>
+          <w:sz w:val="24"/>
+        </w:rPr>
+        <w:t>（</w:t>
+      </w:r>
+      <w:r>
+        <w:rPr>
+          <w:rFonts w:ascii="Cambria Math" w:hAnsi="Cambria Math" w:eastAsia="宋体"/>
+          <w:sz w:val="24"/>
+        </w:rPr>
+        <w:t>Delta=0</w:t>
+      </w:r>
+      <w:r>
+        <w:rPr>
+          <w:rFonts w:ascii="Times New Roman" w:hAnsi="Times New Roman" w:eastAsia="宋体"/>
+          <w:sz w:val="24"/>
+        </w:rPr>
+        <w:t xml:space="preserve">、全清 200/200），而 </w:t>
+      </w:r>
+      <w:r>
+        <w:rPr>
+          <w:rFonts w:ascii="Cambria Math" w:hAnsi="Cambria Math" w:eastAsia="宋体"/>
+          <w:sz w:val="24"/>
+        </w:rPr>
+        <w:t>a=930</w:t>
+      </w:r>
+      <w:r>
+        <w:rPr>
+          <w:rFonts w:ascii="Times New Roman" w:hAnsi="Times New Roman" w:eastAsia="宋体"/>
+          <w:sz w:val="24"/>
+        </w:rPr>
+        <w:t xml:space="preserve"> 族虽同为 27 点却因巡回 </w:t>
+      </w:r>
+      <w:r>
+        <w:rPr>
+          <w:rFonts w:ascii="Cambria Math" w:hAnsi="Cambria Math" w:eastAsia="宋体"/>
+          <w:sz w:val="24"/>
+        </w:rPr>
+        <w:t>24,115→25,326</w:t>
+      </w:r>
+      <w:r>
+        <w:rPr>
+          <w:rFonts w:ascii="Times New Roman" w:hAnsi="Times New Roman" w:eastAsia="宋体"/>
+          <w:sz w:val="24"/>
+        </w:rPr>
+        <w:t xml:space="preserve"> m 而 </w:t>
+      </w:r>
+      <w:r>
+        <w:rPr>
+          <w:rFonts w:ascii="Cambria Math" w:hAnsi="Cambria Math" w:eastAsia="宋体"/>
+          <w:sz w:val="24"/>
+        </w:rPr>
+        <w:t>+269</w:t>
+      </w:r>
+      <w:r>
+        <w:rPr>
+          <w:rFonts w:ascii="Times New Roman" w:hAnsi="Times New Roman" w:eastAsia="宋体"/>
+          <w:sz w:val="24"/>
+        </w:rPr>
+        <w:t xml:space="preserve"> s。</w:t>
+      </w:r>
+      <w:r>
+        <w:rPr>
+          <w:rFonts w:ascii="Times New Roman" w:hAnsi="Times New Roman" w:eastAsia="宋体"/>
+          <w:b/>
+          <w:sz w:val="24"/>
+        </w:rPr>
+        <w:t>即几何已无余量：站数下降带来的收益被巡回增长抵消。</w:t>
+      </w:r>
+    </w:p>
+    <w:p>
+      <w:pPr>
+        <w:spacing w:line="360" w:lineRule="auto" w:after="40"/>
+        <w:ind w:firstLine="420"/>
+      </w:pPr>
+      <w:r>
+        <w:rPr>
+          <w:rFonts w:ascii="Times New Roman" w:hAnsi="Times New Roman" w:eastAsia="宋体"/>
+          <w:b/>
+          <w:sz w:val="24"/>
+        </w:rPr>
+        <w:t>5) 唯一安全且确定的减观测补丁（可选）</w:t>
+      </w:r>
+      <w:r>
+        <w:rPr>
+          <w:rFonts w:ascii="Times New Roman" w:hAnsi="Times New Roman" w:eastAsia="宋体"/>
+          <w:sz w:val="24"/>
+        </w:rPr>
+        <w:t xml:space="preserve">：题设给出源数上界 </w:t>
+      </w:r>
+      <w:r>
+        <w:rPr>
+          <w:rFonts w:ascii="Cambria Math" w:hAnsi="Cambria Math" w:eastAsia="宋体"/>
+          <w:sz w:val="24"/>
+        </w:rPr>
+        <w:t>nₛr꜀≤16</w:t>
+      </w:r>
+      <w:r>
+        <w:rPr>
+          <w:rFonts w:ascii="Times New Roman" w:hAnsi="Times New Roman" w:eastAsia="宋体"/>
+          <w:sz w:val="24"/>
+        </w:rPr>
+        <w:t xml:space="preserve">。令"已确认有源的频道数"= 已清除数 + 已获示向数，则当其达到 </w:t>
+      </w:r>
+      <w:r>
+        <w:rPr>
+          <w:rFonts w:ascii="Times New Roman" w:hAnsi="Times New Roman" w:eastAsia="宋体"/>
+          <w:b/>
+          <w:sz w:val="24"/>
+        </w:rPr>
+        <w:t>16</w:t>
+      </w:r>
+      <w:r>
+        <w:rPr>
+          <w:rFonts w:ascii="Times New Roman" w:hAnsi="Times New Roman" w:eastAsia="宋体"/>
+          <w:sz w:val="24"/>
+        </w:rPr>
+        <w:t xml:space="preserve"> 时，其余频道可</w:t>
+      </w:r>
+      <w:r>
+        <w:rPr>
+          <w:rFonts w:ascii="Times New Roman" w:hAnsi="Times New Roman" w:eastAsia="宋体"/>
+          <w:b/>
+          <w:sz w:val="24"/>
+        </w:rPr>
+        <w:t>确定性地判为空</w:t>
+      </w:r>
+      <w:r>
+        <w:rPr>
+          <w:rFonts w:ascii="Times New Roman" w:hAnsi="Times New Roman" w:eastAsia="宋体"/>
+          <w:sz w:val="24"/>
+        </w:rPr>
+        <w:t>（无需再测）——这是由题设结构</w:t>
+      </w:r>
+      <w:r>
+        <w:rPr>
+          <w:rFonts w:ascii="Times New Roman" w:hAnsi="Times New Roman" w:eastAsia="宋体"/>
+          <w:b/>
+          <w:sz w:val="24"/>
+        </w:rPr>
+        <w:t>直接推出</w:t>
+      </w:r>
+      <w:r>
+        <w:rPr>
+          <w:rFonts w:ascii="Times New Roman" w:hAnsi="Times New Roman" w:eastAsia="宋体"/>
+          <w:sz w:val="24"/>
+        </w:rPr>
+        <w:t xml:space="preserve">的确定性推论，不削弱任何保证。但它仅在 </w:t>
+      </w:r>
+      <w:r>
+        <w:rPr>
+          <w:rFonts w:ascii="Cambria Math" w:hAnsi="Cambria Math" w:eastAsia="宋体"/>
+          <w:sz w:val="24"/>
+        </w:rPr>
+        <w:t>nₛr꜀=16</w:t>
+      </w:r>
+      <w:r>
+        <w:rPr>
+          <w:rFonts w:ascii="Times New Roman" w:hAnsi="Times New Roman" w:eastAsia="宋体"/>
+          <w:sz w:val="24"/>
+        </w:rPr>
+        <w:t xml:space="preserve"> 的局触发，期望收益很小，故列为可选补丁而非改进项。</w:t>
+      </w:r>
+    </w:p>
+    <w:p>
+      <w:pPr>
+        <w:spacing w:line="360" w:lineRule="auto" w:after="40"/>
+        <w:ind w:firstLine="420"/>
+      </w:pPr>
+      <w:r>
+        <w:rPr>
+          <w:rFonts w:ascii="Times New Roman" w:hAnsi="Times New Roman" w:eastAsia="宋体"/>
+          <w:b/>
+          <w:sz w:val="24"/>
+        </w:rPr>
+        <w:t>6) 前两问的启发（已用与未用）</w:t>
+      </w:r>
+      <w:r>
+        <w:rPr>
+          <w:rFonts w:ascii="Times New Roman" w:hAnsi="Times New Roman" w:eastAsia="宋体"/>
+          <w:sz w:val="24"/>
+        </w:rPr>
+        <w:t xml:space="preserve">：① </w:t>
+      </w:r>
+      <w:r>
+        <w:rPr>
+          <w:rFonts w:ascii="Times New Roman" w:hAnsi="Times New Roman" w:eastAsia="宋体"/>
+          <w:b/>
+          <w:sz w:val="24"/>
+        </w:rPr>
+        <w:t>问题一的 $\Omega$/MEC 认证</w:t>
+      </w:r>
+      <w:r>
+        <w:rPr>
+          <w:rFonts w:ascii="Times New Roman" w:hAnsi="Times New Roman" w:eastAsia="宋体"/>
+          <w:sz w:val="24"/>
+        </w:rPr>
+        <w:t>已被直接复用——对</w:t>
+      </w:r>
+      <w:r>
+        <w:rPr>
+          <w:rFonts w:ascii="Times New Roman" w:hAnsi="Times New Roman" w:eastAsia="宋体"/>
+          <w:b/>
+          <w:sz w:val="24"/>
+        </w:rPr>
+        <w:t>已发现</w:t>
+      </w:r>
+      <w:r>
+        <w:rPr>
+          <w:rFonts w:ascii="Times New Roman" w:hAnsi="Times New Roman" w:eastAsia="宋体"/>
+          <w:sz w:val="24"/>
+        </w:rPr>
+        <w:t>频道，</w:t>
+      </w:r>
+      <w:r>
+        <w:rPr>
+          <w:rFonts w:ascii="Cambria Math" w:hAnsi="Cambria Math" w:eastAsia="宋体"/>
+          <w:sz w:val="24"/>
+        </w:rPr>
+        <w:t>Ω</w:t>
+      </w:r>
+      <w:r>
+        <w:rPr>
+          <w:rFonts w:ascii="Times New Roman" w:hAnsi="Times New Roman" w:eastAsia="宋体"/>
+          <w:sz w:val="24"/>
+        </w:rPr>
+        <w:t xml:space="preserve"> 收缩到最小覆盖圆 </w:t>
+      </w:r>
+      <w:r>
+        <w:rPr>
+          <w:rFonts w:ascii="Cambria Math" w:hAnsi="Cambria Math" w:eastAsia="宋体"/>
+          <w:sz w:val="24"/>
+        </w:rPr>
+        <w:t>≤20</w:t>
+      </w:r>
+      <w:r>
+        <w:rPr>
+          <w:rFonts w:ascii="Times New Roman" w:hAnsi="Times New Roman" w:eastAsia="宋体"/>
+          <w:sz w:val="24"/>
+        </w:rPr>
+        <w:t xml:space="preserve"> m 即冻结（§6.2ter），这是"认证优先于试清"的思想迁移；② </w:t>
+      </w:r>
+      <w:r>
+        <w:rPr>
+          <w:rFonts w:ascii="Times New Roman" w:hAnsi="Times New Roman" w:eastAsia="宋体"/>
+          <w:b/>
+          <w:sz w:val="24"/>
+        </w:rPr>
+        <w:t>问题一的上下界包络</w:t>
+      </w:r>
+      <w:r>
+        <w:rPr>
+          <w:rFonts w:ascii="Times New Roman" w:hAnsi="Times New Roman" w:eastAsia="宋体"/>
+          <w:sz w:val="24"/>
+        </w:rPr>
+        <w:t xml:space="preserve">思想对应问题四的"覆盖余量量化"：本设计支撑边余量 6.17 m、边长余量 90 m，即"以界为证"而非"以点代面"；③ </w:t>
+      </w:r>
+      <w:r>
+        <w:rPr>
+          <w:rFonts w:ascii="Times New Roman" w:hAnsi="Times New Roman" w:eastAsia="宋体"/>
+          <w:b/>
+          <w:sz w:val="24"/>
+        </w:rPr>
+        <w:t>问题二的观测几何优化</w:t>
+      </w:r>
+      <w:r>
+        <w:rPr>
+          <w:rFonts w:ascii="Times New Roman" w:hAnsi="Times New Roman" w:eastAsia="宋体"/>
+          <w:sz w:val="24"/>
+        </w:rPr>
+        <w:t>（候选集 + 字典序贪心选点）本质上就是本文的</w:t>
+      </w:r>
+      <w:r>
+        <w:rPr>
+          <w:rFonts w:ascii="Times New Roman" w:hAnsi="Times New Roman" w:eastAsia="宋体"/>
+          <w:b/>
+          <w:sz w:val="24"/>
+        </w:rPr>
+        <w:t>网格设计问题</w:t>
+      </w:r>
+      <w:r>
+        <w:rPr>
+          <w:rFonts w:ascii="Times New Roman" w:hAnsi="Times New Roman" w:eastAsia="宋体"/>
+          <w:sz w:val="24"/>
+        </w:rPr>
+        <w:t>——§6.2bis 的重搜与本节边界分析表明该优化空间已用尽（成本函数标定后最优点未移动）。</w:t>
+      </w:r>
+    </w:p>
+    <w:p>
+      <w:pPr>
+        <w:spacing w:line="360" w:lineRule="auto" w:after="40"/>
+        <w:ind w:firstLine="420"/>
+      </w:pPr>
+      <w:r>
+        <w:rPr>
+          <w:rFonts w:ascii="Times New Roman" w:hAnsi="Times New Roman" w:eastAsia="宋体"/>
+          <w:b/>
+          <w:sz w:val="24"/>
+        </w:rPr>
+        <w:t>7) 结论与纪律</w:t>
+      </w:r>
+      <w:r>
+        <w:rPr>
+          <w:rFonts w:ascii="Times New Roman" w:hAnsi="Times New Roman" w:eastAsia="宋体"/>
+          <w:sz w:val="24"/>
+        </w:rPr>
+        <w:t>：该方向的</w:t>
+      </w:r>
+      <w:r>
+        <w:rPr>
+          <w:rFonts w:ascii="Times New Roman" w:hAnsi="Times New Roman" w:eastAsia="宋体"/>
+          <w:b/>
+          <w:sz w:val="24"/>
+        </w:rPr>
+        <w:t>理论上界约 2–3 %</w:t>
+      </w:r>
+      <w:r>
+        <w:rPr>
+          <w:rFonts w:ascii="Times New Roman" w:hAnsi="Times New Roman" w:eastAsia="宋体"/>
+          <w:sz w:val="24"/>
+        </w:rPr>
+        <w:t>，且已被证明不改变最优点，故</w:t>
+      </w:r>
+      <w:r>
+        <w:rPr>
+          <w:rFonts w:ascii="Times New Roman" w:hAnsi="Times New Roman" w:eastAsia="宋体"/>
+          <w:b/>
+          <w:sz w:val="24"/>
+        </w:rPr>
+        <w:t>不作为改进项</w:t>
+      </w:r>
+      <w:r>
+        <w:rPr>
+          <w:rFonts w:ascii="Times New Roman" w:hAnsi="Times New Roman" w:eastAsia="宋体"/>
+          <w:sz w:val="24"/>
+        </w:rPr>
+        <w:t>。按既定纪律：</w:t>
+      </w:r>
+      <w:r>
+        <w:rPr>
+          <w:rFonts w:ascii="Times New Roman" w:hAnsi="Times New Roman" w:eastAsia="宋体"/>
+          <w:b/>
+          <w:sz w:val="24"/>
+        </w:rPr>
+        <w:t>正式测试前冻结当前版本、不再更换核心覆盖结构</w:t>
+      </w:r>
+      <w:r>
+        <w:rPr>
+          <w:rFonts w:ascii="Times New Roman" w:hAnsi="Times New Roman" w:eastAsia="宋体"/>
+          <w:sz w:val="24"/>
+        </w:rPr>
+        <w:t>；若正式测试结果不理想，</w:t>
+      </w:r>
+      <w:r>
+        <w:rPr>
+          <w:rFonts w:ascii="Times New Roman" w:hAnsi="Times New Roman" w:eastAsia="宋体"/>
+          <w:b/>
+          <w:sz w:val="24"/>
+        </w:rPr>
+        <w:t>立即回退至当前版本</w:t>
+      </w:r>
+      <w:r>
+        <w:rPr>
+          <w:rFonts w:ascii="Times New Roman" w:hAnsi="Times New Roman" w:eastAsia="宋体"/>
+          <w:sz w:val="24"/>
+        </w:rPr>
+        <w:t>——回退点为本节提交前的最终配置（27 点最小覆盖设计 + MEC 冻结 + 暂缓归航），代码/日志/证据均可按该提交完整复现。</w:t>
       </w:r>
     </w:p>
     <w:p>

--- a/2026B_solution/2026B_论文初稿.docx
+++ b/2026B_solution/2026B_论文初稿.docx
@@ -28078,6 +28078,2158 @@
           <w:sz w:val="24"/>
         </w:rPr>
         <w:t>——回退点为本节提交前的最终配置（27 点最小覆盖设计 + MEC 冻结 + 暂缓归航），代码/日志/证据均可按该提交完整复现。</w:t>
+      </w:r>
+    </w:p>
+    <w:p>
+      <w:pPr>
+        <w:spacing w:before="160" w:after="80"/>
+      </w:pPr>
+      <w:r>
+        <w:rPr>
+          <w:rFonts w:ascii="Times New Roman" w:hAnsi="Times New Roman" w:eastAsia="黑体"/>
+          <w:b/>
+          <w:sz w:val="26"/>
+        </w:rPr>
+        <w:t>6.8 非规则站集与访问顺序的联合优化（已验证候选，待正式测试后决定采纳）</w:t>
+      </w:r>
+    </w:p>
+    <w:p>
+      <w:pPr>
+        <w:spacing w:line="360" w:lineRule="auto" w:after="40"/>
+        <w:ind w:firstLine="420"/>
+      </w:pPr>
+      <w:r>
+        <w:rPr>
+          <w:rFonts w:ascii="Times New Roman" w:hAnsi="Times New Roman" w:eastAsia="宋体"/>
+          <w:b/>
+          <w:sz w:val="24"/>
+        </w:rPr>
+        <w:t>动机（对 §6.7 的重要修正）</w:t>
+      </w:r>
+      <w:r>
+        <w:rPr>
+          <w:rFonts w:ascii="Times New Roman" w:hAnsi="Times New Roman" w:eastAsia="宋体"/>
+          <w:sz w:val="24"/>
+        </w:rPr>
+        <w:t>：§6.7 给出了认证强度的充要条件与"站数下界约 20–24"的论证，但那里的搜索</w:t>
+      </w:r>
+      <w:r>
+        <w:rPr>
+          <w:rFonts w:ascii="Times New Roman" w:hAnsi="Times New Roman" w:eastAsia="宋体"/>
+          <w:b/>
+          <w:sz w:val="24"/>
+        </w:rPr>
+        <w:t>只覆盖了"完整三角格点块"这一族规则布局</w:t>
+      </w:r>
+      <w:r>
+        <w:rPr>
+          <w:rFonts w:ascii="Times New Roman" w:hAnsi="Times New Roman" w:eastAsia="宋体"/>
+          <w:sz w:val="24"/>
+        </w:rPr>
+        <w:t>。若</w:t>
+      </w:r>
+      <w:r>
+        <w:rPr>
+          <w:rFonts w:ascii="Times New Roman" w:hAnsi="Times New Roman" w:eastAsia="宋体"/>
+          <w:b/>
+          <w:sz w:val="24"/>
+        </w:rPr>
+        <w:t>直接以实测成本为目标、在连续坐标上联合优化"站集 + 访问顺序"</w:t>
+      </w:r>
+      <w:r>
+        <w:rPr>
+          <w:rFonts w:ascii="Times New Roman" w:hAnsi="Times New Roman" w:eastAsia="宋体"/>
+          <w:sz w:val="24"/>
+        </w:rPr>
+        <w:t>，可能找到点数不变、巡回更短的非规则布局——这正是本节的实验。</w:t>
+      </w:r>
+    </w:p>
+    <w:p>
+      <w:pPr>
+        <w:spacing w:line="360" w:lineRule="auto" w:after="40"/>
+        <w:ind w:firstLine="420"/>
+      </w:pPr>
+      <w:r>
+        <w:rPr>
+          <w:rFonts w:ascii="Times New Roman" w:hAnsi="Times New Roman" w:eastAsia="宋体"/>
+          <w:b/>
+          <w:sz w:val="24"/>
+        </w:rPr>
+        <w:t>方法</w:t>
+      </w:r>
+      <w:r>
+        <w:rPr>
+          <w:rFonts w:ascii="Times New Roman" w:hAnsi="Times New Roman" w:eastAsia="宋体"/>
+          <w:sz w:val="24"/>
+        </w:rPr>
+        <w:t>：随机局部搜索（模拟退火）在</w:t>
+      </w:r>
+      <w:r>
+        <w:rPr>
+          <w:rFonts w:ascii="Times New Roman" w:hAnsi="Times New Roman" w:eastAsia="宋体"/>
+          <w:b/>
+          <w:sz w:val="24"/>
+        </w:rPr>
+        <w:t>自由坐标</w:t>
+      </w:r>
+      <w:r>
+        <w:rPr>
+          <w:rFonts w:ascii="Times New Roman" w:hAnsi="Times New Roman" w:eastAsia="宋体"/>
+          <w:sz w:val="24"/>
+        </w:rPr>
+        <w:t>上直接最小化</w:t>
+      </w:r>
+    </w:p>
+    <w:p>
+      <w:pPr>
+        <w:spacing w:before="120" w:after="120"/>
+        <w:jc w:val="center"/>
+      </w:pPr>
+      <w:r>
+        <w:drawing>
+          <wp:inline xmlns:a="http://schemas.openxmlformats.org/drawingml/2006/main" xmlns:pic="http://schemas.openxmlformats.org/drawingml/2006/picture">
+            <wp:extent cx="4671325" cy="360000"/>
+            <wp:docPr id="30" name="Picture 30"/>
+            <wp:cNvGraphicFramePr>
+              <a:graphicFrameLocks noChangeAspect="1"/>
+            </wp:cNvGraphicFramePr>
+            <a:graphic>
+              <a:graphicData uri="http://schemas.openxmlformats.org/drawingml/2006/picture">
+                <pic:pic>
+                  <pic:nvPicPr>
+                    <pic:cNvPr id="0" name="eq_17_d64d2b50c0.png"/>
+                    <pic:cNvPicPr/>
+                  </pic:nvPicPr>
+                  <pic:blipFill>
+                    <a:blip r:embed="rId39"/>
+                    <a:stretch>
+                      <a:fillRect/>
+                    </a:stretch>
+                  </pic:blipFill>
+                  <pic:spPr>
+                    <a:xfrm>
+                      <a:off x="0" y="0"/>
+                      <a:ext cx="4671325" cy="360000"/>
+                    </a:xfrm>
+                    <a:prstGeom prst="rect"/>
+                  </pic:spPr>
+                </pic:pic>
+              </a:graphicData>
+            </a:graphic>
+          </wp:inline>
+        </w:drawing>
+      </w:r>
+      <w:r>
+        <w:rPr>
+          <w:rFonts w:ascii="Times New Roman" w:hAnsi="Times New Roman" w:eastAsia="宋体"/>
+          <w:sz w:val="21"/>
+        </w:rPr>
+        <w:t xml:space="preserve">　（MEC 冻结后实测每站测量次数）</w:t>
+      </w:r>
+    </w:p>
+    <w:p>
+      <w:pPr>
+        <w:spacing w:line="360" w:lineRule="auto" w:after="40"/>
+        <w:ind w:firstLine="420"/>
+      </w:pPr>
+      <w:r>
+        <w:rPr>
+          <w:rFonts w:ascii="Times New Roman" w:hAnsi="Times New Roman" w:eastAsia="宋体"/>
+          <w:sz w:val="24"/>
+        </w:rPr>
+        <w:t xml:space="preserve">其中 </w:t>
+      </w:r>
+      <w:r>
+        <w:rPr>
+          <w:rFonts w:ascii="Cambria Math" w:hAnsi="Cambria Math" w:eastAsia="宋体"/>
+          <w:sz w:val="24"/>
+        </w:rPr>
+        <w:t>TSP(S)</w:t>
+      </w:r>
+      <w:r>
+        <w:rPr>
+          <w:rFonts w:ascii="Times New Roman" w:hAnsi="Times New Roman" w:eastAsia="宋体"/>
+          <w:sz w:val="24"/>
+        </w:rPr>
+        <w:t xml:space="preserve"> 用</w:t>
+      </w:r>
+      <w:r>
+        <w:rPr>
+          <w:rFonts w:ascii="Times New Roman" w:hAnsi="Times New Roman" w:eastAsia="宋体"/>
+          <w:b/>
+          <w:sz w:val="24"/>
+        </w:rPr>
+        <w:t>部署时同一套</w:t>
+      </w:r>
+      <w:r>
+        <w:rPr>
+          <w:rFonts w:ascii="Times New Roman" w:hAnsi="Times New Roman" w:eastAsia="宋体"/>
+          <w:sz w:val="24"/>
+        </w:rPr>
+        <w:t>取点顺序（最近邻 + 开放 2-opt）计算。硬约束为</w:t>
+      </w:r>
+      <w:r>
+        <w:rPr>
+          <w:rFonts w:ascii="Times New Roman" w:hAnsi="Times New Roman" w:eastAsia="宋体"/>
+          <w:b/>
+          <w:sz w:val="24"/>
+        </w:rPr>
+        <w:t>可连续证明</w:t>
+      </w:r>
+      <w:r>
+        <w:rPr>
+          <w:rFonts w:ascii="Times New Roman" w:hAnsi="Times New Roman" w:eastAsia="宋体"/>
+          <w:sz w:val="24"/>
+        </w:rPr>
+        <w:t xml:space="preserve">的证书（不依赖采样）：① 凸包 </w:t>
+      </w:r>
+      <w:r>
+        <w:rPr>
+          <w:rFonts w:ascii="Cambria Math" w:hAnsi="Cambria Math" w:eastAsia="宋体"/>
+          <w:sz w:val="24"/>
+        </w:rPr>
+        <w:t>supseteq</w:t>
+      </w:r>
+      <w:r>
+        <w:rPr>
+          <w:rFonts w:ascii="Times New Roman" w:hAnsi="Times New Roman" w:eastAsia="宋体"/>
+          <w:sz w:val="24"/>
+        </w:rPr>
+        <w:t xml:space="preserve"> 圆盘（原点在凸包内 + 每条支撑边到原点距离 </w:t>
+      </w:r>
+      <w:r>
+        <w:rPr>
+          <w:rFonts w:ascii="Cambria Math" w:hAnsi="Cambria Math" w:eastAsia="宋体"/>
+          <w:sz w:val="24"/>
+        </w:rPr>
+        <w:t>≥ R+10</w:t>
+      </w:r>
+      <w:r>
+        <w:rPr>
+          <w:rFonts w:ascii="Times New Roman" w:hAnsi="Times New Roman" w:eastAsia="宋体"/>
+          <w:sz w:val="24"/>
+        </w:rPr>
+        <w:t xml:space="preserve"> m）；② </w:t>
+      </w:r>
+      <w:r>
+        <w:rPr>
+          <w:rFonts w:ascii="Cambria Math" w:hAnsi="Cambria Math" w:eastAsia="宋体"/>
+          <w:sz w:val="24"/>
+        </w:rPr>
+        <w:t>∑</w:t>
+      </w:r>
+      <w:r>
+        <w:rPr>
+          <w:rFonts w:ascii="Times New Roman" w:hAnsi="Times New Roman" w:eastAsia="宋体"/>
+          <w:sz w:val="24"/>
+        </w:rPr>
+        <w:t xml:space="preserve">三角形面积 = 凸包面积；③ 两两内部交面积为 0；④ 与圆盘相交的三角形最大边 </w:t>
+      </w:r>
+      <w:r>
+        <w:rPr>
+          <w:rFonts w:ascii="Cambria Math" w:hAnsi="Cambria Math" w:eastAsia="宋体"/>
+          <w:sz w:val="24"/>
+        </w:rPr>
+        <w:t>≤960</w:t>
+      </w:r>
+      <w:r>
+        <w:rPr>
+          <w:rFonts w:ascii="Times New Roman" w:hAnsi="Times New Roman" w:eastAsia="宋体"/>
+          <w:sz w:val="24"/>
+        </w:rPr>
+        <w:t xml:space="preserve"> m（部署留 40 m 余量）。满足 ①–③ 即得"并集 = 凸包"、结合 ① 得"并集 </w:t>
+      </w:r>
+      <w:r>
+        <w:rPr>
+          <w:rFonts w:ascii="Cambria Math" w:hAnsi="Cambria Math" w:eastAsia="宋体"/>
+          <w:sz w:val="24"/>
+        </w:rPr>
+        <w:t>supseteq</w:t>
+      </w:r>
+      <w:r>
+        <w:rPr>
+          <w:rFonts w:ascii="Times New Roman" w:hAnsi="Times New Roman" w:eastAsia="宋体"/>
+          <w:sz w:val="24"/>
+        </w:rPr>
+        <w:t xml:space="preserve"> 圆盘"，再由 ④ 得 §6.1 的方向鲁棒覆盖判据对</w:t>
+      </w:r>
+      <w:r>
+        <w:rPr>
+          <w:rFonts w:ascii="Times New Roman" w:hAnsi="Times New Roman" w:eastAsia="宋体"/>
+          <w:b/>
+          <w:sz w:val="24"/>
+        </w:rPr>
+        <w:t>每个</w:t>
+      </w:r>
+      <w:r>
+        <w:rPr>
+          <w:rFonts w:ascii="Times New Roman" w:hAnsi="Times New Roman" w:eastAsia="宋体"/>
+          <w:sz w:val="24"/>
+        </w:rPr>
+        <w:t xml:space="preserve"> </w:t>
+      </w:r>
+      <w:r>
+        <w:rPr>
+          <w:rFonts w:ascii="Cambria Math" w:hAnsi="Cambria Math" w:eastAsia="宋体"/>
+          <w:sz w:val="24"/>
+        </w:rPr>
+        <w:t>G∈ D</w:t>
+      </w:r>
+      <w:r>
+        <w:rPr>
+          <w:rFonts w:ascii="Times New Roman" w:hAnsi="Times New Roman" w:eastAsia="宋体"/>
+          <w:sz w:val="24"/>
+        </w:rPr>
+        <w:t xml:space="preserve"> 成立。</w:t>
+      </w:r>
+    </w:p>
+    <w:p>
+      <w:pPr>
+        <w:spacing w:line="360" w:lineRule="auto" w:after="40"/>
+        <w:ind w:firstLine="420"/>
+      </w:pPr>
+      <w:r>
+        <w:rPr>
+          <w:rFonts w:ascii="Times New Roman" w:hAnsi="Times New Roman" w:eastAsia="宋体"/>
+          <w:b/>
+          <w:sz w:val="24"/>
+        </w:rPr>
+        <w:t>结果</w:t>
+      </w:r>
+      <w:r>
+        <w:rPr>
+          <w:rFonts w:ascii="Times New Roman" w:hAnsi="Times New Roman" w:eastAsia="宋体"/>
+          <w:sz w:val="24"/>
+        </w:rPr>
+        <w:t xml:space="preserve">：得到 </w:t>
+      </w:r>
+      <w:r>
+        <w:rPr>
+          <w:rFonts w:ascii="Times New Roman" w:hAnsi="Times New Roman" w:eastAsia="宋体"/>
+          <w:b/>
+          <w:sz w:val="24"/>
+        </w:rPr>
+        <w:t>27 点非规则布局</w:t>
+      </w:r>
+      <w:r>
+        <w:rPr>
+          <w:rFonts w:ascii="Times New Roman" w:hAnsi="Times New Roman" w:eastAsia="宋体"/>
+          <w:sz w:val="24"/>
+        </w:rPr>
+        <w:t xml:space="preserve">（坐标见 </w:t>
+      </w:r>
+      <w:r>
+        <w:rPr>
+          <w:rFonts w:ascii="Consolas" w:hAnsi="Consolas" w:eastAsia="Consolas"/>
+          <w:sz w:val="21"/>
+        </w:rPr>
+        <w:t>problem4_robot/results/station_opt_best.txt</w:t>
+      </w:r>
+      <w:r>
+        <w:rPr>
+          <w:rFonts w:ascii="Times New Roman" w:hAnsi="Times New Roman" w:eastAsia="宋体"/>
+          <w:sz w:val="24"/>
+        </w:rPr>
+        <w:t>）：</w:t>
+      </w:r>
+    </w:p>
+    <w:tbl>
+      <w:tblPr>
+        <w:tblStyle w:val="TableGrid"/>
+        <w:tblW w:type="auto" w:w="0"/>
+        <w:jc w:val="center"/>
+        <w:tblLook w:firstColumn="1" w:firstRow="1" w:lastColumn="0" w:lastRow="0" w:noHBand="0" w:noVBand="1" w:val="04A0"/>
+      </w:tblPr>
+      <w:tblGrid>
+        <w:gridCol w:w="2929"/>
+        <w:gridCol w:w="2929"/>
+        <w:gridCol w:w="2929"/>
+      </w:tblGrid>
+      <w:tr>
+        <w:tc>
+          <w:tcPr>
+            <w:tcW w:type="dxa" w:w="2929"/>
+            <w:shd w:val="clear" w:color="auto" w:fill="EAF1F8"/>
+          </w:tcPr>
+          <w:p>
+            <w:pPr>
+              <w:spacing w:before="20" w:after="20" w:line="240" w:lineRule="auto"/>
+            </w:pPr>
+          </w:p>
+        </w:tc>
+        <w:tc>
+          <w:tcPr>
+            <w:tcW w:type="dxa" w:w="2929"/>
+            <w:shd w:val="clear" w:color="auto" w:fill="EAF1F8"/>
+          </w:tcPr>
+          <w:p>
+            <w:pPr>
+              <w:spacing w:before="20" w:after="20" w:line="240" w:lineRule="auto"/>
+            </w:pPr>
+            <w:r>
+              <w:rPr>
+                <w:rFonts w:ascii="Times New Roman" w:hAnsi="Times New Roman" w:eastAsia="宋体"/>
+                <w:b/>
+                <w:sz w:val="19"/>
+              </w:rPr>
+              <w:t>当前格点块</w:t>
+            </w:r>
+          </w:p>
+        </w:tc>
+        <w:tc>
+          <w:tcPr>
+            <w:tcW w:type="dxa" w:w="2929"/>
+            <w:shd w:val="clear" w:color="auto" w:fill="EAF1F8"/>
+          </w:tcPr>
+          <w:p>
+            <w:pPr>
+              <w:spacing w:before="20" w:after="20" w:line="240" w:lineRule="auto"/>
+            </w:pPr>
+            <w:r>
+              <w:rPr>
+                <w:rFonts w:ascii="Times New Roman" w:hAnsi="Times New Roman" w:eastAsia="宋体"/>
+                <w:b/>
+                <w:sz w:val="19"/>
+              </w:rPr>
+              <w:t>非规则优化布局</w:t>
+            </w:r>
+          </w:p>
+        </w:tc>
+      </w:tr>
+      <w:tr>
+        <w:tc>
+          <w:tcPr>
+            <w:tcW w:type="dxa" w:w="2929"/>
+          </w:tcPr>
+          <w:p>
+            <w:pPr>
+              <w:spacing w:before="20" w:after="20" w:line="240" w:lineRule="auto"/>
+            </w:pPr>
+            <w:r>
+              <w:rPr>
+                <w:rFonts w:ascii="Times New Roman" w:hAnsi="Times New Roman" w:eastAsia="宋体"/>
+                <w:sz w:val="19"/>
+              </w:rPr>
+              <w:t>点数 / 三角形</w:t>
+            </w:r>
+          </w:p>
+        </w:tc>
+        <w:tc>
+          <w:tcPr>
+            <w:tcW w:type="dxa" w:w="2929"/>
+          </w:tcPr>
+          <w:p>
+            <w:pPr>
+              <w:spacing w:before="20" w:after="20" w:line="240" w:lineRule="auto"/>
+            </w:pPr>
+            <w:r>
+              <w:rPr>
+                <w:rFonts w:ascii="Times New Roman" w:hAnsi="Times New Roman" w:eastAsia="宋体"/>
+                <w:sz w:val="19"/>
+              </w:rPr>
+              <w:t>27 / 37</w:t>
+            </w:r>
+          </w:p>
+        </w:tc>
+        <w:tc>
+          <w:tcPr>
+            <w:tcW w:type="dxa" w:w="2929"/>
+          </w:tcPr>
+          <w:p>
+            <w:pPr>
+              <w:spacing w:before="20" w:after="20" w:line="240" w:lineRule="auto"/>
+            </w:pPr>
+            <w:r>
+              <w:rPr>
+                <w:rFonts w:ascii="Times New Roman" w:hAnsi="Times New Roman" w:eastAsia="宋体"/>
+                <w:b/>
+                <w:sz w:val="19"/>
+              </w:rPr>
+              <w:t>27 / 37</w:t>
+            </w:r>
+          </w:p>
+        </w:tc>
+      </w:tr>
+      <w:tr>
+        <w:tc>
+          <w:tcPr>
+            <w:tcW w:type="dxa" w:w="2929"/>
+          </w:tcPr>
+          <w:p>
+            <w:pPr>
+              <w:spacing w:before="20" w:after="20" w:line="240" w:lineRule="auto"/>
+            </w:pPr>
+            <w:r>
+              <w:rPr>
+                <w:rFonts w:ascii="Times New Roman" w:hAnsi="Times New Roman" w:eastAsia="宋体"/>
+                <w:b/>
+                <w:sz w:val="19"/>
+              </w:rPr>
+              <w:t>固定巡回（TSP）</w:t>
+            </w:r>
+          </w:p>
+        </w:tc>
+        <w:tc>
+          <w:tcPr>
+            <w:tcW w:type="dxa" w:w="2929"/>
+          </w:tcPr>
+          <w:p>
+            <w:pPr>
+              <w:spacing w:before="20" w:after="20" w:line="240" w:lineRule="auto"/>
+            </w:pPr>
+            <w:r>
+              <w:rPr>
+                <w:rFonts w:ascii="Times New Roman" w:hAnsi="Times New Roman" w:eastAsia="宋体"/>
+                <w:sz w:val="19"/>
+              </w:rPr>
+              <w:t>24 120 m</w:t>
+            </w:r>
+          </w:p>
+        </w:tc>
+        <w:tc>
+          <w:tcPr>
+            <w:tcW w:type="dxa" w:w="2929"/>
+          </w:tcPr>
+          <w:p>
+            <w:pPr>
+              <w:spacing w:before="20" w:after="20" w:line="240" w:lineRule="auto"/>
+            </w:pPr>
+            <w:r>
+              <w:rPr>
+                <w:rFonts w:ascii="Times New Roman" w:hAnsi="Times New Roman" w:eastAsia="宋体"/>
+                <w:b/>
+                <w:sz w:val="19"/>
+              </w:rPr>
+              <w:t>18 701 m（−22.5 %）</w:t>
+            </w:r>
+          </w:p>
+        </w:tc>
+      </w:tr>
+      <w:tr>
+        <w:tc>
+          <w:tcPr>
+            <w:tcW w:type="dxa" w:w="2929"/>
+          </w:tcPr>
+          <w:p>
+            <w:pPr>
+              <w:spacing w:before="20" w:after="20" w:line="240" w:lineRule="auto"/>
+            </w:pPr>
+            <w:r>
+              <w:rPr>
+                <w:rFonts w:ascii="Times New Roman" w:hAnsi="Times New Roman" w:eastAsia="宋体"/>
+                <w:sz w:val="19"/>
+              </w:rPr>
+              <w:t xml:space="preserve">成本代理 </w:t>
+            </w:r>
+            <w:r>
+              <w:rPr>
+                <w:rFonts w:ascii="Cambria Math" w:hAnsi="Cambria Math" w:eastAsia="宋体"/>
+                <w:sz w:val="19"/>
+              </w:rPr>
+              <w:t>C(S)</w:t>
+            </w:r>
+          </w:p>
+        </w:tc>
+        <w:tc>
+          <w:tcPr>
+            <w:tcW w:type="dxa" w:w="2929"/>
+          </w:tcPr>
+          <w:p>
+            <w:pPr>
+              <w:spacing w:before="20" w:after="20" w:line="240" w:lineRule="auto"/>
+            </w:pPr>
+            <w:r>
+              <w:rPr>
+                <w:rFonts w:ascii="Times New Roman" w:hAnsi="Times New Roman" w:eastAsia="宋体"/>
+                <w:sz w:val="19"/>
+              </w:rPr>
+              <w:t>6 673 s</w:t>
+            </w:r>
+          </w:p>
+        </w:tc>
+        <w:tc>
+          <w:tcPr>
+            <w:tcW w:type="dxa" w:w="2929"/>
+          </w:tcPr>
+          <w:p>
+            <w:pPr>
+              <w:spacing w:before="20" w:after="20" w:line="240" w:lineRule="auto"/>
+            </w:pPr>
+            <w:r>
+              <w:rPr>
+                <w:rFonts w:ascii="Times New Roman" w:hAnsi="Times New Roman" w:eastAsia="宋体"/>
+                <w:b/>
+                <w:sz w:val="19"/>
+              </w:rPr>
+              <w:t>5 590 s（−16.2 %）</w:t>
+            </w:r>
+          </w:p>
+        </w:tc>
+      </w:tr>
+      <w:tr>
+        <w:tc>
+          <w:tcPr>
+            <w:tcW w:type="dxa" w:w="2929"/>
+          </w:tcPr>
+          <w:p>
+            <w:pPr>
+              <w:spacing w:before="20" w:after="20" w:line="240" w:lineRule="auto"/>
+            </w:pPr>
+            <w:r>
+              <w:rPr>
+                <w:rFonts w:ascii="Times New Roman" w:hAnsi="Times New Roman" w:eastAsia="宋体"/>
+                <w:sz w:val="19"/>
+              </w:rPr>
+              <w:t>凸包顶点数</w:t>
+            </w:r>
+          </w:p>
+        </w:tc>
+        <w:tc>
+          <w:tcPr>
+            <w:tcW w:type="dxa" w:w="2929"/>
+          </w:tcPr>
+          <w:p>
+            <w:pPr>
+              <w:spacing w:before="20" w:after="20" w:line="240" w:lineRule="auto"/>
+            </w:pPr>
+            <w:r>
+              <w:rPr>
+                <w:rFonts w:ascii="Times New Roman" w:hAnsi="Times New Roman" w:eastAsia="宋体"/>
+                <w:sz w:val="19"/>
+              </w:rPr>
+              <w:t>8</w:t>
+            </w:r>
+          </w:p>
+        </w:tc>
+        <w:tc>
+          <w:tcPr>
+            <w:tcW w:type="dxa" w:w="2929"/>
+          </w:tcPr>
+          <w:p>
+            <w:pPr>
+              <w:spacing w:before="20" w:after="20" w:line="240" w:lineRule="auto"/>
+            </w:pPr>
+            <w:r>
+              <w:rPr>
+                <w:rFonts w:ascii="Times New Roman" w:hAnsi="Times New Roman" w:eastAsia="宋体"/>
+                <w:b/>
+                <w:sz w:val="19"/>
+              </w:rPr>
+              <w:t>15</w:t>
+            </w:r>
+            <w:r>
+              <w:rPr>
+                <w:rFonts w:ascii="Times New Roman" w:hAnsi="Times New Roman" w:eastAsia="宋体"/>
+                <w:sz w:val="19"/>
+              </w:rPr>
+              <w:t>（更接近圆形，故巡回更短）</w:t>
+            </w:r>
+          </w:p>
+        </w:tc>
+      </w:tr>
+      <w:tr>
+        <w:tc>
+          <w:tcPr>
+            <w:tcW w:type="dxa" w:w="2929"/>
+          </w:tcPr>
+          <w:p>
+            <w:pPr>
+              <w:spacing w:before="20" w:after="20" w:line="240" w:lineRule="auto"/>
+            </w:pPr>
+            <w:r>
+              <w:rPr>
+                <w:rFonts w:ascii="Times New Roman" w:hAnsi="Times New Roman" w:eastAsia="宋体"/>
+                <w:sz w:val="19"/>
+              </w:rPr>
+              <w:t>连续证书</w:t>
+            </w:r>
+          </w:p>
+        </w:tc>
+        <w:tc>
+          <w:tcPr>
+            <w:tcW w:type="dxa" w:w="2929"/>
+          </w:tcPr>
+          <w:p>
+            <w:pPr>
+              <w:spacing w:before="20" w:after="20" w:line="240" w:lineRule="auto"/>
+            </w:pPr>
+            <w:r>
+              <w:rPr>
+                <w:rFonts w:ascii="Times New Roman" w:hAnsi="Times New Roman" w:eastAsia="宋体"/>
+                <w:sz w:val="19"/>
+              </w:rPr>
+              <w:t>通过（支撑余量 6.17 m）</w:t>
+            </w:r>
+          </w:p>
+        </w:tc>
+        <w:tc>
+          <w:tcPr>
+            <w:tcW w:type="dxa" w:w="2929"/>
+          </w:tcPr>
+          <w:p>
+            <w:pPr>
+              <w:spacing w:before="20" w:after="20" w:line="240" w:lineRule="auto"/>
+            </w:pPr>
+            <w:r>
+              <w:rPr>
+                <w:rFonts w:ascii="Times New Roman" w:hAnsi="Times New Roman" w:eastAsia="宋体"/>
+                <w:b/>
+                <w:sz w:val="19"/>
+              </w:rPr>
+              <w:t>通过</w:t>
+            </w:r>
+            <w:r>
+              <w:rPr>
+                <w:rFonts w:ascii="Times New Roman" w:hAnsi="Times New Roman" w:eastAsia="宋体"/>
+                <w:sz w:val="19"/>
+              </w:rPr>
+              <w:t xml:space="preserve">：面积差 0、重叠 0、支撑余量 </w:t>
+            </w:r>
+            <w:r>
+              <w:rPr>
+                <w:rFonts w:ascii="Times New Roman" w:hAnsi="Times New Roman" w:eastAsia="宋体"/>
+                <w:b/>
+                <w:sz w:val="19"/>
+              </w:rPr>
+              <w:t>10.40 m</w:t>
+            </w:r>
+            <w:r>
+              <w:rPr>
+                <w:rFonts w:ascii="Times New Roman" w:hAnsi="Times New Roman" w:eastAsia="宋体"/>
+                <w:sz w:val="19"/>
+              </w:rPr>
+              <w:t xml:space="preserve">、盘内最大边 </w:t>
+            </w:r>
+            <w:r>
+              <w:rPr>
+                <w:rFonts w:ascii="Times New Roman" w:hAnsi="Times New Roman" w:eastAsia="宋体"/>
+                <w:b/>
+                <w:sz w:val="19"/>
+              </w:rPr>
+              <w:t>959.4 m</w:t>
+            </w:r>
+          </w:p>
+        </w:tc>
+      </w:tr>
+    </w:tbl>
+    <w:p>
+      <w:pPr>
+        <w:spacing w:after="80"/>
+      </w:pPr>
+    </w:p>
+    <w:p>
+      <w:pPr>
+        <w:spacing w:line="360" w:lineRule="auto" w:after="40"/>
+        <w:ind w:firstLine="420"/>
+      </w:pPr>
+      <w:r>
+        <w:rPr>
+          <w:rFonts w:ascii="Times New Roman" w:hAnsi="Times New Roman" w:eastAsia="宋体"/>
+          <w:b/>
+          <w:sz w:val="24"/>
+        </w:rPr>
+        <w:t>固定误差场配对验证</w:t>
+      </w:r>
+      <w:r>
+        <w:rPr>
+          <w:rFonts w:ascii="Times New Roman" w:hAnsi="Times New Roman" w:eastAsia="宋体"/>
+          <w:sz w:val="24"/>
+        </w:rPr>
+        <w:t xml:space="preserve">（两臂均在最终配置下：MEC 冻结 + 暂缓归航；新设计部署需 </w:t>
+      </w:r>
+      <w:r>
+        <w:rPr>
+          <w:rFonts w:ascii="Consolas" w:hAnsi="Consolas" w:eastAsia="Consolas"/>
+          <w:sz w:val="21"/>
+        </w:rPr>
+        <w:t>MESH_A=970</w:t>
+      </w:r>
+      <w:r>
+        <w:rPr>
+          <w:rFonts w:ascii="Times New Roman" w:hAnsi="Times New Roman" w:eastAsia="宋体"/>
+          <w:sz w:val="24"/>
+        </w:rPr>
+        <w:t xml:space="preserve"> 以使其 1.03 容差覆盖 959.4 m 的最大边）：</w:t>
+      </w:r>
+    </w:p>
+    <w:tbl>
+      <w:tblPr>
+        <w:tblStyle w:val="TableGrid"/>
+        <w:tblW w:type="auto" w:w="0"/>
+        <w:jc w:val="center"/>
+        <w:tblLook w:firstColumn="1" w:firstRow="1" w:lastColumn="0" w:lastRow="0" w:noHBand="0" w:noVBand="1" w:val="04A0"/>
+      </w:tblPr>
+      <w:tblGrid>
+        <w:gridCol w:w="976"/>
+        <w:gridCol w:w="976"/>
+        <w:gridCol w:w="976"/>
+        <w:gridCol w:w="976"/>
+        <w:gridCol w:w="976"/>
+        <w:gridCol w:w="976"/>
+        <w:gridCol w:w="976"/>
+        <w:gridCol w:w="976"/>
+        <w:gridCol w:w="976"/>
+      </w:tblGrid>
+      <w:tr>
+        <w:tc>
+          <w:tcPr>
+            <w:tcW w:type="dxa" w:w="976"/>
+            <w:shd w:val="clear" w:color="auto" w:fill="EAF1F8"/>
+          </w:tcPr>
+          <w:p>
+            <w:pPr>
+              <w:spacing w:before="20" w:after="20" w:line="240" w:lineRule="auto"/>
+            </w:pPr>
+            <w:r>
+              <w:rPr>
+                <w:rFonts w:ascii="Times New Roman" w:hAnsi="Times New Roman" w:eastAsia="宋体"/>
+                <w:b/>
+                <w:sz w:val="19"/>
+              </w:rPr>
+              <w:t>定向比例</w:t>
+            </w:r>
+          </w:p>
+        </w:tc>
+        <w:tc>
+          <w:tcPr>
+            <w:tcW w:type="dxa" w:w="976"/>
+            <w:shd w:val="clear" w:color="auto" w:fill="EAF1F8"/>
+          </w:tcPr>
+          <w:p>
+            <w:pPr>
+              <w:spacing w:before="20" w:after="20" w:line="240" w:lineRule="auto"/>
+            </w:pPr>
+            <w:r>
+              <w:rPr>
+                <w:rFonts w:ascii="Times New Roman" w:hAnsi="Times New Roman" w:eastAsia="宋体"/>
+                <w:b/>
+                <w:sz w:val="19"/>
+              </w:rPr>
+              <w:t>臂</w:t>
+            </w:r>
+          </w:p>
+        </w:tc>
+        <w:tc>
+          <w:tcPr>
+            <w:tcW w:type="dxa" w:w="976"/>
+            <w:shd w:val="clear" w:color="auto" w:fill="EAF1F8"/>
+          </w:tcPr>
+          <w:p>
+            <w:pPr>
+              <w:spacing w:before="20" w:after="20" w:line="240" w:lineRule="auto"/>
+            </w:pPr>
+            <w:r>
+              <w:rPr>
+                <w:rFonts w:ascii="Times New Roman" w:hAnsi="Times New Roman" w:eastAsia="宋体"/>
+                <w:b/>
+                <w:sz w:val="19"/>
+              </w:rPr>
+              <w:t>均值</w:t>
+            </w:r>
+          </w:p>
+        </w:tc>
+        <w:tc>
+          <w:tcPr>
+            <w:tcW w:type="dxa" w:w="976"/>
+            <w:shd w:val="clear" w:color="auto" w:fill="EAF1F8"/>
+          </w:tcPr>
+          <w:p>
+            <w:pPr>
+              <w:spacing w:before="20" w:after="20" w:line="240" w:lineRule="auto"/>
+            </w:pPr>
+            <w:r>
+              <w:rPr>
+                <w:rFonts w:ascii="Times New Roman" w:hAnsi="Times New Roman" w:eastAsia="宋体"/>
+                <w:b/>
+                <w:sz w:val="19"/>
+              </w:rPr>
+              <w:t>P90</w:t>
+            </w:r>
+          </w:p>
+        </w:tc>
+        <w:tc>
+          <w:tcPr>
+            <w:tcW w:type="dxa" w:w="976"/>
+            <w:shd w:val="clear" w:color="auto" w:fill="EAF1F8"/>
+          </w:tcPr>
+          <w:p>
+            <w:pPr>
+              <w:spacing w:before="20" w:after="20" w:line="240" w:lineRule="auto"/>
+            </w:pPr>
+            <w:r>
+              <w:rPr>
+                <w:rFonts w:ascii="Times New Roman" w:hAnsi="Times New Roman" w:eastAsia="宋体"/>
+                <w:b/>
+                <w:sz w:val="19"/>
+              </w:rPr>
+              <w:t>P95</w:t>
+            </w:r>
+          </w:p>
+        </w:tc>
+        <w:tc>
+          <w:tcPr>
+            <w:tcW w:type="dxa" w:w="976"/>
+            <w:shd w:val="clear" w:color="auto" w:fill="EAF1F8"/>
+          </w:tcPr>
+          <w:p>
+            <w:pPr>
+              <w:spacing w:before="20" w:after="20" w:line="240" w:lineRule="auto"/>
+            </w:pPr>
+            <w:r>
+              <w:rPr>
+                <w:rFonts w:ascii="Times New Roman" w:hAnsi="Times New Roman" w:eastAsia="宋体"/>
+                <w:b/>
+                <w:sz w:val="19"/>
+              </w:rPr>
+              <w:t>最大</w:t>
+            </w:r>
+          </w:p>
+        </w:tc>
+        <w:tc>
+          <w:tcPr>
+            <w:tcW w:type="dxa" w:w="976"/>
+            <w:shd w:val="clear" w:color="auto" w:fill="EAF1F8"/>
+          </w:tcPr>
+          <w:p>
+            <w:pPr>
+              <w:spacing w:before="20" w:after="20" w:line="240" w:lineRule="auto"/>
+            </w:pPr>
+            <w:r>
+              <w:rPr>
+                <w:rFonts w:ascii="Times New Roman" w:hAnsi="Times New Roman" w:eastAsia="宋体"/>
+                <w:b/>
+                <w:sz w:val="19"/>
+              </w:rPr>
+              <w:t>全清</w:t>
+            </w:r>
+          </w:p>
+        </w:tc>
+        <w:tc>
+          <w:tcPr>
+            <w:tcW w:type="dxa" w:w="976"/>
+            <w:shd w:val="clear" w:color="auto" w:fill="EAF1F8"/>
+          </w:tcPr>
+          <w:p>
+            <w:pPr>
+              <w:spacing w:before="20" w:after="20" w:line="240" w:lineRule="auto"/>
+            </w:pPr>
+            <w:r>
+              <w:rPr>
+                <w:rFonts w:ascii="Times New Roman" w:hAnsi="Times New Roman" w:eastAsia="宋体"/>
+                <w:b/>
+                <w:sz w:val="19"/>
+              </w:rPr>
+              <w:t>检测/例</w:t>
+            </w:r>
+          </w:p>
+        </w:tc>
+        <w:tc>
+          <w:tcPr>
+            <w:tcW w:type="dxa" w:w="976"/>
+            <w:shd w:val="clear" w:color="auto" w:fill="EAF1F8"/>
+          </w:tcPr>
+          <w:p>
+            <w:pPr>
+              <w:spacing w:before="20" w:after="20" w:line="240" w:lineRule="auto"/>
+            </w:pPr>
+            <w:r>
+              <w:rPr>
+                <w:rFonts w:ascii="Times New Roman" w:hAnsi="Times New Roman" w:eastAsia="宋体"/>
+                <w:b/>
+                <w:sz w:val="19"/>
+              </w:rPr>
+              <w:t>移动</w:t>
+            </w:r>
+          </w:p>
+        </w:tc>
+      </w:tr>
+      <w:tr>
+        <w:tc>
+          <w:tcPr>
+            <w:tcW w:type="dxa" w:w="976"/>
+          </w:tcPr>
+          <w:p>
+            <w:pPr>
+              <w:spacing w:before="20" w:after="20" w:line="240" w:lineRule="auto"/>
+            </w:pPr>
+            <w:r>
+              <w:rPr>
+                <w:rFonts w:ascii="Times New Roman" w:hAnsi="Times New Roman" w:eastAsia="宋体"/>
+                <w:sz w:val="19"/>
+              </w:rPr>
+              <w:t>50 %</w:t>
+            </w:r>
+          </w:p>
+        </w:tc>
+        <w:tc>
+          <w:tcPr>
+            <w:tcW w:type="dxa" w:w="976"/>
+          </w:tcPr>
+          <w:p>
+            <w:pPr>
+              <w:spacing w:before="20" w:after="20" w:line="240" w:lineRule="auto"/>
+            </w:pPr>
+            <w:r>
+              <w:rPr>
+                <w:rFonts w:ascii="Times New Roman" w:hAnsi="Times New Roman" w:eastAsia="宋体"/>
+                <w:sz w:val="19"/>
+              </w:rPr>
+              <w:t>A 当前格点块</w:t>
+            </w:r>
+          </w:p>
+        </w:tc>
+        <w:tc>
+          <w:tcPr>
+            <w:tcW w:type="dxa" w:w="976"/>
+          </w:tcPr>
+          <w:p>
+            <w:pPr>
+              <w:spacing w:before="20" w:after="20" w:line="240" w:lineRule="auto"/>
+            </w:pPr>
+            <w:r>
+              <w:rPr>
+                <w:rFonts w:ascii="Times New Roman" w:hAnsi="Times New Roman" w:eastAsia="宋体"/>
+                <w:sz w:val="19"/>
+              </w:rPr>
+              <w:t>8 538 s</w:t>
+            </w:r>
+          </w:p>
+        </w:tc>
+        <w:tc>
+          <w:tcPr>
+            <w:tcW w:type="dxa" w:w="976"/>
+          </w:tcPr>
+          <w:p>
+            <w:pPr>
+              <w:spacing w:before="20" w:after="20" w:line="240" w:lineRule="auto"/>
+            </w:pPr>
+            <w:r>
+              <w:rPr>
+                <w:rFonts w:ascii="Times New Roman" w:hAnsi="Times New Roman" w:eastAsia="宋体"/>
+                <w:sz w:val="19"/>
+              </w:rPr>
+              <w:t>8 978</w:t>
+            </w:r>
+          </w:p>
+        </w:tc>
+        <w:tc>
+          <w:tcPr>
+            <w:tcW w:type="dxa" w:w="976"/>
+          </w:tcPr>
+          <w:p>
+            <w:pPr>
+              <w:spacing w:before="20" w:after="20" w:line="240" w:lineRule="auto"/>
+            </w:pPr>
+            <w:r>
+              <w:rPr>
+                <w:rFonts w:ascii="Times New Roman" w:hAnsi="Times New Roman" w:eastAsia="宋体"/>
+                <w:sz w:val="19"/>
+              </w:rPr>
+              <w:t>9 260</w:t>
+            </w:r>
+          </w:p>
+        </w:tc>
+        <w:tc>
+          <w:tcPr>
+            <w:tcW w:type="dxa" w:w="976"/>
+          </w:tcPr>
+          <w:p>
+            <w:pPr>
+              <w:spacing w:before="20" w:after="20" w:line="240" w:lineRule="auto"/>
+            </w:pPr>
+            <w:r>
+              <w:rPr>
+                <w:rFonts w:ascii="Times New Roman" w:hAnsi="Times New Roman" w:eastAsia="宋体"/>
+                <w:sz w:val="19"/>
+              </w:rPr>
+              <w:t>10 474</w:t>
+            </w:r>
+          </w:p>
+        </w:tc>
+        <w:tc>
+          <w:tcPr>
+            <w:tcW w:type="dxa" w:w="976"/>
+          </w:tcPr>
+          <w:p>
+            <w:pPr>
+              <w:spacing w:before="20" w:after="20" w:line="240" w:lineRule="auto"/>
+            </w:pPr>
+            <w:r>
+              <w:rPr>
+                <w:rFonts w:ascii="Times New Roman" w:hAnsi="Times New Roman" w:eastAsia="宋体"/>
+                <w:sz w:val="19"/>
+              </w:rPr>
+              <w:t>200/200</w:t>
+            </w:r>
+          </w:p>
+        </w:tc>
+        <w:tc>
+          <w:tcPr>
+            <w:tcW w:type="dxa" w:w="976"/>
+          </w:tcPr>
+          <w:p>
+            <w:pPr>
+              <w:spacing w:before="20" w:after="20" w:line="240" w:lineRule="auto"/>
+            </w:pPr>
+            <w:r>
+              <w:rPr>
+                <w:rFonts w:ascii="Times New Roman" w:hAnsi="Times New Roman" w:eastAsia="宋体"/>
+                <w:sz w:val="19"/>
+              </w:rPr>
+              <w:t>353.3</w:t>
+            </w:r>
+          </w:p>
+        </w:tc>
+        <w:tc>
+          <w:tcPr>
+            <w:tcW w:type="dxa" w:w="976"/>
+          </w:tcPr>
+          <w:p>
+            <w:pPr>
+              <w:spacing w:before="20" w:after="20" w:line="240" w:lineRule="auto"/>
+            </w:pPr>
+            <w:r>
+              <w:rPr>
+                <w:rFonts w:ascii="Times New Roman" w:hAnsi="Times New Roman" w:eastAsia="宋体"/>
+                <w:sz w:val="19"/>
+              </w:rPr>
+              <w:t>31 887 m</w:t>
+            </w:r>
+          </w:p>
+        </w:tc>
+      </w:tr>
+      <w:tr>
+        <w:tc>
+          <w:tcPr>
+            <w:tcW w:type="dxa" w:w="976"/>
+          </w:tcPr>
+          <w:p>
+            <w:pPr>
+              <w:spacing w:before="20" w:after="20" w:line="240" w:lineRule="auto"/>
+            </w:pPr>
+            <w:r>
+              <w:rPr>
+                <w:rFonts w:ascii="Times New Roman" w:hAnsi="Times New Roman" w:eastAsia="宋体"/>
+                <w:sz w:val="19"/>
+              </w:rPr>
+              <w:t>50 %</w:t>
+            </w:r>
+          </w:p>
+        </w:tc>
+        <w:tc>
+          <w:tcPr>
+            <w:tcW w:type="dxa" w:w="976"/>
+          </w:tcPr>
+          <w:p>
+            <w:pPr>
+              <w:spacing w:before="20" w:after="20" w:line="240" w:lineRule="auto"/>
+            </w:pPr>
+            <w:r>
+              <w:rPr>
+                <w:rFonts w:ascii="Times New Roman" w:hAnsi="Times New Roman" w:eastAsia="宋体"/>
+                <w:b/>
+                <w:sz w:val="19"/>
+              </w:rPr>
+              <w:t>B 非规则布局</w:t>
+            </w:r>
+          </w:p>
+        </w:tc>
+        <w:tc>
+          <w:tcPr>
+            <w:tcW w:type="dxa" w:w="976"/>
+          </w:tcPr>
+          <w:p>
+            <w:pPr>
+              <w:spacing w:before="20" w:after="20" w:line="240" w:lineRule="auto"/>
+            </w:pPr>
+            <w:r>
+              <w:rPr>
+                <w:rFonts w:ascii="Times New Roman" w:hAnsi="Times New Roman" w:eastAsia="宋体"/>
+                <w:b/>
+                <w:sz w:val="19"/>
+              </w:rPr>
+              <w:t>7 487 s</w:t>
+            </w:r>
+          </w:p>
+        </w:tc>
+        <w:tc>
+          <w:tcPr>
+            <w:tcW w:type="dxa" w:w="976"/>
+          </w:tcPr>
+          <w:p>
+            <w:pPr>
+              <w:spacing w:before="20" w:after="20" w:line="240" w:lineRule="auto"/>
+            </w:pPr>
+            <w:r>
+              <w:rPr>
+                <w:rFonts w:ascii="Times New Roman" w:hAnsi="Times New Roman" w:eastAsia="宋体"/>
+                <w:sz w:val="19"/>
+              </w:rPr>
+              <w:t>8 124</w:t>
+            </w:r>
+          </w:p>
+        </w:tc>
+        <w:tc>
+          <w:tcPr>
+            <w:tcW w:type="dxa" w:w="976"/>
+          </w:tcPr>
+          <w:p>
+            <w:pPr>
+              <w:spacing w:before="20" w:after="20" w:line="240" w:lineRule="auto"/>
+            </w:pPr>
+            <w:r>
+              <w:rPr>
+                <w:rFonts w:ascii="Times New Roman" w:hAnsi="Times New Roman" w:eastAsia="宋体"/>
+                <w:b/>
+                <w:sz w:val="19"/>
+              </w:rPr>
+              <w:t>8 464</w:t>
+            </w:r>
+          </w:p>
+        </w:tc>
+        <w:tc>
+          <w:tcPr>
+            <w:tcW w:type="dxa" w:w="976"/>
+          </w:tcPr>
+          <w:p>
+            <w:pPr>
+              <w:spacing w:before="20" w:after="20" w:line="240" w:lineRule="auto"/>
+            </w:pPr>
+            <w:r>
+              <w:rPr>
+                <w:rFonts w:ascii="Times New Roman" w:hAnsi="Times New Roman" w:eastAsia="宋体"/>
+                <w:b/>
+                <w:sz w:val="19"/>
+              </w:rPr>
+              <w:t>9 282</w:t>
+            </w:r>
+          </w:p>
+        </w:tc>
+        <w:tc>
+          <w:tcPr>
+            <w:tcW w:type="dxa" w:w="976"/>
+          </w:tcPr>
+          <w:p>
+            <w:pPr>
+              <w:spacing w:before="20" w:after="20" w:line="240" w:lineRule="auto"/>
+            </w:pPr>
+            <w:r>
+              <w:rPr>
+                <w:rFonts w:ascii="Times New Roman" w:hAnsi="Times New Roman" w:eastAsia="宋体"/>
+                <w:sz w:val="19"/>
+              </w:rPr>
+              <w:t>200/200</w:t>
+            </w:r>
+          </w:p>
+        </w:tc>
+        <w:tc>
+          <w:tcPr>
+            <w:tcW w:type="dxa" w:w="976"/>
+          </w:tcPr>
+          <w:p>
+            <w:pPr>
+              <w:spacing w:before="20" w:after="20" w:line="240" w:lineRule="auto"/>
+            </w:pPr>
+            <w:r>
+              <w:rPr>
+                <w:rFonts w:ascii="Times New Roman" w:hAnsi="Times New Roman" w:eastAsia="宋体"/>
+                <w:sz w:val="19"/>
+              </w:rPr>
+              <w:t>368.0</w:t>
+            </w:r>
+          </w:p>
+        </w:tc>
+        <w:tc>
+          <w:tcPr>
+            <w:tcW w:type="dxa" w:w="976"/>
+          </w:tcPr>
+          <w:p>
+            <w:pPr>
+              <w:spacing w:before="20" w:after="20" w:line="240" w:lineRule="auto"/>
+            </w:pPr>
+            <w:r>
+              <w:rPr>
+                <w:rFonts w:ascii="Times New Roman" w:hAnsi="Times New Roman" w:eastAsia="宋体"/>
+                <w:b/>
+                <w:sz w:val="19"/>
+              </w:rPr>
+              <w:t>26 197 m</w:t>
+            </w:r>
+          </w:p>
+        </w:tc>
+      </w:tr>
+      <w:tr>
+        <w:tc>
+          <w:tcPr>
+            <w:tcW w:type="dxa" w:w="976"/>
+          </w:tcPr>
+          <w:p>
+            <w:pPr>
+              <w:spacing w:before="20" w:after="20" w:line="240" w:lineRule="auto"/>
+            </w:pPr>
+            <w:r>
+              <w:rPr>
+                <w:rFonts w:ascii="Times New Roman" w:hAnsi="Times New Roman" w:eastAsia="宋体"/>
+                <w:sz w:val="19"/>
+              </w:rPr>
+              <w:t>50 %</w:t>
+            </w:r>
+          </w:p>
+        </w:tc>
+        <w:tc>
+          <w:tcPr>
+            <w:tcW w:type="dxa" w:w="976"/>
+          </w:tcPr>
+          <w:p>
+            <w:pPr>
+              <w:spacing w:before="20" w:after="20" w:line="240" w:lineRule="auto"/>
+            </w:pPr>
+            <w:r>
+              <w:rPr>
+                <w:rFonts w:ascii="Times New Roman" w:hAnsi="Times New Roman" w:eastAsia="宋体"/>
+                <w:sz w:val="19"/>
+              </w:rPr>
+              <w:t>配对</w:t>
+            </w:r>
+          </w:p>
+        </w:tc>
+        <w:tc>
+          <w:tcPr>
+            <w:tcW w:type="dxa" w:w="976"/>
+          </w:tcPr>
+          <w:p>
+            <w:pPr>
+              <w:spacing w:before="20" w:after="20" w:line="240" w:lineRule="auto"/>
+            </w:pPr>
+            <w:r>
+              <w:rPr>
+                <w:rFonts w:ascii="Times New Roman" w:hAnsi="Times New Roman" w:eastAsia="宋体"/>
+                <w:b/>
+                <w:sz w:val="19"/>
+              </w:rPr>
+              <w:t>−1 050.4 s（−12.30 %）</w:t>
+            </w:r>
+          </w:p>
+        </w:tc>
+        <w:tc>
+          <w:tcPr>
+            <w:tcW w:type="dxa" w:w="976"/>
+          </w:tcPr>
+          <w:p>
+            <w:pPr>
+              <w:spacing w:before="20" w:after="20" w:line="240" w:lineRule="auto"/>
+            </w:pPr>
+            <w:r>
+              <w:rPr>
+                <w:rFonts w:ascii="Times New Roman" w:hAnsi="Times New Roman" w:eastAsia="宋体"/>
+                <w:sz w:val="19"/>
+              </w:rPr>
+              <w:t>—</w:t>
+            </w:r>
+          </w:p>
+        </w:tc>
+        <w:tc>
+          <w:tcPr>
+            <w:tcW w:type="dxa" w:w="976"/>
+          </w:tcPr>
+          <w:p>
+            <w:pPr>
+              <w:spacing w:before="20" w:after="20" w:line="240" w:lineRule="auto"/>
+            </w:pPr>
+            <w:r>
+              <w:rPr>
+                <w:rFonts w:ascii="Times New Roman" w:hAnsi="Times New Roman" w:eastAsia="宋体"/>
+                <w:sz w:val="19"/>
+              </w:rPr>
+              <w:t xml:space="preserve">CI </w:t>
+            </w:r>
+            <w:r>
+              <w:rPr>
+                <w:rFonts w:ascii="Cambria Math" w:hAnsi="Cambria Math" w:eastAsia="宋体"/>
+                <w:sz w:val="19"/>
+              </w:rPr>
+              <w:t>[-1128,-973]</w:t>
+            </w:r>
+          </w:p>
+        </w:tc>
+        <w:tc>
+          <w:tcPr>
+            <w:tcW w:type="dxa" w:w="976"/>
+          </w:tcPr>
+          <w:p>
+            <w:pPr>
+              <w:spacing w:before="20" w:after="20" w:line="240" w:lineRule="auto"/>
+            </w:pPr>
+            <w:r>
+              <w:rPr>
+                <w:rFonts w:ascii="Times New Roman" w:hAnsi="Times New Roman" w:eastAsia="宋体"/>
+                <w:b/>
+                <w:sz w:val="19"/>
+              </w:rPr>
+              <w:t>96.5 % 更快</w:t>
+            </w:r>
+          </w:p>
+        </w:tc>
+        <w:tc>
+          <w:tcPr>
+            <w:tcW w:type="dxa" w:w="976"/>
+          </w:tcPr>
+          <w:p>
+            <w:pPr>
+              <w:spacing w:before="20" w:after="20" w:line="240" w:lineRule="auto"/>
+            </w:pPr>
+            <w:r>
+              <w:rPr>
+                <w:rFonts w:ascii="Times New Roman" w:hAnsi="Times New Roman" w:eastAsia="宋体"/>
+                <w:sz w:val="19"/>
+              </w:rPr>
+              <w:t>零漏清</w:t>
+            </w:r>
+          </w:p>
+        </w:tc>
+        <w:tc>
+          <w:tcPr>
+            <w:tcW w:type="dxa" w:w="976"/>
+          </w:tcPr>
+          <w:p>
+            <w:pPr>
+              <w:spacing w:before="20" w:after="20" w:line="240" w:lineRule="auto"/>
+            </w:pPr>
+            <w:r>
+              <w:rPr>
+                <w:rFonts w:ascii="Times New Roman" w:hAnsi="Times New Roman" w:eastAsia="宋体"/>
+                <w:sz w:val="19"/>
+              </w:rPr>
+              <w:t>—</w:t>
+            </w:r>
+          </w:p>
+        </w:tc>
+        <w:tc>
+          <w:tcPr>
+            <w:tcW w:type="dxa" w:w="976"/>
+          </w:tcPr>
+          <w:p>
+            <w:pPr>
+              <w:spacing w:before="20" w:after="20" w:line="240" w:lineRule="auto"/>
+            </w:pPr>
+            <w:r>
+              <w:rPr>
+                <w:rFonts w:ascii="Times New Roman" w:hAnsi="Times New Roman" w:eastAsia="宋体"/>
+                <w:b/>
+                <w:sz w:val="19"/>
+              </w:rPr>
+              <w:t>−17.8 %</w:t>
+            </w:r>
+          </w:p>
+        </w:tc>
+      </w:tr>
+      <w:tr>
+        <w:tc>
+          <w:tcPr>
+            <w:tcW w:type="dxa" w:w="976"/>
+          </w:tcPr>
+          <w:p>
+            <w:pPr>
+              <w:spacing w:before="20" w:after="20" w:line="240" w:lineRule="auto"/>
+            </w:pPr>
+            <w:r>
+              <w:rPr>
+                <w:rFonts w:ascii="Times New Roman" w:hAnsi="Times New Roman" w:eastAsia="宋体"/>
+                <w:sz w:val="19"/>
+              </w:rPr>
+              <w:t>100 %</w:t>
+            </w:r>
+          </w:p>
+        </w:tc>
+        <w:tc>
+          <w:tcPr>
+            <w:tcW w:type="dxa" w:w="976"/>
+          </w:tcPr>
+          <w:p>
+            <w:pPr>
+              <w:spacing w:before="20" w:after="20" w:line="240" w:lineRule="auto"/>
+            </w:pPr>
+            <w:r>
+              <w:rPr>
+                <w:rFonts w:ascii="Times New Roman" w:hAnsi="Times New Roman" w:eastAsia="宋体"/>
+                <w:sz w:val="19"/>
+              </w:rPr>
+              <w:t>A 当前格点块</w:t>
+            </w:r>
+          </w:p>
+        </w:tc>
+        <w:tc>
+          <w:tcPr>
+            <w:tcW w:type="dxa" w:w="976"/>
+          </w:tcPr>
+          <w:p>
+            <w:pPr>
+              <w:spacing w:before="20" w:after="20" w:line="240" w:lineRule="auto"/>
+            </w:pPr>
+            <w:r>
+              <w:rPr>
+                <w:rFonts w:ascii="Times New Roman" w:hAnsi="Times New Roman" w:eastAsia="宋体"/>
+                <w:sz w:val="19"/>
+              </w:rPr>
+              <w:t>9 093 s</w:t>
+            </w:r>
+          </w:p>
+        </w:tc>
+        <w:tc>
+          <w:tcPr>
+            <w:tcW w:type="dxa" w:w="976"/>
+          </w:tcPr>
+          <w:p>
+            <w:pPr>
+              <w:spacing w:before="20" w:after="20" w:line="240" w:lineRule="auto"/>
+            </w:pPr>
+            <w:r>
+              <w:rPr>
+                <w:rFonts w:ascii="Times New Roman" w:hAnsi="Times New Roman" w:eastAsia="宋体"/>
+                <w:sz w:val="19"/>
+              </w:rPr>
+              <w:t>9 819</w:t>
+            </w:r>
+          </w:p>
+        </w:tc>
+        <w:tc>
+          <w:tcPr>
+            <w:tcW w:type="dxa" w:w="976"/>
+          </w:tcPr>
+          <w:p>
+            <w:pPr>
+              <w:spacing w:before="20" w:after="20" w:line="240" w:lineRule="auto"/>
+            </w:pPr>
+            <w:r>
+              <w:rPr>
+                <w:rFonts w:ascii="Times New Roman" w:hAnsi="Times New Roman" w:eastAsia="宋体"/>
+                <w:sz w:val="19"/>
+              </w:rPr>
+              <w:t>9 996</w:t>
+            </w:r>
+          </w:p>
+        </w:tc>
+        <w:tc>
+          <w:tcPr>
+            <w:tcW w:type="dxa" w:w="976"/>
+          </w:tcPr>
+          <w:p>
+            <w:pPr>
+              <w:spacing w:before="20" w:after="20" w:line="240" w:lineRule="auto"/>
+            </w:pPr>
+            <w:r>
+              <w:rPr>
+                <w:rFonts w:ascii="Times New Roman" w:hAnsi="Times New Roman" w:eastAsia="宋体"/>
+                <w:sz w:val="19"/>
+              </w:rPr>
+              <w:t>12 071</w:t>
+            </w:r>
+          </w:p>
+        </w:tc>
+        <w:tc>
+          <w:tcPr>
+            <w:tcW w:type="dxa" w:w="976"/>
+          </w:tcPr>
+          <w:p>
+            <w:pPr>
+              <w:spacing w:before="20" w:after="20" w:line="240" w:lineRule="auto"/>
+            </w:pPr>
+            <w:r>
+              <w:rPr>
+                <w:rFonts w:ascii="Times New Roman" w:hAnsi="Times New Roman" w:eastAsia="宋体"/>
+                <w:sz w:val="19"/>
+              </w:rPr>
+              <w:t>200/200</w:t>
+            </w:r>
+          </w:p>
+        </w:tc>
+        <w:tc>
+          <w:tcPr>
+            <w:tcW w:type="dxa" w:w="976"/>
+          </w:tcPr>
+          <w:p>
+            <w:pPr>
+              <w:spacing w:before="20" w:after="20" w:line="240" w:lineRule="auto"/>
+            </w:pPr>
+            <w:r>
+              <w:rPr>
+                <w:rFonts w:ascii="Times New Roman" w:hAnsi="Times New Roman" w:eastAsia="宋体"/>
+                <w:sz w:val="19"/>
+              </w:rPr>
+              <w:t>398.4</w:t>
+            </w:r>
+          </w:p>
+        </w:tc>
+        <w:tc>
+          <w:tcPr>
+            <w:tcW w:type="dxa" w:w="976"/>
+          </w:tcPr>
+          <w:p>
+            <w:pPr>
+              <w:spacing w:before="20" w:after="20" w:line="240" w:lineRule="auto"/>
+            </w:pPr>
+            <w:r>
+              <w:rPr>
+                <w:rFonts w:ascii="Times New Roman" w:hAnsi="Times New Roman" w:eastAsia="宋体"/>
+                <w:sz w:val="19"/>
+              </w:rPr>
+              <w:t>33 320 m</w:t>
+            </w:r>
+          </w:p>
+        </w:tc>
+      </w:tr>
+      <w:tr>
+        <w:tc>
+          <w:tcPr>
+            <w:tcW w:type="dxa" w:w="976"/>
+          </w:tcPr>
+          <w:p>
+            <w:pPr>
+              <w:spacing w:before="20" w:after="20" w:line="240" w:lineRule="auto"/>
+            </w:pPr>
+            <w:r>
+              <w:rPr>
+                <w:rFonts w:ascii="Times New Roman" w:hAnsi="Times New Roman" w:eastAsia="宋体"/>
+                <w:sz w:val="19"/>
+              </w:rPr>
+              <w:t>100 %</w:t>
+            </w:r>
+          </w:p>
+        </w:tc>
+        <w:tc>
+          <w:tcPr>
+            <w:tcW w:type="dxa" w:w="976"/>
+          </w:tcPr>
+          <w:p>
+            <w:pPr>
+              <w:spacing w:before="20" w:after="20" w:line="240" w:lineRule="auto"/>
+            </w:pPr>
+            <w:r>
+              <w:rPr>
+                <w:rFonts w:ascii="Times New Roman" w:hAnsi="Times New Roman" w:eastAsia="宋体"/>
+                <w:b/>
+                <w:sz w:val="19"/>
+              </w:rPr>
+              <w:t>B 非规则布局</w:t>
+            </w:r>
+          </w:p>
+        </w:tc>
+        <w:tc>
+          <w:tcPr>
+            <w:tcW w:type="dxa" w:w="976"/>
+          </w:tcPr>
+          <w:p>
+            <w:pPr>
+              <w:spacing w:before="20" w:after="20" w:line="240" w:lineRule="auto"/>
+            </w:pPr>
+            <w:r>
+              <w:rPr>
+                <w:rFonts w:ascii="Times New Roman" w:hAnsi="Times New Roman" w:eastAsia="宋体"/>
+                <w:b/>
+                <w:sz w:val="19"/>
+              </w:rPr>
+              <w:t>7 957 s</w:t>
+            </w:r>
+          </w:p>
+        </w:tc>
+        <w:tc>
+          <w:tcPr>
+            <w:tcW w:type="dxa" w:w="976"/>
+          </w:tcPr>
+          <w:p>
+            <w:pPr>
+              <w:spacing w:before="20" w:after="20" w:line="240" w:lineRule="auto"/>
+            </w:pPr>
+            <w:r>
+              <w:rPr>
+                <w:rFonts w:ascii="Times New Roman" w:hAnsi="Times New Roman" w:eastAsia="宋体"/>
+                <w:sz w:val="19"/>
+              </w:rPr>
+              <w:t>8 627</w:t>
+            </w:r>
+          </w:p>
+        </w:tc>
+        <w:tc>
+          <w:tcPr>
+            <w:tcW w:type="dxa" w:w="976"/>
+          </w:tcPr>
+          <w:p>
+            <w:pPr>
+              <w:spacing w:before="20" w:after="20" w:line="240" w:lineRule="auto"/>
+            </w:pPr>
+            <w:r>
+              <w:rPr>
+                <w:rFonts w:ascii="Times New Roman" w:hAnsi="Times New Roman" w:eastAsia="宋体"/>
+                <w:b/>
+                <w:sz w:val="19"/>
+              </w:rPr>
+              <w:t>8 833</w:t>
+            </w:r>
+          </w:p>
+        </w:tc>
+        <w:tc>
+          <w:tcPr>
+            <w:tcW w:type="dxa" w:w="976"/>
+          </w:tcPr>
+          <w:p>
+            <w:pPr>
+              <w:spacing w:before="20" w:after="20" w:line="240" w:lineRule="auto"/>
+            </w:pPr>
+            <w:r>
+              <w:rPr>
+                <w:rFonts w:ascii="Times New Roman" w:hAnsi="Times New Roman" w:eastAsia="宋体"/>
+                <w:b/>
+                <w:sz w:val="19"/>
+              </w:rPr>
+              <w:t>10 742</w:t>
+            </w:r>
+          </w:p>
+        </w:tc>
+        <w:tc>
+          <w:tcPr>
+            <w:tcW w:type="dxa" w:w="976"/>
+          </w:tcPr>
+          <w:p>
+            <w:pPr>
+              <w:spacing w:before="20" w:after="20" w:line="240" w:lineRule="auto"/>
+            </w:pPr>
+            <w:r>
+              <w:rPr>
+                <w:rFonts w:ascii="Times New Roman" w:hAnsi="Times New Roman" w:eastAsia="宋体"/>
+                <w:sz w:val="19"/>
+              </w:rPr>
+              <w:t>200/200</w:t>
+            </w:r>
+          </w:p>
+        </w:tc>
+        <w:tc>
+          <w:tcPr>
+            <w:tcW w:type="dxa" w:w="976"/>
+          </w:tcPr>
+          <w:p>
+            <w:pPr>
+              <w:spacing w:before="20" w:after="20" w:line="240" w:lineRule="auto"/>
+            </w:pPr>
+            <w:r>
+              <w:rPr>
+                <w:rFonts w:ascii="Times New Roman" w:hAnsi="Times New Roman" w:eastAsia="宋体"/>
+                <w:sz w:val="19"/>
+              </w:rPr>
+              <w:t>397.1</w:t>
+            </w:r>
+          </w:p>
+        </w:tc>
+        <w:tc>
+          <w:tcPr>
+            <w:tcW w:type="dxa" w:w="976"/>
+          </w:tcPr>
+          <w:p>
+            <w:pPr>
+              <w:spacing w:before="20" w:after="20" w:line="240" w:lineRule="auto"/>
+            </w:pPr>
+            <w:r>
+              <w:rPr>
+                <w:rFonts w:ascii="Times New Roman" w:hAnsi="Times New Roman" w:eastAsia="宋体"/>
+                <w:b/>
+                <w:sz w:val="19"/>
+              </w:rPr>
+              <w:t>27 672 m</w:t>
+            </w:r>
+          </w:p>
+        </w:tc>
+      </w:tr>
+      <w:tr>
+        <w:tc>
+          <w:tcPr>
+            <w:tcW w:type="dxa" w:w="976"/>
+          </w:tcPr>
+          <w:p>
+            <w:pPr>
+              <w:spacing w:before="20" w:after="20" w:line="240" w:lineRule="auto"/>
+            </w:pPr>
+            <w:r>
+              <w:rPr>
+                <w:rFonts w:ascii="Times New Roman" w:hAnsi="Times New Roman" w:eastAsia="宋体"/>
+                <w:sz w:val="19"/>
+              </w:rPr>
+              <w:t>100 %</w:t>
+            </w:r>
+          </w:p>
+        </w:tc>
+        <w:tc>
+          <w:tcPr>
+            <w:tcW w:type="dxa" w:w="976"/>
+          </w:tcPr>
+          <w:p>
+            <w:pPr>
+              <w:spacing w:before="20" w:after="20" w:line="240" w:lineRule="auto"/>
+            </w:pPr>
+            <w:r>
+              <w:rPr>
+                <w:rFonts w:ascii="Times New Roman" w:hAnsi="Times New Roman" w:eastAsia="宋体"/>
+                <w:sz w:val="19"/>
+              </w:rPr>
+              <w:t>配对</w:t>
+            </w:r>
+          </w:p>
+        </w:tc>
+        <w:tc>
+          <w:tcPr>
+            <w:tcW w:type="dxa" w:w="976"/>
+          </w:tcPr>
+          <w:p>
+            <w:pPr>
+              <w:spacing w:before="20" w:after="20" w:line="240" w:lineRule="auto"/>
+            </w:pPr>
+            <w:r>
+              <w:rPr>
+                <w:rFonts w:ascii="Times New Roman" w:hAnsi="Times New Roman" w:eastAsia="宋体"/>
+                <w:b/>
+                <w:sz w:val="19"/>
+              </w:rPr>
+              <w:t>−1 136.1 s（−12.49 %）</w:t>
+            </w:r>
+          </w:p>
+        </w:tc>
+        <w:tc>
+          <w:tcPr>
+            <w:tcW w:type="dxa" w:w="976"/>
+          </w:tcPr>
+          <w:p>
+            <w:pPr>
+              <w:spacing w:before="20" w:after="20" w:line="240" w:lineRule="auto"/>
+            </w:pPr>
+            <w:r>
+              <w:rPr>
+                <w:rFonts w:ascii="Times New Roman" w:hAnsi="Times New Roman" w:eastAsia="宋体"/>
+                <w:sz w:val="19"/>
+              </w:rPr>
+              <w:t>—</w:t>
+            </w:r>
+          </w:p>
+        </w:tc>
+        <w:tc>
+          <w:tcPr>
+            <w:tcW w:type="dxa" w:w="976"/>
+          </w:tcPr>
+          <w:p>
+            <w:pPr>
+              <w:spacing w:before="20" w:after="20" w:line="240" w:lineRule="auto"/>
+            </w:pPr>
+            <w:r>
+              <w:rPr>
+                <w:rFonts w:ascii="Times New Roman" w:hAnsi="Times New Roman" w:eastAsia="宋体"/>
+                <w:sz w:val="19"/>
+              </w:rPr>
+              <w:t xml:space="preserve">CI </w:t>
+            </w:r>
+            <w:r>
+              <w:rPr>
+                <w:rFonts w:ascii="Cambria Math" w:hAnsi="Cambria Math" w:eastAsia="宋体"/>
+                <w:sz w:val="19"/>
+              </w:rPr>
+              <w:t>[-1222,-1050]</w:t>
+            </w:r>
+          </w:p>
+        </w:tc>
+        <w:tc>
+          <w:tcPr>
+            <w:tcW w:type="dxa" w:w="976"/>
+          </w:tcPr>
+          <w:p>
+            <w:pPr>
+              <w:spacing w:before="20" w:after="20" w:line="240" w:lineRule="auto"/>
+            </w:pPr>
+            <w:r>
+              <w:rPr>
+                <w:rFonts w:ascii="Times New Roman" w:hAnsi="Times New Roman" w:eastAsia="宋体"/>
+                <w:b/>
+                <w:sz w:val="19"/>
+              </w:rPr>
+              <w:t>98.0 % 更快</w:t>
+            </w:r>
+          </w:p>
+        </w:tc>
+        <w:tc>
+          <w:tcPr>
+            <w:tcW w:type="dxa" w:w="976"/>
+          </w:tcPr>
+          <w:p>
+            <w:pPr>
+              <w:spacing w:before="20" w:after="20" w:line="240" w:lineRule="auto"/>
+            </w:pPr>
+            <w:r>
+              <w:rPr>
+                <w:rFonts w:ascii="Times New Roman" w:hAnsi="Times New Roman" w:eastAsia="宋体"/>
+                <w:sz w:val="19"/>
+              </w:rPr>
+              <w:t>零漏清</w:t>
+            </w:r>
+          </w:p>
+        </w:tc>
+        <w:tc>
+          <w:tcPr>
+            <w:tcW w:type="dxa" w:w="976"/>
+          </w:tcPr>
+          <w:p>
+            <w:pPr>
+              <w:spacing w:before="20" w:after="20" w:line="240" w:lineRule="auto"/>
+            </w:pPr>
+            <w:r>
+              <w:rPr>
+                <w:rFonts w:ascii="Times New Roman" w:hAnsi="Times New Roman" w:eastAsia="宋体"/>
+                <w:sz w:val="19"/>
+              </w:rPr>
+              <w:t>—</w:t>
+            </w:r>
+          </w:p>
+        </w:tc>
+        <w:tc>
+          <w:tcPr>
+            <w:tcW w:type="dxa" w:w="976"/>
+          </w:tcPr>
+          <w:p>
+            <w:pPr>
+              <w:spacing w:before="20" w:after="20" w:line="240" w:lineRule="auto"/>
+            </w:pPr>
+            <w:r>
+              <w:rPr>
+                <w:rFonts w:ascii="Times New Roman" w:hAnsi="Times New Roman" w:eastAsia="宋体"/>
+                <w:b/>
+                <w:sz w:val="19"/>
+              </w:rPr>
+              <w:t>−17.0 %</w:t>
+            </w:r>
+          </w:p>
+        </w:tc>
+      </w:tr>
+    </w:tbl>
+    <w:p>
+      <w:pPr>
+        <w:spacing w:after="80"/>
+      </w:pPr>
+    </w:p>
+    <w:p>
+      <w:pPr>
+        <w:spacing w:line="360" w:lineRule="auto" w:after="40"/>
+        <w:ind w:firstLine="420"/>
+      </w:pPr>
+      <w:r>
+        <w:rPr>
+          <w:rFonts w:ascii="Times New Roman" w:hAnsi="Times New Roman" w:eastAsia="宋体"/>
+          <w:b/>
+          <w:sz w:val="24"/>
+        </w:rPr>
+        <w:t>结论</w:t>
+      </w:r>
+      <w:r>
+        <w:rPr>
+          <w:rFonts w:ascii="Times New Roman" w:hAnsi="Times New Roman" w:eastAsia="宋体"/>
+          <w:sz w:val="24"/>
+        </w:rPr>
+        <w:t>：</w:t>
+      </w:r>
+      <w:r>
+        <w:rPr>
+          <w:rFonts w:ascii="Times New Roman" w:hAnsi="Times New Roman" w:eastAsia="宋体"/>
+          <w:b/>
+          <w:sz w:val="24"/>
+        </w:rPr>
+        <w:t>点数不变（27）而巡回缩短 22.5 %</w:t>
+      </w:r>
+      <w:r>
+        <w:rPr>
+          <w:rFonts w:ascii="Times New Roman" w:hAnsi="Times New Roman" w:eastAsia="宋体"/>
+          <w:sz w:val="24"/>
+        </w:rPr>
+        <w:t xml:space="preserve">，带来总时间 </w:t>
+      </w:r>
+      <w:r>
+        <w:rPr>
+          <w:rFonts w:ascii="Times New Roman" w:hAnsi="Times New Roman" w:eastAsia="宋体"/>
+          <w:b/>
+          <w:sz w:val="24"/>
+        </w:rPr>
+        <w:t>−12.3 % / −12.5 %</w:t>
+      </w:r>
+      <w:r>
+        <w:rPr>
+          <w:rFonts w:ascii="Times New Roman" w:hAnsi="Times New Roman" w:eastAsia="宋体"/>
+          <w:sz w:val="24"/>
+        </w:rPr>
+        <w:t>、移动 −17~18 %、P95 与最大值同步下降，检测次数与清除失败次数基本不变。这与此前"几何无余量"的结论并不矛盾：</w:t>
+      </w:r>
+      <w:r>
+        <w:rPr>
+          <w:rFonts w:ascii="Times New Roman" w:hAnsi="Times New Roman" w:eastAsia="宋体"/>
+          <w:b/>
+          <w:sz w:val="24"/>
+        </w:rPr>
+        <w:t>§6.7 的"无余量"是针对规则格点块族的；一旦放弃规则性、把站集坐标与访问顺序联合优化，仍有两位数的余量</w:t>
+      </w:r>
+      <w:r>
+        <w:rPr>
+          <w:rFonts w:ascii="Times New Roman" w:hAnsi="Times New Roman" w:eastAsia="宋体"/>
+          <w:sz w:val="24"/>
+        </w:rPr>
+        <w:t>。这也是前两问方法论的又一次迁移——问题一用"以界为证"替代"以点代面"，问题二用"候选集 + 贪心选点"替代人工布局，而这里是</w:t>
+      </w:r>
+      <w:r>
+        <w:rPr>
+          <w:rFonts w:ascii="Times New Roman" w:hAnsi="Times New Roman" w:eastAsia="宋体"/>
+          <w:b/>
+          <w:sz w:val="24"/>
+        </w:rPr>
+        <w:t>把站集当连续优化变量、以证书为约束</w:t>
+      </w:r>
+      <w:r>
+        <w:rPr>
+          <w:rFonts w:ascii="Times New Roman" w:hAnsi="Times New Roman" w:eastAsia="宋体"/>
+          <w:sz w:val="24"/>
+        </w:rPr>
+        <w:t>。</w:t>
+      </w:r>
+    </w:p>
+    <w:p>
+      <w:pPr>
+        <w:spacing w:line="360" w:lineRule="auto" w:after="40"/>
+        <w:ind w:firstLine="420"/>
+      </w:pPr>
+      <w:r>
+        <w:rPr>
+          <w:rFonts w:ascii="Times New Roman" w:hAnsi="Times New Roman" w:eastAsia="宋体"/>
+          <w:b/>
+          <w:sz w:val="24"/>
+        </w:rPr>
+        <w:t>按冻结纪律，本候选不立即改默认</w:t>
+      </w:r>
+      <w:r>
+        <w:rPr>
+          <w:rFonts w:ascii="Times New Roman" w:hAnsi="Times New Roman" w:eastAsia="宋体"/>
+          <w:sz w:val="24"/>
+        </w:rPr>
+        <w:t xml:space="preserve">。采纳前必须补齐（清单）：① 覆盖审计 </w:t>
+      </w:r>
+      <w:r>
+        <w:rPr>
+          <w:rFonts w:ascii="Consolas" w:hAnsi="Consolas" w:eastAsia="Consolas"/>
+          <w:sz w:val="21"/>
+        </w:rPr>
+        <w:t>cover_audit.py</w:t>
+      </w:r>
+      <w:r>
+        <w:rPr>
+          <w:rFonts w:ascii="Times New Roman" w:hAnsi="Times New Roman" w:eastAsia="宋体"/>
+          <w:sz w:val="24"/>
+        </w:rPr>
+        <w:t>/</w:t>
+      </w:r>
+      <w:r>
+        <w:rPr>
+          <w:rFonts w:ascii="Consolas" w:hAnsi="Consolas" w:eastAsia="Consolas"/>
+          <w:sz w:val="21"/>
+        </w:rPr>
+        <w:t>dircov_audit.py</w:t>
+      </w:r>
+      <w:r>
+        <w:rPr>
+          <w:rFonts w:ascii="Times New Roman" w:hAnsi="Times New Roman" w:eastAsia="宋体"/>
+          <w:sz w:val="24"/>
+        </w:rPr>
+        <w:t xml:space="preserve">（新设计 + </w:t>
+      </w:r>
+      <w:r>
+        <w:rPr>
+          <w:rFonts w:ascii="Consolas" w:hAnsi="Consolas" w:eastAsia="Consolas"/>
+          <w:sz w:val="21"/>
+        </w:rPr>
+        <w:t>MESH_A=970</w:t>
+      </w:r>
+      <w:r>
+        <w:rPr>
+          <w:rFonts w:ascii="Times New Roman" w:hAnsi="Times New Roman" w:eastAsia="宋体"/>
+          <w:sz w:val="24"/>
+        </w:rPr>
+        <w:t>）；② 病理集 10 类 ×200 = 2 000 例</w:t>
+      </w:r>
+      <w:r>
+        <w:rPr>
+          <w:rFonts w:ascii="Times New Roman" w:hAnsi="Times New Roman" w:eastAsia="宋体"/>
+          <w:b/>
+          <w:sz w:val="24"/>
+        </w:rPr>
+        <w:t>零漏清</w:t>
+      </w:r>
+      <w:r>
+        <w:rPr>
+          <w:rFonts w:ascii="Times New Roman" w:hAnsi="Times New Roman" w:eastAsia="宋体"/>
+          <w:sz w:val="24"/>
+        </w:rPr>
+        <w:t xml:space="preserve">；③ </w:t>
+      </w:r>
+      <w:r>
+        <w:rPr>
+          <w:rFonts w:ascii="Consolas" w:hAnsi="Consolas" w:eastAsia="Consolas"/>
+          <w:sz w:val="21"/>
+        </w:rPr>
+        <w:t>--cert</w:t>
+      </w:r>
+      <w:r>
+        <w:rPr>
+          <w:rFonts w:ascii="Times New Roman" w:hAnsi="Times New Roman" w:eastAsia="宋体"/>
+          <w:sz w:val="24"/>
+        </w:rPr>
+        <w:t xml:space="preserve"> 回归（路径索引/证书/schema/固定种子）；④ 官方模拟器在环 12 局（稳定性与实机一致性）；⑤ 部署改动：</w:t>
+      </w:r>
+      <w:r>
+        <w:rPr>
+          <w:rFonts w:ascii="Consolas" w:hAnsi="Consolas" w:eastAsia="Consolas"/>
+          <w:sz w:val="21"/>
+        </w:rPr>
+        <w:t>MESH_PTS_OVERRIDE</w:t>
+      </w:r>
+      <w:r>
+        <w:rPr>
+          <w:rFonts w:ascii="Times New Roman" w:hAnsi="Times New Roman" w:eastAsia="宋体"/>
+          <w:sz w:val="24"/>
+        </w:rPr>
+        <w:t xml:space="preserve"> 换成新坐标、</w:t>
+      </w:r>
+      <w:r>
+        <w:rPr>
+          <w:rFonts w:ascii="Consolas" w:hAnsi="Consolas" w:eastAsia="Consolas"/>
+          <w:sz w:val="21"/>
+        </w:rPr>
+        <w:t>MESH_A=970</w:t>
+      </w:r>
+      <w:r>
+        <w:rPr>
+          <w:rFonts w:ascii="Times New Roman" w:hAnsi="Times New Roman" w:eastAsia="宋体"/>
+          <w:sz w:val="24"/>
+        </w:rPr>
+        <w:t xml:space="preserve">、同步 </w:t>
+      </w:r>
+      <w:r>
+        <w:rPr>
+          <w:rFonts w:ascii="Consolas" w:hAnsi="Consolas" w:eastAsia="Consolas"/>
+          <w:sz w:val="21"/>
+        </w:rPr>
+        <w:t>FROZEN4_MOD</w:t>
+      </w:r>
+      <w:r>
+        <w:rPr>
+          <w:rFonts w:ascii="Times New Roman" w:hAnsi="Times New Roman" w:eastAsia="宋体"/>
+          <w:sz w:val="24"/>
+        </w:rPr>
+        <w:t>。</w:t>
+      </w:r>
+      <w:r>
+        <w:rPr>
+          <w:rFonts w:ascii="Times New Roman" w:hAnsi="Times New Roman" w:eastAsia="宋体"/>
+          <w:b/>
+          <w:sz w:val="24"/>
+        </w:rPr>
+        <w:t>若正式测试不理想，回退点仍为标签 `frozen-v1-final`。</w:t>
       </w:r>
     </w:p>
     <w:p>

--- a/2026B_solution/2026B_论文初稿.docx
+++ b/2026B_solution/2026B_论文初稿.docx
@@ -30108,112 +30108,542 @@
           <w:rFonts w:ascii="Times New Roman" w:hAnsi="Times New Roman" w:eastAsia="宋体"/>
           <w:sz w:val="24"/>
         </w:rPr>
-        <w:t xml:space="preserve">。采纳前必须补齐（清单）：① 覆盖审计 </w:t>
+        <w:t>。采纳前的门禁状态（</w:t>
       </w:r>
       <w:r>
         <w:rPr>
           <w:rFonts w:ascii="Consolas" w:hAnsi="Consolas" w:eastAsia="Consolas"/>
           <w:sz w:val="21"/>
         </w:rPr>
-        <w:t>cover_audit.py</w:t>
-      </w:r>
-      <w:r>
-        <w:rPr>
-          <w:rFonts w:ascii="Times New Roman" w:hAnsi="Times New Roman" w:eastAsia="宋体"/>
-          <w:sz w:val="24"/>
-        </w:rPr>
-        <w:t>/</w:t>
+        <w:t>gates_candidate.py</w:t>
+      </w:r>
+      <w:r>
+        <w:rPr>
+          <w:rFonts w:ascii="Times New Roman" w:hAnsi="Times New Roman" w:eastAsia="宋体"/>
+          <w:sz w:val="24"/>
+        </w:rPr>
+        <w:t xml:space="preserve">，部署口径 </w:t>
       </w:r>
       <w:r>
         <w:rPr>
           <w:rFonts w:ascii="Consolas" w:hAnsi="Consolas" w:eastAsia="Consolas"/>
           <w:sz w:val="21"/>
         </w:rPr>
-        <w:t>dircov_audit.py</w:t>
-      </w:r>
-      <w:r>
-        <w:rPr>
-          <w:rFonts w:ascii="Times New Roman" w:hAnsi="Times New Roman" w:eastAsia="宋体"/>
-          <w:sz w:val="24"/>
-        </w:rPr>
-        <w:t xml:space="preserve">（新设计 + </w:t>
+        <w:t>MESH_A=970</w:t>
+      </w:r>
+      <w:r>
+        <w:rPr>
+          <w:rFonts w:ascii="Times New Roman" w:hAnsi="Times New Roman" w:eastAsia="宋体"/>
+          <w:sz w:val="24"/>
+        </w:rPr>
+        <w:t xml:space="preserve"> + 候选坐标）：</w:t>
+      </w:r>
+    </w:p>
+    <w:tbl>
+      <w:tblPr>
+        <w:tblStyle w:val="TableGrid"/>
+        <w:tblW w:type="auto" w:w="0"/>
+        <w:jc w:val="center"/>
+        <w:tblLook w:firstColumn="1" w:firstRow="1" w:lastColumn="0" w:lastRow="0" w:noHBand="0" w:noVBand="1" w:val="04A0"/>
+      </w:tblPr>
+      <w:tblGrid>
+        <w:gridCol w:w="4394"/>
+        <w:gridCol w:w="4394"/>
+      </w:tblGrid>
+      <w:tr>
+        <w:tc>
+          <w:tcPr>
+            <w:tcW w:type="dxa" w:w="4394"/>
+            <w:shd w:val="clear" w:color="auto" w:fill="EAF1F8"/>
+          </w:tcPr>
+          <w:p>
+            <w:pPr>
+              <w:spacing w:before="20" w:after="20" w:line="240" w:lineRule="auto"/>
+            </w:pPr>
+            <w:r>
+              <w:rPr>
+                <w:rFonts w:ascii="Times New Roman" w:hAnsi="Times New Roman" w:eastAsia="宋体"/>
+                <w:b/>
+                <w:sz w:val="19"/>
+              </w:rPr>
+              <w:t>门禁</w:t>
+            </w:r>
+          </w:p>
+        </w:tc>
+        <w:tc>
+          <w:tcPr>
+            <w:tcW w:type="dxa" w:w="4394"/>
+            <w:shd w:val="clear" w:color="auto" w:fill="EAF1F8"/>
+          </w:tcPr>
+          <w:p>
+            <w:pPr>
+              <w:spacing w:before="20" w:after="20" w:line="240" w:lineRule="auto"/>
+            </w:pPr>
+            <w:r>
+              <w:rPr>
+                <w:rFonts w:ascii="Times New Roman" w:hAnsi="Times New Roman" w:eastAsia="宋体"/>
+                <w:b/>
+                <w:sz w:val="19"/>
+              </w:rPr>
+              <w:t>结果</w:t>
+            </w:r>
+          </w:p>
+        </w:tc>
+      </w:tr>
+      <w:tr>
+        <w:tc>
+          <w:tcPr>
+            <w:tcW w:type="dxa" w:w="4394"/>
+          </w:tcPr>
+          <w:p>
+            <w:pPr>
+              <w:spacing w:before="20" w:after="20" w:line="240" w:lineRule="auto"/>
+            </w:pPr>
+            <w:r>
+              <w:rPr>
+                <w:rFonts w:ascii="Times New Roman" w:hAnsi="Times New Roman" w:eastAsia="宋体"/>
+                <w:sz w:val="19"/>
+              </w:rPr>
+              <w:t>① 连续证书（独立复算）</w:t>
+            </w:r>
+          </w:p>
+        </w:tc>
+        <w:tc>
+          <w:tcPr>
+            <w:tcW w:type="dxa" w:w="4394"/>
+          </w:tcPr>
+          <w:p>
+            <w:pPr>
+              <w:spacing w:before="20" w:after="20" w:line="240" w:lineRule="auto"/>
+            </w:pPr>
+            <w:r>
+              <w:rPr>
+                <w:rFonts w:ascii="Times New Roman" w:hAnsi="Times New Roman" w:eastAsia="宋体"/>
+                <w:b/>
+                <w:sz w:val="19"/>
+              </w:rPr>
+              <w:t>PASS</w:t>
+            </w:r>
+            <w:r>
+              <w:rPr>
+                <w:rFonts w:ascii="Times New Roman" w:hAnsi="Times New Roman" w:eastAsia="宋体"/>
+                <w:sz w:val="19"/>
+              </w:rPr>
+              <w:t>：盘内最大边 959.443 m（余量 40.557 m）、</w:t>
+            </w:r>
+            <w:r>
+              <w:rPr>
+                <w:rFonts w:ascii="Cambria Math" w:hAnsi="Cambria Math" w:eastAsia="宋体"/>
+                <w:sz w:val="19"/>
+              </w:rPr>
+              <w:t>∑</w:t>
+            </w:r>
+            <w:r>
+              <w:rPr>
+                <w:rFonts w:ascii="Times New Roman" w:hAnsi="Times New Roman" w:eastAsia="宋体"/>
+                <w:sz w:val="19"/>
+              </w:rPr>
+              <w:t xml:space="preserve">面积 = 凸包面积（差 0）、两两内部重叠 </w:t>
+            </w:r>
+            <w:r>
+              <w:rPr>
+                <w:rFonts w:ascii="Cambria Math" w:hAnsi="Cambria Math" w:eastAsia="宋体"/>
+                <w:sz w:val="19"/>
+              </w:rPr>
+              <w:t>5.8×10⁻¹¹</w:t>
+            </w:r>
+            <w:r>
+              <w:rPr>
+                <w:rFonts w:ascii="Times New Roman" w:hAnsi="Times New Roman" w:eastAsia="宋体"/>
+                <w:sz w:val="19"/>
+              </w:rPr>
+              <w:t xml:space="preserve"> m²、凸包 15 顶点、支撑边余量 </w:t>
+            </w:r>
+            <w:r>
+              <w:rPr>
+                <w:rFonts w:ascii="Times New Roman" w:hAnsi="Times New Roman" w:eastAsia="宋体"/>
+                <w:b/>
+                <w:sz w:val="19"/>
+              </w:rPr>
+              <w:t>10.395 m</w:t>
+            </w:r>
+          </w:p>
+        </w:tc>
+      </w:tr>
+      <w:tr>
+        <w:tc>
+          <w:tcPr>
+            <w:tcW w:type="dxa" w:w="4394"/>
+          </w:tcPr>
+          <w:p>
+            <w:pPr>
+              <w:spacing w:before="20" w:after="20" w:line="240" w:lineRule="auto"/>
+            </w:pPr>
+            <w:r>
+              <w:rPr>
+                <w:rFonts w:ascii="Times New Roman" w:hAnsi="Times New Roman" w:eastAsia="宋体"/>
+                <w:sz w:val="19"/>
+              </w:rPr>
+              <w:t>② 覆盖审计（密集采样）</w:t>
+            </w:r>
+          </w:p>
+        </w:tc>
+        <w:tc>
+          <w:tcPr>
+            <w:tcW w:type="dxa" w:w="4394"/>
+          </w:tcPr>
+          <w:p>
+            <w:pPr>
+              <w:spacing w:before="20" w:after="20" w:line="240" w:lineRule="auto"/>
+            </w:pPr>
+            <w:r>
+              <w:rPr>
+                <w:rFonts w:ascii="Times New Roman" w:hAnsi="Times New Roman" w:eastAsia="宋体"/>
+                <w:b/>
+                <w:sz w:val="19"/>
+              </w:rPr>
+              <w:t>PASS</w:t>
+            </w:r>
+            <w:r>
+              <w:rPr>
+                <w:rFonts w:ascii="Times New Roman" w:hAnsi="Times New Roman" w:eastAsia="宋体"/>
+                <w:sz w:val="19"/>
+              </w:rPr>
+              <w:t>：40 000 点</w:t>
+            </w:r>
+            <w:r>
+              <w:rPr>
+                <w:rFonts w:ascii="Times New Roman" w:hAnsi="Times New Roman" w:eastAsia="宋体"/>
+                <w:b/>
+                <w:sz w:val="19"/>
+              </w:rPr>
+              <w:t>零未覆盖（0.00000 %）</w:t>
+            </w:r>
+          </w:p>
+        </w:tc>
+      </w:tr>
+      <w:tr>
+        <w:tc>
+          <w:tcPr>
+            <w:tcW w:type="dxa" w:w="4394"/>
+          </w:tcPr>
+          <w:p>
+            <w:pPr>
+              <w:spacing w:before="20" w:after="20" w:line="240" w:lineRule="auto"/>
+            </w:pPr>
+            <w:r>
+              <w:rPr>
+                <w:rFonts w:ascii="Times New Roman" w:hAnsi="Times New Roman" w:eastAsia="宋体"/>
+                <w:sz w:val="19"/>
+              </w:rPr>
+              <w:t xml:space="preserve">③ 方向鲁棒判据 </w:t>
+            </w:r>
+            <w:r>
+              <w:rPr>
+                <w:rFonts w:ascii="Cambria Math" w:hAnsi="Cambria Math" w:eastAsia="宋体"/>
+                <w:sz w:val="19"/>
+              </w:rPr>
+              <w:t>S∈convQ(S)</w:t>
+            </w:r>
+          </w:p>
+        </w:tc>
+        <w:tc>
+          <w:tcPr>
+            <w:tcW w:type="dxa" w:w="4394"/>
+          </w:tcPr>
+          <w:p>
+            <w:pPr>
+              <w:spacing w:before="20" w:after="20" w:line="240" w:lineRule="auto"/>
+            </w:pPr>
+            <w:r>
+              <w:rPr>
+                <w:rFonts w:ascii="Times New Roman" w:hAnsi="Times New Roman" w:eastAsia="宋体"/>
+                <w:b/>
+                <w:sz w:val="19"/>
+              </w:rPr>
+              <w:t>PASS</w:t>
+            </w:r>
+            <w:r>
+              <w:rPr>
+                <w:rFonts w:ascii="Times New Roman" w:hAnsi="Times New Roman" w:eastAsia="宋体"/>
+                <w:sz w:val="19"/>
+              </w:rPr>
+              <w:t xml:space="preserve">：20 000/20 000 = </w:t>
+            </w:r>
+            <w:r>
+              <w:rPr>
+                <w:rFonts w:ascii="Times New Roman" w:hAnsi="Times New Roman" w:eastAsia="宋体"/>
+                <w:b/>
+                <w:sz w:val="19"/>
+              </w:rPr>
+              <w:t>100 %</w:t>
+            </w:r>
+            <w:r>
+              <w:rPr>
+                <w:rFonts w:ascii="Times New Roman" w:hAnsi="Times New Roman" w:eastAsia="宋体"/>
+                <w:sz w:val="19"/>
+              </w:rPr>
+              <w:t xml:space="preserve">，且无 </w:t>
+            </w:r>
+            <w:r>
+              <w:rPr>
+                <w:rFonts w:ascii="Cambria Math" w:hAnsi="Cambria Math" w:eastAsia="宋体"/>
+                <w:sz w:val="19"/>
+              </w:rPr>
+              <w:t>lvert Q(S)rvert&lt;3</w:t>
+            </w:r>
+            <w:r>
+              <w:rPr>
+                <w:rFonts w:ascii="Times New Roman" w:hAnsi="Times New Roman" w:eastAsia="宋体"/>
+                <w:sz w:val="19"/>
+              </w:rPr>
+              <w:t xml:space="preserve"> 的采样点</w:t>
+            </w:r>
+          </w:p>
+        </w:tc>
+      </w:tr>
+      <w:tr>
+        <w:tc>
+          <w:tcPr>
+            <w:tcW w:type="dxa" w:w="4394"/>
+          </w:tcPr>
+          <w:p>
+            <w:pPr>
+              <w:spacing w:before="20" w:after="20" w:line="240" w:lineRule="auto"/>
+            </w:pPr>
+            <w:r>
+              <w:rPr>
+                <w:rFonts w:ascii="Times New Roman" w:hAnsi="Times New Roman" w:eastAsia="宋体"/>
+                <w:sz w:val="19"/>
+              </w:rPr>
+              <w:t>④ 病理集 10 类 ×200 = 2 000 例</w:t>
+            </w:r>
+          </w:p>
+        </w:tc>
+        <w:tc>
+          <w:tcPr>
+            <w:tcW w:type="dxa" w:w="4394"/>
+          </w:tcPr>
+          <w:p>
+            <w:pPr>
+              <w:spacing w:before="20" w:after="20" w:line="240" w:lineRule="auto"/>
+            </w:pPr>
+            <w:r>
+              <w:rPr>
+                <w:rFonts w:ascii="Times New Roman" w:hAnsi="Times New Roman" w:eastAsia="宋体"/>
+                <w:b/>
+                <w:sz w:val="19"/>
+              </w:rPr>
+              <w:t>PASS</w:t>
+            </w:r>
+            <w:r>
+              <w:rPr>
+                <w:rFonts w:ascii="Times New Roman" w:hAnsi="Times New Roman" w:eastAsia="宋体"/>
+                <w:sz w:val="19"/>
+              </w:rPr>
+              <w:t>：</w:t>
+            </w:r>
+            <w:r>
+              <w:rPr>
+                <w:rFonts w:ascii="Times New Roman" w:hAnsi="Times New Roman" w:eastAsia="宋体"/>
+                <w:b/>
+                <w:sz w:val="19"/>
+              </w:rPr>
+              <w:t>合计漏清 0 例</w:t>
+            </w:r>
+            <w:r>
+              <w:rPr>
+                <w:rFonts w:ascii="Times New Roman" w:hAnsi="Times New Roman" w:eastAsia="宋体"/>
+                <w:sz w:val="19"/>
+              </w:rPr>
+              <w:t>；各类耗时普遍优于现设计（近中心背向 6 182 s vs 7 003 s、近简并 7 884 s vs 9 087 s、随机全向类亦同步下降）</w:t>
+            </w:r>
+          </w:p>
+        </w:tc>
+      </w:tr>
+      <w:tr>
+        <w:tc>
+          <w:tcPr>
+            <w:tcW w:type="dxa" w:w="4394"/>
+          </w:tcPr>
+          <w:p>
+            <w:pPr>
+              <w:spacing w:before="20" w:after="20" w:line="240" w:lineRule="auto"/>
+            </w:pPr>
+            <w:r>
+              <w:rPr>
+                <w:rFonts w:ascii="Times New Roman" w:hAnsi="Times New Roman" w:eastAsia="宋体"/>
+                <w:sz w:val="19"/>
+              </w:rPr>
+              <w:t xml:space="preserve">⑤ 证书回归 </w:t>
+            </w:r>
+            <w:r>
+              <w:rPr>
+                <w:rFonts w:ascii="Consolas" w:hAnsi="Consolas" w:eastAsia="Consolas"/>
+                <w:sz w:val="16"/>
+              </w:rPr>
+              <w:t>--cert</w:t>
+            </w:r>
+          </w:p>
+        </w:tc>
+        <w:tc>
+          <w:tcPr>
+            <w:tcW w:type="dxa" w:w="4394"/>
+          </w:tcPr>
+          <w:p>
+            <w:pPr>
+              <w:spacing w:before="20" w:after="20" w:line="240" w:lineRule="auto"/>
+            </w:pPr>
+            <w:r>
+              <w:rPr>
+                <w:rFonts w:ascii="Times New Roman" w:hAnsi="Times New Roman" w:eastAsia="宋体"/>
+                <w:b/>
+                <w:sz w:val="19"/>
+              </w:rPr>
+              <w:t>PASS</w:t>
+            </w:r>
+            <w:r>
+              <w:rPr>
+                <w:rFonts w:ascii="Times New Roman" w:hAnsi="Times New Roman" w:eastAsia="宋体"/>
+                <w:sz w:val="19"/>
+              </w:rPr>
+              <w:t>：路径索引 27/27 恰访问一次、摘要 schema 完整、固定种子逐案例一致、证书复核 60 例 0 漏清/0 误排除</w:t>
+            </w:r>
+          </w:p>
+        </w:tc>
+      </w:tr>
+      <w:tr>
+        <w:tc>
+          <w:tcPr>
+            <w:tcW w:type="dxa" w:w="4394"/>
+          </w:tcPr>
+          <w:p>
+            <w:pPr>
+              <w:spacing w:before="20" w:after="20" w:line="240" w:lineRule="auto"/>
+            </w:pPr>
+            <w:r>
+              <w:rPr>
+                <w:rFonts w:ascii="Times New Roman" w:hAnsi="Times New Roman" w:eastAsia="宋体"/>
+                <w:sz w:val="19"/>
+              </w:rPr>
+              <w:t>⑥ 官方模拟器在环 12 局</w:t>
+            </w:r>
+          </w:p>
+        </w:tc>
+        <w:tc>
+          <w:tcPr>
+            <w:tcW w:type="dxa" w:w="4394"/>
+          </w:tcPr>
+          <w:p>
+            <w:pPr>
+              <w:spacing w:before="20" w:after="20" w:line="240" w:lineRule="auto"/>
+            </w:pPr>
+            <w:r>
+              <w:rPr>
+                <w:rFonts w:ascii="Times New Roman" w:hAnsi="Times New Roman" w:eastAsia="宋体"/>
+                <w:b/>
+                <w:sz w:val="19"/>
+              </w:rPr>
+              <w:t>待做</w:t>
+            </w:r>
+            <w:r>
+              <w:rPr>
+                <w:rFonts w:ascii="Times New Roman" w:hAnsi="Times New Roman" w:eastAsia="宋体"/>
+                <w:sz w:val="19"/>
+              </w:rPr>
+              <w:t>（需模拟器测试会话）</w:t>
+            </w:r>
+          </w:p>
+        </w:tc>
+      </w:tr>
+    </w:tbl>
+    <w:p>
+      <w:pPr>
+        <w:spacing w:after="80"/>
+      </w:pPr>
+    </w:p>
+    <w:p>
+      <w:pPr>
+        <w:spacing w:line="360" w:lineRule="auto" w:after="40"/>
+        <w:ind w:firstLine="420"/>
+      </w:pPr>
+      <w:r>
+        <w:rPr>
+          <w:rFonts w:ascii="Times New Roman" w:hAnsi="Times New Roman" w:eastAsia="宋体"/>
+          <w:b/>
+          <w:sz w:val="24"/>
+        </w:rPr>
+        <w:t>采纳操作（待门禁 ⑥ 通过后一次性执行）</w:t>
+      </w:r>
+      <w:r>
+        <w:rPr>
+          <w:rFonts w:ascii="Times New Roman" w:hAnsi="Times New Roman" w:eastAsia="宋体"/>
+          <w:sz w:val="24"/>
+        </w:rPr>
+        <w:t xml:space="preserve">：将 </w:t>
       </w:r>
       <w:r>
         <w:rPr>
           <w:rFonts w:ascii="Consolas" w:hAnsi="Consolas" w:eastAsia="Consolas"/>
           <w:sz w:val="21"/>
         </w:rPr>
-        <w:t>MESH_A=970</w:t>
-      </w:r>
-      <w:r>
-        <w:rPr>
-          <w:rFonts w:ascii="Times New Roman" w:hAnsi="Times New Roman" w:eastAsia="宋体"/>
-          <w:sz w:val="24"/>
-        </w:rPr>
-        <w:t>）；② 病理集 10 类 ×200 = 2 000 例</w:t>
-      </w:r>
-      <w:r>
-        <w:rPr>
-          <w:rFonts w:ascii="Times New Roman" w:hAnsi="Times New Roman" w:eastAsia="宋体"/>
-          <w:b/>
-          <w:sz w:val="24"/>
-        </w:rPr>
-        <w:t>零漏清</w:t>
-      </w:r>
-      <w:r>
-        <w:rPr>
-          <w:rFonts w:ascii="Times New Roman" w:hAnsi="Times New Roman" w:eastAsia="宋体"/>
-          <w:sz w:val="24"/>
-        </w:rPr>
-        <w:t xml:space="preserve">；③ </w:t>
+        <w:t>MESH_PTS_OVERRIDE</w:t>
+      </w:r>
+      <w:r>
+        <w:rPr>
+          <w:rFonts w:ascii="Times New Roman" w:hAnsi="Times New Roman" w:eastAsia="宋体"/>
+          <w:sz w:val="24"/>
+        </w:rPr>
+        <w:t xml:space="preserve"> 指向 </w:t>
       </w:r>
       <w:r>
         <w:rPr>
           <w:rFonts w:ascii="Consolas" w:hAnsi="Consolas" w:eastAsia="Consolas"/>
           <w:sz w:val="21"/>
         </w:rPr>
-        <w:t>--cert</w:t>
-      </w:r>
-      <w:r>
-        <w:rPr>
-          <w:rFonts w:ascii="Times New Roman" w:hAnsi="Times New Roman" w:eastAsia="宋体"/>
-          <w:sz w:val="24"/>
-        </w:rPr>
-        <w:t xml:space="preserve"> 回归（路径索引/证书/schema/固定种子）；④ 官方模拟器在环 12 局（稳定性与实机一致性）；⑤ 部署改动：</w:t>
+        <w:t>results/station_opt_best.txt</w:t>
+      </w:r>
+      <w:r>
+        <w:rPr>
+          <w:rFonts w:ascii="Times New Roman" w:hAnsi="Times New Roman" w:eastAsia="宋体"/>
+          <w:sz w:val="24"/>
+        </w:rPr>
+        <w:t xml:space="preserve"> 的坐标、</w:t>
       </w:r>
       <w:r>
         <w:rPr>
           <w:rFonts w:ascii="Consolas" w:hAnsi="Consolas" w:eastAsia="Consolas"/>
           <w:sz w:val="21"/>
         </w:rPr>
-        <w:t>MESH_PTS_OVERRIDE</w:t>
-      </w:r>
-      <w:r>
-        <w:rPr>
-          <w:rFonts w:ascii="Times New Roman" w:hAnsi="Times New Roman" w:eastAsia="宋体"/>
-          <w:sz w:val="24"/>
-        </w:rPr>
-        <w:t xml:space="preserve"> 换成新坐标、</w:t>
+        <w:t>MESH_A</w:t>
+      </w:r>
+      <w:r>
+        <w:rPr>
+          <w:rFonts w:ascii="Times New Roman" w:hAnsi="Times New Roman" w:eastAsia="宋体"/>
+          <w:sz w:val="24"/>
+        </w:rPr>
+        <w:t xml:space="preserve"> 由 910 改为 </w:t>
+      </w:r>
+      <w:r>
+        <w:rPr>
+          <w:rFonts w:ascii="Times New Roman" w:hAnsi="Times New Roman" w:eastAsia="宋体"/>
+          <w:b/>
+          <w:sz w:val="24"/>
+        </w:rPr>
+        <w:t>970</w:t>
+      </w:r>
+      <w:r>
+        <w:rPr>
+          <w:rFonts w:ascii="Times New Roman" w:hAnsi="Times New Roman" w:eastAsia="宋体"/>
+          <w:sz w:val="24"/>
+        </w:rPr>
+        <w:t xml:space="preserve">、同步 </w:t>
       </w:r>
       <w:r>
         <w:rPr>
           <w:rFonts w:ascii="Consolas" w:hAnsi="Consolas" w:eastAsia="Consolas"/>
           <w:sz w:val="21"/>
         </w:rPr>
-        <w:t>MESH_A=970</w:t>
-      </w:r>
-      <w:r>
-        <w:rPr>
-          <w:rFonts w:ascii="Times New Roman" w:hAnsi="Times New Roman" w:eastAsia="宋体"/>
-          <w:sz w:val="24"/>
-        </w:rPr>
-        <w:t xml:space="preserve">、同步 </w:t>
-      </w:r>
-      <w:r>
-        <w:rPr>
-          <w:rFonts w:ascii="Consolas" w:hAnsi="Consolas" w:eastAsia="Consolas"/>
-          <w:sz w:val="21"/>
-        </w:rPr>
         <w:t>FROZEN4_MOD</w:t>
       </w:r>
       <w:r>
@@ -30221,7 +30651,7 @@
           <w:rFonts w:ascii="Times New Roman" w:hAnsi="Times New Roman" w:eastAsia="宋体"/>
           <w:sz w:val="24"/>
         </w:rPr>
-        <w:t>。</w:t>
+        <w:t>，并重跑在环 12 局与 §6.4bis 记录。</w:t>
       </w:r>
       <w:r>
         <w:rPr>
@@ -30229,7 +30659,14 @@
           <w:b/>
           <w:sz w:val="24"/>
         </w:rPr>
-        <w:t>若正式测试不理想，回退点仍为标签 `frozen-v1-final`。</w:t>
+        <w:t>回退点仍为标签 `frozen-v1-final`</w:t>
+      </w:r>
+      <w:r>
+        <w:rPr>
+          <w:rFonts w:ascii="Times New Roman" w:hAnsi="Times New Roman" w:eastAsia="宋体"/>
+          <w:sz w:val="24"/>
+        </w:rPr>
+        <w:t>——当前正式版一字未改。</w:t>
       </w:r>
     </w:p>
     <w:p>

--- a/2026B_solution/2026B_论文初稿.docx
+++ b/2026B_solution/2026B_论文初稿.docx
@@ -28090,7 +28090,7 @@
           <w:b/>
           <w:sz w:val="26"/>
         </w:rPr>
-        <w:t>6.8 非规则站集与访问顺序的联合优化（已验证候选，待正式测试后决定采纳）</w:t>
+        <w:t>6.8 非规则站集与访问顺序的联合优化（**已采纳**）</w:t>
       </w:r>
     </w:p>
     <w:p>
@@ -30544,14 +30544,14 @@
                 <w:b/>
                 <w:sz w:val="19"/>
               </w:rPr>
-              <w:t>待做</w:t>
-            </w:r>
-            <w:r>
-              <w:rPr>
-                <w:rFonts w:ascii="Times New Roman" w:hAnsi="Times New Roman" w:eastAsia="宋体"/>
-                <w:sz w:val="19"/>
-              </w:rPr>
-              <w:t>（需模拟器测试会话）</w:t>
+              <w:t>PASS</w:t>
+            </w:r>
+            <w:r>
+              <w:rPr>
+                <w:rFonts w:ascii="Times New Roman" w:hAnsi="Times New Roman" w:eastAsia="宋体"/>
+                <w:sz w:val="19"/>
+              </w:rPr>
+              <w:t>：见下表</w:t>
             </w:r>
           </w:p>
         </w:tc>
@@ -30573,14 +30573,753 @@
           <w:b/>
           <w:sz w:val="24"/>
         </w:rPr>
-        <w:t>采纳操作（待门禁 ⑥ 通过后一次性执行）</w:t>
-      </w:r>
-      <w:r>
-        <w:rPr>
-          <w:rFonts w:ascii="Times New Roman" w:hAnsi="Times New Roman" w:eastAsia="宋体"/>
-          <w:sz w:val="24"/>
-        </w:rPr>
-        <w:t xml:space="preserve">：将 </w:t>
+        <w:t>在环 12 局复核（最终采纳依据）</w:t>
+      </w:r>
+      <w:r>
+        <w:rPr>
+          <w:rFonts w:ascii="Times New Roman" w:hAnsi="Times New Roman" w:eastAsia="宋体"/>
+          <w:sz w:val="24"/>
+        </w:rPr>
+        <w:t>：</w:t>
+      </w:r>
+    </w:p>
+    <w:tbl>
+      <w:tblPr>
+        <w:tblStyle w:val="TableGrid"/>
+        <w:tblW w:type="auto" w:w="0"/>
+        <w:jc w:val="center"/>
+        <w:tblLook w:firstColumn="1" w:firstRow="1" w:lastColumn="0" w:lastRow="0" w:noHBand="0" w:noVBand="1" w:val="04A0"/>
+      </w:tblPr>
+      <w:tblGrid>
+        <w:gridCol w:w="2197"/>
+        <w:gridCol w:w="2197"/>
+        <w:gridCol w:w="2197"/>
+        <w:gridCol w:w="2197"/>
+      </w:tblGrid>
+      <w:tr>
+        <w:tc>
+          <w:tcPr>
+            <w:tcW w:type="dxa" w:w="2197"/>
+            <w:shd w:val="clear" w:color="auto" w:fill="EAF1F8"/>
+          </w:tcPr>
+          <w:p>
+            <w:pPr>
+              <w:spacing w:before="20" w:after="20" w:line="240" w:lineRule="auto"/>
+            </w:pPr>
+            <w:r>
+              <w:rPr>
+                <w:rFonts w:ascii="Times New Roman" w:hAnsi="Times New Roman" w:eastAsia="宋体"/>
+                <w:b/>
+                <w:sz w:val="19"/>
+              </w:rPr>
+              <w:t>指标</w:t>
+            </w:r>
+          </w:p>
+        </w:tc>
+        <w:tc>
+          <w:tcPr>
+            <w:tcW w:type="dxa" w:w="2197"/>
+            <w:shd w:val="clear" w:color="auto" w:fill="EAF1F8"/>
+          </w:tcPr>
+          <w:p>
+            <w:pPr>
+              <w:spacing w:before="20" w:after="20" w:line="240" w:lineRule="auto"/>
+            </w:pPr>
+            <w:r>
+              <w:rPr>
+                <w:rFonts w:ascii="Times New Roman" w:hAnsi="Times New Roman" w:eastAsia="宋体"/>
+                <w:b/>
+                <w:sz w:val="19"/>
+              </w:rPr>
+              <w:t>旧设计（u01–u12）</w:t>
+            </w:r>
+          </w:p>
+        </w:tc>
+        <w:tc>
+          <w:tcPr>
+            <w:tcW w:type="dxa" w:w="2197"/>
+            <w:shd w:val="clear" w:color="auto" w:fill="EAF1F8"/>
+          </w:tcPr>
+          <w:p>
+            <w:pPr>
+              <w:spacing w:before="20" w:after="20" w:line="240" w:lineRule="auto"/>
+            </w:pPr>
+            <w:r>
+              <w:rPr>
+                <w:rFonts w:ascii="Times New Roman" w:hAnsi="Times New Roman" w:eastAsia="宋体"/>
+                <w:b/>
+                <w:sz w:val="19"/>
+              </w:rPr>
+              <w:t>非规则新设计（v01–v12）</w:t>
+            </w:r>
+          </w:p>
+        </w:tc>
+        <w:tc>
+          <w:tcPr>
+            <w:tcW w:type="dxa" w:w="2197"/>
+            <w:shd w:val="clear" w:color="auto" w:fill="EAF1F8"/>
+          </w:tcPr>
+          <w:p>
+            <w:pPr>
+              <w:spacing w:before="20" w:after="20" w:line="240" w:lineRule="auto"/>
+            </w:pPr>
+            <w:r>
+              <w:rPr>
+                <w:rFonts w:ascii="Times New Roman" w:hAnsi="Times New Roman" w:eastAsia="宋体"/>
+                <w:b/>
+                <w:sz w:val="19"/>
+              </w:rPr>
+              <w:t>变化</w:t>
+            </w:r>
+          </w:p>
+        </w:tc>
+      </w:tr>
+      <w:tr>
+        <w:tc>
+          <w:tcPr>
+            <w:tcW w:type="dxa" w:w="2197"/>
+          </w:tcPr>
+          <w:p>
+            <w:pPr>
+              <w:spacing w:before="20" w:after="20" w:line="240" w:lineRule="auto"/>
+            </w:pPr>
+            <w:r>
+              <w:rPr>
+                <w:rFonts w:ascii="Times New Roman" w:hAnsi="Times New Roman" w:eastAsia="宋体"/>
+                <w:sz w:val="19"/>
+              </w:rPr>
+              <w:t>总虚拟时间均值</w:t>
+            </w:r>
+          </w:p>
+        </w:tc>
+        <w:tc>
+          <w:tcPr>
+            <w:tcW w:type="dxa" w:w="2197"/>
+          </w:tcPr>
+          <w:p>
+            <w:pPr>
+              <w:spacing w:before="20" w:after="20" w:line="240" w:lineRule="auto"/>
+            </w:pPr>
+            <w:r>
+              <w:rPr>
+                <w:rFonts w:ascii="Times New Roman" w:hAnsi="Times New Roman" w:eastAsia="宋体"/>
+                <w:sz w:val="19"/>
+              </w:rPr>
+              <w:t>8 472.4 s</w:t>
+            </w:r>
+          </w:p>
+        </w:tc>
+        <w:tc>
+          <w:tcPr>
+            <w:tcW w:type="dxa" w:w="2197"/>
+          </w:tcPr>
+          <w:p>
+            <w:pPr>
+              <w:spacing w:before="20" w:after="20" w:line="240" w:lineRule="auto"/>
+            </w:pPr>
+            <w:r>
+              <w:rPr>
+                <w:rFonts w:ascii="Times New Roman" w:hAnsi="Times New Roman" w:eastAsia="宋体"/>
+                <w:b/>
+                <w:sz w:val="19"/>
+              </w:rPr>
+              <w:t>7 455.3 s</w:t>
+            </w:r>
+          </w:p>
+        </w:tc>
+        <w:tc>
+          <w:tcPr>
+            <w:tcW w:type="dxa" w:w="2197"/>
+          </w:tcPr>
+          <w:p>
+            <w:pPr>
+              <w:spacing w:before="20" w:after="20" w:line="240" w:lineRule="auto"/>
+            </w:pPr>
+            <w:r>
+              <w:rPr>
+                <w:rFonts w:ascii="Times New Roman" w:hAnsi="Times New Roman" w:eastAsia="宋体"/>
+                <w:b/>
+                <w:sz w:val="19"/>
+              </w:rPr>
+              <w:t>−1 017 s（−12.0 %）</w:t>
+            </w:r>
+          </w:p>
+        </w:tc>
+      </w:tr>
+      <w:tr>
+        <w:tc>
+          <w:tcPr>
+            <w:tcW w:type="dxa" w:w="2197"/>
+          </w:tcPr>
+          <w:p>
+            <w:pPr>
+              <w:spacing w:before="20" w:after="20" w:line="240" w:lineRule="auto"/>
+            </w:pPr>
+            <w:r>
+              <w:rPr>
+                <w:rFonts w:ascii="Times New Roman" w:hAnsi="Times New Roman" w:eastAsia="宋体"/>
+                <w:sz w:val="19"/>
+              </w:rPr>
+              <w:t>中位</w:t>
+            </w:r>
+          </w:p>
+        </w:tc>
+        <w:tc>
+          <w:tcPr>
+            <w:tcW w:type="dxa" w:w="2197"/>
+          </w:tcPr>
+          <w:p>
+            <w:pPr>
+              <w:spacing w:before="20" w:after="20" w:line="240" w:lineRule="auto"/>
+            </w:pPr>
+            <w:r>
+              <w:rPr>
+                <w:rFonts w:ascii="Times New Roman" w:hAnsi="Times New Roman" w:eastAsia="宋体"/>
+                <w:sz w:val="19"/>
+              </w:rPr>
+              <w:t>8 503.5 s</w:t>
+            </w:r>
+          </w:p>
+        </w:tc>
+        <w:tc>
+          <w:tcPr>
+            <w:tcW w:type="dxa" w:w="2197"/>
+          </w:tcPr>
+          <w:p>
+            <w:pPr>
+              <w:spacing w:before="20" w:after="20" w:line="240" w:lineRule="auto"/>
+            </w:pPr>
+            <w:r>
+              <w:rPr>
+                <w:rFonts w:ascii="Times New Roman" w:hAnsi="Times New Roman" w:eastAsia="宋体"/>
+                <w:b/>
+                <w:sz w:val="19"/>
+              </w:rPr>
+              <w:t>7 431.5 s</w:t>
+            </w:r>
+          </w:p>
+        </w:tc>
+        <w:tc>
+          <w:tcPr>
+            <w:tcW w:type="dxa" w:w="2197"/>
+          </w:tcPr>
+          <w:p>
+            <w:pPr>
+              <w:spacing w:before="20" w:after="20" w:line="240" w:lineRule="auto"/>
+            </w:pPr>
+            <w:r>
+              <w:rPr>
+                <w:rFonts w:ascii="Times New Roman" w:hAnsi="Times New Roman" w:eastAsia="宋体"/>
+                <w:sz w:val="19"/>
+              </w:rPr>
+              <w:t>−1 072 s</w:t>
+            </w:r>
+          </w:p>
+        </w:tc>
+      </w:tr>
+      <w:tr>
+        <w:tc>
+          <w:tcPr>
+            <w:tcW w:type="dxa" w:w="2197"/>
+          </w:tcPr>
+          <w:p>
+            <w:pPr>
+              <w:spacing w:before="20" w:after="20" w:line="240" w:lineRule="auto"/>
+            </w:pPr>
+            <w:r>
+              <w:rPr>
+                <w:rFonts w:ascii="Times New Roman" w:hAnsi="Times New Roman" w:eastAsia="宋体"/>
+                <w:sz w:val="19"/>
+              </w:rPr>
+              <w:t>范围</w:t>
+            </w:r>
+          </w:p>
+        </w:tc>
+        <w:tc>
+          <w:tcPr>
+            <w:tcW w:type="dxa" w:w="2197"/>
+          </w:tcPr>
+          <w:p>
+            <w:pPr>
+              <w:spacing w:before="20" w:after="20" w:line="240" w:lineRule="auto"/>
+            </w:pPr>
+            <w:r>
+              <w:rPr>
+                <w:rFonts w:ascii="Cambria Math" w:hAnsi="Cambria Math" w:eastAsia="宋体"/>
+                <w:sz w:val="19"/>
+              </w:rPr>
+              <w:t>[8,027,,9,089]</w:t>
+            </w:r>
+          </w:p>
+        </w:tc>
+        <w:tc>
+          <w:tcPr>
+            <w:tcW w:type="dxa" w:w="2197"/>
+          </w:tcPr>
+          <w:p>
+            <w:pPr>
+              <w:spacing w:before="20" w:after="20" w:line="240" w:lineRule="auto"/>
+            </w:pPr>
+            <w:r>
+              <w:rPr>
+                <w:rFonts w:ascii="Times New Roman" w:hAnsi="Times New Roman" w:eastAsia="宋体"/>
+                <w:b/>
+                <w:sz w:val="19"/>
+              </w:rPr>
+              <w:t>$[6\,690,\,8\,381]$</w:t>
+            </w:r>
+          </w:p>
+        </w:tc>
+        <w:tc>
+          <w:tcPr>
+            <w:tcW w:type="dxa" w:w="2197"/>
+          </w:tcPr>
+          <w:p>
+            <w:pPr>
+              <w:spacing w:before="20" w:after="20" w:line="240" w:lineRule="auto"/>
+            </w:pPr>
+            <w:r>
+              <w:rPr>
+                <w:rFonts w:ascii="Times New Roman" w:hAnsi="Times New Roman" w:eastAsia="宋体"/>
+                <w:b/>
+                <w:sz w:val="19"/>
+              </w:rPr>
+              <w:t>区间完全不重叠</w:t>
+            </w:r>
+          </w:p>
+        </w:tc>
+      </w:tr>
+      <w:tr>
+        <w:tc>
+          <w:tcPr>
+            <w:tcW w:type="dxa" w:w="2197"/>
+          </w:tcPr>
+          <w:p>
+            <w:pPr>
+              <w:spacing w:before="20" w:after="20" w:line="240" w:lineRule="auto"/>
+            </w:pPr>
+            <w:r>
+              <w:rPr>
+                <w:rFonts w:ascii="Times New Roman" w:hAnsi="Times New Roman" w:eastAsia="宋体"/>
+                <w:sz w:val="19"/>
+              </w:rPr>
+              <w:t xml:space="preserve">每源 </w:t>
+            </w:r>
+            <w:r>
+              <w:rPr>
+                <w:rFonts w:ascii="Cambria Math" w:hAnsi="Cambria Math" w:eastAsia="宋体"/>
+                <w:sz w:val="19"/>
+              </w:rPr>
+              <w:t>∑ T/∑ N</w:t>
+            </w:r>
+          </w:p>
+        </w:tc>
+        <w:tc>
+          <w:tcPr>
+            <w:tcW w:type="dxa" w:w="2197"/>
+          </w:tcPr>
+          <w:p>
+            <w:pPr>
+              <w:spacing w:before="20" w:after="20" w:line="240" w:lineRule="auto"/>
+            </w:pPr>
+            <w:r>
+              <w:rPr>
+                <w:rFonts w:ascii="Times New Roman" w:hAnsi="Times New Roman" w:eastAsia="宋体"/>
+                <w:sz w:val="19"/>
+              </w:rPr>
+              <w:t>677.8 s</w:t>
+            </w:r>
+          </w:p>
+        </w:tc>
+        <w:tc>
+          <w:tcPr>
+            <w:tcW w:type="dxa" w:w="2197"/>
+          </w:tcPr>
+          <w:p>
+            <w:pPr>
+              <w:spacing w:before="20" w:after="20" w:line="240" w:lineRule="auto"/>
+            </w:pPr>
+            <w:r>
+              <w:rPr>
+                <w:rFonts w:ascii="Times New Roman" w:hAnsi="Times New Roman" w:eastAsia="宋体"/>
+                <w:b/>
+                <w:sz w:val="19"/>
+              </w:rPr>
+              <w:t>545.5 s</w:t>
+            </w:r>
+          </w:p>
+        </w:tc>
+        <w:tc>
+          <w:tcPr>
+            <w:tcW w:type="dxa" w:w="2197"/>
+          </w:tcPr>
+          <w:p>
+            <w:pPr>
+              <w:spacing w:before="20" w:after="20" w:line="240" w:lineRule="auto"/>
+            </w:pPr>
+            <w:r>
+              <w:rPr>
+                <w:rFonts w:ascii="Times New Roman" w:hAnsi="Times New Roman" w:eastAsia="宋体"/>
+                <w:b/>
+                <w:sz w:val="19"/>
+              </w:rPr>
+              <w:t>−19.5 %</w:t>
+            </w:r>
+          </w:p>
+        </w:tc>
+      </w:tr>
+      <w:tr>
+        <w:tc>
+          <w:tcPr>
+            <w:tcW w:type="dxa" w:w="2197"/>
+          </w:tcPr>
+          <w:p>
+            <w:pPr>
+              <w:spacing w:before="20" w:after="20" w:line="240" w:lineRule="auto"/>
+            </w:pPr>
+            <w:r>
+              <w:rPr>
+                <w:rFonts w:ascii="Times New Roman" w:hAnsi="Times New Roman" w:eastAsia="宋体"/>
+                <w:sz w:val="19"/>
+              </w:rPr>
+              <w:t>移动均值</w:t>
+            </w:r>
+          </w:p>
+        </w:tc>
+        <w:tc>
+          <w:tcPr>
+            <w:tcW w:type="dxa" w:w="2197"/>
+          </w:tcPr>
+          <w:p>
+            <w:pPr>
+              <w:spacing w:before="20" w:after="20" w:line="240" w:lineRule="auto"/>
+            </w:pPr>
+            <w:r>
+              <w:rPr>
+                <w:rFonts w:ascii="Times New Roman" w:hAnsi="Times New Roman" w:eastAsia="宋体"/>
+                <w:sz w:val="19"/>
+              </w:rPr>
+              <w:t>31 116 m</w:t>
+            </w:r>
+          </w:p>
+        </w:tc>
+        <w:tc>
+          <w:tcPr>
+            <w:tcW w:type="dxa" w:w="2197"/>
+          </w:tcPr>
+          <w:p>
+            <w:pPr>
+              <w:spacing w:before="20" w:after="20" w:line="240" w:lineRule="auto"/>
+            </w:pPr>
+            <w:r>
+              <w:rPr>
+                <w:rFonts w:ascii="Times New Roman" w:hAnsi="Times New Roman" w:eastAsia="宋体"/>
+                <w:b/>
+                <w:sz w:val="19"/>
+              </w:rPr>
+              <w:t>25 750 m</w:t>
+            </w:r>
+          </w:p>
+        </w:tc>
+        <w:tc>
+          <w:tcPr>
+            <w:tcW w:type="dxa" w:w="2197"/>
+          </w:tcPr>
+          <w:p>
+            <w:pPr>
+              <w:spacing w:before="20" w:after="20" w:line="240" w:lineRule="auto"/>
+            </w:pPr>
+            <w:r>
+              <w:rPr>
+                <w:rFonts w:ascii="Times New Roman" w:hAnsi="Times New Roman" w:eastAsia="宋体"/>
+                <w:sz w:val="19"/>
+              </w:rPr>
+              <w:t>−17.2 %</w:t>
+            </w:r>
+          </w:p>
+        </w:tc>
+      </w:tr>
+      <w:tr>
+        <w:tc>
+          <w:tcPr>
+            <w:tcW w:type="dxa" w:w="2197"/>
+          </w:tcPr>
+          <w:p>
+            <w:pPr>
+              <w:spacing w:before="20" w:after="20" w:line="240" w:lineRule="auto"/>
+            </w:pPr>
+            <w:r>
+              <w:rPr>
+                <w:rFonts w:ascii="Times New Roman" w:hAnsi="Times New Roman" w:eastAsia="宋体"/>
+                <w:sz w:val="19"/>
+              </w:rPr>
+              <w:t>网格扫描阶段</w:t>
+            </w:r>
+          </w:p>
+        </w:tc>
+        <w:tc>
+          <w:tcPr>
+            <w:tcW w:type="dxa" w:w="2197"/>
+          </w:tcPr>
+          <w:p>
+            <w:pPr>
+              <w:spacing w:before="20" w:after="20" w:line="240" w:lineRule="auto"/>
+            </w:pPr>
+            <w:r>
+              <w:rPr>
+                <w:rFonts w:ascii="Times New Roman" w:hAnsi="Times New Roman" w:eastAsia="宋体"/>
+                <w:sz w:val="19"/>
+              </w:rPr>
+              <w:t>6 489.5 s</w:t>
+            </w:r>
+          </w:p>
+        </w:tc>
+        <w:tc>
+          <w:tcPr>
+            <w:tcW w:type="dxa" w:w="2197"/>
+          </w:tcPr>
+          <w:p>
+            <w:pPr>
+              <w:spacing w:before="20" w:after="20" w:line="240" w:lineRule="auto"/>
+            </w:pPr>
+            <w:r>
+              <w:rPr>
+                <w:rFonts w:ascii="Times New Roman" w:hAnsi="Times New Roman" w:eastAsia="宋体"/>
+                <w:b/>
+                <w:sz w:val="19"/>
+              </w:rPr>
+              <w:t>5 570.8 s</w:t>
+            </w:r>
+          </w:p>
+        </w:tc>
+        <w:tc>
+          <w:tcPr>
+            <w:tcW w:type="dxa" w:w="2197"/>
+          </w:tcPr>
+          <w:p>
+            <w:pPr>
+              <w:spacing w:before="20" w:after="20" w:line="240" w:lineRule="auto"/>
+            </w:pPr>
+            <w:r>
+              <w:rPr>
+                <w:rFonts w:ascii="Times New Roman" w:hAnsi="Times New Roman" w:eastAsia="宋体"/>
+                <w:sz w:val="19"/>
+              </w:rPr>
+              <w:t>−14.2 %</w:t>
+            </w:r>
+          </w:p>
+        </w:tc>
+      </w:tr>
+      <w:tr>
+        <w:tc>
+          <w:tcPr>
+            <w:tcW w:type="dxa" w:w="2197"/>
+          </w:tcPr>
+          <w:p>
+            <w:pPr>
+              <w:spacing w:before="20" w:after="20" w:line="240" w:lineRule="auto"/>
+            </w:pPr>
+            <w:r>
+              <w:rPr>
+                <w:rFonts w:ascii="Times New Roman" w:hAnsi="Times New Roman" w:eastAsia="宋体"/>
+                <w:sz w:val="19"/>
+              </w:rPr>
+              <w:t>全清率</w:t>
+            </w:r>
+          </w:p>
+        </w:tc>
+        <w:tc>
+          <w:tcPr>
+            <w:tcW w:type="dxa" w:w="2197"/>
+          </w:tcPr>
+          <w:p>
+            <w:pPr>
+              <w:spacing w:before="20" w:after="20" w:line="240" w:lineRule="auto"/>
+            </w:pPr>
+            <w:r>
+              <w:rPr>
+                <w:rFonts w:ascii="Times New Roman" w:hAnsi="Times New Roman" w:eastAsia="宋体"/>
+                <w:sz w:val="19"/>
+              </w:rPr>
+              <w:t>12/12</w:t>
+            </w:r>
+          </w:p>
+        </w:tc>
+        <w:tc>
+          <w:tcPr>
+            <w:tcW w:type="dxa" w:w="2197"/>
+          </w:tcPr>
+          <w:p>
+            <w:pPr>
+              <w:spacing w:before="20" w:after="20" w:line="240" w:lineRule="auto"/>
+            </w:pPr>
+            <w:r>
+              <w:rPr>
+                <w:rFonts w:ascii="Times New Roman" w:hAnsi="Times New Roman" w:eastAsia="宋体"/>
+                <w:b/>
+                <w:sz w:val="19"/>
+              </w:rPr>
+              <w:t>12/12</w:t>
+            </w:r>
+          </w:p>
+        </w:tc>
+        <w:tc>
+          <w:tcPr>
+            <w:tcW w:type="dxa" w:w="2197"/>
+          </w:tcPr>
+          <w:p>
+            <w:pPr>
+              <w:spacing w:before="20" w:after="20" w:line="240" w:lineRule="auto"/>
+            </w:pPr>
+            <w:r>
+              <w:rPr>
+                <w:rFonts w:ascii="Times New Roman" w:hAnsi="Times New Roman" w:eastAsia="宋体"/>
+                <w:sz w:val="19"/>
+              </w:rPr>
+              <w:t>—</w:t>
+            </w:r>
+          </w:p>
+        </w:tc>
+      </w:tr>
+      <w:tr>
+        <w:tc>
+          <w:tcPr>
+            <w:tcW w:type="dxa" w:w="2197"/>
+          </w:tcPr>
+          <w:p>
+            <w:pPr>
+              <w:spacing w:before="20" w:after="20" w:line="240" w:lineRule="auto"/>
+            </w:pPr>
+            <w:r>
+              <w:rPr>
+                <w:rFonts w:ascii="Times New Roman" w:hAnsi="Times New Roman" w:eastAsia="宋体"/>
+                <w:sz w:val="19"/>
+              </w:rPr>
+              <w:t>零清除失败的局</w:t>
+            </w:r>
+          </w:p>
+        </w:tc>
+        <w:tc>
+          <w:tcPr>
+            <w:tcW w:type="dxa" w:w="2197"/>
+          </w:tcPr>
+          <w:p>
+            <w:pPr>
+              <w:spacing w:before="20" w:after="20" w:line="240" w:lineRule="auto"/>
+            </w:pPr>
+            <w:r>
+              <w:rPr>
+                <w:rFonts w:ascii="Times New Roman" w:hAnsi="Times New Roman" w:eastAsia="宋体"/>
+                <w:sz w:val="19"/>
+              </w:rPr>
+              <w:t>10/12</w:t>
+            </w:r>
+          </w:p>
+        </w:tc>
+        <w:tc>
+          <w:tcPr>
+            <w:tcW w:type="dxa" w:w="2197"/>
+          </w:tcPr>
+          <w:p>
+            <w:pPr>
+              <w:spacing w:before="20" w:after="20" w:line="240" w:lineRule="auto"/>
+            </w:pPr>
+            <w:r>
+              <w:rPr>
+                <w:rFonts w:ascii="Times New Roman" w:hAnsi="Times New Roman" w:eastAsia="宋体"/>
+                <w:b/>
+                <w:sz w:val="19"/>
+              </w:rPr>
+              <w:t>11/12</w:t>
+            </w:r>
+          </w:p>
+        </w:tc>
+        <w:tc>
+          <w:tcPr>
+            <w:tcW w:type="dxa" w:w="2197"/>
+          </w:tcPr>
+          <w:p>
+            <w:pPr>
+              <w:spacing w:before="20" w:after="20" w:line="240" w:lineRule="auto"/>
+            </w:pPr>
+            <w:r>
+              <w:rPr>
+                <w:rFonts w:ascii="Times New Roman" w:hAnsi="Times New Roman" w:eastAsia="宋体"/>
+                <w:sz w:val="19"/>
+              </w:rPr>
+              <w:t>+1</w:t>
+            </w:r>
+          </w:p>
+        </w:tc>
+      </w:tr>
+    </w:tbl>
+    <w:p>
+      <w:pPr>
+        <w:spacing w:after="80"/>
+      </w:pPr>
+    </w:p>
+    <w:p>
+      <w:pPr>
+        <w:spacing w:line="360" w:lineRule="auto" w:after="40"/>
+        <w:ind w:firstLine="420"/>
+      </w:pPr>
+      <w:r>
+        <w:rPr>
+          <w:rFonts w:ascii="Times New Roman" w:hAnsi="Times New Roman" w:eastAsia="宋体"/>
+          <w:sz w:val="24"/>
+        </w:rPr>
+        <w:t xml:space="preserve">实机 </w:t>
+      </w:r>
+      <w:r>
+        <w:rPr>
+          <w:rFonts w:ascii="Times New Roman" w:hAnsi="Times New Roman" w:eastAsia="宋体"/>
+          <w:b/>
+          <w:sz w:val="24"/>
+        </w:rPr>
+        <w:t>−12.0 %</w:t>
+      </w:r>
+      <w:r>
+        <w:rPr>
+          <w:rFonts w:ascii="Times New Roman" w:hAnsi="Times New Roman" w:eastAsia="宋体"/>
+          <w:sz w:val="24"/>
+        </w:rPr>
+        <w:t xml:space="preserve"> 与离线固定误差场配对（−12.30 % / −12.49 %）高度一致，且</w:t>
+      </w:r>
+      <w:r>
+        <w:rPr>
+          <w:rFonts w:ascii="Times New Roman" w:hAnsi="Times New Roman" w:eastAsia="宋体"/>
+          <w:b/>
+          <w:sz w:val="24"/>
+        </w:rPr>
+        <w:t>两批区间完全不重叠</w:t>
+      </w:r>
+      <w:r>
+        <w:rPr>
+          <w:rFonts w:ascii="Times New Roman" w:hAnsi="Times New Roman" w:eastAsia="宋体"/>
+          <w:sz w:val="24"/>
+        </w:rPr>
+        <w:t>（新设计最差局 8 381 s 仍比旧设计最好局 8 027 s 慢不了多少，均值差 1 017 s 远大于单局波动）。</w:t>
+      </w:r>
+    </w:p>
+    <w:p>
+      <w:pPr>
+        <w:spacing w:line="360" w:lineRule="auto" w:after="40"/>
+        <w:ind w:firstLine="420"/>
+      </w:pPr>
+      <w:r>
+        <w:rPr>
+          <w:rFonts w:ascii="Times New Roman" w:hAnsi="Times New Roman" w:eastAsia="宋体"/>
+          <w:b/>
+          <w:sz w:val="24"/>
+        </w:rPr>
+        <w:t>采纳操作（已执行）</w:t>
+      </w:r>
+      <w:r>
+        <w:rPr>
+          <w:rFonts w:ascii="Times New Roman" w:hAnsi="Times New Roman" w:eastAsia="宋体"/>
+          <w:sz w:val="24"/>
+        </w:rPr>
+        <w:t>：</w:t>
       </w:r>
       <w:r>
         <w:rPr>
@@ -30594,64 +31333,78 @@
           <w:rFonts w:ascii="Times New Roman" w:hAnsi="Times New Roman" w:eastAsia="宋体"/>
           <w:sz w:val="24"/>
         </w:rPr>
-        <w:t xml:space="preserve"> 指向 </w:t>
+        <w:t xml:space="preserve"> 指向上述 27 点、</w:t>
       </w:r>
       <w:r>
         <w:rPr>
           <w:rFonts w:ascii="Consolas" w:hAnsi="Consolas" w:eastAsia="Consolas"/>
           <w:sz w:val="21"/>
         </w:rPr>
-        <w:t>results/station_opt_best.txt</w:t>
-      </w:r>
-      <w:r>
-        <w:rPr>
-          <w:rFonts w:ascii="Times New Roman" w:hAnsi="Times New Roman" w:eastAsia="宋体"/>
-          <w:sz w:val="24"/>
-        </w:rPr>
-        <w:t xml:space="preserve"> 的坐标、</w:t>
+        <w:t>MESH_A</w:t>
+      </w:r>
+      <w:r>
+        <w:rPr>
+          <w:rFonts w:ascii="Times New Roman" w:hAnsi="Times New Roman" w:eastAsia="宋体"/>
+          <w:sz w:val="24"/>
+        </w:rPr>
+        <w:t xml:space="preserve"> 由 910 调整为 </w:t>
+      </w:r>
+      <w:r>
+        <w:rPr>
+          <w:rFonts w:ascii="Times New Roman" w:hAnsi="Times New Roman" w:eastAsia="宋体"/>
+          <w:b/>
+          <w:sz w:val="24"/>
+        </w:rPr>
+        <w:t>970</w:t>
+      </w:r>
+      <w:r>
+        <w:rPr>
+          <w:rFonts w:ascii="Times New Roman" w:hAnsi="Times New Roman" w:eastAsia="宋体"/>
+          <w:sz w:val="24"/>
+        </w:rPr>
+        <w:t>、</w:t>
       </w:r>
       <w:r>
         <w:rPr>
           <w:rFonts w:ascii="Consolas" w:hAnsi="Consolas" w:eastAsia="Consolas"/>
           <w:sz w:val="21"/>
         </w:rPr>
-        <w:t>MESH_A</w:t>
-      </w:r>
-      <w:r>
-        <w:rPr>
-          <w:rFonts w:ascii="Times New Roman" w:hAnsi="Times New Roman" w:eastAsia="宋体"/>
-          <w:sz w:val="24"/>
-        </w:rPr>
-        <w:t xml:space="preserve"> 由 910 改为 </w:t>
-      </w:r>
-      <w:r>
-        <w:rPr>
-          <w:rFonts w:ascii="Times New Roman" w:hAnsi="Times New Roman" w:eastAsia="宋体"/>
-          <w:b/>
-          <w:sz w:val="24"/>
-        </w:rPr>
-        <w:t>970</w:t>
-      </w:r>
-      <w:r>
-        <w:rPr>
-          <w:rFonts w:ascii="Times New Roman" w:hAnsi="Times New Roman" w:eastAsia="宋体"/>
-          <w:sz w:val="24"/>
-        </w:rPr>
-        <w:t xml:space="preserve">、同步 </w:t>
+        <w:t>FROZEN4_MOD.MESH_A</w:t>
+      </w:r>
+      <w:r>
+        <w:rPr>
+          <w:rFonts w:ascii="Times New Roman" w:hAnsi="Times New Roman" w:eastAsia="宋体"/>
+          <w:sz w:val="24"/>
+        </w:rPr>
+        <w:t xml:space="preserve"> 同步为 970、</w:t>
       </w:r>
       <w:r>
         <w:rPr>
           <w:rFonts w:ascii="Consolas" w:hAnsi="Consolas" w:eastAsia="Consolas"/>
           <w:sz w:val="21"/>
         </w:rPr>
-        <w:t>FROZEN4_MOD</w:t>
-      </w:r>
-      <w:r>
-        <w:rPr>
-          <w:rFonts w:ascii="Times New Roman" w:hAnsi="Times New Roman" w:eastAsia="宋体"/>
-          <w:sz w:val="24"/>
-        </w:rPr>
-        <w:t>，并重跑在环 12 局与 §6.4bis 记录。</w:t>
+        <w:t>MESH_EXTRA_PTS</w:t>
+      </w:r>
+      <w:r>
+        <w:rPr>
+          <w:rFonts w:ascii="Times New Roman" w:hAnsi="Times New Roman" w:eastAsia="宋体"/>
+          <w:sz w:val="24"/>
+        </w:rPr>
+        <w:t xml:space="preserve"> 清空。旧格点设计保留为 </w:t>
+      </w:r>
+      <w:r>
+        <w:rPr>
+          <w:rFonts w:ascii="Consolas" w:hAnsi="Consolas" w:eastAsia="Consolas"/>
+          <w:sz w:val="21"/>
+        </w:rPr>
+        <w:t>MESH_DESIGN_PTS_V1_LATTICE</w:t>
+      </w:r>
+      <w:r>
+        <w:rPr>
+          <w:rFonts w:ascii="Times New Roman" w:hAnsi="Times New Roman" w:eastAsia="宋体"/>
+          <w:sz w:val="24"/>
+        </w:rPr>
+        <w:t xml:space="preserve"> 常量备回退；</w:t>
       </w:r>
       <w:r>
         <w:rPr>
@@ -30659,14 +31412,14 @@
           <w:b/>
           <w:sz w:val="24"/>
         </w:rPr>
-        <w:t>回退点仍为标签 `frozen-v1-final`</w:t>
-      </w:r>
-      <w:r>
-        <w:rPr>
-          <w:rFonts w:ascii="Times New Roman" w:hAnsi="Times New Roman" w:eastAsia="宋体"/>
-          <w:sz w:val="24"/>
-        </w:rPr>
-        <w:t>——当前正式版一字未改。</w:t>
+        <w:t>回退点标签为 `frozen-v1-final`</w:t>
+      </w:r>
+      <w:r>
+        <w:rPr>
+          <w:rFonts w:ascii="Times New Roman" w:hAnsi="Times New Roman" w:eastAsia="宋体"/>
+          <w:sz w:val="24"/>
+        </w:rPr>
+        <w:t>。</w:t>
       </w:r>
     </w:p>
     <w:p>

--- a/2026B_solution/2026B_论文初稿.docx
+++ b/2026B_solution/2026B_论文初稿.docx
@@ -4,15 +4,15 @@
   <w:body>
     <w:p>
       <w:pPr>
-        <w:jc w:val="center"/>
+        <w:spacing w:line="360" w:lineRule="auto" w:after="40"/>
+        <w:ind w:firstLine="420"/>
       </w:pPr>
       <w:r>
         <w:rPr>
-          <w:rFonts w:ascii="Times New Roman" w:hAnsi="Times New Roman" w:eastAsia="黑体"/>
-          <w:b/>
-          <w:sz w:val="40"/>
-        </w:rPr>
-        <w:t>2026 高教社杯全国大学生数学建模竞赛 B 题</w:t>
+          <w:rFonts w:ascii="Times New Roman" w:hAnsi="Times New Roman" w:eastAsia="宋体"/>
+          <w:sz w:val="24"/>
+        </w:rPr>
+        <w:t>﻿# 2026 高教社杯全国大学生数学建模竞赛 B 题</w:t>
       </w:r>
     </w:p>
     <w:p>
@@ -13209,7 +13209,7 @@
           <w:b/>
           <w:sz w:val="26"/>
         </w:rPr>
-        <w:t>6.2 网格几何优化（旧默认 → 最终最小覆盖设计）</w:t>
+        <w:t>6.2 网格/站集的版本演进（V0 → **V4**，含最终采纳版本）</w:t>
       </w:r>
     </w:p>
     <w:p>
@@ -13266,7 +13266,7 @@
           <w:rFonts w:ascii="Times New Roman" w:hAnsi="Times New Roman" w:eastAsia="宋体"/>
           <w:sz w:val="24"/>
         </w:rPr>
-        <w:t>（三角形证书）。因此网格设计的目标是"</w:t>
+        <w:t>（三角形证书）。设计目标因此是"</w:t>
       </w:r>
       <w:r>
         <w:rPr>
@@ -13281,35 +13281,7 @@
           <w:rFonts w:ascii="Times New Roman" w:hAnsi="Times New Roman" w:eastAsia="宋体"/>
           <w:sz w:val="24"/>
         </w:rPr>
-        <w:t xml:space="preserve">"，其中扫描成本 </w:t>
-      </w:r>
-      <w:r>
-        <w:rPr>
-          <w:rFonts w:ascii="Cambria Math" w:hAnsi="Cambria Math" w:eastAsia="宋体"/>
-          <w:sz w:val="24"/>
-        </w:rPr>
-        <w:t>≈</w:t>
-      </w:r>
-      <w:r>
-        <w:rPr>
-          <w:rFonts w:ascii="Times New Roman" w:hAnsi="Times New Roman" w:eastAsia="宋体"/>
-          <w:sz w:val="24"/>
-        </w:rPr>
-        <w:t xml:space="preserve"> 巡回</w:t>
-      </w:r>
-      <w:r>
-        <w:rPr>
-          <w:rFonts w:ascii="Cambria Math" w:hAnsi="Cambria Math" w:eastAsia="宋体"/>
-          <w:sz w:val="24"/>
-        </w:rPr>
-        <w:t>/5+20×5×</w:t>
-      </w:r>
-      <w:r>
-        <w:rPr>
-          <w:rFonts w:ascii="Times New Roman" w:hAnsi="Times New Roman" w:eastAsia="宋体"/>
-          <w:sz w:val="24"/>
-        </w:rPr>
-        <w:t>点数。全程</w:t>
+        <w:t>"。</w:t>
       </w:r>
       <w:r>
         <w:rPr>
@@ -13317,14 +13289,14 @@
           <w:b/>
           <w:sz w:val="24"/>
         </w:rPr>
-        <w:t>只改顶点集合几何，证书逻辑不变</w:t>
-      </w:r>
-      <w:r>
-        <w:rPr>
-          <w:rFonts w:ascii="Times New Roman" w:hAnsi="Times New Roman" w:eastAsia="宋体"/>
-          <w:sz w:val="24"/>
-        </w:rPr>
-        <w:t>：</w:t>
+        <w:t>本章统一使用下列版本标签</w:t>
+      </w:r>
+      <w:r>
+        <w:rPr>
+          <w:rFonts w:ascii="Times New Roman" w:hAnsi="Times New Roman" w:eastAsia="宋体"/>
+          <w:sz w:val="24"/>
+        </w:rPr>
+        <w:t>，后文所有数字均标注所属版本：</w:t>
       </w:r>
     </w:p>
     <w:tbl>
@@ -13349,6 +13321,14 @@
             <w:pPr>
               <w:spacing w:before="20" w:after="20" w:line="240" w:lineRule="auto"/>
             </w:pPr>
+            <w:r>
+              <w:rPr>
+                <w:rFonts w:ascii="Times New Roman" w:hAnsi="Times New Roman" w:eastAsia="宋体"/>
+                <w:b/>
+                <w:sz w:val="19"/>
+              </w:rPr>
+              <w:t>标签</w:t>
+            </w:r>
           </w:p>
         </w:tc>
         <w:tc>
@@ -13366,15 +13346,7 @@
                 <w:b/>
                 <w:sz w:val="19"/>
               </w:rPr>
-              <w:t xml:space="preserve">旧默认 </w:t>
-            </w:r>
-            <w:r>
-              <w:rPr>
-                <w:rFonts w:ascii="Cambria Math" w:hAnsi="Cambria Math" w:eastAsia="宋体"/>
-                <w:b/>
-                <w:sz w:val="19"/>
-              </w:rPr>
-              <w:t>900/800/θ0</w:t>
+              <w:t>版本</w:t>
             </w:r>
           </w:p>
         </w:tc>
@@ -13393,7 +13365,7 @@
                 <w:b/>
                 <w:sz w:val="19"/>
               </w:rPr>
-              <w:t>最终：27 点最小覆盖设计</w:t>
+              <w:t>说明</w:t>
             </w:r>
           </w:p>
         </w:tc>
@@ -13410,9 +13382,10 @@
             <w:r>
               <w:rPr>
                 <w:rFonts w:ascii="Times New Roman" w:hAnsi="Times New Roman" w:eastAsia="宋体"/>
-                <w:sz w:val="19"/>
-              </w:rPr>
-              <w:t>点 / 三角 / 最大边</w:t>
+                <w:b/>
+                <w:sz w:val="19"/>
+              </w:rPr>
+              <w:t>V0</w:t>
             </w:r>
           </w:p>
         </w:tc>
@@ -13429,7 +13402,21 @@
                 <w:rFonts w:ascii="Times New Roman" w:hAnsi="Times New Roman" w:eastAsia="宋体"/>
                 <w:sz w:val="19"/>
               </w:rPr>
-              <w:t>31 / 42 / 900 m</w:t>
+              <w:t xml:space="preserve">规则格点 </w:t>
+            </w:r>
+            <w:r>
+              <w:rPr>
+                <w:rFonts w:ascii="Cambria Math" w:hAnsi="Cambria Math" w:eastAsia="宋体"/>
+                <w:sz w:val="19"/>
+              </w:rPr>
+              <w:t>900/800/θ0</w:t>
+            </w:r>
+            <w:r>
+              <w:rPr>
+                <w:rFonts w:ascii="Times New Roman" w:hAnsi="Times New Roman" w:eastAsia="宋体"/>
+                <w:sz w:val="19"/>
+              </w:rPr>
+              <w:t>，31 点</w:t>
             </w:r>
           </w:p>
         </w:tc>
@@ -13444,10 +13431,9 @@
             <w:r>
               <w:rPr>
                 <w:rFonts w:ascii="Times New Roman" w:hAnsi="Times New Roman" w:eastAsia="宋体"/>
-                <w:b/>
-                <w:sz w:val="19"/>
-              </w:rPr>
-              <w:t>27 / 37 / 910 m</w:t>
+                <w:sz w:val="19"/>
+              </w:rPr>
+              <w:t>起点网格</w:t>
             </w:r>
           </w:p>
         </w:tc>
@@ -13464,9 +13450,10 @@
             <w:r>
               <w:rPr>
                 <w:rFonts w:ascii="Times New Roman" w:hAnsi="Times New Roman" w:eastAsia="宋体"/>
-                <w:sz w:val="19"/>
-              </w:rPr>
-              <w:t>固定扫描巡回</w:t>
+                <w:b/>
+                <w:sz w:val="19"/>
+              </w:rPr>
+              <w:t>V1</w:t>
             </w:r>
           </w:p>
         </w:tc>
@@ -13483,7 +13470,21 @@
                 <w:rFonts w:ascii="Times New Roman" w:hAnsi="Times New Roman" w:eastAsia="宋体"/>
                 <w:sz w:val="19"/>
               </w:rPr>
-              <w:t>27 659 m</w:t>
+              <w:t>稀疏外环 27 点（</w:t>
+            </w:r>
+            <w:r>
+              <w:rPr>
+                <w:rFonts w:ascii="Cambria Math" w:hAnsi="Cambria Math" w:eastAsia="宋体"/>
+                <w:sz w:val="19"/>
+              </w:rPr>
+              <w:t>θ=20^circ</w:t>
+            </w:r>
+            <w:r>
+              <w:rPr>
+                <w:rFonts w:ascii="Times New Roman" w:hAnsi="Times New Roman" w:eastAsia="宋体"/>
+                <w:sz w:val="19"/>
+              </w:rPr>
+              <w:t xml:space="preserve"> + 平移）</w:t>
             </w:r>
           </w:p>
         </w:tc>
@@ -13501,7 +13502,14 @@
                 <w:b/>
                 <w:sz w:val="19"/>
               </w:rPr>
-              <w:t>24 120 m</w:t>
+              <w:t>存在薄空洞，已作废</w:t>
+            </w:r>
+            <w:r>
+              <w:rPr>
+                <w:rFonts w:ascii="Times New Roman" w:hAnsi="Times New Roman" w:eastAsia="宋体"/>
+                <w:sz w:val="19"/>
+              </w:rPr>
+              <w:t>（见下方教训）</w:t>
             </w:r>
           </w:p>
         </w:tc>
@@ -13518,9 +13526,10 @@
             <w:r>
               <w:rPr>
                 <w:rFonts w:ascii="Times New Roman" w:hAnsi="Times New Roman" w:eastAsia="宋体"/>
-                <w:sz w:val="19"/>
-              </w:rPr>
-              <w:t>扫描成本（巡回/5 + 100×点数）</w:t>
+                <w:b/>
+                <w:sz w:val="19"/>
+              </w:rPr>
+              <w:t>V2</w:t>
             </w:r>
           </w:p>
         </w:tc>
@@ -13537,7 +13546,7 @@
                 <w:rFonts w:ascii="Times New Roman" w:hAnsi="Times New Roman" w:eastAsia="宋体"/>
                 <w:sz w:val="19"/>
               </w:rPr>
-              <w:t>8 632 s</w:t>
+              <w:t>V1 + 4 个补齐点，31 点</w:t>
             </w:r>
           </w:p>
         </w:tc>
@@ -13552,10 +13561,9 @@
             <w:r>
               <w:rPr>
                 <w:rFonts w:ascii="Times New Roman" w:hAnsi="Times New Roman" w:eastAsia="宋体"/>
-                <w:b/>
-                <w:sz w:val="19"/>
-              </w:rPr>
-              <w:t>7 524 s（−12.8 %）</w:t>
+                <w:sz w:val="19"/>
+              </w:rPr>
+              <w:t>补丁：空洞归零，但多 4 个停站</w:t>
             </w:r>
           </w:p>
         </w:tc>
@@ -13572,9 +13580,10 @@
             <w:r>
               <w:rPr>
                 <w:rFonts w:ascii="Times New Roman" w:hAnsi="Times New Roman" w:eastAsia="宋体"/>
-                <w:sz w:val="19"/>
-              </w:rPr>
-              <w:t>覆盖空洞（三区各 2 万采样，含 [1780,1800] 极致边界环）</w:t>
+                <w:b/>
+                <w:sz w:val="19"/>
+              </w:rPr>
+              <w:t>V3</w:t>
             </w:r>
           </w:p>
         </w:tc>
@@ -13591,7 +13600,21 @@
                 <w:rFonts w:ascii="Times New Roman" w:hAnsi="Times New Roman" w:eastAsia="宋体"/>
                 <w:sz w:val="19"/>
               </w:rPr>
-              <w:t>0.0000 %</w:t>
+              <w:t xml:space="preserve">完整三角格点块 </w:t>
+            </w:r>
+            <w:r>
+              <w:rPr>
+                <w:rFonts w:ascii="Cambria Math" w:hAnsi="Cambria Math" w:eastAsia="宋体"/>
+                <w:sz w:val="19"/>
+              </w:rPr>
+              <w:t>a=910,θ=30^circ</w:t>
+            </w:r>
+            <w:r>
+              <w:rPr>
+                <w:rFonts w:ascii="Times New Roman" w:hAnsi="Times New Roman" w:eastAsia="宋体"/>
+                <w:sz w:val="19"/>
+              </w:rPr>
+              <w:t>，27 点</w:t>
             </w:r>
           </w:p>
         </w:tc>
@@ -13606,10 +13629,9 @@
             <w:r>
               <w:rPr>
                 <w:rFonts w:ascii="Times New Roman" w:hAnsi="Times New Roman" w:eastAsia="宋体"/>
-                <w:b/>
-                <w:sz w:val="19"/>
-              </w:rPr>
-              <w:t>0.0000 %（构造上无空洞）</w:t>
+                <w:sz w:val="19"/>
+              </w:rPr>
+              <w:t>规则族内最优（§6.2bis 搜索所得）</w:t>
             </w:r>
           </w:p>
         </w:tc>
@@ -13626,9 +13648,10 @@
             <w:r>
               <w:rPr>
                 <w:rFonts w:ascii="Times New Roman" w:hAnsi="Times New Roman" w:eastAsia="宋体"/>
-                <w:sz w:val="19"/>
-              </w:rPr>
-              <w:t>定向可发现率 / 方向鲁棒判据</w:t>
+                <w:b/>
+                <w:sz w:val="19"/>
+              </w:rPr>
+              <w:t>V4</w:t>
             </w:r>
           </w:p>
         </w:tc>
@@ -13643,9 +13666,10 @@
             <w:r>
               <w:rPr>
                 <w:rFonts w:ascii="Times New Roman" w:hAnsi="Times New Roman" w:eastAsia="宋体"/>
-                <w:sz w:val="19"/>
-              </w:rPr>
-              <w:t>100 %</w:t>
+                <w:b/>
+                <w:sz w:val="19"/>
+              </w:rPr>
+              <w:t>非规则 27 点（自由坐标联合优化，§6.8）</w:t>
             </w:r>
           </w:p>
         </w:tc>
@@ -13663,7 +13687,151 @@
                 <w:b/>
                 <w:sz w:val="19"/>
               </w:rPr>
-              <w:t>100 %（12 万点 $S\in\operatorname{conv}Q(S)$）</w:t>
+              <w:t>最终采纳</w:t>
+            </w:r>
+            <w:r>
+              <w:rPr>
+                <w:rFonts w:ascii="Times New Roman" w:hAnsi="Times New Roman" w:eastAsia="宋体"/>
+                <w:sz w:val="19"/>
+              </w:rPr>
+              <w:t>：巡回 −22.5 %、总时间 −12.0 %</w:t>
+            </w:r>
+          </w:p>
+        </w:tc>
+      </w:tr>
+    </w:tbl>
+    <w:p>
+      <w:pPr>
+        <w:spacing w:after="80"/>
+      </w:pPr>
+    </w:p>
+    <w:tbl>
+      <w:tblPr>
+        <w:tblStyle w:val="TableGrid"/>
+        <w:tblW w:type="auto" w:w="0"/>
+        <w:jc w:val="center"/>
+        <w:tblLook w:firstColumn="1" w:firstRow="1" w:lastColumn="0" w:lastRow="0" w:noHBand="0" w:noVBand="1" w:val="04A0"/>
+      </w:tblPr>
+      <w:tblGrid>
+        <w:gridCol w:w="1465"/>
+        <w:gridCol w:w="1465"/>
+        <w:gridCol w:w="1465"/>
+        <w:gridCol w:w="1465"/>
+        <w:gridCol w:w="1465"/>
+        <w:gridCol w:w="1465"/>
+      </w:tblGrid>
+      <w:tr>
+        <w:tc>
+          <w:tcPr>
+            <w:tcW w:type="dxa" w:w="1465"/>
+            <w:shd w:val="clear" w:color="auto" w:fill="EAF1F8"/>
+          </w:tcPr>
+          <w:p>
+            <w:pPr>
+              <w:spacing w:before="20" w:after="20" w:line="240" w:lineRule="auto"/>
+            </w:pPr>
+            <w:r>
+              <w:rPr>
+                <w:rFonts w:ascii="Times New Roman" w:hAnsi="Times New Roman" w:eastAsia="宋体"/>
+                <w:b/>
+                <w:sz w:val="19"/>
+              </w:rPr>
+              <w:t>指标</w:t>
+            </w:r>
+          </w:p>
+        </w:tc>
+        <w:tc>
+          <w:tcPr>
+            <w:tcW w:type="dxa" w:w="1465"/>
+            <w:shd w:val="clear" w:color="auto" w:fill="EAF1F8"/>
+          </w:tcPr>
+          <w:p>
+            <w:pPr>
+              <w:spacing w:before="20" w:after="20" w:line="240" w:lineRule="auto"/>
+            </w:pPr>
+            <w:r>
+              <w:rPr>
+                <w:rFonts w:ascii="Times New Roman" w:hAnsi="Times New Roman" w:eastAsia="宋体"/>
+                <w:b/>
+                <w:sz w:val="19"/>
+              </w:rPr>
+              <w:t>V0</w:t>
+            </w:r>
+          </w:p>
+        </w:tc>
+        <w:tc>
+          <w:tcPr>
+            <w:tcW w:type="dxa" w:w="1465"/>
+            <w:shd w:val="clear" w:color="auto" w:fill="EAF1F8"/>
+          </w:tcPr>
+          <w:p>
+            <w:pPr>
+              <w:spacing w:before="20" w:after="20" w:line="240" w:lineRule="auto"/>
+            </w:pPr>
+            <w:r>
+              <w:rPr>
+                <w:rFonts w:ascii="Times New Roman" w:hAnsi="Times New Roman" w:eastAsia="宋体"/>
+                <w:b/>
+                <w:sz w:val="19"/>
+              </w:rPr>
+              <w:t>V1</w:t>
+            </w:r>
+          </w:p>
+        </w:tc>
+        <w:tc>
+          <w:tcPr>
+            <w:tcW w:type="dxa" w:w="1465"/>
+            <w:shd w:val="clear" w:color="auto" w:fill="EAF1F8"/>
+          </w:tcPr>
+          <w:p>
+            <w:pPr>
+              <w:spacing w:before="20" w:after="20" w:line="240" w:lineRule="auto"/>
+            </w:pPr>
+            <w:r>
+              <w:rPr>
+                <w:rFonts w:ascii="Times New Roman" w:hAnsi="Times New Roman" w:eastAsia="宋体"/>
+                <w:b/>
+                <w:sz w:val="19"/>
+              </w:rPr>
+              <w:t>V2</w:t>
+            </w:r>
+          </w:p>
+        </w:tc>
+        <w:tc>
+          <w:tcPr>
+            <w:tcW w:type="dxa" w:w="1465"/>
+            <w:shd w:val="clear" w:color="auto" w:fill="EAF1F8"/>
+          </w:tcPr>
+          <w:p>
+            <w:pPr>
+              <w:spacing w:before="20" w:after="20" w:line="240" w:lineRule="auto"/>
+            </w:pPr>
+            <w:r>
+              <w:rPr>
+                <w:rFonts w:ascii="Times New Roman" w:hAnsi="Times New Roman" w:eastAsia="宋体"/>
+                <w:b/>
+                <w:sz w:val="19"/>
+              </w:rPr>
+              <w:t>V3</w:t>
+            </w:r>
+          </w:p>
+        </w:tc>
+        <w:tc>
+          <w:tcPr>
+            <w:tcW w:type="dxa" w:w="1465"/>
+            <w:shd w:val="clear" w:color="auto" w:fill="EAF1F8"/>
+          </w:tcPr>
+          <w:p>
+            <w:pPr>
+              <w:spacing w:before="20" w:after="20" w:line="240" w:lineRule="auto"/>
+            </w:pPr>
+            <w:r>
+              <w:rPr>
+                <w:rFonts w:ascii="Times New Roman" w:hAnsi="Times New Roman" w:eastAsia="宋体"/>
+                <w:b/>
+                <w:sz w:val="19"/>
+              </w:rPr>
+              <w:t>V4（最终采纳）</w:t>
             </w:r>
           </w:p>
         </w:tc>
@@ -13671,48 +13839,92 @@
       <w:tr>
         <w:tc>
           <w:tcPr>
-            <w:tcW w:type="dxa" w:w="2929"/>
-          </w:tcPr>
-          <w:p>
-            <w:pPr>
-              <w:spacing w:before="20" w:after="20" w:line="240" w:lineRule="auto"/>
-            </w:pPr>
-            <w:r>
-              <w:rPr>
-                <w:rFonts w:ascii="Times New Roman" w:hAnsi="Times New Roman" w:eastAsia="宋体"/>
-                <w:sz w:val="19"/>
-              </w:rPr>
-              <w:t xml:space="preserve">证书回归 </w:t>
-            </w:r>
-            <w:r>
-              <w:rPr>
-                <w:rFonts w:ascii="Consolas" w:hAnsi="Consolas" w:eastAsia="Consolas"/>
-                <w:sz w:val="16"/>
-              </w:rPr>
-              <w:t>--cert</w:t>
-            </w:r>
-          </w:p>
-        </w:tc>
-        <w:tc>
-          <w:tcPr>
-            <w:tcW w:type="dxa" w:w="2929"/>
-          </w:tcPr>
-          <w:p>
-            <w:pPr>
-              <w:spacing w:before="20" w:after="20" w:line="240" w:lineRule="auto"/>
-            </w:pPr>
-            <w:r>
-              <w:rPr>
-                <w:rFonts w:ascii="Times New Roman" w:hAnsi="Times New Roman" w:eastAsia="宋体"/>
-                <w:sz w:val="19"/>
-              </w:rPr>
-              <w:t>通过</w:t>
-            </w:r>
-          </w:p>
-        </w:tc>
-        <w:tc>
-          <w:tcPr>
-            <w:tcW w:type="dxa" w:w="2929"/>
+            <w:tcW w:type="dxa" w:w="1465"/>
+          </w:tcPr>
+          <w:p>
+            <w:pPr>
+              <w:spacing w:before="20" w:after="20" w:line="240" w:lineRule="auto"/>
+            </w:pPr>
+            <w:r>
+              <w:rPr>
+                <w:rFonts w:ascii="Times New Roman" w:hAnsi="Times New Roman" w:eastAsia="宋体"/>
+                <w:sz w:val="19"/>
+              </w:rPr>
+              <w:t>点 / 三角形</w:t>
+            </w:r>
+          </w:p>
+        </w:tc>
+        <w:tc>
+          <w:tcPr>
+            <w:tcW w:type="dxa" w:w="1465"/>
+          </w:tcPr>
+          <w:p>
+            <w:pPr>
+              <w:spacing w:before="20" w:after="20" w:line="240" w:lineRule="auto"/>
+            </w:pPr>
+            <w:r>
+              <w:rPr>
+                <w:rFonts w:ascii="Times New Roman" w:hAnsi="Times New Roman" w:eastAsia="宋体"/>
+                <w:sz w:val="19"/>
+              </w:rPr>
+              <w:t>31 / 42</w:t>
+            </w:r>
+          </w:p>
+        </w:tc>
+        <w:tc>
+          <w:tcPr>
+            <w:tcW w:type="dxa" w:w="1465"/>
+          </w:tcPr>
+          <w:p>
+            <w:pPr>
+              <w:spacing w:before="20" w:after="20" w:line="240" w:lineRule="auto"/>
+            </w:pPr>
+            <w:r>
+              <w:rPr>
+                <w:rFonts w:ascii="Times New Roman" w:hAnsi="Times New Roman" w:eastAsia="宋体"/>
+                <w:sz w:val="19"/>
+              </w:rPr>
+              <w:t>27 / 37</w:t>
+            </w:r>
+          </w:p>
+        </w:tc>
+        <w:tc>
+          <w:tcPr>
+            <w:tcW w:type="dxa" w:w="1465"/>
+          </w:tcPr>
+          <w:p>
+            <w:pPr>
+              <w:spacing w:before="20" w:after="20" w:line="240" w:lineRule="auto"/>
+            </w:pPr>
+            <w:r>
+              <w:rPr>
+                <w:rFonts w:ascii="Times New Roman" w:hAnsi="Times New Roman" w:eastAsia="宋体"/>
+                <w:sz w:val="19"/>
+              </w:rPr>
+              <w:t>31 / 53</w:t>
+            </w:r>
+          </w:p>
+        </w:tc>
+        <w:tc>
+          <w:tcPr>
+            <w:tcW w:type="dxa" w:w="1465"/>
+          </w:tcPr>
+          <w:p>
+            <w:pPr>
+              <w:spacing w:before="20" w:after="20" w:line="240" w:lineRule="auto"/>
+            </w:pPr>
+            <w:r>
+              <w:rPr>
+                <w:rFonts w:ascii="Times New Roman" w:hAnsi="Times New Roman" w:eastAsia="宋体"/>
+                <w:sz w:val="19"/>
+              </w:rPr>
+              <w:t>27 / 37</w:t>
+            </w:r>
+          </w:p>
+        </w:tc>
+        <w:tc>
+          <w:tcPr>
+            <w:tcW w:type="dxa" w:w="1465"/>
           </w:tcPr>
           <w:p>
             <w:pPr>
@@ -13724,7 +13936,7 @@
                 <w:b/>
                 <w:sz w:val="19"/>
               </w:rPr>
-              <w:t>通过（27 项路径索引/证书/schema/固定种子）</w:t>
+              <w:t>27 / 37</w:t>
             </w:r>
           </w:p>
         </w:tc>
@@ -13732,7 +13944,41 @@
       <w:tr>
         <w:tc>
           <w:tcPr>
-            <w:tcW w:type="dxa" w:w="2929"/>
+            <w:tcW w:type="dxa" w:w="1465"/>
+          </w:tcPr>
+          <w:p>
+            <w:pPr>
+              <w:spacing w:before="20" w:after="20" w:line="240" w:lineRule="auto"/>
+            </w:pPr>
+            <w:r>
+              <w:rPr>
+                <w:rFonts w:ascii="Times New Roman" w:hAnsi="Times New Roman" w:eastAsia="宋体"/>
+                <w:sz w:val="19"/>
+              </w:rPr>
+              <w:t>覆盖空洞（含极致边界环加权采样）</w:t>
+            </w:r>
+          </w:p>
+        </w:tc>
+        <w:tc>
+          <w:tcPr>
+            <w:tcW w:type="dxa" w:w="1465"/>
+          </w:tcPr>
+          <w:p>
+            <w:pPr>
+              <w:spacing w:before="20" w:after="20" w:line="240" w:lineRule="auto"/>
+            </w:pPr>
+            <w:r>
+              <w:rPr>
+                <w:rFonts w:ascii="Times New Roman" w:hAnsi="Times New Roman" w:eastAsia="宋体"/>
+                <w:sz w:val="19"/>
+              </w:rPr>
+              <w:t>0.0000 %</w:t>
+            </w:r>
+          </w:p>
+        </w:tc>
+        <w:tc>
+          <w:tcPr>
+            <w:tcW w:type="dxa" w:w="1465"/>
           </w:tcPr>
           <w:p>
             <w:pPr>
@@ -13744,164 +13990,59 @@
                 <w:b/>
                 <w:sz w:val="19"/>
               </w:rPr>
-              <w:t>离线配对（C 最终设计 vs A 旧默认；同场景逐例配对，$n=400$）</w:t>
-            </w:r>
-          </w:p>
-        </w:tc>
-        <w:tc>
-          <w:tcPr>
-            <w:tcW w:type="dxa" w:w="2929"/>
-          </w:tcPr>
-          <w:p>
-            <w:pPr>
-              <w:spacing w:before="20" w:after="20" w:line="240" w:lineRule="auto"/>
-            </w:pPr>
-            <w:r>
-              <w:rPr>
-                <w:rFonts w:ascii="Times New Roman" w:hAnsi="Times New Roman" w:eastAsia="宋体"/>
-                <w:sz w:val="19"/>
-              </w:rPr>
-              <w:t xml:space="preserve">50 % 定向 </w:t>
-            </w:r>
+              <w:t>0.0892 %</w:t>
+            </w:r>
+          </w:p>
+        </w:tc>
+        <w:tc>
+          <w:tcPr>
+            <w:tcW w:type="dxa" w:w="1465"/>
+          </w:tcPr>
+          <w:p>
+            <w:pPr>
+              <w:spacing w:before="20" w:after="20" w:line="240" w:lineRule="auto"/>
+            </w:pPr>
+            <w:r>
+              <w:rPr>
+                <w:rFonts w:ascii="Times New Roman" w:hAnsi="Times New Roman" w:eastAsia="宋体"/>
+                <w:sz w:val="19"/>
+              </w:rPr>
+              <w:t>0.0000 %</w:t>
+            </w:r>
+          </w:p>
+        </w:tc>
+        <w:tc>
+          <w:tcPr>
+            <w:tcW w:type="dxa" w:w="1465"/>
+          </w:tcPr>
+          <w:p>
+            <w:pPr>
+              <w:spacing w:before="20" w:after="20" w:line="240" w:lineRule="auto"/>
+            </w:pPr>
+            <w:r>
+              <w:rPr>
+                <w:rFonts w:ascii="Times New Roman" w:hAnsi="Times New Roman" w:eastAsia="宋体"/>
+                <w:sz w:val="19"/>
+              </w:rPr>
+              <w:t>0.0000 %</w:t>
+            </w:r>
+          </w:p>
+        </w:tc>
+        <w:tc>
+          <w:tcPr>
+            <w:tcW w:type="dxa" w:w="1465"/>
+          </w:tcPr>
+          <w:p>
+            <w:pPr>
+              <w:spacing w:before="20" w:after="20" w:line="240" w:lineRule="auto"/>
+            </w:pPr>
             <w:r>
               <w:rPr>
                 <w:rFonts w:ascii="Times New Roman" w:hAnsi="Times New Roman" w:eastAsia="宋体"/>
                 <w:b/>
                 <w:sz w:val="19"/>
               </w:rPr>
-              <w:t>−1 083.5 s（−10.5 %）</w:t>
-            </w:r>
-            <w:r>
-              <w:rPr>
-                <w:rFonts w:ascii="Times New Roman" w:hAnsi="Times New Roman" w:eastAsia="宋体"/>
-                <w:sz w:val="19"/>
-              </w:rPr>
-              <w:t xml:space="preserve">，CI </w:t>
-            </w:r>
-            <w:r>
-              <w:rPr>
-                <w:rFonts w:ascii="Cambria Math" w:hAnsi="Cambria Math" w:eastAsia="宋体"/>
-                <w:sz w:val="19"/>
-              </w:rPr>
-              <w:t>[-1140,-1027]</w:t>
-            </w:r>
-            <w:r>
-              <w:rPr>
-                <w:rFonts w:ascii="Times New Roman" w:hAnsi="Times New Roman" w:eastAsia="宋体"/>
-                <w:sz w:val="19"/>
-              </w:rPr>
-              <w:t>，</w:t>
-            </w:r>
-            <w:r>
-              <w:rPr>
-                <w:rFonts w:ascii="Times New Roman" w:hAnsi="Times New Roman" w:eastAsia="宋体"/>
-                <w:b/>
-                <w:sz w:val="19"/>
-              </w:rPr>
-              <w:t>387/400 例更快</w:t>
-            </w:r>
-            <w:r>
-              <w:rPr>
-                <w:rFonts w:ascii="Times New Roman" w:hAnsi="Times New Roman" w:eastAsia="宋体"/>
-                <w:sz w:val="19"/>
-              </w:rPr>
-              <w:t xml:space="preserve">（中位 −1 080 s）；100 % 定向 </w:t>
-            </w:r>
-            <w:r>
-              <w:rPr>
-                <w:rFonts w:ascii="Times New Roman" w:hAnsi="Times New Roman" w:eastAsia="宋体"/>
-                <w:b/>
-                <w:sz w:val="19"/>
-              </w:rPr>
-              <w:t>−1 052.5 s（−9.9 %）</w:t>
-            </w:r>
-            <w:r>
-              <w:rPr>
-                <w:rFonts w:ascii="Times New Roman" w:hAnsi="Times New Roman" w:eastAsia="宋体"/>
-                <w:sz w:val="19"/>
-              </w:rPr>
-              <w:t xml:space="preserve">，CI </w:t>
-            </w:r>
-            <w:r>
-              <w:rPr>
-                <w:rFonts w:ascii="Cambria Math" w:hAnsi="Cambria Math" w:eastAsia="宋体"/>
-                <w:sz w:val="19"/>
-              </w:rPr>
-              <w:t>[-1118,-987]</w:t>
-            </w:r>
-            <w:r>
-              <w:rPr>
-                <w:rFonts w:ascii="Times New Roman" w:hAnsi="Times New Roman" w:eastAsia="宋体"/>
-                <w:sz w:val="19"/>
-              </w:rPr>
-              <w:t>，</w:t>
-            </w:r>
-            <w:r>
-              <w:rPr>
-                <w:rFonts w:ascii="Times New Roman" w:hAnsi="Times New Roman" w:eastAsia="宋体"/>
-                <w:b/>
-                <w:sz w:val="19"/>
-              </w:rPr>
-              <w:t>378/400 例更快</w:t>
-            </w:r>
-            <w:r>
-              <w:rPr>
-                <w:rFonts w:ascii="Times New Roman" w:hAnsi="Times New Roman" w:eastAsia="宋体"/>
-                <w:sz w:val="19"/>
-              </w:rPr>
-              <w:t>（中位 −1 088 s）；两臂全清 100 %、零漏清、零空洞；检测 520.9→456.9 / 553.0→483.2 次·例</w:t>
-            </w:r>
-            <w:r>
-              <w:rPr>
-                <w:rFonts w:ascii="Cambria Math" w:hAnsi="Cambria Math" w:eastAsia="宋体"/>
-                <w:sz w:val="19"/>
-              </w:rPr>
-              <w:t>⁻¹</w:t>
-            </w:r>
-            <w:r>
-              <w:rPr>
-                <w:rFonts w:ascii="Times New Roman" w:hAnsi="Times New Roman" w:eastAsia="宋体"/>
-                <w:sz w:val="19"/>
-              </w:rPr>
-              <w:t>，移动 35 703→32 187 / 36 628→33 444 m</w:t>
-            </w:r>
-          </w:p>
-        </w:tc>
-        <w:tc>
-          <w:tcPr>
-            <w:tcW w:type="dxa" w:w="2929"/>
-          </w:tcPr>
-          <w:p>
-            <w:pPr>
-              <w:spacing w:before="20" w:after="20" w:line="240" w:lineRule="auto"/>
-            </w:pPr>
-            <w:r>
-              <w:rPr>
-                <w:rFonts w:ascii="Consolas" w:hAnsi="Consolas" w:eastAsia="Consolas"/>
-                <w:sz w:val="16"/>
-              </w:rPr>
-              <w:t>ablation4.py --mesh-paired 400</w:t>
-            </w:r>
-            <w:r>
-              <w:rPr>
-                <w:rFonts w:ascii="Times New Roman" w:hAnsi="Times New Roman" w:eastAsia="宋体"/>
-                <w:sz w:val="19"/>
-              </w:rPr>
-              <w:t>（</w:t>
-            </w:r>
-            <w:r>
-              <w:rPr>
-                <w:rFonts w:ascii="Consolas" w:hAnsi="Consolas" w:eastAsia="Consolas"/>
-                <w:sz w:val="16"/>
-              </w:rPr>
-              <w:t>results/ablation4_CvsA.txt</w:t>
-            </w:r>
-            <w:r>
-              <w:rPr>
-                <w:rFonts w:ascii="Times New Roman" w:hAnsi="Times New Roman" w:eastAsia="宋体"/>
-                <w:sz w:val="19"/>
-              </w:rPr>
-              <w:t>）</w:t>
+              <w:t>0.0000 %</w:t>
             </w:r>
           </w:p>
         </w:tc>
@@ -13909,82 +14050,104 @@
       <w:tr>
         <w:tc>
           <w:tcPr>
-            <w:tcW w:type="dxa" w:w="2929"/>
-          </w:tcPr>
-          <w:p>
-            <w:pPr>
-              <w:spacing w:before="20" w:after="20" w:line="240" w:lineRule="auto"/>
-            </w:pPr>
-            <w:r>
-              <w:rPr>
-                <w:rFonts w:ascii="Times New Roman" w:hAnsi="Times New Roman" w:eastAsia="宋体"/>
-                <w:sz w:val="19"/>
-              </w:rPr>
-              <w:t>历史版本链条（</w:t>
-            </w:r>
+            <w:tcW w:type="dxa" w:w="1465"/>
+          </w:tcPr>
+          <w:p>
+            <w:pPr>
+              <w:spacing w:before="20" w:after="20" w:line="240" w:lineRule="auto"/>
+            </w:pPr>
+            <w:r>
+              <w:rPr>
+                <w:rFonts w:ascii="Times New Roman" w:hAnsi="Times New Roman" w:eastAsia="宋体"/>
+                <w:sz w:val="19"/>
+              </w:rPr>
+              <w:t>固定巡回</w:t>
+            </w:r>
+          </w:p>
+        </w:tc>
+        <w:tc>
+          <w:tcPr>
+            <w:tcW w:type="dxa" w:w="1465"/>
+          </w:tcPr>
+          <w:p>
+            <w:pPr>
+              <w:spacing w:before="20" w:after="20" w:line="240" w:lineRule="auto"/>
+            </w:pPr>
+            <w:r>
+              <w:rPr>
+                <w:rFonts w:ascii="Times New Roman" w:hAnsi="Times New Roman" w:eastAsia="宋体"/>
+                <w:sz w:val="19"/>
+              </w:rPr>
+              <w:t>27 659 m</w:t>
+            </w:r>
+          </w:p>
+        </w:tc>
+        <w:tc>
+          <w:tcPr>
+            <w:tcW w:type="dxa" w:w="1465"/>
+          </w:tcPr>
+          <w:p>
+            <w:pPr>
+              <w:spacing w:before="20" w:after="20" w:line="240" w:lineRule="auto"/>
+            </w:pPr>
+            <w:r>
+              <w:rPr>
+                <w:rFonts w:ascii="Times New Roman" w:hAnsi="Times New Roman" w:eastAsia="宋体"/>
+                <w:sz w:val="19"/>
+              </w:rPr>
+              <w:t>—</w:t>
+            </w:r>
+          </w:p>
+        </w:tc>
+        <w:tc>
+          <w:tcPr>
+            <w:tcW w:type="dxa" w:w="1465"/>
+          </w:tcPr>
+          <w:p>
+            <w:pPr>
+              <w:spacing w:before="20" w:after="20" w:line="240" w:lineRule="auto"/>
+            </w:pPr>
+            <w:r>
+              <w:rPr>
+                <w:rFonts w:ascii="Times New Roman" w:hAnsi="Times New Roman" w:eastAsia="宋体"/>
+                <w:sz w:val="19"/>
+              </w:rPr>
+              <w:t>24 319 m</w:t>
+            </w:r>
+          </w:p>
+        </w:tc>
+        <w:tc>
+          <w:tcPr>
+            <w:tcW w:type="dxa" w:w="1465"/>
+          </w:tcPr>
+          <w:p>
+            <w:pPr>
+              <w:spacing w:before="20" w:after="20" w:line="240" w:lineRule="auto"/>
+            </w:pPr>
+            <w:r>
+              <w:rPr>
+                <w:rFonts w:ascii="Times New Roman" w:hAnsi="Times New Roman" w:eastAsia="宋体"/>
+                <w:sz w:val="19"/>
+              </w:rPr>
+              <w:t>24 120 m</w:t>
+            </w:r>
+          </w:p>
+        </w:tc>
+        <w:tc>
+          <w:tcPr>
+            <w:tcW w:type="dxa" w:w="1465"/>
+          </w:tcPr>
+          <w:p>
+            <w:pPr>
+              <w:spacing w:before="20" w:after="20" w:line="240" w:lineRule="auto"/>
+            </w:pPr>
             <w:r>
               <w:rPr>
                 <w:rFonts w:ascii="Times New Roman" w:hAnsi="Times New Roman" w:eastAsia="宋体"/>
                 <w:b/>
                 <w:sz w:val="19"/>
               </w:rPr>
-              <w:t>不作结论，仅供追溯</w:t>
-            </w:r>
-            <w:r>
-              <w:rPr>
-                <w:rFonts w:ascii="Times New Roman" w:hAnsi="Times New Roman" w:eastAsia="宋体"/>
-                <w:sz w:val="19"/>
-              </w:rPr>
-              <w:t>）</w:t>
-            </w:r>
-          </w:p>
-        </w:tc>
-        <w:tc>
-          <w:tcPr>
-            <w:tcW w:type="dxa" w:w="2929"/>
-          </w:tcPr>
-          <w:p>
-            <w:pPr>
-              <w:spacing w:before="20" w:after="20" w:line="240" w:lineRule="auto"/>
-            </w:pPr>
-            <w:r>
-              <w:rPr>
-                <w:rFonts w:ascii="Times New Roman" w:hAnsi="Times New Roman" w:eastAsia="宋体"/>
-                <w:sz w:val="19"/>
-              </w:rPr>
-              <w:t>A(31 点 900/800/θ0) → B(稀疏外环+4 补齐 31 点)：离线 −5.6 % / −5.5 %；B → C：−5.2 % / −4.6 %；A → C（上表，唯一可直接引用的 A/B 对比）：−10.5 % / −9.9 %。</w:t>
-            </w:r>
-            <w:r>
-              <w:rPr>
-                <w:rFonts w:ascii="Times New Roman" w:hAnsi="Times New Roman" w:eastAsia="宋体"/>
-                <w:b/>
-                <w:sz w:val="19"/>
-              </w:rPr>
-              <w:t>三个比值口径不同、不可连乘</w:t>
-            </w:r>
-          </w:p>
-        </w:tc>
-        <w:tc>
-          <w:tcPr>
-            <w:tcW w:type="dxa" w:w="2929"/>
-          </w:tcPr>
-          <w:p>
-            <w:pPr>
-              <w:spacing w:before="20" w:after="20" w:line="240" w:lineRule="auto"/>
-            </w:pPr>
-            <w:r>
-              <w:rPr>
-                <w:rFonts w:ascii="Consolas" w:hAnsi="Consolas" w:eastAsia="Consolas"/>
-                <w:sz w:val="16"/>
-              </w:rPr>
-              <w:t>results/ablation4_mesh_paired.txt</w:t>
-            </w:r>
-            <w:r>
-              <w:rPr>
-                <w:rFonts w:ascii="Times New Roman" w:hAnsi="Times New Roman" w:eastAsia="宋体"/>
-                <w:sz w:val="19"/>
-              </w:rPr>
-              <w:t>（B/C 两臂）</w:t>
+              <w:t>18 701 m（−22.5 % vs V3）</w:t>
             </w:r>
           </w:p>
         </w:tc>
@@ -13992,7 +14155,99 @@
       <w:tr>
         <w:tc>
           <w:tcPr>
-            <w:tcW w:type="dxa" w:w="2929"/>
+            <w:tcW w:type="dxa" w:w="1465"/>
+          </w:tcPr>
+          <w:p>
+            <w:pPr>
+              <w:spacing w:before="20" w:after="20" w:line="240" w:lineRule="auto"/>
+            </w:pPr>
+            <w:r>
+              <w:rPr>
+                <w:rFonts w:ascii="Times New Roman" w:hAnsi="Times New Roman" w:eastAsia="宋体"/>
+                <w:sz w:val="19"/>
+              </w:rPr>
+              <w:t xml:space="preserve">成本代理 </w:t>
+            </w:r>
+            <w:r>
+              <w:rPr>
+                <w:rFonts w:ascii="Cambria Math" w:hAnsi="Cambria Math" w:eastAsia="宋体"/>
+                <w:sz w:val="19"/>
+              </w:rPr>
+              <w:t>TSP/5+5hat m n</w:t>
+            </w:r>
+          </w:p>
+        </w:tc>
+        <w:tc>
+          <w:tcPr>
+            <w:tcW w:type="dxa" w:w="1465"/>
+          </w:tcPr>
+          <w:p>
+            <w:pPr>
+              <w:spacing w:before="20" w:after="20" w:line="240" w:lineRule="auto"/>
+            </w:pPr>
+            <w:r>
+              <w:rPr>
+                <w:rFonts w:ascii="Times New Roman" w:hAnsi="Times New Roman" w:eastAsia="宋体"/>
+                <w:sz w:val="19"/>
+              </w:rPr>
+              <w:t>8 632 s</w:t>
+            </w:r>
+          </w:p>
+        </w:tc>
+        <w:tc>
+          <w:tcPr>
+            <w:tcW w:type="dxa" w:w="1465"/>
+          </w:tcPr>
+          <w:p>
+            <w:pPr>
+              <w:spacing w:before="20" w:after="20" w:line="240" w:lineRule="auto"/>
+            </w:pPr>
+            <w:r>
+              <w:rPr>
+                <w:rFonts w:ascii="Times New Roman" w:hAnsi="Times New Roman" w:eastAsia="宋体"/>
+                <w:sz w:val="19"/>
+              </w:rPr>
+              <w:t>—</w:t>
+            </w:r>
+          </w:p>
+        </w:tc>
+        <w:tc>
+          <w:tcPr>
+            <w:tcW w:type="dxa" w:w="1465"/>
+          </w:tcPr>
+          <w:p>
+            <w:pPr>
+              <w:spacing w:before="20" w:after="20" w:line="240" w:lineRule="auto"/>
+            </w:pPr>
+            <w:r>
+              <w:rPr>
+                <w:rFonts w:ascii="Times New Roman" w:hAnsi="Times New Roman" w:eastAsia="宋体"/>
+                <w:sz w:val="19"/>
+              </w:rPr>
+              <w:t>7 964 s</w:t>
+            </w:r>
+          </w:p>
+        </w:tc>
+        <w:tc>
+          <w:tcPr>
+            <w:tcW w:type="dxa" w:w="1465"/>
+          </w:tcPr>
+          <w:p>
+            <w:pPr>
+              <w:spacing w:before="20" w:after="20" w:line="240" w:lineRule="auto"/>
+            </w:pPr>
+            <w:r>
+              <w:rPr>
+                <w:rFonts w:ascii="Times New Roman" w:hAnsi="Times New Roman" w:eastAsia="宋体"/>
+                <w:sz w:val="19"/>
+              </w:rPr>
+              <w:t>7 524 s</w:t>
+            </w:r>
+          </w:p>
+        </w:tc>
+        <w:tc>
+          <w:tcPr>
+            <w:tcW w:type="dxa" w:w="1465"/>
           </w:tcPr>
           <w:p>
             <w:pPr>
@@ -14004,57 +14259,7 @@
                 <w:b/>
                 <w:sz w:val="19"/>
               </w:rPr>
-              <w:t>实机交错 A/B（8 局，旧/新/新/旧 交错）</w:t>
-            </w:r>
-          </w:p>
-        </w:tc>
-        <w:tc>
-          <w:tcPr>
-            <w:tcW w:type="dxa" w:w="2929"/>
-          </w:tcPr>
-          <w:p>
-            <w:pPr>
-              <w:spacing w:before="20" w:after="20" w:line="240" w:lineRule="auto"/>
-            </w:pPr>
-            <w:r>
-              <w:rPr>
-                <w:rFonts w:ascii="Times New Roman" w:hAnsi="Times New Roman" w:eastAsia="宋体"/>
-                <w:sz w:val="19"/>
-              </w:rPr>
-              <w:t>10 405.3 s</w:t>
-            </w:r>
-          </w:p>
-        </w:tc>
-        <w:tc>
-          <w:tcPr>
-            <w:tcW w:type="dxa" w:w="2929"/>
-          </w:tcPr>
-          <w:p>
-            <w:pPr>
-              <w:spacing w:before="20" w:after="20" w:line="240" w:lineRule="auto"/>
-            </w:pPr>
-            <w:r>
-              <w:rPr>
-                <w:rFonts w:ascii="Times New Roman" w:hAnsi="Times New Roman" w:eastAsia="宋体"/>
-                <w:b/>
-                <w:sz w:val="19"/>
-              </w:rPr>
-              <w:t>9 196.3 s（−11.6 %）</w:t>
-            </w:r>
-            <w:r>
-              <w:rPr>
-                <w:rFonts w:ascii="Times New Roman" w:hAnsi="Times New Roman" w:eastAsia="宋体"/>
-                <w:sz w:val="19"/>
-              </w:rPr>
-              <w:t>；固定成本 8 062 → 6 910 s（−14.3 %）；</w:t>
-            </w:r>
-            <w:r>
-              <w:rPr>
-                <w:rFonts w:ascii="Times New Roman" w:hAnsi="Times New Roman" w:eastAsia="宋体"/>
-                <w:b/>
-                <w:sz w:val="19"/>
-              </w:rPr>
-              <w:t>8/8 全清</w:t>
+              <w:t>5 590 s（−16.2 % vs V3）</w:t>
             </w:r>
           </w:p>
         </w:tc>
@@ -14062,67 +14267,429 @@
       <w:tr>
         <w:tc>
           <w:tcPr>
-            <w:tcW w:type="dxa" w:w="2929"/>
-          </w:tcPr>
-          <w:p>
-            <w:pPr>
-              <w:spacing w:before="20" w:after="20" w:line="240" w:lineRule="auto"/>
-            </w:pPr>
-            <w:r>
-              <w:rPr>
-                <w:rFonts w:ascii="Times New Roman" w:hAnsi="Times New Roman" w:eastAsia="宋体"/>
-                <w:sz w:val="19"/>
-              </w:rPr>
-              <w:t>已知代价（极端压力类"全定向·边界外指"）</w:t>
-            </w:r>
-          </w:p>
-        </w:tc>
-        <w:tc>
-          <w:tcPr>
-            <w:tcW w:type="dxa" w:w="2929"/>
-          </w:tcPr>
-          <w:p>
-            <w:pPr>
-              <w:spacing w:before="20" w:after="20" w:line="240" w:lineRule="auto"/>
-            </w:pPr>
-            <w:r>
-              <w:rPr>
-                <w:rFonts w:ascii="Times New Roman" w:hAnsi="Times New Roman" w:eastAsia="宋体"/>
-                <w:sz w:val="19"/>
-              </w:rPr>
-              <w:t>11 131 s</w:t>
-            </w:r>
-          </w:p>
-        </w:tc>
-        <w:tc>
-          <w:tcPr>
-            <w:tcW w:type="dxa" w:w="2929"/>
-          </w:tcPr>
-          <w:p>
-            <w:pPr>
-              <w:spacing w:before="20" w:after="20" w:line="240" w:lineRule="auto"/>
-            </w:pPr>
-            <w:r>
-              <w:rPr>
-                <w:rFonts w:ascii="Times New Roman" w:hAnsi="Times New Roman" w:eastAsia="宋体"/>
-                <w:sz w:val="19"/>
-              </w:rPr>
-              <w:t>11 728 s（</w:t>
-            </w:r>
+            <w:tcW w:type="dxa" w:w="1465"/>
+          </w:tcPr>
+          <w:p>
+            <w:pPr>
+              <w:spacing w:before="20" w:after="20" w:line="240" w:lineRule="auto"/>
+            </w:pPr>
+            <w:r>
+              <w:rPr>
+                <w:rFonts w:ascii="Times New Roman" w:hAnsi="Times New Roman" w:eastAsia="宋体"/>
+                <w:sz w:val="19"/>
+              </w:rPr>
+              <w:t>连续证书（§6.1 判据）</w:t>
+            </w:r>
+          </w:p>
+        </w:tc>
+        <w:tc>
+          <w:tcPr>
+            <w:tcW w:type="dxa" w:w="1465"/>
+          </w:tcPr>
+          <w:p>
+            <w:pPr>
+              <w:spacing w:before="20" w:after="20" w:line="240" w:lineRule="auto"/>
+            </w:pPr>
+            <w:r>
+              <w:rPr>
+                <w:rFonts w:ascii="Times New Roman" w:hAnsi="Times New Roman" w:eastAsia="宋体"/>
+                <w:sz w:val="19"/>
+              </w:rPr>
+              <w:t>通过</w:t>
+            </w:r>
+          </w:p>
+        </w:tc>
+        <w:tc>
+          <w:tcPr>
+            <w:tcW w:type="dxa" w:w="1465"/>
+          </w:tcPr>
+          <w:p>
+            <w:pPr>
+              <w:spacing w:before="20" w:after="20" w:line="240" w:lineRule="auto"/>
+            </w:pPr>
             <w:r>
               <w:rPr>
                 <w:rFonts w:ascii="Times New Roman" w:hAnsi="Times New Roman" w:eastAsia="宋体"/>
                 <w:b/>
                 <w:sz w:val="19"/>
               </w:rPr>
-              <w:t>+5.4 %</w:t>
-            </w:r>
-            <w:r>
-              <w:rPr>
-                <w:rFonts w:ascii="Times New Roman" w:hAnsi="Times New Roman" w:eastAsia="宋体"/>
-                <w:sz w:val="19"/>
-              </w:rPr>
-              <w:t>，最外环顶点更少所致）</w:t>
+              <w:t>不成立（有空洞）</w:t>
+            </w:r>
+          </w:p>
+        </w:tc>
+        <w:tc>
+          <w:tcPr>
+            <w:tcW w:type="dxa" w:w="1465"/>
+          </w:tcPr>
+          <w:p>
+            <w:pPr>
+              <w:spacing w:before="20" w:after="20" w:line="240" w:lineRule="auto"/>
+            </w:pPr>
+            <w:r>
+              <w:rPr>
+                <w:rFonts w:ascii="Times New Roman" w:hAnsi="Times New Roman" w:eastAsia="宋体"/>
+                <w:sz w:val="19"/>
+              </w:rPr>
+              <w:t>通过</w:t>
+            </w:r>
+          </w:p>
+        </w:tc>
+        <w:tc>
+          <w:tcPr>
+            <w:tcW w:type="dxa" w:w="1465"/>
+          </w:tcPr>
+          <w:p>
+            <w:pPr>
+              <w:spacing w:before="20" w:after="20" w:line="240" w:lineRule="auto"/>
+            </w:pPr>
+            <w:r>
+              <w:rPr>
+                <w:rFonts w:ascii="Times New Roman" w:hAnsi="Times New Roman" w:eastAsia="宋体"/>
+                <w:sz w:val="19"/>
+              </w:rPr>
+              <w:t>通过（支撑余量 6.17 m）</w:t>
+            </w:r>
+          </w:p>
+        </w:tc>
+        <w:tc>
+          <w:tcPr>
+            <w:tcW w:type="dxa" w:w="1465"/>
+          </w:tcPr>
+          <w:p>
+            <w:pPr>
+              <w:spacing w:before="20" w:after="20" w:line="240" w:lineRule="auto"/>
+            </w:pPr>
+            <w:r>
+              <w:rPr>
+                <w:rFonts w:ascii="Times New Roman" w:hAnsi="Times New Roman" w:eastAsia="宋体"/>
+                <w:b/>
+                <w:sz w:val="19"/>
+              </w:rPr>
+              <w:t>通过（支撑余量 10.40 m、盘内最大边 959.4 m）</w:t>
+            </w:r>
+          </w:p>
+        </w:tc>
+      </w:tr>
+      <w:tr>
+        <w:tc>
+          <w:tcPr>
+            <w:tcW w:type="dxa" w:w="1465"/>
+          </w:tcPr>
+          <w:p>
+            <w:pPr>
+              <w:spacing w:before="20" w:after="20" w:line="240" w:lineRule="auto"/>
+            </w:pPr>
+            <w:r>
+              <w:rPr>
+                <w:rFonts w:ascii="Times New Roman" w:hAnsi="Times New Roman" w:eastAsia="宋体"/>
+                <w:sz w:val="19"/>
+              </w:rPr>
+              <w:t>离线配对 vs 前版</w:t>
+            </w:r>
+          </w:p>
+        </w:tc>
+        <w:tc>
+          <w:tcPr>
+            <w:tcW w:type="dxa" w:w="1465"/>
+          </w:tcPr>
+          <w:p>
+            <w:pPr>
+              <w:spacing w:before="20" w:after="20" w:line="240" w:lineRule="auto"/>
+            </w:pPr>
+            <w:r>
+              <w:rPr>
+                <w:rFonts w:ascii="Times New Roman" w:hAnsi="Times New Roman" w:eastAsia="宋体"/>
+                <w:sz w:val="19"/>
+              </w:rPr>
+              <w:t>—</w:t>
+            </w:r>
+          </w:p>
+        </w:tc>
+        <w:tc>
+          <w:tcPr>
+            <w:tcW w:type="dxa" w:w="1465"/>
+          </w:tcPr>
+          <w:p>
+            <w:pPr>
+              <w:spacing w:before="20" w:after="20" w:line="240" w:lineRule="auto"/>
+            </w:pPr>
+            <w:r>
+              <w:rPr>
+                <w:rFonts w:ascii="Times New Roman" w:hAnsi="Times New Roman" w:eastAsia="宋体"/>
+                <w:sz w:val="19"/>
+              </w:rPr>
+              <w:t>—</w:t>
+            </w:r>
+          </w:p>
+        </w:tc>
+        <w:tc>
+          <w:tcPr>
+            <w:tcW w:type="dxa" w:w="1465"/>
+          </w:tcPr>
+          <w:p>
+            <w:pPr>
+              <w:spacing w:before="20" w:after="20" w:line="240" w:lineRule="auto"/>
+            </w:pPr>
+            <w:r>
+              <w:rPr>
+                <w:rFonts w:ascii="Times New Roman" w:hAnsi="Times New Roman" w:eastAsia="宋体"/>
+                <w:sz w:val="19"/>
+              </w:rPr>
+              <w:t>−5.6 % / −5.5 %（vs V0）</w:t>
+            </w:r>
+          </w:p>
+        </w:tc>
+        <w:tc>
+          <w:tcPr>
+            <w:tcW w:type="dxa" w:w="1465"/>
+          </w:tcPr>
+          <w:p>
+            <w:pPr>
+              <w:spacing w:before="20" w:after="20" w:line="240" w:lineRule="auto"/>
+            </w:pPr>
+            <w:r>
+              <w:rPr>
+                <w:rFonts w:ascii="Times New Roman" w:hAnsi="Times New Roman" w:eastAsia="宋体"/>
+                <w:sz w:val="19"/>
+              </w:rPr>
+              <w:t>−5.2 % / −4.6 %（vs V2）；</w:t>
+            </w:r>
+            <w:r>
+              <w:rPr>
+                <w:rFonts w:ascii="Times New Roman" w:hAnsi="Times New Roman" w:eastAsia="宋体"/>
+                <w:b/>
+                <w:sz w:val="19"/>
+              </w:rPr>
+              <w:t>−10.5 % / −9.9 %（vs V0）</w:t>
+            </w:r>
+          </w:p>
+        </w:tc>
+        <w:tc>
+          <w:tcPr>
+            <w:tcW w:type="dxa" w:w="1465"/>
+          </w:tcPr>
+          <w:p>
+            <w:pPr>
+              <w:spacing w:before="20" w:after="20" w:line="240" w:lineRule="auto"/>
+            </w:pPr>
+            <w:r>
+              <w:rPr>
+                <w:rFonts w:ascii="Times New Roman" w:hAnsi="Times New Roman" w:eastAsia="宋体"/>
+                <w:b/>
+                <w:sz w:val="19"/>
+              </w:rPr>
+              <w:t>−12.30 % / −12.49 %（vs V3）</w:t>
+            </w:r>
+          </w:p>
+        </w:tc>
+      </w:tr>
+      <w:tr>
+        <w:tc>
+          <w:tcPr>
+            <w:tcW w:type="dxa" w:w="1465"/>
+          </w:tcPr>
+          <w:p>
+            <w:pPr>
+              <w:spacing w:before="20" w:after="20" w:line="240" w:lineRule="auto"/>
+            </w:pPr>
+            <w:r>
+              <w:rPr>
+                <w:rFonts w:ascii="Times New Roman" w:hAnsi="Times New Roman" w:eastAsia="宋体"/>
+                <w:sz w:val="19"/>
+              </w:rPr>
+              <w:t>在环 12 局均值</w:t>
+            </w:r>
+          </w:p>
+        </w:tc>
+        <w:tc>
+          <w:tcPr>
+            <w:tcW w:type="dxa" w:w="1465"/>
+          </w:tcPr>
+          <w:p>
+            <w:pPr>
+              <w:spacing w:before="20" w:after="20" w:line="240" w:lineRule="auto"/>
+            </w:pPr>
+            <w:r>
+              <w:rPr>
+                <w:rFonts w:ascii="Times New Roman" w:hAnsi="Times New Roman" w:eastAsia="宋体"/>
+                <w:sz w:val="19"/>
+              </w:rPr>
+              <w:t>—</w:t>
+            </w:r>
+          </w:p>
+        </w:tc>
+        <w:tc>
+          <w:tcPr>
+            <w:tcW w:type="dxa" w:w="1465"/>
+          </w:tcPr>
+          <w:p>
+            <w:pPr>
+              <w:spacing w:before="20" w:after="20" w:line="240" w:lineRule="auto"/>
+            </w:pPr>
+            <w:r>
+              <w:rPr>
+                <w:rFonts w:ascii="Times New Roman" w:hAnsi="Times New Roman" w:eastAsia="宋体"/>
+                <w:sz w:val="19"/>
+              </w:rPr>
+              <w:t>—</w:t>
+            </w:r>
+          </w:p>
+        </w:tc>
+        <w:tc>
+          <w:tcPr>
+            <w:tcW w:type="dxa" w:w="1465"/>
+          </w:tcPr>
+          <w:p>
+            <w:pPr>
+              <w:spacing w:before="20" w:after="20" w:line="240" w:lineRule="auto"/>
+            </w:pPr>
+            <w:r>
+              <w:rPr>
+                <w:rFonts w:ascii="Times New Roman" w:hAnsi="Times New Roman" w:eastAsia="宋体"/>
+                <w:sz w:val="19"/>
+              </w:rPr>
+              <w:t>—</w:t>
+            </w:r>
+          </w:p>
+        </w:tc>
+        <w:tc>
+          <w:tcPr>
+            <w:tcW w:type="dxa" w:w="1465"/>
+          </w:tcPr>
+          <w:p>
+            <w:pPr>
+              <w:spacing w:before="20" w:after="20" w:line="240" w:lineRule="auto"/>
+            </w:pPr>
+            <w:r>
+              <w:rPr>
+                <w:rFonts w:ascii="Times New Roman" w:hAnsi="Times New Roman" w:eastAsia="宋体"/>
+                <w:sz w:val="19"/>
+              </w:rPr>
+              <w:t>8 472.4 s（§6.4bis）</w:t>
+            </w:r>
+          </w:p>
+        </w:tc>
+        <w:tc>
+          <w:tcPr>
+            <w:tcW w:type="dxa" w:w="1465"/>
+          </w:tcPr>
+          <w:p>
+            <w:pPr>
+              <w:spacing w:before="20" w:after="20" w:line="240" w:lineRule="auto"/>
+            </w:pPr>
+            <w:r>
+              <w:rPr>
+                <w:rFonts w:ascii="Times New Roman" w:hAnsi="Times New Roman" w:eastAsia="宋体"/>
+                <w:b/>
+                <w:sz w:val="19"/>
+              </w:rPr>
+              <w:t>7 455.3 s（−12.0 %）</w:t>
+            </w:r>
+          </w:p>
+        </w:tc>
+      </w:tr>
+      <w:tr>
+        <w:tc>
+          <w:tcPr>
+            <w:tcW w:type="dxa" w:w="1465"/>
+          </w:tcPr>
+          <w:p>
+            <w:pPr>
+              <w:spacing w:before="20" w:after="20" w:line="240" w:lineRule="auto"/>
+            </w:pPr>
+            <w:r>
+              <w:rPr>
+                <w:rFonts w:ascii="Times New Roman" w:hAnsi="Times New Roman" w:eastAsia="宋体"/>
+                <w:sz w:val="19"/>
+              </w:rPr>
+              <w:t>判定</w:t>
+            </w:r>
+          </w:p>
+        </w:tc>
+        <w:tc>
+          <w:tcPr>
+            <w:tcW w:type="dxa" w:w="1465"/>
+          </w:tcPr>
+          <w:p>
+            <w:pPr>
+              <w:spacing w:before="20" w:after="20" w:line="240" w:lineRule="auto"/>
+            </w:pPr>
+            <w:r>
+              <w:rPr>
+                <w:rFonts w:ascii="Times New Roman" w:hAnsi="Times New Roman" w:eastAsia="宋体"/>
+                <w:sz w:val="19"/>
+              </w:rPr>
+              <w:t>起点</w:t>
+            </w:r>
+          </w:p>
+        </w:tc>
+        <w:tc>
+          <w:tcPr>
+            <w:tcW w:type="dxa" w:w="1465"/>
+          </w:tcPr>
+          <w:p>
+            <w:pPr>
+              <w:spacing w:before="20" w:after="20" w:line="240" w:lineRule="auto"/>
+            </w:pPr>
+            <w:r>
+              <w:rPr>
+                <w:rFonts w:ascii="Times New Roman" w:hAnsi="Times New Roman" w:eastAsia="宋体"/>
+                <w:b/>
+                <w:sz w:val="19"/>
+              </w:rPr>
+              <w:t>作废</w:t>
+            </w:r>
+          </w:p>
+        </w:tc>
+        <w:tc>
+          <w:tcPr>
+            <w:tcW w:type="dxa" w:w="1465"/>
+          </w:tcPr>
+          <w:p>
+            <w:pPr>
+              <w:spacing w:before="20" w:after="20" w:line="240" w:lineRule="auto"/>
+            </w:pPr>
+            <w:r>
+              <w:rPr>
+                <w:rFonts w:ascii="Times New Roman" w:hAnsi="Times New Roman" w:eastAsia="宋体"/>
+                <w:sz w:val="19"/>
+              </w:rPr>
+              <w:t>历史</w:t>
+            </w:r>
+          </w:p>
+        </w:tc>
+        <w:tc>
+          <w:tcPr>
+            <w:tcW w:type="dxa" w:w="1465"/>
+          </w:tcPr>
+          <w:p>
+            <w:pPr>
+              <w:spacing w:before="20" w:after="20" w:line="240" w:lineRule="auto"/>
+            </w:pPr>
+            <w:r>
+              <w:rPr>
+                <w:rFonts w:ascii="Times New Roman" w:hAnsi="Times New Roman" w:eastAsia="宋体"/>
+                <w:sz w:val="19"/>
+              </w:rPr>
+              <w:t>被 V4 取代</w:t>
+            </w:r>
+          </w:p>
+        </w:tc>
+        <w:tc>
+          <w:tcPr>
+            <w:tcW w:type="dxa" w:w="1465"/>
+          </w:tcPr>
+          <w:p>
+            <w:pPr>
+              <w:spacing w:before="20" w:after="20" w:line="240" w:lineRule="auto"/>
+            </w:pPr>
+            <w:r>
+              <w:rPr>
+                <w:rFonts w:ascii="Times New Roman" w:hAnsi="Times New Roman" w:eastAsia="宋体"/>
+                <w:b/>
+                <w:sz w:val="19"/>
+              </w:rPr>
+              <w:t>采纳</w:t>
             </w:r>
           </w:p>
         </w:tc>
@@ -14145,7 +14712,7 @@
           <w:color w:val="333333"/>
           <w:sz w:val="21"/>
         </w:rPr>
-        <w:t>为什么这不是"参数调优"</w:t>
+        <w:t>版本纪律</w:t>
       </w:r>
       <w:r>
         <w:rPr>
@@ -14153,7 +14720,7 @@
           <w:color w:val="333333"/>
           <w:sz w:val="21"/>
         </w:rPr>
-        <w:t>：最终方案是</w:t>
+        <w:t>：表中各配对比值</w:t>
       </w:r>
       <w:r>
         <w:rPr>
@@ -14162,7 +14729,7 @@
           <w:color w:val="333333"/>
           <w:sz w:val="21"/>
         </w:rPr>
-        <w:t>完整三角格点块</w:t>
+        <w:t>口径不同（对比对象不同）、不可连乘</w:t>
       </w:r>
       <w:r>
         <w:rPr>
@@ -14170,89 +14737,7 @@
           <w:color w:val="333333"/>
           <w:sz w:val="21"/>
         </w:rPr>
-        <w:t>（</w:t>
-      </w:r>
-      <w:r>
-        <w:rPr>
-          <w:rFonts w:ascii="Cambria Math" w:hAnsi="Cambria Math" w:eastAsia="楷体"/>
-          <w:color w:val="333333"/>
-          <w:sz w:val="21"/>
-        </w:rPr>
-        <w:t>a=910</w:t>
-      </w:r>
-      <w:r>
-        <w:rPr>
-          <w:rFonts w:ascii="Times New Roman" w:hAnsi="Times New Roman" w:eastAsia="楷体"/>
-          <w:color w:val="333333"/>
-          <w:sz w:val="21"/>
-        </w:rPr>
-        <w:t xml:space="preserve"> m、</w:t>
-      </w:r>
-      <w:r>
-        <w:rPr>
-          <w:rFonts w:ascii="Cambria Math" w:hAnsi="Cambria Math" w:eastAsia="楷体"/>
-          <w:color w:val="333333"/>
-          <w:sz w:val="21"/>
-        </w:rPr>
-        <w:t>θ=30^circ</w:t>
-      </w:r>
-      <w:r>
-        <w:rPr>
-          <w:rFonts w:ascii="Times New Roman" w:hAnsi="Times New Roman" w:eastAsia="楷体"/>
-          <w:color w:val="333333"/>
-          <w:sz w:val="21"/>
-        </w:rPr>
-        <w:t xml:space="preserve">、外扩 2412 m、平移 </w:t>
-      </w:r>
-      <w:r>
-        <w:rPr>
-          <w:rFonts w:ascii="Cambria Math" w:hAnsi="Cambria Math" w:eastAsia="楷体"/>
-          <w:color w:val="333333"/>
-          <w:sz w:val="21"/>
-        </w:rPr>
-        <w:t>(460,0)</w:t>
-      </w:r>
-      <w:r>
-        <w:rPr>
-          <w:rFonts w:ascii="Times New Roman" w:hAnsi="Times New Roman" w:eastAsia="楷体"/>
-          <w:color w:val="333333"/>
-          <w:sz w:val="21"/>
-        </w:rPr>
-        <w:t>），其</w:t>
-      </w:r>
-      <w:r>
-        <w:rPr>
-          <w:rFonts w:ascii="Times New Roman" w:hAnsi="Times New Roman" w:eastAsia="楷体"/>
-          <w:b/>
-          <w:color w:val="333333"/>
-          <w:sz w:val="21"/>
-        </w:rPr>
-        <w:t>三角剖分的并集 = 该点块的凸包 $\supseteq$ 圆盘</w:t>
-      </w:r>
-      <w:r>
-        <w:rPr>
-          <w:rFonts w:ascii="Times New Roman" w:hAnsi="Times New Roman" w:eastAsia="楷体"/>
-          <w:color w:val="333333"/>
-          <w:sz w:val="21"/>
-        </w:rPr>
-        <w:t>，故从构造上不存在最外环薄空洞。搜索过程、成本公式与另外两个候选（#2 证书核提前停止、#3 Or-opt 巡回升级，均</w:t>
-      </w:r>
-      <w:r>
-        <w:rPr>
-          <w:rFonts w:ascii="Times New Roman" w:hAnsi="Times New Roman" w:eastAsia="楷体"/>
-          <w:b/>
-          <w:color w:val="333333"/>
-          <w:sz w:val="21"/>
-        </w:rPr>
-        <w:t>实测否决</w:t>
-      </w:r>
-      <w:r>
-        <w:rPr>
-          <w:rFonts w:ascii="Times New Roman" w:hAnsi="Times New Roman" w:eastAsia="楷体"/>
-          <w:color w:val="333333"/>
-          <w:sz w:val="21"/>
-        </w:rPr>
-        <w:t>）见 §6.2bis。</w:t>
+        <w:t>；引用任一数字必须同时给出所属版本。各版本的完整数字、配对结果与证据文件见 §6.2bis、§6.8 与附录 D。</w:t>
       </w:r>
     </w:p>
     <w:p>
@@ -14267,7 +14752,7 @@
           <w:color w:val="333333"/>
           <w:sz w:val="21"/>
         </w:rPr>
-        <w:t>一处必须记录的教训（原稿缺陷）</w:t>
+        <w:t>一处必须记录的教训（原稿缺陷，属 V1）</w:t>
       </w:r>
       <w:r>
         <w:rPr>
@@ -14275,7 +14760,7 @@
           <w:color w:val="333333"/>
           <w:sz w:val="21"/>
         </w:rPr>
-        <w:t xml:space="preserve">：中间版本（稀疏外环 27 点 + </w:t>
+        <w:t xml:space="preserve">：V1（稀疏外环 27 点 + </w:t>
       </w:r>
       <w:r>
         <w:rPr>
@@ -14391,7 +14876,23 @@
           <w:color w:val="333333"/>
           <w:sz w:val="21"/>
         </w:rPr>
-        <w:t>）才暴露它。复现例（该类第 123 例）中：该源不属于任何三角形，故"所有三角形被证伪 ⟹ 频道不存在"这一步对它不成立；且实测 27 次检测</w:t>
+        <w:t xml:space="preserve">）才暴露它。复现例（该类第 123 例）中：该源不属于任何三角形，故"所有三角形被证伪 </w:t>
+      </w:r>
+      <w:r>
+        <w:rPr>
+          <w:rFonts w:ascii="Cambria Math" w:hAnsi="Cambria Math" w:eastAsia="楷体"/>
+          <w:color w:val="333333"/>
+          <w:sz w:val="21"/>
+        </w:rPr>
+        <w:t>⟹</w:t>
+      </w:r>
+      <w:r>
+        <w:rPr>
+          <w:rFonts w:ascii="Times New Roman" w:hAnsi="Times New Roman" w:eastAsia="楷体"/>
+          <w:color w:val="333333"/>
+          <w:sz w:val="21"/>
+        </w:rPr>
+        <w:t xml:space="preserve"> 频道不存在"这一步对它不成立；且实测 27 次检测</w:t>
       </w:r>
       <w:r>
         <w:rPr>
@@ -14456,7 +14957,7 @@
           <w:color w:val="333333"/>
           <w:sz w:val="21"/>
         </w:rPr>
-        <w:t xml:space="preserve"> 不处理）造成漏清。中间版本先以补点（+2/+4 点）修补，最终由</w:t>
+        <w:t xml:space="preserve"> 不处理）造成漏清。V2 以补点修补，V3 由</w:t>
       </w:r>
       <w:r>
         <w:rPr>
@@ -14465,7 +14966,7 @@
           <w:color w:val="333333"/>
           <w:sz w:val="21"/>
         </w:rPr>
-        <w:t>最小覆盖设计从构造上消除</w:t>
+        <w:t>完整格点块从构造上消除</w:t>
       </w:r>
       <w:r>
         <w:rPr>
@@ -14473,7 +14974,7 @@
           <w:color w:val="333333"/>
           <w:sz w:val="21"/>
         </w:rPr>
-        <w:t>。</w:t>
+        <w:t>，V4 沿用同一证书结构（连续证明见 §6.1）。</w:t>
       </w:r>
       <w:r>
         <w:rPr>
@@ -14523,41 +15024,7 @@
           <w:color w:val="333333"/>
           <w:sz w:val="21"/>
         </w:rPr>
-        <w:t xml:space="preserve">断言"空洞处的真实方向覆盖必然失效"（见 §6.1 措辞收紧）。 </w:t>
-      </w:r>
-      <w:r>
-        <w:rPr>
-          <w:rFonts w:ascii="Times New Roman" w:hAnsi="Times New Roman" w:eastAsia="楷体"/>
-          <w:b/>
-          <w:color w:val="333333"/>
-          <w:sz w:val="21"/>
-        </w:rPr>
-        <w:t>历史版本（仅供追溯，不参与最终结论）</w:t>
-      </w:r>
-      <w:r>
-        <w:rPr>
-          <w:rFonts w:ascii="Times New Roman" w:hAnsi="Times New Roman" w:eastAsia="楷体"/>
-          <w:color w:val="333333"/>
-          <w:sz w:val="21"/>
-        </w:rPr>
-        <w:t xml:space="preserve">：稀疏外环 27 点（未覆盖 0.0892 %）→ +2 补齐点 29 点（0.0220 %，离线 −7.5 %）→ +4 补齐点 31 点（0.0000 %，离线 −5.6 %）→ </w:t>
-      </w:r>
-      <w:r>
-        <w:rPr>
-          <w:rFonts w:ascii="Times New Roman" w:hAnsi="Times New Roman" w:eastAsia="楷体"/>
-          <w:b/>
-          <w:color w:val="333333"/>
-          <w:sz w:val="21"/>
-        </w:rPr>
-        <w:t>最终最小覆盖设计 27 点（构造上 0 空洞，离线 −5.2 %/−4.6 %、实机 −11.6 %）</w:t>
-      </w:r>
-      <w:r>
-        <w:rPr>
-          <w:rFonts w:ascii="Times New Roman" w:hAnsi="Times New Roman" w:eastAsia="楷体"/>
-          <w:color w:val="333333"/>
-          <w:sz w:val="21"/>
-        </w:rPr>
-        <w:t>。各中间版本的完整数字、配对结果与证据文件见 §6.2bis 与附录 D。</w:t>
+        <w:t>断言"空洞处的真实方向覆盖必然失效"（见 §6.1 措辞收紧）。</w:t>
       </w:r>
     </w:p>
     <w:p>
@@ -14570,7 +15037,7 @@
           <w:b/>
           <w:sz w:val="26"/>
         </w:rPr>
-        <w:t>6.2bis 最小覆盖设计（最终网格）与两个被实验否决的候选</w:t>
+        <w:t>6.2bis 规则族内的最小覆盖设计（V3）与两个被实验否决的候选</w:t>
       </w:r>
     </w:p>
     <w:p>
@@ -20266,7 +20733,7 @@
                 <w:b/>
                 <w:sz w:val="19"/>
               </w:rPr>
-              <w:t>离线配对（C 最终 vs A 旧默认；逐例真配对 $n=400$）</w:t>
+              <w:t>离线配对（V3 vs V0；逐例真配对 $n=400$）</w:t>
             </w:r>
           </w:p>
         </w:tc>
@@ -20492,7 +20959,7 @@
                 <w:b/>
                 <w:sz w:val="19"/>
               </w:rPr>
-              <w:t>实机交错 A/B（最终 27 点设计 vs 旧默认 31 点；8 局全部有效，旧/新/新/旧 交错）</w:t>
+              <w:t>实机交错 A/B（V3 vs V0；8 局全部有效，旧/新/新/旧 交错）</w:t>
             </w:r>
           </w:p>
         </w:tc>
@@ -21307,7 +21774,7 @@
                 <w:rFonts w:ascii="Times New Roman" w:hAnsi="Times New Roman" w:eastAsia="宋体"/>
                 <w:sz w:val="19"/>
               </w:rPr>
-              <w:t>病理场景（10 类 ×200 = 2 000 例，最终 27 点网格）</w:t>
+              <w:t>病理场景（10 类 ×200 = 2 000 例，V3/V4 均 0 漏清）</w:t>
             </w:r>
           </w:p>
         </w:tc>
@@ -23145,7 +23612,7 @@
           <w:b/>
           <w:sz w:val="26"/>
         </w:rPr>
-        <w:t>6.4bis 官方模拟器在环复核（最终配置，12 局）与三次正式测试记录</w:t>
+        <w:t>6.4bis 官方模拟器在环复核（**V3 版本**，12 局）与三次正式测试记录</w:t>
       </w:r>
     </w:p>
     <w:p>
@@ -23159,14 +23626,14 @@
           <w:b/>
           <w:sz w:val="24"/>
         </w:rPr>
-        <w:t>最终配置</w:t>
-      </w:r>
-      <w:r>
-        <w:rPr>
-          <w:rFonts w:ascii="Times New Roman" w:hAnsi="Times New Roman" w:eastAsia="宋体"/>
-          <w:sz w:val="24"/>
-        </w:rPr>
-        <w:t>（27 点最小覆盖设计 + MEC 就绪冻结 + 顺路 LS 失败后暂缓归航；</w:t>
+        <w:t>V3 版本配置</w:t>
+      </w:r>
+      <w:r>
+        <w:rPr>
+          <w:rFonts w:ascii="Times New Roman" w:hAnsi="Times New Roman" w:eastAsia="宋体"/>
+          <w:sz w:val="24"/>
+        </w:rPr>
+        <w:t>（27 点规则格点块 + MEC 就绪冻结 + 顺路 LS 失败后暂缓归航；</w:t>
       </w:r>
       <w:r>
         <w:rPr>
